--- a/thesis/v1_supplement.docx
+++ b/thesis/v1_supplement.docx
@@ -4492,7 +4492,1891 @@
           <w:lang w:val="en-GB"/>
         </w:rPr>
         <w:lastRenderedPageBreak/>
-        <w:t xml:space="preserve">Supplementary Table 3. Sporulation signature genes. </w:t>
+        <w:t xml:space="preserve">Supplement Table 3. Summed relative abundance shock + cultivation? </w:t>
+      </w:r>
+    </w:p>
+    <w:tbl>
+      <w:tblPr>
+        <w:tblW w:w="9600" w:type="dxa"/>
+        <w:tblCellMar>
+          <w:left w:w="70" w:type="dxa"/>
+          <w:right w:w="70" w:type="dxa"/>
+        </w:tblCellMar>
+        <w:tblLook w:val="04A0" w:firstRow="1" w:lastRow="0" w:firstColumn="1" w:lastColumn="0" w:noHBand="0" w:noVBand="1"/>
+      </w:tblPr>
+      <w:tblGrid>
+        <w:gridCol w:w="1960"/>
+        <w:gridCol w:w="750"/>
+        <w:gridCol w:w="2094"/>
+        <w:gridCol w:w="2094"/>
+        <w:gridCol w:w="1416"/>
+        <w:gridCol w:w="1286"/>
+      </w:tblGrid>
+      <w:tr>
+        <w:trPr>
+          <w:trHeight w:val="300"/>
+        </w:trPr>
+        <w:tc>
+          <w:tcPr>
+            <w:tcW w:w="1960" w:type="dxa"/>
+            <w:tcBorders>
+              <w:top w:val="single" w:sz="4" w:space="0" w:color="auto"/>
+              <w:left w:val="nil"/>
+              <w:bottom w:val="nil"/>
+              <w:right w:val="nil"/>
+            </w:tcBorders>
+            <w:shd w:val="clear" w:color="auto" w:fill="auto"/>
+            <w:noWrap/>
+            <w:vAlign w:val="bottom"/>
+            <w:hideMark/>
+          </w:tcPr>
+          <w:p>
+            <w:pPr>
+              <w:spacing w:after="0" w:line="240" w:lineRule="auto"/>
+              <w:jc w:val="left"/>
+              <w:rPr>
+                <w:rFonts w:eastAsia="Times New Roman" w:cs="Times New Roman"/>
+                <w:b/>
+                <w:bCs/>
+                <w:lang w:val="sl-SI" w:eastAsia="sl-SI"/>
+              </w:rPr>
+            </w:pPr>
+            <w:r>
+              <w:rPr>
+                <w:rFonts w:eastAsia="Times New Roman" w:cs="Times New Roman"/>
+                <w:b/>
+                <w:bCs/>
+                <w:lang w:val="sl-SI" w:eastAsia="sl-SI"/>
+              </w:rPr>
+              <w:t> </w:t>
+            </w:r>
+          </w:p>
+        </w:tc>
+        <w:tc>
+          <w:tcPr>
+            <w:tcW w:w="7640" w:type="dxa"/>
+            <w:gridSpan w:val="5"/>
+            <w:tcBorders>
+              <w:top w:val="single" w:sz="4" w:space="0" w:color="auto"/>
+              <w:left w:val="nil"/>
+              <w:bottom w:val="single" w:sz="4" w:space="0" w:color="auto"/>
+              <w:right w:val="nil"/>
+            </w:tcBorders>
+            <w:shd w:val="clear" w:color="auto" w:fill="auto"/>
+            <w:noWrap/>
+            <w:vAlign w:val="bottom"/>
+            <w:hideMark/>
+          </w:tcPr>
+          <w:p>
+            <w:pPr>
+              <w:spacing w:after="0" w:line="240" w:lineRule="auto"/>
+              <w:jc w:val="center"/>
+              <w:rPr>
+                <w:rFonts w:eastAsia="Times New Roman" w:cs="Times New Roman"/>
+                <w:b/>
+                <w:bCs/>
+                <w:lang w:val="sl-SI" w:eastAsia="sl-SI"/>
+              </w:rPr>
+            </w:pPr>
+            <w:proofErr w:type="spellStart"/>
+            <w:r>
+              <w:rPr>
+                <w:rFonts w:eastAsia="Times New Roman" w:cs="Times New Roman"/>
+                <w:b/>
+                <w:bCs/>
+                <w:lang w:val="sl-SI" w:eastAsia="sl-SI"/>
+              </w:rPr>
+              <w:t>Relative</w:t>
+            </w:r>
+            <w:proofErr w:type="spellEnd"/>
+            <w:r>
+              <w:rPr>
+                <w:rFonts w:eastAsia="Times New Roman" w:cs="Times New Roman"/>
+                <w:b/>
+                <w:bCs/>
+                <w:lang w:val="sl-SI" w:eastAsia="sl-SI"/>
+              </w:rPr>
+              <w:t xml:space="preserve"> abundance </w:t>
+            </w:r>
+          </w:p>
+        </w:tc>
+      </w:tr>
+      <w:tr>
+        <w:trPr>
+          <w:trHeight w:val="300"/>
+        </w:trPr>
+        <w:tc>
+          <w:tcPr>
+            <w:tcW w:w="1960" w:type="dxa"/>
+            <w:tcBorders>
+              <w:top w:val="nil"/>
+              <w:left w:val="nil"/>
+              <w:bottom w:val="single" w:sz="4" w:space="0" w:color="auto"/>
+              <w:right w:val="nil"/>
+            </w:tcBorders>
+            <w:shd w:val="clear" w:color="auto" w:fill="auto"/>
+            <w:noWrap/>
+            <w:vAlign w:val="center"/>
+            <w:hideMark/>
+          </w:tcPr>
+          <w:p>
+            <w:pPr>
+              <w:spacing w:after="0" w:line="240" w:lineRule="auto"/>
+              <w:jc w:val="left"/>
+              <w:rPr>
+                <w:rFonts w:eastAsia="Times New Roman" w:cs="Times New Roman"/>
+                <w:b/>
+                <w:bCs/>
+                <w:lang w:val="sl-SI" w:eastAsia="sl-SI"/>
+              </w:rPr>
+            </w:pPr>
+            <w:r>
+              <w:rPr>
+                <w:rFonts w:eastAsia="Times New Roman" w:cs="Times New Roman"/>
+                <w:b/>
+                <w:bCs/>
+                <w:lang w:val="sl-SI" w:eastAsia="sl-SI"/>
+              </w:rPr>
+              <w:t xml:space="preserve">  </w:t>
+            </w:r>
+            <w:proofErr w:type="spellStart"/>
+            <w:r>
+              <w:rPr>
+                <w:rFonts w:eastAsia="Times New Roman" w:cs="Times New Roman"/>
+                <w:b/>
+                <w:bCs/>
+                <w:lang w:val="sl-SI" w:eastAsia="sl-SI"/>
+              </w:rPr>
+              <w:t>Phylum</w:t>
+            </w:r>
+            <w:proofErr w:type="spellEnd"/>
+            <w:r>
+              <w:rPr>
+                <w:rFonts w:eastAsia="Times New Roman" w:cs="Times New Roman"/>
+                <w:b/>
+                <w:bCs/>
+                <w:lang w:val="sl-SI" w:eastAsia="sl-SI"/>
+              </w:rPr>
+              <w:t xml:space="preserve">                </w:t>
+            </w:r>
+          </w:p>
+        </w:tc>
+        <w:tc>
+          <w:tcPr>
+            <w:tcW w:w="750" w:type="dxa"/>
+            <w:tcBorders>
+              <w:top w:val="nil"/>
+              <w:left w:val="nil"/>
+              <w:bottom w:val="single" w:sz="4" w:space="0" w:color="auto"/>
+              <w:right w:val="nil"/>
+            </w:tcBorders>
+            <w:shd w:val="clear" w:color="auto" w:fill="auto"/>
+            <w:noWrap/>
+            <w:vAlign w:val="bottom"/>
+            <w:hideMark/>
+          </w:tcPr>
+          <w:p>
+            <w:pPr>
+              <w:spacing w:after="0" w:line="240" w:lineRule="auto"/>
+              <w:jc w:val="left"/>
+              <w:rPr>
+                <w:rFonts w:eastAsia="Times New Roman" w:cs="Times New Roman"/>
+                <w:b/>
+                <w:bCs/>
+                <w:lang w:val="sl-SI" w:eastAsia="sl-SI"/>
+              </w:rPr>
+            </w:pPr>
+            <w:proofErr w:type="spellStart"/>
+            <w:r>
+              <w:rPr>
+                <w:rFonts w:eastAsia="Times New Roman" w:cs="Times New Roman"/>
+                <w:b/>
+                <w:bCs/>
+                <w:lang w:val="sl-SI" w:eastAsia="sl-SI"/>
+              </w:rPr>
+              <w:t>Stool</w:t>
+            </w:r>
+            <w:proofErr w:type="spellEnd"/>
+            <w:r>
+              <w:rPr>
+                <w:rFonts w:eastAsia="Times New Roman" w:cs="Times New Roman"/>
+                <w:b/>
+                <w:bCs/>
+                <w:lang w:val="sl-SI" w:eastAsia="sl-SI"/>
+              </w:rPr>
+              <w:t xml:space="preserve"> </w:t>
+            </w:r>
+          </w:p>
+        </w:tc>
+        <w:tc>
+          <w:tcPr>
+            <w:tcW w:w="2094" w:type="dxa"/>
+            <w:tcBorders>
+              <w:top w:val="nil"/>
+              <w:left w:val="nil"/>
+              <w:bottom w:val="single" w:sz="4" w:space="0" w:color="auto"/>
+              <w:right w:val="nil"/>
+            </w:tcBorders>
+            <w:shd w:val="clear" w:color="auto" w:fill="auto"/>
+            <w:noWrap/>
+            <w:vAlign w:val="bottom"/>
+            <w:hideMark/>
+          </w:tcPr>
+          <w:p>
+            <w:pPr>
+              <w:spacing w:after="0" w:line="240" w:lineRule="auto"/>
+              <w:jc w:val="left"/>
+              <w:rPr>
+                <w:rFonts w:eastAsia="Times New Roman" w:cs="Times New Roman"/>
+                <w:b/>
+                <w:bCs/>
+                <w:lang w:val="sl-SI" w:eastAsia="sl-SI"/>
+              </w:rPr>
+            </w:pPr>
+            <w:proofErr w:type="spellStart"/>
+            <w:r>
+              <w:rPr>
+                <w:rFonts w:eastAsia="Times New Roman" w:cs="Times New Roman"/>
+                <w:b/>
+                <w:bCs/>
+                <w:lang w:val="sl-SI" w:eastAsia="sl-SI"/>
+              </w:rPr>
+              <w:t>Heat</w:t>
+            </w:r>
+            <w:proofErr w:type="spellEnd"/>
+            <w:r>
+              <w:rPr>
+                <w:rFonts w:eastAsia="Times New Roman" w:cs="Times New Roman"/>
+                <w:b/>
+                <w:bCs/>
+                <w:lang w:val="sl-SI" w:eastAsia="sl-SI"/>
+              </w:rPr>
+              <w:t xml:space="preserve"> </w:t>
+            </w:r>
+            <w:proofErr w:type="spellStart"/>
+            <w:r>
+              <w:rPr>
+                <w:rFonts w:eastAsia="Times New Roman" w:cs="Times New Roman"/>
+                <w:b/>
+                <w:bCs/>
+                <w:lang w:val="sl-SI" w:eastAsia="sl-SI"/>
+              </w:rPr>
+              <w:t>shock</w:t>
+            </w:r>
+            <w:proofErr w:type="spellEnd"/>
+            <w:r>
+              <w:rPr>
+                <w:rFonts w:eastAsia="Times New Roman" w:cs="Times New Roman"/>
+                <w:b/>
+                <w:bCs/>
+                <w:lang w:val="sl-SI" w:eastAsia="sl-SI"/>
+              </w:rPr>
+              <w:t xml:space="preserve"> 30 min</w:t>
+            </w:r>
+          </w:p>
+        </w:tc>
+        <w:tc>
+          <w:tcPr>
+            <w:tcW w:w="2094" w:type="dxa"/>
+            <w:tcBorders>
+              <w:top w:val="nil"/>
+              <w:left w:val="nil"/>
+              <w:bottom w:val="single" w:sz="4" w:space="0" w:color="auto"/>
+              <w:right w:val="nil"/>
+            </w:tcBorders>
+            <w:shd w:val="clear" w:color="auto" w:fill="auto"/>
+            <w:noWrap/>
+            <w:vAlign w:val="bottom"/>
+            <w:hideMark/>
+          </w:tcPr>
+          <w:p>
+            <w:pPr>
+              <w:spacing w:after="0" w:line="240" w:lineRule="auto"/>
+              <w:jc w:val="left"/>
+              <w:rPr>
+                <w:rFonts w:eastAsia="Times New Roman" w:cs="Times New Roman"/>
+                <w:b/>
+                <w:bCs/>
+                <w:lang w:val="sl-SI" w:eastAsia="sl-SI"/>
+              </w:rPr>
+            </w:pPr>
+            <w:proofErr w:type="spellStart"/>
+            <w:r>
+              <w:rPr>
+                <w:rFonts w:eastAsia="Times New Roman" w:cs="Times New Roman"/>
+                <w:b/>
+                <w:bCs/>
+                <w:lang w:val="sl-SI" w:eastAsia="sl-SI"/>
+              </w:rPr>
+              <w:t>Heat</w:t>
+            </w:r>
+            <w:proofErr w:type="spellEnd"/>
+            <w:r>
+              <w:rPr>
+                <w:rFonts w:eastAsia="Times New Roman" w:cs="Times New Roman"/>
+                <w:b/>
+                <w:bCs/>
+                <w:lang w:val="sl-SI" w:eastAsia="sl-SI"/>
+              </w:rPr>
+              <w:t xml:space="preserve"> </w:t>
+            </w:r>
+            <w:proofErr w:type="spellStart"/>
+            <w:r>
+              <w:rPr>
+                <w:rFonts w:eastAsia="Times New Roman" w:cs="Times New Roman"/>
+                <w:b/>
+                <w:bCs/>
+                <w:lang w:val="sl-SI" w:eastAsia="sl-SI"/>
+              </w:rPr>
+              <w:t>shock</w:t>
+            </w:r>
+            <w:proofErr w:type="spellEnd"/>
+            <w:r>
+              <w:rPr>
+                <w:rFonts w:eastAsia="Times New Roman" w:cs="Times New Roman"/>
+                <w:b/>
+                <w:bCs/>
+                <w:lang w:val="sl-SI" w:eastAsia="sl-SI"/>
+              </w:rPr>
+              <w:t xml:space="preserve"> 60 min</w:t>
+            </w:r>
+          </w:p>
+        </w:tc>
+        <w:tc>
+          <w:tcPr>
+            <w:tcW w:w="1416" w:type="dxa"/>
+            <w:tcBorders>
+              <w:top w:val="nil"/>
+              <w:left w:val="nil"/>
+              <w:bottom w:val="single" w:sz="4" w:space="0" w:color="auto"/>
+              <w:right w:val="nil"/>
+            </w:tcBorders>
+            <w:shd w:val="clear" w:color="auto" w:fill="auto"/>
+            <w:noWrap/>
+            <w:vAlign w:val="bottom"/>
+            <w:hideMark/>
+          </w:tcPr>
+          <w:p>
+            <w:pPr>
+              <w:spacing w:after="0" w:line="240" w:lineRule="auto"/>
+              <w:jc w:val="left"/>
+              <w:rPr>
+                <w:rFonts w:eastAsia="Times New Roman" w:cs="Times New Roman"/>
+                <w:b/>
+                <w:bCs/>
+                <w:lang w:val="sl-SI" w:eastAsia="sl-SI"/>
+              </w:rPr>
+            </w:pPr>
+            <w:proofErr w:type="spellStart"/>
+            <w:r>
+              <w:rPr>
+                <w:rFonts w:eastAsia="Times New Roman" w:cs="Times New Roman"/>
+                <w:b/>
+                <w:bCs/>
+                <w:lang w:val="sl-SI" w:eastAsia="sl-SI"/>
+              </w:rPr>
+              <w:t>EtOH</w:t>
+            </w:r>
+            <w:proofErr w:type="spellEnd"/>
+            <w:r>
+              <w:rPr>
+                <w:rFonts w:eastAsia="Times New Roman" w:cs="Times New Roman"/>
+                <w:b/>
+                <w:bCs/>
+                <w:lang w:val="sl-SI" w:eastAsia="sl-SI"/>
+              </w:rPr>
+              <w:t xml:space="preserve"> 100%</w:t>
+            </w:r>
+          </w:p>
+        </w:tc>
+        <w:tc>
+          <w:tcPr>
+            <w:tcW w:w="1286" w:type="dxa"/>
+            <w:tcBorders>
+              <w:top w:val="nil"/>
+              <w:left w:val="nil"/>
+              <w:bottom w:val="single" w:sz="4" w:space="0" w:color="auto"/>
+              <w:right w:val="nil"/>
+            </w:tcBorders>
+            <w:shd w:val="clear" w:color="auto" w:fill="auto"/>
+            <w:noWrap/>
+            <w:vAlign w:val="bottom"/>
+            <w:hideMark/>
+          </w:tcPr>
+          <w:p>
+            <w:pPr>
+              <w:spacing w:after="0" w:line="240" w:lineRule="auto"/>
+              <w:jc w:val="left"/>
+              <w:rPr>
+                <w:rFonts w:eastAsia="Times New Roman" w:cs="Times New Roman"/>
+                <w:b/>
+                <w:bCs/>
+                <w:lang w:val="sl-SI" w:eastAsia="sl-SI"/>
+              </w:rPr>
+            </w:pPr>
+            <w:proofErr w:type="spellStart"/>
+            <w:r>
+              <w:rPr>
+                <w:rFonts w:eastAsia="Times New Roman" w:cs="Times New Roman"/>
+                <w:b/>
+                <w:bCs/>
+                <w:lang w:val="sl-SI" w:eastAsia="sl-SI"/>
+              </w:rPr>
+              <w:t>EtOH</w:t>
+            </w:r>
+            <w:proofErr w:type="spellEnd"/>
+            <w:r>
+              <w:rPr>
+                <w:rFonts w:eastAsia="Times New Roman" w:cs="Times New Roman"/>
+                <w:b/>
+                <w:bCs/>
+                <w:lang w:val="sl-SI" w:eastAsia="sl-SI"/>
+              </w:rPr>
+              <w:t xml:space="preserve"> 70%</w:t>
+            </w:r>
+          </w:p>
+        </w:tc>
+      </w:tr>
+      <w:tr>
+        <w:trPr>
+          <w:trHeight w:val="300"/>
+        </w:trPr>
+        <w:tc>
+          <w:tcPr>
+            <w:tcW w:w="1960" w:type="dxa"/>
+            <w:tcBorders>
+              <w:top w:val="nil"/>
+              <w:left w:val="nil"/>
+              <w:bottom w:val="nil"/>
+              <w:right w:val="nil"/>
+            </w:tcBorders>
+            <w:shd w:val="clear" w:color="auto" w:fill="auto"/>
+            <w:noWrap/>
+            <w:vAlign w:val="center"/>
+            <w:hideMark/>
+          </w:tcPr>
+          <w:p>
+            <w:pPr>
+              <w:spacing w:after="0" w:line="240" w:lineRule="auto"/>
+              <w:jc w:val="left"/>
+              <w:rPr>
+                <w:rFonts w:eastAsia="Times New Roman" w:cs="Times New Roman"/>
+                <w:lang w:val="sl-SI" w:eastAsia="sl-SI"/>
+              </w:rPr>
+            </w:pPr>
+            <w:r>
+              <w:rPr>
+                <w:rFonts w:eastAsia="Times New Roman" w:cs="Times New Roman"/>
+                <w:lang w:val="sl-SI" w:eastAsia="sl-SI"/>
+              </w:rPr>
+              <w:t>Bacillota</w:t>
+            </w:r>
+          </w:p>
+        </w:tc>
+        <w:tc>
+          <w:tcPr>
+            <w:tcW w:w="750" w:type="dxa"/>
+            <w:tcBorders>
+              <w:top w:val="nil"/>
+              <w:left w:val="nil"/>
+              <w:bottom w:val="nil"/>
+              <w:right w:val="nil"/>
+            </w:tcBorders>
+            <w:shd w:val="clear" w:color="auto" w:fill="auto"/>
+            <w:noWrap/>
+            <w:vAlign w:val="bottom"/>
+            <w:hideMark/>
+          </w:tcPr>
+          <w:p>
+            <w:pPr>
+              <w:spacing w:after="0" w:line="240" w:lineRule="auto"/>
+              <w:jc w:val="left"/>
+              <w:rPr>
+                <w:rFonts w:eastAsia="Times New Roman" w:cs="Times New Roman"/>
+                <w:lang w:val="sl-SI" w:eastAsia="sl-SI"/>
+              </w:rPr>
+            </w:pPr>
+            <w:r>
+              <w:rPr>
+                <w:rFonts w:eastAsia="Times New Roman" w:cs="Times New Roman"/>
+                <w:lang w:val="sl-SI" w:eastAsia="sl-SI"/>
+              </w:rPr>
+              <w:t>0.453</w:t>
+            </w:r>
+          </w:p>
+        </w:tc>
+        <w:tc>
+          <w:tcPr>
+            <w:tcW w:w="2094" w:type="dxa"/>
+            <w:tcBorders>
+              <w:top w:val="nil"/>
+              <w:left w:val="nil"/>
+              <w:bottom w:val="nil"/>
+              <w:right w:val="nil"/>
+            </w:tcBorders>
+            <w:shd w:val="clear" w:color="auto" w:fill="auto"/>
+            <w:noWrap/>
+            <w:vAlign w:val="bottom"/>
+            <w:hideMark/>
+          </w:tcPr>
+          <w:p>
+            <w:pPr>
+              <w:spacing w:after="0" w:line="240" w:lineRule="auto"/>
+              <w:jc w:val="left"/>
+              <w:rPr>
+                <w:rFonts w:eastAsia="Times New Roman" w:cs="Times New Roman"/>
+                <w:lang w:val="sl-SI" w:eastAsia="sl-SI"/>
+              </w:rPr>
+            </w:pPr>
+            <w:r>
+              <w:rPr>
+                <w:rFonts w:eastAsia="Times New Roman" w:cs="Times New Roman"/>
+                <w:lang w:val="sl-SI" w:eastAsia="sl-SI"/>
+              </w:rPr>
+              <w:t>0.935</w:t>
+            </w:r>
+          </w:p>
+        </w:tc>
+        <w:tc>
+          <w:tcPr>
+            <w:tcW w:w="2094" w:type="dxa"/>
+            <w:tcBorders>
+              <w:top w:val="nil"/>
+              <w:left w:val="nil"/>
+              <w:bottom w:val="nil"/>
+              <w:right w:val="nil"/>
+            </w:tcBorders>
+            <w:shd w:val="clear" w:color="auto" w:fill="auto"/>
+            <w:noWrap/>
+            <w:vAlign w:val="center"/>
+            <w:hideMark/>
+          </w:tcPr>
+          <w:p>
+            <w:pPr>
+              <w:spacing w:after="0" w:line="240" w:lineRule="auto"/>
+              <w:jc w:val="left"/>
+              <w:rPr>
+                <w:rFonts w:eastAsia="Times New Roman" w:cs="Times New Roman"/>
+                <w:lang w:val="sl-SI" w:eastAsia="sl-SI"/>
+              </w:rPr>
+            </w:pPr>
+            <w:r>
+              <w:rPr>
+                <w:rFonts w:eastAsia="Times New Roman" w:cs="Times New Roman"/>
+                <w:lang w:val="sl-SI" w:eastAsia="sl-SI"/>
+              </w:rPr>
+              <w:t xml:space="preserve">0.946    </w:t>
+            </w:r>
+          </w:p>
+        </w:tc>
+        <w:tc>
+          <w:tcPr>
+            <w:tcW w:w="1416" w:type="dxa"/>
+            <w:tcBorders>
+              <w:top w:val="nil"/>
+              <w:left w:val="nil"/>
+              <w:bottom w:val="nil"/>
+              <w:right w:val="nil"/>
+            </w:tcBorders>
+            <w:shd w:val="clear" w:color="auto" w:fill="auto"/>
+            <w:noWrap/>
+            <w:vAlign w:val="bottom"/>
+            <w:hideMark/>
+          </w:tcPr>
+          <w:p>
+            <w:pPr>
+              <w:spacing w:after="0" w:line="240" w:lineRule="auto"/>
+              <w:jc w:val="left"/>
+              <w:rPr>
+                <w:rFonts w:eastAsia="Times New Roman" w:cs="Times New Roman"/>
+                <w:lang w:val="sl-SI" w:eastAsia="sl-SI"/>
+              </w:rPr>
+            </w:pPr>
+            <w:r>
+              <w:rPr>
+                <w:rFonts w:eastAsia="Times New Roman" w:cs="Times New Roman"/>
+                <w:lang w:val="sl-SI" w:eastAsia="sl-SI"/>
+              </w:rPr>
+              <w:t xml:space="preserve"> 0.943</w:t>
+            </w:r>
+          </w:p>
+        </w:tc>
+        <w:tc>
+          <w:tcPr>
+            <w:tcW w:w="1286" w:type="dxa"/>
+            <w:tcBorders>
+              <w:top w:val="nil"/>
+              <w:left w:val="nil"/>
+              <w:bottom w:val="nil"/>
+              <w:right w:val="nil"/>
+            </w:tcBorders>
+            <w:shd w:val="clear" w:color="auto" w:fill="auto"/>
+            <w:noWrap/>
+            <w:vAlign w:val="bottom"/>
+            <w:hideMark/>
+          </w:tcPr>
+          <w:p>
+            <w:pPr>
+              <w:spacing w:after="0" w:line="240" w:lineRule="auto"/>
+              <w:jc w:val="left"/>
+              <w:rPr>
+                <w:rFonts w:eastAsia="Times New Roman" w:cs="Times New Roman"/>
+                <w:lang w:val="sl-SI" w:eastAsia="sl-SI"/>
+              </w:rPr>
+            </w:pPr>
+            <w:r>
+              <w:rPr>
+                <w:rFonts w:eastAsia="Times New Roman" w:cs="Times New Roman"/>
+                <w:lang w:val="sl-SI" w:eastAsia="sl-SI"/>
+              </w:rPr>
+              <w:t>0.902</w:t>
+            </w:r>
+          </w:p>
+        </w:tc>
+      </w:tr>
+      <w:tr>
+        <w:trPr>
+          <w:trHeight w:val="300"/>
+        </w:trPr>
+        <w:tc>
+          <w:tcPr>
+            <w:tcW w:w="1960" w:type="dxa"/>
+            <w:tcBorders>
+              <w:top w:val="nil"/>
+              <w:left w:val="nil"/>
+              <w:bottom w:val="nil"/>
+              <w:right w:val="nil"/>
+            </w:tcBorders>
+            <w:shd w:val="clear" w:color="auto" w:fill="auto"/>
+            <w:noWrap/>
+            <w:vAlign w:val="center"/>
+            <w:hideMark/>
+          </w:tcPr>
+          <w:p>
+            <w:pPr>
+              <w:spacing w:after="0" w:line="240" w:lineRule="auto"/>
+              <w:jc w:val="left"/>
+              <w:rPr>
+                <w:rFonts w:eastAsia="Times New Roman" w:cs="Times New Roman"/>
+                <w:lang w:val="sl-SI" w:eastAsia="sl-SI"/>
+              </w:rPr>
+            </w:pPr>
+            <w:proofErr w:type="spellStart"/>
+            <w:r>
+              <w:rPr>
+                <w:rFonts w:eastAsia="Times New Roman" w:cs="Times New Roman"/>
+                <w:lang w:val="sl-SI" w:eastAsia="sl-SI"/>
+              </w:rPr>
+              <w:t>Bacteroidota</w:t>
+            </w:r>
+            <w:proofErr w:type="spellEnd"/>
+          </w:p>
+        </w:tc>
+        <w:tc>
+          <w:tcPr>
+            <w:tcW w:w="750" w:type="dxa"/>
+            <w:tcBorders>
+              <w:top w:val="nil"/>
+              <w:left w:val="nil"/>
+              <w:bottom w:val="nil"/>
+              <w:right w:val="nil"/>
+            </w:tcBorders>
+            <w:shd w:val="clear" w:color="auto" w:fill="auto"/>
+            <w:noWrap/>
+            <w:vAlign w:val="bottom"/>
+            <w:hideMark/>
+          </w:tcPr>
+          <w:p>
+            <w:pPr>
+              <w:spacing w:after="0" w:line="240" w:lineRule="auto"/>
+              <w:jc w:val="left"/>
+              <w:rPr>
+                <w:rFonts w:eastAsia="Times New Roman" w:cs="Times New Roman"/>
+                <w:lang w:val="sl-SI" w:eastAsia="sl-SI"/>
+              </w:rPr>
+            </w:pPr>
+            <w:r>
+              <w:rPr>
+                <w:rFonts w:eastAsia="Times New Roman" w:cs="Times New Roman"/>
+                <w:lang w:val="sl-SI" w:eastAsia="sl-SI"/>
+              </w:rPr>
+              <w:t>0.341</w:t>
+            </w:r>
+          </w:p>
+        </w:tc>
+        <w:tc>
+          <w:tcPr>
+            <w:tcW w:w="2094" w:type="dxa"/>
+            <w:tcBorders>
+              <w:top w:val="nil"/>
+              <w:left w:val="nil"/>
+              <w:bottom w:val="nil"/>
+              <w:right w:val="nil"/>
+            </w:tcBorders>
+            <w:shd w:val="clear" w:color="auto" w:fill="auto"/>
+            <w:noWrap/>
+            <w:vAlign w:val="bottom"/>
+            <w:hideMark/>
+          </w:tcPr>
+          <w:p>
+            <w:pPr>
+              <w:spacing w:after="0" w:line="240" w:lineRule="auto"/>
+              <w:jc w:val="left"/>
+              <w:rPr>
+                <w:rFonts w:eastAsia="Times New Roman" w:cs="Times New Roman"/>
+                <w:lang w:val="sl-SI" w:eastAsia="sl-SI"/>
+              </w:rPr>
+            </w:pPr>
+            <w:r>
+              <w:rPr>
+                <w:rFonts w:eastAsia="Times New Roman" w:cs="Times New Roman"/>
+                <w:lang w:val="sl-SI" w:eastAsia="sl-SI"/>
+              </w:rPr>
+              <w:t>0.00335</w:t>
+            </w:r>
+          </w:p>
+        </w:tc>
+        <w:tc>
+          <w:tcPr>
+            <w:tcW w:w="2094" w:type="dxa"/>
+            <w:tcBorders>
+              <w:top w:val="nil"/>
+              <w:left w:val="nil"/>
+              <w:bottom w:val="nil"/>
+              <w:right w:val="nil"/>
+            </w:tcBorders>
+            <w:shd w:val="clear" w:color="auto" w:fill="auto"/>
+            <w:noWrap/>
+            <w:vAlign w:val="bottom"/>
+            <w:hideMark/>
+          </w:tcPr>
+          <w:p>
+            <w:pPr>
+              <w:spacing w:after="0" w:line="240" w:lineRule="auto"/>
+              <w:jc w:val="left"/>
+              <w:rPr>
+                <w:rFonts w:eastAsia="Times New Roman" w:cs="Times New Roman"/>
+                <w:lang w:val="sl-SI" w:eastAsia="sl-SI"/>
+              </w:rPr>
+            </w:pPr>
+            <w:r>
+              <w:rPr>
+                <w:rFonts w:eastAsia="Times New Roman" w:cs="Times New Roman"/>
+                <w:lang w:val="sl-SI" w:eastAsia="sl-SI"/>
+              </w:rPr>
+              <w:t>0.00269</w:t>
+            </w:r>
+          </w:p>
+        </w:tc>
+        <w:tc>
+          <w:tcPr>
+            <w:tcW w:w="1416" w:type="dxa"/>
+            <w:tcBorders>
+              <w:top w:val="nil"/>
+              <w:left w:val="nil"/>
+              <w:bottom w:val="nil"/>
+              <w:right w:val="nil"/>
+            </w:tcBorders>
+            <w:shd w:val="clear" w:color="auto" w:fill="auto"/>
+            <w:noWrap/>
+            <w:vAlign w:val="bottom"/>
+            <w:hideMark/>
+          </w:tcPr>
+          <w:p>
+            <w:pPr>
+              <w:spacing w:after="0" w:line="240" w:lineRule="auto"/>
+              <w:jc w:val="left"/>
+              <w:rPr>
+                <w:rFonts w:eastAsia="Times New Roman" w:cs="Times New Roman"/>
+                <w:lang w:val="sl-SI" w:eastAsia="sl-SI"/>
+              </w:rPr>
+            </w:pPr>
+            <w:r>
+              <w:rPr>
+                <w:rFonts w:eastAsia="Times New Roman" w:cs="Times New Roman"/>
+                <w:lang w:val="sl-SI" w:eastAsia="sl-SI"/>
+              </w:rPr>
+              <w:t xml:space="preserve"> 0.0000536</w:t>
+            </w:r>
+          </w:p>
+        </w:tc>
+        <w:tc>
+          <w:tcPr>
+            <w:tcW w:w="1286" w:type="dxa"/>
+            <w:tcBorders>
+              <w:top w:val="nil"/>
+              <w:left w:val="nil"/>
+              <w:bottom w:val="nil"/>
+              <w:right w:val="nil"/>
+            </w:tcBorders>
+            <w:shd w:val="clear" w:color="auto" w:fill="auto"/>
+            <w:noWrap/>
+            <w:vAlign w:val="bottom"/>
+            <w:hideMark/>
+          </w:tcPr>
+          <w:p>
+            <w:pPr>
+              <w:spacing w:after="0" w:line="240" w:lineRule="auto"/>
+              <w:jc w:val="left"/>
+              <w:rPr>
+                <w:rFonts w:eastAsia="Times New Roman" w:cs="Times New Roman"/>
+                <w:lang w:val="sl-SI" w:eastAsia="sl-SI"/>
+              </w:rPr>
+            </w:pPr>
+            <w:r>
+              <w:rPr>
+                <w:rFonts w:eastAsia="Times New Roman" w:cs="Times New Roman"/>
+                <w:lang w:val="sl-SI" w:eastAsia="sl-SI"/>
+              </w:rPr>
+              <w:t>0.0000182</w:t>
+            </w:r>
+          </w:p>
+        </w:tc>
+      </w:tr>
+      <w:tr>
+        <w:trPr>
+          <w:trHeight w:val="300"/>
+        </w:trPr>
+        <w:tc>
+          <w:tcPr>
+            <w:tcW w:w="1960" w:type="dxa"/>
+            <w:tcBorders>
+              <w:top w:val="nil"/>
+              <w:left w:val="nil"/>
+              <w:bottom w:val="nil"/>
+              <w:right w:val="nil"/>
+            </w:tcBorders>
+            <w:shd w:val="clear" w:color="auto" w:fill="auto"/>
+            <w:noWrap/>
+            <w:vAlign w:val="center"/>
+            <w:hideMark/>
+          </w:tcPr>
+          <w:p>
+            <w:pPr>
+              <w:spacing w:after="0" w:line="240" w:lineRule="auto"/>
+              <w:jc w:val="left"/>
+              <w:rPr>
+                <w:rFonts w:eastAsia="Times New Roman" w:cs="Times New Roman"/>
+                <w:lang w:val="sl-SI" w:eastAsia="sl-SI"/>
+              </w:rPr>
+            </w:pPr>
+            <w:proofErr w:type="spellStart"/>
+            <w:r>
+              <w:rPr>
+                <w:rFonts w:eastAsia="Times New Roman" w:cs="Times New Roman"/>
+                <w:lang w:val="sl-SI" w:eastAsia="sl-SI"/>
+              </w:rPr>
+              <w:t>Actinomycetota</w:t>
+            </w:r>
+            <w:proofErr w:type="spellEnd"/>
+          </w:p>
+        </w:tc>
+        <w:tc>
+          <w:tcPr>
+            <w:tcW w:w="750" w:type="dxa"/>
+            <w:tcBorders>
+              <w:top w:val="nil"/>
+              <w:left w:val="nil"/>
+              <w:bottom w:val="nil"/>
+              <w:right w:val="nil"/>
+            </w:tcBorders>
+            <w:shd w:val="clear" w:color="auto" w:fill="auto"/>
+            <w:noWrap/>
+            <w:vAlign w:val="bottom"/>
+            <w:hideMark/>
+          </w:tcPr>
+          <w:p>
+            <w:pPr>
+              <w:spacing w:after="0" w:line="240" w:lineRule="auto"/>
+              <w:jc w:val="left"/>
+              <w:rPr>
+                <w:rFonts w:eastAsia="Times New Roman" w:cs="Times New Roman"/>
+                <w:lang w:val="sl-SI" w:eastAsia="sl-SI"/>
+              </w:rPr>
+            </w:pPr>
+            <w:r>
+              <w:rPr>
+                <w:rFonts w:eastAsia="Times New Roman" w:cs="Times New Roman"/>
+                <w:lang w:val="sl-SI" w:eastAsia="sl-SI"/>
+              </w:rPr>
+              <w:t>0.0362</w:t>
+            </w:r>
+          </w:p>
+        </w:tc>
+        <w:tc>
+          <w:tcPr>
+            <w:tcW w:w="2094" w:type="dxa"/>
+            <w:tcBorders>
+              <w:top w:val="nil"/>
+              <w:left w:val="nil"/>
+              <w:bottom w:val="nil"/>
+              <w:right w:val="nil"/>
+            </w:tcBorders>
+            <w:shd w:val="clear" w:color="auto" w:fill="auto"/>
+            <w:noWrap/>
+            <w:vAlign w:val="bottom"/>
+            <w:hideMark/>
+          </w:tcPr>
+          <w:p>
+            <w:pPr>
+              <w:spacing w:after="0" w:line="240" w:lineRule="auto"/>
+              <w:jc w:val="left"/>
+              <w:rPr>
+                <w:rFonts w:eastAsia="Times New Roman" w:cs="Times New Roman"/>
+                <w:lang w:val="sl-SI" w:eastAsia="sl-SI"/>
+              </w:rPr>
+            </w:pPr>
+            <w:r>
+              <w:rPr>
+                <w:rFonts w:eastAsia="Times New Roman" w:cs="Times New Roman"/>
+                <w:lang w:val="sl-SI" w:eastAsia="sl-SI"/>
+              </w:rPr>
+              <w:t>0.0436</w:t>
+            </w:r>
+          </w:p>
+        </w:tc>
+        <w:tc>
+          <w:tcPr>
+            <w:tcW w:w="2094" w:type="dxa"/>
+            <w:tcBorders>
+              <w:top w:val="nil"/>
+              <w:left w:val="nil"/>
+              <w:bottom w:val="nil"/>
+              <w:right w:val="nil"/>
+            </w:tcBorders>
+            <w:shd w:val="clear" w:color="auto" w:fill="auto"/>
+            <w:noWrap/>
+            <w:vAlign w:val="bottom"/>
+            <w:hideMark/>
+          </w:tcPr>
+          <w:p>
+            <w:pPr>
+              <w:spacing w:after="0" w:line="240" w:lineRule="auto"/>
+              <w:jc w:val="left"/>
+              <w:rPr>
+                <w:rFonts w:eastAsia="Times New Roman" w:cs="Times New Roman"/>
+                <w:lang w:val="sl-SI" w:eastAsia="sl-SI"/>
+              </w:rPr>
+            </w:pPr>
+            <w:r>
+              <w:rPr>
+                <w:rFonts w:eastAsia="Times New Roman" w:cs="Times New Roman"/>
+                <w:lang w:val="sl-SI" w:eastAsia="sl-SI"/>
+              </w:rPr>
+              <w:t>0.0307</w:t>
+            </w:r>
+          </w:p>
+        </w:tc>
+        <w:tc>
+          <w:tcPr>
+            <w:tcW w:w="1416" w:type="dxa"/>
+            <w:tcBorders>
+              <w:top w:val="nil"/>
+              <w:left w:val="nil"/>
+              <w:bottom w:val="nil"/>
+              <w:right w:val="nil"/>
+            </w:tcBorders>
+            <w:shd w:val="clear" w:color="auto" w:fill="auto"/>
+            <w:noWrap/>
+            <w:vAlign w:val="bottom"/>
+            <w:hideMark/>
+          </w:tcPr>
+          <w:p>
+            <w:pPr>
+              <w:spacing w:after="0" w:line="240" w:lineRule="auto"/>
+              <w:jc w:val="left"/>
+              <w:rPr>
+                <w:rFonts w:eastAsia="Times New Roman" w:cs="Times New Roman"/>
+                <w:lang w:val="sl-SI" w:eastAsia="sl-SI"/>
+              </w:rPr>
+            </w:pPr>
+            <w:r>
+              <w:rPr>
+                <w:rFonts w:eastAsia="Times New Roman" w:cs="Times New Roman"/>
+                <w:lang w:val="sl-SI" w:eastAsia="sl-SI"/>
+              </w:rPr>
+              <w:t>0.0439</w:t>
+            </w:r>
+          </w:p>
+        </w:tc>
+        <w:tc>
+          <w:tcPr>
+            <w:tcW w:w="1286" w:type="dxa"/>
+            <w:tcBorders>
+              <w:top w:val="nil"/>
+              <w:left w:val="nil"/>
+              <w:bottom w:val="nil"/>
+              <w:right w:val="nil"/>
+            </w:tcBorders>
+            <w:shd w:val="clear" w:color="auto" w:fill="auto"/>
+            <w:noWrap/>
+            <w:vAlign w:val="bottom"/>
+            <w:hideMark/>
+          </w:tcPr>
+          <w:p>
+            <w:pPr>
+              <w:spacing w:after="0" w:line="240" w:lineRule="auto"/>
+              <w:jc w:val="left"/>
+              <w:rPr>
+                <w:rFonts w:eastAsia="Times New Roman" w:cs="Times New Roman"/>
+                <w:lang w:val="sl-SI" w:eastAsia="sl-SI"/>
+              </w:rPr>
+            </w:pPr>
+            <w:r>
+              <w:rPr>
+                <w:rFonts w:eastAsia="Times New Roman" w:cs="Times New Roman"/>
+                <w:lang w:val="sl-SI" w:eastAsia="sl-SI"/>
+              </w:rPr>
+              <w:t>0.0731</w:t>
+            </w:r>
+          </w:p>
+        </w:tc>
+      </w:tr>
+      <w:tr>
+        <w:trPr>
+          <w:trHeight w:val="300"/>
+        </w:trPr>
+        <w:tc>
+          <w:tcPr>
+            <w:tcW w:w="1960" w:type="dxa"/>
+            <w:tcBorders>
+              <w:top w:val="nil"/>
+              <w:left w:val="nil"/>
+              <w:bottom w:val="nil"/>
+              <w:right w:val="nil"/>
+            </w:tcBorders>
+            <w:shd w:val="clear" w:color="auto" w:fill="auto"/>
+            <w:noWrap/>
+            <w:vAlign w:val="center"/>
+            <w:hideMark/>
+          </w:tcPr>
+          <w:p>
+            <w:pPr>
+              <w:spacing w:after="0" w:line="240" w:lineRule="auto"/>
+              <w:jc w:val="left"/>
+              <w:rPr>
+                <w:rFonts w:eastAsia="Times New Roman" w:cs="Times New Roman"/>
+                <w:lang w:val="sl-SI" w:eastAsia="sl-SI"/>
+              </w:rPr>
+            </w:pPr>
+            <w:proofErr w:type="spellStart"/>
+            <w:r>
+              <w:rPr>
+                <w:rFonts w:eastAsia="Times New Roman" w:cs="Times New Roman"/>
+                <w:lang w:val="sl-SI" w:eastAsia="sl-SI"/>
+              </w:rPr>
+              <w:t>Pseudomonadota</w:t>
+            </w:r>
+            <w:proofErr w:type="spellEnd"/>
+          </w:p>
+        </w:tc>
+        <w:tc>
+          <w:tcPr>
+            <w:tcW w:w="750" w:type="dxa"/>
+            <w:tcBorders>
+              <w:top w:val="nil"/>
+              <w:left w:val="nil"/>
+              <w:bottom w:val="nil"/>
+              <w:right w:val="nil"/>
+            </w:tcBorders>
+            <w:shd w:val="clear" w:color="auto" w:fill="auto"/>
+            <w:noWrap/>
+            <w:vAlign w:val="bottom"/>
+            <w:hideMark/>
+          </w:tcPr>
+          <w:p>
+            <w:pPr>
+              <w:spacing w:after="0" w:line="240" w:lineRule="auto"/>
+              <w:jc w:val="left"/>
+              <w:rPr>
+                <w:rFonts w:eastAsia="Times New Roman" w:cs="Times New Roman"/>
+                <w:lang w:val="sl-SI" w:eastAsia="sl-SI"/>
+              </w:rPr>
+            </w:pPr>
+            <w:r>
+              <w:rPr>
+                <w:rFonts w:eastAsia="Times New Roman" w:cs="Times New Roman"/>
+                <w:lang w:val="sl-SI" w:eastAsia="sl-SI"/>
+              </w:rPr>
+              <w:t>0.0822</w:t>
+            </w:r>
+          </w:p>
+        </w:tc>
+        <w:tc>
+          <w:tcPr>
+            <w:tcW w:w="2094" w:type="dxa"/>
+            <w:tcBorders>
+              <w:top w:val="nil"/>
+              <w:left w:val="nil"/>
+              <w:bottom w:val="nil"/>
+              <w:right w:val="nil"/>
+            </w:tcBorders>
+            <w:shd w:val="clear" w:color="auto" w:fill="auto"/>
+            <w:noWrap/>
+            <w:vAlign w:val="bottom"/>
+            <w:hideMark/>
+          </w:tcPr>
+          <w:p>
+            <w:pPr>
+              <w:spacing w:after="0" w:line="240" w:lineRule="auto"/>
+              <w:jc w:val="left"/>
+              <w:rPr>
+                <w:rFonts w:eastAsia="Times New Roman" w:cs="Times New Roman"/>
+                <w:lang w:val="sl-SI" w:eastAsia="sl-SI"/>
+              </w:rPr>
+            </w:pPr>
+            <w:r>
+              <w:rPr>
+                <w:rFonts w:eastAsia="Times New Roman" w:cs="Times New Roman"/>
+                <w:lang w:val="sl-SI" w:eastAsia="sl-SI"/>
+              </w:rPr>
+              <w:t>0.0089</w:t>
+            </w:r>
+          </w:p>
+        </w:tc>
+        <w:tc>
+          <w:tcPr>
+            <w:tcW w:w="2094" w:type="dxa"/>
+            <w:tcBorders>
+              <w:top w:val="nil"/>
+              <w:left w:val="nil"/>
+              <w:bottom w:val="nil"/>
+              <w:right w:val="nil"/>
+            </w:tcBorders>
+            <w:shd w:val="clear" w:color="auto" w:fill="auto"/>
+            <w:noWrap/>
+            <w:vAlign w:val="bottom"/>
+            <w:hideMark/>
+          </w:tcPr>
+          <w:p>
+            <w:pPr>
+              <w:spacing w:after="0" w:line="240" w:lineRule="auto"/>
+              <w:jc w:val="left"/>
+              <w:rPr>
+                <w:rFonts w:eastAsia="Times New Roman" w:cs="Times New Roman"/>
+                <w:lang w:val="sl-SI" w:eastAsia="sl-SI"/>
+              </w:rPr>
+            </w:pPr>
+            <w:r>
+              <w:rPr>
+                <w:rFonts w:eastAsia="Times New Roman" w:cs="Times New Roman"/>
+                <w:lang w:val="sl-SI" w:eastAsia="sl-SI"/>
+              </w:rPr>
+              <w:t>0.0122</w:t>
+            </w:r>
+          </w:p>
+        </w:tc>
+        <w:tc>
+          <w:tcPr>
+            <w:tcW w:w="1416" w:type="dxa"/>
+            <w:tcBorders>
+              <w:top w:val="nil"/>
+              <w:left w:val="nil"/>
+              <w:bottom w:val="nil"/>
+              <w:right w:val="nil"/>
+            </w:tcBorders>
+            <w:shd w:val="clear" w:color="auto" w:fill="auto"/>
+            <w:noWrap/>
+            <w:vAlign w:val="bottom"/>
+            <w:hideMark/>
+          </w:tcPr>
+          <w:p>
+            <w:pPr>
+              <w:spacing w:after="0" w:line="240" w:lineRule="auto"/>
+              <w:jc w:val="left"/>
+              <w:rPr>
+                <w:rFonts w:eastAsia="Times New Roman" w:cs="Times New Roman"/>
+                <w:lang w:val="sl-SI" w:eastAsia="sl-SI"/>
+              </w:rPr>
+            </w:pPr>
+            <w:r>
+              <w:rPr>
+                <w:rFonts w:eastAsia="Times New Roman" w:cs="Times New Roman"/>
+                <w:lang w:val="sl-SI" w:eastAsia="sl-SI"/>
+              </w:rPr>
+              <w:t>0.0109</w:t>
+            </w:r>
+          </w:p>
+        </w:tc>
+        <w:tc>
+          <w:tcPr>
+            <w:tcW w:w="1286" w:type="dxa"/>
+            <w:tcBorders>
+              <w:top w:val="nil"/>
+              <w:left w:val="nil"/>
+              <w:bottom w:val="nil"/>
+              <w:right w:val="nil"/>
+            </w:tcBorders>
+            <w:shd w:val="clear" w:color="auto" w:fill="auto"/>
+            <w:noWrap/>
+            <w:vAlign w:val="bottom"/>
+            <w:hideMark/>
+          </w:tcPr>
+          <w:p>
+            <w:pPr>
+              <w:spacing w:after="0" w:line="240" w:lineRule="auto"/>
+              <w:jc w:val="left"/>
+              <w:rPr>
+                <w:rFonts w:eastAsia="Times New Roman" w:cs="Times New Roman"/>
+                <w:lang w:val="sl-SI" w:eastAsia="sl-SI"/>
+              </w:rPr>
+            </w:pPr>
+            <w:r>
+              <w:rPr>
+                <w:rFonts w:eastAsia="Times New Roman" w:cs="Times New Roman"/>
+                <w:lang w:val="sl-SI" w:eastAsia="sl-SI"/>
+              </w:rPr>
+              <w:t>0.0048</w:t>
+            </w:r>
+          </w:p>
+        </w:tc>
+      </w:tr>
+      <w:tr>
+        <w:trPr>
+          <w:trHeight w:val="300"/>
+        </w:trPr>
+        <w:tc>
+          <w:tcPr>
+            <w:tcW w:w="1960" w:type="dxa"/>
+            <w:tcBorders>
+              <w:top w:val="nil"/>
+              <w:left w:val="nil"/>
+              <w:bottom w:val="nil"/>
+              <w:right w:val="nil"/>
+            </w:tcBorders>
+            <w:shd w:val="clear" w:color="auto" w:fill="auto"/>
+            <w:noWrap/>
+            <w:vAlign w:val="center"/>
+            <w:hideMark/>
+          </w:tcPr>
+          <w:p>
+            <w:pPr>
+              <w:spacing w:after="0" w:line="240" w:lineRule="auto"/>
+              <w:jc w:val="left"/>
+              <w:rPr>
+                <w:rFonts w:eastAsia="Times New Roman" w:cs="Times New Roman"/>
+                <w:lang w:val="sl-SI" w:eastAsia="sl-SI"/>
+              </w:rPr>
+            </w:pPr>
+            <w:proofErr w:type="spellStart"/>
+            <w:r>
+              <w:rPr>
+                <w:rFonts w:eastAsia="Times New Roman" w:cs="Times New Roman"/>
+                <w:lang w:val="sl-SI" w:eastAsia="sl-SI"/>
+              </w:rPr>
+              <w:t>Verrucomicrobiota</w:t>
+            </w:r>
+            <w:proofErr w:type="spellEnd"/>
+          </w:p>
+        </w:tc>
+        <w:tc>
+          <w:tcPr>
+            <w:tcW w:w="750" w:type="dxa"/>
+            <w:tcBorders>
+              <w:top w:val="nil"/>
+              <w:left w:val="nil"/>
+              <w:bottom w:val="nil"/>
+              <w:right w:val="nil"/>
+            </w:tcBorders>
+            <w:shd w:val="clear" w:color="auto" w:fill="auto"/>
+            <w:noWrap/>
+            <w:vAlign w:val="bottom"/>
+            <w:hideMark/>
+          </w:tcPr>
+          <w:p>
+            <w:pPr>
+              <w:spacing w:after="0" w:line="240" w:lineRule="auto"/>
+              <w:jc w:val="left"/>
+              <w:rPr>
+                <w:rFonts w:eastAsia="Times New Roman" w:cs="Times New Roman"/>
+                <w:lang w:val="sl-SI" w:eastAsia="sl-SI"/>
+              </w:rPr>
+            </w:pPr>
+            <w:r>
+              <w:rPr>
+                <w:rFonts w:eastAsia="Times New Roman" w:cs="Times New Roman"/>
+                <w:lang w:val="sl-SI" w:eastAsia="sl-SI"/>
+              </w:rPr>
+              <w:t>0.0456</w:t>
+            </w:r>
+          </w:p>
+        </w:tc>
+        <w:tc>
+          <w:tcPr>
+            <w:tcW w:w="2094" w:type="dxa"/>
+            <w:tcBorders>
+              <w:top w:val="nil"/>
+              <w:left w:val="nil"/>
+              <w:bottom w:val="nil"/>
+              <w:right w:val="nil"/>
+            </w:tcBorders>
+            <w:shd w:val="clear" w:color="auto" w:fill="auto"/>
+            <w:noWrap/>
+            <w:vAlign w:val="bottom"/>
+            <w:hideMark/>
+          </w:tcPr>
+          <w:p>
+            <w:pPr>
+              <w:spacing w:after="0" w:line="240" w:lineRule="auto"/>
+              <w:jc w:val="left"/>
+              <w:rPr>
+                <w:rFonts w:eastAsia="Times New Roman" w:cs="Times New Roman"/>
+                <w:lang w:val="sl-SI" w:eastAsia="sl-SI"/>
+              </w:rPr>
+            </w:pPr>
+            <w:r>
+              <w:rPr>
+                <w:rFonts w:eastAsia="Times New Roman" w:cs="Times New Roman"/>
+                <w:lang w:val="sl-SI" w:eastAsia="sl-SI"/>
+              </w:rPr>
+              <w:t>0.00476</w:t>
+            </w:r>
+          </w:p>
+        </w:tc>
+        <w:tc>
+          <w:tcPr>
+            <w:tcW w:w="2094" w:type="dxa"/>
+            <w:tcBorders>
+              <w:top w:val="nil"/>
+              <w:left w:val="nil"/>
+              <w:bottom w:val="nil"/>
+              <w:right w:val="nil"/>
+            </w:tcBorders>
+            <w:shd w:val="clear" w:color="auto" w:fill="auto"/>
+            <w:noWrap/>
+            <w:vAlign w:val="bottom"/>
+            <w:hideMark/>
+          </w:tcPr>
+          <w:p>
+            <w:pPr>
+              <w:spacing w:after="0" w:line="240" w:lineRule="auto"/>
+              <w:jc w:val="left"/>
+              <w:rPr>
+                <w:rFonts w:eastAsia="Times New Roman" w:cs="Times New Roman"/>
+                <w:lang w:val="sl-SI" w:eastAsia="sl-SI"/>
+              </w:rPr>
+            </w:pPr>
+            <w:r>
+              <w:rPr>
+                <w:rFonts w:eastAsia="Times New Roman" w:cs="Times New Roman"/>
+                <w:lang w:val="sl-SI" w:eastAsia="sl-SI"/>
+              </w:rPr>
+              <w:t>0.00446</w:t>
+            </w:r>
+          </w:p>
+        </w:tc>
+        <w:tc>
+          <w:tcPr>
+            <w:tcW w:w="1416" w:type="dxa"/>
+            <w:tcBorders>
+              <w:top w:val="nil"/>
+              <w:left w:val="nil"/>
+              <w:bottom w:val="nil"/>
+              <w:right w:val="nil"/>
+            </w:tcBorders>
+            <w:shd w:val="clear" w:color="auto" w:fill="auto"/>
+            <w:noWrap/>
+            <w:vAlign w:val="bottom"/>
+            <w:hideMark/>
+          </w:tcPr>
+          <w:p>
+            <w:pPr>
+              <w:spacing w:after="0" w:line="240" w:lineRule="auto"/>
+              <w:jc w:val="left"/>
+              <w:rPr>
+                <w:rFonts w:eastAsia="Times New Roman" w:cs="Times New Roman"/>
+                <w:lang w:val="sl-SI" w:eastAsia="sl-SI"/>
+              </w:rPr>
+            </w:pPr>
+            <w:r>
+              <w:rPr>
+                <w:rFonts w:eastAsia="Times New Roman" w:cs="Times New Roman"/>
+                <w:lang w:val="sl-SI" w:eastAsia="sl-SI"/>
+              </w:rPr>
+              <w:t>0.000404</w:t>
+            </w:r>
+          </w:p>
+        </w:tc>
+        <w:tc>
+          <w:tcPr>
+            <w:tcW w:w="1286" w:type="dxa"/>
+            <w:tcBorders>
+              <w:top w:val="nil"/>
+              <w:left w:val="nil"/>
+              <w:bottom w:val="nil"/>
+              <w:right w:val="nil"/>
+            </w:tcBorders>
+            <w:shd w:val="clear" w:color="auto" w:fill="auto"/>
+            <w:noWrap/>
+            <w:vAlign w:val="bottom"/>
+            <w:hideMark/>
+          </w:tcPr>
+          <w:p>
+            <w:pPr>
+              <w:spacing w:after="0" w:line="240" w:lineRule="auto"/>
+              <w:jc w:val="left"/>
+              <w:rPr>
+                <w:rFonts w:eastAsia="Times New Roman" w:cs="Times New Roman"/>
+                <w:lang w:val="sl-SI" w:eastAsia="sl-SI"/>
+              </w:rPr>
+            </w:pPr>
+            <w:r>
+              <w:rPr>
+                <w:rFonts w:eastAsia="Times New Roman" w:cs="Times New Roman"/>
+                <w:lang w:val="sl-SI" w:eastAsia="sl-SI"/>
+              </w:rPr>
+              <w:t>0.0000909</w:t>
+            </w:r>
+          </w:p>
+        </w:tc>
+      </w:tr>
+      <w:tr>
+        <w:trPr>
+          <w:trHeight w:val="300"/>
+        </w:trPr>
+        <w:tc>
+          <w:tcPr>
+            <w:tcW w:w="1960" w:type="dxa"/>
+            <w:tcBorders>
+              <w:top w:val="nil"/>
+              <w:left w:val="nil"/>
+              <w:bottom w:val="nil"/>
+              <w:right w:val="nil"/>
+            </w:tcBorders>
+            <w:shd w:val="clear" w:color="auto" w:fill="auto"/>
+            <w:noWrap/>
+            <w:vAlign w:val="center"/>
+            <w:hideMark/>
+          </w:tcPr>
+          <w:p>
+            <w:pPr>
+              <w:spacing w:after="0" w:line="240" w:lineRule="auto"/>
+              <w:jc w:val="left"/>
+              <w:rPr>
+                <w:rFonts w:eastAsia="Times New Roman" w:cs="Times New Roman"/>
+                <w:lang w:val="sl-SI" w:eastAsia="sl-SI"/>
+              </w:rPr>
+            </w:pPr>
+            <w:proofErr w:type="spellStart"/>
+            <w:r>
+              <w:rPr>
+                <w:rFonts w:eastAsia="Times New Roman" w:cs="Times New Roman"/>
+                <w:lang w:val="sl-SI" w:eastAsia="sl-SI"/>
+              </w:rPr>
+              <w:t>unclassified</w:t>
+            </w:r>
+            <w:proofErr w:type="spellEnd"/>
+            <w:r>
+              <w:rPr>
+                <w:rFonts w:eastAsia="Times New Roman" w:cs="Times New Roman"/>
+                <w:lang w:val="sl-SI" w:eastAsia="sl-SI"/>
+              </w:rPr>
+              <w:t xml:space="preserve"> </w:t>
+            </w:r>
+            <w:proofErr w:type="spellStart"/>
+            <w:r>
+              <w:rPr>
+                <w:rFonts w:eastAsia="Times New Roman" w:cs="Times New Roman"/>
+                <w:lang w:val="sl-SI" w:eastAsia="sl-SI"/>
+              </w:rPr>
+              <w:t>Bacteria</w:t>
+            </w:r>
+            <w:proofErr w:type="spellEnd"/>
+          </w:p>
+        </w:tc>
+        <w:tc>
+          <w:tcPr>
+            <w:tcW w:w="750" w:type="dxa"/>
+            <w:tcBorders>
+              <w:top w:val="nil"/>
+              <w:left w:val="nil"/>
+              <w:bottom w:val="nil"/>
+              <w:right w:val="nil"/>
+            </w:tcBorders>
+            <w:shd w:val="clear" w:color="auto" w:fill="auto"/>
+            <w:noWrap/>
+            <w:vAlign w:val="bottom"/>
+            <w:hideMark/>
+          </w:tcPr>
+          <w:p>
+            <w:pPr>
+              <w:spacing w:after="0" w:line="240" w:lineRule="auto"/>
+              <w:jc w:val="left"/>
+              <w:rPr>
+                <w:rFonts w:eastAsia="Times New Roman" w:cs="Times New Roman"/>
+                <w:lang w:val="sl-SI" w:eastAsia="sl-SI"/>
+              </w:rPr>
+            </w:pPr>
+            <w:r>
+              <w:rPr>
+                <w:rFonts w:eastAsia="Times New Roman" w:cs="Times New Roman"/>
+                <w:lang w:val="sl-SI" w:eastAsia="sl-SI"/>
+              </w:rPr>
+              <w:t>0.0284</w:t>
+            </w:r>
+          </w:p>
+        </w:tc>
+        <w:tc>
+          <w:tcPr>
+            <w:tcW w:w="2094" w:type="dxa"/>
+            <w:tcBorders>
+              <w:top w:val="nil"/>
+              <w:left w:val="nil"/>
+              <w:bottom w:val="nil"/>
+              <w:right w:val="nil"/>
+            </w:tcBorders>
+            <w:shd w:val="clear" w:color="auto" w:fill="auto"/>
+            <w:noWrap/>
+            <w:vAlign w:val="bottom"/>
+            <w:hideMark/>
+          </w:tcPr>
+          <w:p>
+            <w:pPr>
+              <w:spacing w:after="0" w:line="240" w:lineRule="auto"/>
+              <w:jc w:val="left"/>
+              <w:rPr>
+                <w:rFonts w:eastAsia="Times New Roman" w:cs="Times New Roman"/>
+                <w:lang w:val="sl-SI" w:eastAsia="sl-SI"/>
+              </w:rPr>
+            </w:pPr>
+            <w:r>
+              <w:rPr>
+                <w:rFonts w:eastAsia="Times New Roman" w:cs="Times New Roman"/>
+                <w:lang w:val="sl-SI" w:eastAsia="sl-SI"/>
+              </w:rPr>
+              <w:t>0.00443</w:t>
+            </w:r>
+          </w:p>
+        </w:tc>
+        <w:tc>
+          <w:tcPr>
+            <w:tcW w:w="2094" w:type="dxa"/>
+            <w:tcBorders>
+              <w:top w:val="nil"/>
+              <w:left w:val="nil"/>
+              <w:bottom w:val="nil"/>
+              <w:right w:val="nil"/>
+            </w:tcBorders>
+            <w:shd w:val="clear" w:color="auto" w:fill="auto"/>
+            <w:noWrap/>
+            <w:vAlign w:val="bottom"/>
+            <w:hideMark/>
+          </w:tcPr>
+          <w:p>
+            <w:pPr>
+              <w:spacing w:after="0" w:line="240" w:lineRule="auto"/>
+              <w:jc w:val="left"/>
+              <w:rPr>
+                <w:rFonts w:eastAsia="Times New Roman" w:cs="Times New Roman"/>
+                <w:lang w:val="sl-SI" w:eastAsia="sl-SI"/>
+              </w:rPr>
+            </w:pPr>
+            <w:r>
+              <w:rPr>
+                <w:rFonts w:eastAsia="Times New Roman" w:cs="Times New Roman"/>
+                <w:lang w:val="sl-SI" w:eastAsia="sl-SI"/>
+              </w:rPr>
+              <w:t>0.00357</w:t>
+            </w:r>
+          </w:p>
+        </w:tc>
+        <w:tc>
+          <w:tcPr>
+            <w:tcW w:w="1416" w:type="dxa"/>
+            <w:tcBorders>
+              <w:top w:val="nil"/>
+              <w:left w:val="nil"/>
+              <w:bottom w:val="nil"/>
+              <w:right w:val="nil"/>
+            </w:tcBorders>
+            <w:shd w:val="clear" w:color="auto" w:fill="auto"/>
+            <w:noWrap/>
+            <w:vAlign w:val="bottom"/>
+            <w:hideMark/>
+          </w:tcPr>
+          <w:p>
+            <w:pPr>
+              <w:spacing w:after="0" w:line="240" w:lineRule="auto"/>
+              <w:jc w:val="left"/>
+              <w:rPr>
+                <w:rFonts w:eastAsia="Times New Roman" w:cs="Times New Roman"/>
+                <w:lang w:val="sl-SI" w:eastAsia="sl-SI"/>
+              </w:rPr>
+            </w:pPr>
+            <w:r>
+              <w:rPr>
+                <w:rFonts w:eastAsia="Times New Roman" w:cs="Times New Roman"/>
+                <w:lang w:val="sl-SI" w:eastAsia="sl-SI"/>
+              </w:rPr>
+              <w:t>0.00219</w:t>
+            </w:r>
+          </w:p>
+        </w:tc>
+        <w:tc>
+          <w:tcPr>
+            <w:tcW w:w="1286" w:type="dxa"/>
+            <w:tcBorders>
+              <w:top w:val="nil"/>
+              <w:left w:val="nil"/>
+              <w:bottom w:val="nil"/>
+              <w:right w:val="nil"/>
+            </w:tcBorders>
+            <w:shd w:val="clear" w:color="auto" w:fill="auto"/>
+            <w:noWrap/>
+            <w:vAlign w:val="bottom"/>
+            <w:hideMark/>
+          </w:tcPr>
+          <w:p>
+            <w:pPr>
+              <w:spacing w:after="0" w:line="240" w:lineRule="auto"/>
+              <w:jc w:val="left"/>
+              <w:rPr>
+                <w:rFonts w:eastAsia="Times New Roman" w:cs="Times New Roman"/>
+                <w:lang w:val="sl-SI" w:eastAsia="sl-SI"/>
+              </w:rPr>
+            </w:pPr>
+            <w:r>
+              <w:rPr>
+                <w:rFonts w:eastAsia="Times New Roman" w:cs="Times New Roman"/>
+                <w:lang w:val="sl-SI" w:eastAsia="sl-SI"/>
+              </w:rPr>
+              <w:t>0.0198</w:t>
+            </w:r>
+          </w:p>
+        </w:tc>
+      </w:tr>
+      <w:tr>
+        <w:trPr>
+          <w:trHeight w:val="300"/>
+        </w:trPr>
+        <w:tc>
+          <w:tcPr>
+            <w:tcW w:w="1960" w:type="dxa"/>
+            <w:tcBorders>
+              <w:top w:val="nil"/>
+              <w:left w:val="nil"/>
+              <w:bottom w:val="single" w:sz="4" w:space="0" w:color="auto"/>
+              <w:right w:val="nil"/>
+            </w:tcBorders>
+            <w:shd w:val="clear" w:color="auto" w:fill="auto"/>
+            <w:noWrap/>
+            <w:vAlign w:val="center"/>
+            <w:hideMark/>
+          </w:tcPr>
+          <w:p>
+            <w:pPr>
+              <w:spacing w:after="0" w:line="240" w:lineRule="auto"/>
+              <w:jc w:val="left"/>
+              <w:rPr>
+                <w:rFonts w:eastAsia="Times New Roman" w:cs="Times New Roman"/>
+                <w:lang w:val="sl-SI" w:eastAsia="sl-SI"/>
+              </w:rPr>
+            </w:pPr>
+            <w:proofErr w:type="spellStart"/>
+            <w:r>
+              <w:rPr>
+                <w:rFonts w:eastAsia="Times New Roman" w:cs="Times New Roman"/>
+                <w:lang w:val="sl-SI" w:eastAsia="sl-SI"/>
+              </w:rPr>
+              <w:t>Other</w:t>
+            </w:r>
+            <w:proofErr w:type="spellEnd"/>
+          </w:p>
+        </w:tc>
+        <w:tc>
+          <w:tcPr>
+            <w:tcW w:w="750" w:type="dxa"/>
+            <w:tcBorders>
+              <w:top w:val="nil"/>
+              <w:left w:val="nil"/>
+              <w:bottom w:val="single" w:sz="4" w:space="0" w:color="auto"/>
+              <w:right w:val="nil"/>
+            </w:tcBorders>
+            <w:shd w:val="clear" w:color="auto" w:fill="auto"/>
+            <w:noWrap/>
+            <w:vAlign w:val="bottom"/>
+            <w:hideMark/>
+          </w:tcPr>
+          <w:p>
+            <w:pPr>
+              <w:spacing w:after="0" w:line="240" w:lineRule="auto"/>
+              <w:jc w:val="left"/>
+              <w:rPr>
+                <w:rFonts w:eastAsia="Times New Roman" w:cs="Times New Roman"/>
+                <w:lang w:val="sl-SI" w:eastAsia="sl-SI"/>
+              </w:rPr>
+            </w:pPr>
+            <w:r>
+              <w:rPr>
+                <w:rFonts w:eastAsia="Times New Roman" w:cs="Times New Roman"/>
+                <w:lang w:val="sl-SI" w:eastAsia="sl-SI"/>
+              </w:rPr>
+              <w:t>0.0140</w:t>
+            </w:r>
+          </w:p>
+        </w:tc>
+        <w:tc>
+          <w:tcPr>
+            <w:tcW w:w="2094" w:type="dxa"/>
+            <w:tcBorders>
+              <w:top w:val="nil"/>
+              <w:left w:val="nil"/>
+              <w:bottom w:val="single" w:sz="4" w:space="0" w:color="auto"/>
+              <w:right w:val="nil"/>
+            </w:tcBorders>
+            <w:shd w:val="clear" w:color="auto" w:fill="auto"/>
+            <w:noWrap/>
+            <w:vAlign w:val="bottom"/>
+            <w:hideMark/>
+          </w:tcPr>
+          <w:p>
+            <w:pPr>
+              <w:spacing w:after="0" w:line="240" w:lineRule="auto"/>
+              <w:jc w:val="left"/>
+              <w:rPr>
+                <w:rFonts w:eastAsia="Times New Roman" w:cs="Times New Roman"/>
+                <w:lang w:val="sl-SI" w:eastAsia="sl-SI"/>
+              </w:rPr>
+            </w:pPr>
+            <w:r>
+              <w:rPr>
+                <w:rFonts w:eastAsia="Times New Roman" w:cs="Times New Roman"/>
+                <w:lang w:val="sl-SI" w:eastAsia="sl-SI"/>
+              </w:rPr>
+              <w:t>0.0004</w:t>
+            </w:r>
+          </w:p>
+        </w:tc>
+        <w:tc>
+          <w:tcPr>
+            <w:tcW w:w="2094" w:type="dxa"/>
+            <w:tcBorders>
+              <w:top w:val="nil"/>
+              <w:left w:val="nil"/>
+              <w:bottom w:val="single" w:sz="4" w:space="0" w:color="auto"/>
+              <w:right w:val="nil"/>
+            </w:tcBorders>
+            <w:shd w:val="clear" w:color="auto" w:fill="auto"/>
+            <w:noWrap/>
+            <w:vAlign w:val="bottom"/>
+            <w:hideMark/>
+          </w:tcPr>
+          <w:p>
+            <w:pPr>
+              <w:spacing w:after="0" w:line="240" w:lineRule="auto"/>
+              <w:jc w:val="left"/>
+              <w:rPr>
+                <w:rFonts w:eastAsia="Times New Roman" w:cs="Times New Roman"/>
+                <w:lang w:val="sl-SI" w:eastAsia="sl-SI"/>
+              </w:rPr>
+            </w:pPr>
+            <w:r>
+              <w:rPr>
+                <w:rFonts w:eastAsia="Times New Roman" w:cs="Times New Roman"/>
+                <w:lang w:val="sl-SI" w:eastAsia="sl-SI"/>
+              </w:rPr>
+              <w:t>0.0000593</w:t>
+            </w:r>
+          </w:p>
+        </w:tc>
+        <w:tc>
+          <w:tcPr>
+            <w:tcW w:w="1416" w:type="dxa"/>
+            <w:tcBorders>
+              <w:top w:val="nil"/>
+              <w:left w:val="nil"/>
+              <w:bottom w:val="single" w:sz="4" w:space="0" w:color="auto"/>
+              <w:right w:val="nil"/>
+            </w:tcBorders>
+            <w:shd w:val="clear" w:color="auto" w:fill="auto"/>
+            <w:noWrap/>
+            <w:vAlign w:val="bottom"/>
+            <w:hideMark/>
+          </w:tcPr>
+          <w:p>
+            <w:pPr>
+              <w:spacing w:after="0" w:line="240" w:lineRule="auto"/>
+              <w:jc w:val="left"/>
+              <w:rPr>
+                <w:rFonts w:eastAsia="Times New Roman" w:cs="Times New Roman"/>
+                <w:lang w:val="sl-SI" w:eastAsia="sl-SI"/>
+              </w:rPr>
+            </w:pPr>
+            <w:r>
+              <w:rPr>
+                <w:rFonts w:eastAsia="Times New Roman" w:cs="Times New Roman"/>
+                <w:lang w:val="sl-SI" w:eastAsia="sl-SI"/>
+              </w:rPr>
+              <w:t>0.0000107</w:t>
+            </w:r>
+          </w:p>
+        </w:tc>
+        <w:tc>
+          <w:tcPr>
+            <w:tcW w:w="1286" w:type="dxa"/>
+            <w:tcBorders>
+              <w:top w:val="nil"/>
+              <w:left w:val="nil"/>
+              <w:bottom w:val="single" w:sz="4" w:space="0" w:color="auto"/>
+              <w:right w:val="nil"/>
+            </w:tcBorders>
+            <w:shd w:val="clear" w:color="auto" w:fill="auto"/>
+            <w:noWrap/>
+            <w:vAlign w:val="bottom"/>
+            <w:hideMark/>
+          </w:tcPr>
+          <w:p>
+            <w:pPr>
+              <w:spacing w:after="0" w:line="240" w:lineRule="auto"/>
+              <w:jc w:val="right"/>
+              <w:rPr>
+                <w:rFonts w:eastAsia="Times New Roman" w:cs="Times New Roman"/>
+                <w:lang w:val="sl-SI" w:eastAsia="sl-SI"/>
+              </w:rPr>
+            </w:pPr>
+            <w:r>
+              <w:rPr>
+                <w:rFonts w:eastAsia="Times New Roman" w:cs="Times New Roman"/>
+                <w:lang w:val="sl-SI" w:eastAsia="sl-SI"/>
+              </w:rPr>
+              <w:t>0</w:t>
+            </w:r>
+          </w:p>
+        </w:tc>
+      </w:tr>
+    </w:tbl>
+    <w:p>
+      <w:pPr>
+        <w:rPr>
+          <w:b/>
+          <w:bCs/>
+          <w:lang w:val="en-GB"/>
+        </w:rPr>
+      </w:pPr>
+    </w:p>
+    <w:p>
+      <w:pPr>
+        <w:rPr>
+          <w:lang w:val="en-GB"/>
+        </w:rPr>
+      </w:pPr>
+      <w:r>
+        <w:rPr>
+          <w:lang w:val="en-GB"/>
+        </w:rPr>
+        <w:t xml:space="preserve">Supplement Table </w:t>
+      </w:r>
+      <w:r>
+        <w:rPr>
+          <w:lang w:val="en-GB"/>
+        </w:rPr>
+        <w:t>4</w:t>
+      </w:r>
+      <w:r>
+        <w:rPr>
+          <w:lang w:val="en-GB"/>
+        </w:rPr>
+        <w:t xml:space="preserve">. Sporulation signature genes. </w:t>
       </w:r>
     </w:p>
     <w:tbl>
@@ -9739,6 +11623,7 @@
                 <w:szCs w:val="20"/>
                 <w:lang w:val="en-GB" w:eastAsia="en-GB"/>
               </w:rPr>
+              <w:lastRenderedPageBreak/>
               <w:t>Clostridioides</w:t>
             </w:r>
             <w:proofErr w:type="spellEnd"/>
@@ -12301,7 +14186,6 @@
                 <w:szCs w:val="20"/>
                 <w:lang w:val="en-GB" w:eastAsia="en-GB"/>
               </w:rPr>
-              <w:lastRenderedPageBreak/>
               <w:t>Clostridioides</w:t>
             </w:r>
             <w:proofErr w:type="spellEnd"/>
@@ -20243,23 +22127,7 @@
           <w:rFonts w:cs="Times New Roman"/>
           <w:lang w:val="en-GB"/>
         </w:rPr>
-        <w:t>(</w:t>
-      </w:r>
-      <w:proofErr w:type="spellStart"/>
-      <w:r>
-        <w:rPr>
-          <w:rFonts w:cs="Times New Roman"/>
-          <w:lang w:val="en-GB"/>
-        </w:rPr>
-        <w:t>Koransky</w:t>
-      </w:r>
-      <w:proofErr w:type="spellEnd"/>
-      <w:r>
-        <w:rPr>
-          <w:rFonts w:cs="Times New Roman"/>
-          <w:lang w:val="en-GB"/>
-        </w:rPr>
-        <w:t xml:space="preserve"> et al., 1978)</w:t>
+        <w:t>(Koransky et al., 1978)</w:t>
       </w:r>
       <w:r>
         <w:rPr>
@@ -20474,21 +22342,7 @@
         <w:rPr>
           <w:lang w:val="en-GB"/>
         </w:rPr>
-        <w:t xml:space="preserve"> Normalized abundance in ethanol resistant sample and normalized abundance in microbiota </w:t>
-      </w:r>
-      <w:proofErr w:type="gramStart"/>
-      <w:r>
-        <w:rPr>
-          <w:lang w:val="en-GB"/>
-        </w:rPr>
-        <w:t>sample</w:t>
-      </w:r>
-      <w:proofErr w:type="gramEnd"/>
-      <w:r>
-        <w:rPr>
-          <w:lang w:val="en-GB"/>
-        </w:rPr>
-        <w:t xml:space="preserve"> are positively correlated (p-value for each individual Pearson’s correlation is plotted in the bottom right corner of the plot).</w:t>
+        <w:t xml:space="preserve"> Normalized abundance in ethanol resistant sample and normalized abundance in microbiota sample are positively correlated (p-value for each individual Pearson’s correlation is plotted in the bottom right corner of the plot).</w:t>
       </w:r>
     </w:p>
     <w:p>

--- a/thesis/v1_supplement.docx
+++ b/thesis/v1_supplement.docx
@@ -1271,69 +1271,6 @@
     </w:p>
     <w:p>
       <w:pPr>
-        <w:spacing w:line="259" w:lineRule="auto"/>
-        <w:jc w:val="left"/>
-        <w:rPr>
-          <w:lang w:val="en-GB"/>
-        </w:rPr>
-      </w:pPr>
-    </w:p>
-    <w:p>
-      <w:pPr>
-        <w:spacing w:line="259" w:lineRule="auto"/>
-        <w:jc w:val="left"/>
-        <w:rPr>
-          <w:lang w:val="en-GB"/>
-        </w:rPr>
-      </w:pPr>
-    </w:p>
-    <w:p>
-      <w:pPr>
-        <w:spacing w:line="259" w:lineRule="auto"/>
-        <w:jc w:val="left"/>
-        <w:rPr>
-          <w:lang w:val="en-GB"/>
-        </w:rPr>
-      </w:pPr>
-    </w:p>
-    <w:p>
-      <w:pPr>
-        <w:spacing w:line="259" w:lineRule="auto"/>
-        <w:jc w:val="left"/>
-        <w:rPr>
-          <w:lang w:val="en-GB"/>
-        </w:rPr>
-      </w:pPr>
-    </w:p>
-    <w:p>
-      <w:pPr>
-        <w:spacing w:line="259" w:lineRule="auto"/>
-        <w:jc w:val="left"/>
-        <w:rPr>
-          <w:lang w:val="en-GB"/>
-        </w:rPr>
-      </w:pPr>
-    </w:p>
-    <w:p>
-      <w:pPr>
-        <w:spacing w:line="259" w:lineRule="auto"/>
-        <w:jc w:val="left"/>
-        <w:rPr>
-          <w:lang w:val="en-GB"/>
-        </w:rPr>
-      </w:pPr>
-    </w:p>
-    <w:p>
-      <w:pPr>
-        <w:spacing w:line="259" w:lineRule="auto"/>
-        <w:jc w:val="left"/>
-        <w:rPr>
-          <w:lang w:val="en-GB"/>
-        </w:rPr>
-      </w:pPr>
-    </w:p>
-    <w:p>
-      <w:pPr>
         <w:rPr>
           <w:lang w:val="en-GB"/>
         </w:rPr>
@@ -1343,7 +1280,6 @@
         <w:rPr>
           <w:lang w:val="en-GB"/>
         </w:rPr>
-        <w:lastRenderedPageBreak/>
         <w:t xml:space="preserve">Supplementary Table </w:t>
       </w:r>
       <w:r>
@@ -1359,3114 +1295,7 @@
         <w:t xml:space="preserve">. Details on sequencing projects in this thesis.  </w:t>
       </w:r>
     </w:p>
-    <w:tbl>
-      <w:tblPr>
-        <w:tblW w:w="14140" w:type="dxa"/>
-        <w:tblCellMar>
-          <w:left w:w="70" w:type="dxa"/>
-          <w:right w:w="70" w:type="dxa"/>
-        </w:tblCellMar>
-        <w:tblLook w:val="04A0" w:firstRow="1" w:lastRow="0" w:firstColumn="1" w:lastColumn="0" w:noHBand="0" w:noVBand="1"/>
-      </w:tblPr>
-      <w:tblGrid>
-        <w:gridCol w:w="2040"/>
-        <w:gridCol w:w="2040"/>
-        <w:gridCol w:w="2040"/>
-        <w:gridCol w:w="2040"/>
-        <w:gridCol w:w="1900"/>
-        <w:gridCol w:w="2040"/>
-        <w:gridCol w:w="2040"/>
-      </w:tblGrid>
-      <w:tr>
-        <w:trPr>
-          <w:trHeight w:val="1035"/>
-        </w:trPr>
-        <w:tc>
-          <w:tcPr>
-            <w:tcW w:w="2040" w:type="dxa"/>
-            <w:tcBorders>
-              <w:top w:val="single" w:sz="4" w:space="0" w:color="auto"/>
-              <w:left w:val="single" w:sz="4" w:space="0" w:color="auto"/>
-              <w:bottom w:val="single" w:sz="4" w:space="0" w:color="auto"/>
-              <w:right w:val="single" w:sz="4" w:space="0" w:color="auto"/>
-            </w:tcBorders>
-            <w:noWrap/>
-            <w:vAlign w:val="bottom"/>
-            <w:hideMark/>
-          </w:tcPr>
-          <w:p>
-            <w:pPr>
-              <w:spacing w:after="0" w:line="240" w:lineRule="auto"/>
-              <w:jc w:val="left"/>
-              <w:rPr>
-                <w:rFonts w:eastAsia="Times New Roman" w:cs="Times New Roman"/>
-                <w:color w:val="000000"/>
-                <w:sz w:val="20"/>
-                <w:szCs w:val="20"/>
-                <w:lang w:val="en-GB" w:eastAsia="sl-SI"/>
-              </w:rPr>
-            </w:pPr>
-            <w:r>
-              <w:rPr>
-                <w:rFonts w:eastAsia="Times New Roman" w:cs="Times New Roman"/>
-                <w:color w:val="000000"/>
-                <w:sz w:val="20"/>
-                <w:szCs w:val="20"/>
-                <w:lang w:val="en-GB" w:eastAsia="sl-SI"/>
-              </w:rPr>
-              <w:t> </w:t>
-            </w:r>
-          </w:p>
-        </w:tc>
-        <w:tc>
-          <w:tcPr>
-            <w:tcW w:w="2040" w:type="dxa"/>
-            <w:tcBorders>
-              <w:top w:val="single" w:sz="4" w:space="0" w:color="auto"/>
-              <w:left w:val="nil"/>
-              <w:bottom w:val="single" w:sz="4" w:space="0" w:color="auto"/>
-              <w:right w:val="single" w:sz="4" w:space="0" w:color="auto"/>
-            </w:tcBorders>
-            <w:vAlign w:val="bottom"/>
-            <w:hideMark/>
-          </w:tcPr>
-          <w:p>
-            <w:pPr>
-              <w:spacing w:after="0" w:line="240" w:lineRule="auto"/>
-              <w:jc w:val="left"/>
-              <w:rPr>
-                <w:rFonts w:eastAsia="Times New Roman" w:cs="Times New Roman"/>
-                <w:color w:val="000000"/>
-                <w:sz w:val="20"/>
-                <w:szCs w:val="20"/>
-                <w:lang w:val="en-GB" w:eastAsia="sl-SI"/>
-              </w:rPr>
-            </w:pPr>
-            <w:r>
-              <w:rPr>
-                <w:rFonts w:eastAsia="Times New Roman" w:cs="Times New Roman"/>
-                <w:color w:val="000000"/>
-                <w:sz w:val="20"/>
-                <w:szCs w:val="20"/>
-                <w:lang w:val="en-GB" w:eastAsia="sl-SI"/>
-              </w:rPr>
-              <w:t>Comparison of isolation protocols</w:t>
-            </w:r>
-          </w:p>
-        </w:tc>
-        <w:tc>
-          <w:tcPr>
-            <w:tcW w:w="2040" w:type="dxa"/>
-            <w:tcBorders>
-              <w:top w:val="single" w:sz="4" w:space="0" w:color="auto"/>
-              <w:left w:val="nil"/>
-              <w:bottom w:val="single" w:sz="4" w:space="0" w:color="auto"/>
-              <w:right w:val="single" w:sz="4" w:space="0" w:color="auto"/>
-            </w:tcBorders>
-            <w:vAlign w:val="bottom"/>
-            <w:hideMark/>
-          </w:tcPr>
-          <w:p>
-            <w:pPr>
-              <w:spacing w:after="0" w:line="240" w:lineRule="auto"/>
-              <w:jc w:val="left"/>
-              <w:rPr>
-                <w:rFonts w:eastAsia="Times New Roman" w:cs="Times New Roman"/>
-                <w:color w:val="000000"/>
-                <w:sz w:val="20"/>
-                <w:szCs w:val="20"/>
-                <w:lang w:val="en-GB" w:eastAsia="sl-SI"/>
-              </w:rPr>
-            </w:pPr>
-            <w:r>
-              <w:rPr>
-                <w:rFonts w:eastAsia="Times New Roman" w:cs="Times New Roman"/>
-                <w:color w:val="000000"/>
-                <w:sz w:val="20"/>
-                <w:szCs w:val="20"/>
-                <w:lang w:val="en-GB" w:eastAsia="sl-SI"/>
-              </w:rPr>
-              <w:t>Optimization of protocol for spore DNA isolation from human stool samples</w:t>
-            </w:r>
-          </w:p>
-        </w:tc>
-        <w:tc>
-          <w:tcPr>
-            <w:tcW w:w="2040" w:type="dxa"/>
-            <w:tcBorders>
-              <w:top w:val="single" w:sz="4" w:space="0" w:color="auto"/>
-              <w:left w:val="nil"/>
-              <w:bottom w:val="single" w:sz="4" w:space="0" w:color="auto"/>
-              <w:right w:val="single" w:sz="4" w:space="0" w:color="auto"/>
-            </w:tcBorders>
-            <w:vAlign w:val="bottom"/>
-            <w:hideMark/>
-          </w:tcPr>
-          <w:p>
-            <w:pPr>
-              <w:spacing w:after="0" w:line="240" w:lineRule="auto"/>
-              <w:jc w:val="left"/>
-              <w:rPr>
-                <w:rFonts w:eastAsia="Times New Roman" w:cs="Times New Roman"/>
-                <w:color w:val="000000"/>
-                <w:sz w:val="20"/>
-                <w:szCs w:val="20"/>
-                <w:lang w:val="en-GB" w:eastAsia="sl-SI"/>
-              </w:rPr>
-            </w:pPr>
-            <w:r>
-              <w:rPr>
-                <w:rFonts w:eastAsia="Times New Roman" w:cs="Times New Roman"/>
-                <w:color w:val="000000"/>
-                <w:sz w:val="20"/>
-                <w:szCs w:val="20"/>
-                <w:lang w:val="en-GB" w:eastAsia="sl-SI"/>
-              </w:rPr>
-              <w:t xml:space="preserve">Longitudinal study </w:t>
-            </w:r>
-          </w:p>
-        </w:tc>
-        <w:tc>
-          <w:tcPr>
-            <w:tcW w:w="1900" w:type="dxa"/>
-            <w:tcBorders>
-              <w:top w:val="single" w:sz="4" w:space="0" w:color="auto"/>
-              <w:left w:val="nil"/>
-              <w:bottom w:val="single" w:sz="4" w:space="0" w:color="auto"/>
-              <w:right w:val="single" w:sz="4" w:space="0" w:color="auto"/>
-            </w:tcBorders>
-            <w:vAlign w:val="bottom"/>
-            <w:hideMark/>
-          </w:tcPr>
-          <w:p>
-            <w:pPr>
-              <w:spacing w:after="0" w:line="240" w:lineRule="auto"/>
-              <w:jc w:val="left"/>
-              <w:rPr>
-                <w:rFonts w:eastAsia="Times New Roman" w:cs="Times New Roman"/>
-                <w:color w:val="000000"/>
-                <w:sz w:val="20"/>
-                <w:szCs w:val="20"/>
-                <w:lang w:val="en-GB" w:eastAsia="sl-SI"/>
-              </w:rPr>
-            </w:pPr>
-            <w:r>
-              <w:rPr>
-                <w:rFonts w:eastAsia="Times New Roman" w:cs="Times New Roman"/>
-                <w:color w:val="000000"/>
-                <w:sz w:val="20"/>
-                <w:szCs w:val="20"/>
-                <w:lang w:val="en-GB" w:eastAsia="sl-SI"/>
-              </w:rPr>
-              <w:t> </w:t>
-            </w:r>
-          </w:p>
-        </w:tc>
-        <w:tc>
-          <w:tcPr>
-            <w:tcW w:w="4080" w:type="dxa"/>
-            <w:gridSpan w:val="2"/>
-            <w:tcBorders>
-              <w:top w:val="single" w:sz="4" w:space="0" w:color="auto"/>
-              <w:left w:val="nil"/>
-              <w:bottom w:val="single" w:sz="4" w:space="0" w:color="auto"/>
-              <w:right w:val="single" w:sz="4" w:space="0" w:color="000000"/>
-            </w:tcBorders>
-            <w:noWrap/>
-            <w:vAlign w:val="bottom"/>
-            <w:hideMark/>
-          </w:tcPr>
-          <w:p>
-            <w:pPr>
-              <w:spacing w:after="0" w:line="240" w:lineRule="auto"/>
-              <w:jc w:val="left"/>
-              <w:rPr>
-                <w:rFonts w:eastAsia="Times New Roman" w:cs="Times New Roman"/>
-                <w:color w:val="000000"/>
-                <w:sz w:val="20"/>
-                <w:szCs w:val="20"/>
-                <w:lang w:val="en-GB" w:eastAsia="sl-SI"/>
-              </w:rPr>
-            </w:pPr>
-            <w:r>
-              <w:rPr>
-                <w:rFonts w:eastAsia="Times New Roman" w:cs="Times New Roman"/>
-                <w:color w:val="000000"/>
-                <w:sz w:val="20"/>
-                <w:szCs w:val="20"/>
-                <w:lang w:val="en-GB" w:eastAsia="sl-SI"/>
-              </w:rPr>
-              <w:t>Longitudinal study</w:t>
-            </w:r>
-          </w:p>
-        </w:tc>
-      </w:tr>
-      <w:tr>
-        <w:trPr>
-          <w:trHeight w:val="300"/>
-        </w:trPr>
-        <w:tc>
-          <w:tcPr>
-            <w:tcW w:w="2040" w:type="dxa"/>
-            <w:tcBorders>
-              <w:top w:val="nil"/>
-              <w:left w:val="single" w:sz="4" w:space="0" w:color="auto"/>
-              <w:bottom w:val="single" w:sz="4" w:space="0" w:color="auto"/>
-              <w:right w:val="single" w:sz="4" w:space="0" w:color="auto"/>
-            </w:tcBorders>
-            <w:vAlign w:val="bottom"/>
-            <w:hideMark/>
-          </w:tcPr>
-          <w:p>
-            <w:pPr>
-              <w:spacing w:after="0" w:line="240" w:lineRule="auto"/>
-              <w:jc w:val="left"/>
-              <w:rPr>
-                <w:rFonts w:eastAsia="Times New Roman" w:cs="Times New Roman"/>
-                <w:color w:val="000000"/>
-                <w:sz w:val="20"/>
-                <w:szCs w:val="20"/>
-                <w:lang w:val="en-GB" w:eastAsia="sl-SI"/>
-              </w:rPr>
-            </w:pPr>
-            <w:r>
-              <w:rPr>
-                <w:rFonts w:eastAsia="Times New Roman" w:cs="Times New Roman"/>
-                <w:color w:val="000000"/>
-                <w:sz w:val="20"/>
-                <w:szCs w:val="20"/>
-                <w:lang w:val="en-GB" w:eastAsia="sl-SI"/>
-              </w:rPr>
-              <w:t xml:space="preserve">Sequencing platform </w:t>
-            </w:r>
-          </w:p>
-        </w:tc>
-        <w:tc>
-          <w:tcPr>
-            <w:tcW w:w="2040" w:type="dxa"/>
-            <w:tcBorders>
-              <w:top w:val="nil"/>
-              <w:left w:val="nil"/>
-              <w:bottom w:val="single" w:sz="4" w:space="0" w:color="auto"/>
-              <w:right w:val="single" w:sz="4" w:space="0" w:color="auto"/>
-            </w:tcBorders>
-            <w:vAlign w:val="bottom"/>
-            <w:hideMark/>
-          </w:tcPr>
-          <w:p>
-            <w:pPr>
-              <w:spacing w:after="0" w:line="240" w:lineRule="auto"/>
-              <w:jc w:val="left"/>
-              <w:rPr>
-                <w:rFonts w:eastAsia="Times New Roman" w:cs="Times New Roman"/>
-                <w:color w:val="000000"/>
-                <w:sz w:val="20"/>
-                <w:szCs w:val="20"/>
-                <w:lang w:val="en-GB" w:eastAsia="sl-SI"/>
-              </w:rPr>
-            </w:pPr>
-            <w:proofErr w:type="spellStart"/>
-            <w:r>
-              <w:rPr>
-                <w:rFonts w:eastAsia="Times New Roman" w:cs="Times New Roman"/>
-                <w:color w:val="000000"/>
-                <w:sz w:val="20"/>
-                <w:szCs w:val="20"/>
-                <w:lang w:val="en-GB" w:eastAsia="sl-SI"/>
-              </w:rPr>
-              <w:t>MiSeq</w:t>
-            </w:r>
-            <w:proofErr w:type="spellEnd"/>
-          </w:p>
-        </w:tc>
-        <w:tc>
-          <w:tcPr>
-            <w:tcW w:w="2040" w:type="dxa"/>
-            <w:tcBorders>
-              <w:top w:val="nil"/>
-              <w:left w:val="nil"/>
-              <w:bottom w:val="single" w:sz="4" w:space="0" w:color="auto"/>
-              <w:right w:val="single" w:sz="4" w:space="0" w:color="auto"/>
-            </w:tcBorders>
-            <w:vAlign w:val="bottom"/>
-            <w:hideMark/>
-          </w:tcPr>
-          <w:p>
-            <w:pPr>
-              <w:spacing w:after="0" w:line="240" w:lineRule="auto"/>
-              <w:jc w:val="left"/>
-              <w:rPr>
-                <w:rFonts w:eastAsia="Times New Roman" w:cs="Times New Roman"/>
-                <w:color w:val="000000"/>
-                <w:sz w:val="20"/>
-                <w:szCs w:val="20"/>
-                <w:lang w:val="en-GB" w:eastAsia="sl-SI"/>
-              </w:rPr>
-            </w:pPr>
-            <w:proofErr w:type="spellStart"/>
-            <w:r>
-              <w:rPr>
-                <w:rFonts w:eastAsia="Times New Roman" w:cs="Times New Roman"/>
-                <w:color w:val="000000"/>
-                <w:sz w:val="20"/>
-                <w:szCs w:val="20"/>
-                <w:lang w:val="en-GB" w:eastAsia="sl-SI"/>
-              </w:rPr>
-              <w:t>MiSeq</w:t>
-            </w:r>
-            <w:proofErr w:type="spellEnd"/>
-          </w:p>
-        </w:tc>
-        <w:tc>
-          <w:tcPr>
-            <w:tcW w:w="2040" w:type="dxa"/>
-            <w:tcBorders>
-              <w:top w:val="nil"/>
-              <w:left w:val="nil"/>
-              <w:bottom w:val="single" w:sz="4" w:space="0" w:color="auto"/>
-              <w:right w:val="single" w:sz="4" w:space="0" w:color="auto"/>
-            </w:tcBorders>
-            <w:vAlign w:val="bottom"/>
-            <w:hideMark/>
-          </w:tcPr>
-          <w:p>
-            <w:pPr>
-              <w:spacing w:after="0" w:line="240" w:lineRule="auto"/>
-              <w:jc w:val="left"/>
-              <w:rPr>
-                <w:rFonts w:eastAsia="Times New Roman" w:cs="Times New Roman"/>
-                <w:color w:val="000000"/>
-                <w:sz w:val="20"/>
-                <w:szCs w:val="20"/>
-                <w:lang w:val="en-GB" w:eastAsia="sl-SI"/>
-              </w:rPr>
-            </w:pPr>
-            <w:proofErr w:type="spellStart"/>
-            <w:r>
-              <w:rPr>
-                <w:rFonts w:eastAsia="Times New Roman" w:cs="Times New Roman"/>
-                <w:color w:val="000000"/>
-                <w:sz w:val="20"/>
-                <w:szCs w:val="20"/>
-                <w:lang w:val="en-GB" w:eastAsia="sl-SI"/>
-              </w:rPr>
-              <w:t>NextSeq</w:t>
-            </w:r>
-            <w:proofErr w:type="spellEnd"/>
-          </w:p>
-        </w:tc>
-        <w:tc>
-          <w:tcPr>
-            <w:tcW w:w="1900" w:type="dxa"/>
-            <w:tcBorders>
-              <w:top w:val="nil"/>
-              <w:left w:val="nil"/>
-              <w:bottom w:val="single" w:sz="4" w:space="0" w:color="auto"/>
-              <w:right w:val="single" w:sz="4" w:space="0" w:color="auto"/>
-            </w:tcBorders>
-            <w:vAlign w:val="bottom"/>
-            <w:hideMark/>
-          </w:tcPr>
-          <w:p>
-            <w:pPr>
-              <w:spacing w:after="0" w:line="240" w:lineRule="auto"/>
-              <w:jc w:val="left"/>
-              <w:rPr>
-                <w:rFonts w:eastAsia="Times New Roman" w:cs="Times New Roman"/>
-                <w:color w:val="000000"/>
-                <w:sz w:val="20"/>
-                <w:szCs w:val="20"/>
-                <w:lang w:val="en-GB" w:eastAsia="sl-SI"/>
-              </w:rPr>
-            </w:pPr>
-            <w:r>
-              <w:rPr>
-                <w:rFonts w:eastAsia="Times New Roman" w:cs="Times New Roman"/>
-                <w:color w:val="000000"/>
-                <w:sz w:val="20"/>
-                <w:szCs w:val="20"/>
-                <w:lang w:val="en-GB" w:eastAsia="sl-SI"/>
-              </w:rPr>
-              <w:t> </w:t>
-            </w:r>
-          </w:p>
-        </w:tc>
-        <w:tc>
-          <w:tcPr>
-            <w:tcW w:w="4080" w:type="dxa"/>
-            <w:gridSpan w:val="2"/>
-            <w:tcBorders>
-              <w:top w:val="single" w:sz="4" w:space="0" w:color="auto"/>
-              <w:left w:val="nil"/>
-              <w:bottom w:val="single" w:sz="4" w:space="0" w:color="auto"/>
-              <w:right w:val="single" w:sz="4" w:space="0" w:color="auto"/>
-            </w:tcBorders>
-            <w:vAlign w:val="bottom"/>
-            <w:hideMark/>
-          </w:tcPr>
-          <w:p>
-            <w:pPr>
-              <w:spacing w:after="0" w:line="240" w:lineRule="auto"/>
-              <w:jc w:val="left"/>
-              <w:rPr>
-                <w:rFonts w:eastAsia="Times New Roman" w:cs="Times New Roman"/>
-                <w:color w:val="000000"/>
-                <w:sz w:val="20"/>
-                <w:szCs w:val="20"/>
-                <w:lang w:val="en-GB" w:eastAsia="sl-SI"/>
-              </w:rPr>
-            </w:pPr>
-            <w:proofErr w:type="spellStart"/>
-            <w:r>
-              <w:rPr>
-                <w:rFonts w:eastAsia="Times New Roman" w:cs="Times New Roman"/>
-                <w:color w:val="000000"/>
-                <w:sz w:val="20"/>
-                <w:szCs w:val="20"/>
-                <w:lang w:val="en-GB" w:eastAsia="sl-SI"/>
-              </w:rPr>
-              <w:t>DNBSeq</w:t>
-            </w:r>
-            <w:proofErr w:type="spellEnd"/>
-          </w:p>
-        </w:tc>
-      </w:tr>
-      <w:tr>
-        <w:trPr>
-          <w:trHeight w:val="780"/>
-        </w:trPr>
-        <w:tc>
-          <w:tcPr>
-            <w:tcW w:w="2040" w:type="dxa"/>
-            <w:tcBorders>
-              <w:top w:val="nil"/>
-              <w:left w:val="single" w:sz="4" w:space="0" w:color="auto"/>
-              <w:bottom w:val="single" w:sz="4" w:space="0" w:color="auto"/>
-              <w:right w:val="single" w:sz="4" w:space="0" w:color="auto"/>
-            </w:tcBorders>
-            <w:vAlign w:val="bottom"/>
-            <w:hideMark/>
-          </w:tcPr>
-          <w:p>
-            <w:pPr>
-              <w:spacing w:after="0" w:line="240" w:lineRule="auto"/>
-              <w:jc w:val="left"/>
-              <w:rPr>
-                <w:rFonts w:eastAsia="Times New Roman" w:cs="Times New Roman"/>
-                <w:color w:val="000000"/>
-                <w:sz w:val="20"/>
-                <w:szCs w:val="20"/>
-                <w:lang w:val="en-GB" w:eastAsia="sl-SI"/>
-              </w:rPr>
-            </w:pPr>
-            <w:r>
-              <w:rPr>
-                <w:rFonts w:eastAsia="Times New Roman" w:cs="Times New Roman"/>
-                <w:color w:val="000000"/>
-                <w:sz w:val="20"/>
-                <w:szCs w:val="20"/>
-                <w:lang w:val="en-GB" w:eastAsia="sl-SI"/>
-              </w:rPr>
-              <w:t xml:space="preserve">Type of sequencing </w:t>
-            </w:r>
-          </w:p>
-        </w:tc>
-        <w:tc>
-          <w:tcPr>
-            <w:tcW w:w="6120" w:type="dxa"/>
-            <w:gridSpan w:val="3"/>
-            <w:tcBorders>
-              <w:top w:val="single" w:sz="4" w:space="0" w:color="auto"/>
-              <w:left w:val="nil"/>
-              <w:bottom w:val="single" w:sz="4" w:space="0" w:color="auto"/>
-              <w:right w:val="single" w:sz="4" w:space="0" w:color="auto"/>
-            </w:tcBorders>
-            <w:vAlign w:val="bottom"/>
-            <w:hideMark/>
-          </w:tcPr>
-          <w:p>
-            <w:pPr>
-              <w:spacing w:after="0" w:line="240" w:lineRule="auto"/>
-              <w:jc w:val="left"/>
-              <w:rPr>
-                <w:rFonts w:eastAsia="Times New Roman" w:cs="Times New Roman"/>
-                <w:color w:val="000000"/>
-                <w:sz w:val="20"/>
-                <w:szCs w:val="20"/>
-                <w:lang w:val="en-GB" w:eastAsia="sl-SI"/>
-              </w:rPr>
-            </w:pPr>
-            <w:r>
-              <w:rPr>
-                <w:rFonts w:eastAsia="Times New Roman" w:cs="Times New Roman"/>
-                <w:color w:val="000000"/>
-                <w:sz w:val="20"/>
-                <w:szCs w:val="20"/>
-                <w:lang w:val="en-GB" w:eastAsia="sl-SI"/>
-              </w:rPr>
-              <w:t>Amplicon (</w:t>
-            </w:r>
-            <w:proofErr w:type="spellStart"/>
-            <w:r>
-              <w:rPr>
-                <w:rFonts w:eastAsia="Times New Roman" w:cs="Times New Roman"/>
-                <w:color w:val="000000"/>
-                <w:sz w:val="20"/>
-                <w:szCs w:val="20"/>
-                <w:lang w:val="en-GB" w:eastAsia="sl-SI"/>
-              </w:rPr>
-              <w:t>V3-V4</w:t>
-            </w:r>
-            <w:proofErr w:type="spellEnd"/>
-            <w:r>
-              <w:rPr>
-                <w:rFonts w:eastAsia="Times New Roman" w:cs="Times New Roman"/>
-                <w:color w:val="000000"/>
-                <w:sz w:val="20"/>
-                <w:szCs w:val="20"/>
-                <w:lang w:val="en-GB" w:eastAsia="sl-SI"/>
-              </w:rPr>
-              <w:t xml:space="preserve"> region of the </w:t>
-            </w:r>
-            <w:proofErr w:type="spellStart"/>
-            <w:r>
-              <w:rPr>
-                <w:rFonts w:eastAsia="Times New Roman" w:cs="Times New Roman"/>
-                <w:color w:val="000000"/>
-                <w:sz w:val="20"/>
-                <w:szCs w:val="20"/>
-                <w:lang w:val="en-GB" w:eastAsia="sl-SI"/>
-              </w:rPr>
-              <w:t>16S</w:t>
-            </w:r>
-            <w:proofErr w:type="spellEnd"/>
-            <w:r>
-              <w:rPr>
-                <w:rFonts w:eastAsia="Times New Roman" w:cs="Times New Roman"/>
-                <w:color w:val="000000"/>
-                <w:sz w:val="20"/>
-                <w:szCs w:val="20"/>
-                <w:lang w:val="en-GB" w:eastAsia="sl-SI"/>
-              </w:rPr>
-              <w:t xml:space="preserve"> rRNA gene)</w:t>
-            </w:r>
-          </w:p>
-        </w:tc>
-        <w:tc>
-          <w:tcPr>
-            <w:tcW w:w="1900" w:type="dxa"/>
-            <w:tcBorders>
-              <w:top w:val="nil"/>
-              <w:left w:val="nil"/>
-              <w:bottom w:val="single" w:sz="4" w:space="0" w:color="auto"/>
-              <w:right w:val="single" w:sz="4" w:space="0" w:color="auto"/>
-            </w:tcBorders>
-            <w:vAlign w:val="bottom"/>
-            <w:hideMark/>
-          </w:tcPr>
-          <w:p>
-            <w:pPr>
-              <w:spacing w:after="0" w:line="240" w:lineRule="auto"/>
-              <w:jc w:val="left"/>
-              <w:rPr>
-                <w:rFonts w:eastAsia="Times New Roman" w:cs="Times New Roman"/>
-                <w:color w:val="000000"/>
-                <w:sz w:val="20"/>
-                <w:szCs w:val="20"/>
-                <w:lang w:val="en-GB" w:eastAsia="sl-SI"/>
-              </w:rPr>
-            </w:pPr>
-            <w:r>
-              <w:rPr>
-                <w:rFonts w:eastAsia="Times New Roman" w:cs="Times New Roman"/>
-                <w:color w:val="000000"/>
-                <w:sz w:val="20"/>
-                <w:szCs w:val="20"/>
-                <w:lang w:val="en-GB" w:eastAsia="sl-SI"/>
-              </w:rPr>
-              <w:t> </w:t>
-            </w:r>
-          </w:p>
-        </w:tc>
-        <w:tc>
-          <w:tcPr>
-            <w:tcW w:w="2040" w:type="dxa"/>
-            <w:tcBorders>
-              <w:top w:val="nil"/>
-              <w:left w:val="nil"/>
-              <w:bottom w:val="single" w:sz="4" w:space="0" w:color="auto"/>
-              <w:right w:val="single" w:sz="4" w:space="0" w:color="auto"/>
-            </w:tcBorders>
-            <w:vAlign w:val="bottom"/>
-            <w:hideMark/>
-          </w:tcPr>
-          <w:p>
-            <w:pPr>
-              <w:spacing w:after="0" w:line="240" w:lineRule="auto"/>
-              <w:jc w:val="left"/>
-              <w:rPr>
-                <w:rFonts w:eastAsia="Times New Roman" w:cs="Times New Roman"/>
-                <w:color w:val="000000"/>
-                <w:sz w:val="20"/>
-                <w:szCs w:val="20"/>
-                <w:lang w:val="en-GB" w:eastAsia="sl-SI"/>
-              </w:rPr>
-            </w:pPr>
-            <w:r>
-              <w:rPr>
-                <w:rFonts w:eastAsia="Times New Roman" w:cs="Times New Roman"/>
-                <w:color w:val="000000"/>
-                <w:sz w:val="20"/>
-                <w:szCs w:val="20"/>
-                <w:lang w:val="en-GB" w:eastAsia="sl-SI"/>
-              </w:rPr>
-              <w:t xml:space="preserve">Shotgun metagenomic sequencing bulk microbiota samples </w:t>
-            </w:r>
-          </w:p>
-        </w:tc>
-        <w:tc>
-          <w:tcPr>
-            <w:tcW w:w="2040" w:type="dxa"/>
-            <w:tcBorders>
-              <w:top w:val="nil"/>
-              <w:left w:val="nil"/>
-              <w:bottom w:val="single" w:sz="4" w:space="0" w:color="auto"/>
-              <w:right w:val="single" w:sz="4" w:space="0" w:color="auto"/>
-            </w:tcBorders>
-            <w:vAlign w:val="bottom"/>
-            <w:hideMark/>
-          </w:tcPr>
-          <w:p>
-            <w:pPr>
-              <w:spacing w:after="0" w:line="240" w:lineRule="auto"/>
-              <w:jc w:val="left"/>
-              <w:rPr>
-                <w:rFonts w:eastAsia="Times New Roman" w:cs="Times New Roman"/>
-                <w:color w:val="000000"/>
-                <w:sz w:val="20"/>
-                <w:szCs w:val="20"/>
-                <w:lang w:val="en-GB" w:eastAsia="sl-SI"/>
-              </w:rPr>
-            </w:pPr>
-            <w:r>
-              <w:rPr>
-                <w:rFonts w:eastAsia="Times New Roman" w:cs="Times New Roman"/>
-                <w:color w:val="000000"/>
-                <w:sz w:val="20"/>
-                <w:szCs w:val="20"/>
-                <w:lang w:val="en-GB" w:eastAsia="sl-SI"/>
-              </w:rPr>
-              <w:t xml:space="preserve">Shotgun metagenomic sequencing of ethanol treated samples </w:t>
-            </w:r>
-          </w:p>
-        </w:tc>
-      </w:tr>
-      <w:tr>
-        <w:trPr>
-          <w:trHeight w:val="300"/>
-        </w:trPr>
-        <w:tc>
-          <w:tcPr>
-            <w:tcW w:w="2040" w:type="dxa"/>
-            <w:tcBorders>
-              <w:top w:val="nil"/>
-              <w:left w:val="single" w:sz="4" w:space="0" w:color="auto"/>
-              <w:bottom w:val="single" w:sz="4" w:space="0" w:color="auto"/>
-              <w:right w:val="single" w:sz="4" w:space="0" w:color="auto"/>
-            </w:tcBorders>
-            <w:vAlign w:val="bottom"/>
-            <w:hideMark/>
-          </w:tcPr>
-          <w:p>
-            <w:pPr>
-              <w:spacing w:after="0" w:line="240" w:lineRule="auto"/>
-              <w:jc w:val="left"/>
-              <w:rPr>
-                <w:rFonts w:eastAsia="Times New Roman" w:cs="Times New Roman"/>
-                <w:color w:val="000000"/>
-                <w:sz w:val="20"/>
-                <w:szCs w:val="20"/>
-                <w:lang w:val="en-GB" w:eastAsia="sl-SI"/>
-              </w:rPr>
-            </w:pPr>
-            <w:r>
-              <w:rPr>
-                <w:rFonts w:eastAsia="Times New Roman" w:cs="Times New Roman"/>
-                <w:color w:val="000000"/>
-                <w:sz w:val="20"/>
-                <w:szCs w:val="20"/>
-                <w:lang w:val="en-GB" w:eastAsia="sl-SI"/>
-              </w:rPr>
-              <w:t xml:space="preserve">Polymerase </w:t>
-            </w:r>
-          </w:p>
-        </w:tc>
-        <w:tc>
-          <w:tcPr>
-            <w:tcW w:w="2040" w:type="dxa"/>
-            <w:tcBorders>
-              <w:top w:val="nil"/>
-              <w:left w:val="nil"/>
-              <w:bottom w:val="single" w:sz="4" w:space="0" w:color="auto"/>
-              <w:right w:val="single" w:sz="4" w:space="0" w:color="auto"/>
-            </w:tcBorders>
-            <w:vAlign w:val="bottom"/>
-            <w:hideMark/>
-          </w:tcPr>
-          <w:p>
-            <w:pPr>
-              <w:spacing w:after="0" w:line="240" w:lineRule="auto"/>
-              <w:jc w:val="left"/>
-              <w:rPr>
-                <w:rFonts w:eastAsia="Times New Roman" w:cs="Times New Roman"/>
-                <w:color w:val="000000"/>
-                <w:sz w:val="20"/>
-                <w:szCs w:val="20"/>
-                <w:lang w:val="en-GB" w:eastAsia="sl-SI"/>
-              </w:rPr>
-            </w:pPr>
-            <w:r>
-              <w:rPr>
-                <w:rFonts w:eastAsia="Times New Roman" w:cs="Times New Roman"/>
-                <w:color w:val="000000"/>
-                <w:sz w:val="20"/>
-                <w:szCs w:val="20"/>
-                <w:lang w:val="en-GB" w:eastAsia="sl-SI"/>
-              </w:rPr>
-              <w:t xml:space="preserve">KAPA </w:t>
-            </w:r>
-            <w:proofErr w:type="spellStart"/>
-            <w:r>
-              <w:rPr>
-                <w:rFonts w:eastAsia="Times New Roman" w:cs="Times New Roman"/>
-                <w:color w:val="000000"/>
-                <w:sz w:val="20"/>
-                <w:szCs w:val="20"/>
-                <w:lang w:val="en-GB" w:eastAsia="sl-SI"/>
-              </w:rPr>
-              <w:t>HiFI</w:t>
-            </w:r>
-            <w:proofErr w:type="spellEnd"/>
-          </w:p>
-        </w:tc>
-        <w:tc>
-          <w:tcPr>
-            <w:tcW w:w="2040" w:type="dxa"/>
-            <w:tcBorders>
-              <w:top w:val="nil"/>
-              <w:left w:val="nil"/>
-              <w:bottom w:val="single" w:sz="4" w:space="0" w:color="auto"/>
-              <w:right w:val="single" w:sz="4" w:space="0" w:color="auto"/>
-            </w:tcBorders>
-            <w:vAlign w:val="bottom"/>
-            <w:hideMark/>
-          </w:tcPr>
-          <w:p>
-            <w:pPr>
-              <w:spacing w:after="0" w:line="240" w:lineRule="auto"/>
-              <w:jc w:val="left"/>
-              <w:rPr>
-                <w:rFonts w:eastAsia="Times New Roman" w:cs="Times New Roman"/>
-                <w:color w:val="000000"/>
-                <w:sz w:val="20"/>
-                <w:szCs w:val="20"/>
-                <w:lang w:val="en-GB" w:eastAsia="sl-SI"/>
-              </w:rPr>
-            </w:pPr>
-            <w:proofErr w:type="spellStart"/>
-            <w:r>
-              <w:rPr>
-                <w:rFonts w:eastAsia="Times New Roman" w:cs="Times New Roman"/>
-                <w:color w:val="000000"/>
-                <w:sz w:val="20"/>
-                <w:szCs w:val="20"/>
-                <w:lang w:val="en-GB" w:eastAsia="sl-SI"/>
-              </w:rPr>
-              <w:t>Q5</w:t>
-            </w:r>
-            <w:proofErr w:type="spellEnd"/>
-            <w:r>
-              <w:rPr>
-                <w:rFonts w:eastAsia="Times New Roman" w:cs="Times New Roman"/>
-                <w:color w:val="000000"/>
-                <w:sz w:val="20"/>
-                <w:szCs w:val="20"/>
-                <w:lang w:val="en-GB" w:eastAsia="sl-SI"/>
-              </w:rPr>
-              <w:t xml:space="preserve"> </w:t>
-            </w:r>
-          </w:p>
-        </w:tc>
-        <w:tc>
-          <w:tcPr>
-            <w:tcW w:w="2040" w:type="dxa"/>
-            <w:tcBorders>
-              <w:top w:val="nil"/>
-              <w:left w:val="nil"/>
-              <w:bottom w:val="single" w:sz="4" w:space="0" w:color="auto"/>
-              <w:right w:val="single" w:sz="4" w:space="0" w:color="auto"/>
-            </w:tcBorders>
-            <w:vAlign w:val="bottom"/>
-            <w:hideMark/>
-          </w:tcPr>
-          <w:p>
-            <w:pPr>
-              <w:spacing w:after="0" w:line="240" w:lineRule="auto"/>
-              <w:jc w:val="left"/>
-              <w:rPr>
-                <w:rFonts w:eastAsia="Times New Roman" w:cs="Times New Roman"/>
-                <w:color w:val="000000"/>
-                <w:sz w:val="20"/>
-                <w:szCs w:val="20"/>
-                <w:lang w:val="en-GB" w:eastAsia="sl-SI"/>
-              </w:rPr>
-            </w:pPr>
-            <w:proofErr w:type="spellStart"/>
-            <w:r>
-              <w:rPr>
-                <w:rFonts w:eastAsia="Times New Roman" w:cs="Times New Roman"/>
-                <w:color w:val="000000"/>
-                <w:sz w:val="20"/>
-                <w:szCs w:val="20"/>
-                <w:lang w:val="en-GB" w:eastAsia="sl-SI"/>
-              </w:rPr>
-              <w:t>Q5</w:t>
-            </w:r>
-            <w:proofErr w:type="spellEnd"/>
-          </w:p>
-        </w:tc>
-        <w:tc>
-          <w:tcPr>
-            <w:tcW w:w="1900" w:type="dxa"/>
-            <w:tcBorders>
-              <w:top w:val="nil"/>
-              <w:left w:val="nil"/>
-              <w:bottom w:val="single" w:sz="4" w:space="0" w:color="auto"/>
-              <w:right w:val="single" w:sz="4" w:space="0" w:color="auto"/>
-            </w:tcBorders>
-            <w:vAlign w:val="bottom"/>
-            <w:hideMark/>
-          </w:tcPr>
-          <w:p>
-            <w:pPr>
-              <w:spacing w:after="0" w:line="240" w:lineRule="auto"/>
-              <w:jc w:val="left"/>
-              <w:rPr>
-                <w:rFonts w:eastAsia="Times New Roman" w:cs="Times New Roman"/>
-                <w:color w:val="000000"/>
-                <w:sz w:val="20"/>
-                <w:szCs w:val="20"/>
-                <w:lang w:val="en-GB" w:eastAsia="sl-SI"/>
-              </w:rPr>
-            </w:pPr>
-            <w:r>
-              <w:rPr>
-                <w:rFonts w:eastAsia="Times New Roman" w:cs="Times New Roman"/>
-                <w:color w:val="000000"/>
-                <w:sz w:val="20"/>
-                <w:szCs w:val="20"/>
-                <w:lang w:val="en-GB" w:eastAsia="sl-SI"/>
-              </w:rPr>
-              <w:t> </w:t>
-            </w:r>
-          </w:p>
-        </w:tc>
-        <w:tc>
-          <w:tcPr>
-            <w:tcW w:w="2040" w:type="dxa"/>
-            <w:tcBorders>
-              <w:top w:val="nil"/>
-              <w:left w:val="nil"/>
-              <w:bottom w:val="single" w:sz="4" w:space="0" w:color="auto"/>
-              <w:right w:val="single" w:sz="4" w:space="0" w:color="auto"/>
-            </w:tcBorders>
-            <w:vAlign w:val="bottom"/>
-            <w:hideMark/>
-          </w:tcPr>
-          <w:p>
-            <w:pPr>
-              <w:spacing w:after="0" w:line="240" w:lineRule="auto"/>
-              <w:jc w:val="left"/>
-              <w:rPr>
-                <w:rFonts w:eastAsia="Times New Roman" w:cs="Times New Roman"/>
-                <w:color w:val="000000"/>
-                <w:sz w:val="20"/>
-                <w:szCs w:val="20"/>
-                <w:lang w:val="en-GB" w:eastAsia="sl-SI"/>
-              </w:rPr>
-            </w:pPr>
-            <w:proofErr w:type="spellStart"/>
-            <w:r>
-              <w:rPr>
-                <w:rFonts w:eastAsia="Times New Roman" w:cs="Times New Roman"/>
-                <w:color w:val="000000"/>
-                <w:sz w:val="20"/>
-                <w:szCs w:val="20"/>
-                <w:lang w:val="en-GB" w:eastAsia="sl-SI"/>
-              </w:rPr>
-              <w:t>Phi29</w:t>
-            </w:r>
-            <w:proofErr w:type="spellEnd"/>
-          </w:p>
-        </w:tc>
-        <w:tc>
-          <w:tcPr>
-            <w:tcW w:w="2040" w:type="dxa"/>
-            <w:tcBorders>
-              <w:top w:val="nil"/>
-              <w:left w:val="nil"/>
-              <w:bottom w:val="single" w:sz="4" w:space="0" w:color="auto"/>
-              <w:right w:val="single" w:sz="4" w:space="0" w:color="auto"/>
-            </w:tcBorders>
-            <w:vAlign w:val="bottom"/>
-            <w:hideMark/>
-          </w:tcPr>
-          <w:p>
-            <w:pPr>
-              <w:spacing w:after="0" w:line="240" w:lineRule="auto"/>
-              <w:jc w:val="left"/>
-              <w:rPr>
-                <w:rFonts w:eastAsia="Times New Roman" w:cs="Times New Roman"/>
-                <w:color w:val="000000"/>
-                <w:sz w:val="20"/>
-                <w:szCs w:val="20"/>
-                <w:lang w:val="en-GB" w:eastAsia="sl-SI"/>
-              </w:rPr>
-            </w:pPr>
-            <w:r>
-              <w:rPr>
-                <w:rFonts w:eastAsia="Times New Roman" w:cs="Times New Roman"/>
-                <w:color w:val="000000"/>
-                <w:sz w:val="20"/>
-                <w:szCs w:val="20"/>
-                <w:lang w:val="en-GB" w:eastAsia="sl-SI"/>
-              </w:rPr>
-              <w:t> </w:t>
-            </w:r>
-          </w:p>
-        </w:tc>
-      </w:tr>
-      <w:tr>
-        <w:trPr>
-          <w:trHeight w:val="780"/>
-        </w:trPr>
-        <w:tc>
-          <w:tcPr>
-            <w:tcW w:w="2040" w:type="dxa"/>
-            <w:tcBorders>
-              <w:top w:val="nil"/>
-              <w:left w:val="single" w:sz="4" w:space="0" w:color="auto"/>
-              <w:bottom w:val="single" w:sz="4" w:space="0" w:color="auto"/>
-              <w:right w:val="single" w:sz="4" w:space="0" w:color="auto"/>
-            </w:tcBorders>
-            <w:vAlign w:val="bottom"/>
-            <w:hideMark/>
-          </w:tcPr>
-          <w:p>
-            <w:pPr>
-              <w:spacing w:after="0" w:line="240" w:lineRule="auto"/>
-              <w:jc w:val="left"/>
-              <w:rPr>
-                <w:rFonts w:eastAsia="Times New Roman" w:cs="Times New Roman"/>
-                <w:color w:val="000000"/>
-                <w:sz w:val="20"/>
-                <w:szCs w:val="20"/>
-                <w:lang w:val="en-GB" w:eastAsia="sl-SI"/>
-              </w:rPr>
-            </w:pPr>
-            <w:r>
-              <w:rPr>
-                <w:rFonts w:eastAsia="Times New Roman" w:cs="Times New Roman"/>
-                <w:color w:val="000000"/>
-                <w:sz w:val="20"/>
-                <w:szCs w:val="20"/>
-                <w:lang w:val="en-GB" w:eastAsia="sl-SI"/>
-              </w:rPr>
-              <w:t>Successfully sequenced</w:t>
-            </w:r>
-          </w:p>
-        </w:tc>
-        <w:tc>
-          <w:tcPr>
-            <w:tcW w:w="2040" w:type="dxa"/>
-            <w:tcBorders>
-              <w:top w:val="nil"/>
-              <w:left w:val="nil"/>
-              <w:bottom w:val="single" w:sz="4" w:space="0" w:color="auto"/>
-              <w:right w:val="single" w:sz="4" w:space="0" w:color="auto"/>
-            </w:tcBorders>
-            <w:vAlign w:val="bottom"/>
-            <w:hideMark/>
-          </w:tcPr>
-          <w:p>
-            <w:pPr>
-              <w:spacing w:after="0" w:line="240" w:lineRule="auto"/>
-              <w:jc w:val="left"/>
-              <w:rPr>
-                <w:rFonts w:eastAsia="Times New Roman" w:cs="Times New Roman"/>
-                <w:color w:val="000000"/>
-                <w:sz w:val="20"/>
-                <w:szCs w:val="20"/>
-                <w:lang w:val="en-GB" w:eastAsia="sl-SI"/>
-              </w:rPr>
-            </w:pPr>
-            <w:r>
-              <w:rPr>
-                <w:rFonts w:eastAsia="Times New Roman" w:cs="Times New Roman"/>
-                <w:color w:val="000000"/>
-                <w:sz w:val="20"/>
-                <w:szCs w:val="20"/>
-                <w:lang w:val="en-GB" w:eastAsia="sl-SI"/>
-              </w:rPr>
-              <w:t>all</w:t>
-            </w:r>
-          </w:p>
-        </w:tc>
-        <w:tc>
-          <w:tcPr>
-            <w:tcW w:w="2040" w:type="dxa"/>
-            <w:tcBorders>
-              <w:top w:val="nil"/>
-              <w:left w:val="nil"/>
-              <w:bottom w:val="single" w:sz="4" w:space="0" w:color="auto"/>
-              <w:right w:val="single" w:sz="4" w:space="0" w:color="auto"/>
-            </w:tcBorders>
-            <w:vAlign w:val="bottom"/>
-            <w:hideMark/>
-          </w:tcPr>
-          <w:p>
-            <w:pPr>
-              <w:spacing w:after="0" w:line="240" w:lineRule="auto"/>
-              <w:jc w:val="left"/>
-              <w:rPr>
-                <w:rFonts w:eastAsia="Times New Roman" w:cs="Times New Roman"/>
-                <w:color w:val="000000"/>
-                <w:sz w:val="20"/>
-                <w:szCs w:val="20"/>
-                <w:lang w:val="en-GB" w:eastAsia="sl-SI"/>
-              </w:rPr>
-            </w:pPr>
-            <w:r>
-              <w:rPr>
-                <w:rFonts w:eastAsia="Times New Roman" w:cs="Times New Roman"/>
-                <w:color w:val="000000"/>
-                <w:sz w:val="20"/>
-                <w:szCs w:val="20"/>
-                <w:lang w:val="en-GB" w:eastAsia="sl-SI"/>
-              </w:rPr>
-              <w:t>all</w:t>
-            </w:r>
-          </w:p>
-        </w:tc>
-        <w:tc>
-          <w:tcPr>
-            <w:tcW w:w="2040" w:type="dxa"/>
-            <w:tcBorders>
-              <w:top w:val="nil"/>
-              <w:left w:val="nil"/>
-              <w:bottom w:val="single" w:sz="4" w:space="0" w:color="auto"/>
-              <w:right w:val="single" w:sz="4" w:space="0" w:color="auto"/>
-            </w:tcBorders>
-            <w:vAlign w:val="bottom"/>
-            <w:hideMark/>
-          </w:tcPr>
-          <w:p>
-            <w:pPr>
-              <w:spacing w:after="0" w:line="240" w:lineRule="auto"/>
-              <w:jc w:val="left"/>
-              <w:rPr>
-                <w:rFonts w:eastAsia="Times New Roman" w:cs="Times New Roman"/>
-                <w:color w:val="000000"/>
-                <w:sz w:val="20"/>
-                <w:szCs w:val="20"/>
-                <w:lang w:val="en-GB" w:eastAsia="sl-SI"/>
-              </w:rPr>
-            </w:pPr>
-            <w:r>
-              <w:rPr>
-                <w:rFonts w:eastAsia="Times New Roman" w:cs="Times New Roman"/>
-                <w:color w:val="000000"/>
-                <w:sz w:val="20"/>
-                <w:szCs w:val="20"/>
-                <w:lang w:val="en-GB" w:eastAsia="sl-SI"/>
-              </w:rPr>
-              <w:t>234/6 removed including both negative controls</w:t>
-            </w:r>
-          </w:p>
-        </w:tc>
-        <w:tc>
-          <w:tcPr>
-            <w:tcW w:w="1900" w:type="dxa"/>
-            <w:tcBorders>
-              <w:top w:val="nil"/>
-              <w:left w:val="nil"/>
-              <w:bottom w:val="single" w:sz="4" w:space="0" w:color="auto"/>
-              <w:right w:val="single" w:sz="4" w:space="0" w:color="auto"/>
-            </w:tcBorders>
-            <w:vAlign w:val="bottom"/>
-            <w:hideMark/>
-          </w:tcPr>
-          <w:p>
-            <w:pPr>
-              <w:spacing w:after="0" w:line="240" w:lineRule="auto"/>
-              <w:jc w:val="left"/>
-              <w:rPr>
-                <w:rFonts w:eastAsia="Times New Roman" w:cs="Times New Roman"/>
-                <w:color w:val="000000"/>
-                <w:sz w:val="20"/>
-                <w:szCs w:val="20"/>
-                <w:lang w:val="en-GB" w:eastAsia="sl-SI"/>
-              </w:rPr>
-            </w:pPr>
-            <w:r>
-              <w:rPr>
-                <w:rFonts w:eastAsia="Times New Roman" w:cs="Times New Roman"/>
-                <w:color w:val="000000"/>
-                <w:sz w:val="20"/>
-                <w:szCs w:val="20"/>
-                <w:lang w:val="en-GB" w:eastAsia="sl-SI"/>
-              </w:rPr>
-              <w:t> </w:t>
-            </w:r>
-          </w:p>
-        </w:tc>
-        <w:tc>
-          <w:tcPr>
-            <w:tcW w:w="2040" w:type="dxa"/>
-            <w:tcBorders>
-              <w:top w:val="nil"/>
-              <w:left w:val="nil"/>
-              <w:bottom w:val="single" w:sz="4" w:space="0" w:color="auto"/>
-              <w:right w:val="single" w:sz="4" w:space="0" w:color="auto"/>
-            </w:tcBorders>
-            <w:vAlign w:val="bottom"/>
-            <w:hideMark/>
-          </w:tcPr>
-          <w:p>
-            <w:pPr>
-              <w:spacing w:after="0" w:line="240" w:lineRule="auto"/>
-              <w:jc w:val="left"/>
-              <w:rPr>
-                <w:rFonts w:eastAsia="Times New Roman" w:cs="Times New Roman"/>
-                <w:color w:val="000000"/>
-                <w:sz w:val="20"/>
-                <w:szCs w:val="20"/>
-                <w:lang w:val="en-GB" w:eastAsia="sl-SI"/>
-              </w:rPr>
-            </w:pPr>
-            <w:r>
-              <w:rPr>
-                <w:rFonts w:eastAsia="Times New Roman" w:cs="Times New Roman"/>
-                <w:color w:val="000000"/>
-                <w:sz w:val="20"/>
-                <w:szCs w:val="20"/>
-                <w:lang w:val="en-GB" w:eastAsia="sl-SI"/>
-              </w:rPr>
-              <w:t>116/116</w:t>
-            </w:r>
-          </w:p>
-        </w:tc>
-        <w:tc>
-          <w:tcPr>
-            <w:tcW w:w="2040" w:type="dxa"/>
-            <w:tcBorders>
-              <w:top w:val="nil"/>
-              <w:left w:val="nil"/>
-              <w:bottom w:val="single" w:sz="4" w:space="0" w:color="auto"/>
-              <w:right w:val="single" w:sz="4" w:space="0" w:color="auto"/>
-            </w:tcBorders>
-            <w:vAlign w:val="bottom"/>
-            <w:hideMark/>
-          </w:tcPr>
-          <w:p>
-            <w:pPr>
-              <w:spacing w:after="0" w:line="240" w:lineRule="auto"/>
-              <w:jc w:val="left"/>
-              <w:rPr>
-                <w:rFonts w:eastAsia="Times New Roman" w:cs="Times New Roman"/>
-                <w:color w:val="000000"/>
-                <w:sz w:val="20"/>
-                <w:szCs w:val="20"/>
-                <w:lang w:val="en-GB" w:eastAsia="sl-SI"/>
-              </w:rPr>
-            </w:pPr>
-            <w:r>
-              <w:rPr>
-                <w:rFonts w:eastAsia="Times New Roman" w:cs="Times New Roman"/>
-                <w:color w:val="000000"/>
-                <w:sz w:val="20"/>
-                <w:szCs w:val="20"/>
-                <w:lang w:val="en-GB" w:eastAsia="sl-SI"/>
-              </w:rPr>
-              <w:t>116/85</w:t>
-            </w:r>
-          </w:p>
-        </w:tc>
-      </w:tr>
-      <w:tr>
-        <w:trPr>
-          <w:trHeight w:val="300"/>
-        </w:trPr>
-        <w:tc>
-          <w:tcPr>
-            <w:tcW w:w="2040" w:type="dxa"/>
-            <w:tcBorders>
-              <w:top w:val="nil"/>
-              <w:left w:val="single" w:sz="4" w:space="0" w:color="auto"/>
-              <w:bottom w:val="single" w:sz="4" w:space="0" w:color="auto"/>
-              <w:right w:val="single" w:sz="4" w:space="0" w:color="auto"/>
-            </w:tcBorders>
-            <w:vAlign w:val="bottom"/>
-            <w:hideMark/>
-          </w:tcPr>
-          <w:p>
-            <w:pPr>
-              <w:spacing w:after="0" w:line="240" w:lineRule="auto"/>
-              <w:jc w:val="left"/>
-              <w:rPr>
-                <w:rFonts w:eastAsia="Times New Roman" w:cs="Times New Roman"/>
-                <w:color w:val="000000"/>
-                <w:sz w:val="20"/>
-                <w:szCs w:val="20"/>
-                <w:lang w:val="en-GB" w:eastAsia="sl-SI"/>
-              </w:rPr>
-            </w:pPr>
-            <w:r>
-              <w:rPr>
-                <w:rFonts w:eastAsia="Times New Roman" w:cs="Times New Roman"/>
-                <w:color w:val="000000"/>
-                <w:sz w:val="20"/>
-                <w:szCs w:val="20"/>
-                <w:lang w:val="en-GB" w:eastAsia="sl-SI"/>
-              </w:rPr>
-              <w:t xml:space="preserve">Total number of reads </w:t>
-            </w:r>
-          </w:p>
-        </w:tc>
-        <w:tc>
-          <w:tcPr>
-            <w:tcW w:w="2040" w:type="dxa"/>
-            <w:tcBorders>
-              <w:top w:val="nil"/>
-              <w:left w:val="nil"/>
-              <w:bottom w:val="single" w:sz="4" w:space="0" w:color="auto"/>
-              <w:right w:val="single" w:sz="4" w:space="0" w:color="auto"/>
-            </w:tcBorders>
-            <w:vAlign w:val="bottom"/>
-            <w:hideMark/>
-          </w:tcPr>
-          <w:p>
-            <w:pPr>
-              <w:spacing w:after="0" w:line="240" w:lineRule="auto"/>
-              <w:jc w:val="left"/>
-              <w:rPr>
-                <w:rFonts w:eastAsia="Times New Roman" w:cs="Times New Roman"/>
-                <w:color w:val="000000"/>
-                <w:sz w:val="20"/>
-                <w:szCs w:val="20"/>
-                <w:lang w:val="en-GB" w:eastAsia="sl-SI"/>
-              </w:rPr>
-            </w:pPr>
-            <w:r>
-              <w:rPr>
-                <w:rFonts w:eastAsia="Times New Roman" w:cs="Times New Roman"/>
-                <w:color w:val="000000"/>
-                <w:sz w:val="20"/>
-                <w:szCs w:val="20"/>
-                <w:lang w:val="en-GB" w:eastAsia="sl-SI"/>
-              </w:rPr>
-              <w:t> 3 258 569</w:t>
-            </w:r>
-          </w:p>
-        </w:tc>
-        <w:tc>
-          <w:tcPr>
-            <w:tcW w:w="2040" w:type="dxa"/>
-            <w:tcBorders>
-              <w:top w:val="nil"/>
-              <w:left w:val="nil"/>
-              <w:bottom w:val="single" w:sz="4" w:space="0" w:color="auto"/>
-              <w:right w:val="single" w:sz="4" w:space="0" w:color="auto"/>
-            </w:tcBorders>
-            <w:vAlign w:val="bottom"/>
-            <w:hideMark/>
-          </w:tcPr>
-          <w:p>
-            <w:pPr>
-              <w:spacing w:after="0" w:line="240" w:lineRule="auto"/>
-              <w:jc w:val="left"/>
-              <w:rPr>
-                <w:rFonts w:eastAsia="Times New Roman" w:cs="Times New Roman"/>
-                <w:color w:val="000000"/>
-                <w:sz w:val="20"/>
-                <w:szCs w:val="20"/>
-                <w:lang w:val="en-GB" w:eastAsia="sl-SI"/>
-              </w:rPr>
-            </w:pPr>
-            <w:r>
-              <w:rPr>
-                <w:rFonts w:eastAsia="Times New Roman" w:cs="Times New Roman"/>
-                <w:color w:val="000000"/>
-                <w:sz w:val="20"/>
-                <w:szCs w:val="20"/>
-                <w:lang w:val="en-GB" w:eastAsia="sl-SI"/>
-              </w:rPr>
-              <w:t> 4 000 965</w:t>
-            </w:r>
-          </w:p>
-        </w:tc>
-        <w:tc>
-          <w:tcPr>
-            <w:tcW w:w="2040" w:type="dxa"/>
-            <w:tcBorders>
-              <w:top w:val="nil"/>
-              <w:left w:val="nil"/>
-              <w:bottom w:val="single" w:sz="4" w:space="0" w:color="auto"/>
-              <w:right w:val="single" w:sz="4" w:space="0" w:color="auto"/>
-            </w:tcBorders>
-            <w:vAlign w:val="bottom"/>
-            <w:hideMark/>
-          </w:tcPr>
-          <w:p>
-            <w:pPr>
-              <w:spacing w:after="0" w:line="240" w:lineRule="auto"/>
-              <w:jc w:val="left"/>
-              <w:rPr>
-                <w:rFonts w:eastAsia="Times New Roman" w:cs="Times New Roman"/>
-                <w:color w:val="000000"/>
-                <w:sz w:val="20"/>
-                <w:szCs w:val="20"/>
-                <w:lang w:val="en-GB" w:eastAsia="sl-SI"/>
-              </w:rPr>
-            </w:pPr>
-            <w:r>
-              <w:rPr>
-                <w:rFonts w:eastAsia="Times New Roman" w:cs="Times New Roman"/>
-                <w:color w:val="000000"/>
-                <w:sz w:val="20"/>
-                <w:szCs w:val="20"/>
-                <w:lang w:val="en-GB" w:eastAsia="sl-SI"/>
-              </w:rPr>
-              <w:t>62 793 747</w:t>
-            </w:r>
-          </w:p>
-        </w:tc>
-        <w:tc>
-          <w:tcPr>
-            <w:tcW w:w="1900" w:type="dxa"/>
-            <w:tcBorders>
-              <w:top w:val="nil"/>
-              <w:left w:val="nil"/>
-              <w:bottom w:val="single" w:sz="4" w:space="0" w:color="auto"/>
-              <w:right w:val="single" w:sz="4" w:space="0" w:color="auto"/>
-            </w:tcBorders>
-            <w:vAlign w:val="bottom"/>
-            <w:hideMark/>
-          </w:tcPr>
-          <w:p>
-            <w:pPr>
-              <w:spacing w:after="0" w:line="240" w:lineRule="auto"/>
-              <w:jc w:val="left"/>
-              <w:rPr>
-                <w:rFonts w:eastAsia="Times New Roman" w:cs="Times New Roman"/>
-                <w:color w:val="000000"/>
-                <w:sz w:val="20"/>
-                <w:szCs w:val="20"/>
-                <w:lang w:val="en-GB" w:eastAsia="sl-SI"/>
-              </w:rPr>
-            </w:pPr>
-            <w:r>
-              <w:rPr>
-                <w:rFonts w:eastAsia="Times New Roman" w:cs="Times New Roman"/>
-                <w:color w:val="000000"/>
-                <w:sz w:val="20"/>
-                <w:szCs w:val="20"/>
-                <w:lang w:val="en-GB" w:eastAsia="sl-SI"/>
-              </w:rPr>
-              <w:t> </w:t>
-            </w:r>
-          </w:p>
-        </w:tc>
-        <w:tc>
-          <w:tcPr>
-            <w:tcW w:w="2040" w:type="dxa"/>
-            <w:tcBorders>
-              <w:top w:val="nil"/>
-              <w:left w:val="nil"/>
-              <w:bottom w:val="single" w:sz="4" w:space="0" w:color="auto"/>
-              <w:right w:val="single" w:sz="4" w:space="0" w:color="auto"/>
-            </w:tcBorders>
-            <w:vAlign w:val="bottom"/>
-            <w:hideMark/>
-          </w:tcPr>
-          <w:p>
-            <w:pPr>
-              <w:spacing w:after="0" w:line="240" w:lineRule="auto"/>
-              <w:jc w:val="left"/>
-              <w:rPr>
-                <w:rFonts w:eastAsia="Times New Roman" w:cs="Times New Roman"/>
-                <w:color w:val="000000"/>
-                <w:sz w:val="20"/>
-                <w:szCs w:val="20"/>
-                <w:lang w:val="en-GB" w:eastAsia="sl-SI"/>
-              </w:rPr>
-            </w:pPr>
-            <w:r>
-              <w:rPr>
-                <w:rFonts w:eastAsia="Times New Roman" w:cs="Times New Roman"/>
-                <w:color w:val="000000"/>
-                <w:sz w:val="20"/>
-                <w:szCs w:val="20"/>
-                <w:lang w:val="en-GB" w:eastAsia="sl-SI"/>
-              </w:rPr>
-              <w:t>5 700 000 000</w:t>
-            </w:r>
-          </w:p>
-        </w:tc>
-        <w:tc>
-          <w:tcPr>
-            <w:tcW w:w="2040" w:type="dxa"/>
-            <w:tcBorders>
-              <w:top w:val="nil"/>
-              <w:left w:val="nil"/>
-              <w:bottom w:val="single" w:sz="4" w:space="0" w:color="auto"/>
-              <w:right w:val="single" w:sz="4" w:space="0" w:color="auto"/>
-            </w:tcBorders>
-            <w:noWrap/>
-            <w:vAlign w:val="bottom"/>
-            <w:hideMark/>
-          </w:tcPr>
-          <w:p>
-            <w:pPr>
-              <w:spacing w:after="0" w:line="240" w:lineRule="auto"/>
-              <w:jc w:val="left"/>
-              <w:rPr>
-                <w:rFonts w:eastAsia="Times New Roman" w:cs="Times New Roman"/>
-                <w:color w:val="000000"/>
-                <w:sz w:val="20"/>
-                <w:szCs w:val="20"/>
-                <w:lang w:val="en-GB" w:eastAsia="sl-SI"/>
-              </w:rPr>
-            </w:pPr>
-            <w:r>
-              <w:rPr>
-                <w:rFonts w:eastAsia="Times New Roman" w:cs="Times New Roman"/>
-                <w:color w:val="000000"/>
-                <w:sz w:val="20"/>
-                <w:szCs w:val="20"/>
-                <w:lang w:val="en-GB" w:eastAsia="sl-SI"/>
-              </w:rPr>
-              <w:t>4 600 000 000</w:t>
-            </w:r>
-          </w:p>
-        </w:tc>
-      </w:tr>
-      <w:tr>
-        <w:trPr>
-          <w:trHeight w:val="525"/>
-        </w:trPr>
-        <w:tc>
-          <w:tcPr>
-            <w:tcW w:w="2040" w:type="dxa"/>
-            <w:tcBorders>
-              <w:top w:val="nil"/>
-              <w:left w:val="single" w:sz="4" w:space="0" w:color="auto"/>
-              <w:bottom w:val="single" w:sz="4" w:space="0" w:color="auto"/>
-              <w:right w:val="single" w:sz="4" w:space="0" w:color="auto"/>
-            </w:tcBorders>
-            <w:vAlign w:val="bottom"/>
-            <w:hideMark/>
-          </w:tcPr>
-          <w:p>
-            <w:pPr>
-              <w:spacing w:after="0" w:line="240" w:lineRule="auto"/>
-              <w:jc w:val="left"/>
-              <w:rPr>
-                <w:rFonts w:eastAsia="Times New Roman" w:cs="Times New Roman"/>
-                <w:color w:val="000000"/>
-                <w:sz w:val="20"/>
-                <w:szCs w:val="20"/>
-                <w:lang w:val="en-GB" w:eastAsia="sl-SI"/>
-              </w:rPr>
-            </w:pPr>
-            <w:r>
-              <w:rPr>
-                <w:rFonts w:eastAsia="Times New Roman" w:cs="Times New Roman"/>
-                <w:color w:val="000000"/>
-                <w:sz w:val="20"/>
-                <w:szCs w:val="20"/>
-                <w:lang w:val="en-GB" w:eastAsia="sl-SI"/>
-              </w:rPr>
-              <w:t>Average number of reads per sample</w:t>
-            </w:r>
-          </w:p>
-        </w:tc>
-        <w:tc>
-          <w:tcPr>
-            <w:tcW w:w="2040" w:type="dxa"/>
-            <w:tcBorders>
-              <w:top w:val="nil"/>
-              <w:left w:val="nil"/>
-              <w:bottom w:val="single" w:sz="4" w:space="0" w:color="auto"/>
-              <w:right w:val="single" w:sz="4" w:space="0" w:color="auto"/>
-            </w:tcBorders>
-            <w:vAlign w:val="bottom"/>
-            <w:hideMark/>
-          </w:tcPr>
-          <w:p>
-            <w:pPr>
-              <w:spacing w:after="0" w:line="240" w:lineRule="auto"/>
-              <w:jc w:val="left"/>
-              <w:rPr>
-                <w:rFonts w:eastAsia="Times New Roman" w:cs="Times New Roman"/>
-                <w:color w:val="000000"/>
-                <w:sz w:val="20"/>
-                <w:szCs w:val="20"/>
-                <w:lang w:val="en-GB" w:eastAsia="sl-SI"/>
-              </w:rPr>
-            </w:pPr>
-            <w:r>
-              <w:rPr>
-                <w:rFonts w:eastAsia="Times New Roman" w:cs="Times New Roman"/>
-                <w:color w:val="000000"/>
-                <w:sz w:val="20"/>
-                <w:szCs w:val="20"/>
-                <w:lang w:val="en-GB" w:eastAsia="sl-SI"/>
-              </w:rPr>
-              <w:t> 90515.8</w:t>
-            </w:r>
-          </w:p>
-        </w:tc>
-        <w:tc>
-          <w:tcPr>
-            <w:tcW w:w="2040" w:type="dxa"/>
-            <w:tcBorders>
-              <w:top w:val="nil"/>
-              <w:left w:val="nil"/>
-              <w:bottom w:val="single" w:sz="4" w:space="0" w:color="auto"/>
-              <w:right w:val="single" w:sz="4" w:space="0" w:color="auto"/>
-            </w:tcBorders>
-            <w:vAlign w:val="bottom"/>
-            <w:hideMark/>
-          </w:tcPr>
-          <w:p>
-            <w:pPr>
-              <w:spacing w:after="0" w:line="240" w:lineRule="auto"/>
-              <w:jc w:val="left"/>
-              <w:rPr>
-                <w:rFonts w:eastAsia="Times New Roman" w:cs="Times New Roman"/>
-                <w:color w:val="000000"/>
-                <w:sz w:val="20"/>
-                <w:szCs w:val="20"/>
-                <w:lang w:val="en-GB" w:eastAsia="sl-SI"/>
-              </w:rPr>
-            </w:pPr>
-            <w:r>
-              <w:rPr>
-                <w:rFonts w:eastAsia="Times New Roman" w:cs="Times New Roman"/>
-                <w:color w:val="000000"/>
-                <w:sz w:val="20"/>
-                <w:szCs w:val="20"/>
-                <w:lang w:val="en-GB" w:eastAsia="sl-SI"/>
-              </w:rPr>
-              <w:t> 25006.03</w:t>
-            </w:r>
-          </w:p>
-        </w:tc>
-        <w:tc>
-          <w:tcPr>
-            <w:tcW w:w="2040" w:type="dxa"/>
-            <w:tcBorders>
-              <w:top w:val="nil"/>
-              <w:left w:val="nil"/>
-              <w:bottom w:val="single" w:sz="4" w:space="0" w:color="auto"/>
-              <w:right w:val="single" w:sz="4" w:space="0" w:color="auto"/>
-            </w:tcBorders>
-            <w:vAlign w:val="bottom"/>
-            <w:hideMark/>
-          </w:tcPr>
-          <w:p>
-            <w:pPr>
-              <w:spacing w:after="0" w:line="240" w:lineRule="auto"/>
-              <w:jc w:val="left"/>
-              <w:rPr>
-                <w:rFonts w:eastAsia="Times New Roman" w:cs="Times New Roman"/>
-                <w:color w:val="000000"/>
-                <w:sz w:val="20"/>
-                <w:szCs w:val="20"/>
-                <w:lang w:val="en-GB" w:eastAsia="sl-SI"/>
-              </w:rPr>
-            </w:pPr>
-            <w:r>
-              <w:rPr>
-                <w:rFonts w:eastAsia="Times New Roman" w:cs="Times New Roman"/>
-                <w:color w:val="000000"/>
-                <w:sz w:val="20"/>
-                <w:szCs w:val="20"/>
-                <w:lang w:val="en-GB" w:eastAsia="sl-SI"/>
-              </w:rPr>
-              <w:t>270662.7</w:t>
-            </w:r>
-          </w:p>
-        </w:tc>
-        <w:tc>
-          <w:tcPr>
-            <w:tcW w:w="1900" w:type="dxa"/>
-            <w:tcBorders>
-              <w:top w:val="nil"/>
-              <w:left w:val="nil"/>
-              <w:bottom w:val="single" w:sz="4" w:space="0" w:color="auto"/>
-              <w:right w:val="single" w:sz="4" w:space="0" w:color="auto"/>
-            </w:tcBorders>
-            <w:vAlign w:val="bottom"/>
-            <w:hideMark/>
-          </w:tcPr>
-          <w:p>
-            <w:pPr>
-              <w:spacing w:after="0" w:line="240" w:lineRule="auto"/>
-              <w:jc w:val="left"/>
-              <w:rPr>
-                <w:rFonts w:eastAsia="Times New Roman" w:cs="Times New Roman"/>
-                <w:color w:val="000000"/>
-                <w:sz w:val="20"/>
-                <w:szCs w:val="20"/>
-                <w:lang w:val="en-GB" w:eastAsia="sl-SI"/>
-              </w:rPr>
-            </w:pPr>
-            <w:r>
-              <w:rPr>
-                <w:rFonts w:eastAsia="Times New Roman" w:cs="Times New Roman"/>
-                <w:color w:val="000000"/>
-                <w:sz w:val="20"/>
-                <w:szCs w:val="20"/>
-                <w:lang w:val="en-GB" w:eastAsia="sl-SI"/>
-              </w:rPr>
-              <w:t> </w:t>
-            </w:r>
-          </w:p>
-        </w:tc>
-        <w:tc>
-          <w:tcPr>
-            <w:tcW w:w="2040" w:type="dxa"/>
-            <w:tcBorders>
-              <w:top w:val="nil"/>
-              <w:left w:val="nil"/>
-              <w:bottom w:val="single" w:sz="4" w:space="0" w:color="auto"/>
-              <w:right w:val="single" w:sz="4" w:space="0" w:color="auto"/>
-            </w:tcBorders>
-            <w:noWrap/>
-            <w:vAlign w:val="bottom"/>
-            <w:hideMark/>
-          </w:tcPr>
-          <w:p>
-            <w:pPr>
-              <w:spacing w:after="0" w:line="240" w:lineRule="auto"/>
-              <w:jc w:val="left"/>
-              <w:rPr>
-                <w:rFonts w:eastAsia="Times New Roman" w:cs="Times New Roman"/>
-                <w:color w:val="000000"/>
-                <w:sz w:val="20"/>
-                <w:szCs w:val="20"/>
-                <w:lang w:val="en-GB" w:eastAsia="sl-SI"/>
-              </w:rPr>
-            </w:pPr>
-            <w:r>
-              <w:rPr>
-                <w:rFonts w:eastAsia="Times New Roman" w:cs="Times New Roman"/>
-                <w:color w:val="000000"/>
-                <w:sz w:val="20"/>
-                <w:szCs w:val="20"/>
-                <w:lang w:val="en-GB" w:eastAsia="sl-SI"/>
-              </w:rPr>
-              <w:t>49 000 000</w:t>
-            </w:r>
-          </w:p>
-        </w:tc>
-        <w:tc>
-          <w:tcPr>
-            <w:tcW w:w="2040" w:type="dxa"/>
-            <w:tcBorders>
-              <w:top w:val="nil"/>
-              <w:left w:val="nil"/>
-              <w:bottom w:val="single" w:sz="4" w:space="0" w:color="auto"/>
-              <w:right w:val="single" w:sz="4" w:space="0" w:color="auto"/>
-            </w:tcBorders>
-            <w:noWrap/>
-            <w:vAlign w:val="bottom"/>
-            <w:hideMark/>
-          </w:tcPr>
-          <w:p>
-            <w:pPr>
-              <w:spacing w:after="0" w:line="240" w:lineRule="auto"/>
-              <w:jc w:val="left"/>
-              <w:rPr>
-                <w:rFonts w:eastAsia="Times New Roman" w:cs="Times New Roman"/>
-                <w:color w:val="000000"/>
-                <w:sz w:val="20"/>
-                <w:szCs w:val="20"/>
-                <w:lang w:val="en-GB" w:eastAsia="sl-SI"/>
-              </w:rPr>
-            </w:pPr>
-            <w:r>
-              <w:rPr>
-                <w:rFonts w:eastAsia="Times New Roman" w:cs="Times New Roman"/>
-                <w:color w:val="000000"/>
-                <w:sz w:val="20"/>
-                <w:szCs w:val="20"/>
-                <w:lang w:val="en-GB" w:eastAsia="sl-SI"/>
-              </w:rPr>
-              <w:t>55 000 000</w:t>
-            </w:r>
-          </w:p>
-        </w:tc>
-      </w:tr>
-      <w:tr>
-        <w:trPr>
-          <w:trHeight w:val="525"/>
-        </w:trPr>
-        <w:tc>
-          <w:tcPr>
-            <w:tcW w:w="2040" w:type="dxa"/>
-            <w:tcBorders>
-              <w:top w:val="nil"/>
-              <w:left w:val="single" w:sz="4" w:space="0" w:color="auto"/>
-              <w:bottom w:val="single" w:sz="4" w:space="0" w:color="auto"/>
-              <w:right w:val="single" w:sz="4" w:space="0" w:color="auto"/>
-            </w:tcBorders>
-            <w:vAlign w:val="bottom"/>
-            <w:hideMark/>
-          </w:tcPr>
-          <w:p>
-            <w:pPr>
-              <w:spacing w:after="0" w:line="240" w:lineRule="auto"/>
-              <w:jc w:val="left"/>
-              <w:rPr>
-                <w:rFonts w:eastAsia="Times New Roman" w:cs="Times New Roman"/>
-                <w:color w:val="000000"/>
-                <w:sz w:val="20"/>
-                <w:szCs w:val="20"/>
-                <w:lang w:val="en-GB" w:eastAsia="sl-SI"/>
-              </w:rPr>
-            </w:pPr>
-            <w:r>
-              <w:rPr>
-                <w:rFonts w:eastAsia="Times New Roman" w:cs="Times New Roman"/>
-                <w:color w:val="000000"/>
-                <w:sz w:val="20"/>
-                <w:szCs w:val="20"/>
-                <w:lang w:val="en-GB" w:eastAsia="sl-SI"/>
-              </w:rPr>
-              <w:t xml:space="preserve">Min / Max number of reads in a sample </w:t>
-            </w:r>
-          </w:p>
-        </w:tc>
-        <w:tc>
-          <w:tcPr>
-            <w:tcW w:w="2040" w:type="dxa"/>
-            <w:tcBorders>
-              <w:top w:val="nil"/>
-              <w:left w:val="nil"/>
-              <w:bottom w:val="single" w:sz="4" w:space="0" w:color="auto"/>
-              <w:right w:val="single" w:sz="4" w:space="0" w:color="auto"/>
-            </w:tcBorders>
-            <w:vAlign w:val="bottom"/>
-            <w:hideMark/>
-          </w:tcPr>
-          <w:p>
-            <w:pPr>
-              <w:spacing w:after="0" w:line="240" w:lineRule="auto"/>
-              <w:jc w:val="left"/>
-              <w:rPr>
-                <w:rFonts w:eastAsia="Times New Roman" w:cs="Times New Roman"/>
-                <w:color w:val="000000"/>
-                <w:sz w:val="20"/>
-                <w:szCs w:val="20"/>
-                <w:lang w:val="en-GB" w:eastAsia="sl-SI"/>
-              </w:rPr>
-            </w:pPr>
-            <w:r>
-              <w:rPr>
-                <w:rFonts w:eastAsia="Times New Roman" w:cs="Times New Roman"/>
-                <w:color w:val="000000"/>
-                <w:sz w:val="20"/>
-                <w:szCs w:val="20"/>
-                <w:lang w:val="en-GB" w:eastAsia="sl-SI"/>
-              </w:rPr>
-              <w:t> 12542 / 153 530</w:t>
-            </w:r>
-          </w:p>
-        </w:tc>
-        <w:tc>
-          <w:tcPr>
-            <w:tcW w:w="2040" w:type="dxa"/>
-            <w:tcBorders>
-              <w:top w:val="nil"/>
-              <w:left w:val="nil"/>
-              <w:bottom w:val="single" w:sz="4" w:space="0" w:color="auto"/>
-              <w:right w:val="single" w:sz="4" w:space="0" w:color="auto"/>
-            </w:tcBorders>
-            <w:vAlign w:val="bottom"/>
-            <w:hideMark/>
-          </w:tcPr>
-          <w:p>
-            <w:pPr>
-              <w:spacing w:after="0" w:line="240" w:lineRule="auto"/>
-              <w:jc w:val="left"/>
-              <w:rPr>
-                <w:rFonts w:eastAsia="Times New Roman" w:cs="Times New Roman"/>
-                <w:color w:val="000000"/>
-                <w:sz w:val="20"/>
-                <w:szCs w:val="20"/>
-                <w:lang w:val="en-GB" w:eastAsia="sl-SI"/>
-              </w:rPr>
-            </w:pPr>
-            <w:r>
-              <w:rPr>
-                <w:rFonts w:eastAsia="Times New Roman" w:cs="Times New Roman"/>
-                <w:color w:val="000000"/>
-                <w:sz w:val="20"/>
-                <w:szCs w:val="20"/>
-                <w:lang w:val="en-GB" w:eastAsia="sl-SI"/>
-              </w:rPr>
-              <w:t> 3 / 85784</w:t>
-            </w:r>
-          </w:p>
-        </w:tc>
-        <w:tc>
-          <w:tcPr>
-            <w:tcW w:w="2040" w:type="dxa"/>
-            <w:tcBorders>
-              <w:top w:val="nil"/>
-              <w:left w:val="nil"/>
-              <w:bottom w:val="single" w:sz="4" w:space="0" w:color="auto"/>
-              <w:right w:val="single" w:sz="4" w:space="0" w:color="auto"/>
-            </w:tcBorders>
-            <w:vAlign w:val="bottom"/>
-            <w:hideMark/>
-          </w:tcPr>
-          <w:p>
-            <w:pPr>
-              <w:spacing w:after="0" w:line="240" w:lineRule="auto"/>
-              <w:jc w:val="left"/>
-              <w:rPr>
-                <w:rFonts w:eastAsia="Times New Roman" w:cs="Times New Roman"/>
-                <w:color w:val="000000"/>
-                <w:sz w:val="20"/>
-                <w:szCs w:val="20"/>
-                <w:lang w:val="en-GB" w:eastAsia="sl-SI"/>
-              </w:rPr>
-            </w:pPr>
-            <w:r>
-              <w:rPr>
-                <w:rFonts w:eastAsia="Times New Roman" w:cs="Times New Roman"/>
-                <w:color w:val="000000"/>
-                <w:sz w:val="20"/>
-                <w:szCs w:val="20"/>
-                <w:lang w:val="en-GB" w:eastAsia="sl-SI"/>
-              </w:rPr>
-              <w:t>61388 / 884743</w:t>
-            </w:r>
-          </w:p>
-        </w:tc>
-        <w:tc>
-          <w:tcPr>
-            <w:tcW w:w="1900" w:type="dxa"/>
-            <w:tcBorders>
-              <w:top w:val="nil"/>
-              <w:left w:val="nil"/>
-              <w:bottom w:val="single" w:sz="4" w:space="0" w:color="auto"/>
-              <w:right w:val="single" w:sz="4" w:space="0" w:color="auto"/>
-            </w:tcBorders>
-            <w:vAlign w:val="bottom"/>
-            <w:hideMark/>
-          </w:tcPr>
-          <w:p>
-            <w:pPr>
-              <w:spacing w:after="0" w:line="240" w:lineRule="auto"/>
-              <w:jc w:val="left"/>
-              <w:rPr>
-                <w:rFonts w:eastAsia="Times New Roman" w:cs="Times New Roman"/>
-                <w:color w:val="000000"/>
-                <w:sz w:val="20"/>
-                <w:szCs w:val="20"/>
-                <w:lang w:val="en-GB" w:eastAsia="sl-SI"/>
-              </w:rPr>
-            </w:pPr>
-            <w:r>
-              <w:rPr>
-                <w:rFonts w:eastAsia="Times New Roman" w:cs="Times New Roman"/>
-                <w:color w:val="000000"/>
-                <w:sz w:val="20"/>
-                <w:szCs w:val="20"/>
-                <w:lang w:val="en-GB" w:eastAsia="sl-SI"/>
-              </w:rPr>
-              <w:t> </w:t>
-            </w:r>
-          </w:p>
-        </w:tc>
-        <w:tc>
-          <w:tcPr>
-            <w:tcW w:w="2040" w:type="dxa"/>
-            <w:tcBorders>
-              <w:top w:val="nil"/>
-              <w:left w:val="nil"/>
-              <w:bottom w:val="single" w:sz="4" w:space="0" w:color="auto"/>
-              <w:right w:val="single" w:sz="4" w:space="0" w:color="auto"/>
-            </w:tcBorders>
-            <w:vAlign w:val="bottom"/>
-            <w:hideMark/>
-          </w:tcPr>
-          <w:p>
-            <w:pPr>
-              <w:spacing w:after="0" w:line="240" w:lineRule="auto"/>
-              <w:jc w:val="left"/>
-              <w:rPr>
-                <w:rFonts w:eastAsia="Times New Roman" w:cs="Times New Roman"/>
-                <w:color w:val="000000"/>
-                <w:sz w:val="20"/>
-                <w:szCs w:val="20"/>
-                <w:lang w:val="en-GB" w:eastAsia="sl-SI"/>
-              </w:rPr>
-            </w:pPr>
-            <w:proofErr w:type="spellStart"/>
-            <w:r>
-              <w:rPr>
-                <w:rFonts w:eastAsia="Times New Roman" w:cs="Times New Roman"/>
-                <w:color w:val="000000"/>
-                <w:sz w:val="20"/>
-                <w:szCs w:val="20"/>
-                <w:lang w:val="en-GB" w:eastAsia="sl-SI"/>
-              </w:rPr>
-              <w:t>4e7</w:t>
-            </w:r>
-            <w:proofErr w:type="spellEnd"/>
-            <w:r>
-              <w:rPr>
-                <w:rFonts w:eastAsia="Times New Roman" w:cs="Times New Roman"/>
-                <w:color w:val="000000"/>
-                <w:sz w:val="20"/>
-                <w:szCs w:val="20"/>
-                <w:lang w:val="en-GB" w:eastAsia="sl-SI"/>
-              </w:rPr>
-              <w:t xml:space="preserve"> / </w:t>
-            </w:r>
-            <w:proofErr w:type="spellStart"/>
-            <w:r>
-              <w:rPr>
-                <w:rFonts w:eastAsia="Times New Roman" w:cs="Times New Roman"/>
-                <w:color w:val="000000"/>
-                <w:sz w:val="20"/>
-                <w:szCs w:val="20"/>
-                <w:lang w:val="en-GB" w:eastAsia="sl-SI"/>
-              </w:rPr>
-              <w:t>5e7</w:t>
-            </w:r>
-            <w:proofErr w:type="spellEnd"/>
-          </w:p>
-        </w:tc>
-        <w:tc>
-          <w:tcPr>
-            <w:tcW w:w="2040" w:type="dxa"/>
-            <w:tcBorders>
-              <w:top w:val="nil"/>
-              <w:left w:val="nil"/>
-              <w:bottom w:val="single" w:sz="4" w:space="0" w:color="auto"/>
-              <w:right w:val="single" w:sz="4" w:space="0" w:color="auto"/>
-            </w:tcBorders>
-            <w:noWrap/>
-            <w:vAlign w:val="bottom"/>
-            <w:hideMark/>
-          </w:tcPr>
-          <w:p>
-            <w:pPr>
-              <w:spacing w:after="0" w:line="240" w:lineRule="auto"/>
-              <w:jc w:val="left"/>
-              <w:rPr>
-                <w:rFonts w:eastAsia="Times New Roman" w:cs="Times New Roman"/>
-                <w:color w:val="000000"/>
-                <w:sz w:val="20"/>
-                <w:szCs w:val="20"/>
-                <w:lang w:val="en-GB" w:eastAsia="sl-SI"/>
-              </w:rPr>
-            </w:pPr>
-            <w:proofErr w:type="spellStart"/>
-            <w:r>
-              <w:rPr>
-                <w:rFonts w:eastAsia="Times New Roman" w:cs="Times New Roman"/>
-                <w:color w:val="000000"/>
-                <w:sz w:val="20"/>
-                <w:szCs w:val="20"/>
-                <w:lang w:val="en-GB" w:eastAsia="sl-SI"/>
-              </w:rPr>
-              <w:t>5e6</w:t>
-            </w:r>
-            <w:proofErr w:type="spellEnd"/>
-            <w:r>
-              <w:rPr>
-                <w:rFonts w:eastAsia="Times New Roman" w:cs="Times New Roman"/>
-                <w:color w:val="000000"/>
-                <w:sz w:val="20"/>
-                <w:szCs w:val="20"/>
-                <w:lang w:val="en-GB" w:eastAsia="sl-SI"/>
-              </w:rPr>
-              <w:t xml:space="preserve"> / </w:t>
-            </w:r>
-            <w:proofErr w:type="spellStart"/>
-            <w:r>
-              <w:rPr>
-                <w:rFonts w:eastAsia="Times New Roman" w:cs="Times New Roman"/>
-                <w:color w:val="000000"/>
-                <w:sz w:val="20"/>
-                <w:szCs w:val="20"/>
-                <w:lang w:val="en-GB" w:eastAsia="sl-SI"/>
-              </w:rPr>
-              <w:t>1e8</w:t>
-            </w:r>
-            <w:proofErr w:type="spellEnd"/>
-          </w:p>
-        </w:tc>
-      </w:tr>
-      <w:tr>
-        <w:trPr>
-          <w:trHeight w:val="780"/>
-        </w:trPr>
-        <w:tc>
-          <w:tcPr>
-            <w:tcW w:w="2040" w:type="dxa"/>
-            <w:tcBorders>
-              <w:top w:val="nil"/>
-              <w:left w:val="single" w:sz="4" w:space="0" w:color="auto"/>
-              <w:bottom w:val="single" w:sz="4" w:space="0" w:color="auto"/>
-              <w:right w:val="single" w:sz="4" w:space="0" w:color="auto"/>
-            </w:tcBorders>
-            <w:vAlign w:val="bottom"/>
-            <w:hideMark/>
-          </w:tcPr>
-          <w:p>
-            <w:pPr>
-              <w:spacing w:after="0" w:line="240" w:lineRule="auto"/>
-              <w:jc w:val="left"/>
-              <w:rPr>
-                <w:rFonts w:eastAsia="Times New Roman" w:cs="Times New Roman"/>
-                <w:color w:val="000000"/>
-                <w:sz w:val="20"/>
-                <w:szCs w:val="20"/>
-                <w:lang w:val="en-GB" w:eastAsia="sl-SI"/>
-              </w:rPr>
-            </w:pPr>
-            <w:r>
-              <w:rPr>
-                <w:rFonts w:eastAsia="Times New Roman" w:cs="Times New Roman"/>
-                <w:color w:val="000000"/>
-                <w:sz w:val="20"/>
-                <w:szCs w:val="20"/>
-                <w:lang w:val="en-GB" w:eastAsia="sl-SI"/>
-              </w:rPr>
-              <w:t>Number of reads per sample (rarefaction depth)</w:t>
-            </w:r>
-          </w:p>
-        </w:tc>
-        <w:tc>
-          <w:tcPr>
-            <w:tcW w:w="2040" w:type="dxa"/>
-            <w:tcBorders>
-              <w:top w:val="nil"/>
-              <w:left w:val="nil"/>
-              <w:bottom w:val="single" w:sz="4" w:space="0" w:color="auto"/>
-              <w:right w:val="single" w:sz="4" w:space="0" w:color="auto"/>
-            </w:tcBorders>
-            <w:vAlign w:val="bottom"/>
-            <w:hideMark/>
-          </w:tcPr>
-          <w:p>
-            <w:pPr>
-              <w:spacing w:after="0" w:line="240" w:lineRule="auto"/>
-              <w:jc w:val="left"/>
-              <w:rPr>
-                <w:rFonts w:eastAsia="Times New Roman" w:cs="Times New Roman"/>
-                <w:color w:val="000000"/>
-                <w:sz w:val="20"/>
-                <w:szCs w:val="20"/>
-                <w:lang w:val="en-GB" w:eastAsia="sl-SI"/>
-              </w:rPr>
-            </w:pPr>
-            <w:r>
-              <w:rPr>
-                <w:rFonts w:eastAsia="Times New Roman" w:cs="Times New Roman"/>
-                <w:color w:val="000000"/>
-                <w:sz w:val="20"/>
-                <w:szCs w:val="20"/>
-                <w:lang w:val="en-GB" w:eastAsia="sl-SI"/>
-              </w:rPr>
-              <w:t> 50 000</w:t>
-            </w:r>
-          </w:p>
-        </w:tc>
-        <w:tc>
-          <w:tcPr>
-            <w:tcW w:w="2040" w:type="dxa"/>
-            <w:tcBorders>
-              <w:top w:val="nil"/>
-              <w:left w:val="nil"/>
-              <w:bottom w:val="single" w:sz="4" w:space="0" w:color="auto"/>
-              <w:right w:val="single" w:sz="4" w:space="0" w:color="auto"/>
-            </w:tcBorders>
-            <w:vAlign w:val="bottom"/>
-            <w:hideMark/>
-          </w:tcPr>
-          <w:p>
-            <w:pPr>
-              <w:spacing w:after="0" w:line="240" w:lineRule="auto"/>
-              <w:jc w:val="left"/>
-              <w:rPr>
-                <w:rFonts w:eastAsia="Times New Roman" w:cs="Times New Roman"/>
-                <w:color w:val="000000"/>
-                <w:sz w:val="20"/>
-                <w:szCs w:val="20"/>
-                <w:lang w:val="en-GB" w:eastAsia="sl-SI"/>
-              </w:rPr>
-            </w:pPr>
-            <w:r>
-              <w:rPr>
-                <w:rFonts w:eastAsia="Times New Roman" w:cs="Times New Roman"/>
-                <w:color w:val="000000"/>
-                <w:sz w:val="20"/>
-                <w:szCs w:val="20"/>
-                <w:lang w:val="en-GB" w:eastAsia="sl-SI"/>
-              </w:rPr>
-              <w:t> 10 000</w:t>
-            </w:r>
-          </w:p>
-        </w:tc>
-        <w:tc>
-          <w:tcPr>
-            <w:tcW w:w="2040" w:type="dxa"/>
-            <w:tcBorders>
-              <w:top w:val="nil"/>
-              <w:left w:val="nil"/>
-              <w:bottom w:val="single" w:sz="4" w:space="0" w:color="auto"/>
-              <w:right w:val="single" w:sz="4" w:space="0" w:color="auto"/>
-            </w:tcBorders>
-            <w:vAlign w:val="bottom"/>
-            <w:hideMark/>
-          </w:tcPr>
-          <w:p>
-            <w:pPr>
-              <w:spacing w:after="0" w:line="240" w:lineRule="auto"/>
-              <w:jc w:val="left"/>
-              <w:rPr>
-                <w:rFonts w:eastAsia="Times New Roman" w:cs="Times New Roman"/>
-                <w:color w:val="000000"/>
-                <w:sz w:val="20"/>
-                <w:szCs w:val="20"/>
-                <w:lang w:val="en-GB" w:eastAsia="sl-SI"/>
-              </w:rPr>
-            </w:pPr>
-            <w:r>
-              <w:rPr>
-                <w:rFonts w:eastAsia="Times New Roman" w:cs="Times New Roman"/>
-                <w:color w:val="000000"/>
-                <w:sz w:val="20"/>
-                <w:szCs w:val="20"/>
-                <w:lang w:val="en-GB" w:eastAsia="sl-SI"/>
-              </w:rPr>
-              <w:t>150 000</w:t>
-            </w:r>
-          </w:p>
-        </w:tc>
-        <w:tc>
-          <w:tcPr>
-            <w:tcW w:w="1900" w:type="dxa"/>
-            <w:tcBorders>
-              <w:top w:val="nil"/>
-              <w:left w:val="nil"/>
-              <w:bottom w:val="single" w:sz="4" w:space="0" w:color="auto"/>
-              <w:right w:val="single" w:sz="4" w:space="0" w:color="auto"/>
-            </w:tcBorders>
-            <w:vAlign w:val="bottom"/>
-            <w:hideMark/>
-          </w:tcPr>
-          <w:p>
-            <w:pPr>
-              <w:spacing w:after="0" w:line="240" w:lineRule="auto"/>
-              <w:jc w:val="left"/>
-              <w:rPr>
-                <w:rFonts w:eastAsia="Times New Roman" w:cs="Times New Roman"/>
-                <w:color w:val="000000"/>
-                <w:sz w:val="20"/>
-                <w:szCs w:val="20"/>
-                <w:lang w:val="en-GB" w:eastAsia="sl-SI"/>
-              </w:rPr>
-            </w:pPr>
-            <w:r>
-              <w:rPr>
-                <w:rFonts w:eastAsia="Times New Roman" w:cs="Times New Roman"/>
-                <w:color w:val="000000"/>
-                <w:sz w:val="20"/>
-                <w:szCs w:val="20"/>
-                <w:lang w:val="en-GB" w:eastAsia="sl-SI"/>
-              </w:rPr>
-              <w:t> </w:t>
-            </w:r>
-          </w:p>
-        </w:tc>
-        <w:tc>
-          <w:tcPr>
-            <w:tcW w:w="2040" w:type="dxa"/>
-            <w:tcBorders>
-              <w:top w:val="nil"/>
-              <w:left w:val="nil"/>
-              <w:bottom w:val="single" w:sz="4" w:space="0" w:color="auto"/>
-              <w:right w:val="single" w:sz="4" w:space="0" w:color="auto"/>
-            </w:tcBorders>
-            <w:noWrap/>
-            <w:vAlign w:val="bottom"/>
-            <w:hideMark/>
-          </w:tcPr>
-          <w:p>
-            <w:pPr>
-              <w:spacing w:after="0" w:line="240" w:lineRule="auto"/>
-              <w:jc w:val="left"/>
-              <w:rPr>
-                <w:rFonts w:eastAsia="Times New Roman" w:cs="Times New Roman"/>
-                <w:color w:val="000000"/>
-                <w:sz w:val="20"/>
-                <w:szCs w:val="20"/>
-                <w:lang w:val="en-GB" w:eastAsia="sl-SI"/>
-              </w:rPr>
-            </w:pPr>
-            <w:r>
-              <w:rPr>
-                <w:rFonts w:eastAsia="Times New Roman" w:cs="Times New Roman"/>
-                <w:color w:val="000000"/>
-                <w:sz w:val="20"/>
-                <w:szCs w:val="20"/>
-                <w:lang w:val="en-GB" w:eastAsia="sl-SI"/>
-              </w:rPr>
-              <w:t> </w:t>
-            </w:r>
-          </w:p>
-        </w:tc>
-        <w:tc>
-          <w:tcPr>
-            <w:tcW w:w="2040" w:type="dxa"/>
-            <w:tcBorders>
-              <w:top w:val="nil"/>
-              <w:left w:val="nil"/>
-              <w:bottom w:val="single" w:sz="4" w:space="0" w:color="auto"/>
-              <w:right w:val="single" w:sz="4" w:space="0" w:color="auto"/>
-            </w:tcBorders>
-            <w:noWrap/>
-            <w:vAlign w:val="bottom"/>
-            <w:hideMark/>
-          </w:tcPr>
-          <w:p>
-            <w:pPr>
-              <w:spacing w:after="0" w:line="240" w:lineRule="auto"/>
-              <w:jc w:val="left"/>
-              <w:rPr>
-                <w:rFonts w:eastAsia="Times New Roman" w:cs="Times New Roman"/>
-                <w:color w:val="000000"/>
-                <w:sz w:val="20"/>
-                <w:szCs w:val="20"/>
-                <w:lang w:val="en-GB" w:eastAsia="sl-SI"/>
-              </w:rPr>
-            </w:pPr>
-            <w:r>
-              <w:rPr>
-                <w:rFonts w:eastAsia="Times New Roman" w:cs="Times New Roman"/>
-                <w:color w:val="000000"/>
-                <w:sz w:val="20"/>
-                <w:szCs w:val="20"/>
-                <w:lang w:val="en-GB" w:eastAsia="sl-SI"/>
-              </w:rPr>
-              <w:t> </w:t>
-            </w:r>
-          </w:p>
-        </w:tc>
-      </w:tr>
-      <w:tr>
-        <w:trPr>
-          <w:trHeight w:val="1050"/>
-        </w:trPr>
-        <w:tc>
-          <w:tcPr>
-            <w:tcW w:w="2040" w:type="dxa"/>
-            <w:tcBorders>
-              <w:top w:val="nil"/>
-              <w:left w:val="single" w:sz="4" w:space="0" w:color="auto"/>
-              <w:bottom w:val="single" w:sz="4" w:space="0" w:color="auto"/>
-              <w:right w:val="single" w:sz="4" w:space="0" w:color="auto"/>
-            </w:tcBorders>
-            <w:vAlign w:val="bottom"/>
-            <w:hideMark/>
-          </w:tcPr>
-          <w:p>
-            <w:pPr>
-              <w:spacing w:after="0" w:line="240" w:lineRule="auto"/>
-              <w:jc w:val="left"/>
-              <w:rPr>
-                <w:rFonts w:eastAsia="Times New Roman" w:cs="Times New Roman"/>
-                <w:color w:val="000000"/>
-                <w:sz w:val="20"/>
-                <w:szCs w:val="20"/>
-                <w:lang w:val="en-GB" w:eastAsia="sl-SI"/>
-              </w:rPr>
-            </w:pPr>
-            <w:r>
-              <w:rPr>
-                <w:rFonts w:eastAsia="Times New Roman" w:cs="Times New Roman"/>
-                <w:color w:val="000000"/>
-                <w:sz w:val="20"/>
-                <w:szCs w:val="20"/>
-                <w:lang w:val="en-GB" w:eastAsia="sl-SI"/>
-              </w:rPr>
-              <w:t>OTUs with less than reads removed</w:t>
-            </w:r>
-          </w:p>
-        </w:tc>
-        <w:tc>
-          <w:tcPr>
-            <w:tcW w:w="2040" w:type="dxa"/>
-            <w:tcBorders>
-              <w:top w:val="nil"/>
-              <w:left w:val="nil"/>
-              <w:bottom w:val="single" w:sz="4" w:space="0" w:color="auto"/>
-              <w:right w:val="single" w:sz="4" w:space="0" w:color="auto"/>
-            </w:tcBorders>
-            <w:vAlign w:val="bottom"/>
-            <w:hideMark/>
-          </w:tcPr>
-          <w:p>
-            <w:pPr>
-              <w:spacing w:after="0" w:line="240" w:lineRule="auto"/>
-              <w:jc w:val="left"/>
-              <w:rPr>
-                <w:rFonts w:eastAsia="Times New Roman" w:cs="Times New Roman"/>
-                <w:color w:val="000000"/>
-                <w:sz w:val="20"/>
-                <w:szCs w:val="20"/>
-                <w:lang w:val="en-GB" w:eastAsia="sl-SI"/>
-              </w:rPr>
-            </w:pPr>
-            <w:r>
-              <w:rPr>
-                <w:rFonts w:eastAsia="Times New Roman" w:cs="Times New Roman"/>
-                <w:color w:val="000000"/>
-                <w:sz w:val="20"/>
-                <w:szCs w:val="20"/>
-                <w:lang w:val="en-GB" w:eastAsia="sl-SI"/>
-              </w:rPr>
-              <w:t xml:space="preserve">10 or less reads </w:t>
-            </w:r>
-          </w:p>
-        </w:tc>
-        <w:tc>
-          <w:tcPr>
-            <w:tcW w:w="2040" w:type="dxa"/>
-            <w:tcBorders>
-              <w:top w:val="nil"/>
-              <w:left w:val="nil"/>
-              <w:bottom w:val="single" w:sz="4" w:space="0" w:color="auto"/>
-              <w:right w:val="single" w:sz="4" w:space="0" w:color="auto"/>
-            </w:tcBorders>
-            <w:vAlign w:val="bottom"/>
-            <w:hideMark/>
-          </w:tcPr>
-          <w:p>
-            <w:pPr>
-              <w:spacing w:after="0" w:line="240" w:lineRule="auto"/>
-              <w:jc w:val="left"/>
-              <w:rPr>
-                <w:rFonts w:eastAsia="Times New Roman" w:cs="Times New Roman"/>
-                <w:color w:val="000000"/>
-                <w:sz w:val="20"/>
-                <w:szCs w:val="20"/>
-                <w:lang w:val="en-GB" w:eastAsia="sl-SI"/>
-              </w:rPr>
-            </w:pPr>
-            <w:r>
-              <w:rPr>
-                <w:rFonts w:eastAsia="Times New Roman" w:cs="Times New Roman"/>
-                <w:color w:val="000000"/>
-                <w:sz w:val="20"/>
-                <w:szCs w:val="20"/>
-                <w:lang w:val="en-GB" w:eastAsia="sl-SI"/>
-              </w:rPr>
-              <w:t>10 or less reads removed</w:t>
-            </w:r>
-          </w:p>
-        </w:tc>
-        <w:tc>
-          <w:tcPr>
-            <w:tcW w:w="2040" w:type="dxa"/>
-            <w:tcBorders>
-              <w:top w:val="nil"/>
-              <w:left w:val="nil"/>
-              <w:bottom w:val="single" w:sz="4" w:space="0" w:color="auto"/>
-              <w:right w:val="single" w:sz="4" w:space="0" w:color="auto"/>
-            </w:tcBorders>
-            <w:vAlign w:val="bottom"/>
-            <w:hideMark/>
-          </w:tcPr>
-          <w:p>
-            <w:pPr>
-              <w:spacing w:after="0" w:line="240" w:lineRule="auto"/>
-              <w:jc w:val="left"/>
-              <w:rPr>
-                <w:rFonts w:eastAsia="Times New Roman" w:cs="Times New Roman"/>
-                <w:color w:val="000000"/>
-                <w:sz w:val="20"/>
-                <w:szCs w:val="20"/>
-                <w:lang w:val="en-GB" w:eastAsia="sl-SI"/>
-              </w:rPr>
-            </w:pPr>
-            <w:r>
-              <w:rPr>
-                <w:rFonts w:eastAsia="Times New Roman" w:cs="Times New Roman"/>
-                <w:color w:val="000000"/>
-                <w:sz w:val="20"/>
-                <w:szCs w:val="20"/>
-                <w:lang w:val="en-GB" w:eastAsia="sl-SI"/>
-              </w:rPr>
-              <w:t>62 or less reads removed</w:t>
-            </w:r>
-          </w:p>
-        </w:tc>
-        <w:tc>
-          <w:tcPr>
-            <w:tcW w:w="1900" w:type="dxa"/>
-            <w:tcBorders>
-              <w:top w:val="nil"/>
-              <w:left w:val="nil"/>
-              <w:bottom w:val="single" w:sz="4" w:space="0" w:color="auto"/>
-              <w:right w:val="single" w:sz="4" w:space="0" w:color="auto"/>
-            </w:tcBorders>
-            <w:vAlign w:val="bottom"/>
-            <w:hideMark/>
-          </w:tcPr>
-          <w:p>
-            <w:pPr>
-              <w:spacing w:after="0" w:line="240" w:lineRule="auto"/>
-              <w:jc w:val="left"/>
-              <w:rPr>
-                <w:rFonts w:eastAsia="Times New Roman" w:cs="Times New Roman"/>
-                <w:color w:val="000000"/>
-                <w:sz w:val="20"/>
-                <w:szCs w:val="20"/>
-                <w:lang w:val="en-GB" w:eastAsia="sl-SI"/>
-              </w:rPr>
-            </w:pPr>
-            <w:r>
-              <w:rPr>
-                <w:rFonts w:eastAsia="Times New Roman" w:cs="Times New Roman"/>
-                <w:color w:val="000000"/>
-                <w:sz w:val="20"/>
-                <w:szCs w:val="20"/>
-                <w:lang w:val="en-GB" w:eastAsia="sl-SI"/>
-              </w:rPr>
-              <w:t xml:space="preserve">Percentage of reads remaining after quality filtering (mean/min/max) </w:t>
-            </w:r>
-          </w:p>
-        </w:tc>
-        <w:tc>
-          <w:tcPr>
-            <w:tcW w:w="2040" w:type="dxa"/>
-            <w:tcBorders>
-              <w:top w:val="nil"/>
-              <w:left w:val="nil"/>
-              <w:bottom w:val="single" w:sz="4" w:space="0" w:color="auto"/>
-              <w:right w:val="single" w:sz="4" w:space="0" w:color="auto"/>
-            </w:tcBorders>
-            <w:vAlign w:val="bottom"/>
-            <w:hideMark/>
-          </w:tcPr>
-          <w:p>
-            <w:pPr>
-              <w:spacing w:after="0" w:line="240" w:lineRule="auto"/>
-              <w:jc w:val="left"/>
-              <w:rPr>
-                <w:rFonts w:eastAsia="Times New Roman" w:cs="Times New Roman"/>
-                <w:color w:val="000000"/>
-                <w:sz w:val="20"/>
-                <w:szCs w:val="20"/>
-                <w:lang w:val="en-GB" w:eastAsia="sl-SI"/>
-              </w:rPr>
-            </w:pPr>
-            <w:r>
-              <w:rPr>
-                <w:rFonts w:eastAsia="Times New Roman" w:cs="Times New Roman"/>
-                <w:color w:val="000000"/>
-                <w:sz w:val="20"/>
-                <w:szCs w:val="20"/>
-                <w:lang w:val="en-GB" w:eastAsia="sl-SI"/>
-              </w:rPr>
-              <w:t>98,5 / 88,8 / 99,3</w:t>
-            </w:r>
-          </w:p>
-        </w:tc>
-        <w:tc>
-          <w:tcPr>
-            <w:tcW w:w="2040" w:type="dxa"/>
-            <w:tcBorders>
-              <w:top w:val="nil"/>
-              <w:left w:val="nil"/>
-              <w:bottom w:val="single" w:sz="4" w:space="0" w:color="auto"/>
-              <w:right w:val="single" w:sz="4" w:space="0" w:color="auto"/>
-            </w:tcBorders>
-            <w:noWrap/>
-            <w:vAlign w:val="bottom"/>
-            <w:hideMark/>
-          </w:tcPr>
-          <w:p>
-            <w:pPr>
-              <w:spacing w:after="0" w:line="240" w:lineRule="auto"/>
-              <w:jc w:val="left"/>
-              <w:rPr>
-                <w:rFonts w:eastAsia="Times New Roman" w:cs="Times New Roman"/>
-                <w:color w:val="000000"/>
-                <w:sz w:val="20"/>
-                <w:szCs w:val="20"/>
-                <w:lang w:val="en-GB" w:eastAsia="sl-SI"/>
-              </w:rPr>
-            </w:pPr>
-            <w:r>
-              <w:rPr>
-                <w:rFonts w:eastAsia="Times New Roman" w:cs="Times New Roman"/>
-                <w:color w:val="000000"/>
-                <w:sz w:val="20"/>
-                <w:szCs w:val="20"/>
-                <w:lang w:val="en-GB" w:eastAsia="sl-SI"/>
-              </w:rPr>
-              <w:t>51,2 / 22,9 / 98,3</w:t>
-            </w:r>
-          </w:p>
-        </w:tc>
-      </w:tr>
-      <w:tr>
-        <w:trPr>
-          <w:trHeight w:val="1425"/>
-        </w:trPr>
-        <w:tc>
-          <w:tcPr>
-            <w:tcW w:w="2040" w:type="dxa"/>
-            <w:tcBorders>
-              <w:top w:val="nil"/>
-              <w:left w:val="single" w:sz="4" w:space="0" w:color="auto"/>
-              <w:bottom w:val="single" w:sz="4" w:space="0" w:color="auto"/>
-              <w:right w:val="single" w:sz="4" w:space="0" w:color="auto"/>
-            </w:tcBorders>
-            <w:noWrap/>
-            <w:vAlign w:val="bottom"/>
-            <w:hideMark/>
-          </w:tcPr>
-          <w:p>
-            <w:pPr>
-              <w:spacing w:after="0" w:line="240" w:lineRule="auto"/>
-              <w:jc w:val="left"/>
-              <w:rPr>
-                <w:rFonts w:eastAsia="Times New Roman" w:cs="Times New Roman"/>
-                <w:color w:val="000000"/>
-                <w:sz w:val="20"/>
-                <w:szCs w:val="20"/>
-                <w:lang w:val="en-GB" w:eastAsia="sl-SI"/>
-              </w:rPr>
-            </w:pPr>
-            <w:r>
-              <w:rPr>
-                <w:rFonts w:eastAsia="Times New Roman" w:cs="Times New Roman"/>
-                <w:color w:val="000000"/>
-                <w:sz w:val="20"/>
-                <w:szCs w:val="20"/>
-                <w:lang w:val="en-GB" w:eastAsia="sl-SI"/>
-              </w:rPr>
-              <w:t> </w:t>
-            </w:r>
-          </w:p>
-        </w:tc>
-        <w:tc>
-          <w:tcPr>
-            <w:tcW w:w="2040" w:type="dxa"/>
-            <w:tcBorders>
-              <w:top w:val="nil"/>
-              <w:left w:val="nil"/>
-              <w:bottom w:val="single" w:sz="4" w:space="0" w:color="auto"/>
-              <w:right w:val="single" w:sz="4" w:space="0" w:color="auto"/>
-            </w:tcBorders>
-            <w:noWrap/>
-            <w:vAlign w:val="bottom"/>
-            <w:hideMark/>
-          </w:tcPr>
-          <w:p>
-            <w:pPr>
-              <w:spacing w:after="0" w:line="240" w:lineRule="auto"/>
-              <w:jc w:val="left"/>
-              <w:rPr>
-                <w:rFonts w:eastAsia="Times New Roman" w:cs="Times New Roman"/>
-                <w:color w:val="000000"/>
-                <w:sz w:val="20"/>
-                <w:szCs w:val="20"/>
-                <w:lang w:val="en-GB" w:eastAsia="sl-SI"/>
-              </w:rPr>
-            </w:pPr>
-            <w:r>
-              <w:rPr>
-                <w:rFonts w:eastAsia="Times New Roman" w:cs="Times New Roman"/>
-                <w:color w:val="000000"/>
-                <w:sz w:val="20"/>
-                <w:szCs w:val="20"/>
-                <w:lang w:val="en-GB" w:eastAsia="sl-SI"/>
-              </w:rPr>
-              <w:t> </w:t>
-            </w:r>
-          </w:p>
-        </w:tc>
-        <w:tc>
-          <w:tcPr>
-            <w:tcW w:w="2040" w:type="dxa"/>
-            <w:tcBorders>
-              <w:top w:val="nil"/>
-              <w:left w:val="nil"/>
-              <w:bottom w:val="single" w:sz="4" w:space="0" w:color="auto"/>
-              <w:right w:val="single" w:sz="4" w:space="0" w:color="auto"/>
-            </w:tcBorders>
-            <w:noWrap/>
-            <w:vAlign w:val="bottom"/>
-            <w:hideMark/>
-          </w:tcPr>
-          <w:p>
-            <w:pPr>
-              <w:spacing w:after="0" w:line="240" w:lineRule="auto"/>
-              <w:jc w:val="left"/>
-              <w:rPr>
-                <w:rFonts w:eastAsia="Times New Roman" w:cs="Times New Roman"/>
-                <w:color w:val="000000"/>
-                <w:sz w:val="20"/>
-                <w:szCs w:val="20"/>
-                <w:lang w:val="en-GB" w:eastAsia="sl-SI"/>
-              </w:rPr>
-            </w:pPr>
-            <w:r>
-              <w:rPr>
-                <w:rFonts w:eastAsia="Times New Roman" w:cs="Times New Roman"/>
-                <w:color w:val="000000"/>
-                <w:sz w:val="20"/>
-                <w:szCs w:val="20"/>
-                <w:lang w:val="en-GB" w:eastAsia="sl-SI"/>
-              </w:rPr>
-              <w:t> </w:t>
-            </w:r>
-          </w:p>
-        </w:tc>
-        <w:tc>
-          <w:tcPr>
-            <w:tcW w:w="2040" w:type="dxa"/>
-            <w:tcBorders>
-              <w:top w:val="nil"/>
-              <w:left w:val="nil"/>
-              <w:bottom w:val="single" w:sz="4" w:space="0" w:color="auto"/>
-              <w:right w:val="single" w:sz="4" w:space="0" w:color="auto"/>
-            </w:tcBorders>
-            <w:noWrap/>
-            <w:vAlign w:val="bottom"/>
-            <w:hideMark/>
-          </w:tcPr>
-          <w:p>
-            <w:pPr>
-              <w:spacing w:after="0" w:line="240" w:lineRule="auto"/>
-              <w:jc w:val="left"/>
-              <w:rPr>
-                <w:rFonts w:eastAsia="Times New Roman" w:cs="Times New Roman"/>
-                <w:color w:val="000000"/>
-                <w:sz w:val="20"/>
-                <w:szCs w:val="20"/>
-                <w:lang w:val="en-GB" w:eastAsia="sl-SI"/>
-              </w:rPr>
-            </w:pPr>
-            <w:r>
-              <w:rPr>
-                <w:rFonts w:eastAsia="Times New Roman" w:cs="Times New Roman"/>
-                <w:color w:val="000000"/>
-                <w:sz w:val="20"/>
-                <w:szCs w:val="20"/>
-                <w:lang w:val="en-GB" w:eastAsia="sl-SI"/>
-              </w:rPr>
-              <w:t> </w:t>
-            </w:r>
-          </w:p>
-        </w:tc>
-        <w:tc>
-          <w:tcPr>
-            <w:tcW w:w="1900" w:type="dxa"/>
-            <w:tcBorders>
-              <w:top w:val="nil"/>
-              <w:left w:val="nil"/>
-              <w:bottom w:val="single" w:sz="4" w:space="0" w:color="auto"/>
-              <w:right w:val="single" w:sz="4" w:space="0" w:color="auto"/>
-            </w:tcBorders>
-            <w:vAlign w:val="bottom"/>
-            <w:hideMark/>
-          </w:tcPr>
-          <w:p>
-            <w:pPr>
-              <w:spacing w:after="0" w:line="240" w:lineRule="auto"/>
-              <w:jc w:val="left"/>
-              <w:rPr>
-                <w:rFonts w:eastAsia="Times New Roman" w:cs="Times New Roman"/>
-                <w:color w:val="000000"/>
-                <w:sz w:val="20"/>
-                <w:szCs w:val="20"/>
-                <w:lang w:val="en-GB" w:eastAsia="sl-SI"/>
-              </w:rPr>
-            </w:pPr>
-            <w:r>
-              <w:rPr>
-                <w:rFonts w:eastAsia="Times New Roman" w:cs="Times New Roman"/>
-                <w:color w:val="000000"/>
-                <w:sz w:val="20"/>
-                <w:szCs w:val="20"/>
-                <w:lang w:val="en-GB" w:eastAsia="sl-SI"/>
-              </w:rPr>
-              <w:t>Percentage of reads remaining after removal of human sequences (mean/min/max)</w:t>
-            </w:r>
-          </w:p>
-        </w:tc>
-        <w:tc>
-          <w:tcPr>
-            <w:tcW w:w="2040" w:type="dxa"/>
-            <w:tcBorders>
-              <w:top w:val="nil"/>
-              <w:left w:val="nil"/>
-              <w:bottom w:val="single" w:sz="4" w:space="0" w:color="auto"/>
-              <w:right w:val="single" w:sz="4" w:space="0" w:color="auto"/>
-            </w:tcBorders>
-            <w:vAlign w:val="bottom"/>
-            <w:hideMark/>
-          </w:tcPr>
-          <w:p>
-            <w:pPr>
-              <w:spacing w:after="0" w:line="240" w:lineRule="auto"/>
-              <w:jc w:val="left"/>
-              <w:rPr>
-                <w:rFonts w:eastAsia="Times New Roman" w:cs="Times New Roman"/>
-                <w:color w:val="000000"/>
-                <w:sz w:val="20"/>
-                <w:szCs w:val="20"/>
-                <w:lang w:val="en-GB" w:eastAsia="sl-SI"/>
-              </w:rPr>
-            </w:pPr>
-            <w:r>
-              <w:rPr>
-                <w:rFonts w:eastAsia="Times New Roman" w:cs="Times New Roman"/>
-                <w:color w:val="000000"/>
-                <w:sz w:val="20"/>
-                <w:szCs w:val="20"/>
-                <w:lang w:val="en-GB" w:eastAsia="sl-SI"/>
-              </w:rPr>
-              <w:t>98,5 / 88,8 / 99,3</w:t>
-            </w:r>
-          </w:p>
-        </w:tc>
-        <w:tc>
-          <w:tcPr>
-            <w:tcW w:w="2040" w:type="dxa"/>
-            <w:tcBorders>
-              <w:top w:val="nil"/>
-              <w:left w:val="nil"/>
-              <w:bottom w:val="single" w:sz="4" w:space="0" w:color="auto"/>
-              <w:right w:val="single" w:sz="4" w:space="0" w:color="auto"/>
-            </w:tcBorders>
-            <w:noWrap/>
-            <w:vAlign w:val="bottom"/>
-            <w:hideMark/>
-          </w:tcPr>
-          <w:p>
-            <w:pPr>
-              <w:spacing w:after="0" w:line="240" w:lineRule="auto"/>
-              <w:jc w:val="left"/>
-              <w:rPr>
-                <w:rFonts w:eastAsia="Times New Roman" w:cs="Times New Roman"/>
-                <w:color w:val="000000"/>
-                <w:sz w:val="20"/>
-                <w:szCs w:val="20"/>
-                <w:lang w:val="en-GB" w:eastAsia="sl-SI"/>
-              </w:rPr>
-            </w:pPr>
-            <w:r>
-              <w:rPr>
-                <w:rFonts w:eastAsia="Times New Roman" w:cs="Times New Roman"/>
-                <w:color w:val="000000"/>
-                <w:sz w:val="20"/>
-                <w:szCs w:val="20"/>
-                <w:lang w:val="en-GB" w:eastAsia="sl-SI"/>
-              </w:rPr>
-              <w:t>50,5 / 22,3 / 98,3</w:t>
-            </w:r>
-          </w:p>
-        </w:tc>
-      </w:tr>
-      <w:tr>
-        <w:trPr>
-          <w:trHeight w:val="525"/>
-        </w:trPr>
-        <w:tc>
-          <w:tcPr>
-            <w:tcW w:w="2040" w:type="dxa"/>
-            <w:tcBorders>
-              <w:top w:val="nil"/>
-              <w:left w:val="single" w:sz="4" w:space="0" w:color="auto"/>
-              <w:bottom w:val="single" w:sz="4" w:space="0" w:color="auto"/>
-              <w:right w:val="single" w:sz="4" w:space="0" w:color="auto"/>
-            </w:tcBorders>
-            <w:vAlign w:val="bottom"/>
-            <w:hideMark/>
-          </w:tcPr>
-          <w:p>
-            <w:pPr>
-              <w:spacing w:after="0" w:line="240" w:lineRule="auto"/>
-              <w:jc w:val="left"/>
-              <w:rPr>
-                <w:rFonts w:eastAsia="Times New Roman" w:cs="Times New Roman"/>
-                <w:color w:val="000000"/>
-                <w:sz w:val="20"/>
-                <w:szCs w:val="20"/>
-                <w:lang w:val="en-GB" w:eastAsia="sl-SI"/>
-              </w:rPr>
-            </w:pPr>
-            <w:r>
-              <w:rPr>
-                <w:rFonts w:eastAsia="Times New Roman" w:cs="Times New Roman"/>
-                <w:color w:val="000000"/>
-                <w:sz w:val="20"/>
-                <w:szCs w:val="20"/>
-                <w:lang w:val="en-GB" w:eastAsia="sl-SI"/>
-              </w:rPr>
-              <w:t xml:space="preserve">SRA project number </w:t>
-            </w:r>
-          </w:p>
-        </w:tc>
-        <w:tc>
-          <w:tcPr>
-            <w:tcW w:w="2040" w:type="dxa"/>
-            <w:tcBorders>
-              <w:top w:val="nil"/>
-              <w:left w:val="nil"/>
-              <w:bottom w:val="single" w:sz="4" w:space="0" w:color="auto"/>
-              <w:right w:val="single" w:sz="4" w:space="0" w:color="auto"/>
-            </w:tcBorders>
-            <w:vAlign w:val="bottom"/>
-            <w:hideMark/>
-          </w:tcPr>
-          <w:p>
-            <w:pPr>
-              <w:spacing w:after="0" w:line="240" w:lineRule="auto"/>
-              <w:jc w:val="left"/>
-              <w:rPr>
-                <w:rFonts w:eastAsia="Times New Roman" w:cs="Times New Roman"/>
-                <w:color w:val="000000"/>
-                <w:sz w:val="20"/>
-                <w:szCs w:val="20"/>
-                <w:lang w:val="en-GB" w:eastAsia="sl-SI"/>
-              </w:rPr>
-            </w:pPr>
-            <w:proofErr w:type="spellStart"/>
-            <w:r>
-              <w:rPr>
-                <w:rFonts w:eastAsia="Times New Roman" w:cs="Times New Roman"/>
-                <w:color w:val="000000"/>
-                <w:sz w:val="20"/>
-                <w:szCs w:val="20"/>
-                <w:lang w:val="en-GB" w:eastAsia="sl-SI"/>
-              </w:rPr>
-              <w:t>PRJNA887005</w:t>
-            </w:r>
-            <w:proofErr w:type="spellEnd"/>
-          </w:p>
-        </w:tc>
-        <w:tc>
-          <w:tcPr>
-            <w:tcW w:w="2040" w:type="dxa"/>
-            <w:tcBorders>
-              <w:top w:val="nil"/>
-              <w:left w:val="nil"/>
-              <w:bottom w:val="single" w:sz="4" w:space="0" w:color="auto"/>
-              <w:right w:val="single" w:sz="4" w:space="0" w:color="auto"/>
-            </w:tcBorders>
-            <w:vAlign w:val="bottom"/>
-            <w:hideMark/>
-          </w:tcPr>
-          <w:p>
-            <w:pPr>
-              <w:spacing w:after="0" w:line="240" w:lineRule="auto"/>
-              <w:jc w:val="left"/>
-              <w:rPr>
-                <w:rFonts w:eastAsia="Times New Roman" w:cs="Times New Roman"/>
-                <w:color w:val="000000"/>
-                <w:sz w:val="20"/>
-                <w:szCs w:val="20"/>
-                <w:lang w:val="en-GB" w:eastAsia="sl-SI"/>
-              </w:rPr>
-            </w:pPr>
-            <w:r>
-              <w:rPr>
-                <w:rFonts w:eastAsia="Times New Roman" w:cs="Times New Roman"/>
-                <w:color w:val="000000"/>
-                <w:sz w:val="20"/>
-                <w:szCs w:val="20"/>
-                <w:lang w:val="en-GB" w:eastAsia="sl-SI"/>
-              </w:rPr>
-              <w:t>Data available upon request</w:t>
-            </w:r>
-          </w:p>
-        </w:tc>
-        <w:tc>
-          <w:tcPr>
-            <w:tcW w:w="2040" w:type="dxa"/>
-            <w:tcBorders>
-              <w:top w:val="nil"/>
-              <w:left w:val="nil"/>
-              <w:bottom w:val="single" w:sz="4" w:space="0" w:color="auto"/>
-              <w:right w:val="single" w:sz="4" w:space="0" w:color="auto"/>
-            </w:tcBorders>
-            <w:vAlign w:val="bottom"/>
-            <w:hideMark/>
-          </w:tcPr>
-          <w:p>
-            <w:pPr>
-              <w:spacing w:after="0" w:line="240" w:lineRule="auto"/>
-              <w:jc w:val="left"/>
-              <w:rPr>
-                <w:rFonts w:eastAsia="Times New Roman" w:cs="Times New Roman"/>
-                <w:color w:val="000000"/>
-                <w:sz w:val="20"/>
-                <w:szCs w:val="20"/>
-                <w:lang w:val="en-GB" w:eastAsia="sl-SI"/>
-              </w:rPr>
-            </w:pPr>
-            <w:proofErr w:type="spellStart"/>
-            <w:r>
-              <w:rPr>
-                <w:rFonts w:eastAsia="Times New Roman" w:cs="Times New Roman"/>
-                <w:color w:val="000000"/>
-                <w:sz w:val="20"/>
-                <w:szCs w:val="20"/>
-                <w:lang w:val="en-GB" w:eastAsia="sl-SI"/>
-              </w:rPr>
-              <w:t>PRJNA1124620</w:t>
-            </w:r>
-            <w:proofErr w:type="spellEnd"/>
-            <w:r>
-              <w:rPr>
-                <w:rFonts w:eastAsia="Times New Roman" w:cs="Times New Roman"/>
-                <w:color w:val="000000"/>
-                <w:sz w:val="20"/>
-                <w:szCs w:val="20"/>
-                <w:lang w:val="en-GB" w:eastAsia="sl-SI"/>
-              </w:rPr>
-              <w:t> </w:t>
-            </w:r>
-          </w:p>
-        </w:tc>
-        <w:tc>
-          <w:tcPr>
-            <w:tcW w:w="1900" w:type="dxa"/>
-            <w:tcBorders>
-              <w:top w:val="nil"/>
-              <w:left w:val="nil"/>
-              <w:bottom w:val="single" w:sz="4" w:space="0" w:color="auto"/>
-              <w:right w:val="single" w:sz="4" w:space="0" w:color="auto"/>
-            </w:tcBorders>
-            <w:vAlign w:val="bottom"/>
-            <w:hideMark/>
-          </w:tcPr>
-          <w:p>
-            <w:pPr>
-              <w:spacing w:after="0" w:line="240" w:lineRule="auto"/>
-              <w:jc w:val="left"/>
-              <w:rPr>
-                <w:rFonts w:eastAsia="Times New Roman" w:cs="Times New Roman"/>
-                <w:color w:val="000000"/>
-                <w:sz w:val="20"/>
-                <w:szCs w:val="20"/>
-                <w:lang w:val="en-GB" w:eastAsia="sl-SI"/>
-              </w:rPr>
-            </w:pPr>
-            <w:r>
-              <w:rPr>
-                <w:rFonts w:eastAsia="Times New Roman" w:cs="Times New Roman"/>
-                <w:color w:val="000000"/>
-                <w:sz w:val="20"/>
-                <w:szCs w:val="20"/>
-                <w:lang w:val="en-GB" w:eastAsia="sl-SI"/>
-              </w:rPr>
-              <w:t> </w:t>
-            </w:r>
-          </w:p>
-        </w:tc>
-        <w:tc>
-          <w:tcPr>
-            <w:tcW w:w="4080" w:type="dxa"/>
-            <w:gridSpan w:val="2"/>
-            <w:tcBorders>
-              <w:top w:val="nil"/>
-              <w:left w:val="nil"/>
-              <w:bottom w:val="single" w:sz="4" w:space="0" w:color="auto"/>
-              <w:right w:val="single" w:sz="4" w:space="0" w:color="auto"/>
-            </w:tcBorders>
-            <w:noWrap/>
-            <w:vAlign w:val="bottom"/>
-            <w:hideMark/>
-          </w:tcPr>
-          <w:p>
-            <w:pPr>
-              <w:spacing w:after="0" w:line="240" w:lineRule="auto"/>
-              <w:jc w:val="left"/>
-              <w:rPr>
-                <w:rFonts w:eastAsia="Times New Roman" w:cs="Times New Roman"/>
-                <w:color w:val="000000"/>
-                <w:sz w:val="20"/>
-                <w:szCs w:val="20"/>
-                <w:lang w:val="en-GB" w:eastAsia="sl-SI"/>
-              </w:rPr>
-            </w:pPr>
-            <w:r>
-              <w:rPr>
-                <w:rFonts w:eastAsia="Times New Roman" w:cs="Times New Roman"/>
-                <w:color w:val="000000"/>
-                <w:sz w:val="20"/>
-                <w:szCs w:val="20"/>
-                <w:lang w:val="en-GB" w:eastAsia="sl-SI"/>
-              </w:rPr>
-              <w:t> </w:t>
-            </w:r>
-          </w:p>
-          <w:p>
-            <w:pPr>
-              <w:spacing w:after="0" w:line="240" w:lineRule="auto"/>
-              <w:jc w:val="left"/>
-              <w:rPr>
-                <w:rFonts w:eastAsia="Times New Roman" w:cs="Times New Roman"/>
-                <w:color w:val="000000"/>
-                <w:sz w:val="20"/>
-                <w:szCs w:val="20"/>
-                <w:lang w:val="en-GB" w:eastAsia="sl-SI"/>
-              </w:rPr>
-            </w:pPr>
-            <w:r>
-              <w:rPr>
-                <w:rFonts w:eastAsia="Times New Roman" w:cs="Times New Roman"/>
-                <w:color w:val="000000"/>
-                <w:sz w:val="20"/>
-                <w:szCs w:val="20"/>
-                <w:lang w:val="en-GB" w:eastAsia="sl-SI"/>
-              </w:rPr>
-              <w:t> </w:t>
-            </w:r>
-          </w:p>
-        </w:tc>
-      </w:tr>
-      <w:bookmarkEnd w:id="0"/>
-    </w:tbl>
+    <w:bookmarkEnd w:id="0"/>
     <w:p>
       <w:pPr>
         <w:rPr>
@@ -4961,12 +1790,16 @@
               <w:jc w:val="left"/>
               <w:rPr>
                 <w:rFonts w:eastAsia="Times New Roman" w:cs="Times New Roman"/>
+                <w:i/>
+                <w:iCs/>
                 <w:lang w:val="sl-SI" w:eastAsia="sl-SI"/>
               </w:rPr>
             </w:pPr>
             <w:r>
               <w:rPr>
                 <w:rFonts w:eastAsia="Times New Roman" w:cs="Times New Roman"/>
+                <w:i/>
+                <w:iCs/>
                 <w:lang w:val="sl-SI" w:eastAsia="sl-SI"/>
               </w:rPr>
               <w:t>Bacillota</w:t>
@@ -5158,6 +1991,7 @@
               <w:jc w:val="left"/>
               <w:rPr>
                 <w:rFonts w:eastAsia="Times New Roman" w:cs="Times New Roman"/>
+                <w:i/>
                 <w:lang w:val="sl-SI" w:eastAsia="sl-SI"/>
               </w:rPr>
             </w:pPr>
@@ -5165,6 +1999,7 @@
             <w:r>
               <w:rPr>
                 <w:rFonts w:eastAsia="Times New Roman" w:cs="Times New Roman"/>
+                <w:i/>
                 <w:lang w:val="sl-SI" w:eastAsia="sl-SI"/>
               </w:rPr>
               <w:t>Bacteroidota</w:t>
@@ -5357,6 +2192,8 @@
               <w:jc w:val="left"/>
               <w:rPr>
                 <w:rFonts w:eastAsia="Times New Roman" w:cs="Times New Roman"/>
+                <w:i/>
+                <w:iCs/>
                 <w:lang w:val="sl-SI" w:eastAsia="sl-SI"/>
               </w:rPr>
             </w:pPr>
@@ -5364,6 +2201,8 @@
             <w:r>
               <w:rPr>
                 <w:rFonts w:eastAsia="Times New Roman" w:cs="Times New Roman"/>
+                <w:i/>
+                <w:iCs/>
                 <w:lang w:val="sl-SI" w:eastAsia="sl-SI"/>
               </w:rPr>
               <w:t>Actinomycetota</w:t>
@@ -5556,6 +2395,8 @@
               <w:jc w:val="left"/>
               <w:rPr>
                 <w:rFonts w:eastAsia="Times New Roman" w:cs="Times New Roman"/>
+                <w:i/>
+                <w:iCs/>
                 <w:lang w:val="sl-SI" w:eastAsia="sl-SI"/>
               </w:rPr>
             </w:pPr>
@@ -5563,6 +2404,8 @@
             <w:r>
               <w:rPr>
                 <w:rFonts w:eastAsia="Times New Roman" w:cs="Times New Roman"/>
+                <w:i/>
+                <w:iCs/>
                 <w:lang w:val="sl-SI" w:eastAsia="sl-SI"/>
               </w:rPr>
               <w:t>Pseudomonadota</w:t>
@@ -5755,6 +2598,8 @@
               <w:jc w:val="left"/>
               <w:rPr>
                 <w:rFonts w:eastAsia="Times New Roman" w:cs="Times New Roman"/>
+                <w:i/>
+                <w:iCs/>
                 <w:lang w:val="sl-SI" w:eastAsia="sl-SI"/>
               </w:rPr>
             </w:pPr>
@@ -5762,6 +2607,8 @@
             <w:r>
               <w:rPr>
                 <w:rFonts w:eastAsia="Times New Roman" w:cs="Times New Roman"/>
+                <w:i/>
+                <w:iCs/>
                 <w:lang w:val="sl-SI" w:eastAsia="sl-SI"/>
               </w:rPr>
               <w:t>Verrucomicrobiota</w:t>
@@ -5977,6 +2824,8 @@
             <w:r>
               <w:rPr>
                 <w:rFonts w:eastAsia="Times New Roman" w:cs="Times New Roman"/>
+                <w:i/>
+                <w:iCs/>
                 <w:lang w:val="sl-SI" w:eastAsia="sl-SI"/>
               </w:rPr>
               <w:t>Bacteria</w:t>
@@ -18534,6 +15383,31 @@
     </w:p>
     <w:p>
       <w:pPr>
+        <w:spacing w:line="276" w:lineRule="auto"/>
+        <w:rPr>
+          <w:lang w:val="en-GB"/>
+        </w:rPr>
+      </w:pPr>
+    </w:p>
+    <w:p>
+      <w:pPr>
+        <w:spacing w:line="276" w:lineRule="auto"/>
+        <w:rPr>
+          <w:lang w:val="en-GB"/>
+        </w:rPr>
+      </w:pPr>
+    </w:p>
+    <w:p>
+      <w:pPr>
+        <w:spacing w:line="276" w:lineRule="auto"/>
+        <w:rPr>
+          <w:lang w:val="en-GB"/>
+        </w:rPr>
+      </w:pPr>
+    </w:p>
+    <w:p>
+      <w:pPr>
+        <w:spacing w:line="276" w:lineRule="auto"/>
         <w:rPr>
           <w:lang w:val="en-GB"/>
         </w:rPr>
@@ -18542,14 +15416,1389 @@
         <w:rPr>
           <w:lang w:val="en-GB"/>
         </w:rPr>
-        <w:t xml:space="preserve">Supplement Table 5. Isolated species after ethanol shock from samples from individual H. </w:t>
+        <w:lastRenderedPageBreak/>
+        <w:t xml:space="preserve">Supplement Table </w:t>
       </w:r>
+      <w:r>
+        <w:rPr>
+          <w:lang w:val="en-GB"/>
+        </w:rPr>
+        <w:t>5</w:t>
+      </w:r>
+      <w:r>
+        <w:rPr>
+          <w:lang w:val="en-GB"/>
+        </w:rPr>
+        <w:t>. MALDI-</w:t>
+      </w:r>
+      <w:proofErr w:type="spellStart"/>
+      <w:r>
+        <w:rPr>
+          <w:lang w:val="en-GB"/>
+        </w:rPr>
+        <w:t>TOF</w:t>
+      </w:r>
+      <w:proofErr w:type="spellEnd"/>
+      <w:r>
+        <w:rPr>
+          <w:lang w:val="en-GB"/>
+        </w:rPr>
+        <w:t xml:space="preserve"> results for all isolates from samples </w:t>
+      </w:r>
+      <w:proofErr w:type="spellStart"/>
+      <w:r>
+        <w:rPr>
+          <w:lang w:val="en-GB"/>
+        </w:rPr>
+        <w:t>H005</w:t>
+      </w:r>
+      <w:proofErr w:type="spellEnd"/>
+      <w:r>
+        <w:rPr>
+          <w:lang w:val="en-GB"/>
+        </w:rPr>
+        <w:t xml:space="preserve">, </w:t>
+      </w:r>
+      <w:proofErr w:type="spellStart"/>
+      <w:r>
+        <w:rPr>
+          <w:lang w:val="en-GB"/>
+        </w:rPr>
+        <w:t>H007</w:t>
+      </w:r>
+      <w:proofErr w:type="spellEnd"/>
+      <w:r>
+        <w:rPr>
+          <w:lang w:val="en-GB"/>
+        </w:rPr>
+        <w:t xml:space="preserve"> and </w:t>
+      </w:r>
+      <w:proofErr w:type="spellStart"/>
+      <w:r>
+        <w:rPr>
+          <w:lang w:val="en-GB"/>
+        </w:rPr>
+        <w:t>H009</w:t>
+      </w:r>
+      <w:proofErr w:type="spellEnd"/>
+      <w:r>
+        <w:rPr>
+          <w:lang w:val="en-GB"/>
+        </w:rPr>
+        <w:t xml:space="preserve">. The smaller number of isolates that were sequenced was due to second re-streaking not being as successful. </w:t>
+      </w:r>
+    </w:p>
+    <w:tbl>
+      <w:tblPr>
+        <w:tblW w:w="8060" w:type="dxa"/>
+        <w:tblCellMar>
+          <w:left w:w="70" w:type="dxa"/>
+          <w:right w:w="70" w:type="dxa"/>
+        </w:tblCellMar>
+        <w:tblLook w:val="04A0" w:firstRow="1" w:lastRow="0" w:firstColumn="1" w:lastColumn="0" w:noHBand="0" w:noVBand="1"/>
+      </w:tblPr>
+      <w:tblGrid>
+        <w:gridCol w:w="3940"/>
+        <w:gridCol w:w="1240"/>
+        <w:gridCol w:w="960"/>
+        <w:gridCol w:w="960"/>
+        <w:gridCol w:w="960"/>
+      </w:tblGrid>
+      <w:tr>
+        <w:trPr>
+          <w:trHeight w:val="300"/>
+        </w:trPr>
+        <w:tc>
+          <w:tcPr>
+            <w:tcW w:w="3940" w:type="dxa"/>
+            <w:tcBorders>
+              <w:top w:val="single" w:sz="4" w:space="0" w:color="auto"/>
+              <w:left w:val="nil"/>
+              <w:bottom w:val="single" w:sz="4" w:space="0" w:color="auto"/>
+              <w:right w:val="nil"/>
+            </w:tcBorders>
+            <w:shd w:val="clear" w:color="auto" w:fill="auto"/>
+            <w:noWrap/>
+            <w:vAlign w:val="bottom"/>
+            <w:hideMark/>
+          </w:tcPr>
+          <w:p>
+            <w:pPr>
+              <w:spacing w:after="0" w:line="240" w:lineRule="auto"/>
+              <w:jc w:val="left"/>
+              <w:rPr>
+                <w:rFonts w:ascii="Aptos Narrow" w:eastAsia="Times New Roman" w:hAnsi="Aptos Narrow" w:cs="Times New Roman"/>
+                <w:color w:val="000000"/>
+                <w:lang w:val="sl-SI" w:eastAsia="sl-SI"/>
+              </w:rPr>
+            </w:pPr>
+            <w:proofErr w:type="spellStart"/>
+            <w:r>
+              <w:rPr>
+                <w:rFonts w:ascii="Aptos Narrow" w:eastAsia="Times New Roman" w:hAnsi="Aptos Narrow" w:cs="Times New Roman"/>
+                <w:color w:val="000000"/>
+                <w:lang w:val="sl-SI" w:eastAsia="sl-SI"/>
+              </w:rPr>
+              <w:t>Detected</w:t>
+            </w:r>
+            <w:proofErr w:type="spellEnd"/>
+            <w:r>
+              <w:rPr>
+                <w:rFonts w:ascii="Aptos Narrow" w:eastAsia="Times New Roman" w:hAnsi="Aptos Narrow" w:cs="Times New Roman"/>
+                <w:color w:val="000000"/>
+                <w:lang w:val="sl-SI" w:eastAsia="sl-SI"/>
+              </w:rPr>
+              <w:t xml:space="preserve"> </w:t>
+            </w:r>
+            <w:proofErr w:type="spellStart"/>
+            <w:r>
+              <w:rPr>
+                <w:rFonts w:ascii="Aptos Narrow" w:eastAsia="Times New Roman" w:hAnsi="Aptos Narrow" w:cs="Times New Roman"/>
+                <w:color w:val="000000"/>
+                <w:lang w:val="sl-SI" w:eastAsia="sl-SI"/>
+              </w:rPr>
+              <w:t>species</w:t>
+            </w:r>
+            <w:proofErr w:type="spellEnd"/>
+            <w:r>
+              <w:rPr>
+                <w:rFonts w:ascii="Aptos Narrow" w:eastAsia="Times New Roman" w:hAnsi="Aptos Narrow" w:cs="Times New Roman"/>
+                <w:color w:val="000000"/>
+                <w:lang w:val="sl-SI" w:eastAsia="sl-SI"/>
+              </w:rPr>
+              <w:t xml:space="preserve"> </w:t>
+            </w:r>
+          </w:p>
+        </w:tc>
+        <w:tc>
+          <w:tcPr>
+            <w:tcW w:w="1240" w:type="dxa"/>
+            <w:tcBorders>
+              <w:top w:val="single" w:sz="4" w:space="0" w:color="auto"/>
+              <w:left w:val="nil"/>
+              <w:bottom w:val="single" w:sz="4" w:space="0" w:color="auto"/>
+              <w:right w:val="nil"/>
+            </w:tcBorders>
+            <w:shd w:val="clear" w:color="auto" w:fill="auto"/>
+            <w:noWrap/>
+            <w:vAlign w:val="bottom"/>
+            <w:hideMark/>
+          </w:tcPr>
+          <w:p>
+            <w:pPr>
+              <w:spacing w:after="0" w:line="240" w:lineRule="auto"/>
+              <w:jc w:val="left"/>
+              <w:rPr>
+                <w:rFonts w:ascii="Aptos Narrow" w:eastAsia="Times New Roman" w:hAnsi="Aptos Narrow" w:cs="Times New Roman"/>
+                <w:color w:val="000000"/>
+                <w:lang w:val="sl-SI" w:eastAsia="sl-SI"/>
+              </w:rPr>
+            </w:pPr>
+            <w:proofErr w:type="spellStart"/>
+            <w:r>
+              <w:rPr>
+                <w:rFonts w:ascii="Aptos Narrow" w:eastAsia="Times New Roman" w:hAnsi="Aptos Narrow" w:cs="Times New Roman"/>
+                <w:color w:val="000000"/>
+                <w:lang w:val="sl-SI" w:eastAsia="sl-SI"/>
+              </w:rPr>
+              <w:t>All</w:t>
+            </w:r>
+            <w:proofErr w:type="spellEnd"/>
+            <w:r>
+              <w:rPr>
+                <w:rFonts w:ascii="Aptos Narrow" w:eastAsia="Times New Roman" w:hAnsi="Aptos Narrow" w:cs="Times New Roman"/>
+                <w:color w:val="000000"/>
+                <w:lang w:val="sl-SI" w:eastAsia="sl-SI"/>
+              </w:rPr>
+              <w:t xml:space="preserve"> </w:t>
+            </w:r>
+            <w:proofErr w:type="spellStart"/>
+            <w:r>
+              <w:rPr>
+                <w:rFonts w:ascii="Aptos Narrow" w:eastAsia="Times New Roman" w:hAnsi="Aptos Narrow" w:cs="Times New Roman"/>
+                <w:color w:val="000000"/>
+                <w:lang w:val="sl-SI" w:eastAsia="sl-SI"/>
+              </w:rPr>
+              <w:t>samples</w:t>
+            </w:r>
+            <w:proofErr w:type="spellEnd"/>
+            <w:r>
+              <w:rPr>
+                <w:rFonts w:ascii="Aptos Narrow" w:eastAsia="Times New Roman" w:hAnsi="Aptos Narrow" w:cs="Times New Roman"/>
+                <w:color w:val="000000"/>
+                <w:lang w:val="sl-SI" w:eastAsia="sl-SI"/>
+              </w:rPr>
+              <w:t xml:space="preserve"> </w:t>
+            </w:r>
+          </w:p>
+        </w:tc>
+        <w:tc>
+          <w:tcPr>
+            <w:tcW w:w="960" w:type="dxa"/>
+            <w:tcBorders>
+              <w:top w:val="single" w:sz="4" w:space="0" w:color="auto"/>
+              <w:left w:val="nil"/>
+              <w:bottom w:val="single" w:sz="4" w:space="0" w:color="auto"/>
+              <w:right w:val="nil"/>
+            </w:tcBorders>
+            <w:shd w:val="clear" w:color="auto" w:fill="auto"/>
+            <w:noWrap/>
+            <w:vAlign w:val="bottom"/>
+            <w:hideMark/>
+          </w:tcPr>
+          <w:p>
+            <w:pPr>
+              <w:spacing w:after="0" w:line="240" w:lineRule="auto"/>
+              <w:jc w:val="left"/>
+              <w:rPr>
+                <w:rFonts w:ascii="Aptos Narrow" w:eastAsia="Times New Roman" w:hAnsi="Aptos Narrow" w:cs="Times New Roman"/>
+                <w:color w:val="000000"/>
+                <w:lang w:val="sl-SI" w:eastAsia="sl-SI"/>
+              </w:rPr>
+            </w:pPr>
+            <w:proofErr w:type="spellStart"/>
+            <w:r>
+              <w:rPr>
+                <w:rFonts w:ascii="Aptos Narrow" w:eastAsia="Times New Roman" w:hAnsi="Aptos Narrow" w:cs="Times New Roman"/>
+                <w:color w:val="000000"/>
+                <w:lang w:val="sl-SI" w:eastAsia="sl-SI"/>
+              </w:rPr>
+              <w:t>H005</w:t>
+            </w:r>
+            <w:proofErr w:type="spellEnd"/>
+          </w:p>
+        </w:tc>
+        <w:tc>
+          <w:tcPr>
+            <w:tcW w:w="960" w:type="dxa"/>
+            <w:tcBorders>
+              <w:top w:val="single" w:sz="4" w:space="0" w:color="auto"/>
+              <w:left w:val="nil"/>
+              <w:bottom w:val="single" w:sz="4" w:space="0" w:color="auto"/>
+              <w:right w:val="nil"/>
+            </w:tcBorders>
+            <w:shd w:val="clear" w:color="auto" w:fill="auto"/>
+            <w:noWrap/>
+            <w:vAlign w:val="bottom"/>
+            <w:hideMark/>
+          </w:tcPr>
+          <w:p>
+            <w:pPr>
+              <w:spacing w:after="0" w:line="240" w:lineRule="auto"/>
+              <w:jc w:val="left"/>
+              <w:rPr>
+                <w:rFonts w:ascii="Aptos Narrow" w:eastAsia="Times New Roman" w:hAnsi="Aptos Narrow" w:cs="Times New Roman"/>
+                <w:color w:val="000000"/>
+                <w:lang w:val="sl-SI" w:eastAsia="sl-SI"/>
+              </w:rPr>
+            </w:pPr>
+            <w:proofErr w:type="spellStart"/>
+            <w:r>
+              <w:rPr>
+                <w:rFonts w:ascii="Aptos Narrow" w:eastAsia="Times New Roman" w:hAnsi="Aptos Narrow" w:cs="Times New Roman"/>
+                <w:color w:val="000000"/>
+                <w:lang w:val="sl-SI" w:eastAsia="sl-SI"/>
+              </w:rPr>
+              <w:t>H007</w:t>
+            </w:r>
+            <w:proofErr w:type="spellEnd"/>
+          </w:p>
+        </w:tc>
+        <w:tc>
+          <w:tcPr>
+            <w:tcW w:w="960" w:type="dxa"/>
+            <w:tcBorders>
+              <w:top w:val="single" w:sz="4" w:space="0" w:color="auto"/>
+              <w:left w:val="nil"/>
+              <w:bottom w:val="single" w:sz="4" w:space="0" w:color="auto"/>
+              <w:right w:val="nil"/>
+            </w:tcBorders>
+            <w:shd w:val="clear" w:color="auto" w:fill="auto"/>
+            <w:noWrap/>
+            <w:vAlign w:val="bottom"/>
+            <w:hideMark/>
+          </w:tcPr>
+          <w:p>
+            <w:pPr>
+              <w:spacing w:after="0" w:line="240" w:lineRule="auto"/>
+              <w:jc w:val="left"/>
+              <w:rPr>
+                <w:rFonts w:ascii="Aptos Narrow" w:eastAsia="Times New Roman" w:hAnsi="Aptos Narrow" w:cs="Times New Roman"/>
+                <w:color w:val="000000"/>
+                <w:lang w:val="sl-SI" w:eastAsia="sl-SI"/>
+              </w:rPr>
+            </w:pPr>
+            <w:proofErr w:type="spellStart"/>
+            <w:r>
+              <w:rPr>
+                <w:rFonts w:ascii="Aptos Narrow" w:eastAsia="Times New Roman" w:hAnsi="Aptos Narrow" w:cs="Times New Roman"/>
+                <w:color w:val="000000"/>
+                <w:lang w:val="sl-SI" w:eastAsia="sl-SI"/>
+              </w:rPr>
+              <w:t>H009</w:t>
+            </w:r>
+            <w:proofErr w:type="spellEnd"/>
+            <w:r>
+              <w:rPr>
+                <w:rFonts w:ascii="Aptos Narrow" w:eastAsia="Times New Roman" w:hAnsi="Aptos Narrow" w:cs="Times New Roman"/>
+                <w:color w:val="000000"/>
+                <w:lang w:val="sl-SI" w:eastAsia="sl-SI"/>
+              </w:rPr>
+              <w:t xml:space="preserve"> </w:t>
+            </w:r>
+          </w:p>
+        </w:tc>
+      </w:tr>
+      <w:tr>
+        <w:trPr>
+          <w:trHeight w:val="300"/>
+        </w:trPr>
+        <w:tc>
+          <w:tcPr>
+            <w:tcW w:w="3940" w:type="dxa"/>
+            <w:tcBorders>
+              <w:top w:val="nil"/>
+              <w:left w:val="nil"/>
+              <w:bottom w:val="nil"/>
+              <w:right w:val="nil"/>
+            </w:tcBorders>
+            <w:shd w:val="clear" w:color="auto" w:fill="auto"/>
+            <w:noWrap/>
+            <w:vAlign w:val="bottom"/>
+            <w:hideMark/>
+          </w:tcPr>
+          <w:p>
+            <w:pPr>
+              <w:spacing w:after="0" w:line="240" w:lineRule="auto"/>
+              <w:jc w:val="left"/>
+              <w:rPr>
+                <w:rFonts w:ascii="Aptos Narrow" w:eastAsia="Times New Roman" w:hAnsi="Aptos Narrow" w:cs="Times New Roman"/>
+                <w:i/>
+                <w:iCs/>
+                <w:color w:val="000000"/>
+                <w:lang w:val="sl-SI" w:eastAsia="sl-SI"/>
+              </w:rPr>
+            </w:pPr>
+            <w:proofErr w:type="spellStart"/>
+            <w:r>
+              <w:rPr>
+                <w:rFonts w:ascii="Aptos Narrow" w:eastAsia="Times New Roman" w:hAnsi="Aptos Narrow" w:cs="Times New Roman"/>
+                <w:i/>
+                <w:iCs/>
+                <w:color w:val="000000"/>
+                <w:lang w:val="sl-SI" w:eastAsia="sl-SI"/>
+              </w:rPr>
+              <w:t>Clostridium</w:t>
+            </w:r>
+            <w:proofErr w:type="spellEnd"/>
+            <w:r>
+              <w:rPr>
+                <w:rFonts w:ascii="Aptos Narrow" w:eastAsia="Times New Roman" w:hAnsi="Aptos Narrow" w:cs="Times New Roman"/>
+                <w:i/>
+                <w:iCs/>
+                <w:color w:val="000000"/>
+                <w:lang w:val="sl-SI" w:eastAsia="sl-SI"/>
+              </w:rPr>
+              <w:t xml:space="preserve"> </w:t>
+            </w:r>
+            <w:proofErr w:type="spellStart"/>
+            <w:r>
+              <w:rPr>
+                <w:rFonts w:ascii="Aptos Narrow" w:eastAsia="Times New Roman" w:hAnsi="Aptos Narrow" w:cs="Times New Roman"/>
+                <w:i/>
+                <w:iCs/>
+                <w:color w:val="000000"/>
+                <w:lang w:val="sl-SI" w:eastAsia="sl-SI"/>
+              </w:rPr>
+              <w:t>paraputrificum</w:t>
+            </w:r>
+            <w:proofErr w:type="spellEnd"/>
+          </w:p>
+        </w:tc>
+        <w:tc>
+          <w:tcPr>
+            <w:tcW w:w="1240" w:type="dxa"/>
+            <w:tcBorders>
+              <w:top w:val="nil"/>
+              <w:left w:val="nil"/>
+              <w:bottom w:val="nil"/>
+              <w:right w:val="nil"/>
+            </w:tcBorders>
+            <w:shd w:val="clear" w:color="auto" w:fill="auto"/>
+            <w:noWrap/>
+            <w:vAlign w:val="bottom"/>
+            <w:hideMark/>
+          </w:tcPr>
+          <w:p>
+            <w:pPr>
+              <w:spacing w:after="0" w:line="240" w:lineRule="auto"/>
+              <w:jc w:val="left"/>
+              <w:rPr>
+                <w:rFonts w:ascii="Aptos Narrow" w:eastAsia="Times New Roman" w:hAnsi="Aptos Narrow" w:cs="Times New Roman"/>
+                <w:color w:val="000000"/>
+                <w:lang w:val="sl-SI" w:eastAsia="sl-SI"/>
+              </w:rPr>
+            </w:pPr>
+            <w:r>
+              <w:rPr>
+                <w:rFonts w:ascii="Aptos Narrow" w:eastAsia="Times New Roman" w:hAnsi="Aptos Narrow" w:cs="Times New Roman"/>
+                <w:color w:val="000000"/>
+                <w:lang w:val="sl-SI" w:eastAsia="sl-SI"/>
+              </w:rPr>
+              <w:t>24</w:t>
+            </w:r>
+          </w:p>
+        </w:tc>
+        <w:tc>
+          <w:tcPr>
+            <w:tcW w:w="960" w:type="dxa"/>
+            <w:tcBorders>
+              <w:top w:val="nil"/>
+              <w:left w:val="nil"/>
+              <w:bottom w:val="nil"/>
+              <w:right w:val="nil"/>
+            </w:tcBorders>
+            <w:shd w:val="clear" w:color="auto" w:fill="auto"/>
+            <w:noWrap/>
+            <w:vAlign w:val="bottom"/>
+            <w:hideMark/>
+          </w:tcPr>
+          <w:p>
+            <w:pPr>
+              <w:spacing w:after="0" w:line="240" w:lineRule="auto"/>
+              <w:jc w:val="left"/>
+              <w:rPr>
+                <w:rFonts w:ascii="Aptos Narrow" w:eastAsia="Times New Roman" w:hAnsi="Aptos Narrow" w:cs="Times New Roman"/>
+                <w:color w:val="000000"/>
+                <w:lang w:val="sl-SI" w:eastAsia="sl-SI"/>
+              </w:rPr>
+            </w:pPr>
+            <w:r>
+              <w:rPr>
+                <w:rFonts w:ascii="Aptos Narrow" w:eastAsia="Times New Roman" w:hAnsi="Aptos Narrow" w:cs="Times New Roman"/>
+                <w:color w:val="000000"/>
+                <w:lang w:val="sl-SI" w:eastAsia="sl-SI"/>
+              </w:rPr>
+              <w:t>23</w:t>
+            </w:r>
+          </w:p>
+        </w:tc>
+        <w:tc>
+          <w:tcPr>
+            <w:tcW w:w="960" w:type="dxa"/>
+            <w:tcBorders>
+              <w:top w:val="nil"/>
+              <w:left w:val="nil"/>
+              <w:bottom w:val="nil"/>
+              <w:right w:val="nil"/>
+            </w:tcBorders>
+            <w:shd w:val="clear" w:color="auto" w:fill="auto"/>
+            <w:noWrap/>
+            <w:vAlign w:val="bottom"/>
+            <w:hideMark/>
+          </w:tcPr>
+          <w:p>
+            <w:pPr>
+              <w:spacing w:after="0" w:line="240" w:lineRule="auto"/>
+              <w:jc w:val="left"/>
+              <w:rPr>
+                <w:rFonts w:ascii="Aptos Narrow" w:eastAsia="Times New Roman" w:hAnsi="Aptos Narrow" w:cs="Times New Roman"/>
+                <w:color w:val="000000"/>
+                <w:lang w:val="sl-SI" w:eastAsia="sl-SI"/>
+              </w:rPr>
+            </w:pPr>
+            <w:r>
+              <w:rPr>
+                <w:rFonts w:ascii="Aptos Narrow" w:eastAsia="Times New Roman" w:hAnsi="Aptos Narrow" w:cs="Times New Roman"/>
+                <w:color w:val="000000"/>
+                <w:lang w:val="sl-SI" w:eastAsia="sl-SI"/>
+              </w:rPr>
+              <w:t>0</w:t>
+            </w:r>
+          </w:p>
+        </w:tc>
+        <w:tc>
+          <w:tcPr>
+            <w:tcW w:w="960" w:type="dxa"/>
+            <w:tcBorders>
+              <w:top w:val="nil"/>
+              <w:left w:val="nil"/>
+              <w:bottom w:val="nil"/>
+              <w:right w:val="nil"/>
+            </w:tcBorders>
+            <w:shd w:val="clear" w:color="auto" w:fill="auto"/>
+            <w:noWrap/>
+            <w:vAlign w:val="bottom"/>
+            <w:hideMark/>
+          </w:tcPr>
+          <w:p>
+            <w:pPr>
+              <w:spacing w:after="0" w:line="240" w:lineRule="auto"/>
+              <w:jc w:val="left"/>
+              <w:rPr>
+                <w:rFonts w:ascii="Aptos Narrow" w:eastAsia="Times New Roman" w:hAnsi="Aptos Narrow" w:cs="Times New Roman"/>
+                <w:color w:val="000000"/>
+                <w:lang w:val="sl-SI" w:eastAsia="sl-SI"/>
+              </w:rPr>
+            </w:pPr>
+            <w:r>
+              <w:rPr>
+                <w:rFonts w:ascii="Aptos Narrow" w:eastAsia="Times New Roman" w:hAnsi="Aptos Narrow" w:cs="Times New Roman"/>
+                <w:color w:val="000000"/>
+                <w:lang w:val="sl-SI" w:eastAsia="sl-SI"/>
+              </w:rPr>
+              <w:t>1</w:t>
+            </w:r>
+          </w:p>
+        </w:tc>
+      </w:tr>
+      <w:tr>
+        <w:trPr>
+          <w:trHeight w:val="300"/>
+        </w:trPr>
+        <w:tc>
+          <w:tcPr>
+            <w:tcW w:w="3940" w:type="dxa"/>
+            <w:tcBorders>
+              <w:top w:val="nil"/>
+              <w:left w:val="nil"/>
+              <w:bottom w:val="nil"/>
+              <w:right w:val="nil"/>
+            </w:tcBorders>
+            <w:shd w:val="clear" w:color="auto" w:fill="auto"/>
+            <w:noWrap/>
+            <w:vAlign w:val="bottom"/>
+            <w:hideMark/>
+          </w:tcPr>
+          <w:p>
+            <w:pPr>
+              <w:spacing w:after="0" w:line="240" w:lineRule="auto"/>
+              <w:jc w:val="left"/>
+              <w:rPr>
+                <w:rFonts w:ascii="Aptos Narrow" w:eastAsia="Times New Roman" w:hAnsi="Aptos Narrow" w:cs="Times New Roman"/>
+                <w:i/>
+                <w:iCs/>
+                <w:color w:val="000000"/>
+                <w:lang w:val="sl-SI" w:eastAsia="sl-SI"/>
+              </w:rPr>
+            </w:pPr>
+            <w:proofErr w:type="spellStart"/>
+            <w:r>
+              <w:rPr>
+                <w:rFonts w:ascii="Aptos Narrow" w:eastAsia="Times New Roman" w:hAnsi="Aptos Narrow" w:cs="Times New Roman"/>
+                <w:i/>
+                <w:iCs/>
+                <w:color w:val="000000"/>
+                <w:lang w:val="sl-SI" w:eastAsia="sl-SI"/>
+              </w:rPr>
+              <w:t>Intestinibacter</w:t>
+            </w:r>
+            <w:proofErr w:type="spellEnd"/>
+            <w:r>
+              <w:rPr>
+                <w:rFonts w:ascii="Aptos Narrow" w:eastAsia="Times New Roman" w:hAnsi="Aptos Narrow" w:cs="Times New Roman"/>
+                <w:i/>
+                <w:iCs/>
+                <w:color w:val="000000"/>
+                <w:lang w:val="sl-SI" w:eastAsia="sl-SI"/>
+              </w:rPr>
+              <w:t xml:space="preserve"> </w:t>
+            </w:r>
+            <w:proofErr w:type="spellStart"/>
+            <w:r>
+              <w:rPr>
+                <w:rFonts w:ascii="Aptos Narrow" w:eastAsia="Times New Roman" w:hAnsi="Aptos Narrow" w:cs="Times New Roman"/>
+                <w:i/>
+                <w:iCs/>
+                <w:color w:val="000000"/>
+                <w:lang w:val="sl-SI" w:eastAsia="sl-SI"/>
+              </w:rPr>
+              <w:t>bartletti</w:t>
+            </w:r>
+            <w:proofErr w:type="spellEnd"/>
+          </w:p>
+        </w:tc>
+        <w:tc>
+          <w:tcPr>
+            <w:tcW w:w="1240" w:type="dxa"/>
+            <w:tcBorders>
+              <w:top w:val="nil"/>
+              <w:left w:val="nil"/>
+              <w:bottom w:val="nil"/>
+              <w:right w:val="nil"/>
+            </w:tcBorders>
+            <w:shd w:val="clear" w:color="auto" w:fill="auto"/>
+            <w:noWrap/>
+            <w:vAlign w:val="bottom"/>
+            <w:hideMark/>
+          </w:tcPr>
+          <w:p>
+            <w:pPr>
+              <w:spacing w:after="0" w:line="240" w:lineRule="auto"/>
+              <w:jc w:val="left"/>
+              <w:rPr>
+                <w:rFonts w:ascii="Aptos Narrow" w:eastAsia="Times New Roman" w:hAnsi="Aptos Narrow" w:cs="Times New Roman"/>
+                <w:color w:val="000000"/>
+                <w:lang w:val="sl-SI" w:eastAsia="sl-SI"/>
+              </w:rPr>
+            </w:pPr>
+            <w:r>
+              <w:rPr>
+                <w:rFonts w:ascii="Aptos Narrow" w:eastAsia="Times New Roman" w:hAnsi="Aptos Narrow" w:cs="Times New Roman"/>
+                <w:color w:val="000000"/>
+                <w:lang w:val="sl-SI" w:eastAsia="sl-SI"/>
+              </w:rPr>
+              <w:t>11</w:t>
+            </w:r>
+          </w:p>
+        </w:tc>
+        <w:tc>
+          <w:tcPr>
+            <w:tcW w:w="960" w:type="dxa"/>
+            <w:tcBorders>
+              <w:top w:val="nil"/>
+              <w:left w:val="nil"/>
+              <w:bottom w:val="nil"/>
+              <w:right w:val="nil"/>
+            </w:tcBorders>
+            <w:shd w:val="clear" w:color="auto" w:fill="auto"/>
+            <w:noWrap/>
+            <w:vAlign w:val="bottom"/>
+            <w:hideMark/>
+          </w:tcPr>
+          <w:p>
+            <w:pPr>
+              <w:spacing w:after="0" w:line="240" w:lineRule="auto"/>
+              <w:jc w:val="left"/>
+              <w:rPr>
+                <w:rFonts w:ascii="Aptos Narrow" w:eastAsia="Times New Roman" w:hAnsi="Aptos Narrow" w:cs="Times New Roman"/>
+                <w:color w:val="000000"/>
+                <w:lang w:val="sl-SI" w:eastAsia="sl-SI"/>
+              </w:rPr>
+            </w:pPr>
+            <w:r>
+              <w:rPr>
+                <w:rFonts w:ascii="Aptos Narrow" w:eastAsia="Times New Roman" w:hAnsi="Aptos Narrow" w:cs="Times New Roman"/>
+                <w:color w:val="000000"/>
+                <w:lang w:val="sl-SI" w:eastAsia="sl-SI"/>
+              </w:rPr>
+              <w:t>4</w:t>
+            </w:r>
+          </w:p>
+        </w:tc>
+        <w:tc>
+          <w:tcPr>
+            <w:tcW w:w="960" w:type="dxa"/>
+            <w:tcBorders>
+              <w:top w:val="nil"/>
+              <w:left w:val="nil"/>
+              <w:bottom w:val="nil"/>
+              <w:right w:val="nil"/>
+            </w:tcBorders>
+            <w:shd w:val="clear" w:color="auto" w:fill="auto"/>
+            <w:noWrap/>
+            <w:vAlign w:val="bottom"/>
+            <w:hideMark/>
+          </w:tcPr>
+          <w:p>
+            <w:pPr>
+              <w:spacing w:after="0" w:line="240" w:lineRule="auto"/>
+              <w:jc w:val="left"/>
+              <w:rPr>
+                <w:rFonts w:ascii="Aptos Narrow" w:eastAsia="Times New Roman" w:hAnsi="Aptos Narrow" w:cs="Times New Roman"/>
+                <w:color w:val="000000"/>
+                <w:lang w:val="sl-SI" w:eastAsia="sl-SI"/>
+              </w:rPr>
+            </w:pPr>
+            <w:r>
+              <w:rPr>
+                <w:rFonts w:ascii="Aptos Narrow" w:eastAsia="Times New Roman" w:hAnsi="Aptos Narrow" w:cs="Times New Roman"/>
+                <w:color w:val="000000"/>
+                <w:lang w:val="sl-SI" w:eastAsia="sl-SI"/>
+              </w:rPr>
+              <w:t>2</w:t>
+            </w:r>
+          </w:p>
+        </w:tc>
+        <w:tc>
+          <w:tcPr>
+            <w:tcW w:w="960" w:type="dxa"/>
+            <w:tcBorders>
+              <w:top w:val="nil"/>
+              <w:left w:val="nil"/>
+              <w:bottom w:val="nil"/>
+              <w:right w:val="nil"/>
+            </w:tcBorders>
+            <w:shd w:val="clear" w:color="auto" w:fill="auto"/>
+            <w:noWrap/>
+            <w:vAlign w:val="bottom"/>
+            <w:hideMark/>
+          </w:tcPr>
+          <w:p>
+            <w:pPr>
+              <w:spacing w:after="0" w:line="240" w:lineRule="auto"/>
+              <w:jc w:val="left"/>
+              <w:rPr>
+                <w:rFonts w:ascii="Aptos Narrow" w:eastAsia="Times New Roman" w:hAnsi="Aptos Narrow" w:cs="Times New Roman"/>
+                <w:color w:val="000000"/>
+                <w:lang w:val="sl-SI" w:eastAsia="sl-SI"/>
+              </w:rPr>
+            </w:pPr>
+            <w:r>
+              <w:rPr>
+                <w:rFonts w:ascii="Aptos Narrow" w:eastAsia="Times New Roman" w:hAnsi="Aptos Narrow" w:cs="Times New Roman"/>
+                <w:color w:val="000000"/>
+                <w:lang w:val="sl-SI" w:eastAsia="sl-SI"/>
+              </w:rPr>
+              <w:t>5</w:t>
+            </w:r>
+          </w:p>
+        </w:tc>
+      </w:tr>
+      <w:tr>
+        <w:trPr>
+          <w:trHeight w:val="300"/>
+        </w:trPr>
+        <w:tc>
+          <w:tcPr>
+            <w:tcW w:w="3940" w:type="dxa"/>
+            <w:tcBorders>
+              <w:top w:val="nil"/>
+              <w:left w:val="nil"/>
+              <w:bottom w:val="nil"/>
+              <w:right w:val="nil"/>
+            </w:tcBorders>
+            <w:shd w:val="clear" w:color="auto" w:fill="auto"/>
+            <w:noWrap/>
+            <w:vAlign w:val="bottom"/>
+            <w:hideMark/>
+          </w:tcPr>
+          <w:p>
+            <w:pPr>
+              <w:spacing w:after="0" w:line="240" w:lineRule="auto"/>
+              <w:jc w:val="left"/>
+              <w:rPr>
+                <w:rFonts w:ascii="Aptos Narrow" w:eastAsia="Times New Roman" w:hAnsi="Aptos Narrow" w:cs="Times New Roman"/>
+                <w:i/>
+                <w:iCs/>
+                <w:color w:val="000000"/>
+                <w:lang w:val="sl-SI" w:eastAsia="sl-SI"/>
+              </w:rPr>
+            </w:pPr>
+            <w:proofErr w:type="spellStart"/>
+            <w:r>
+              <w:rPr>
+                <w:rFonts w:ascii="Aptos Narrow" w:eastAsia="Times New Roman" w:hAnsi="Aptos Narrow" w:cs="Times New Roman"/>
+                <w:i/>
+                <w:iCs/>
+                <w:color w:val="000000"/>
+                <w:lang w:val="sl-SI" w:eastAsia="sl-SI"/>
+              </w:rPr>
+              <w:t>Clostridium</w:t>
+            </w:r>
+            <w:proofErr w:type="spellEnd"/>
+            <w:r>
+              <w:rPr>
+                <w:rFonts w:ascii="Aptos Narrow" w:eastAsia="Times New Roman" w:hAnsi="Aptos Narrow" w:cs="Times New Roman"/>
+                <w:i/>
+                <w:iCs/>
+                <w:color w:val="000000"/>
+                <w:lang w:val="sl-SI" w:eastAsia="sl-SI"/>
+              </w:rPr>
+              <w:t xml:space="preserve"> saudiense</w:t>
+            </w:r>
+          </w:p>
+        </w:tc>
+        <w:tc>
+          <w:tcPr>
+            <w:tcW w:w="1240" w:type="dxa"/>
+            <w:tcBorders>
+              <w:top w:val="nil"/>
+              <w:left w:val="nil"/>
+              <w:bottom w:val="nil"/>
+              <w:right w:val="nil"/>
+            </w:tcBorders>
+            <w:shd w:val="clear" w:color="auto" w:fill="auto"/>
+            <w:noWrap/>
+            <w:vAlign w:val="bottom"/>
+            <w:hideMark/>
+          </w:tcPr>
+          <w:p>
+            <w:pPr>
+              <w:spacing w:after="0" w:line="240" w:lineRule="auto"/>
+              <w:jc w:val="left"/>
+              <w:rPr>
+                <w:rFonts w:ascii="Aptos Narrow" w:eastAsia="Times New Roman" w:hAnsi="Aptos Narrow" w:cs="Times New Roman"/>
+                <w:color w:val="000000"/>
+                <w:lang w:val="sl-SI" w:eastAsia="sl-SI"/>
+              </w:rPr>
+            </w:pPr>
+            <w:r>
+              <w:rPr>
+                <w:rFonts w:ascii="Aptos Narrow" w:eastAsia="Times New Roman" w:hAnsi="Aptos Narrow" w:cs="Times New Roman"/>
+                <w:color w:val="000000"/>
+                <w:lang w:val="sl-SI" w:eastAsia="sl-SI"/>
+              </w:rPr>
+              <w:t>87</w:t>
+            </w:r>
+          </w:p>
+        </w:tc>
+        <w:tc>
+          <w:tcPr>
+            <w:tcW w:w="960" w:type="dxa"/>
+            <w:tcBorders>
+              <w:top w:val="nil"/>
+              <w:left w:val="nil"/>
+              <w:bottom w:val="nil"/>
+              <w:right w:val="nil"/>
+            </w:tcBorders>
+            <w:shd w:val="clear" w:color="auto" w:fill="auto"/>
+            <w:noWrap/>
+            <w:vAlign w:val="bottom"/>
+            <w:hideMark/>
+          </w:tcPr>
+          <w:p>
+            <w:pPr>
+              <w:spacing w:after="0" w:line="240" w:lineRule="auto"/>
+              <w:jc w:val="left"/>
+              <w:rPr>
+                <w:rFonts w:ascii="Aptos Narrow" w:eastAsia="Times New Roman" w:hAnsi="Aptos Narrow" w:cs="Times New Roman"/>
+                <w:color w:val="000000"/>
+                <w:lang w:val="sl-SI" w:eastAsia="sl-SI"/>
+              </w:rPr>
+            </w:pPr>
+            <w:r>
+              <w:rPr>
+                <w:rFonts w:ascii="Aptos Narrow" w:eastAsia="Times New Roman" w:hAnsi="Aptos Narrow" w:cs="Times New Roman"/>
+                <w:color w:val="000000"/>
+                <w:lang w:val="sl-SI" w:eastAsia="sl-SI"/>
+              </w:rPr>
+              <w:t>19</w:t>
+            </w:r>
+          </w:p>
+        </w:tc>
+        <w:tc>
+          <w:tcPr>
+            <w:tcW w:w="960" w:type="dxa"/>
+            <w:tcBorders>
+              <w:top w:val="nil"/>
+              <w:left w:val="nil"/>
+              <w:bottom w:val="nil"/>
+              <w:right w:val="nil"/>
+            </w:tcBorders>
+            <w:shd w:val="clear" w:color="auto" w:fill="auto"/>
+            <w:noWrap/>
+            <w:vAlign w:val="bottom"/>
+            <w:hideMark/>
+          </w:tcPr>
+          <w:p>
+            <w:pPr>
+              <w:spacing w:after="0" w:line="240" w:lineRule="auto"/>
+              <w:jc w:val="left"/>
+              <w:rPr>
+                <w:rFonts w:ascii="Aptos Narrow" w:eastAsia="Times New Roman" w:hAnsi="Aptos Narrow" w:cs="Times New Roman"/>
+                <w:color w:val="000000"/>
+                <w:lang w:val="sl-SI" w:eastAsia="sl-SI"/>
+              </w:rPr>
+            </w:pPr>
+            <w:r>
+              <w:rPr>
+                <w:rFonts w:ascii="Aptos Narrow" w:eastAsia="Times New Roman" w:hAnsi="Aptos Narrow" w:cs="Times New Roman"/>
+                <w:color w:val="000000"/>
+                <w:lang w:val="sl-SI" w:eastAsia="sl-SI"/>
+              </w:rPr>
+              <w:t>42</w:t>
+            </w:r>
+          </w:p>
+        </w:tc>
+        <w:tc>
+          <w:tcPr>
+            <w:tcW w:w="960" w:type="dxa"/>
+            <w:tcBorders>
+              <w:top w:val="nil"/>
+              <w:left w:val="nil"/>
+              <w:bottom w:val="nil"/>
+              <w:right w:val="nil"/>
+            </w:tcBorders>
+            <w:shd w:val="clear" w:color="auto" w:fill="auto"/>
+            <w:noWrap/>
+            <w:vAlign w:val="bottom"/>
+            <w:hideMark/>
+          </w:tcPr>
+          <w:p>
+            <w:pPr>
+              <w:spacing w:after="0" w:line="240" w:lineRule="auto"/>
+              <w:jc w:val="left"/>
+              <w:rPr>
+                <w:rFonts w:ascii="Aptos Narrow" w:eastAsia="Times New Roman" w:hAnsi="Aptos Narrow" w:cs="Times New Roman"/>
+                <w:color w:val="000000"/>
+                <w:lang w:val="sl-SI" w:eastAsia="sl-SI"/>
+              </w:rPr>
+            </w:pPr>
+            <w:r>
+              <w:rPr>
+                <w:rFonts w:ascii="Aptos Narrow" w:eastAsia="Times New Roman" w:hAnsi="Aptos Narrow" w:cs="Times New Roman"/>
+                <w:color w:val="000000"/>
+                <w:lang w:val="sl-SI" w:eastAsia="sl-SI"/>
+              </w:rPr>
+              <w:t>26</w:t>
+            </w:r>
+          </w:p>
+        </w:tc>
+      </w:tr>
+      <w:tr>
+        <w:trPr>
+          <w:trHeight w:val="300"/>
+        </w:trPr>
+        <w:tc>
+          <w:tcPr>
+            <w:tcW w:w="3940" w:type="dxa"/>
+            <w:tcBorders>
+              <w:top w:val="nil"/>
+              <w:left w:val="nil"/>
+              <w:bottom w:val="nil"/>
+              <w:right w:val="nil"/>
+            </w:tcBorders>
+            <w:shd w:val="clear" w:color="auto" w:fill="auto"/>
+            <w:noWrap/>
+            <w:vAlign w:val="bottom"/>
+            <w:hideMark/>
+          </w:tcPr>
+          <w:p>
+            <w:pPr>
+              <w:spacing w:after="0" w:line="240" w:lineRule="auto"/>
+              <w:jc w:val="left"/>
+              <w:rPr>
+                <w:rFonts w:ascii="Aptos Narrow" w:eastAsia="Times New Roman" w:hAnsi="Aptos Narrow" w:cs="Times New Roman"/>
+                <w:color w:val="000000"/>
+                <w:lang w:val="sl-SI" w:eastAsia="sl-SI"/>
+              </w:rPr>
+            </w:pPr>
+            <w:r>
+              <w:rPr>
+                <w:rFonts w:ascii="Aptos Narrow" w:eastAsia="Times New Roman" w:hAnsi="Aptos Narrow" w:cs="Times New Roman"/>
+                <w:color w:val="000000"/>
+                <w:lang w:val="sl-SI" w:eastAsia="sl-SI"/>
+              </w:rPr>
+              <w:t xml:space="preserve">No </w:t>
+            </w:r>
+            <w:proofErr w:type="spellStart"/>
+            <w:r>
+              <w:rPr>
+                <w:rFonts w:ascii="Aptos Narrow" w:eastAsia="Times New Roman" w:hAnsi="Aptos Narrow" w:cs="Times New Roman"/>
+                <w:color w:val="000000"/>
+                <w:lang w:val="sl-SI" w:eastAsia="sl-SI"/>
+              </w:rPr>
+              <w:t>organism</w:t>
+            </w:r>
+            <w:proofErr w:type="spellEnd"/>
+            <w:r>
+              <w:rPr>
+                <w:rFonts w:ascii="Aptos Narrow" w:eastAsia="Times New Roman" w:hAnsi="Aptos Narrow" w:cs="Times New Roman"/>
+                <w:color w:val="000000"/>
+                <w:lang w:val="sl-SI" w:eastAsia="sl-SI"/>
+              </w:rPr>
+              <w:t xml:space="preserve"> </w:t>
+            </w:r>
+            <w:proofErr w:type="spellStart"/>
+            <w:r>
+              <w:rPr>
+                <w:rFonts w:ascii="Aptos Narrow" w:eastAsia="Times New Roman" w:hAnsi="Aptos Narrow" w:cs="Times New Roman"/>
+                <w:color w:val="000000"/>
+                <w:lang w:val="sl-SI" w:eastAsia="sl-SI"/>
+              </w:rPr>
+              <w:t>identification</w:t>
+            </w:r>
+            <w:proofErr w:type="spellEnd"/>
+            <w:r>
+              <w:rPr>
+                <w:rFonts w:ascii="Aptos Narrow" w:eastAsia="Times New Roman" w:hAnsi="Aptos Narrow" w:cs="Times New Roman"/>
+                <w:color w:val="000000"/>
+                <w:lang w:val="sl-SI" w:eastAsia="sl-SI"/>
+              </w:rPr>
+              <w:t xml:space="preserve"> </w:t>
+            </w:r>
+            <w:proofErr w:type="spellStart"/>
+            <w:r>
+              <w:rPr>
+                <w:rFonts w:ascii="Aptos Narrow" w:eastAsia="Times New Roman" w:hAnsi="Aptos Narrow" w:cs="Times New Roman"/>
+                <w:color w:val="000000"/>
+                <w:lang w:val="sl-SI" w:eastAsia="sl-SI"/>
+              </w:rPr>
+              <w:t>possible</w:t>
+            </w:r>
+            <w:proofErr w:type="spellEnd"/>
+          </w:p>
+        </w:tc>
+        <w:tc>
+          <w:tcPr>
+            <w:tcW w:w="1240" w:type="dxa"/>
+            <w:tcBorders>
+              <w:top w:val="nil"/>
+              <w:left w:val="nil"/>
+              <w:bottom w:val="nil"/>
+              <w:right w:val="nil"/>
+            </w:tcBorders>
+            <w:shd w:val="clear" w:color="auto" w:fill="auto"/>
+            <w:noWrap/>
+            <w:vAlign w:val="bottom"/>
+            <w:hideMark/>
+          </w:tcPr>
+          <w:p>
+            <w:pPr>
+              <w:spacing w:after="0" w:line="240" w:lineRule="auto"/>
+              <w:jc w:val="left"/>
+              <w:rPr>
+                <w:rFonts w:ascii="Aptos Narrow" w:eastAsia="Times New Roman" w:hAnsi="Aptos Narrow" w:cs="Times New Roman"/>
+                <w:color w:val="000000"/>
+                <w:lang w:val="sl-SI" w:eastAsia="sl-SI"/>
+              </w:rPr>
+            </w:pPr>
+            <w:r>
+              <w:rPr>
+                <w:rFonts w:ascii="Aptos Narrow" w:eastAsia="Times New Roman" w:hAnsi="Aptos Narrow" w:cs="Times New Roman"/>
+                <w:color w:val="000000"/>
+                <w:lang w:val="sl-SI" w:eastAsia="sl-SI"/>
+              </w:rPr>
+              <w:t>20</w:t>
+            </w:r>
+          </w:p>
+        </w:tc>
+        <w:tc>
+          <w:tcPr>
+            <w:tcW w:w="960" w:type="dxa"/>
+            <w:tcBorders>
+              <w:top w:val="nil"/>
+              <w:left w:val="nil"/>
+              <w:bottom w:val="nil"/>
+              <w:right w:val="nil"/>
+            </w:tcBorders>
+            <w:shd w:val="clear" w:color="auto" w:fill="auto"/>
+            <w:noWrap/>
+            <w:vAlign w:val="bottom"/>
+            <w:hideMark/>
+          </w:tcPr>
+          <w:p>
+            <w:pPr>
+              <w:spacing w:after="0" w:line="240" w:lineRule="auto"/>
+              <w:jc w:val="left"/>
+              <w:rPr>
+                <w:rFonts w:ascii="Aptos Narrow" w:eastAsia="Times New Roman" w:hAnsi="Aptos Narrow" w:cs="Times New Roman"/>
+                <w:color w:val="000000"/>
+                <w:lang w:val="sl-SI" w:eastAsia="sl-SI"/>
+              </w:rPr>
+            </w:pPr>
+            <w:r>
+              <w:rPr>
+                <w:rFonts w:ascii="Aptos Narrow" w:eastAsia="Times New Roman" w:hAnsi="Aptos Narrow" w:cs="Times New Roman"/>
+                <w:color w:val="000000"/>
+                <w:lang w:val="sl-SI" w:eastAsia="sl-SI"/>
+              </w:rPr>
+              <w:t>7</w:t>
+            </w:r>
+          </w:p>
+        </w:tc>
+        <w:tc>
+          <w:tcPr>
+            <w:tcW w:w="960" w:type="dxa"/>
+            <w:tcBorders>
+              <w:top w:val="nil"/>
+              <w:left w:val="nil"/>
+              <w:bottom w:val="nil"/>
+              <w:right w:val="nil"/>
+            </w:tcBorders>
+            <w:shd w:val="clear" w:color="auto" w:fill="auto"/>
+            <w:noWrap/>
+            <w:vAlign w:val="bottom"/>
+            <w:hideMark/>
+          </w:tcPr>
+          <w:p>
+            <w:pPr>
+              <w:spacing w:after="0" w:line="240" w:lineRule="auto"/>
+              <w:jc w:val="left"/>
+              <w:rPr>
+                <w:rFonts w:ascii="Aptos Narrow" w:eastAsia="Times New Roman" w:hAnsi="Aptos Narrow" w:cs="Times New Roman"/>
+                <w:color w:val="000000"/>
+                <w:lang w:val="sl-SI" w:eastAsia="sl-SI"/>
+              </w:rPr>
+            </w:pPr>
+            <w:r>
+              <w:rPr>
+                <w:rFonts w:ascii="Aptos Narrow" w:eastAsia="Times New Roman" w:hAnsi="Aptos Narrow" w:cs="Times New Roman"/>
+                <w:color w:val="000000"/>
+                <w:lang w:val="sl-SI" w:eastAsia="sl-SI"/>
+              </w:rPr>
+              <w:t>7</w:t>
+            </w:r>
+          </w:p>
+        </w:tc>
+        <w:tc>
+          <w:tcPr>
+            <w:tcW w:w="960" w:type="dxa"/>
+            <w:tcBorders>
+              <w:top w:val="nil"/>
+              <w:left w:val="nil"/>
+              <w:bottom w:val="nil"/>
+              <w:right w:val="nil"/>
+            </w:tcBorders>
+            <w:shd w:val="clear" w:color="auto" w:fill="auto"/>
+            <w:noWrap/>
+            <w:vAlign w:val="bottom"/>
+            <w:hideMark/>
+          </w:tcPr>
+          <w:p>
+            <w:pPr>
+              <w:spacing w:after="0" w:line="240" w:lineRule="auto"/>
+              <w:jc w:val="left"/>
+              <w:rPr>
+                <w:rFonts w:ascii="Aptos Narrow" w:eastAsia="Times New Roman" w:hAnsi="Aptos Narrow" w:cs="Times New Roman"/>
+                <w:color w:val="000000"/>
+                <w:lang w:val="sl-SI" w:eastAsia="sl-SI"/>
+              </w:rPr>
+            </w:pPr>
+            <w:r>
+              <w:rPr>
+                <w:rFonts w:ascii="Aptos Narrow" w:eastAsia="Times New Roman" w:hAnsi="Aptos Narrow" w:cs="Times New Roman"/>
+                <w:color w:val="000000"/>
+                <w:lang w:val="sl-SI" w:eastAsia="sl-SI"/>
+              </w:rPr>
+              <w:t>6</w:t>
+            </w:r>
+          </w:p>
+        </w:tc>
+      </w:tr>
+      <w:tr>
+        <w:trPr>
+          <w:trHeight w:val="300"/>
+        </w:trPr>
+        <w:tc>
+          <w:tcPr>
+            <w:tcW w:w="3940" w:type="dxa"/>
+            <w:tcBorders>
+              <w:top w:val="nil"/>
+              <w:left w:val="nil"/>
+              <w:bottom w:val="single" w:sz="4" w:space="0" w:color="auto"/>
+              <w:right w:val="nil"/>
+            </w:tcBorders>
+            <w:shd w:val="clear" w:color="auto" w:fill="auto"/>
+            <w:noWrap/>
+            <w:vAlign w:val="bottom"/>
+            <w:hideMark/>
+          </w:tcPr>
+          <w:p>
+            <w:pPr>
+              <w:spacing w:after="0" w:line="240" w:lineRule="auto"/>
+              <w:jc w:val="left"/>
+              <w:rPr>
+                <w:rFonts w:ascii="Aptos Narrow" w:eastAsia="Times New Roman" w:hAnsi="Aptos Narrow" w:cs="Times New Roman"/>
+                <w:color w:val="000000"/>
+                <w:lang w:val="sl-SI" w:eastAsia="sl-SI"/>
+              </w:rPr>
+            </w:pPr>
+            <w:r>
+              <w:rPr>
+                <w:rFonts w:ascii="Aptos Narrow" w:eastAsia="Times New Roman" w:hAnsi="Aptos Narrow" w:cs="Times New Roman"/>
+                <w:color w:val="000000"/>
+                <w:lang w:val="sl-SI" w:eastAsia="sl-SI"/>
+              </w:rPr>
+              <w:t xml:space="preserve">No </w:t>
+            </w:r>
+            <w:proofErr w:type="spellStart"/>
+            <w:r>
+              <w:rPr>
+                <w:rFonts w:ascii="Aptos Narrow" w:eastAsia="Times New Roman" w:hAnsi="Aptos Narrow" w:cs="Times New Roman"/>
+                <w:color w:val="000000"/>
+                <w:lang w:val="sl-SI" w:eastAsia="sl-SI"/>
+              </w:rPr>
+              <w:t>growth</w:t>
+            </w:r>
+            <w:proofErr w:type="spellEnd"/>
+            <w:r>
+              <w:rPr>
+                <w:rFonts w:ascii="Aptos Narrow" w:eastAsia="Times New Roman" w:hAnsi="Aptos Narrow" w:cs="Times New Roman"/>
+                <w:color w:val="000000"/>
+                <w:lang w:val="sl-SI" w:eastAsia="sl-SI"/>
+              </w:rPr>
+              <w:t xml:space="preserve"> </w:t>
+            </w:r>
+            <w:proofErr w:type="spellStart"/>
+            <w:r>
+              <w:rPr>
+                <w:rFonts w:ascii="Aptos Narrow" w:eastAsia="Times New Roman" w:hAnsi="Aptos Narrow" w:cs="Times New Roman"/>
+                <w:color w:val="000000"/>
+                <w:lang w:val="sl-SI" w:eastAsia="sl-SI"/>
+              </w:rPr>
+              <w:t>after</w:t>
+            </w:r>
+            <w:proofErr w:type="spellEnd"/>
+            <w:r>
+              <w:rPr>
+                <w:rFonts w:ascii="Aptos Narrow" w:eastAsia="Times New Roman" w:hAnsi="Aptos Narrow" w:cs="Times New Roman"/>
+                <w:color w:val="000000"/>
+                <w:lang w:val="sl-SI" w:eastAsia="sl-SI"/>
+              </w:rPr>
+              <w:t xml:space="preserve"> </w:t>
+            </w:r>
+            <w:proofErr w:type="spellStart"/>
+            <w:r>
+              <w:rPr>
+                <w:rFonts w:ascii="Aptos Narrow" w:eastAsia="Times New Roman" w:hAnsi="Aptos Narrow" w:cs="Times New Roman"/>
+                <w:color w:val="000000"/>
+                <w:lang w:val="sl-SI" w:eastAsia="sl-SI"/>
+              </w:rPr>
+              <w:t>picking</w:t>
+            </w:r>
+            <w:proofErr w:type="spellEnd"/>
+          </w:p>
+        </w:tc>
+        <w:tc>
+          <w:tcPr>
+            <w:tcW w:w="1240" w:type="dxa"/>
+            <w:tcBorders>
+              <w:top w:val="nil"/>
+              <w:left w:val="nil"/>
+              <w:bottom w:val="single" w:sz="4" w:space="0" w:color="auto"/>
+              <w:right w:val="nil"/>
+            </w:tcBorders>
+            <w:shd w:val="clear" w:color="auto" w:fill="auto"/>
+            <w:noWrap/>
+            <w:vAlign w:val="bottom"/>
+            <w:hideMark/>
+          </w:tcPr>
+          <w:p>
+            <w:pPr>
+              <w:spacing w:after="0" w:line="240" w:lineRule="auto"/>
+              <w:jc w:val="left"/>
+              <w:rPr>
+                <w:rFonts w:ascii="Aptos Narrow" w:eastAsia="Times New Roman" w:hAnsi="Aptos Narrow" w:cs="Times New Roman"/>
+                <w:color w:val="000000"/>
+                <w:lang w:val="sl-SI" w:eastAsia="sl-SI"/>
+              </w:rPr>
+            </w:pPr>
+            <w:r>
+              <w:rPr>
+                <w:rFonts w:ascii="Aptos Narrow" w:eastAsia="Times New Roman" w:hAnsi="Aptos Narrow" w:cs="Times New Roman"/>
+                <w:color w:val="000000"/>
+                <w:lang w:val="sl-SI" w:eastAsia="sl-SI"/>
+              </w:rPr>
+              <w:t>0</w:t>
+            </w:r>
+          </w:p>
+        </w:tc>
+        <w:tc>
+          <w:tcPr>
+            <w:tcW w:w="960" w:type="dxa"/>
+            <w:tcBorders>
+              <w:top w:val="nil"/>
+              <w:left w:val="nil"/>
+              <w:bottom w:val="single" w:sz="4" w:space="0" w:color="auto"/>
+              <w:right w:val="nil"/>
+            </w:tcBorders>
+            <w:shd w:val="clear" w:color="auto" w:fill="auto"/>
+            <w:noWrap/>
+            <w:vAlign w:val="bottom"/>
+            <w:hideMark/>
+          </w:tcPr>
+          <w:p>
+            <w:pPr>
+              <w:spacing w:after="0" w:line="240" w:lineRule="auto"/>
+              <w:jc w:val="left"/>
+              <w:rPr>
+                <w:rFonts w:ascii="Aptos Narrow" w:eastAsia="Times New Roman" w:hAnsi="Aptos Narrow" w:cs="Times New Roman"/>
+                <w:color w:val="000000"/>
+                <w:lang w:val="sl-SI" w:eastAsia="sl-SI"/>
+              </w:rPr>
+            </w:pPr>
+            <w:r>
+              <w:rPr>
+                <w:rFonts w:ascii="Aptos Narrow" w:eastAsia="Times New Roman" w:hAnsi="Aptos Narrow" w:cs="Times New Roman"/>
+                <w:color w:val="000000"/>
+                <w:lang w:val="sl-SI" w:eastAsia="sl-SI"/>
+              </w:rPr>
+              <w:t>4</w:t>
+            </w:r>
+          </w:p>
+        </w:tc>
+        <w:tc>
+          <w:tcPr>
+            <w:tcW w:w="960" w:type="dxa"/>
+            <w:tcBorders>
+              <w:top w:val="nil"/>
+              <w:left w:val="nil"/>
+              <w:bottom w:val="single" w:sz="4" w:space="0" w:color="auto"/>
+              <w:right w:val="nil"/>
+            </w:tcBorders>
+            <w:shd w:val="clear" w:color="auto" w:fill="auto"/>
+            <w:noWrap/>
+            <w:vAlign w:val="bottom"/>
+            <w:hideMark/>
+          </w:tcPr>
+          <w:p>
+            <w:pPr>
+              <w:spacing w:after="0" w:line="240" w:lineRule="auto"/>
+              <w:jc w:val="left"/>
+              <w:rPr>
+                <w:rFonts w:ascii="Aptos Narrow" w:eastAsia="Times New Roman" w:hAnsi="Aptos Narrow" w:cs="Times New Roman"/>
+                <w:color w:val="000000"/>
+                <w:lang w:val="sl-SI" w:eastAsia="sl-SI"/>
+              </w:rPr>
+            </w:pPr>
+            <w:r>
+              <w:rPr>
+                <w:rFonts w:ascii="Aptos Narrow" w:eastAsia="Times New Roman" w:hAnsi="Aptos Narrow" w:cs="Times New Roman"/>
+                <w:color w:val="000000"/>
+                <w:lang w:val="sl-SI" w:eastAsia="sl-SI"/>
+              </w:rPr>
+              <w:t>19</w:t>
+            </w:r>
+          </w:p>
+        </w:tc>
+        <w:tc>
+          <w:tcPr>
+            <w:tcW w:w="960" w:type="dxa"/>
+            <w:tcBorders>
+              <w:top w:val="nil"/>
+              <w:left w:val="nil"/>
+              <w:bottom w:val="single" w:sz="4" w:space="0" w:color="auto"/>
+              <w:right w:val="nil"/>
+            </w:tcBorders>
+            <w:shd w:val="clear" w:color="auto" w:fill="auto"/>
+            <w:noWrap/>
+            <w:vAlign w:val="bottom"/>
+            <w:hideMark/>
+          </w:tcPr>
+          <w:p>
+            <w:pPr>
+              <w:spacing w:after="0" w:line="240" w:lineRule="auto"/>
+              <w:jc w:val="left"/>
+              <w:rPr>
+                <w:rFonts w:ascii="Aptos Narrow" w:eastAsia="Times New Roman" w:hAnsi="Aptos Narrow" w:cs="Times New Roman"/>
+                <w:color w:val="000000"/>
+                <w:lang w:val="sl-SI" w:eastAsia="sl-SI"/>
+              </w:rPr>
+            </w:pPr>
+            <w:r>
+              <w:rPr>
+                <w:rFonts w:ascii="Aptos Narrow" w:eastAsia="Times New Roman" w:hAnsi="Aptos Narrow" w:cs="Times New Roman"/>
+                <w:color w:val="000000"/>
+                <w:lang w:val="sl-SI" w:eastAsia="sl-SI"/>
+              </w:rPr>
+              <w:t>25</w:t>
+            </w:r>
+          </w:p>
+        </w:tc>
+      </w:tr>
+    </w:tbl>
+    <w:p>
+      <w:pPr>
+        <w:rPr>
+          <w:lang w:val="en-GB"/>
+        </w:rPr>
+      </w:pPr>
     </w:p>
     <w:p>
       <w:pPr>
         <w:rPr>
-          <w:b/>
-          <w:bCs/>
           <w:lang w:val="en-GB"/>
         </w:rPr>
       </w:pPr>
@@ -18568,7 +16817,6 @@
           <w:noProof/>
           <w:lang w:val="en-GB"/>
         </w:rPr>
-        <w:lastRenderedPageBreak/>
         <w:drawing>
           <wp:inline distT="0" distB="0" distL="0" distR="0" wp14:anchorId="4FC975CE" wp14:editId="7EB93CF8">
             <wp:extent cx="5753735" cy="4330700"/>
@@ -18653,6 +16901,7 @@
           <w:noProof/>
           <w:lang w:val="en-GB"/>
         </w:rPr>
+        <w:lastRenderedPageBreak/>
         <w:drawing>
           <wp:inline distT="0" distB="0" distL="0" distR="0" wp14:anchorId="2364EDD5" wp14:editId="6F7DE97F">
             <wp:extent cx="5943600" cy="2657475"/>
@@ -18715,7 +16964,6 @@
         <w:rPr>
           <w:lang w:val="en-GB"/>
         </w:rPr>
-        <w:lastRenderedPageBreak/>
         <w:t xml:space="preserve">Supplement Figure 2: </w:t>
       </w:r>
       <w:r>
@@ -21960,6 +20208,7 @@
                 <w:szCs w:val="20"/>
                 <w:lang w:val="en-GB" w:eastAsia="sl-SI"/>
               </w:rPr>
+              <w:lastRenderedPageBreak/>
               <w:t> </w:t>
             </w:r>
           </w:p>
@@ -22157,15 +20406,7 @@
           <w:rFonts w:cs="Times New Roman"/>
           <w:lang w:val="en-GB"/>
         </w:rPr>
-        <w:t xml:space="preserve"> rRNA gene in each sample by performing digital droplet PCR with the same primers that were used for amplification of fragments later sequenced. Comparison of the relative abundance in the bulk microbiota sample and ethanol resistant sample of ethanol resistant OTUs revealed that these two quantities are, despite different isolation protocols positively correlated in ethanol resistant OTUs (Supplement Figure 3). The same holds true for normalized abundances (Supplement Figure 4). We could </w:t>
-      </w:r>
-      <w:r>
-        <w:rPr>
-          <w:rFonts w:cs="Times New Roman"/>
-          <w:lang w:val="en-GB"/>
-        </w:rPr>
-        <w:lastRenderedPageBreak/>
-        <w:t xml:space="preserve">thus compare the proportion of active cells that are also creating endospores. The ratio gives us the information on the sporulation frequency of each OTU determined as endospore forming. </w:t>
+        <w:t xml:space="preserve"> rRNA gene in each sample by performing digital droplet PCR with the same primers that were used for amplification of fragments later sequenced. Comparison of the relative abundance in the bulk microbiota sample and ethanol resistant sample of ethanol resistant OTUs revealed that these two quantities are, despite different isolation protocols positively correlated in ethanol resistant OTUs (Supplement Figure 3). The same holds true for normalized abundances (Supplement Figure 4). We could thus compare the proportion of active cells that are also creating endospores. The ratio gives us the information on the sporulation frequency of each OTU determined as endospore forming. </w:t>
       </w:r>
     </w:p>
     <w:p>

--- a/thesis/v1_supplement.docx
+++ b/thesis/v1_supplement.docx
@@ -662,7 +662,6 @@
                 <w:lang w:val="en-GB" w:eastAsia="sl-SI"/>
               </w:rPr>
             </w:pPr>
-            <w:proofErr w:type="spellStart"/>
             <w:r>
               <w:rPr>
                 <w:rFonts w:eastAsia="Times New Roman" w:cs="Times New Roman"/>
@@ -671,18 +670,7 @@
                 <w:szCs w:val="18"/>
                 <w:lang w:val="en-GB" w:eastAsia="sl-SI"/>
               </w:rPr>
-              <w:t>omega3</w:t>
-            </w:r>
-            <w:proofErr w:type="spellEnd"/>
-            <w:r>
-              <w:rPr>
-                <w:rFonts w:eastAsia="Times New Roman" w:cs="Times New Roman"/>
-                <w:color w:val="000000"/>
-                <w:sz w:val="18"/>
-                <w:szCs w:val="18"/>
-                <w:lang w:val="en-GB" w:eastAsia="sl-SI"/>
-              </w:rPr>
-              <w:t xml:space="preserve"> </w:t>
+              <w:t xml:space="preserve">omega3 </w:t>
             </w:r>
           </w:p>
         </w:tc>
@@ -1552,7 +1540,6 @@
                 <w:lang w:val="en-GB" w:eastAsia="sl-SI"/>
               </w:rPr>
             </w:pPr>
-            <w:proofErr w:type="spellStart"/>
             <w:r>
               <w:rPr>
                 <w:rFonts w:eastAsia="Times New Roman" w:cs="Times New Roman"/>
@@ -1561,18 +1548,7 @@
                 <w:szCs w:val="18"/>
                 <w:lang w:val="en-GB" w:eastAsia="sl-SI"/>
               </w:rPr>
-              <w:t>Migrenes</w:t>
-            </w:r>
-            <w:proofErr w:type="spellEnd"/>
-            <w:r>
-              <w:rPr>
-                <w:rFonts w:eastAsia="Times New Roman" w:cs="Times New Roman"/>
-                <w:color w:val="000000"/>
-                <w:sz w:val="18"/>
-                <w:szCs w:val="18"/>
-                <w:lang w:val="en-GB" w:eastAsia="sl-SI"/>
-              </w:rPr>
-              <w:t xml:space="preserve"> between days 70 to 84. </w:t>
+              <w:t xml:space="preserve">Migrenes between days 70 to 84. </w:t>
             </w:r>
           </w:p>
         </w:tc>
@@ -1851,20 +1827,8 @@
                 <w:szCs w:val="18"/>
                 <w:lang w:val="en-GB" w:eastAsia="sl-SI"/>
               </w:rPr>
-              <w:t xml:space="preserve">Day 23: Switzerland, Austria; Day 76: </w:t>
-            </w:r>
-            <w:proofErr w:type="spellStart"/>
-            <w:r>
-              <w:rPr>
-                <w:rFonts w:eastAsia="Times New Roman" w:cs="Times New Roman"/>
-                <w:color w:val="000000"/>
-                <w:sz w:val="18"/>
-                <w:szCs w:val="18"/>
-                <w:lang w:val="en-GB" w:eastAsia="sl-SI"/>
-              </w:rPr>
-              <w:t>Natherlands</w:t>
-            </w:r>
-            <w:proofErr w:type="spellEnd"/>
+              <w:t>Day 23: Switzerland, Austria; Day 76: Natherlands</w:t>
+            </w:r>
           </w:p>
         </w:tc>
         <w:tc>
@@ -2189,51 +2153,7 @@
                 <w:szCs w:val="18"/>
                 <w:lang w:val="en-GB" w:eastAsia="sl-SI"/>
               </w:rPr>
-              <w:t xml:space="preserve">Day 6 to 14, 72: </w:t>
-            </w:r>
-            <w:proofErr w:type="spellStart"/>
-            <w:r>
-              <w:rPr>
-                <w:rFonts w:eastAsia="Times New Roman" w:cs="Times New Roman"/>
-                <w:color w:val="000000"/>
-                <w:sz w:val="18"/>
-                <w:szCs w:val="18"/>
-                <w:lang w:val="en-GB" w:eastAsia="sl-SI"/>
-              </w:rPr>
-              <w:t>linexForte</w:t>
-            </w:r>
-            <w:proofErr w:type="spellEnd"/>
-            <w:r>
-              <w:rPr>
-                <w:rFonts w:eastAsia="Times New Roman" w:cs="Times New Roman"/>
-                <w:color w:val="000000"/>
-                <w:sz w:val="18"/>
-                <w:szCs w:val="18"/>
-                <w:lang w:val="en-GB" w:eastAsia="sl-SI"/>
-              </w:rPr>
-              <w:t xml:space="preserve">, </w:t>
-            </w:r>
-            <w:proofErr w:type="spellStart"/>
-            <w:r>
-              <w:rPr>
-                <w:rFonts w:eastAsia="Times New Roman" w:cs="Times New Roman"/>
-                <w:color w:val="000000"/>
-                <w:sz w:val="18"/>
-                <w:szCs w:val="18"/>
-                <w:lang w:val="en-GB" w:eastAsia="sl-SI"/>
-              </w:rPr>
-              <w:t>Omnibiotic</w:t>
-            </w:r>
-            <w:proofErr w:type="spellEnd"/>
-            <w:r>
-              <w:rPr>
-                <w:rFonts w:eastAsia="Times New Roman" w:cs="Times New Roman"/>
-                <w:color w:val="000000"/>
-                <w:sz w:val="18"/>
-                <w:szCs w:val="18"/>
-                <w:lang w:val="en-GB" w:eastAsia="sl-SI"/>
-              </w:rPr>
-              <w:t xml:space="preserve"> Stress Repair, kefir</w:t>
+              <w:t>Day 6 to 14, 72: linexForte, Omnibiotic Stress Repair, kefir</w:t>
             </w:r>
           </w:p>
         </w:tc>
@@ -2904,29 +2824,7 @@
                 <w:szCs w:val="18"/>
                 <w:lang w:val="en-GB" w:eastAsia="sl-SI"/>
               </w:rPr>
-              <w:t xml:space="preserve">Day 155: </w:t>
-            </w:r>
-            <w:proofErr w:type="spellStart"/>
-            <w:r>
-              <w:rPr>
-                <w:rFonts w:eastAsia="Times New Roman" w:cs="Times New Roman"/>
-                <w:color w:val="000000"/>
-                <w:sz w:val="18"/>
-                <w:szCs w:val="18"/>
-                <w:lang w:val="en-GB" w:eastAsia="sl-SI"/>
-              </w:rPr>
-              <w:t>linexForte</w:t>
-            </w:r>
-            <w:proofErr w:type="spellEnd"/>
-            <w:r>
-              <w:rPr>
-                <w:rFonts w:eastAsia="Times New Roman" w:cs="Times New Roman"/>
-                <w:color w:val="000000"/>
-                <w:sz w:val="18"/>
-                <w:szCs w:val="18"/>
-                <w:lang w:val="en-GB" w:eastAsia="sl-SI"/>
-              </w:rPr>
-              <w:t xml:space="preserve"> </w:t>
+              <w:t xml:space="preserve">Day 155: linexForte </w:t>
             </w:r>
           </w:p>
         </w:tc>
@@ -3300,29 +3198,7 @@
                 <w:szCs w:val="18"/>
                 <w:lang w:val="en-GB" w:eastAsia="sl-SI"/>
               </w:rPr>
-              <w:t xml:space="preserve">Day 70 to 84: </w:t>
-            </w:r>
-            <w:proofErr w:type="spellStart"/>
-            <w:r>
-              <w:rPr>
-                <w:rFonts w:eastAsia="Times New Roman" w:cs="Times New Roman"/>
-                <w:color w:val="000000"/>
-                <w:sz w:val="18"/>
-                <w:szCs w:val="18"/>
-                <w:lang w:val="en-GB" w:eastAsia="sl-SI"/>
-              </w:rPr>
-              <w:t>linexForte</w:t>
-            </w:r>
-            <w:proofErr w:type="spellEnd"/>
-            <w:r>
-              <w:rPr>
-                <w:rFonts w:eastAsia="Times New Roman" w:cs="Times New Roman"/>
-                <w:color w:val="000000"/>
-                <w:sz w:val="18"/>
-                <w:szCs w:val="18"/>
-                <w:lang w:val="en-GB" w:eastAsia="sl-SI"/>
-              </w:rPr>
-              <w:t xml:space="preserve"> </w:t>
+              <w:t xml:space="preserve">Day 70 to 84: linexForte </w:t>
             </w:r>
           </w:p>
         </w:tc>
@@ -3593,7 +3469,6 @@
                 <w:lang w:val="en-GB" w:eastAsia="sl-SI"/>
               </w:rPr>
             </w:pPr>
-            <w:proofErr w:type="spellStart"/>
             <w:r>
               <w:rPr>
                 <w:rFonts w:eastAsia="Times New Roman" w:cs="Times New Roman"/>
@@ -3602,128 +3477,7 @@
                 <w:szCs w:val="18"/>
                 <w:lang w:val="en-GB" w:eastAsia="sl-SI"/>
               </w:rPr>
-              <w:t>omega3</w:t>
-            </w:r>
-            <w:proofErr w:type="spellEnd"/>
-            <w:r>
-              <w:rPr>
-                <w:rFonts w:eastAsia="Times New Roman" w:cs="Times New Roman"/>
-                <w:color w:val="000000"/>
-                <w:sz w:val="18"/>
-                <w:szCs w:val="18"/>
-                <w:lang w:val="en-GB" w:eastAsia="sl-SI"/>
-              </w:rPr>
-              <w:t xml:space="preserve">, </w:t>
-            </w:r>
-            <w:proofErr w:type="spellStart"/>
-            <w:r>
-              <w:rPr>
-                <w:rFonts w:eastAsia="Times New Roman" w:cs="Times New Roman"/>
-                <w:color w:val="000000"/>
-                <w:sz w:val="18"/>
-                <w:szCs w:val="18"/>
-                <w:lang w:val="en-GB" w:eastAsia="sl-SI"/>
-              </w:rPr>
-              <w:t>vitaminD</w:t>
-            </w:r>
-            <w:proofErr w:type="spellEnd"/>
-            <w:r>
-              <w:rPr>
-                <w:rFonts w:eastAsia="Times New Roman" w:cs="Times New Roman"/>
-                <w:color w:val="000000"/>
-                <w:sz w:val="18"/>
-                <w:szCs w:val="18"/>
-                <w:lang w:val="en-GB" w:eastAsia="sl-SI"/>
-              </w:rPr>
-              <w:t xml:space="preserve">, complex </w:t>
-            </w:r>
-            <w:proofErr w:type="spellStart"/>
-            <w:r>
-              <w:rPr>
-                <w:rFonts w:eastAsia="Times New Roman" w:cs="Times New Roman"/>
-                <w:color w:val="000000"/>
-                <w:sz w:val="18"/>
-                <w:szCs w:val="18"/>
-                <w:lang w:val="en-GB" w:eastAsia="sl-SI"/>
-              </w:rPr>
-              <w:t>B.Q10</w:t>
-            </w:r>
-            <w:proofErr w:type="spellEnd"/>
-            <w:r>
-              <w:rPr>
-                <w:rFonts w:eastAsia="Times New Roman" w:cs="Times New Roman"/>
-                <w:color w:val="000000"/>
-                <w:sz w:val="18"/>
-                <w:szCs w:val="18"/>
-                <w:lang w:val="en-GB" w:eastAsia="sl-SI"/>
-              </w:rPr>
-              <w:t xml:space="preserve">, probiotics: </w:t>
-            </w:r>
-            <w:proofErr w:type="spellStart"/>
-            <w:r>
-              <w:rPr>
-                <w:rFonts w:eastAsia="Times New Roman" w:cs="Times New Roman"/>
-                <w:color w:val="000000"/>
-                <w:sz w:val="18"/>
-                <w:szCs w:val="18"/>
-                <w:lang w:val="en-GB" w:eastAsia="sl-SI"/>
-              </w:rPr>
-              <w:t>Vivomox</w:t>
-            </w:r>
-            <w:proofErr w:type="spellEnd"/>
-            <w:r>
-              <w:rPr>
-                <w:rFonts w:eastAsia="Times New Roman" w:cs="Times New Roman"/>
-                <w:color w:val="000000"/>
-                <w:sz w:val="18"/>
-                <w:szCs w:val="18"/>
-                <w:lang w:val="en-GB" w:eastAsia="sl-SI"/>
-              </w:rPr>
-              <w:t xml:space="preserve">, </w:t>
-            </w:r>
-            <w:proofErr w:type="spellStart"/>
-            <w:r>
-              <w:rPr>
-                <w:rFonts w:eastAsia="Times New Roman" w:cs="Times New Roman"/>
-                <w:color w:val="000000"/>
-                <w:sz w:val="18"/>
-                <w:szCs w:val="18"/>
-                <w:lang w:val="en-GB" w:eastAsia="sl-SI"/>
-              </w:rPr>
-              <w:t>EkoŠrknicl</w:t>
-            </w:r>
-            <w:proofErr w:type="spellEnd"/>
-            <w:r>
-              <w:rPr>
-                <w:rFonts w:eastAsia="Times New Roman" w:cs="Times New Roman"/>
-                <w:color w:val="000000"/>
-                <w:sz w:val="18"/>
-                <w:szCs w:val="18"/>
-                <w:lang w:val="en-GB" w:eastAsia="sl-SI"/>
-              </w:rPr>
-              <w:t xml:space="preserve"> </w:t>
-            </w:r>
-            <w:proofErr w:type="spellStart"/>
-            <w:r>
-              <w:rPr>
-                <w:rFonts w:eastAsia="Times New Roman" w:cs="Times New Roman"/>
-                <w:color w:val="000000"/>
-                <w:sz w:val="18"/>
-                <w:szCs w:val="18"/>
-                <w:lang w:val="en-GB" w:eastAsia="sl-SI"/>
-              </w:rPr>
-              <w:t>Unibiotic</w:t>
-            </w:r>
-            <w:proofErr w:type="spellEnd"/>
-            <w:r>
-              <w:rPr>
-                <w:rFonts w:eastAsia="Times New Roman" w:cs="Times New Roman"/>
-                <w:color w:val="000000"/>
-                <w:sz w:val="18"/>
-                <w:szCs w:val="18"/>
-                <w:lang w:val="en-GB" w:eastAsia="sl-SI"/>
-              </w:rPr>
-              <w:t xml:space="preserve"> Strong</w:t>
+              <w:t>omega3, vitaminD, complex B.Q10, probiotics: Vivomox, EkoŠrknicl Unibiotic Strong</w:t>
             </w:r>
           </w:p>
         </w:tc>
@@ -4086,27 +3840,7 @@
                 <w:szCs w:val="20"/>
                 <w:lang w:val="en-GB" w:eastAsia="sl-SI"/>
               </w:rPr>
-              <w:t>Biotics Strong (</w:t>
-            </w:r>
-            <w:proofErr w:type="spellStart"/>
-            <w:r>
-              <w:rPr>
-                <w:rFonts w:eastAsia="Times New Roman" w:cs="Times New Roman"/>
-                <w:sz w:val="20"/>
-                <w:szCs w:val="20"/>
-                <w:lang w:val="en-GB" w:eastAsia="sl-SI"/>
-              </w:rPr>
-              <w:t>FutuNatura</w:t>
-            </w:r>
-            <w:proofErr w:type="spellEnd"/>
-            <w:r>
-              <w:rPr>
-                <w:rFonts w:eastAsia="Times New Roman" w:cs="Times New Roman"/>
-                <w:sz w:val="20"/>
-                <w:szCs w:val="20"/>
-                <w:lang w:val="en-GB" w:eastAsia="sl-SI"/>
-              </w:rPr>
-              <w:t>, EU)</w:t>
+              <w:t>Biotics Strong (FutuNatura, EU)</w:t>
             </w:r>
           </w:p>
         </w:tc>
@@ -4144,9 +3878,8 @@
                 <w:szCs w:val="20"/>
                 <w:lang w:val="en-GB" w:eastAsia="sl-SI"/>
               </w:rPr>
-              <w:t xml:space="preserve">Bifidobacterium longum, Lactobacillus plantarum, Lactobacillus </w:t>
-            </w:r>
-            <w:proofErr w:type="spellStart"/>
+              <w:t xml:space="preserve">Bifidobacterium longum, Lactobacillus plantarum, Lactobacillus reuteri, Lactobacillus acidophilus, Bifidobacterium lactis, Lactobacillus rhamnosus, Lactobacillus crispatus, Bifidobacterium bifidum, Lactobacillus casei, Lactobacillus paracasei, Bifidobacterium breve, Lactobacillus sporogenes, Lactobacillus gasseri, Lactobacillus lactis, Lactobacillus brevis, Lactobacillus </w:t>
+            </w:r>
             <w:r>
               <w:rPr>
                 <w:rFonts w:eastAsia="Times New Roman" w:cs="Times New Roman"/>
@@ -4156,175 +3889,8 @@
                 <w:szCs w:val="20"/>
                 <w:lang w:val="en-GB" w:eastAsia="sl-SI"/>
               </w:rPr>
-              <w:t>reuteri</w:t>
-            </w:r>
-            <w:proofErr w:type="spellEnd"/>
-            <w:r>
-              <w:rPr>
-                <w:rFonts w:eastAsia="Times New Roman" w:cs="Times New Roman"/>
-                <w:i/>
-                <w:iCs/>
-                <w:sz w:val="20"/>
-                <w:szCs w:val="20"/>
-                <w:lang w:val="en-GB" w:eastAsia="sl-SI"/>
-              </w:rPr>
-              <w:t xml:space="preserve">, Lactobacillus acidophilus, Bifidobacterium lactis, Lactobacillus </w:t>
-            </w:r>
-            <w:proofErr w:type="spellStart"/>
-            <w:r>
-              <w:rPr>
-                <w:rFonts w:eastAsia="Times New Roman" w:cs="Times New Roman"/>
-                <w:i/>
-                <w:iCs/>
-                <w:sz w:val="20"/>
-                <w:szCs w:val="20"/>
-                <w:lang w:val="en-GB" w:eastAsia="sl-SI"/>
-              </w:rPr>
-              <w:t>rhamnosus</w:t>
-            </w:r>
-            <w:proofErr w:type="spellEnd"/>
-            <w:r>
-              <w:rPr>
-                <w:rFonts w:eastAsia="Times New Roman" w:cs="Times New Roman"/>
-                <w:i/>
-                <w:iCs/>
-                <w:sz w:val="20"/>
-                <w:szCs w:val="20"/>
-                <w:lang w:val="en-GB" w:eastAsia="sl-SI"/>
-              </w:rPr>
-              <w:t xml:space="preserve">, Lactobacillus </w:t>
-            </w:r>
-            <w:proofErr w:type="spellStart"/>
-            <w:r>
-              <w:rPr>
-                <w:rFonts w:eastAsia="Times New Roman" w:cs="Times New Roman"/>
-                <w:i/>
-                <w:iCs/>
-                <w:sz w:val="20"/>
-                <w:szCs w:val="20"/>
-                <w:lang w:val="en-GB" w:eastAsia="sl-SI"/>
-              </w:rPr>
-              <w:t>crispatus</w:t>
-            </w:r>
-            <w:proofErr w:type="spellEnd"/>
-            <w:r>
-              <w:rPr>
-                <w:rFonts w:eastAsia="Times New Roman" w:cs="Times New Roman"/>
-                <w:i/>
-                <w:iCs/>
-                <w:sz w:val="20"/>
-                <w:szCs w:val="20"/>
-                <w:lang w:val="en-GB" w:eastAsia="sl-SI"/>
-              </w:rPr>
-              <w:t xml:space="preserve">, Bifidobacterium bifidum, Lactobacillus casei, Lactobacillus </w:t>
-            </w:r>
-            <w:proofErr w:type="spellStart"/>
-            <w:r>
-              <w:rPr>
-                <w:rFonts w:eastAsia="Times New Roman" w:cs="Times New Roman"/>
-                <w:i/>
-                <w:iCs/>
-                <w:sz w:val="20"/>
-                <w:szCs w:val="20"/>
-                <w:lang w:val="en-GB" w:eastAsia="sl-SI"/>
-              </w:rPr>
-              <w:t>paracasei</w:t>
-            </w:r>
-            <w:proofErr w:type="spellEnd"/>
-            <w:r>
-              <w:rPr>
-                <w:rFonts w:eastAsia="Times New Roman" w:cs="Times New Roman"/>
-                <w:i/>
-                <w:iCs/>
-                <w:sz w:val="20"/>
-                <w:szCs w:val="20"/>
-                <w:lang w:val="en-GB" w:eastAsia="sl-SI"/>
-              </w:rPr>
-              <w:t xml:space="preserve">, Bifidobacterium breve, Lactobacillus </w:t>
-            </w:r>
-            <w:proofErr w:type="spellStart"/>
-            <w:r>
-              <w:rPr>
-                <w:rFonts w:eastAsia="Times New Roman" w:cs="Times New Roman"/>
-                <w:i/>
-                <w:iCs/>
-                <w:sz w:val="20"/>
-                <w:szCs w:val="20"/>
-                <w:lang w:val="en-GB" w:eastAsia="sl-SI"/>
-              </w:rPr>
-              <w:t>sporogenes</w:t>
-            </w:r>
-            <w:proofErr w:type="spellEnd"/>
-            <w:r>
-              <w:rPr>
-                <w:rFonts w:eastAsia="Times New Roman" w:cs="Times New Roman"/>
-                <w:i/>
-                <w:iCs/>
-                <w:sz w:val="20"/>
-                <w:szCs w:val="20"/>
-                <w:lang w:val="en-GB" w:eastAsia="sl-SI"/>
-              </w:rPr>
-              <w:t xml:space="preserve">, Lactobacillus </w:t>
-            </w:r>
-            <w:proofErr w:type="spellStart"/>
-            <w:r>
-              <w:rPr>
-                <w:rFonts w:eastAsia="Times New Roman" w:cs="Times New Roman"/>
-                <w:i/>
-                <w:iCs/>
-                <w:sz w:val="20"/>
-                <w:szCs w:val="20"/>
-                <w:lang w:val="en-GB" w:eastAsia="sl-SI"/>
-              </w:rPr>
-              <w:t>gasseri</w:t>
-            </w:r>
-            <w:proofErr w:type="spellEnd"/>
-            <w:r>
-              <w:rPr>
-                <w:rFonts w:eastAsia="Times New Roman" w:cs="Times New Roman"/>
-                <w:i/>
-                <w:iCs/>
-                <w:sz w:val="20"/>
-                <w:szCs w:val="20"/>
-                <w:lang w:val="en-GB" w:eastAsia="sl-SI"/>
-              </w:rPr>
-              <w:t xml:space="preserve">, Lactobacillus lactis, Lactobacillus brevis, Lactobacillus </w:t>
-            </w:r>
-            <w:r>
-              <w:rPr>
-                <w:rFonts w:eastAsia="Times New Roman" w:cs="Times New Roman"/>
-                <w:i/>
-                <w:iCs/>
-                <w:sz w:val="20"/>
-                <w:szCs w:val="20"/>
-                <w:lang w:val="en-GB" w:eastAsia="sl-SI"/>
-              </w:rPr>
               <w:lastRenderedPageBreak/>
-              <w:t xml:space="preserve">salivarius, Lactobacillus bulgaricus, Bifidobacterium </w:t>
-            </w:r>
-            <w:proofErr w:type="spellStart"/>
-            <w:r>
-              <w:rPr>
-                <w:rFonts w:eastAsia="Times New Roman" w:cs="Times New Roman"/>
-                <w:i/>
-                <w:iCs/>
-                <w:sz w:val="20"/>
-                <w:szCs w:val="20"/>
-                <w:lang w:val="en-GB" w:eastAsia="sl-SI"/>
-              </w:rPr>
-              <w:t>adolescentis</w:t>
-            </w:r>
-            <w:proofErr w:type="spellEnd"/>
-            <w:r>
-              <w:rPr>
-                <w:rFonts w:eastAsia="Times New Roman" w:cs="Times New Roman"/>
-                <w:i/>
-                <w:iCs/>
-                <w:sz w:val="20"/>
-                <w:szCs w:val="20"/>
-                <w:lang w:val="en-GB" w:eastAsia="sl-SI"/>
-              </w:rPr>
-              <w:t>, Streptococcus thermophilus</w:t>
+              <w:t>salivarius, Lactobacillus bulgaricus, Bifidobacterium adolescentis, Streptococcus thermophilus</w:t>
             </w:r>
           </w:p>
         </w:tc>
@@ -4423,31 +3989,7 @@
                 <w:szCs w:val="20"/>
                 <w:lang w:val="en-GB" w:eastAsia="sl-SI"/>
               </w:rPr>
-              <w:t xml:space="preserve">, in Bifidobacterium </w:t>
-            </w:r>
-            <w:proofErr w:type="spellStart"/>
-            <w:r>
-              <w:rPr>
-                <w:rFonts w:eastAsia="Times New Roman" w:cs="Times New Roman"/>
-                <w:i/>
-                <w:iCs/>
-                <w:sz w:val="20"/>
-                <w:szCs w:val="20"/>
-                <w:lang w:val="en-GB" w:eastAsia="sl-SI"/>
-              </w:rPr>
-              <w:t>animalis</w:t>
-            </w:r>
-            <w:proofErr w:type="spellEnd"/>
-            <w:r>
-              <w:rPr>
-                <w:rFonts w:eastAsia="Times New Roman" w:cs="Times New Roman"/>
-                <w:i/>
-                <w:iCs/>
-                <w:sz w:val="20"/>
-                <w:szCs w:val="20"/>
-                <w:lang w:val="en-GB" w:eastAsia="sl-SI"/>
-              </w:rPr>
-              <w:t xml:space="preserve"> </w:t>
+              <w:t xml:space="preserve">, in Bifidobacterium animalis </w:t>
             </w:r>
             <w:r>
               <w:rPr>
@@ -4509,7 +4051,6 @@
                 <w:lang w:val="en-GB" w:eastAsia="sl-SI"/>
               </w:rPr>
             </w:pPr>
-            <w:proofErr w:type="spellStart"/>
             <w:r>
               <w:rPr>
                 <w:rFonts w:eastAsia="Times New Roman" w:cs="Times New Roman"/>
@@ -4519,35 +4060,14 @@
               </w:rPr>
               <w:t>OMNi-BiOTiC</w:t>
             </w:r>
-            <w:proofErr w:type="spellEnd"/>
-            <w:r>
-              <w:rPr>
-                <w:rFonts w:eastAsia="Times New Roman" w:cs="Times New Roman"/>
-                <w:sz w:val="20"/>
-                <w:szCs w:val="20"/>
-                <w:lang w:val="en-GB" w:eastAsia="sl-SI"/>
-              </w:rPr>
-              <w:t xml:space="preserve"> Stress Repair (</w:t>
-            </w:r>
-            <w:proofErr w:type="spellStart"/>
-            <w:r>
-              <w:rPr>
-                <w:rFonts w:eastAsia="Times New Roman" w:cs="Times New Roman"/>
-                <w:sz w:val="20"/>
-                <w:szCs w:val="20"/>
-                <w:lang w:val="en-GB" w:eastAsia="sl-SI"/>
-              </w:rPr>
-              <w:t>OMNi-BiOTiC</w:t>
-            </w:r>
-            <w:proofErr w:type="spellEnd"/>
-            <w:r>
-              <w:rPr>
-                <w:rFonts w:eastAsia="Times New Roman" w:cs="Times New Roman"/>
-                <w:sz w:val="20"/>
-                <w:szCs w:val="20"/>
-                <w:lang w:val="en-GB" w:eastAsia="sl-SI"/>
-              </w:rPr>
-              <w:t>, Austria)</w:t>
+            <w:r>
+              <w:rPr>
+                <w:rFonts w:eastAsia="Times New Roman" w:cs="Times New Roman"/>
+                <w:sz w:val="20"/>
+                <w:szCs w:val="20"/>
+                <w:lang w:val="en-GB" w:eastAsia="sl-SI"/>
+              </w:rPr>
+              <w:t xml:space="preserve"> Stress Repair (OMNi-BiOTiC, Austria)</w:t>
             </w:r>
           </w:p>
         </w:tc>
@@ -4607,7 +4127,6 @@
               </w:rPr>
               <w:t xml:space="preserve">, Lactococcus lactis </w:t>
             </w:r>
-            <w:proofErr w:type="spellStart"/>
             <w:r>
               <w:rPr>
                 <w:rFonts w:eastAsia="Times New Roman" w:cs="Times New Roman"/>
@@ -4617,7 +4136,6 @@
               </w:rPr>
               <w:t>W19</w:t>
             </w:r>
-            <w:proofErr w:type="spellEnd"/>
             <w:r>
               <w:rPr>
                 <w:rFonts w:eastAsia="Times New Roman" w:cs="Times New Roman"/>
@@ -4629,7 +4147,6 @@
               </w:rPr>
               <w:t xml:space="preserve">, Lactobacillus acidophilus </w:t>
             </w:r>
-            <w:proofErr w:type="spellStart"/>
             <w:r>
               <w:rPr>
                 <w:rFonts w:eastAsia="Times New Roman" w:cs="Times New Roman"/>
@@ -4637,19 +4154,8 @@
                 <w:szCs w:val="24"/>
                 <w:lang w:val="en-GB" w:eastAsia="sl-SI"/>
               </w:rPr>
-              <w:t>W</w:t>
-            </w:r>
-            <w:proofErr w:type="gramStart"/>
-            <w:r>
-              <w:rPr>
-                <w:rFonts w:eastAsia="Times New Roman" w:cs="Times New Roman"/>
-                <w:sz w:val="20"/>
-                <w:szCs w:val="24"/>
-                <w:lang w:val="en-GB" w:eastAsia="sl-SI"/>
-              </w:rPr>
-              <w:t>22</w:t>
-            </w:r>
-            <w:proofErr w:type="spellEnd"/>
+              <w:t>W22</w:t>
+            </w:r>
             <w:r>
               <w:rPr>
                 <w:rFonts w:eastAsia="Times New Roman" w:cs="Times New Roman"/>
@@ -4659,9 +4165,17 @@
                 <w:szCs w:val="24"/>
                 <w:lang w:val="en-GB" w:eastAsia="sl-SI"/>
               </w:rPr>
-              <w:t> ,</w:t>
-            </w:r>
-            <w:proofErr w:type="gramEnd"/>
+              <w:t xml:space="preserve"> , Bifidobacterium lactis </w:t>
+            </w:r>
+            <w:r>
+              <w:rPr>
+                <w:rFonts w:eastAsia="Times New Roman" w:cs="Times New Roman"/>
+                <w:sz w:val="20"/>
+                <w:szCs w:val="24"/>
+                <w:lang w:val="en-GB" w:eastAsia="sl-SI"/>
+              </w:rPr>
+              <w:t>W52</w:t>
+            </w:r>
             <w:r>
               <w:rPr>
                 <w:rFonts w:eastAsia="Times New Roman" w:cs="Times New Roman"/>
@@ -4671,9 +4185,8 @@
                 <w:szCs w:val="24"/>
                 <w:lang w:val="en-GB" w:eastAsia="sl-SI"/>
               </w:rPr>
-              <w:t xml:space="preserve"> Bifidobacterium lactis </w:t>
-            </w:r>
-            <w:proofErr w:type="spellStart"/>
+              <w:t xml:space="preserve">, Lactobacillus paracasei </w:t>
+            </w:r>
             <w:r>
               <w:rPr>
                 <w:rFonts w:eastAsia="Times New Roman" w:cs="Times New Roman"/>
@@ -4681,9 +4194,8 @@
                 <w:szCs w:val="24"/>
                 <w:lang w:val="en-GB" w:eastAsia="sl-SI"/>
               </w:rPr>
-              <w:t>W52</w:t>
-            </w:r>
-            <w:proofErr w:type="spellEnd"/>
+              <w:t>W20</w:t>
+            </w:r>
             <w:r>
               <w:rPr>
                 <w:rFonts w:eastAsia="Times New Roman" w:cs="Times New Roman"/>
@@ -4693,9 +4205,17 @@
                 <w:szCs w:val="24"/>
                 <w:lang w:val="en-GB" w:eastAsia="sl-SI"/>
               </w:rPr>
-              <w:t xml:space="preserve">, Lactobacillus </w:t>
-            </w:r>
-            <w:proofErr w:type="spellStart"/>
+              <w:t xml:space="preserve">, Lactobacillus plantarum </w:t>
+            </w:r>
+            <w:r>
+              <w:rPr>
+                <w:rFonts w:eastAsia="Times New Roman" w:cs="Times New Roman"/>
+                <w:sz w:val="20"/>
+                <w:szCs w:val="24"/>
+                <w:lang w:val="en-GB" w:eastAsia="sl-SI"/>
+              </w:rPr>
+              <w:t>W62</w:t>
+            </w:r>
             <w:r>
               <w:rPr>
                 <w:rFonts w:eastAsia="Times New Roman" w:cs="Times New Roman"/>
@@ -4705,9 +4225,17 @@
                 <w:szCs w:val="24"/>
                 <w:lang w:val="en-GB" w:eastAsia="sl-SI"/>
               </w:rPr>
-              <w:t>paracasei</w:t>
-            </w:r>
-            <w:proofErr w:type="spellEnd"/>
+              <w:t xml:space="preserve">, Bifidobacterium lactis </w:t>
+            </w:r>
+            <w:r>
+              <w:rPr>
+                <w:rFonts w:eastAsia="Times New Roman" w:cs="Times New Roman"/>
+                <w:sz w:val="20"/>
+                <w:szCs w:val="24"/>
+                <w:lang w:val="en-GB" w:eastAsia="sl-SI"/>
+              </w:rPr>
+              <w:t>W51</w:t>
+            </w:r>
             <w:r>
               <w:rPr>
                 <w:rFonts w:eastAsia="Times New Roman" w:cs="Times New Roman"/>
@@ -4717,9 +4245,8 @@
                 <w:szCs w:val="24"/>
                 <w:lang w:val="en-GB" w:eastAsia="sl-SI"/>
               </w:rPr>
-              <w:t xml:space="preserve"> </w:t>
-            </w:r>
-            <w:proofErr w:type="spellStart"/>
+              <w:t xml:space="preserve">, Bifidobacterium bifidum </w:t>
+            </w:r>
             <w:r>
               <w:rPr>
                 <w:rFonts w:eastAsia="Times New Roman" w:cs="Times New Roman"/>
@@ -4727,9 +4254,8 @@
                 <w:szCs w:val="24"/>
                 <w:lang w:val="en-GB" w:eastAsia="sl-SI"/>
               </w:rPr>
-              <w:t>W20</w:t>
-            </w:r>
-            <w:proofErr w:type="spellEnd"/>
+              <w:t>W23</w:t>
+            </w:r>
             <w:r>
               <w:rPr>
                 <w:rFonts w:eastAsia="Times New Roman" w:cs="Times New Roman"/>
@@ -4739,9 +4265,8 @@
                 <w:szCs w:val="24"/>
                 <w:lang w:val="en-GB" w:eastAsia="sl-SI"/>
               </w:rPr>
-              <w:t xml:space="preserve">, Lactobacillus plantarum </w:t>
-            </w:r>
-            <w:proofErr w:type="spellStart"/>
+              <w:t xml:space="preserve">, Lactobacillus salivarius </w:t>
+            </w:r>
             <w:r>
               <w:rPr>
                 <w:rFonts w:eastAsia="Times New Roman" w:cs="Times New Roman"/>
@@ -4749,75 +4274,8 @@
                 <w:szCs w:val="24"/>
                 <w:lang w:val="en-GB" w:eastAsia="sl-SI"/>
               </w:rPr>
-              <w:t>W62</w:t>
-            </w:r>
-            <w:proofErr w:type="spellEnd"/>
-            <w:r>
-              <w:rPr>
-                <w:rFonts w:eastAsia="Times New Roman" w:cs="Times New Roman"/>
-                <w:i/>
-                <w:iCs/>
-                <w:sz w:val="20"/>
-                <w:szCs w:val="24"/>
-                <w:lang w:val="en-GB" w:eastAsia="sl-SI"/>
-              </w:rPr>
-              <w:t xml:space="preserve">, Bifidobacterium lactis </w:t>
-            </w:r>
-            <w:proofErr w:type="spellStart"/>
-            <w:r>
-              <w:rPr>
-                <w:rFonts w:eastAsia="Times New Roman" w:cs="Times New Roman"/>
-                <w:sz w:val="20"/>
-                <w:szCs w:val="24"/>
-                <w:lang w:val="en-GB" w:eastAsia="sl-SI"/>
-              </w:rPr>
-              <w:t>W51</w:t>
-            </w:r>
-            <w:proofErr w:type="spellEnd"/>
-            <w:r>
-              <w:rPr>
-                <w:rFonts w:eastAsia="Times New Roman" w:cs="Times New Roman"/>
-                <w:i/>
-                <w:iCs/>
-                <w:sz w:val="20"/>
-                <w:szCs w:val="24"/>
-                <w:lang w:val="en-GB" w:eastAsia="sl-SI"/>
-              </w:rPr>
-              <w:t xml:space="preserve">, Bifidobacterium bifidum </w:t>
-            </w:r>
-            <w:proofErr w:type="spellStart"/>
-            <w:r>
-              <w:rPr>
-                <w:rFonts w:eastAsia="Times New Roman" w:cs="Times New Roman"/>
-                <w:sz w:val="20"/>
-                <w:szCs w:val="24"/>
-                <w:lang w:val="en-GB" w:eastAsia="sl-SI"/>
-              </w:rPr>
-              <w:t>W23</w:t>
-            </w:r>
-            <w:proofErr w:type="spellEnd"/>
-            <w:r>
-              <w:rPr>
-                <w:rFonts w:eastAsia="Times New Roman" w:cs="Times New Roman"/>
-                <w:i/>
-                <w:iCs/>
-                <w:sz w:val="20"/>
-                <w:szCs w:val="24"/>
-                <w:lang w:val="en-GB" w:eastAsia="sl-SI"/>
-              </w:rPr>
-              <w:t xml:space="preserve">, Lactobacillus salivarius </w:t>
-            </w:r>
-            <w:proofErr w:type="spellStart"/>
-            <w:r>
-              <w:rPr>
-                <w:rFonts w:eastAsia="Times New Roman" w:cs="Times New Roman"/>
-                <w:sz w:val="20"/>
-                <w:szCs w:val="24"/>
-                <w:lang w:val="en-GB" w:eastAsia="sl-SI"/>
-              </w:rPr>
               <w:t>W24</w:t>
             </w:r>
-            <w:proofErr w:type="spellEnd"/>
             <w:r>
               <w:rPr>
                 <w:rFonts w:eastAsia="Times New Roman" w:cs="Times New Roman"/>
@@ -4860,25 +4318,14 @@
                 <w:lang w:val="en-GB" w:eastAsia="sl-SI"/>
               </w:rPr>
             </w:pPr>
-            <w:proofErr w:type="spellStart"/>
-            <w:r>
-              <w:rPr>
-                <w:rFonts w:eastAsia="Times New Roman" w:cs="Times New Roman"/>
-                <w:sz w:val="20"/>
-                <w:szCs w:val="20"/>
-                <w:lang w:val="en-GB" w:eastAsia="sl-SI"/>
-              </w:rPr>
-              <w:t>Vivomixx</w:t>
-            </w:r>
-            <w:proofErr w:type="spellEnd"/>
-            <w:r>
-              <w:rPr>
-                <w:rFonts w:eastAsia="Times New Roman" w:cs="Times New Roman"/>
-                <w:sz w:val="20"/>
-                <w:szCs w:val="20"/>
-                <w:lang w:val="en-GB" w:eastAsia="sl-SI"/>
-              </w:rPr>
-              <w:t xml:space="preserve"> (US)</w:t>
+            <w:r>
+              <w:rPr>
+                <w:rFonts w:eastAsia="Times New Roman" w:cs="Times New Roman"/>
+                <w:sz w:val="20"/>
+                <w:szCs w:val="20"/>
+                <w:lang w:val="en-GB" w:eastAsia="sl-SI"/>
+              </w:rPr>
+              <w:t>Vivomixx (US)</w:t>
             </w:r>
           </w:p>
         </w:tc>
@@ -4916,79 +4363,7 @@
                 <w:szCs w:val="20"/>
                 <w:lang w:val="en-GB" w:eastAsia="sl-SI"/>
               </w:rPr>
-              <w:t xml:space="preserve">Streptococcus thermophilus, Bifidobacterium breve, Bifidobacterium longum, Bifidobacterium </w:t>
-            </w:r>
-            <w:proofErr w:type="spellStart"/>
-            <w:r>
-              <w:rPr>
-                <w:rFonts w:eastAsia="Times New Roman" w:cs="Times New Roman"/>
-                <w:i/>
-                <w:iCs/>
-                <w:sz w:val="20"/>
-                <w:szCs w:val="20"/>
-                <w:lang w:val="en-GB" w:eastAsia="sl-SI"/>
-              </w:rPr>
-              <w:t>infantis</w:t>
-            </w:r>
-            <w:proofErr w:type="spellEnd"/>
-            <w:r>
-              <w:rPr>
-                <w:rFonts w:eastAsia="Times New Roman" w:cs="Times New Roman"/>
-                <w:i/>
-                <w:iCs/>
-                <w:sz w:val="20"/>
-                <w:szCs w:val="20"/>
-                <w:lang w:val="en-GB" w:eastAsia="sl-SI"/>
-              </w:rPr>
-              <w:t xml:space="preserve">, Lactobacillus plantarum, Lactobacillus acidophilus, Lactobacillus </w:t>
-            </w:r>
-            <w:proofErr w:type="spellStart"/>
-            <w:r>
-              <w:rPr>
-                <w:rFonts w:eastAsia="Times New Roman" w:cs="Times New Roman"/>
-                <w:i/>
-                <w:iCs/>
-                <w:sz w:val="20"/>
-                <w:szCs w:val="20"/>
-                <w:lang w:val="en-GB" w:eastAsia="sl-SI"/>
-              </w:rPr>
-              <w:t>paracasei</w:t>
-            </w:r>
-            <w:proofErr w:type="spellEnd"/>
-            <w:r>
-              <w:rPr>
-                <w:rFonts w:eastAsia="Times New Roman" w:cs="Times New Roman"/>
-                <w:i/>
-                <w:iCs/>
-                <w:sz w:val="20"/>
-                <w:szCs w:val="20"/>
-                <w:lang w:val="en-GB" w:eastAsia="sl-SI"/>
-              </w:rPr>
-              <w:t xml:space="preserve">, Lactobacillus </w:t>
-            </w:r>
-            <w:proofErr w:type="spellStart"/>
-            <w:r>
-              <w:rPr>
-                <w:rFonts w:eastAsia="Times New Roman" w:cs="Times New Roman"/>
-                <w:i/>
-                <w:iCs/>
-                <w:sz w:val="20"/>
-                <w:szCs w:val="20"/>
-                <w:lang w:val="en-GB" w:eastAsia="sl-SI"/>
-              </w:rPr>
-              <w:t>dilbeckii</w:t>
-            </w:r>
-            <w:proofErr w:type="spellEnd"/>
-            <w:r>
-              <w:rPr>
-                <w:rFonts w:eastAsia="Times New Roman" w:cs="Times New Roman"/>
-                <w:i/>
-                <w:iCs/>
-                <w:sz w:val="20"/>
-                <w:szCs w:val="20"/>
-                <w:lang w:val="en-GB" w:eastAsia="sl-SI"/>
-              </w:rPr>
-              <w:t xml:space="preserve"> subsp. Bulgaricus</w:t>
+              <w:t>Streptococcus thermophilus, Bifidobacterium breve, Bifidobacterium longum, Bifidobacterium infantis, Lactobacillus plantarum, Lactobacillus acidophilus, Lactobacillus paracasei, Lactobacillus dilbeckii subsp. Bulgaricus</w:t>
             </w:r>
           </w:p>
         </w:tc>
@@ -5021,65 +4396,14 @@
                 <w:lang w:val="en-GB" w:eastAsia="sl-SI"/>
               </w:rPr>
             </w:pPr>
-            <w:proofErr w:type="spellStart"/>
-            <w:r>
-              <w:rPr>
-                <w:rFonts w:eastAsia="Times New Roman" w:cs="Times New Roman"/>
-                <w:sz w:val="20"/>
-                <w:szCs w:val="20"/>
-                <w:lang w:val="en-GB" w:eastAsia="sl-SI"/>
-              </w:rPr>
-              <w:t>EkoŠkrnicl</w:t>
-            </w:r>
-            <w:proofErr w:type="spellEnd"/>
-            <w:r>
-              <w:rPr>
-                <w:rFonts w:eastAsia="Times New Roman" w:cs="Times New Roman"/>
-                <w:sz w:val="20"/>
-                <w:szCs w:val="20"/>
-                <w:lang w:val="en-GB" w:eastAsia="sl-SI"/>
-              </w:rPr>
-              <w:t xml:space="preserve"> </w:t>
-            </w:r>
-            <w:proofErr w:type="spellStart"/>
-            <w:r>
-              <w:rPr>
-                <w:rFonts w:eastAsia="Times New Roman" w:cs="Times New Roman"/>
-                <w:sz w:val="20"/>
-                <w:szCs w:val="20"/>
-                <w:lang w:val="en-GB" w:eastAsia="sl-SI"/>
-              </w:rPr>
-              <w:t>Unibiotic</w:t>
-            </w:r>
-            <w:proofErr w:type="spellEnd"/>
-            <w:r>
-              <w:rPr>
-                <w:rFonts w:eastAsia="Times New Roman" w:cs="Times New Roman"/>
-                <w:sz w:val="20"/>
-                <w:szCs w:val="20"/>
-                <w:lang w:val="en-GB" w:eastAsia="sl-SI"/>
-              </w:rPr>
-              <w:t xml:space="preserve"> Strong (BIO PAK </w:t>
-            </w:r>
-            <w:proofErr w:type="spellStart"/>
-            <w:r>
-              <w:rPr>
-                <w:rFonts w:eastAsia="Times New Roman" w:cs="Times New Roman"/>
-                <w:sz w:val="20"/>
-                <w:szCs w:val="20"/>
-                <w:lang w:val="en-GB" w:eastAsia="sl-SI"/>
-              </w:rPr>
-              <w:t>Nutracevtika</w:t>
-            </w:r>
-            <w:proofErr w:type="spellEnd"/>
-            <w:r>
-              <w:rPr>
-                <w:rFonts w:eastAsia="Times New Roman" w:cs="Times New Roman"/>
-                <w:sz w:val="20"/>
-                <w:szCs w:val="20"/>
-                <w:lang w:val="en-GB" w:eastAsia="sl-SI"/>
-              </w:rPr>
-              <w:t>, Slovenia)</w:t>
+            <w:r>
+              <w:rPr>
+                <w:rFonts w:eastAsia="Times New Roman" w:cs="Times New Roman"/>
+                <w:sz w:val="20"/>
+                <w:szCs w:val="20"/>
+                <w:lang w:val="en-GB" w:eastAsia="sl-SI"/>
+              </w:rPr>
+              <w:t>EkoŠkrnicl Unibiotic Strong (BIO PAK Nutracevtika, Slovenia)</w:t>
             </w:r>
           </w:p>
         </w:tc>
@@ -5117,117 +4441,8 @@
                 <w:szCs w:val="24"/>
                 <w:lang w:val="en-GB" w:eastAsia="sl-SI"/>
               </w:rPr>
-              <w:t xml:space="preserve">Lactobacillus acidophilus, Lactobacillus bulgaricus, Lactobacillus casei, </w:t>
-            </w:r>
-            <w:proofErr w:type="spellStart"/>
-            <w:r>
-              <w:rPr>
-                <w:rFonts w:eastAsia="Times New Roman" w:cs="Times New Roman"/>
-                <w:i/>
-                <w:iCs/>
-                <w:sz w:val="20"/>
-                <w:szCs w:val="24"/>
-                <w:lang w:val="en-GB" w:eastAsia="sl-SI"/>
-              </w:rPr>
-              <w:t>Bificobacterium</w:t>
-            </w:r>
-            <w:proofErr w:type="spellEnd"/>
-            <w:r>
-              <w:rPr>
-                <w:rFonts w:eastAsia="Times New Roman" w:cs="Times New Roman"/>
-                <w:i/>
-                <w:iCs/>
-                <w:sz w:val="20"/>
-                <w:szCs w:val="24"/>
-                <w:lang w:val="en-GB" w:eastAsia="sl-SI"/>
-              </w:rPr>
-              <w:t xml:space="preserve"> breve, Lactobacillus plantarum, Lactobacillus brevis, Lactobacillus </w:t>
-            </w:r>
-            <w:proofErr w:type="spellStart"/>
-            <w:r>
-              <w:rPr>
-                <w:rFonts w:eastAsia="Times New Roman" w:cs="Times New Roman"/>
-                <w:i/>
-                <w:iCs/>
-                <w:sz w:val="20"/>
-                <w:szCs w:val="24"/>
-                <w:lang w:val="en-GB" w:eastAsia="sl-SI"/>
-              </w:rPr>
-              <w:t>paracasei</w:t>
-            </w:r>
-            <w:proofErr w:type="spellEnd"/>
-            <w:r>
-              <w:rPr>
-                <w:rFonts w:eastAsia="Times New Roman" w:cs="Times New Roman"/>
-                <w:i/>
-                <w:iCs/>
-                <w:sz w:val="20"/>
-                <w:szCs w:val="24"/>
-                <w:lang w:val="en-GB" w:eastAsia="sl-SI"/>
-              </w:rPr>
-              <w:t xml:space="preserve">, Lactobacillus </w:t>
-            </w:r>
-            <w:proofErr w:type="spellStart"/>
-            <w:r>
-              <w:rPr>
-                <w:rFonts w:eastAsia="Times New Roman" w:cs="Times New Roman"/>
-                <w:i/>
-                <w:iCs/>
-                <w:sz w:val="20"/>
-                <w:szCs w:val="24"/>
-                <w:lang w:val="en-GB" w:eastAsia="sl-SI"/>
-              </w:rPr>
-              <w:t>rhamnosus</w:t>
-            </w:r>
-            <w:proofErr w:type="spellEnd"/>
-            <w:r>
-              <w:rPr>
-                <w:rFonts w:eastAsia="Times New Roman" w:cs="Times New Roman"/>
-                <w:i/>
-                <w:iCs/>
-                <w:sz w:val="20"/>
-                <w:szCs w:val="24"/>
-                <w:lang w:val="en-GB" w:eastAsia="sl-SI"/>
-              </w:rPr>
-              <w:t xml:space="preserve">, Bifidobacterium breve, Bifidobacterium lactis, Bifidobacterium longum, Lactococcus lactis, Streptococcus thermophilus, Lactobacillus </w:t>
-            </w:r>
-            <w:proofErr w:type="spellStart"/>
-            <w:r>
-              <w:rPr>
-                <w:rFonts w:eastAsia="Times New Roman" w:cs="Times New Roman"/>
-                <w:i/>
-                <w:iCs/>
-                <w:sz w:val="20"/>
-                <w:szCs w:val="24"/>
-                <w:lang w:val="en-GB" w:eastAsia="sl-SI"/>
-              </w:rPr>
-              <w:t>reuteri</w:t>
-            </w:r>
-            <w:proofErr w:type="spellEnd"/>
-            <w:r>
-              <w:rPr>
-                <w:rFonts w:eastAsia="Times New Roman" w:cs="Times New Roman"/>
-                <w:i/>
-                <w:iCs/>
-                <w:sz w:val="20"/>
-                <w:szCs w:val="24"/>
-                <w:lang w:val="en-GB" w:eastAsia="sl-SI"/>
-              </w:rPr>
-              <w:t xml:space="preserve">, Lactobacillus salivarius, Lactobacillus </w:t>
-            </w:r>
-            <w:proofErr w:type="spellStart"/>
-            <w:r>
-              <w:rPr>
-                <w:rFonts w:eastAsia="Times New Roman" w:cs="Times New Roman"/>
-                <w:i/>
-                <w:iCs/>
-                <w:sz w:val="20"/>
-                <w:szCs w:val="24"/>
-                <w:lang w:val="en-GB" w:eastAsia="sl-SI"/>
-              </w:rPr>
-              <w:t>helveticus</w:t>
-            </w:r>
-            <w:proofErr w:type="spellEnd"/>
+              <w:t>Lactobacillus acidophilus, Lactobacillus bulgaricus, Lactobacillus casei, Bificobacterium breve, Lactobacillus plantarum, Lactobacillus brevis, Lactobacillus paracasei, Lactobacillus rhamnosus, Bifidobacterium breve, Bifidobacterium lactis, Bifidobacterium longum, Lactococcus lactis, Streptococcus thermophilus, Lactobacillus reuteri, Lactobacillus salivarius, Lactobacillus helveticus</w:t>
+            </w:r>
           </w:p>
         </w:tc>
       </w:tr>
@@ -5402,7 +4617,6 @@
                 <w:lang w:val="sl-SI" w:eastAsia="sl-SI"/>
               </w:rPr>
             </w:pPr>
-            <w:proofErr w:type="spellStart"/>
             <w:r>
               <w:rPr>
                 <w:rFonts w:eastAsia="Times New Roman" w:cs="Times New Roman"/>
@@ -5413,10 +4627,26 @@
                 <w:szCs w:val="20"/>
                 <w:lang w:val="en-GB" w:eastAsia="sl-SI"/>
               </w:rPr>
-              <w:t>QIAamp</w:t>
-            </w:r>
-            <w:proofErr w:type="spellEnd"/>
-            <w:r>
+              <w:t xml:space="preserve">QIAamp Fast DNA Stool Mini Kit </w:t>
+            </w:r>
+          </w:p>
+        </w:tc>
+        <w:tc>
+          <w:tcPr>
+            <w:tcW w:w="2260" w:type="dxa"/>
+            <w:tcBorders>
+              <w:top w:val="single" w:sz="4" w:space="0" w:color="auto"/>
+              <w:left w:val="nil"/>
+              <w:bottom w:val="single" w:sz="4" w:space="0" w:color="auto"/>
+              <w:right w:val="nil"/>
+            </w:tcBorders>
+            <w:shd w:val="clear" w:color="auto" w:fill="auto"/>
+            <w:hideMark/>
+          </w:tcPr>
+          <w:p>
+            <w:pPr>
+              <w:spacing w:after="0" w:line="240" w:lineRule="auto"/>
+              <w:jc w:val="left"/>
               <w:rPr>
                 <w:rFonts w:eastAsia="Times New Roman" w:cs="Times New Roman"/>
                 <w:b/>
@@ -5424,28 +4654,10 @@
                 <w:color w:val="000000"/>
                 <w:sz w:val="20"/>
                 <w:szCs w:val="20"/>
-                <w:lang w:val="en-GB" w:eastAsia="sl-SI"/>
-              </w:rPr>
-              <w:t xml:space="preserve"> Fast DNA Stool Mini Kit </w:t>
-            </w:r>
-          </w:p>
-        </w:tc>
-        <w:tc>
-          <w:tcPr>
-            <w:tcW w:w="2260" w:type="dxa"/>
-            <w:tcBorders>
-              <w:top w:val="single" w:sz="4" w:space="0" w:color="auto"/>
-              <w:left w:val="nil"/>
-              <w:bottom w:val="single" w:sz="4" w:space="0" w:color="auto"/>
-              <w:right w:val="nil"/>
-            </w:tcBorders>
-            <w:shd w:val="clear" w:color="auto" w:fill="auto"/>
-            <w:hideMark/>
-          </w:tcPr>
-          <w:p>
-            <w:pPr>
-              <w:spacing w:after="0" w:line="240" w:lineRule="auto"/>
-              <w:jc w:val="left"/>
+                <w:lang w:val="sl-SI" w:eastAsia="sl-SI"/>
+              </w:rPr>
+            </w:pPr>
+            <w:r>
               <w:rPr>
                 <w:rFonts w:eastAsia="Times New Roman" w:cs="Times New Roman"/>
                 <w:b/>
@@ -5453,10 +4665,28 @@
                 <w:color w:val="000000"/>
                 <w:sz w:val="20"/>
                 <w:szCs w:val="20"/>
-                <w:lang w:val="sl-SI" w:eastAsia="sl-SI"/>
-              </w:rPr>
-            </w:pPr>
-            <w:r>
+                <w:lang w:val="en-GB" w:eastAsia="sl-SI"/>
+              </w:rPr>
+              <w:t xml:space="preserve"> NucleoSpin Soil Mini Kit</w:t>
+            </w:r>
+          </w:p>
+        </w:tc>
+        <w:tc>
+          <w:tcPr>
+            <w:tcW w:w="2900" w:type="dxa"/>
+            <w:tcBorders>
+              <w:top w:val="single" w:sz="4" w:space="0" w:color="auto"/>
+              <w:left w:val="nil"/>
+              <w:bottom w:val="single" w:sz="4" w:space="0" w:color="auto"/>
+              <w:right w:val="nil"/>
+            </w:tcBorders>
+            <w:shd w:val="clear" w:color="auto" w:fill="auto"/>
+            <w:hideMark/>
+          </w:tcPr>
+          <w:p>
+            <w:pPr>
+              <w:spacing w:after="0" w:line="240" w:lineRule="auto"/>
+              <w:jc w:val="left"/>
               <w:rPr>
                 <w:rFonts w:eastAsia="Times New Roman" w:cs="Times New Roman"/>
                 <w:b/>
@@ -5464,11 +4694,9 @@
                 <w:color w:val="000000"/>
                 <w:sz w:val="20"/>
                 <w:szCs w:val="20"/>
-                <w:lang w:val="en-GB" w:eastAsia="sl-SI"/>
-              </w:rPr>
-              <w:t xml:space="preserve"> </w:t>
-            </w:r>
-            <w:proofErr w:type="spellStart"/>
+                <w:lang w:val="sl-SI" w:eastAsia="sl-SI"/>
+              </w:rPr>
+            </w:pPr>
             <w:r>
               <w:rPr>
                 <w:rFonts w:eastAsia="Times New Roman" w:cs="Times New Roman"/>
@@ -5479,100 +4707,7 @@
                 <w:szCs w:val="20"/>
                 <w:lang w:val="en-GB" w:eastAsia="sl-SI"/>
               </w:rPr>
-              <w:t>NucleoSpin</w:t>
-            </w:r>
-            <w:proofErr w:type="spellEnd"/>
-            <w:r>
-              <w:rPr>
-                <w:rFonts w:eastAsia="Times New Roman" w:cs="Times New Roman"/>
-                <w:b/>
-                <w:bCs/>
-                <w:color w:val="000000"/>
-                <w:sz w:val="20"/>
-                <w:szCs w:val="20"/>
-                <w:lang w:val="en-GB" w:eastAsia="sl-SI"/>
-              </w:rPr>
-              <w:t xml:space="preserve"> Soil Mini Kit</w:t>
-            </w:r>
-          </w:p>
-        </w:tc>
-        <w:tc>
-          <w:tcPr>
-            <w:tcW w:w="2900" w:type="dxa"/>
-            <w:tcBorders>
-              <w:top w:val="single" w:sz="4" w:space="0" w:color="auto"/>
-              <w:left w:val="nil"/>
-              <w:bottom w:val="single" w:sz="4" w:space="0" w:color="auto"/>
-              <w:right w:val="nil"/>
-            </w:tcBorders>
-            <w:shd w:val="clear" w:color="auto" w:fill="auto"/>
-            <w:hideMark/>
-          </w:tcPr>
-          <w:p>
-            <w:pPr>
-              <w:spacing w:after="0" w:line="240" w:lineRule="auto"/>
-              <w:jc w:val="left"/>
-              <w:rPr>
-                <w:rFonts w:eastAsia="Times New Roman" w:cs="Times New Roman"/>
-                <w:b/>
-                <w:bCs/>
-                <w:color w:val="000000"/>
-                <w:sz w:val="20"/>
-                <w:szCs w:val="20"/>
-                <w:lang w:val="sl-SI" w:eastAsia="sl-SI"/>
-              </w:rPr>
-            </w:pPr>
-            <w:proofErr w:type="spellStart"/>
-            <w:r>
-              <w:rPr>
-                <w:rFonts w:eastAsia="Times New Roman" w:cs="Times New Roman"/>
-                <w:b/>
-                <w:bCs/>
-                <w:color w:val="000000"/>
-                <w:sz w:val="20"/>
-                <w:szCs w:val="20"/>
-                <w:lang w:val="en-GB" w:eastAsia="sl-SI"/>
-              </w:rPr>
-              <w:t>QIAamp</w:t>
-            </w:r>
-            <w:proofErr w:type="spellEnd"/>
-            <w:r>
-              <w:rPr>
-                <w:rFonts w:eastAsia="Times New Roman" w:cs="Times New Roman"/>
-                <w:b/>
-                <w:bCs/>
-                <w:color w:val="000000"/>
-                <w:sz w:val="20"/>
-                <w:szCs w:val="20"/>
-                <w:lang w:val="en-GB" w:eastAsia="sl-SI"/>
-              </w:rPr>
-              <w:t xml:space="preserve"> </w:t>
-            </w:r>
-            <w:proofErr w:type="spellStart"/>
-            <w:r>
-              <w:rPr>
-                <w:rFonts w:eastAsia="Times New Roman" w:cs="Times New Roman"/>
-                <w:b/>
-                <w:bCs/>
-                <w:color w:val="000000"/>
-                <w:sz w:val="20"/>
-                <w:szCs w:val="20"/>
-                <w:lang w:val="en-GB" w:eastAsia="sl-SI"/>
-              </w:rPr>
-              <w:t>PowerFecal</w:t>
-            </w:r>
-            <w:proofErr w:type="spellEnd"/>
-            <w:r>
-              <w:rPr>
-                <w:rFonts w:eastAsia="Times New Roman" w:cs="Times New Roman"/>
-                <w:b/>
-                <w:bCs/>
-                <w:color w:val="000000"/>
-                <w:sz w:val="20"/>
-                <w:szCs w:val="20"/>
-                <w:lang w:val="en-GB" w:eastAsia="sl-SI"/>
-              </w:rPr>
-              <w:t xml:space="preserve"> Pro DNA Kit </w:t>
+              <w:t xml:space="preserve">QIAamp PowerFecal Pro DNA Kit </w:t>
             </w:r>
           </w:p>
         </w:tc>
@@ -5628,33 +4763,7 @@
                 <w:szCs w:val="20"/>
                 <w:lang w:val="en-GB" w:eastAsia="sl-SI"/>
               </w:rPr>
-              <w:t xml:space="preserve"> protocol based on </w:t>
-            </w:r>
-            <w:proofErr w:type="spellStart"/>
-            <w:r>
-              <w:rPr>
-                <w:rFonts w:eastAsia="Times New Roman" w:cs="Times New Roman"/>
-                <w:b/>
-                <w:bCs/>
-                <w:color w:val="000000"/>
-                <w:sz w:val="20"/>
-                <w:szCs w:val="20"/>
-                <w:lang w:val="en-GB" w:eastAsia="sl-SI"/>
-              </w:rPr>
-              <w:t>DNeasy</w:t>
-            </w:r>
-            <w:proofErr w:type="spellEnd"/>
-            <w:r>
-              <w:rPr>
-                <w:rFonts w:eastAsia="Times New Roman" w:cs="Times New Roman"/>
-                <w:b/>
-                <w:bCs/>
-                <w:color w:val="000000"/>
-                <w:sz w:val="20"/>
-                <w:szCs w:val="20"/>
-                <w:lang w:val="en-GB" w:eastAsia="sl-SI"/>
-              </w:rPr>
-              <w:t xml:space="preserve"> Blood and Tissue Kit </w:t>
+              <w:t xml:space="preserve"> protocol based on DNeasy Blood and Tissue Kit </w:t>
             </w:r>
           </w:p>
         </w:tc>
@@ -5763,27 +4872,15 @@
                 <w:lang w:val="sl-SI" w:eastAsia="sl-SI"/>
               </w:rPr>
             </w:pPr>
-            <w:proofErr w:type="spellStart"/>
-            <w:r>
-              <w:rPr>
-                <w:rFonts w:eastAsia="Times New Roman" w:cs="Times New Roman"/>
-                <w:color w:val="000000"/>
-                <w:sz w:val="20"/>
-                <w:szCs w:val="20"/>
-                <w:lang w:val="en-GB" w:eastAsia="sl-SI"/>
-              </w:rPr>
-              <w:t>Macherey</w:t>
-            </w:r>
-            <w:proofErr w:type="spellEnd"/>
-            <w:r>
-              <w:rPr>
-                <w:rFonts w:eastAsia="Times New Roman" w:cs="Times New Roman"/>
-                <w:color w:val="000000"/>
-                <w:sz w:val="20"/>
-                <w:szCs w:val="20"/>
-                <w:lang w:val="en-GB" w:eastAsia="sl-SI"/>
-              </w:rPr>
-              <w:t>-Nagel</w:t>
+            <w:r>
+              <w:rPr>
+                <w:rFonts w:eastAsia="Times New Roman" w:cs="Times New Roman"/>
+                <w:color w:val="000000"/>
+                <w:sz w:val="20"/>
+                <w:szCs w:val="20"/>
+                <w:lang w:val="en-GB" w:eastAsia="sl-SI"/>
+              </w:rPr>
+              <w:t>Macherey-Nagel</w:t>
             </w:r>
           </w:p>
         </w:tc>
@@ -5936,108 +5033,8 @@
                 <w:szCs w:val="20"/>
                 <w:lang w:val="en-GB" w:eastAsia="sl-SI"/>
               </w:rPr>
-              <w:t xml:space="preserve">Mechanical (bead-beating using </w:t>
-            </w:r>
-            <w:proofErr w:type="spellStart"/>
-            <w:r>
-              <w:rPr>
-                <w:rFonts w:eastAsia="Times New Roman" w:cs="Times New Roman"/>
-                <w:color w:val="000000"/>
-                <w:sz w:val="20"/>
-                <w:szCs w:val="20"/>
-                <w:lang w:val="en-GB" w:eastAsia="sl-SI"/>
-              </w:rPr>
-              <w:t>MagnaLyser</w:t>
-            </w:r>
-            <w:proofErr w:type="spellEnd"/>
-            <w:r>
-              <w:rPr>
-                <w:rFonts w:eastAsia="Times New Roman" w:cs="Times New Roman"/>
-                <w:color w:val="000000"/>
-                <w:sz w:val="20"/>
-                <w:szCs w:val="20"/>
-                <w:lang w:val="en-GB" w:eastAsia="sl-SI"/>
-              </w:rPr>
-              <w:t xml:space="preserve">; </w:t>
-            </w:r>
-            <w:proofErr w:type="spellStart"/>
-            <w:r>
-              <w:rPr>
-                <w:rFonts w:eastAsia="Times New Roman" w:cs="Times New Roman"/>
-                <w:color w:val="000000"/>
-                <w:sz w:val="20"/>
-                <w:szCs w:val="20"/>
-                <w:lang w:val="en-GB" w:eastAsia="sl-SI"/>
-              </w:rPr>
-              <w:t>7000rpm</w:t>
-            </w:r>
-            <w:proofErr w:type="spellEnd"/>
-            <w:r>
-              <w:rPr>
-                <w:rFonts w:eastAsia="Times New Roman" w:cs="Times New Roman"/>
-                <w:color w:val="000000"/>
-                <w:sz w:val="20"/>
-                <w:szCs w:val="20"/>
-                <w:lang w:val="en-GB" w:eastAsia="sl-SI"/>
-              </w:rPr>
-              <w:t xml:space="preserve">, </w:t>
-            </w:r>
-            <w:proofErr w:type="spellStart"/>
-            <w:r>
-              <w:rPr>
-                <w:rFonts w:eastAsia="Times New Roman" w:cs="Times New Roman"/>
-                <w:color w:val="000000"/>
-                <w:sz w:val="20"/>
-                <w:szCs w:val="20"/>
-                <w:lang w:val="en-GB" w:eastAsia="sl-SI"/>
-              </w:rPr>
-              <w:t>70s</w:t>
-            </w:r>
-            <w:proofErr w:type="spellEnd"/>
-            <w:r>
-              <w:rPr>
-                <w:rFonts w:eastAsia="Times New Roman" w:cs="Times New Roman"/>
-                <w:color w:val="000000"/>
-                <w:sz w:val="20"/>
-                <w:szCs w:val="20"/>
-                <w:lang w:val="en-GB" w:eastAsia="sl-SI"/>
-              </w:rPr>
-              <w:t xml:space="preserve">) &amp; heating the lysate at </w:t>
-            </w:r>
-            <w:proofErr w:type="spellStart"/>
-            <w:r>
-              <w:rPr>
-                <w:rFonts w:eastAsia="Times New Roman" w:cs="Times New Roman"/>
-                <w:color w:val="000000"/>
-                <w:sz w:val="20"/>
-                <w:szCs w:val="20"/>
-                <w:lang w:val="en-GB" w:eastAsia="sl-SI"/>
-              </w:rPr>
-              <w:t>95°C</w:t>
-            </w:r>
-            <w:proofErr w:type="spellEnd"/>
-            <w:r>
-              <w:rPr>
-                <w:rFonts w:eastAsia="Times New Roman" w:cs="Times New Roman"/>
-                <w:color w:val="000000"/>
-                <w:sz w:val="20"/>
-                <w:szCs w:val="20"/>
-                <w:lang w:val="en-GB" w:eastAsia="sl-SI"/>
-              </w:rPr>
-              <w:t xml:space="preserve"> for </w:t>
-            </w:r>
-            <w:proofErr w:type="spellStart"/>
-            <w:r>
-              <w:rPr>
-                <w:rFonts w:eastAsia="Times New Roman" w:cs="Times New Roman"/>
-                <w:color w:val="000000"/>
-                <w:sz w:val="20"/>
-                <w:szCs w:val="20"/>
-                <w:lang w:val="en-GB" w:eastAsia="sl-SI"/>
-              </w:rPr>
-              <w:t>5min</w:t>
-            </w:r>
-            <w:proofErr w:type="spellEnd"/>
+              <w:t>Mechanical (bead-beating using MagnaLyser; 7000rpm, 70s) &amp; heating the lysate at 95°C for 5min</w:t>
+            </w:r>
           </w:p>
         </w:tc>
         <w:tc>
@@ -6072,51 +5069,7 @@
                 <w:szCs w:val="20"/>
                 <w:lang w:val="en-GB" w:eastAsia="sl-SI"/>
               </w:rPr>
-              <w:t xml:space="preserve">Mechanical (bead-beating by </w:t>
-            </w:r>
-            <w:proofErr w:type="spellStart"/>
-            <w:r>
-              <w:rPr>
-                <w:rFonts w:eastAsia="Times New Roman" w:cs="Times New Roman"/>
-                <w:color w:val="000000"/>
-                <w:sz w:val="20"/>
-                <w:szCs w:val="20"/>
-                <w:lang w:val="en-GB" w:eastAsia="sl-SI"/>
-              </w:rPr>
-              <w:t>vortexing</w:t>
-            </w:r>
-            <w:proofErr w:type="spellEnd"/>
-            <w:r>
-              <w:rPr>
-                <w:rFonts w:eastAsia="Times New Roman" w:cs="Times New Roman"/>
-                <w:color w:val="000000"/>
-                <w:sz w:val="20"/>
-                <w:szCs w:val="20"/>
-                <w:lang w:val="en-GB" w:eastAsia="sl-SI"/>
-              </w:rPr>
-              <w:t xml:space="preserve">; max speed, </w:t>
-            </w:r>
-            <w:proofErr w:type="spellStart"/>
-            <w:r>
-              <w:rPr>
-                <w:rFonts w:eastAsia="Times New Roman" w:cs="Times New Roman"/>
-                <w:color w:val="000000"/>
-                <w:sz w:val="20"/>
-                <w:szCs w:val="20"/>
-                <w:lang w:val="en-GB" w:eastAsia="sl-SI"/>
-              </w:rPr>
-              <w:t>5min</w:t>
-            </w:r>
-            <w:proofErr w:type="spellEnd"/>
-            <w:r>
-              <w:rPr>
-                <w:rFonts w:eastAsia="Times New Roman" w:cs="Times New Roman"/>
-                <w:color w:val="000000"/>
-                <w:sz w:val="20"/>
-                <w:szCs w:val="20"/>
-                <w:lang w:val="en-GB" w:eastAsia="sl-SI"/>
-              </w:rPr>
-              <w:t>)</w:t>
+              <w:t>Mechanical (bead-beating by vortexing; max speed, 5min)</w:t>
             </w:r>
           </w:p>
         </w:tc>
@@ -6152,73 +5105,7 @@
                 <w:szCs w:val="20"/>
                 <w:lang w:val="en-GB" w:eastAsia="sl-SI"/>
               </w:rPr>
-              <w:t>Chemical (</w:t>
-            </w:r>
-            <w:proofErr w:type="spellStart"/>
-            <w:r>
-              <w:rPr>
-                <w:rFonts w:eastAsia="Times New Roman" w:cs="Times New Roman"/>
-                <w:color w:val="000000"/>
-                <w:sz w:val="20"/>
-                <w:szCs w:val="20"/>
-                <w:lang w:val="en-GB" w:eastAsia="sl-SI"/>
-              </w:rPr>
-              <w:t>CD1</w:t>
-            </w:r>
-            <w:proofErr w:type="spellEnd"/>
-            <w:r>
-              <w:rPr>
-                <w:rFonts w:eastAsia="Times New Roman" w:cs="Times New Roman"/>
-                <w:color w:val="000000"/>
-                <w:sz w:val="20"/>
-                <w:szCs w:val="20"/>
-                <w:lang w:val="en-GB" w:eastAsia="sl-SI"/>
-              </w:rPr>
-              <w:t xml:space="preserve"> solution) &amp; Mechanical (bead-beating by </w:t>
-            </w:r>
-            <w:proofErr w:type="spellStart"/>
-            <w:r>
-              <w:rPr>
-                <w:rFonts w:eastAsia="Times New Roman" w:cs="Times New Roman"/>
-                <w:color w:val="000000"/>
-                <w:sz w:val="20"/>
-                <w:szCs w:val="20"/>
-                <w:lang w:val="en-GB" w:eastAsia="sl-SI"/>
-              </w:rPr>
-              <w:t>vortexing</w:t>
-            </w:r>
-            <w:proofErr w:type="spellEnd"/>
-            <w:r>
-              <w:rPr>
-                <w:rFonts w:eastAsia="Times New Roman" w:cs="Times New Roman"/>
-                <w:color w:val="000000"/>
-                <w:sz w:val="20"/>
-                <w:szCs w:val="20"/>
-                <w:lang w:val="en-GB" w:eastAsia="sl-SI"/>
-              </w:rPr>
-              <w:t xml:space="preserve">; max speed, </w:t>
-            </w:r>
-            <w:proofErr w:type="spellStart"/>
-            <w:r>
-              <w:rPr>
-                <w:rFonts w:eastAsia="Times New Roman" w:cs="Times New Roman"/>
-                <w:color w:val="000000"/>
-                <w:sz w:val="20"/>
-                <w:szCs w:val="20"/>
-                <w:lang w:val="en-GB" w:eastAsia="sl-SI"/>
-              </w:rPr>
-              <w:t>10min</w:t>
-            </w:r>
-            <w:proofErr w:type="spellEnd"/>
-            <w:r>
-              <w:rPr>
-                <w:rFonts w:eastAsia="Times New Roman" w:cs="Times New Roman"/>
-                <w:color w:val="000000"/>
-                <w:sz w:val="20"/>
-                <w:szCs w:val="20"/>
-                <w:lang w:val="en-GB" w:eastAsia="sl-SI"/>
-              </w:rPr>
-              <w:t>)</w:t>
+              <w:t>Chemical (CD1 solution) &amp; Mechanical (bead-beating by vortexing; max speed, 10min)</w:t>
             </w:r>
           </w:p>
         </w:tc>
@@ -6254,73 +5141,7 @@
                 <w:szCs w:val="20"/>
                 <w:lang w:val="en-GB" w:eastAsia="sl-SI"/>
               </w:rPr>
-              <w:t>Chemical (</w:t>
-            </w:r>
-            <w:proofErr w:type="spellStart"/>
-            <w:r>
-              <w:rPr>
-                <w:rFonts w:eastAsia="Times New Roman" w:cs="Times New Roman"/>
-                <w:color w:val="000000"/>
-                <w:sz w:val="20"/>
-                <w:szCs w:val="20"/>
-                <w:lang w:val="en-GB" w:eastAsia="sl-SI"/>
-              </w:rPr>
-              <w:t>ATL</w:t>
-            </w:r>
-            <w:proofErr w:type="spellEnd"/>
-            <w:r>
-              <w:rPr>
-                <w:rFonts w:eastAsia="Times New Roman" w:cs="Times New Roman"/>
-                <w:color w:val="000000"/>
-                <w:sz w:val="20"/>
-                <w:szCs w:val="20"/>
-                <w:lang w:val="en-GB" w:eastAsia="sl-SI"/>
-              </w:rPr>
-              <w:t xml:space="preserve"> buffer) &amp; Mechanical (bead-beating by </w:t>
-            </w:r>
-            <w:proofErr w:type="spellStart"/>
-            <w:r>
-              <w:rPr>
-                <w:rFonts w:eastAsia="Times New Roman" w:cs="Times New Roman"/>
-                <w:color w:val="000000"/>
-                <w:sz w:val="20"/>
-                <w:szCs w:val="20"/>
-                <w:lang w:val="en-GB" w:eastAsia="sl-SI"/>
-              </w:rPr>
-              <w:t>MagnaLyser</w:t>
-            </w:r>
-            <w:proofErr w:type="spellEnd"/>
-            <w:r>
-              <w:rPr>
-                <w:rFonts w:eastAsia="Times New Roman" w:cs="Times New Roman"/>
-                <w:color w:val="000000"/>
-                <w:sz w:val="20"/>
-                <w:szCs w:val="20"/>
-                <w:lang w:val="en-GB" w:eastAsia="sl-SI"/>
-              </w:rPr>
-              <w:t xml:space="preserve">; 7000 rpm </w:t>
-            </w:r>
-            <w:proofErr w:type="spellStart"/>
-            <w:r>
-              <w:rPr>
-                <w:rFonts w:eastAsia="Times New Roman" w:cs="Times New Roman"/>
-                <w:color w:val="000000"/>
-                <w:sz w:val="20"/>
-                <w:szCs w:val="20"/>
-                <w:lang w:val="en-GB" w:eastAsia="sl-SI"/>
-              </w:rPr>
-              <w:t>70s</w:t>
-            </w:r>
-            <w:proofErr w:type="spellEnd"/>
-            <w:r>
-              <w:rPr>
-                <w:rFonts w:eastAsia="Times New Roman" w:cs="Times New Roman"/>
-                <w:color w:val="000000"/>
-                <w:sz w:val="20"/>
-                <w:szCs w:val="20"/>
-                <w:lang w:val="en-GB" w:eastAsia="sl-SI"/>
-              </w:rPr>
-              <w:t>)</w:t>
+              <w:t>Chemical (ATL buffer) &amp; Mechanical (bead-beating by MagnaLyser; 7000 rpm 70s)</w:t>
             </w:r>
           </w:p>
         </w:tc>
@@ -6401,73 +5222,7 @@
                 <w:szCs w:val="20"/>
                 <w:lang w:val="en-GB" w:eastAsia="sl-SI"/>
               </w:rPr>
-              <w:t>2,0 ml nuclease-free tubes (</w:t>
-            </w:r>
-            <w:proofErr w:type="spellStart"/>
-            <w:r>
-              <w:rPr>
-                <w:rFonts w:eastAsia="Times New Roman" w:cs="Times New Roman"/>
-                <w:color w:val="000000"/>
-                <w:sz w:val="20"/>
-                <w:szCs w:val="20"/>
-                <w:lang w:val="en-GB" w:eastAsia="sl-SI"/>
-              </w:rPr>
-              <w:t>Starstedt</w:t>
-            </w:r>
-            <w:proofErr w:type="spellEnd"/>
-            <w:r>
-              <w:rPr>
-                <w:rFonts w:eastAsia="Times New Roman" w:cs="Times New Roman"/>
-                <w:color w:val="000000"/>
-                <w:sz w:val="20"/>
-                <w:szCs w:val="20"/>
-                <w:lang w:val="en-GB" w:eastAsia="sl-SI"/>
-              </w:rPr>
-              <w:t>, DE) with 0.1 mm (</w:t>
-            </w:r>
-            <w:proofErr w:type="spellStart"/>
-            <w:r>
-              <w:rPr>
-                <w:rFonts w:eastAsia="Times New Roman" w:cs="Times New Roman"/>
-                <w:color w:val="000000"/>
-                <w:sz w:val="20"/>
-                <w:szCs w:val="20"/>
-                <w:lang w:val="en-GB" w:eastAsia="sl-SI"/>
-              </w:rPr>
-              <w:t>0.25g</w:t>
-            </w:r>
-            <w:proofErr w:type="spellEnd"/>
-            <w:r>
-              <w:rPr>
-                <w:rFonts w:eastAsia="Times New Roman" w:cs="Times New Roman"/>
-                <w:color w:val="000000"/>
-                <w:sz w:val="20"/>
-                <w:szCs w:val="20"/>
-                <w:lang w:val="en-GB" w:eastAsia="sl-SI"/>
-              </w:rPr>
-              <w:t>) and 0.5 mm (</w:t>
-            </w:r>
-            <w:proofErr w:type="spellStart"/>
-            <w:r>
-              <w:rPr>
-                <w:rFonts w:eastAsia="Times New Roman" w:cs="Times New Roman"/>
-                <w:color w:val="000000"/>
-                <w:sz w:val="20"/>
-                <w:szCs w:val="20"/>
-                <w:lang w:val="en-GB" w:eastAsia="sl-SI"/>
-              </w:rPr>
-              <w:t>0.25g</w:t>
-            </w:r>
-            <w:proofErr w:type="spellEnd"/>
-            <w:r>
-              <w:rPr>
-                <w:rFonts w:eastAsia="Times New Roman" w:cs="Times New Roman"/>
-                <w:color w:val="000000"/>
-                <w:sz w:val="20"/>
-                <w:szCs w:val="20"/>
-                <w:lang w:val="en-GB" w:eastAsia="sl-SI"/>
-              </w:rPr>
-              <w:t xml:space="preserve">) silica </w:t>
+              <w:t xml:space="preserve">2,0 ml nuclease-free tubes (Starstedt, DE) with 0.1 mm (0.25g) and 0.5 mm (0.25g) silica </w:t>
             </w:r>
             <w:r>
               <w:rPr>
@@ -6478,51 +5233,7 @@
                 <w:lang w:val="en-GB" w:eastAsia="sl-SI"/>
               </w:rPr>
               <w:lastRenderedPageBreak/>
-              <w:t>beads (</w:t>
-            </w:r>
-            <w:proofErr w:type="spellStart"/>
-            <w:r>
-              <w:rPr>
-                <w:rFonts w:eastAsia="Times New Roman" w:cs="Times New Roman"/>
-                <w:color w:val="000000"/>
-                <w:sz w:val="20"/>
-                <w:szCs w:val="20"/>
-                <w:lang w:val="en-GB" w:eastAsia="sl-SI"/>
-              </w:rPr>
-              <w:t>Biospec</w:t>
-            </w:r>
-            <w:proofErr w:type="spellEnd"/>
-            <w:r>
-              <w:rPr>
-                <w:rFonts w:eastAsia="Times New Roman" w:cs="Times New Roman"/>
-                <w:color w:val="000000"/>
-                <w:sz w:val="20"/>
-                <w:szCs w:val="20"/>
-                <w:lang w:val="en-GB" w:eastAsia="sl-SI"/>
-              </w:rPr>
-              <w:t xml:space="preserve"> Products, US) containing </w:t>
-            </w:r>
-            <w:proofErr w:type="spellStart"/>
-            <w:r>
-              <w:rPr>
-                <w:rFonts w:eastAsia="Times New Roman" w:cs="Times New Roman"/>
-                <w:color w:val="000000"/>
-                <w:sz w:val="20"/>
-                <w:szCs w:val="20"/>
-                <w:lang w:val="en-GB" w:eastAsia="sl-SI"/>
-              </w:rPr>
-              <w:t>Inhibitex</w:t>
-            </w:r>
-            <w:proofErr w:type="spellEnd"/>
-            <w:r>
-              <w:rPr>
-                <w:rFonts w:eastAsia="Times New Roman" w:cs="Times New Roman"/>
-                <w:color w:val="000000"/>
-                <w:sz w:val="20"/>
-                <w:szCs w:val="20"/>
-                <w:lang w:val="en-GB" w:eastAsia="sl-SI"/>
-              </w:rPr>
-              <w:t xml:space="preserve"> buffer</w:t>
+              <w:t>beads (Biospec Products, US) containing Inhibitex buffer</w:t>
             </w:r>
           </w:p>
         </w:tc>
@@ -6550,7 +5261,6 @@
                 <w:lang w:val="sl-SI" w:eastAsia="sl-SI"/>
               </w:rPr>
             </w:pPr>
-            <w:proofErr w:type="spellStart"/>
             <w:r>
               <w:rPr>
                 <w:rFonts w:eastAsia="Times New Roman" w:cs="Times New Roman"/>
@@ -6560,40 +5270,7 @@
                 <w:lang w:val="en-GB" w:eastAsia="sl-SI"/>
               </w:rPr>
               <w:lastRenderedPageBreak/>
-              <w:t>NucleoSpin</w:t>
-            </w:r>
-            <w:proofErr w:type="spellEnd"/>
-            <w:r>
-              <w:rPr>
-                <w:rFonts w:eastAsia="Times New Roman" w:cs="Times New Roman"/>
-                <w:color w:val="000000"/>
-                <w:sz w:val="20"/>
-                <w:szCs w:val="20"/>
-                <w:lang w:val="en-GB" w:eastAsia="sl-SI"/>
-              </w:rPr>
-              <w:t xml:space="preserve"> Bead Tube Type A containing </w:t>
-            </w:r>
-            <w:proofErr w:type="spellStart"/>
-            <w:r>
-              <w:rPr>
-                <w:rFonts w:eastAsia="Times New Roman" w:cs="Times New Roman"/>
-                <w:color w:val="000000"/>
-                <w:sz w:val="20"/>
-                <w:szCs w:val="20"/>
-                <w:lang w:val="en-GB" w:eastAsia="sl-SI"/>
-              </w:rPr>
-              <w:t>SL2</w:t>
-            </w:r>
-            <w:proofErr w:type="spellEnd"/>
-            <w:r>
-              <w:rPr>
-                <w:rFonts w:eastAsia="Times New Roman" w:cs="Times New Roman"/>
-                <w:color w:val="000000"/>
-                <w:sz w:val="20"/>
-                <w:szCs w:val="20"/>
-                <w:lang w:val="en-GB" w:eastAsia="sl-SI"/>
-              </w:rPr>
-              <w:t xml:space="preserve"> lysis buffer </w:t>
+              <w:t xml:space="preserve">NucleoSpin Bead Tube Type A containing SL2 lysis buffer </w:t>
             </w:r>
           </w:p>
         </w:tc>
@@ -6621,93 +5298,15 @@
                 <w:lang w:val="sl-SI" w:eastAsia="sl-SI"/>
               </w:rPr>
             </w:pPr>
-            <w:proofErr w:type="spellStart"/>
-            <w:r>
-              <w:rPr>
-                <w:rFonts w:eastAsia="Times New Roman" w:cs="Times New Roman"/>
-                <w:color w:val="000000"/>
-                <w:sz w:val="20"/>
-                <w:szCs w:val="20"/>
-                <w:lang w:val="en-GB" w:eastAsia="sl-SI"/>
-              </w:rPr>
-              <w:t>PowerBead</w:t>
-            </w:r>
-            <w:proofErr w:type="spellEnd"/>
-            <w:r>
-              <w:rPr>
-                <w:rFonts w:eastAsia="Times New Roman" w:cs="Times New Roman"/>
-                <w:color w:val="000000"/>
-                <w:sz w:val="20"/>
-                <w:szCs w:val="20"/>
-                <w:lang w:val="en-GB" w:eastAsia="sl-SI"/>
-              </w:rPr>
-              <w:t xml:space="preserve"> Pro Tubes (</w:t>
-            </w:r>
-            <w:proofErr w:type="spellStart"/>
-            <w:r>
-              <w:rPr>
-                <w:rFonts w:eastAsia="Times New Roman" w:cs="Times New Roman"/>
-                <w:color w:val="000000"/>
-                <w:sz w:val="20"/>
-                <w:szCs w:val="20"/>
-                <w:lang w:val="en-GB" w:eastAsia="sl-SI"/>
-              </w:rPr>
-              <w:t>2ml</w:t>
-            </w:r>
-            <w:proofErr w:type="spellEnd"/>
-            <w:r>
-              <w:rPr>
-                <w:rFonts w:eastAsia="Times New Roman" w:cs="Times New Roman"/>
-                <w:color w:val="000000"/>
-                <w:sz w:val="20"/>
-                <w:szCs w:val="20"/>
-                <w:lang w:val="en-GB" w:eastAsia="sl-SI"/>
-              </w:rPr>
-              <w:t xml:space="preserve">) containing </w:t>
-            </w:r>
-            <w:proofErr w:type="spellStart"/>
-            <w:r>
-              <w:rPr>
-                <w:rFonts w:eastAsia="Times New Roman" w:cs="Times New Roman"/>
-                <w:color w:val="000000"/>
-                <w:sz w:val="20"/>
-                <w:szCs w:val="20"/>
-                <w:lang w:val="en-GB" w:eastAsia="sl-SI"/>
-              </w:rPr>
-              <w:t>PowerBead</w:t>
-            </w:r>
-            <w:proofErr w:type="spellEnd"/>
-            <w:r>
-              <w:rPr>
-                <w:rFonts w:eastAsia="Times New Roman" w:cs="Times New Roman"/>
-                <w:color w:val="000000"/>
-                <w:sz w:val="20"/>
-                <w:szCs w:val="20"/>
-                <w:lang w:val="en-GB" w:eastAsia="sl-SI"/>
-              </w:rPr>
-              <w:t xml:space="preserve"> and </w:t>
-            </w:r>
-            <w:proofErr w:type="spellStart"/>
-            <w:r>
-              <w:rPr>
-                <w:rFonts w:eastAsia="Times New Roman" w:cs="Times New Roman"/>
-                <w:color w:val="000000"/>
-                <w:sz w:val="20"/>
-                <w:szCs w:val="20"/>
-                <w:lang w:val="en-GB" w:eastAsia="sl-SI"/>
-              </w:rPr>
-              <w:t>C1</w:t>
-            </w:r>
-            <w:proofErr w:type="spellEnd"/>
-            <w:r>
-              <w:rPr>
-                <w:rFonts w:eastAsia="Times New Roman" w:cs="Times New Roman"/>
-                <w:color w:val="000000"/>
-                <w:sz w:val="20"/>
-                <w:szCs w:val="20"/>
-                <w:lang w:val="en-GB" w:eastAsia="sl-SI"/>
-              </w:rPr>
-              <w:t xml:space="preserve"> solution </w:t>
+            <w:r>
+              <w:rPr>
+                <w:rFonts w:eastAsia="Times New Roman" w:cs="Times New Roman"/>
+                <w:color w:val="000000"/>
+                <w:sz w:val="20"/>
+                <w:szCs w:val="20"/>
+                <w:lang w:val="en-GB" w:eastAsia="sl-SI"/>
+              </w:rPr>
+              <w:t xml:space="preserve">PowerBead Pro Tubes (2ml) containing PowerBead and C1 solution </w:t>
             </w:r>
           </w:p>
         </w:tc>
@@ -6743,73 +5342,7 @@
                 <w:szCs w:val="20"/>
                 <w:lang w:val="en-GB" w:eastAsia="sl-SI"/>
               </w:rPr>
-              <w:t>2,0 ml nuclease-free tubes (</w:t>
-            </w:r>
-            <w:proofErr w:type="spellStart"/>
-            <w:r>
-              <w:rPr>
-                <w:rFonts w:eastAsia="Times New Roman" w:cs="Times New Roman"/>
-                <w:color w:val="000000"/>
-                <w:sz w:val="20"/>
-                <w:szCs w:val="20"/>
-                <w:lang w:val="en-GB" w:eastAsia="sl-SI"/>
-              </w:rPr>
-              <w:t>Starstedt</w:t>
-            </w:r>
-            <w:proofErr w:type="spellEnd"/>
-            <w:r>
-              <w:rPr>
-                <w:rFonts w:eastAsia="Times New Roman" w:cs="Times New Roman"/>
-                <w:color w:val="000000"/>
-                <w:sz w:val="20"/>
-                <w:szCs w:val="20"/>
-                <w:lang w:val="en-GB" w:eastAsia="sl-SI"/>
-              </w:rPr>
-              <w:t>, DE) with 0.1 mm (</w:t>
-            </w:r>
-            <w:proofErr w:type="spellStart"/>
-            <w:r>
-              <w:rPr>
-                <w:rFonts w:eastAsia="Times New Roman" w:cs="Times New Roman"/>
-                <w:color w:val="000000"/>
-                <w:sz w:val="20"/>
-                <w:szCs w:val="20"/>
-                <w:lang w:val="en-GB" w:eastAsia="sl-SI"/>
-              </w:rPr>
-              <w:t>0.25g</w:t>
-            </w:r>
-            <w:proofErr w:type="spellEnd"/>
-            <w:r>
-              <w:rPr>
-                <w:rFonts w:eastAsia="Times New Roman" w:cs="Times New Roman"/>
-                <w:color w:val="000000"/>
-                <w:sz w:val="20"/>
-                <w:szCs w:val="20"/>
-                <w:lang w:val="en-GB" w:eastAsia="sl-SI"/>
-              </w:rPr>
-              <w:t>) and 0.5 mm (</w:t>
-            </w:r>
-            <w:proofErr w:type="spellStart"/>
-            <w:r>
-              <w:rPr>
-                <w:rFonts w:eastAsia="Times New Roman" w:cs="Times New Roman"/>
-                <w:color w:val="000000"/>
-                <w:sz w:val="20"/>
-                <w:szCs w:val="20"/>
-                <w:lang w:val="en-GB" w:eastAsia="sl-SI"/>
-              </w:rPr>
-              <w:t>0.25g</w:t>
-            </w:r>
-            <w:proofErr w:type="spellEnd"/>
-            <w:r>
-              <w:rPr>
-                <w:rFonts w:eastAsia="Times New Roman" w:cs="Times New Roman"/>
-                <w:color w:val="000000"/>
-                <w:sz w:val="20"/>
-                <w:szCs w:val="20"/>
-                <w:lang w:val="en-GB" w:eastAsia="sl-SI"/>
-              </w:rPr>
-              <w:t xml:space="preserve">) silica beads </w:t>
+              <w:t xml:space="preserve">2,0 ml nuclease-free tubes (Starstedt, DE) with 0.1 mm (0.25g) and 0.5 mm (0.25g) silica beads </w:t>
             </w:r>
             <w:r>
               <w:rPr>
@@ -6820,51 +5353,7 @@
                 <w:lang w:val="en-GB" w:eastAsia="sl-SI"/>
               </w:rPr>
               <w:lastRenderedPageBreak/>
-              <w:t>(</w:t>
-            </w:r>
-            <w:proofErr w:type="spellStart"/>
-            <w:r>
-              <w:rPr>
-                <w:rFonts w:eastAsia="Times New Roman" w:cs="Times New Roman"/>
-                <w:color w:val="000000"/>
-                <w:sz w:val="20"/>
-                <w:szCs w:val="20"/>
-                <w:lang w:val="en-GB" w:eastAsia="sl-SI"/>
-              </w:rPr>
-              <w:t>Biospec</w:t>
-            </w:r>
-            <w:proofErr w:type="spellEnd"/>
-            <w:r>
-              <w:rPr>
-                <w:rFonts w:eastAsia="Times New Roman" w:cs="Times New Roman"/>
-                <w:color w:val="000000"/>
-                <w:sz w:val="20"/>
-                <w:szCs w:val="20"/>
-                <w:lang w:val="en-GB" w:eastAsia="sl-SI"/>
-              </w:rPr>
-              <w:t xml:space="preserve"> Products, US) and </w:t>
-            </w:r>
-            <w:proofErr w:type="spellStart"/>
-            <w:r>
-              <w:rPr>
-                <w:rFonts w:eastAsia="Times New Roman" w:cs="Times New Roman"/>
-                <w:color w:val="000000"/>
-                <w:sz w:val="20"/>
-                <w:szCs w:val="20"/>
-                <w:lang w:val="en-GB" w:eastAsia="sl-SI"/>
-              </w:rPr>
-              <w:t>ATL</w:t>
-            </w:r>
-            <w:proofErr w:type="spellEnd"/>
-            <w:r>
-              <w:rPr>
-                <w:rFonts w:eastAsia="Times New Roman" w:cs="Times New Roman"/>
-                <w:color w:val="000000"/>
-                <w:sz w:val="20"/>
-                <w:szCs w:val="20"/>
-                <w:lang w:val="en-GB" w:eastAsia="sl-SI"/>
-              </w:rPr>
-              <w:t xml:space="preserve"> buffer</w:t>
+              <w:t>(Biospec Products, US) and ATL buffer</w:t>
             </w:r>
           </w:p>
         </w:tc>
@@ -6937,6 +5426,15 @@
         </w:rPr>
         <w:t xml:space="preserve"> in this thesis.  </w:t>
       </w:r>
+    </w:p>
+    <w:p>
+      <w:pPr>
+        <w:rPr>
+          <w:b/>
+          <w:bCs/>
+          <w:lang w:val="en-GB"/>
+        </w:rPr>
+      </w:pPr>
     </w:p>
     <w:bookmarkEnd w:id="0"/>
     <w:p>
@@ -7006,25 +5504,7 @@
           <w:szCs w:val="24"/>
           <w:lang w:val="en-GB"/>
         </w:rPr>
-        <w:t xml:space="preserve">We compared different variations of ethanol and heat shock on stool samples to determine, which treatment is more effective for elimination of vegetative cells and later isolation of spore-forming bacteria from stool samples in culture (Supplement </w:t>
-      </w:r>
-      <w:proofErr w:type="spellStart"/>
-      <w:r>
-        <w:rPr>
-          <w:rFonts w:cs="Times New Roman"/>
-          <w:szCs w:val="24"/>
-          <w:lang w:val="en-GB"/>
-        </w:rPr>
-        <w:t>žnj</w:t>
-      </w:r>
-      <w:proofErr w:type="spellEnd"/>
-      <w:r>
-        <w:rPr>
-          <w:rFonts w:cs="Times New Roman"/>
-          <w:szCs w:val="24"/>
-          <w:lang w:val="en-GB"/>
-        </w:rPr>
-        <w:t>) and for DNA isolation from spores only.</w:t>
+        <w:t>We compared different variations of ethanol and heat shock on stool samples to determine, which treatment is more effective for elimination of vegetative cells and later isolation of spore-forming bacteria from stool samples in culture (Supplement žnj) and for DNA isolation from spores only.</w:t>
       </w:r>
       <w:bookmarkStart w:id="1" w:name="_Toc184220083"/>
       <w:bookmarkStart w:id="2" w:name="_Hlk184283269"/>
@@ -7087,23 +5567,7 @@
           <w:rFonts w:cs="Times New Roman"/>
           <w:lang w:val="en-GB"/>
         </w:rPr>
-        <w:t>(</w:t>
-      </w:r>
-      <w:proofErr w:type="spellStart"/>
-      <w:r>
-        <w:rPr>
-          <w:rFonts w:cs="Times New Roman"/>
-          <w:lang w:val="en-GB"/>
-        </w:rPr>
-        <w:t>Setlow</w:t>
-      </w:r>
-      <w:proofErr w:type="spellEnd"/>
-      <w:r>
-        <w:rPr>
-          <w:rFonts w:cs="Times New Roman"/>
-          <w:lang w:val="en-GB"/>
-        </w:rPr>
-        <w:t>, 2014)</w:t>
+        <w:t>(Setlow, 2014)</w:t>
       </w:r>
       <w:r>
         <w:rPr>
@@ -7115,49 +5579,7 @@
         <w:rPr>
           <w:lang w:val="en-GB"/>
         </w:rPr>
-        <w:t xml:space="preserve">. We choose to test ethanol shock using 100% and 70% ethanol and heat shock performed at 80 °C for 30 or 60 min. Two stool samples were aliquoted and subjected to shock treatment. For ethanol shock, aliquots were resuspended in 1,5 ml of 70% or 100% ethanol and incubated for 24 h with vigorous shaking (1500 rpm) on thermomixer (Eppendorf, Germany) at room temperature (23 °C). For heat shock, stool aliquots were resuspended in 1,5 ml of 0.9% NaCl solution and heated for 30 or 60 min at 80 °C with vigorous shaking (1500 rpm) on thermomixer (Eppendorf, Germany). After the shock treatment samples were washed 3 times with distilled water. At the last washing step, each sample was separated in half. One half of the pellet was resuspended in 500 µl distilled water and second was resuspended in 500 µl 5% bile acids solution (Sigma-Aldrich, USA). The resuspended pellets were plated in whole on BHIS agar medium (1,5% agar) or added to liquid BHIS media. BHIS is composed of brain-heart infusion (BHI, </w:t>
-      </w:r>
-      <w:proofErr w:type="spellStart"/>
-      <w:r>
-        <w:rPr>
-          <w:lang w:val="en-GB"/>
-        </w:rPr>
-        <w:t>Biolife</w:t>
-      </w:r>
-      <w:proofErr w:type="spellEnd"/>
-      <w:r>
-        <w:rPr>
-          <w:lang w:val="en-GB"/>
-        </w:rPr>
-        <w:t>, Italy) with 0.1% L-cysteine (Merck, USA) and 0.5% yeast extract (</w:t>
-      </w:r>
-      <w:proofErr w:type="spellStart"/>
-      <w:r>
-        <w:rPr>
-          <w:lang w:val="en-GB"/>
-        </w:rPr>
-        <w:t>Biolife</w:t>
-      </w:r>
-      <w:proofErr w:type="spellEnd"/>
-      <w:r>
-        <w:rPr>
-          <w:lang w:val="en-GB"/>
-        </w:rPr>
-        <w:t xml:space="preserve">, Italy). Incubation took place in the anaerobic workstation (Whitley </w:t>
-      </w:r>
-      <w:proofErr w:type="spellStart"/>
-      <w:r>
-        <w:rPr>
-          <w:lang w:val="en-GB"/>
-        </w:rPr>
-        <w:t>A35</w:t>
-      </w:r>
-      <w:proofErr w:type="spellEnd"/>
-      <w:r>
-        <w:rPr>
-          <w:lang w:val="en-GB"/>
-        </w:rPr>
-        <w:t>, Don Whitley Scientific, UK) at 37 °C for 14 days. On the 1</w:t>
+        <w:t>. We choose to test ethanol shock using 100% and 70% ethanol and heat shock performed at 80 °C for 30 or 60 min. Two stool samples were aliquoted and subjected to shock treatment. For ethanol shock, aliquots were resuspended in 1,5 ml of 70% or 100% ethanol and incubated for 24 h with vigorous shaking (1500 rpm) on thermomixer (Eppendorf, Germany) at room temperature (23 °C). For heat shock, stool aliquots were resuspended in 1,5 ml of 0.9% NaCl solution and heated for 30 or 60 min at 80 °C with vigorous shaking (1500 rpm) on thermomixer (Eppendorf, Germany). After the shock treatment samples were washed 3 times with distilled water. At the last washing step, each sample was separated in half. One half of the pellet was resuspended in 500 µl distilled water and second was resuspended in 500 µl 5% bile acids solution (Sigma-Aldrich, USA). The resuspended pellets were plated in whole on BHIS agar medium (1,5% agar) or added to liquid BHIS media. BHIS is composed of brain-heart infusion (BHI, Biolife, Italy) with 0.1% L-cysteine (Merck, USA) and 0.5% yeast extract (Biolife, Italy). Incubation took place in the anaerobic workstation (Whitley A35, Don Whitley Scientific, UK) at 37 °C for 14 days. On the 1</w:t>
       </w:r>
       <w:r>
         <w:rPr>
@@ -7274,63 +5696,7 @@
         <w:rPr>
           <w:lang w:val="en-GB"/>
         </w:rPr>
-        <w:t xml:space="preserve"> day two plates were swabbed in whole or 0,5 ml of liquid culture was used for DNA isolation. DNA was isolated using </w:t>
-      </w:r>
-      <w:proofErr w:type="spellStart"/>
-      <w:r>
-        <w:rPr>
-          <w:lang w:val="en-GB"/>
-        </w:rPr>
-        <w:t>MasterPure</w:t>
-      </w:r>
-      <w:proofErr w:type="spellEnd"/>
-      <w:r>
-        <w:rPr>
-          <w:lang w:val="en-GB"/>
-        </w:rPr>
-        <w:t>™ Complete DNA and RNA Purification Kit (</w:t>
-      </w:r>
-      <w:proofErr w:type="spellStart"/>
-      <w:r>
-        <w:rPr>
-          <w:lang w:val="en-GB"/>
-        </w:rPr>
-        <w:t>Lucigen</w:t>
-      </w:r>
-      <w:proofErr w:type="spellEnd"/>
-      <w:r>
-        <w:rPr>
-          <w:lang w:val="en-GB"/>
-        </w:rPr>
-        <w:t xml:space="preserve">, US) with a pre-step of bead-beating the sample in Cell Lysis Solution with 0,5 g of 0,5 mm silica beads. Bead-beating was performed on </w:t>
-      </w:r>
-      <w:proofErr w:type="spellStart"/>
-      <w:r>
-        <w:rPr>
-          <w:lang w:val="en-GB"/>
-        </w:rPr>
-        <w:t>MagNA</w:t>
-      </w:r>
-      <w:proofErr w:type="spellEnd"/>
-      <w:r>
-        <w:rPr>
-          <w:lang w:val="en-GB"/>
-        </w:rPr>
-        <w:t xml:space="preserve"> </w:t>
-      </w:r>
-      <w:proofErr w:type="spellStart"/>
-      <w:r>
-        <w:rPr>
-          <w:lang w:val="en-GB"/>
-        </w:rPr>
-        <w:t>Lyser</w:t>
-      </w:r>
-      <w:proofErr w:type="spellEnd"/>
-      <w:r>
-        <w:rPr>
-          <w:lang w:val="en-GB"/>
-        </w:rPr>
-        <w:t xml:space="preserve"> (Roche Diagnostics, Germany) for 70 s at 7000 rpm.</w:t>
+        <w:t xml:space="preserve"> day two plates were swabbed in whole or 0,5 ml of liquid culture was used for DNA isolation. DNA was isolated using MasterPure™ Complete DNA and RNA Purification Kit (Lucigen, US) with a pre-step of bead-beating the sample in Cell Lysis Solution with 0,5 g of 0,5 mm silica beads. Bead-beating was performed on MagNA Lyser (Roche Diagnostics, Germany) for 70 s at 7000 rpm.</w:t>
       </w:r>
     </w:p>
     <w:p>
@@ -7344,39 +5710,7 @@
           <w:rFonts w:cs="Times New Roman"/>
           <w:szCs w:val="24"/>
         </w:rPr>
-        <w:t>The goal was to evaluate the efficacy of ethanol or heat shocks in eliminating vegetative cells from stool samples to improve cultivation of spore-forming bacteria. Additionally, we tested the impact of adding bile acids and/or enrichment in liquid culture to enhance germination of spores. Over a 14-day anaerobic cultivation, we monitored colony-forming unit (CFU</w:t>
-      </w:r>
-      <w:proofErr w:type="gramStart"/>
-      <w:r>
-        <w:rPr>
-          <w:rFonts w:cs="Times New Roman"/>
-          <w:szCs w:val="24"/>
-        </w:rPr>
-        <w:t>)</w:t>
-      </w:r>
-      <w:proofErr w:type="gramEnd"/>
-      <w:r>
-        <w:rPr>
-          <w:rFonts w:cs="Times New Roman"/>
-          <w:szCs w:val="24"/>
-        </w:rPr>
-        <w:t xml:space="preserve"> and community structure based on </w:t>
-      </w:r>
-      <w:proofErr w:type="spellStart"/>
-      <w:r>
-        <w:rPr>
-          <w:rFonts w:cs="Times New Roman"/>
-          <w:szCs w:val="24"/>
-        </w:rPr>
-        <w:t>16S</w:t>
-      </w:r>
-      <w:proofErr w:type="spellEnd"/>
-      <w:r>
-        <w:rPr>
-          <w:rFonts w:cs="Times New Roman"/>
-          <w:szCs w:val="24"/>
-        </w:rPr>
-        <w:t xml:space="preserve"> rRNA. </w:t>
+        <w:t xml:space="preserve">The goal was to evaluate the efficacy of ethanol or heat shocks in eliminating vegetative cells from stool samples to improve cultivation of spore-forming bacteria. Additionally, we tested the impact of adding bile acids and/or enrichment in liquid culture to enhance germination of spores. Over a 14-day anaerobic cultivation, we monitored colony-forming unit (CFU) and community structure based on 16S rRNA. </w:t>
       </w:r>
     </w:p>
     <w:p>
@@ -7539,7 +5873,6 @@
         </w:rPr>
         <w:t xml:space="preserve">, 34.1% </w:t>
       </w:r>
-      <w:proofErr w:type="spellStart"/>
       <w:r>
         <w:rPr>
           <w:rFonts w:cs="Times New Roman"/>
@@ -7549,7 +5882,6 @@
         </w:rPr>
         <w:t>Bacteriodota</w:t>
       </w:r>
-      <w:proofErr w:type="spellEnd"/>
       <w:r>
         <w:rPr>
           <w:rFonts w:cs="Times New Roman"/>
@@ -7557,7 +5889,6 @@
         </w:rPr>
         <w:t xml:space="preserve">, 3.6% </w:t>
       </w:r>
-      <w:proofErr w:type="spellStart"/>
       <w:r>
         <w:rPr>
           <w:rFonts w:cs="Times New Roman"/>
@@ -7567,7 +5898,6 @@
         </w:rPr>
         <w:t>Actinomycetota</w:t>
       </w:r>
-      <w:proofErr w:type="spellEnd"/>
       <w:r>
         <w:rPr>
           <w:rFonts w:cs="Times New Roman"/>
@@ -7591,7 +5921,6 @@
         </w:rPr>
         <w:t xml:space="preserve">, 4% </w:t>
       </w:r>
-      <w:proofErr w:type="spellStart"/>
       <w:r>
         <w:rPr>
           <w:rFonts w:cs="Times New Roman"/>
@@ -7601,7 +5930,6 @@
         </w:rPr>
         <w:t>Verrucomicrobiota</w:t>
       </w:r>
-      <w:proofErr w:type="spellEnd"/>
       <w:r>
         <w:rPr>
           <w:rFonts w:cs="Times New Roman"/>
@@ -7625,7 +5953,6 @@
         </w:rPr>
         <w:t xml:space="preserve"> and 1.4% other phyla). All treatments were able to some degree eliminate the non-spore-forming bacteria, but ethanol shock using 70% ethanol eliminated the greatest number of known non-sporeformers in the phyla </w:t>
       </w:r>
-      <w:proofErr w:type="spellStart"/>
       <w:r>
         <w:rPr>
           <w:rFonts w:cs="Times New Roman"/>
@@ -7635,7 +5962,6 @@
         </w:rPr>
         <w:t>Bacteriodota</w:t>
       </w:r>
-      <w:proofErr w:type="spellEnd"/>
       <w:r>
         <w:rPr>
           <w:rFonts w:cs="Times New Roman"/>
@@ -7643,7 +5969,6 @@
         </w:rPr>
         <w:t xml:space="preserve"> and </w:t>
       </w:r>
-      <w:proofErr w:type="spellStart"/>
       <w:r>
         <w:rPr>
           <w:rFonts w:cs="Times New Roman"/>
@@ -7653,7 +5978,6 @@
         </w:rPr>
         <w:t>Verrucomicrobiota</w:t>
       </w:r>
-      <w:proofErr w:type="spellEnd"/>
       <w:r>
         <w:rPr>
           <w:rFonts w:cs="Times New Roman"/>
@@ -7677,7 +6001,6 @@
         </w:rPr>
         <w:t xml:space="preserve"> and </w:t>
       </w:r>
-      <w:proofErr w:type="spellStart"/>
       <w:r>
         <w:rPr>
           <w:rFonts w:cs="Times New Roman"/>
@@ -7687,7 +6010,6 @@
         </w:rPr>
         <w:t>Actinomycetota</w:t>
       </w:r>
-      <w:proofErr w:type="spellEnd"/>
       <w:r>
         <w:rPr>
           <w:rFonts w:cs="Times New Roman"/>
@@ -8396,7 +6718,6 @@
                 <w:lang w:val="en-GB" w:eastAsia="sl-SI"/>
               </w:rPr>
             </w:pPr>
-            <w:proofErr w:type="spellStart"/>
             <w:r>
               <w:rPr>
                 <w:rFonts w:eastAsia="Times New Roman" w:cs="Times New Roman"/>
@@ -8405,7 +6726,6 @@
               </w:rPr>
               <w:t>Bacteroidota</w:t>
             </w:r>
-            <w:proofErr w:type="spellEnd"/>
           </w:p>
         </w:tc>
         <w:tc>
@@ -8598,7 +6918,6 @@
                 <w:lang w:val="en-GB" w:eastAsia="sl-SI"/>
               </w:rPr>
             </w:pPr>
-            <w:proofErr w:type="spellStart"/>
             <w:r>
               <w:rPr>
                 <w:rFonts w:eastAsia="Times New Roman" w:cs="Times New Roman"/>
@@ -8608,7 +6927,6 @@
               </w:rPr>
               <w:t>Actinomycetota</w:t>
             </w:r>
-            <w:proofErr w:type="spellEnd"/>
           </w:p>
         </w:tc>
         <w:tc>
@@ -9002,7 +7320,6 @@
                 <w:lang w:val="en-GB" w:eastAsia="sl-SI"/>
               </w:rPr>
             </w:pPr>
-            <w:proofErr w:type="spellStart"/>
             <w:r>
               <w:rPr>
                 <w:rFonts w:eastAsia="Times New Roman" w:cs="Times New Roman"/>
@@ -9012,7 +7329,6 @@
               </w:rPr>
               <w:t>Verrucomicrobiota</w:t>
             </w:r>
-            <w:proofErr w:type="spellEnd"/>
           </w:p>
         </w:tc>
         <w:tc>
@@ -9581,6 +7897,196 @@
         </w:tc>
       </w:tr>
     </w:tbl>
+    <w:p>
+      <w:pPr>
+        <w:rPr>
+          <w:b/>
+          <w:bCs/>
+          <w:lang w:val="en-GB"/>
+        </w:rPr>
+      </w:pPr>
+    </w:p>
+    <w:p>
+      <w:pPr>
+        <w:rPr>
+          <w:b/>
+          <w:bCs/>
+          <w:lang w:val="en-GB"/>
+        </w:rPr>
+      </w:pPr>
+    </w:p>
+    <w:p>
+      <w:pPr>
+        <w:rPr>
+          <w:b/>
+          <w:bCs/>
+          <w:lang w:val="en-GB"/>
+        </w:rPr>
+      </w:pPr>
+    </w:p>
+    <w:p>
+      <w:pPr>
+        <w:rPr>
+          <w:b/>
+          <w:bCs/>
+          <w:lang w:val="en-GB"/>
+        </w:rPr>
+      </w:pPr>
+      <w:r>
+        <w:rPr>
+          <w:b/>
+          <w:bCs/>
+          <w:lang w:val="en-GB"/>
+        </w:rPr>
+        <w:t xml:space="preserve">Supplement Figure 3. Relative abundance of microorganism detected in each sample. </w:t>
+      </w:r>
+    </w:p>
+    <w:p>
+      <w:pPr>
+        <w:rPr>
+          <w:b/>
+          <w:bCs/>
+          <w:lang w:val="en-GB"/>
+        </w:rPr>
+      </w:pPr>
+    </w:p>
+    <w:p>
+      <w:pPr>
+        <w:rPr>
+          <w:bCs/>
+          <w:lang w:val="en-GB"/>
+        </w:rPr>
+      </w:pPr>
+      <w:r>
+        <w:rPr>
+          <w:bCs/>
+          <w:noProof/>
+          <w:lang w:val="en-GB"/>
+        </w:rPr>
+        <w:drawing>
+          <wp:inline distT="0" distB="0" distL="0" distR="0" wp14:anchorId="475DA661" wp14:editId="49154D1C">
+            <wp:extent cx="5943600" cy="4533900"/>
+            <wp:effectExtent l="0" t="0" r="0" b="0"/>
+            <wp:docPr id="558851428" name="Picture 1" descr="A diagram of different colored triangles&#10;&#10;AI-generated content may be incorrect."/>
+            <wp:cNvGraphicFramePr>
+              <a:graphicFrameLocks xmlns:a="http://schemas.openxmlformats.org/drawingml/2006/main" noChangeAspect="1"/>
+            </wp:cNvGraphicFramePr>
+            <a:graphic xmlns:a="http://schemas.openxmlformats.org/drawingml/2006/main">
+              <a:graphicData uri="http://schemas.openxmlformats.org/drawingml/2006/picture">
+                <pic:pic xmlns:pic="http://schemas.openxmlformats.org/drawingml/2006/picture">
+                  <pic:nvPicPr>
+                    <pic:cNvPr id="558851428" name="Picture 1" descr="A diagram of different colored triangles&#10;&#10;AI-generated content may be incorrect."/>
+                    <pic:cNvPicPr>
+                      <a:picLocks noChangeAspect="1" noChangeArrowheads="1"/>
+                    </pic:cNvPicPr>
+                  </pic:nvPicPr>
+                  <pic:blipFill>
+                    <a:blip r:embed="rId7" cstate="print">
+                      <a:extLst>
+                        <a:ext uri="{28A0092B-C50C-407E-A947-70E740481C1C}">
+                          <a14:useLocalDpi xmlns:a14="http://schemas.microsoft.com/office/drawing/2010/main" val="0"/>
+                        </a:ext>
+                      </a:extLst>
+                    </a:blip>
+                    <a:srcRect/>
+                    <a:stretch>
+                      <a:fillRect/>
+                    </a:stretch>
+                  </pic:blipFill>
+                  <pic:spPr bwMode="auto">
+                    <a:xfrm>
+                      <a:off x="0" y="0"/>
+                      <a:ext cx="5943600" cy="4533900"/>
+                    </a:xfrm>
+                    <a:prstGeom prst="rect">
+                      <a:avLst/>
+                    </a:prstGeom>
+                    <a:noFill/>
+                    <a:ln>
+                      <a:noFill/>
+                    </a:ln>
+                  </pic:spPr>
+                </pic:pic>
+              </a:graphicData>
+            </a:graphic>
+          </wp:inline>
+        </w:drawing>
+      </w:r>
+    </w:p>
+    <w:p>
+      <w:pPr>
+        <w:rPr>
+          <w:bCs/>
+          <w:lang w:val="en-GB"/>
+        </w:rPr>
+      </w:pPr>
+      <w:r>
+        <w:rPr>
+          <w:bCs/>
+          <w:lang w:val="en-GB"/>
+        </w:rPr>
+        <w:t xml:space="preserve">Supplement Figure </w:t>
+      </w:r>
+      <w:r>
+        <w:rPr>
+          <w:bCs/>
+          <w:lang w:val="en-GB"/>
+        </w:rPr>
+        <w:t>4</w:t>
+      </w:r>
+      <w:r>
+        <w:rPr>
+          <w:bCs/>
+          <w:lang w:val="en-GB"/>
+        </w:rPr>
+        <w:t>. Beta diversity based on viruses</w:t>
+      </w:r>
+    </w:p>
+    <w:p>
+      <w:pPr>
+        <w:rPr>
+          <w:b/>
+          <w:bCs/>
+          <w:lang w:val="en-GB"/>
+        </w:rPr>
+      </w:pPr>
+    </w:p>
+    <w:p>
+      <w:pPr>
+        <w:rPr>
+          <w:b/>
+          <w:bCs/>
+          <w:lang w:val="en-GB"/>
+        </w:rPr>
+      </w:pPr>
+    </w:p>
+    <w:p>
+      <w:pPr>
+        <w:rPr>
+          <w:b/>
+          <w:bCs/>
+          <w:lang w:val="en-GB"/>
+        </w:rPr>
+      </w:pPr>
+    </w:p>
+    <w:p>
+      <w:pPr>
+        <w:rPr>
+          <w:b/>
+          <w:bCs/>
+          <w:lang w:val="en-GB"/>
+        </w:rPr>
+      </w:pPr>
+    </w:p>
+    <w:p>
+      <w:pPr>
+        <w:rPr>
+          <w:b/>
+          <w:bCs/>
+          <w:lang w:val="en-GB"/>
+        </w:rPr>
+      </w:pPr>
+    </w:p>
     <w:p>
       <w:pPr>
         <w:rPr>
@@ -9874,7 +8380,6 @@
                 <w:lang w:val="en-GB" w:eastAsia="en-GB"/>
               </w:rPr>
             </w:pPr>
-            <w:proofErr w:type="spellStart"/>
             <w:r>
               <w:rPr>
                 <w:rFonts w:eastAsia="Times New Roman" w:cs="Times New Roman"/>
@@ -9885,7 +8390,6 @@
               </w:rPr>
               <w:t>BSU_15030</w:t>
             </w:r>
-            <w:proofErr w:type="spellEnd"/>
           </w:p>
         </w:tc>
         <w:tc>
@@ -9913,7 +8417,6 @@
                 <w:lang w:val="en-GB" w:eastAsia="en-GB"/>
               </w:rPr>
             </w:pPr>
-            <w:proofErr w:type="spellStart"/>
             <w:r>
               <w:rPr>
                 <w:rFonts w:eastAsia="Times New Roman" w:cs="Times New Roman"/>
@@ -9924,7 +8427,6 @@
               </w:rPr>
               <w:t>spoVV</w:t>
             </w:r>
-            <w:proofErr w:type="spellEnd"/>
           </w:p>
         </w:tc>
         <w:tc>
@@ -10043,7 +8545,6 @@
                 <w:lang w:val="en-GB" w:eastAsia="en-GB"/>
               </w:rPr>
             </w:pPr>
-            <w:proofErr w:type="spellStart"/>
             <w:r>
               <w:rPr>
                 <w:rFonts w:eastAsia="Times New Roman" w:cs="Times New Roman"/>
@@ -10054,7 +8555,6 @@
               </w:rPr>
               <w:t>BSU_27970</w:t>
             </w:r>
-            <w:proofErr w:type="spellEnd"/>
           </w:p>
         </w:tc>
         <w:tc>
@@ -10082,7 +8582,6 @@
                 <w:lang w:val="en-GB" w:eastAsia="en-GB"/>
               </w:rPr>
             </w:pPr>
-            <w:proofErr w:type="spellStart"/>
             <w:r>
               <w:rPr>
                 <w:rFonts w:eastAsia="Times New Roman" w:cs="Times New Roman"/>
@@ -10093,7 +8592,6 @@
               </w:rPr>
               <w:t>spoIVFB</w:t>
             </w:r>
-            <w:proofErr w:type="spellEnd"/>
           </w:p>
         </w:tc>
         <w:tc>
@@ -10212,7 +8710,6 @@
                 <w:lang w:val="en-GB" w:eastAsia="en-GB"/>
               </w:rPr>
             </w:pPr>
-            <w:proofErr w:type="spellStart"/>
             <w:r>
               <w:rPr>
                 <w:rFonts w:eastAsia="Times New Roman" w:cs="Times New Roman"/>
@@ -10223,7 +8720,6 @@
               </w:rPr>
               <w:t>BSU_40410</w:t>
             </w:r>
-            <w:proofErr w:type="spellEnd"/>
           </w:p>
         </w:tc>
         <w:tc>
@@ -10251,7 +8747,6 @@
                 <w:lang w:val="en-GB" w:eastAsia="en-GB"/>
               </w:rPr>
             </w:pPr>
-            <w:proofErr w:type="spellStart"/>
             <w:r>
               <w:rPr>
                 <w:rFonts w:eastAsia="Times New Roman" w:cs="Times New Roman"/>
@@ -10262,7 +8757,6 @@
               </w:rPr>
               <w:t>walR</w:t>
             </w:r>
-            <w:proofErr w:type="spellEnd"/>
           </w:p>
         </w:tc>
         <w:tc>
@@ -10381,7 +8875,6 @@
                 <w:lang w:val="en-GB" w:eastAsia="en-GB"/>
               </w:rPr>
             </w:pPr>
-            <w:proofErr w:type="spellStart"/>
             <w:r>
               <w:rPr>
                 <w:rFonts w:eastAsia="Times New Roman" w:cs="Times New Roman"/>
@@ -10392,7 +8885,6 @@
               </w:rPr>
               <w:t>BSU_01690</w:t>
             </w:r>
-            <w:proofErr w:type="spellEnd"/>
           </w:p>
         </w:tc>
         <w:tc>
@@ -10420,7 +8912,6 @@
                 <w:lang w:val="en-GB" w:eastAsia="en-GB"/>
               </w:rPr>
             </w:pPr>
-            <w:proofErr w:type="spellStart"/>
             <w:r>
               <w:rPr>
                 <w:rFonts w:eastAsia="Times New Roman" w:cs="Times New Roman"/>
@@ -10431,7 +8922,6 @@
               </w:rPr>
               <w:t>murR</w:t>
             </w:r>
-            <w:proofErr w:type="spellEnd"/>
           </w:p>
         </w:tc>
         <w:tc>
@@ -10550,7 +9040,6 @@
                 <w:lang w:val="en-GB" w:eastAsia="en-GB"/>
               </w:rPr>
             </w:pPr>
-            <w:proofErr w:type="spellStart"/>
             <w:r>
               <w:rPr>
                 <w:rFonts w:eastAsia="Times New Roman" w:cs="Times New Roman"/>
@@ -10561,7 +9050,6 @@
               </w:rPr>
               <w:t>BSU_13710</w:t>
             </w:r>
-            <w:proofErr w:type="spellEnd"/>
           </w:p>
         </w:tc>
         <w:tc>
@@ -10589,7 +9077,6 @@
                 <w:lang w:val="en-GB" w:eastAsia="en-GB"/>
               </w:rPr>
             </w:pPr>
-            <w:proofErr w:type="spellStart"/>
             <w:r>
               <w:rPr>
                 <w:rFonts w:eastAsia="Times New Roman" w:cs="Times New Roman"/>
@@ -10600,7 +9087,6 @@
               </w:rPr>
               <w:t>ykvI</w:t>
             </w:r>
-            <w:proofErr w:type="spellEnd"/>
           </w:p>
         </w:tc>
         <w:tc>
@@ -10719,7 +9205,6 @@
                 <w:lang w:val="en-GB" w:eastAsia="en-GB"/>
               </w:rPr>
             </w:pPr>
-            <w:proofErr w:type="spellStart"/>
             <w:r>
               <w:rPr>
                 <w:rFonts w:eastAsia="Times New Roman" w:cs="Times New Roman"/>
@@ -10730,7 +9215,6 @@
               </w:rPr>
               <w:t>BSU_16700</w:t>
             </w:r>
-            <w:proofErr w:type="spellEnd"/>
           </w:p>
         </w:tc>
         <w:tc>
@@ -10758,7 +9242,6 @@
                 <w:lang w:val="en-GB" w:eastAsia="en-GB"/>
               </w:rPr>
             </w:pPr>
-            <w:proofErr w:type="spellStart"/>
             <w:r>
               <w:rPr>
                 <w:rFonts w:eastAsia="Times New Roman" w:cs="Times New Roman"/>
@@ -10769,7 +9252,6 @@
               </w:rPr>
               <w:t>ylxY</w:t>
             </w:r>
-            <w:proofErr w:type="spellEnd"/>
           </w:p>
         </w:tc>
         <w:tc>
@@ -10839,7 +9321,6 @@
                 <w:lang w:val="en-GB" w:eastAsia="en-GB"/>
               </w:rPr>
             </w:pPr>
-            <w:proofErr w:type="spellStart"/>
             <w:r>
               <w:rPr>
                 <w:rFonts w:eastAsia="Times New Roman" w:cs="Times New Roman"/>
@@ -10850,20 +9331,7 @@
                 <w:szCs w:val="20"/>
                 <w:lang w:val="en-GB" w:eastAsia="en-GB"/>
               </w:rPr>
-              <w:t>Clostridioides</w:t>
-            </w:r>
-            <w:proofErr w:type="spellEnd"/>
-            <w:r>
-              <w:rPr>
-                <w:rFonts w:eastAsia="Times New Roman" w:cs="Times New Roman"/>
-                <w:i/>
-                <w:iCs/>
-                <w:color w:val="000000"/>
-                <w:sz w:val="20"/>
-                <w:szCs w:val="20"/>
-                <w:lang w:val="en-GB" w:eastAsia="en-GB"/>
-              </w:rPr>
-              <w:t xml:space="preserve"> difficile</w:t>
+              <w:t>Clostridioides difficile</w:t>
             </w:r>
             <w:r>
               <w:rPr>
@@ -10902,7 +9370,6 @@
                 <w:lang w:val="en-GB" w:eastAsia="en-GB"/>
               </w:rPr>
             </w:pPr>
-            <w:proofErr w:type="spellStart"/>
             <w:r>
               <w:rPr>
                 <w:rFonts w:eastAsia="Times New Roman" w:cs="Times New Roman"/>
@@ -10913,7 +9380,6 @@
               </w:rPr>
               <w:t>CD630_RS18820</w:t>
             </w:r>
-            <w:proofErr w:type="spellEnd"/>
           </w:p>
         </w:tc>
         <w:tc>
@@ -10941,7 +9407,6 @@
                 <w:lang w:val="en-GB" w:eastAsia="en-GB"/>
               </w:rPr>
             </w:pPr>
-            <w:proofErr w:type="spellStart"/>
             <w:r>
               <w:rPr>
                 <w:rFonts w:eastAsia="Times New Roman" w:cs="Times New Roman"/>
@@ -10952,7 +9417,6 @@
               </w:rPr>
               <w:t>spmB</w:t>
             </w:r>
-            <w:proofErr w:type="spellEnd"/>
           </w:p>
         </w:tc>
         <w:tc>
@@ -11022,7 +9486,6 @@
                 <w:lang w:val="en-GB" w:eastAsia="en-GB"/>
               </w:rPr>
             </w:pPr>
-            <w:proofErr w:type="spellStart"/>
             <w:r>
               <w:rPr>
                 <w:rFonts w:eastAsia="Times New Roman" w:cs="Times New Roman"/>
@@ -11033,20 +9496,7 @@
                 <w:szCs w:val="20"/>
                 <w:lang w:val="en-GB" w:eastAsia="en-GB"/>
               </w:rPr>
-              <w:t>Clostridioides</w:t>
-            </w:r>
-            <w:proofErr w:type="spellEnd"/>
-            <w:r>
-              <w:rPr>
-                <w:rFonts w:eastAsia="Times New Roman" w:cs="Times New Roman"/>
-                <w:i/>
-                <w:iCs/>
-                <w:color w:val="000000"/>
-                <w:sz w:val="20"/>
-                <w:szCs w:val="20"/>
-                <w:lang w:val="en-GB" w:eastAsia="en-GB"/>
-              </w:rPr>
-              <w:t xml:space="preserve"> difficile</w:t>
+              <w:t>Clostridioides difficile</w:t>
             </w:r>
             <w:r>
               <w:rPr>
@@ -11085,7 +9535,6 @@
                 <w:lang w:val="en-GB" w:eastAsia="en-GB"/>
               </w:rPr>
             </w:pPr>
-            <w:proofErr w:type="spellStart"/>
             <w:r>
               <w:rPr>
                 <w:rFonts w:eastAsia="Times New Roman" w:cs="Times New Roman"/>
@@ -11096,7 +9545,6 @@
               </w:rPr>
               <w:t>CD630_RS18825</w:t>
             </w:r>
-            <w:proofErr w:type="spellEnd"/>
           </w:p>
         </w:tc>
         <w:tc>
@@ -11124,7 +9572,6 @@
                 <w:lang w:val="en-GB" w:eastAsia="en-GB"/>
               </w:rPr>
             </w:pPr>
-            <w:proofErr w:type="spellStart"/>
             <w:r>
               <w:rPr>
                 <w:rFonts w:eastAsia="Times New Roman" w:cs="Times New Roman"/>
@@ -11135,7 +9582,6 @@
               </w:rPr>
               <w:t>spmA</w:t>
             </w:r>
-            <w:proofErr w:type="spellEnd"/>
           </w:p>
         </w:tc>
         <w:tc>
@@ -11205,7 +9651,6 @@
                 <w:lang w:val="en-GB" w:eastAsia="en-GB"/>
               </w:rPr>
             </w:pPr>
-            <w:proofErr w:type="spellStart"/>
             <w:r>
               <w:rPr>
                 <w:rFonts w:eastAsia="Times New Roman" w:cs="Times New Roman"/>
@@ -11216,20 +9661,7 @@
                 <w:szCs w:val="20"/>
                 <w:lang w:val="en-GB" w:eastAsia="en-GB"/>
               </w:rPr>
-              <w:t>Clostridioides</w:t>
-            </w:r>
-            <w:proofErr w:type="spellEnd"/>
-            <w:r>
-              <w:rPr>
-                <w:rFonts w:eastAsia="Times New Roman" w:cs="Times New Roman"/>
-                <w:i/>
-                <w:iCs/>
-                <w:color w:val="000000"/>
-                <w:sz w:val="20"/>
-                <w:szCs w:val="20"/>
-                <w:lang w:val="en-GB" w:eastAsia="en-GB"/>
-              </w:rPr>
-              <w:t xml:space="preserve"> difficile</w:t>
+              <w:t>Clostridioides difficile</w:t>
             </w:r>
             <w:r>
               <w:rPr>
@@ -11268,7 +9700,6 @@
                 <w:lang w:val="en-GB" w:eastAsia="en-GB"/>
               </w:rPr>
             </w:pPr>
-            <w:proofErr w:type="spellStart"/>
             <w:r>
               <w:rPr>
                 <w:rFonts w:eastAsia="Times New Roman" w:cs="Times New Roman"/>
@@ -11279,7 +9710,6 @@
               </w:rPr>
               <w:t>CD630_RS19535</w:t>
             </w:r>
-            <w:proofErr w:type="spellEnd"/>
           </w:p>
         </w:tc>
         <w:tc>
@@ -11307,7 +9737,6 @@
                 <w:lang w:val="en-GB" w:eastAsia="en-GB"/>
               </w:rPr>
             </w:pPr>
-            <w:proofErr w:type="spellStart"/>
             <w:r>
               <w:rPr>
                 <w:rFonts w:eastAsia="Times New Roman" w:cs="Times New Roman"/>
@@ -11318,7 +9747,6 @@
               </w:rPr>
               <w:t>noc</w:t>
             </w:r>
-            <w:proofErr w:type="spellEnd"/>
           </w:p>
         </w:tc>
         <w:tc>
@@ -11388,7 +9816,6 @@
                 <w:lang w:val="en-GB" w:eastAsia="en-GB"/>
               </w:rPr>
             </w:pPr>
-            <w:proofErr w:type="spellStart"/>
             <w:r>
               <w:rPr>
                 <w:rFonts w:eastAsia="Times New Roman" w:cs="Times New Roman"/>
@@ -11399,20 +9826,7 @@
                 <w:szCs w:val="20"/>
                 <w:lang w:val="en-GB" w:eastAsia="en-GB"/>
               </w:rPr>
-              <w:t>Clostridioides</w:t>
-            </w:r>
-            <w:proofErr w:type="spellEnd"/>
-            <w:r>
-              <w:rPr>
-                <w:rFonts w:eastAsia="Times New Roman" w:cs="Times New Roman"/>
-                <w:i/>
-                <w:iCs/>
-                <w:color w:val="000000"/>
-                <w:sz w:val="20"/>
-                <w:szCs w:val="20"/>
-                <w:lang w:val="en-GB" w:eastAsia="en-GB"/>
-              </w:rPr>
-              <w:t xml:space="preserve"> difficile</w:t>
+              <w:t>Clostridioides difficile</w:t>
             </w:r>
             <w:r>
               <w:rPr>
@@ -11451,7 +9865,6 @@
                 <w:lang w:val="en-GB" w:eastAsia="en-GB"/>
               </w:rPr>
             </w:pPr>
-            <w:proofErr w:type="spellStart"/>
             <w:r>
               <w:rPr>
                 <w:rFonts w:eastAsia="Times New Roman" w:cs="Times New Roman"/>
@@ -11462,7 +9875,6 @@
               </w:rPr>
               <w:t>CD630_RS08555</w:t>
             </w:r>
-            <w:proofErr w:type="spellEnd"/>
           </w:p>
         </w:tc>
         <w:tc>
@@ -11490,7 +9902,6 @@
                 <w:lang w:val="en-GB" w:eastAsia="en-GB"/>
               </w:rPr>
             </w:pPr>
-            <w:proofErr w:type="spellStart"/>
             <w:r>
               <w:rPr>
                 <w:rFonts w:eastAsia="Times New Roman" w:cs="Times New Roman"/>
@@ -11501,7 +9912,6 @@
               </w:rPr>
               <w:t>CD630_RS08555</w:t>
             </w:r>
-            <w:proofErr w:type="spellEnd"/>
           </w:p>
         </w:tc>
         <w:tc>
@@ -11571,7 +9981,6 @@
                 <w:lang w:val="en-GB" w:eastAsia="en-GB"/>
               </w:rPr>
             </w:pPr>
-            <w:proofErr w:type="spellStart"/>
             <w:r>
               <w:rPr>
                 <w:rFonts w:eastAsia="Times New Roman" w:cs="Times New Roman"/>
@@ -11582,20 +9991,7 @@
                 <w:szCs w:val="20"/>
                 <w:lang w:val="en-GB" w:eastAsia="en-GB"/>
               </w:rPr>
-              <w:t>Clostridioides</w:t>
-            </w:r>
-            <w:proofErr w:type="spellEnd"/>
-            <w:r>
-              <w:rPr>
-                <w:rFonts w:eastAsia="Times New Roman" w:cs="Times New Roman"/>
-                <w:i/>
-                <w:iCs/>
-                <w:color w:val="000000"/>
-                <w:sz w:val="20"/>
-                <w:szCs w:val="20"/>
-                <w:lang w:val="en-GB" w:eastAsia="en-GB"/>
-              </w:rPr>
-              <w:t xml:space="preserve"> difficile</w:t>
+              <w:t>Clostridioides difficile</w:t>
             </w:r>
             <w:r>
               <w:rPr>
@@ -11634,7 +10030,6 @@
                 <w:lang w:val="en-GB" w:eastAsia="en-GB"/>
               </w:rPr>
             </w:pPr>
-            <w:proofErr w:type="spellStart"/>
             <w:r>
               <w:rPr>
                 <w:rFonts w:eastAsia="Times New Roman" w:cs="Times New Roman"/>
@@ -11645,7 +10040,6 @@
               </w:rPr>
               <w:t>CD630_RS18610</w:t>
             </w:r>
-            <w:proofErr w:type="spellEnd"/>
           </w:p>
         </w:tc>
         <w:tc>
@@ -11673,7 +10067,6 @@
                 <w:lang w:val="en-GB" w:eastAsia="en-GB"/>
               </w:rPr>
             </w:pPr>
-            <w:proofErr w:type="spellStart"/>
             <w:r>
               <w:rPr>
                 <w:rFonts w:eastAsia="Times New Roman" w:cs="Times New Roman"/>
@@ -11684,7 +10077,6 @@
               </w:rPr>
               <w:t>spoVT</w:t>
             </w:r>
-            <w:proofErr w:type="spellEnd"/>
           </w:p>
         </w:tc>
         <w:tc>
@@ -11754,7 +10146,6 @@
                 <w:lang w:val="en-GB" w:eastAsia="en-GB"/>
               </w:rPr>
             </w:pPr>
-            <w:proofErr w:type="spellStart"/>
             <w:r>
               <w:rPr>
                 <w:rFonts w:eastAsia="Times New Roman" w:cs="Times New Roman"/>
@@ -11765,20 +10156,7 @@
                 <w:szCs w:val="20"/>
                 <w:lang w:val="en-GB" w:eastAsia="en-GB"/>
               </w:rPr>
-              <w:t>Clostridioides</w:t>
-            </w:r>
-            <w:proofErr w:type="spellEnd"/>
-            <w:r>
-              <w:rPr>
-                <w:rFonts w:eastAsia="Times New Roman" w:cs="Times New Roman"/>
-                <w:i/>
-                <w:iCs/>
-                <w:color w:val="000000"/>
-                <w:sz w:val="20"/>
-                <w:szCs w:val="20"/>
-                <w:lang w:val="en-GB" w:eastAsia="en-GB"/>
-              </w:rPr>
-              <w:t xml:space="preserve"> difficile</w:t>
+              <w:t>Clostridioides difficile</w:t>
             </w:r>
             <w:r>
               <w:rPr>
@@ -11817,7 +10195,6 @@
                 <w:lang w:val="en-GB" w:eastAsia="en-GB"/>
               </w:rPr>
             </w:pPr>
-            <w:proofErr w:type="spellStart"/>
             <w:r>
               <w:rPr>
                 <w:rFonts w:eastAsia="Times New Roman" w:cs="Times New Roman"/>
@@ -11828,7 +10205,6 @@
               </w:rPr>
               <w:t>CD630_RS14080</w:t>
             </w:r>
-            <w:proofErr w:type="spellEnd"/>
           </w:p>
         </w:tc>
         <w:tc>
@@ -11856,7 +10232,6 @@
                 <w:lang w:val="en-GB" w:eastAsia="en-GB"/>
               </w:rPr>
             </w:pPr>
-            <w:proofErr w:type="spellStart"/>
             <w:r>
               <w:rPr>
                 <w:rFonts w:eastAsia="Times New Roman" w:cs="Times New Roman"/>
@@ -11867,7 +10242,6 @@
               </w:rPr>
               <w:t>spoIVA</w:t>
             </w:r>
-            <w:proofErr w:type="spellEnd"/>
           </w:p>
         </w:tc>
         <w:tc>
@@ -11937,7 +10311,6 @@
                 <w:lang w:val="en-GB" w:eastAsia="en-GB"/>
               </w:rPr>
             </w:pPr>
-            <w:proofErr w:type="spellStart"/>
             <w:r>
               <w:rPr>
                 <w:rFonts w:eastAsia="Times New Roman" w:cs="Times New Roman"/>
@@ -11948,20 +10321,7 @@
                 <w:szCs w:val="20"/>
                 <w:lang w:val="en-GB" w:eastAsia="en-GB"/>
               </w:rPr>
-              <w:t>Clostridioides</w:t>
-            </w:r>
-            <w:proofErr w:type="spellEnd"/>
-            <w:r>
-              <w:rPr>
-                <w:rFonts w:eastAsia="Times New Roman" w:cs="Times New Roman"/>
-                <w:i/>
-                <w:iCs/>
-                <w:color w:val="000000"/>
-                <w:sz w:val="20"/>
-                <w:szCs w:val="20"/>
-                <w:lang w:val="en-GB" w:eastAsia="en-GB"/>
-              </w:rPr>
-              <w:t xml:space="preserve"> difficile</w:t>
+              <w:t>Clostridioides difficile</w:t>
             </w:r>
             <w:r>
               <w:rPr>
@@ -12000,7 +10360,6 @@
                 <w:lang w:val="en-GB" w:eastAsia="en-GB"/>
               </w:rPr>
             </w:pPr>
-            <w:proofErr w:type="spellStart"/>
             <w:r>
               <w:rPr>
                 <w:rFonts w:eastAsia="Times New Roman" w:cs="Times New Roman"/>
@@ -12011,7 +10370,6 @@
               </w:rPr>
               <w:t>CD630_RS15860</w:t>
             </w:r>
-            <w:proofErr w:type="spellEnd"/>
           </w:p>
         </w:tc>
         <w:tc>
@@ -12039,7 +10397,6 @@
                 <w:lang w:val="en-GB" w:eastAsia="en-GB"/>
               </w:rPr>
             </w:pPr>
-            <w:proofErr w:type="spellStart"/>
             <w:r>
               <w:rPr>
                 <w:rFonts w:eastAsia="Times New Roman" w:cs="Times New Roman"/>
@@ -12050,7 +10407,6 @@
               </w:rPr>
               <w:t>dpsA</w:t>
             </w:r>
-            <w:proofErr w:type="spellEnd"/>
           </w:p>
         </w:tc>
         <w:tc>
@@ -12120,7 +10476,6 @@
                 <w:lang w:val="en-GB" w:eastAsia="en-GB"/>
               </w:rPr>
             </w:pPr>
-            <w:proofErr w:type="spellStart"/>
             <w:r>
               <w:rPr>
                 <w:rFonts w:eastAsia="Times New Roman" w:cs="Times New Roman"/>
@@ -12131,20 +10486,7 @@
                 <w:szCs w:val="20"/>
                 <w:lang w:val="en-GB" w:eastAsia="en-GB"/>
               </w:rPr>
-              <w:t>Clostridioides</w:t>
-            </w:r>
-            <w:proofErr w:type="spellEnd"/>
-            <w:r>
-              <w:rPr>
-                <w:rFonts w:eastAsia="Times New Roman" w:cs="Times New Roman"/>
-                <w:i/>
-                <w:iCs/>
-                <w:color w:val="000000"/>
-                <w:sz w:val="20"/>
-                <w:szCs w:val="20"/>
-                <w:lang w:val="en-GB" w:eastAsia="en-GB"/>
-              </w:rPr>
-              <w:t xml:space="preserve"> difficile</w:t>
+              <w:t>Clostridioides difficile</w:t>
             </w:r>
             <w:r>
               <w:rPr>
@@ -12183,7 +10525,6 @@
                 <w:lang w:val="en-GB" w:eastAsia="en-GB"/>
               </w:rPr>
             </w:pPr>
-            <w:proofErr w:type="spellStart"/>
             <w:r>
               <w:rPr>
                 <w:rFonts w:eastAsia="Times New Roman" w:cs="Times New Roman"/>
@@ -12194,7 +10535,6 @@
               </w:rPr>
               <w:t>CD630_RS03565</w:t>
             </w:r>
-            <w:proofErr w:type="spellEnd"/>
           </w:p>
         </w:tc>
         <w:tc>
@@ -12222,7 +10562,6 @@
                 <w:lang w:val="en-GB" w:eastAsia="en-GB"/>
               </w:rPr>
             </w:pPr>
-            <w:proofErr w:type="spellStart"/>
             <w:r>
               <w:rPr>
                 <w:rFonts w:eastAsia="Times New Roman" w:cs="Times New Roman"/>
@@ -12233,7 +10572,6 @@
               </w:rPr>
               <w:t>cotCB</w:t>
             </w:r>
-            <w:proofErr w:type="spellEnd"/>
           </w:p>
         </w:tc>
         <w:tc>
@@ -12303,7 +10641,6 @@
                 <w:lang w:val="en-GB" w:eastAsia="en-GB"/>
               </w:rPr>
             </w:pPr>
-            <w:proofErr w:type="spellStart"/>
             <w:r>
               <w:rPr>
                 <w:rFonts w:eastAsia="Times New Roman" w:cs="Times New Roman"/>
@@ -12314,20 +10651,7 @@
                 <w:szCs w:val="20"/>
                 <w:lang w:val="en-GB" w:eastAsia="en-GB"/>
               </w:rPr>
-              <w:t>Clostridioides</w:t>
-            </w:r>
-            <w:proofErr w:type="spellEnd"/>
-            <w:r>
-              <w:rPr>
-                <w:rFonts w:eastAsia="Times New Roman" w:cs="Times New Roman"/>
-                <w:i/>
-                <w:iCs/>
-                <w:color w:val="000000"/>
-                <w:sz w:val="20"/>
-                <w:szCs w:val="20"/>
-                <w:lang w:val="en-GB" w:eastAsia="en-GB"/>
-              </w:rPr>
-              <w:t xml:space="preserve"> difficile</w:t>
+              <w:t>Clostridioides difficile</w:t>
             </w:r>
             <w:r>
               <w:rPr>
@@ -12366,7 +10690,6 @@
                 <w:lang w:val="en-GB" w:eastAsia="en-GB"/>
               </w:rPr>
             </w:pPr>
-            <w:proofErr w:type="spellStart"/>
             <w:r>
               <w:rPr>
                 <w:rFonts w:eastAsia="Times New Roman" w:cs="Times New Roman"/>
@@ -12377,7 +10700,6 @@
               </w:rPr>
               <w:t>CD630_RS06675</w:t>
             </w:r>
-            <w:proofErr w:type="spellEnd"/>
           </w:p>
         </w:tc>
         <w:tc>
@@ -12405,7 +10727,6 @@
                 <w:lang w:val="en-GB" w:eastAsia="en-GB"/>
               </w:rPr>
             </w:pPr>
-            <w:proofErr w:type="spellStart"/>
             <w:r>
               <w:rPr>
                 <w:rFonts w:eastAsia="Times New Roman" w:cs="Times New Roman"/>
@@ -12416,7 +10737,6 @@
               </w:rPr>
               <w:t>spoIIIAG</w:t>
             </w:r>
-            <w:proofErr w:type="spellEnd"/>
           </w:p>
         </w:tc>
         <w:tc>
@@ -12486,7 +10806,6 @@
                 <w:lang w:val="en-GB" w:eastAsia="en-GB"/>
               </w:rPr>
             </w:pPr>
-            <w:proofErr w:type="spellStart"/>
             <w:r>
               <w:rPr>
                 <w:rFonts w:eastAsia="Times New Roman" w:cs="Times New Roman"/>
@@ -12497,20 +10816,7 @@
                 <w:szCs w:val="20"/>
                 <w:lang w:val="en-GB" w:eastAsia="en-GB"/>
               </w:rPr>
-              <w:t>Clostridioides</w:t>
-            </w:r>
-            <w:proofErr w:type="spellEnd"/>
-            <w:r>
-              <w:rPr>
-                <w:rFonts w:eastAsia="Times New Roman" w:cs="Times New Roman"/>
-                <w:i/>
-                <w:iCs/>
-                <w:color w:val="000000"/>
-                <w:sz w:val="20"/>
-                <w:szCs w:val="20"/>
-                <w:lang w:val="en-GB" w:eastAsia="en-GB"/>
-              </w:rPr>
-              <w:t xml:space="preserve"> difficile</w:t>
+              <w:t>Clostridioides difficile</w:t>
             </w:r>
             <w:r>
               <w:rPr>
@@ -12549,7 +10855,6 @@
                 <w:lang w:val="en-GB" w:eastAsia="en-GB"/>
               </w:rPr>
             </w:pPr>
-            <w:proofErr w:type="spellStart"/>
             <w:r>
               <w:rPr>
                 <w:rFonts w:eastAsia="Times New Roman" w:cs="Times New Roman"/>
@@ -12560,7 +10865,6 @@
               </w:rPr>
               <w:t>CD630_RS06680</w:t>
             </w:r>
-            <w:proofErr w:type="spellEnd"/>
           </w:p>
         </w:tc>
         <w:tc>
@@ -12588,7 +10892,6 @@
                 <w:lang w:val="en-GB" w:eastAsia="en-GB"/>
               </w:rPr>
             </w:pPr>
-            <w:proofErr w:type="spellStart"/>
             <w:r>
               <w:rPr>
                 <w:rFonts w:eastAsia="Times New Roman" w:cs="Times New Roman"/>
@@ -12599,7 +10902,6 @@
               </w:rPr>
               <w:t>spoIIIAH</w:t>
             </w:r>
-            <w:proofErr w:type="spellEnd"/>
           </w:p>
         </w:tc>
         <w:tc>
@@ -12669,7 +10971,6 @@
                 <w:lang w:val="en-GB" w:eastAsia="en-GB"/>
               </w:rPr>
             </w:pPr>
-            <w:proofErr w:type="spellStart"/>
             <w:r>
               <w:rPr>
                 <w:rFonts w:eastAsia="Times New Roman" w:cs="Times New Roman"/>
@@ -12680,20 +10981,7 @@
                 <w:szCs w:val="20"/>
                 <w:lang w:val="en-GB" w:eastAsia="en-GB"/>
               </w:rPr>
-              <w:t>Clostridioides</w:t>
-            </w:r>
-            <w:proofErr w:type="spellEnd"/>
-            <w:r>
-              <w:rPr>
-                <w:rFonts w:eastAsia="Times New Roman" w:cs="Times New Roman"/>
-                <w:i/>
-                <w:iCs/>
-                <w:color w:val="000000"/>
-                <w:sz w:val="20"/>
-                <w:szCs w:val="20"/>
-                <w:lang w:val="en-GB" w:eastAsia="en-GB"/>
-              </w:rPr>
-              <w:t xml:space="preserve"> difficile</w:t>
+              <w:t>Clostridioides difficile</w:t>
             </w:r>
             <w:r>
               <w:rPr>
@@ -12732,7 +11020,6 @@
                 <w:lang w:val="en-GB" w:eastAsia="en-GB"/>
               </w:rPr>
             </w:pPr>
-            <w:proofErr w:type="spellStart"/>
             <w:r>
               <w:rPr>
                 <w:rFonts w:eastAsia="Times New Roman" w:cs="Times New Roman"/>
@@ -12743,7 +11030,6 @@
               </w:rPr>
               <w:t>CD630_RS06745</w:t>
             </w:r>
-            <w:proofErr w:type="spellEnd"/>
           </w:p>
         </w:tc>
         <w:tc>
@@ -12771,7 +11057,6 @@
                 <w:lang w:val="en-GB" w:eastAsia="en-GB"/>
               </w:rPr>
             </w:pPr>
-            <w:proofErr w:type="spellStart"/>
             <w:r>
               <w:rPr>
                 <w:rFonts w:eastAsia="Times New Roman" w:cs="Times New Roman"/>
@@ -12782,7 +11067,6 @@
               </w:rPr>
               <w:t>bltD</w:t>
             </w:r>
-            <w:proofErr w:type="spellEnd"/>
           </w:p>
         </w:tc>
         <w:tc>
@@ -12852,7 +11136,6 @@
                 <w:lang w:val="en-GB" w:eastAsia="en-GB"/>
               </w:rPr>
             </w:pPr>
-            <w:proofErr w:type="spellStart"/>
             <w:r>
               <w:rPr>
                 <w:rFonts w:eastAsia="Times New Roman" w:cs="Times New Roman"/>
@@ -12863,20 +11146,7 @@
                 <w:szCs w:val="20"/>
                 <w:lang w:val="en-GB" w:eastAsia="en-GB"/>
               </w:rPr>
-              <w:t>Clostridioides</w:t>
-            </w:r>
-            <w:proofErr w:type="spellEnd"/>
-            <w:r>
-              <w:rPr>
-                <w:rFonts w:eastAsia="Times New Roman" w:cs="Times New Roman"/>
-                <w:i/>
-                <w:iCs/>
-                <w:color w:val="000000"/>
-                <w:sz w:val="20"/>
-                <w:szCs w:val="20"/>
-                <w:lang w:val="en-GB" w:eastAsia="en-GB"/>
-              </w:rPr>
-              <w:t xml:space="preserve"> difficile</w:t>
+              <w:t>Clostridioides difficile</w:t>
             </w:r>
             <w:r>
               <w:rPr>
@@ -12915,7 +11185,6 @@
                 <w:lang w:val="en-GB" w:eastAsia="en-GB"/>
               </w:rPr>
             </w:pPr>
-            <w:proofErr w:type="spellStart"/>
             <w:r>
               <w:rPr>
                 <w:rFonts w:eastAsia="Times New Roman" w:cs="Times New Roman"/>
@@ -12926,7 +11195,6 @@
               </w:rPr>
               <w:t>CD630_RS00005</w:t>
             </w:r>
-            <w:proofErr w:type="spellEnd"/>
           </w:p>
         </w:tc>
         <w:tc>
@@ -12954,7 +11222,6 @@
                 <w:lang w:val="en-GB" w:eastAsia="en-GB"/>
               </w:rPr>
             </w:pPr>
-            <w:proofErr w:type="spellStart"/>
             <w:r>
               <w:rPr>
                 <w:rFonts w:eastAsia="Times New Roman" w:cs="Times New Roman"/>
@@ -12965,7 +11232,6 @@
               </w:rPr>
               <w:t>dnaA</w:t>
             </w:r>
-            <w:proofErr w:type="spellEnd"/>
           </w:p>
         </w:tc>
         <w:tc>
@@ -13035,7 +11301,6 @@
                 <w:lang w:val="en-GB" w:eastAsia="en-GB"/>
               </w:rPr>
             </w:pPr>
-            <w:proofErr w:type="spellStart"/>
             <w:r>
               <w:rPr>
                 <w:rFonts w:eastAsia="Times New Roman" w:cs="Times New Roman"/>
@@ -13046,20 +11311,7 @@
                 <w:szCs w:val="20"/>
                 <w:lang w:val="en-GB" w:eastAsia="en-GB"/>
               </w:rPr>
-              <w:t>Clostridioides</w:t>
-            </w:r>
-            <w:proofErr w:type="spellEnd"/>
-            <w:r>
-              <w:rPr>
-                <w:rFonts w:eastAsia="Times New Roman" w:cs="Times New Roman"/>
-                <w:i/>
-                <w:iCs/>
-                <w:color w:val="000000"/>
-                <w:sz w:val="20"/>
-                <w:szCs w:val="20"/>
-                <w:lang w:val="en-GB" w:eastAsia="en-GB"/>
-              </w:rPr>
-              <w:t xml:space="preserve"> difficile</w:t>
+              <w:t>Clostridioides difficile</w:t>
             </w:r>
             <w:r>
               <w:rPr>
@@ -13098,7 +11350,6 @@
                 <w:lang w:val="en-GB" w:eastAsia="en-GB"/>
               </w:rPr>
             </w:pPr>
-            <w:proofErr w:type="spellStart"/>
             <w:r>
               <w:rPr>
                 <w:rFonts w:eastAsia="Times New Roman" w:cs="Times New Roman"/>
@@ -13109,7 +11360,6 @@
               </w:rPr>
               <w:t>CD630_RS14145</w:t>
             </w:r>
-            <w:proofErr w:type="spellEnd"/>
           </w:p>
         </w:tc>
         <w:tc>
@@ -13137,7 +11387,6 @@
                 <w:lang w:val="en-GB" w:eastAsia="en-GB"/>
               </w:rPr>
             </w:pPr>
-            <w:proofErr w:type="spellStart"/>
             <w:r>
               <w:rPr>
                 <w:rFonts w:eastAsia="Times New Roman" w:cs="Times New Roman"/>
@@ -13148,7 +11397,6 @@
               </w:rPr>
               <w:t>sigG</w:t>
             </w:r>
-            <w:proofErr w:type="spellEnd"/>
           </w:p>
         </w:tc>
         <w:tc>
@@ -13218,7 +11466,6 @@
                 <w:lang w:val="en-GB" w:eastAsia="en-GB"/>
               </w:rPr>
             </w:pPr>
-            <w:proofErr w:type="spellStart"/>
             <w:r>
               <w:rPr>
                 <w:rFonts w:eastAsia="Times New Roman" w:cs="Times New Roman"/>
@@ -13229,20 +11476,7 @@
                 <w:szCs w:val="20"/>
                 <w:lang w:val="en-GB" w:eastAsia="en-GB"/>
               </w:rPr>
-              <w:t>Clostridioides</w:t>
-            </w:r>
-            <w:proofErr w:type="spellEnd"/>
-            <w:r>
-              <w:rPr>
-                <w:rFonts w:eastAsia="Times New Roman" w:cs="Times New Roman"/>
-                <w:i/>
-                <w:iCs/>
-                <w:color w:val="000000"/>
-                <w:sz w:val="20"/>
-                <w:szCs w:val="20"/>
-                <w:lang w:val="en-GB" w:eastAsia="en-GB"/>
-              </w:rPr>
-              <w:t xml:space="preserve"> difficile</w:t>
+              <w:t>Clostridioides difficile</w:t>
             </w:r>
             <w:r>
               <w:rPr>
@@ -13281,7 +11515,6 @@
                 <w:lang w:val="en-GB" w:eastAsia="en-GB"/>
               </w:rPr>
             </w:pPr>
-            <w:proofErr w:type="spellStart"/>
             <w:r>
               <w:rPr>
                 <w:rFonts w:eastAsia="Times New Roman" w:cs="Times New Roman"/>
@@ -13292,7 +11525,6 @@
               </w:rPr>
               <w:t>CD630_RS14150</w:t>
             </w:r>
-            <w:proofErr w:type="spellEnd"/>
           </w:p>
         </w:tc>
         <w:tc>
@@ -13320,7 +11552,6 @@
                 <w:lang w:val="en-GB" w:eastAsia="en-GB"/>
               </w:rPr>
             </w:pPr>
-            <w:proofErr w:type="spellStart"/>
             <w:r>
               <w:rPr>
                 <w:rFonts w:eastAsia="Times New Roman" w:cs="Times New Roman"/>
@@ -13331,7 +11562,6 @@
               </w:rPr>
               <w:t>sigE</w:t>
             </w:r>
-            <w:proofErr w:type="spellEnd"/>
           </w:p>
         </w:tc>
         <w:tc>
@@ -13401,7 +11631,6 @@
                 <w:lang w:val="en-GB" w:eastAsia="en-GB"/>
               </w:rPr>
             </w:pPr>
-            <w:proofErr w:type="spellStart"/>
             <w:r>
               <w:rPr>
                 <w:rFonts w:eastAsia="Times New Roman" w:cs="Times New Roman"/>
@@ -13412,20 +11641,7 @@
                 <w:szCs w:val="20"/>
                 <w:lang w:val="en-GB" w:eastAsia="en-GB"/>
               </w:rPr>
-              <w:t>Clostridioides</w:t>
-            </w:r>
-            <w:proofErr w:type="spellEnd"/>
-            <w:r>
-              <w:rPr>
-                <w:rFonts w:eastAsia="Times New Roman" w:cs="Times New Roman"/>
-                <w:i/>
-                <w:iCs/>
-                <w:color w:val="000000"/>
-                <w:sz w:val="20"/>
-                <w:szCs w:val="20"/>
-                <w:lang w:val="en-GB" w:eastAsia="en-GB"/>
-              </w:rPr>
-              <w:t xml:space="preserve"> difficile</w:t>
+              <w:t>Clostridioides difficile</w:t>
             </w:r>
             <w:r>
               <w:rPr>
@@ -13464,7 +11680,6 @@
                 <w:lang w:val="en-GB" w:eastAsia="en-GB"/>
               </w:rPr>
             </w:pPr>
-            <w:proofErr w:type="spellStart"/>
             <w:r>
               <w:rPr>
                 <w:rFonts w:eastAsia="Times New Roman" w:cs="Times New Roman"/>
@@ -13475,7 +11690,6 @@
               </w:rPr>
               <w:t>CD630_RS14155</w:t>
             </w:r>
-            <w:proofErr w:type="spellEnd"/>
           </w:p>
         </w:tc>
         <w:tc>
@@ -13503,7 +11717,6 @@
                 <w:lang w:val="en-GB" w:eastAsia="en-GB"/>
               </w:rPr>
             </w:pPr>
-            <w:proofErr w:type="spellStart"/>
             <w:r>
               <w:rPr>
                 <w:rFonts w:eastAsia="Times New Roman" w:cs="Times New Roman"/>
@@ -13514,7 +11727,6 @@
               </w:rPr>
               <w:t>spoIIGA</w:t>
             </w:r>
-            <w:proofErr w:type="spellEnd"/>
           </w:p>
         </w:tc>
         <w:tc>
@@ -13584,7 +11796,6 @@
                 <w:lang w:val="en-GB" w:eastAsia="en-GB"/>
               </w:rPr>
             </w:pPr>
-            <w:proofErr w:type="spellStart"/>
             <w:r>
               <w:rPr>
                 <w:rFonts w:eastAsia="Times New Roman" w:cs="Times New Roman"/>
@@ -13595,20 +11806,7 @@
                 <w:szCs w:val="20"/>
                 <w:lang w:val="en-GB" w:eastAsia="en-GB"/>
               </w:rPr>
-              <w:t>Clostridioides</w:t>
-            </w:r>
-            <w:proofErr w:type="spellEnd"/>
-            <w:r>
-              <w:rPr>
-                <w:rFonts w:eastAsia="Times New Roman" w:cs="Times New Roman"/>
-                <w:i/>
-                <w:iCs/>
-                <w:color w:val="000000"/>
-                <w:sz w:val="20"/>
-                <w:szCs w:val="20"/>
-                <w:lang w:val="en-GB" w:eastAsia="en-GB"/>
-              </w:rPr>
-              <w:t xml:space="preserve"> difficile</w:t>
+              <w:t>Clostridioides difficile</w:t>
             </w:r>
             <w:r>
               <w:rPr>
@@ -13647,7 +11845,6 @@
                 <w:lang w:val="en-GB" w:eastAsia="en-GB"/>
               </w:rPr>
             </w:pPr>
-            <w:proofErr w:type="spellStart"/>
             <w:r>
               <w:rPr>
                 <w:rFonts w:eastAsia="Times New Roman" w:cs="Times New Roman"/>
@@ -13658,7 +11855,6 @@
               </w:rPr>
               <w:t>CD630_RS14185</w:t>
             </w:r>
-            <w:proofErr w:type="spellEnd"/>
           </w:p>
         </w:tc>
         <w:tc>
@@ -13686,7 +11882,6 @@
                 <w:lang w:val="en-GB" w:eastAsia="en-GB"/>
               </w:rPr>
             </w:pPr>
-            <w:proofErr w:type="spellStart"/>
             <w:r>
               <w:rPr>
                 <w:rFonts w:eastAsia="Times New Roman" w:cs="Times New Roman"/>
@@ -13697,7 +11892,6 @@
               </w:rPr>
               <w:t>ftsQ</w:t>
             </w:r>
-            <w:proofErr w:type="spellEnd"/>
           </w:p>
         </w:tc>
         <w:tc>
@@ -13767,7 +11961,6 @@
                 <w:lang w:val="en-GB" w:eastAsia="en-GB"/>
               </w:rPr>
             </w:pPr>
-            <w:proofErr w:type="spellStart"/>
             <w:r>
               <w:rPr>
                 <w:rFonts w:eastAsia="Times New Roman" w:cs="Times New Roman"/>
@@ -13778,20 +11971,7 @@
                 <w:szCs w:val="20"/>
                 <w:lang w:val="en-GB" w:eastAsia="en-GB"/>
               </w:rPr>
-              <w:t>Clostridioides</w:t>
-            </w:r>
-            <w:proofErr w:type="spellEnd"/>
-            <w:r>
-              <w:rPr>
-                <w:rFonts w:eastAsia="Times New Roman" w:cs="Times New Roman"/>
-                <w:i/>
-                <w:iCs/>
-                <w:color w:val="000000"/>
-                <w:sz w:val="20"/>
-                <w:szCs w:val="20"/>
-                <w:lang w:val="en-GB" w:eastAsia="en-GB"/>
-              </w:rPr>
-              <w:t xml:space="preserve"> difficile</w:t>
+              <w:t>Clostridioides difficile</w:t>
             </w:r>
             <w:r>
               <w:rPr>
@@ -13830,7 +12010,6 @@
                 <w:lang w:val="en-GB" w:eastAsia="en-GB"/>
               </w:rPr>
             </w:pPr>
-            <w:proofErr w:type="spellStart"/>
             <w:r>
               <w:rPr>
                 <w:rFonts w:eastAsia="Times New Roman" w:cs="Times New Roman"/>
@@ -13841,7 +12020,6 @@
               </w:rPr>
               <w:t>CD630_RS14195</w:t>
             </w:r>
-            <w:proofErr w:type="spellEnd"/>
           </w:p>
         </w:tc>
         <w:tc>
@@ -13869,7 +12047,6 @@
                 <w:lang w:val="en-GB" w:eastAsia="en-GB"/>
               </w:rPr>
             </w:pPr>
-            <w:proofErr w:type="spellStart"/>
             <w:r>
               <w:rPr>
                 <w:rFonts w:eastAsia="Times New Roman" w:cs="Times New Roman"/>
@@ -13880,7 +12057,6 @@
               </w:rPr>
               <w:t>spoVE</w:t>
             </w:r>
-            <w:proofErr w:type="spellEnd"/>
           </w:p>
         </w:tc>
         <w:tc>
@@ -13950,7 +12126,6 @@
                 <w:lang w:val="en-GB" w:eastAsia="en-GB"/>
               </w:rPr>
             </w:pPr>
-            <w:proofErr w:type="spellStart"/>
             <w:r>
               <w:rPr>
                 <w:rFonts w:eastAsia="Times New Roman" w:cs="Times New Roman"/>
@@ -13961,20 +12136,7 @@
                 <w:szCs w:val="20"/>
                 <w:lang w:val="en-GB" w:eastAsia="en-GB"/>
               </w:rPr>
-              <w:t>Clostridioides</w:t>
-            </w:r>
-            <w:proofErr w:type="spellEnd"/>
-            <w:r>
-              <w:rPr>
-                <w:rFonts w:eastAsia="Times New Roman" w:cs="Times New Roman"/>
-                <w:i/>
-                <w:iCs/>
-                <w:color w:val="000000"/>
-                <w:sz w:val="20"/>
-                <w:szCs w:val="20"/>
-                <w:lang w:val="en-GB" w:eastAsia="en-GB"/>
-              </w:rPr>
-              <w:t xml:space="preserve"> difficile</w:t>
+              <w:t>Clostridioides difficile</w:t>
             </w:r>
             <w:r>
               <w:rPr>
@@ -14013,7 +12175,6 @@
                 <w:lang w:val="en-GB" w:eastAsia="en-GB"/>
               </w:rPr>
             </w:pPr>
-            <w:proofErr w:type="spellStart"/>
             <w:r>
               <w:rPr>
                 <w:rFonts w:eastAsia="Times New Roman" w:cs="Times New Roman"/>
@@ -14024,7 +12185,6 @@
               </w:rPr>
               <w:t>CD630_RS03425</w:t>
             </w:r>
-            <w:proofErr w:type="spellEnd"/>
           </w:p>
         </w:tc>
         <w:tc>
@@ -14052,7 +12212,6 @@
                 <w:lang w:val="en-GB" w:eastAsia="en-GB"/>
               </w:rPr>
             </w:pPr>
-            <w:proofErr w:type="spellStart"/>
             <w:r>
               <w:rPr>
                 <w:rFonts w:eastAsia="Times New Roman" w:cs="Times New Roman"/>
@@ -14063,7 +12222,6 @@
               </w:rPr>
               <w:t>ytxC</w:t>
             </w:r>
-            <w:proofErr w:type="spellEnd"/>
           </w:p>
         </w:tc>
         <w:tc>
@@ -14133,7 +12291,6 @@
                 <w:lang w:val="en-GB" w:eastAsia="en-GB"/>
               </w:rPr>
             </w:pPr>
-            <w:proofErr w:type="spellStart"/>
             <w:r>
               <w:rPr>
                 <w:rFonts w:eastAsia="Times New Roman" w:cs="Times New Roman"/>
@@ -14144,20 +12301,7 @@
                 <w:szCs w:val="20"/>
                 <w:lang w:val="en-GB" w:eastAsia="en-GB"/>
               </w:rPr>
-              <w:t>Clostridioides</w:t>
-            </w:r>
-            <w:proofErr w:type="spellEnd"/>
-            <w:r>
-              <w:rPr>
-                <w:rFonts w:eastAsia="Times New Roman" w:cs="Times New Roman"/>
-                <w:i/>
-                <w:iCs/>
-                <w:color w:val="000000"/>
-                <w:sz w:val="20"/>
-                <w:szCs w:val="20"/>
-                <w:lang w:val="en-GB" w:eastAsia="en-GB"/>
-              </w:rPr>
-              <w:t xml:space="preserve"> difficile</w:t>
+              <w:t>Clostridioides difficile</w:t>
             </w:r>
             <w:r>
               <w:rPr>
@@ -14196,7 +12340,6 @@
                 <w:lang w:val="en-GB" w:eastAsia="en-GB"/>
               </w:rPr>
             </w:pPr>
-            <w:proofErr w:type="spellStart"/>
             <w:r>
               <w:rPr>
                 <w:rFonts w:eastAsia="Times New Roman" w:cs="Times New Roman"/>
@@ -14207,7 +12350,6 @@
               </w:rPr>
               <w:t>CD630_RS04990</w:t>
             </w:r>
-            <w:proofErr w:type="spellEnd"/>
           </w:p>
         </w:tc>
         <w:tc>
@@ -14235,7 +12377,6 @@
                 <w:lang w:val="en-GB" w:eastAsia="en-GB"/>
               </w:rPr>
             </w:pPr>
-            <w:proofErr w:type="spellStart"/>
             <w:r>
               <w:rPr>
                 <w:rFonts w:eastAsia="Times New Roman" w:cs="Times New Roman"/>
@@ -14246,7 +12387,6 @@
               </w:rPr>
               <w:t>CD630_RS04990</w:t>
             </w:r>
-            <w:proofErr w:type="spellEnd"/>
           </w:p>
         </w:tc>
         <w:tc>
@@ -14316,7 +12456,6 @@
                 <w:lang w:val="en-GB" w:eastAsia="en-GB"/>
               </w:rPr>
             </w:pPr>
-            <w:proofErr w:type="spellStart"/>
             <w:r>
               <w:rPr>
                 <w:rFonts w:eastAsia="Times New Roman" w:cs="Times New Roman"/>
@@ -14327,20 +12466,7 @@
                 <w:szCs w:val="20"/>
                 <w:lang w:val="en-GB" w:eastAsia="en-GB"/>
               </w:rPr>
-              <w:t>Clostridioides</w:t>
-            </w:r>
-            <w:proofErr w:type="spellEnd"/>
-            <w:r>
-              <w:rPr>
-                <w:rFonts w:eastAsia="Times New Roman" w:cs="Times New Roman"/>
-                <w:i/>
-                <w:iCs/>
-                <w:color w:val="000000"/>
-                <w:sz w:val="20"/>
-                <w:szCs w:val="20"/>
-                <w:lang w:val="en-GB" w:eastAsia="en-GB"/>
-              </w:rPr>
-              <w:t xml:space="preserve"> difficile</w:t>
+              <w:t>Clostridioides difficile</w:t>
             </w:r>
             <w:r>
               <w:rPr>
@@ -14379,7 +12505,6 @@
                 <w:lang w:val="en-GB" w:eastAsia="en-GB"/>
               </w:rPr>
             </w:pPr>
-            <w:proofErr w:type="spellStart"/>
             <w:r>
               <w:rPr>
                 <w:rFonts w:eastAsia="Times New Roman" w:cs="Times New Roman"/>
@@ -14390,7 +12515,6 @@
               </w:rPr>
               <w:t>CD630_RS11435</w:t>
             </w:r>
-            <w:proofErr w:type="spellEnd"/>
           </w:p>
         </w:tc>
         <w:tc>
@@ -14418,7 +12542,6 @@
                 <w:lang w:val="en-GB" w:eastAsia="en-GB"/>
               </w:rPr>
             </w:pPr>
-            <w:proofErr w:type="spellStart"/>
             <w:r>
               <w:rPr>
                 <w:rFonts w:eastAsia="Times New Roman" w:cs="Times New Roman"/>
@@ -14429,7 +12552,6 @@
               </w:rPr>
               <w:t>CD630_RS11435</w:t>
             </w:r>
-            <w:proofErr w:type="spellEnd"/>
           </w:p>
         </w:tc>
         <w:tc>
@@ -14499,7 +12621,6 @@
                 <w:lang w:val="en-GB" w:eastAsia="en-GB"/>
               </w:rPr>
             </w:pPr>
-            <w:proofErr w:type="spellStart"/>
             <w:r>
               <w:rPr>
                 <w:rFonts w:eastAsia="Times New Roman" w:cs="Times New Roman"/>
@@ -14510,20 +12631,7 @@
                 <w:szCs w:val="20"/>
                 <w:lang w:val="en-GB" w:eastAsia="en-GB"/>
               </w:rPr>
-              <w:t>Clostridioides</w:t>
-            </w:r>
-            <w:proofErr w:type="spellEnd"/>
-            <w:r>
-              <w:rPr>
-                <w:rFonts w:eastAsia="Times New Roman" w:cs="Times New Roman"/>
-                <w:i/>
-                <w:iCs/>
-                <w:color w:val="000000"/>
-                <w:sz w:val="20"/>
-                <w:szCs w:val="20"/>
-                <w:lang w:val="en-GB" w:eastAsia="en-GB"/>
-              </w:rPr>
-              <w:t xml:space="preserve"> difficile</w:t>
+              <w:t>Clostridioides difficile</w:t>
             </w:r>
             <w:r>
               <w:rPr>
@@ -14562,7 +12670,6 @@
                 <w:lang w:val="en-GB" w:eastAsia="en-GB"/>
               </w:rPr>
             </w:pPr>
-            <w:proofErr w:type="spellStart"/>
             <w:r>
               <w:rPr>
                 <w:rFonts w:eastAsia="Times New Roman" w:cs="Times New Roman"/>
@@ -14573,7 +12680,6 @@
               </w:rPr>
               <w:t>CD630_RS07160</w:t>
             </w:r>
-            <w:proofErr w:type="spellEnd"/>
           </w:p>
         </w:tc>
         <w:tc>
@@ -14601,7 +12707,6 @@
                 <w:lang w:val="en-GB" w:eastAsia="en-GB"/>
               </w:rPr>
             </w:pPr>
-            <w:proofErr w:type="spellStart"/>
             <w:r>
               <w:rPr>
                 <w:rFonts w:eastAsia="Times New Roman" w:cs="Times New Roman"/>
@@ -14612,7 +12717,6 @@
               </w:rPr>
               <w:t>dacF</w:t>
             </w:r>
-            <w:proofErr w:type="spellEnd"/>
           </w:p>
         </w:tc>
         <w:tc>
@@ -14682,7 +12786,6 @@
                 <w:lang w:val="en-GB" w:eastAsia="en-GB"/>
               </w:rPr>
             </w:pPr>
-            <w:proofErr w:type="spellStart"/>
             <w:r>
               <w:rPr>
                 <w:rFonts w:eastAsia="Times New Roman" w:cs="Times New Roman"/>
@@ -14693,20 +12796,7 @@
                 <w:szCs w:val="20"/>
                 <w:lang w:val="en-GB" w:eastAsia="en-GB"/>
               </w:rPr>
-              <w:t>Clostridioides</w:t>
-            </w:r>
-            <w:proofErr w:type="spellEnd"/>
-            <w:r>
-              <w:rPr>
-                <w:rFonts w:eastAsia="Times New Roman" w:cs="Times New Roman"/>
-                <w:i/>
-                <w:iCs/>
-                <w:color w:val="000000"/>
-                <w:sz w:val="20"/>
-                <w:szCs w:val="20"/>
-                <w:lang w:val="en-GB" w:eastAsia="en-GB"/>
-              </w:rPr>
-              <w:t xml:space="preserve"> difficile</w:t>
+              <w:t>Clostridioides difficile</w:t>
             </w:r>
             <w:r>
               <w:rPr>
@@ -14745,7 +12835,6 @@
                 <w:lang w:val="en-GB" w:eastAsia="en-GB"/>
               </w:rPr>
             </w:pPr>
-            <w:proofErr w:type="spellStart"/>
             <w:r>
               <w:rPr>
                 <w:rFonts w:eastAsia="Times New Roman" w:cs="Times New Roman"/>
@@ -14756,7 +12845,6 @@
               </w:rPr>
               <w:t>CD630_RS01160</w:t>
             </w:r>
-            <w:proofErr w:type="spellEnd"/>
           </w:p>
         </w:tc>
         <w:tc>
@@ -14784,7 +12872,6 @@
                 <w:lang w:val="en-GB" w:eastAsia="en-GB"/>
               </w:rPr>
             </w:pPr>
-            <w:proofErr w:type="spellStart"/>
             <w:r>
               <w:rPr>
                 <w:rFonts w:eastAsia="Times New Roman" w:cs="Times New Roman"/>
@@ -14795,7 +12882,6 @@
               </w:rPr>
               <w:t>yyaC</w:t>
             </w:r>
-            <w:proofErr w:type="spellEnd"/>
           </w:p>
         </w:tc>
         <w:tc>
@@ -14865,7 +12951,6 @@
                 <w:lang w:val="en-GB" w:eastAsia="en-GB"/>
               </w:rPr>
             </w:pPr>
-            <w:proofErr w:type="spellStart"/>
             <w:r>
               <w:rPr>
                 <w:rFonts w:eastAsia="Times New Roman" w:cs="Times New Roman"/>
@@ -14876,20 +12961,7 @@
                 <w:szCs w:val="20"/>
                 <w:lang w:val="en-GB" w:eastAsia="en-GB"/>
               </w:rPr>
-              <w:t>Clostridioides</w:t>
-            </w:r>
-            <w:proofErr w:type="spellEnd"/>
-            <w:r>
-              <w:rPr>
-                <w:rFonts w:eastAsia="Times New Roman" w:cs="Times New Roman"/>
-                <w:i/>
-                <w:iCs/>
-                <w:color w:val="000000"/>
-                <w:sz w:val="20"/>
-                <w:szCs w:val="20"/>
-                <w:lang w:val="en-GB" w:eastAsia="en-GB"/>
-              </w:rPr>
-              <w:t xml:space="preserve"> difficile</w:t>
+              <w:t>Clostridioides difficile</w:t>
             </w:r>
             <w:r>
               <w:rPr>
@@ -14928,7 +13000,6 @@
                 <w:lang w:val="en-GB" w:eastAsia="en-GB"/>
               </w:rPr>
             </w:pPr>
-            <w:proofErr w:type="spellStart"/>
             <w:r>
               <w:rPr>
                 <w:rFonts w:eastAsia="Times New Roman" w:cs="Times New Roman"/>
@@ -14939,7 +13010,6 @@
               </w:rPr>
               <w:t>CD630_RS18960</w:t>
             </w:r>
-            <w:proofErr w:type="spellEnd"/>
           </w:p>
         </w:tc>
         <w:tc>
@@ -14967,7 +13037,6 @@
                 <w:lang w:val="en-GB" w:eastAsia="en-GB"/>
               </w:rPr>
             </w:pPr>
-            <w:proofErr w:type="spellStart"/>
             <w:r>
               <w:rPr>
                 <w:rFonts w:eastAsia="Times New Roman" w:cs="Times New Roman"/>
@@ -14978,7 +13047,6 @@
               </w:rPr>
               <w:t>spoIIR</w:t>
             </w:r>
-            <w:proofErr w:type="spellEnd"/>
           </w:p>
         </w:tc>
         <w:tc>
@@ -15048,7 +13116,6 @@
                 <w:lang w:val="en-GB" w:eastAsia="en-GB"/>
               </w:rPr>
             </w:pPr>
-            <w:proofErr w:type="spellStart"/>
             <w:r>
               <w:rPr>
                 <w:rFonts w:eastAsia="Times New Roman" w:cs="Times New Roman"/>
@@ -15059,20 +13126,7 @@
                 <w:szCs w:val="20"/>
                 <w:lang w:val="en-GB" w:eastAsia="en-GB"/>
               </w:rPr>
-              <w:t>Clostridioides</w:t>
-            </w:r>
-            <w:proofErr w:type="spellEnd"/>
-            <w:r>
-              <w:rPr>
-                <w:rFonts w:eastAsia="Times New Roman" w:cs="Times New Roman"/>
-                <w:i/>
-                <w:iCs/>
-                <w:color w:val="000000"/>
-                <w:sz w:val="20"/>
-                <w:szCs w:val="20"/>
-                <w:lang w:val="en-GB" w:eastAsia="en-GB"/>
-              </w:rPr>
-              <w:t xml:space="preserve"> difficile</w:t>
+              <w:t>Clostridioides difficile</w:t>
             </w:r>
             <w:r>
               <w:rPr>
@@ -15111,7 +13165,6 @@
                 <w:lang w:val="en-GB" w:eastAsia="en-GB"/>
               </w:rPr>
             </w:pPr>
-            <w:proofErr w:type="spellStart"/>
             <w:r>
               <w:rPr>
                 <w:rFonts w:eastAsia="Times New Roman" w:cs="Times New Roman"/>
@@ -15122,7 +13175,6 @@
               </w:rPr>
               <w:t>CD630_RS18975</w:t>
             </w:r>
-            <w:proofErr w:type="spellEnd"/>
           </w:p>
         </w:tc>
         <w:tc>
@@ -15150,7 +13202,6 @@
                 <w:lang w:val="en-GB" w:eastAsia="en-GB"/>
               </w:rPr>
             </w:pPr>
-            <w:proofErr w:type="spellStart"/>
             <w:r>
               <w:rPr>
                 <w:rFonts w:eastAsia="Times New Roman" w:cs="Times New Roman"/>
@@ -15161,7 +13212,6 @@
               </w:rPr>
               <w:t>CD630_RS18975</w:t>
             </w:r>
-            <w:proofErr w:type="spellEnd"/>
           </w:p>
         </w:tc>
         <w:tc>
@@ -15231,7 +13281,6 @@
                 <w:lang w:val="en-GB" w:eastAsia="en-GB"/>
               </w:rPr>
             </w:pPr>
-            <w:proofErr w:type="spellStart"/>
             <w:r>
               <w:rPr>
                 <w:rFonts w:eastAsia="Times New Roman" w:cs="Times New Roman"/>
@@ -15242,20 +13291,7 @@
                 <w:szCs w:val="20"/>
                 <w:lang w:val="en-GB" w:eastAsia="en-GB"/>
               </w:rPr>
-              <w:t>Clostridioides</w:t>
-            </w:r>
-            <w:proofErr w:type="spellEnd"/>
-            <w:r>
-              <w:rPr>
-                <w:rFonts w:eastAsia="Times New Roman" w:cs="Times New Roman"/>
-                <w:i/>
-                <w:iCs/>
-                <w:color w:val="000000"/>
-                <w:sz w:val="20"/>
-                <w:szCs w:val="20"/>
-                <w:lang w:val="en-GB" w:eastAsia="en-GB"/>
-              </w:rPr>
-              <w:t xml:space="preserve"> difficile</w:t>
+              <w:t>Clostridioides difficile</w:t>
             </w:r>
             <w:r>
               <w:rPr>
@@ -15294,7 +13330,6 @@
                 <w:lang w:val="en-GB" w:eastAsia="en-GB"/>
               </w:rPr>
             </w:pPr>
-            <w:proofErr w:type="spellStart"/>
             <w:r>
               <w:rPr>
                 <w:rFonts w:eastAsia="Times New Roman" w:cs="Times New Roman"/>
@@ -15305,7 +13340,6 @@
               </w:rPr>
               <w:t>CD630_RS18985</w:t>
             </w:r>
-            <w:proofErr w:type="spellEnd"/>
           </w:p>
         </w:tc>
         <w:tc>
@@ -15333,7 +13367,6 @@
                 <w:lang w:val="en-GB" w:eastAsia="en-GB"/>
               </w:rPr>
             </w:pPr>
-            <w:proofErr w:type="spellStart"/>
             <w:r>
               <w:rPr>
                 <w:rFonts w:eastAsia="Times New Roman" w:cs="Times New Roman"/>
@@ -15344,7 +13377,6 @@
               </w:rPr>
               <w:t>yabG</w:t>
             </w:r>
-            <w:proofErr w:type="spellEnd"/>
           </w:p>
         </w:tc>
         <w:tc>
@@ -15414,7 +13446,6 @@
                 <w:lang w:val="en-GB" w:eastAsia="en-GB"/>
               </w:rPr>
             </w:pPr>
-            <w:proofErr w:type="spellStart"/>
             <w:r>
               <w:rPr>
                 <w:rFonts w:eastAsia="Times New Roman" w:cs="Times New Roman"/>
@@ -15425,20 +13456,7 @@
                 <w:szCs w:val="20"/>
                 <w:lang w:val="en-GB" w:eastAsia="en-GB"/>
               </w:rPr>
-              <w:t>Clostridioides</w:t>
-            </w:r>
-            <w:proofErr w:type="spellEnd"/>
-            <w:r>
-              <w:rPr>
-                <w:rFonts w:eastAsia="Times New Roman" w:cs="Times New Roman"/>
-                <w:i/>
-                <w:iCs/>
-                <w:color w:val="000000"/>
-                <w:sz w:val="20"/>
-                <w:szCs w:val="20"/>
-                <w:lang w:val="en-GB" w:eastAsia="en-GB"/>
-              </w:rPr>
-              <w:t xml:space="preserve"> difficile</w:t>
+              <w:t>Clostridioides difficile</w:t>
             </w:r>
             <w:r>
               <w:rPr>
@@ -15477,7 +13495,6 @@
                 <w:lang w:val="en-GB" w:eastAsia="en-GB"/>
               </w:rPr>
             </w:pPr>
-            <w:proofErr w:type="spellStart"/>
             <w:r>
               <w:rPr>
                 <w:rFonts w:eastAsia="Times New Roman" w:cs="Times New Roman"/>
@@ -15488,7 +13505,6 @@
               </w:rPr>
               <w:t>CD630_RS00585</w:t>
             </w:r>
-            <w:proofErr w:type="spellEnd"/>
           </w:p>
         </w:tc>
         <w:tc>
@@ -15516,7 +13532,6 @@
                 <w:lang w:val="en-GB" w:eastAsia="en-GB"/>
               </w:rPr>
             </w:pPr>
-            <w:proofErr w:type="spellStart"/>
             <w:r>
               <w:rPr>
                 <w:rFonts w:eastAsia="Times New Roman" w:cs="Times New Roman"/>
@@ -15527,7 +13542,6 @@
               </w:rPr>
               <w:t>CD630_RS00585</w:t>
             </w:r>
-            <w:proofErr w:type="spellEnd"/>
           </w:p>
         </w:tc>
         <w:tc>
@@ -15597,7 +13611,6 @@
                 <w:lang w:val="en-GB" w:eastAsia="en-GB"/>
               </w:rPr>
             </w:pPr>
-            <w:proofErr w:type="spellStart"/>
             <w:r>
               <w:rPr>
                 <w:rFonts w:eastAsia="Times New Roman" w:cs="Times New Roman"/>
@@ -15608,20 +13621,8 @@
                 <w:szCs w:val="20"/>
                 <w:lang w:val="en-GB" w:eastAsia="en-GB"/>
               </w:rPr>
-              <w:t>Clostridioides</w:t>
-            </w:r>
-            <w:proofErr w:type="spellEnd"/>
-            <w:r>
-              <w:rPr>
-                <w:rFonts w:eastAsia="Times New Roman" w:cs="Times New Roman"/>
-                <w:i/>
-                <w:iCs/>
-                <w:color w:val="000000"/>
-                <w:sz w:val="20"/>
-                <w:szCs w:val="20"/>
-                <w:lang w:val="en-GB" w:eastAsia="en-GB"/>
-              </w:rPr>
-              <w:t xml:space="preserve"> difficile</w:t>
+              <w:lastRenderedPageBreak/>
+              <w:t>Clostridioides difficile</w:t>
             </w:r>
             <w:r>
               <w:rPr>
@@ -15660,7 +13661,6 @@
                 <w:lang w:val="en-GB" w:eastAsia="en-GB"/>
               </w:rPr>
             </w:pPr>
-            <w:proofErr w:type="spellStart"/>
             <w:r>
               <w:rPr>
                 <w:rFonts w:eastAsia="Times New Roman" w:cs="Times New Roman"/>
@@ -15671,7 +13671,6 @@
               </w:rPr>
               <w:t>CD630_RS07380</w:t>
             </w:r>
-            <w:proofErr w:type="spellEnd"/>
           </w:p>
         </w:tc>
         <w:tc>
@@ -15699,7 +13698,6 @@
                 <w:lang w:val="en-GB" w:eastAsia="en-GB"/>
               </w:rPr>
             </w:pPr>
-            <w:proofErr w:type="spellStart"/>
             <w:r>
               <w:rPr>
                 <w:rFonts w:eastAsia="Times New Roman" w:cs="Times New Roman"/>
@@ -15710,7 +13708,6 @@
               </w:rPr>
               <w:t>CD630_RS07380</w:t>
             </w:r>
-            <w:proofErr w:type="spellEnd"/>
           </w:p>
         </w:tc>
         <w:tc>
@@ -15780,7 +13777,6 @@
                 <w:lang w:val="en-GB" w:eastAsia="en-GB"/>
               </w:rPr>
             </w:pPr>
-            <w:proofErr w:type="spellStart"/>
             <w:r>
               <w:rPr>
                 <w:rFonts w:eastAsia="Times New Roman" w:cs="Times New Roman"/>
@@ -15791,21 +13787,7 @@
                 <w:szCs w:val="20"/>
                 <w:lang w:val="en-GB" w:eastAsia="en-GB"/>
               </w:rPr>
-              <w:lastRenderedPageBreak/>
-              <w:t>Clostridioides</w:t>
-            </w:r>
-            <w:proofErr w:type="spellEnd"/>
-            <w:r>
-              <w:rPr>
-                <w:rFonts w:eastAsia="Times New Roman" w:cs="Times New Roman"/>
-                <w:i/>
-                <w:iCs/>
-                <w:color w:val="000000"/>
-                <w:sz w:val="20"/>
-                <w:szCs w:val="20"/>
-                <w:lang w:val="en-GB" w:eastAsia="en-GB"/>
-              </w:rPr>
-              <w:t xml:space="preserve"> difficile</w:t>
+              <w:t>Clostridioides difficile</w:t>
             </w:r>
             <w:r>
               <w:rPr>
@@ -15844,7 +13826,6 @@
                 <w:lang w:val="en-GB" w:eastAsia="en-GB"/>
               </w:rPr>
             </w:pPr>
-            <w:proofErr w:type="spellStart"/>
             <w:r>
               <w:rPr>
                 <w:rFonts w:eastAsia="Times New Roman" w:cs="Times New Roman"/>
@@ -15855,7 +13836,6 @@
               </w:rPr>
               <w:t>CD630_RS11130</w:t>
             </w:r>
-            <w:proofErr w:type="spellEnd"/>
           </w:p>
         </w:tc>
         <w:tc>
@@ -15883,7 +13863,6 @@
                 <w:lang w:val="en-GB" w:eastAsia="en-GB"/>
               </w:rPr>
             </w:pPr>
-            <w:proofErr w:type="spellStart"/>
             <w:r>
               <w:rPr>
                 <w:rFonts w:eastAsia="Times New Roman" w:cs="Times New Roman"/>
@@ -15894,7 +13873,6 @@
               </w:rPr>
               <w:t>CD630_RS11130</w:t>
             </w:r>
-            <w:proofErr w:type="spellEnd"/>
           </w:p>
         </w:tc>
         <w:tc>
@@ -15964,7 +13942,6 @@
                 <w:lang w:val="en-GB" w:eastAsia="en-GB"/>
               </w:rPr>
             </w:pPr>
-            <w:proofErr w:type="spellStart"/>
             <w:r>
               <w:rPr>
                 <w:rFonts w:eastAsia="Times New Roman" w:cs="Times New Roman"/>
@@ -15975,20 +13952,7 @@
                 <w:szCs w:val="20"/>
                 <w:lang w:val="en-GB" w:eastAsia="en-GB"/>
               </w:rPr>
-              <w:t>Clostridioides</w:t>
-            </w:r>
-            <w:proofErr w:type="spellEnd"/>
-            <w:r>
-              <w:rPr>
-                <w:rFonts w:eastAsia="Times New Roman" w:cs="Times New Roman"/>
-                <w:i/>
-                <w:iCs/>
-                <w:color w:val="000000"/>
-                <w:sz w:val="20"/>
-                <w:szCs w:val="20"/>
-                <w:lang w:val="en-GB" w:eastAsia="en-GB"/>
-              </w:rPr>
-              <w:t xml:space="preserve"> difficile</w:t>
+              <w:t>Clostridioides difficile</w:t>
             </w:r>
             <w:r>
               <w:rPr>
@@ -16027,7 +13991,6 @@
                 <w:lang w:val="en-GB" w:eastAsia="en-GB"/>
               </w:rPr>
             </w:pPr>
-            <w:proofErr w:type="spellStart"/>
             <w:r>
               <w:rPr>
                 <w:rFonts w:eastAsia="Times New Roman" w:cs="Times New Roman"/>
@@ -16038,7 +14001,6 @@
               </w:rPr>
               <w:t>CD630_RS07320</w:t>
             </w:r>
-            <w:proofErr w:type="spellEnd"/>
           </w:p>
         </w:tc>
         <w:tc>
@@ -16066,7 +14028,6 @@
                 <w:lang w:val="en-GB" w:eastAsia="en-GB"/>
               </w:rPr>
             </w:pPr>
-            <w:proofErr w:type="spellStart"/>
             <w:r>
               <w:rPr>
                 <w:rFonts w:eastAsia="Times New Roman" w:cs="Times New Roman"/>
@@ -16077,7 +14038,6 @@
               </w:rPr>
               <w:t>dapG</w:t>
             </w:r>
-            <w:proofErr w:type="spellEnd"/>
           </w:p>
         </w:tc>
         <w:tc>
@@ -16147,7 +14107,6 @@
                 <w:lang w:val="en-GB" w:eastAsia="en-GB"/>
               </w:rPr>
             </w:pPr>
-            <w:proofErr w:type="spellStart"/>
             <w:r>
               <w:rPr>
                 <w:rFonts w:eastAsia="Times New Roman" w:cs="Times New Roman"/>
@@ -16158,20 +14117,7 @@
                 <w:szCs w:val="20"/>
                 <w:lang w:val="en-GB" w:eastAsia="en-GB"/>
               </w:rPr>
-              <w:t>Clostridioides</w:t>
-            </w:r>
-            <w:proofErr w:type="spellEnd"/>
-            <w:r>
-              <w:rPr>
-                <w:rFonts w:eastAsia="Times New Roman" w:cs="Times New Roman"/>
-                <w:i/>
-                <w:iCs/>
-                <w:color w:val="000000"/>
-                <w:sz w:val="20"/>
-                <w:szCs w:val="20"/>
-                <w:lang w:val="en-GB" w:eastAsia="en-GB"/>
-              </w:rPr>
-              <w:t xml:space="preserve"> difficile</w:t>
+              <w:t>Clostridioides difficile</w:t>
             </w:r>
             <w:r>
               <w:rPr>
@@ -16210,7 +14156,6 @@
                 <w:lang w:val="en-GB" w:eastAsia="en-GB"/>
               </w:rPr>
             </w:pPr>
-            <w:proofErr w:type="spellStart"/>
             <w:r>
               <w:rPr>
                 <w:rFonts w:eastAsia="Times New Roman" w:cs="Times New Roman"/>
@@ -16221,7 +14166,6 @@
               </w:rPr>
               <w:t>CD630_RS07325</w:t>
             </w:r>
-            <w:proofErr w:type="spellEnd"/>
           </w:p>
         </w:tc>
         <w:tc>
@@ -16249,7 +14193,6 @@
                 <w:lang w:val="en-GB" w:eastAsia="en-GB"/>
               </w:rPr>
             </w:pPr>
-            <w:proofErr w:type="spellStart"/>
             <w:r>
               <w:rPr>
                 <w:rFonts w:eastAsia="Times New Roman" w:cs="Times New Roman"/>
@@ -16260,7 +14203,6 @@
               </w:rPr>
               <w:t>clp</w:t>
             </w:r>
-            <w:proofErr w:type="spellEnd"/>
           </w:p>
         </w:tc>
         <w:tc>
@@ -16330,7 +14272,6 @@
                 <w:lang w:val="en-GB" w:eastAsia="en-GB"/>
               </w:rPr>
             </w:pPr>
-            <w:proofErr w:type="spellStart"/>
             <w:r>
               <w:rPr>
                 <w:rFonts w:eastAsia="Times New Roman" w:cs="Times New Roman"/>
@@ -16341,20 +14282,7 @@
                 <w:szCs w:val="20"/>
                 <w:lang w:val="en-GB" w:eastAsia="en-GB"/>
               </w:rPr>
-              <w:t>Clostridioides</w:t>
-            </w:r>
-            <w:proofErr w:type="spellEnd"/>
-            <w:r>
-              <w:rPr>
-                <w:rFonts w:eastAsia="Times New Roman" w:cs="Times New Roman"/>
-                <w:i/>
-                <w:iCs/>
-                <w:color w:val="000000"/>
-                <w:sz w:val="20"/>
-                <w:szCs w:val="20"/>
-                <w:lang w:val="en-GB" w:eastAsia="en-GB"/>
-              </w:rPr>
-              <w:t xml:space="preserve"> difficile</w:t>
+              <w:t>Clostridioides difficile</w:t>
             </w:r>
             <w:r>
               <w:rPr>
@@ -16393,7 +14321,6 @@
                 <w:lang w:val="en-GB" w:eastAsia="en-GB"/>
               </w:rPr>
             </w:pPr>
-            <w:proofErr w:type="spellStart"/>
             <w:r>
               <w:rPr>
                 <w:rFonts w:eastAsia="Times New Roman" w:cs="Times New Roman"/>
@@ -16404,7 +14331,6 @@
               </w:rPr>
               <w:t>CD630_RS13885</w:t>
             </w:r>
-            <w:proofErr w:type="spellEnd"/>
           </w:p>
         </w:tc>
         <w:tc>
@@ -16432,7 +14358,6 @@
                 <w:lang w:val="en-GB" w:eastAsia="en-GB"/>
               </w:rPr>
             </w:pPr>
-            <w:proofErr w:type="spellStart"/>
             <w:r>
               <w:rPr>
                 <w:rFonts w:eastAsia="Times New Roman" w:cs="Times New Roman"/>
@@ -16443,7 +14368,6 @@
               </w:rPr>
               <w:t>CD630_RS13885</w:t>
             </w:r>
-            <w:proofErr w:type="spellEnd"/>
           </w:p>
         </w:tc>
         <w:tc>
@@ -16513,7 +14437,6 @@
                 <w:lang w:val="en-GB" w:eastAsia="en-GB"/>
               </w:rPr>
             </w:pPr>
-            <w:proofErr w:type="spellStart"/>
             <w:r>
               <w:rPr>
                 <w:rFonts w:eastAsia="Times New Roman" w:cs="Times New Roman"/>
@@ -16524,20 +14447,7 @@
                 <w:szCs w:val="20"/>
                 <w:lang w:val="en-GB" w:eastAsia="en-GB"/>
               </w:rPr>
-              <w:t>Clostridioides</w:t>
-            </w:r>
-            <w:proofErr w:type="spellEnd"/>
-            <w:r>
-              <w:rPr>
-                <w:rFonts w:eastAsia="Times New Roman" w:cs="Times New Roman"/>
-                <w:i/>
-                <w:iCs/>
-                <w:color w:val="000000"/>
-                <w:sz w:val="20"/>
-                <w:szCs w:val="20"/>
-                <w:lang w:val="en-GB" w:eastAsia="en-GB"/>
-              </w:rPr>
-              <w:t xml:space="preserve"> difficile</w:t>
+              <w:t>Clostridioides difficile</w:t>
             </w:r>
             <w:r>
               <w:rPr>
@@ -16576,7 +14486,6 @@
                 <w:lang w:val="en-GB" w:eastAsia="en-GB"/>
               </w:rPr>
             </w:pPr>
-            <w:proofErr w:type="spellStart"/>
             <w:r>
               <w:rPr>
                 <w:rFonts w:eastAsia="Times New Roman" w:cs="Times New Roman"/>
@@ -16587,7 +14496,6 @@
               </w:rPr>
               <w:t>CD630_RS06750</w:t>
             </w:r>
-            <w:proofErr w:type="spellEnd"/>
           </w:p>
         </w:tc>
         <w:tc>
@@ -16615,7 +14523,6 @@
                 <w:lang w:val="en-GB" w:eastAsia="en-GB"/>
               </w:rPr>
             </w:pPr>
-            <w:proofErr w:type="spellStart"/>
             <w:r>
               <w:rPr>
                 <w:rFonts w:eastAsia="Times New Roman" w:cs="Times New Roman"/>
@@ -16626,7 +14533,6 @@
               </w:rPr>
               <w:t>spoIVB</w:t>
             </w:r>
-            <w:proofErr w:type="spellEnd"/>
           </w:p>
         </w:tc>
         <w:tc>
@@ -16696,7 +14602,6 @@
                 <w:lang w:val="en-GB" w:eastAsia="en-GB"/>
               </w:rPr>
             </w:pPr>
-            <w:proofErr w:type="spellStart"/>
             <w:r>
               <w:rPr>
                 <w:rFonts w:eastAsia="Times New Roman" w:cs="Times New Roman"/>
@@ -16707,20 +14612,7 @@
                 <w:szCs w:val="20"/>
                 <w:lang w:val="en-GB" w:eastAsia="en-GB"/>
               </w:rPr>
-              <w:t>Clostridioides</w:t>
-            </w:r>
-            <w:proofErr w:type="spellEnd"/>
-            <w:r>
-              <w:rPr>
-                <w:rFonts w:eastAsia="Times New Roman" w:cs="Times New Roman"/>
-                <w:i/>
-                <w:iCs/>
-                <w:color w:val="000000"/>
-                <w:sz w:val="20"/>
-                <w:szCs w:val="20"/>
-                <w:lang w:val="en-GB" w:eastAsia="en-GB"/>
-              </w:rPr>
-              <w:t xml:space="preserve"> difficile</w:t>
+              <w:t>Clostridioides difficile</w:t>
             </w:r>
             <w:r>
               <w:rPr>
@@ -16759,7 +14651,6 @@
                 <w:lang w:val="en-GB" w:eastAsia="en-GB"/>
               </w:rPr>
             </w:pPr>
-            <w:proofErr w:type="spellStart"/>
             <w:r>
               <w:rPr>
                 <w:rFonts w:eastAsia="Times New Roman" w:cs="Times New Roman"/>
@@ -16770,7 +14661,6 @@
               </w:rPr>
               <w:t>CD630_RS06755</w:t>
             </w:r>
-            <w:proofErr w:type="spellEnd"/>
           </w:p>
         </w:tc>
         <w:tc>
@@ -16798,7 +14688,6 @@
                 <w:lang w:val="en-GB" w:eastAsia="en-GB"/>
               </w:rPr>
             </w:pPr>
-            <w:proofErr w:type="spellStart"/>
             <w:r>
               <w:rPr>
                 <w:rFonts w:eastAsia="Times New Roman" w:cs="Times New Roman"/>
@@ -16809,7 +14698,6 @@
               </w:rPr>
               <w:t>spo0A</w:t>
             </w:r>
-            <w:proofErr w:type="spellEnd"/>
           </w:p>
         </w:tc>
         <w:tc>
@@ -16879,7 +14767,6 @@
                 <w:lang w:val="en-GB" w:eastAsia="en-GB"/>
               </w:rPr>
             </w:pPr>
-            <w:proofErr w:type="spellStart"/>
             <w:r>
               <w:rPr>
                 <w:rFonts w:eastAsia="Times New Roman" w:cs="Times New Roman"/>
@@ -16890,20 +14777,7 @@
                 <w:szCs w:val="20"/>
                 <w:lang w:val="en-GB" w:eastAsia="en-GB"/>
               </w:rPr>
-              <w:t>Clostridioides</w:t>
-            </w:r>
-            <w:proofErr w:type="spellEnd"/>
-            <w:r>
-              <w:rPr>
-                <w:rFonts w:eastAsia="Times New Roman" w:cs="Times New Roman"/>
-                <w:i/>
-                <w:iCs/>
-                <w:color w:val="000000"/>
-                <w:sz w:val="20"/>
-                <w:szCs w:val="20"/>
-                <w:lang w:val="en-GB" w:eastAsia="en-GB"/>
-              </w:rPr>
-              <w:t xml:space="preserve"> difficile</w:t>
+              <w:t>Clostridioides difficile</w:t>
             </w:r>
             <w:r>
               <w:rPr>
@@ -16942,7 +14816,6 @@
                 <w:lang w:val="en-GB" w:eastAsia="en-GB"/>
               </w:rPr>
             </w:pPr>
-            <w:proofErr w:type="spellStart"/>
             <w:r>
               <w:rPr>
                 <w:rFonts w:eastAsia="Times New Roman" w:cs="Times New Roman"/>
@@ -16953,7 +14826,6 @@
               </w:rPr>
               <w:t>CD630_RS06810</w:t>
             </w:r>
-            <w:proofErr w:type="spellEnd"/>
           </w:p>
         </w:tc>
         <w:tc>
@@ -16981,7 +14853,6 @@
                 <w:lang w:val="en-GB" w:eastAsia="en-GB"/>
               </w:rPr>
             </w:pPr>
-            <w:proofErr w:type="spellStart"/>
             <w:r>
               <w:rPr>
                 <w:rFonts w:eastAsia="Times New Roman" w:cs="Times New Roman"/>
@@ -16992,7 +14863,6 @@
               </w:rPr>
               <w:t>pdp</w:t>
             </w:r>
-            <w:proofErr w:type="spellEnd"/>
           </w:p>
         </w:tc>
         <w:tc>
@@ -17062,7 +14932,6 @@
                 <w:lang w:val="en-GB" w:eastAsia="en-GB"/>
               </w:rPr>
             </w:pPr>
-            <w:proofErr w:type="spellStart"/>
             <w:r>
               <w:rPr>
                 <w:rFonts w:eastAsia="Times New Roman" w:cs="Times New Roman"/>
@@ -17073,20 +14942,7 @@
                 <w:szCs w:val="20"/>
                 <w:lang w:val="en-GB" w:eastAsia="en-GB"/>
               </w:rPr>
-              <w:t>Clostridioides</w:t>
-            </w:r>
-            <w:proofErr w:type="spellEnd"/>
-            <w:r>
-              <w:rPr>
-                <w:rFonts w:eastAsia="Times New Roman" w:cs="Times New Roman"/>
-                <w:i/>
-                <w:iCs/>
-                <w:color w:val="000000"/>
-                <w:sz w:val="20"/>
-                <w:szCs w:val="20"/>
-                <w:lang w:val="en-GB" w:eastAsia="en-GB"/>
-              </w:rPr>
-              <w:t xml:space="preserve"> difficile</w:t>
+              <w:t>Clostridioides difficile</w:t>
             </w:r>
             <w:r>
               <w:rPr>
@@ -17125,7 +14981,6 @@
                 <w:lang w:val="en-GB" w:eastAsia="en-GB"/>
               </w:rPr>
             </w:pPr>
-            <w:proofErr w:type="spellStart"/>
             <w:r>
               <w:rPr>
                 <w:rFonts w:eastAsia="Times New Roman" w:cs="Times New Roman"/>
@@ -17136,7 +14991,6 @@
               </w:rPr>
               <w:t>CD630_RS14045</w:t>
             </w:r>
-            <w:proofErr w:type="spellEnd"/>
           </w:p>
         </w:tc>
         <w:tc>
@@ -17164,7 +15018,6 @@
                 <w:lang w:val="en-GB" w:eastAsia="en-GB"/>
               </w:rPr>
             </w:pPr>
-            <w:proofErr w:type="spellStart"/>
             <w:r>
               <w:rPr>
                 <w:rFonts w:eastAsia="Times New Roman" w:cs="Times New Roman"/>
@@ -17175,7 +15028,6 @@
               </w:rPr>
               <w:t>sepF</w:t>
             </w:r>
-            <w:proofErr w:type="spellEnd"/>
           </w:p>
         </w:tc>
         <w:tc>
@@ -17245,7 +15097,6 @@
                 <w:lang w:val="en-GB" w:eastAsia="en-GB"/>
               </w:rPr>
             </w:pPr>
-            <w:proofErr w:type="spellStart"/>
             <w:r>
               <w:rPr>
                 <w:rFonts w:eastAsia="Times New Roman" w:cs="Times New Roman"/>
@@ -17256,20 +15107,7 @@
                 <w:szCs w:val="20"/>
                 <w:lang w:val="en-GB" w:eastAsia="en-GB"/>
               </w:rPr>
-              <w:t>Clostridioides</w:t>
-            </w:r>
-            <w:proofErr w:type="spellEnd"/>
-            <w:r>
-              <w:rPr>
-                <w:rFonts w:eastAsia="Times New Roman" w:cs="Times New Roman"/>
-                <w:i/>
-                <w:iCs/>
-                <w:color w:val="000000"/>
-                <w:sz w:val="20"/>
-                <w:szCs w:val="20"/>
-                <w:lang w:val="en-GB" w:eastAsia="en-GB"/>
-              </w:rPr>
-              <w:t xml:space="preserve"> difficile</w:t>
+              <w:t>Clostridioides difficile</w:t>
             </w:r>
             <w:r>
               <w:rPr>
@@ -17308,7 +15146,6 @@
                 <w:lang w:val="en-GB" w:eastAsia="en-GB"/>
               </w:rPr>
             </w:pPr>
-            <w:proofErr w:type="spellStart"/>
             <w:r>
               <w:rPr>
                 <w:rFonts w:eastAsia="Times New Roman" w:cs="Times New Roman"/>
@@ -17319,7 +15156,6 @@
               </w:rPr>
               <w:t>CD630_RS12080</w:t>
             </w:r>
-            <w:proofErr w:type="spellEnd"/>
           </w:p>
         </w:tc>
         <w:tc>
@@ -17347,7 +15183,6 @@
                 <w:lang w:val="en-GB" w:eastAsia="en-GB"/>
               </w:rPr>
             </w:pPr>
-            <w:proofErr w:type="spellStart"/>
             <w:r>
               <w:rPr>
                 <w:rFonts w:eastAsia="Times New Roman" w:cs="Times New Roman"/>
@@ -17358,7 +15193,6 @@
               </w:rPr>
               <w:t>asrC</w:t>
             </w:r>
-            <w:proofErr w:type="spellEnd"/>
           </w:p>
         </w:tc>
         <w:tc>
@@ -17428,7 +15262,6 @@
                 <w:lang w:val="en-GB" w:eastAsia="en-GB"/>
               </w:rPr>
             </w:pPr>
-            <w:proofErr w:type="spellStart"/>
             <w:r>
               <w:rPr>
                 <w:rFonts w:eastAsia="Times New Roman" w:cs="Times New Roman"/>
@@ -17439,20 +15272,7 @@
                 <w:szCs w:val="20"/>
                 <w:lang w:val="en-GB" w:eastAsia="en-GB"/>
               </w:rPr>
-              <w:t>Clostridioides</w:t>
-            </w:r>
-            <w:proofErr w:type="spellEnd"/>
-            <w:r>
-              <w:rPr>
-                <w:rFonts w:eastAsia="Times New Roman" w:cs="Times New Roman"/>
-                <w:i/>
-                <w:iCs/>
-                <w:color w:val="000000"/>
-                <w:sz w:val="20"/>
-                <w:szCs w:val="20"/>
-                <w:lang w:val="en-GB" w:eastAsia="en-GB"/>
-              </w:rPr>
-              <w:t xml:space="preserve"> difficile</w:t>
+              <w:t>Clostridioides difficile</w:t>
             </w:r>
             <w:r>
               <w:rPr>
@@ -17491,7 +15311,6 @@
                 <w:lang w:val="en-GB" w:eastAsia="en-GB"/>
               </w:rPr>
             </w:pPr>
-            <w:proofErr w:type="spellStart"/>
             <w:r>
               <w:rPr>
                 <w:rFonts w:eastAsia="Times New Roman" w:cs="Times New Roman"/>
@@ -17502,7 +15321,6 @@
               </w:rPr>
               <w:t>CD630_RS04450</w:t>
             </w:r>
-            <w:proofErr w:type="spellEnd"/>
           </w:p>
         </w:tc>
         <w:tc>
@@ -17530,7 +15348,6 @@
                 <w:lang w:val="en-GB" w:eastAsia="en-GB"/>
               </w:rPr>
             </w:pPr>
-            <w:proofErr w:type="spellStart"/>
             <w:r>
               <w:rPr>
                 <w:rFonts w:eastAsia="Times New Roman" w:cs="Times New Roman"/>
@@ -17541,7 +15358,6 @@
               </w:rPr>
               <w:t>sigF</w:t>
             </w:r>
-            <w:proofErr w:type="spellEnd"/>
           </w:p>
         </w:tc>
         <w:tc>
@@ -17611,7 +15427,6 @@
                 <w:lang w:val="en-GB" w:eastAsia="en-GB"/>
               </w:rPr>
             </w:pPr>
-            <w:proofErr w:type="spellStart"/>
             <w:r>
               <w:rPr>
                 <w:rFonts w:eastAsia="Times New Roman" w:cs="Times New Roman"/>
@@ -17622,20 +15437,7 @@
                 <w:szCs w:val="20"/>
                 <w:lang w:val="en-GB" w:eastAsia="en-GB"/>
               </w:rPr>
-              <w:t>Clostridioides</w:t>
-            </w:r>
-            <w:proofErr w:type="spellEnd"/>
-            <w:r>
-              <w:rPr>
-                <w:rFonts w:eastAsia="Times New Roman" w:cs="Times New Roman"/>
-                <w:i/>
-                <w:iCs/>
-                <w:color w:val="000000"/>
-                <w:sz w:val="20"/>
-                <w:szCs w:val="20"/>
-                <w:lang w:val="en-GB" w:eastAsia="en-GB"/>
-              </w:rPr>
-              <w:t xml:space="preserve"> difficile</w:t>
+              <w:t>Clostridioides difficile</w:t>
             </w:r>
             <w:r>
               <w:rPr>
@@ -17674,7 +15476,6 @@
                 <w:lang w:val="en-GB" w:eastAsia="en-GB"/>
               </w:rPr>
             </w:pPr>
-            <w:proofErr w:type="spellStart"/>
             <w:r>
               <w:rPr>
                 <w:rFonts w:eastAsia="Times New Roman" w:cs="Times New Roman"/>
@@ -17685,7 +15486,6 @@
               </w:rPr>
               <w:t>CD630_RS04460</w:t>
             </w:r>
-            <w:proofErr w:type="spellEnd"/>
           </w:p>
         </w:tc>
         <w:tc>
@@ -17713,7 +15513,6 @@
                 <w:lang w:val="en-GB" w:eastAsia="en-GB"/>
               </w:rPr>
             </w:pPr>
-            <w:proofErr w:type="spellStart"/>
             <w:r>
               <w:rPr>
                 <w:rFonts w:eastAsia="Times New Roman" w:cs="Times New Roman"/>
@@ -17724,7 +15523,6 @@
               </w:rPr>
               <w:t>spoVAD</w:t>
             </w:r>
-            <w:proofErr w:type="spellEnd"/>
           </w:p>
         </w:tc>
         <w:tc>
@@ -17794,7 +15592,6 @@
                 <w:lang w:val="en-GB" w:eastAsia="en-GB"/>
               </w:rPr>
             </w:pPr>
-            <w:proofErr w:type="spellStart"/>
             <w:r>
               <w:rPr>
                 <w:rFonts w:eastAsia="Times New Roman" w:cs="Times New Roman"/>
@@ -17805,20 +15602,7 @@
                 <w:szCs w:val="20"/>
                 <w:lang w:val="en-GB" w:eastAsia="en-GB"/>
               </w:rPr>
-              <w:t>Clostridioides</w:t>
-            </w:r>
-            <w:proofErr w:type="spellEnd"/>
-            <w:r>
-              <w:rPr>
-                <w:rFonts w:eastAsia="Times New Roman" w:cs="Times New Roman"/>
-                <w:i/>
-                <w:iCs/>
-                <w:color w:val="000000"/>
-                <w:sz w:val="20"/>
-                <w:szCs w:val="20"/>
-                <w:lang w:val="en-GB" w:eastAsia="en-GB"/>
-              </w:rPr>
-              <w:t xml:space="preserve"> difficile</w:t>
+              <w:t>Clostridioides difficile</w:t>
             </w:r>
             <w:r>
               <w:rPr>
@@ -17857,7 +15641,6 @@
                 <w:lang w:val="en-GB" w:eastAsia="en-GB"/>
               </w:rPr>
             </w:pPr>
-            <w:proofErr w:type="spellStart"/>
             <w:r>
               <w:rPr>
                 <w:rFonts w:eastAsia="Times New Roman" w:cs="Times New Roman"/>
@@ -17868,7 +15651,6 @@
               </w:rPr>
               <w:t>CD630_RS08895</w:t>
             </w:r>
-            <w:proofErr w:type="spellEnd"/>
           </w:p>
         </w:tc>
         <w:tc>
@@ -17896,7 +15678,6 @@
                 <w:lang w:val="en-GB" w:eastAsia="en-GB"/>
               </w:rPr>
             </w:pPr>
-            <w:proofErr w:type="spellStart"/>
             <w:r>
               <w:rPr>
                 <w:rFonts w:eastAsia="Times New Roman" w:cs="Times New Roman"/>
@@ -17907,7 +15688,6 @@
               </w:rPr>
               <w:t>CD630_RS08895</w:t>
             </w:r>
-            <w:proofErr w:type="spellEnd"/>
           </w:p>
         </w:tc>
         <w:tc>
@@ -17977,7 +15757,6 @@
                 <w:lang w:val="en-GB" w:eastAsia="en-GB"/>
               </w:rPr>
             </w:pPr>
-            <w:proofErr w:type="spellStart"/>
             <w:r>
               <w:rPr>
                 <w:rFonts w:eastAsia="Times New Roman" w:cs="Times New Roman"/>
@@ -17988,20 +15767,7 @@
                 <w:szCs w:val="20"/>
                 <w:lang w:val="en-GB" w:eastAsia="en-GB"/>
               </w:rPr>
-              <w:t>Clostridioides</w:t>
-            </w:r>
-            <w:proofErr w:type="spellEnd"/>
-            <w:r>
-              <w:rPr>
-                <w:rFonts w:eastAsia="Times New Roman" w:cs="Times New Roman"/>
-                <w:i/>
-                <w:iCs/>
-                <w:color w:val="000000"/>
-                <w:sz w:val="20"/>
-                <w:szCs w:val="20"/>
-                <w:lang w:val="en-GB" w:eastAsia="en-GB"/>
-              </w:rPr>
-              <w:t xml:space="preserve"> difficile</w:t>
+              <w:t>Clostridioides difficile</w:t>
             </w:r>
             <w:r>
               <w:rPr>
@@ -18040,7 +15806,6 @@
                 <w:lang w:val="en-GB" w:eastAsia="en-GB"/>
               </w:rPr>
             </w:pPr>
-            <w:proofErr w:type="spellStart"/>
             <w:r>
               <w:rPr>
                 <w:rFonts w:eastAsia="Times New Roman" w:cs="Times New Roman"/>
@@ -18051,7 +15816,6 @@
               </w:rPr>
               <w:t>CD630_RS18585</w:t>
             </w:r>
-            <w:proofErr w:type="spellEnd"/>
           </w:p>
         </w:tc>
         <w:tc>
@@ -18079,7 +15843,6 @@
                 <w:lang w:val="en-GB" w:eastAsia="en-GB"/>
               </w:rPr>
             </w:pPr>
-            <w:proofErr w:type="spellStart"/>
             <w:r>
               <w:rPr>
                 <w:rFonts w:eastAsia="Times New Roman" w:cs="Times New Roman"/>
@@ -18090,7 +15853,6 @@
               </w:rPr>
               <w:t>CD630_RS18585</w:t>
             </w:r>
-            <w:proofErr w:type="spellEnd"/>
           </w:p>
         </w:tc>
         <w:tc>
@@ -18160,7 +15922,6 @@
                 <w:lang w:val="en-GB" w:eastAsia="en-GB"/>
               </w:rPr>
             </w:pPr>
-            <w:proofErr w:type="spellStart"/>
             <w:r>
               <w:rPr>
                 <w:rFonts w:eastAsia="Times New Roman" w:cs="Times New Roman"/>
@@ -18171,20 +15932,7 @@
                 <w:szCs w:val="20"/>
                 <w:lang w:val="en-GB" w:eastAsia="en-GB"/>
               </w:rPr>
-              <w:t>Clostridioides</w:t>
-            </w:r>
-            <w:proofErr w:type="spellEnd"/>
-            <w:r>
-              <w:rPr>
-                <w:rFonts w:eastAsia="Times New Roman" w:cs="Times New Roman"/>
-                <w:i/>
-                <w:iCs/>
-                <w:color w:val="000000"/>
-                <w:sz w:val="20"/>
-                <w:szCs w:val="20"/>
-                <w:lang w:val="en-GB" w:eastAsia="en-GB"/>
-              </w:rPr>
-              <w:t xml:space="preserve"> difficile</w:t>
+              <w:t>Clostridioides difficile</w:t>
             </w:r>
             <w:r>
               <w:rPr>
@@ -18223,7 +15971,6 @@
                 <w:lang w:val="en-GB" w:eastAsia="en-GB"/>
               </w:rPr>
             </w:pPr>
-            <w:proofErr w:type="spellStart"/>
             <w:r>
               <w:rPr>
                 <w:rFonts w:eastAsia="Times New Roman" w:cs="Times New Roman"/>
@@ -18234,7 +15981,6 @@
               </w:rPr>
               <w:t>CD630_RS06075</w:t>
             </w:r>
-            <w:proofErr w:type="spellEnd"/>
           </w:p>
         </w:tc>
         <w:tc>
@@ -18262,7 +16008,6 @@
                 <w:lang w:val="en-GB" w:eastAsia="en-GB"/>
               </w:rPr>
             </w:pPr>
-            <w:proofErr w:type="spellStart"/>
             <w:r>
               <w:rPr>
                 <w:rFonts w:eastAsia="Times New Roman" w:cs="Times New Roman"/>
@@ -18273,7 +16018,6 @@
               </w:rPr>
               <w:t>zupT</w:t>
             </w:r>
-            <w:proofErr w:type="spellEnd"/>
           </w:p>
         </w:tc>
         <w:tc>
@@ -18343,7 +16087,6 @@
                 <w:lang w:val="en-GB" w:eastAsia="en-GB"/>
               </w:rPr>
             </w:pPr>
-            <w:proofErr w:type="spellStart"/>
             <w:r>
               <w:rPr>
                 <w:rFonts w:eastAsia="Times New Roman" w:cs="Times New Roman"/>
@@ -18354,20 +16097,7 @@
                 <w:szCs w:val="20"/>
                 <w:lang w:val="en-GB" w:eastAsia="en-GB"/>
               </w:rPr>
-              <w:t>Clostridioides</w:t>
-            </w:r>
-            <w:proofErr w:type="spellEnd"/>
-            <w:r>
-              <w:rPr>
-                <w:rFonts w:eastAsia="Times New Roman" w:cs="Times New Roman"/>
-                <w:i/>
-                <w:iCs/>
-                <w:color w:val="000000"/>
-                <w:sz w:val="20"/>
-                <w:szCs w:val="20"/>
-                <w:lang w:val="en-GB" w:eastAsia="en-GB"/>
-              </w:rPr>
-              <w:t xml:space="preserve"> difficile</w:t>
+              <w:t>Clostridioides difficile</w:t>
             </w:r>
             <w:r>
               <w:rPr>
@@ -18406,7 +16136,6 @@
                 <w:lang w:val="en-GB" w:eastAsia="en-GB"/>
               </w:rPr>
             </w:pPr>
-            <w:proofErr w:type="spellStart"/>
             <w:r>
               <w:rPr>
                 <w:rFonts w:eastAsia="Times New Roman" w:cs="Times New Roman"/>
@@ -18417,7 +16146,6 @@
               </w:rPr>
               <w:t>CD630_RS13130</w:t>
             </w:r>
-            <w:proofErr w:type="spellEnd"/>
           </w:p>
         </w:tc>
         <w:tc>
@@ -18445,7 +16173,6 @@
                 <w:lang w:val="en-GB" w:eastAsia="en-GB"/>
               </w:rPr>
             </w:pPr>
-            <w:proofErr w:type="spellStart"/>
             <w:r>
               <w:rPr>
                 <w:rFonts w:eastAsia="Times New Roman" w:cs="Times New Roman"/>
@@ -18456,7 +16183,6 @@
               </w:rPr>
               <w:t>CD630_RS13130</w:t>
             </w:r>
-            <w:proofErr w:type="spellEnd"/>
           </w:p>
         </w:tc>
         <w:tc>
@@ -18526,7 +16252,6 @@
                 <w:lang w:val="en-GB" w:eastAsia="en-GB"/>
               </w:rPr>
             </w:pPr>
-            <w:proofErr w:type="spellStart"/>
             <w:r>
               <w:rPr>
                 <w:rFonts w:eastAsia="Times New Roman" w:cs="Times New Roman"/>
@@ -18537,20 +16262,7 @@
                 <w:szCs w:val="20"/>
                 <w:lang w:val="en-GB" w:eastAsia="en-GB"/>
               </w:rPr>
-              <w:t>Clostridioides</w:t>
-            </w:r>
-            <w:proofErr w:type="spellEnd"/>
-            <w:r>
-              <w:rPr>
-                <w:rFonts w:eastAsia="Times New Roman" w:cs="Times New Roman"/>
-                <w:i/>
-                <w:iCs/>
-                <w:color w:val="000000"/>
-                <w:sz w:val="20"/>
-                <w:szCs w:val="20"/>
-                <w:lang w:val="en-GB" w:eastAsia="en-GB"/>
-              </w:rPr>
-              <w:t xml:space="preserve"> difficile</w:t>
+              <w:t>Clostridioides difficile</w:t>
             </w:r>
             <w:r>
               <w:rPr>
@@ -18589,7 +16301,6 @@
                 <w:lang w:val="en-GB" w:eastAsia="en-GB"/>
               </w:rPr>
             </w:pPr>
-            <w:proofErr w:type="spellStart"/>
             <w:r>
               <w:rPr>
                 <w:rFonts w:eastAsia="Times New Roman" w:cs="Times New Roman"/>
@@ -18600,7 +16311,6 @@
               </w:rPr>
               <w:t>CD630_RS06645</w:t>
             </w:r>
-            <w:proofErr w:type="spellEnd"/>
           </w:p>
         </w:tc>
         <w:tc>
@@ -18628,7 +16338,6 @@
                 <w:lang w:val="en-GB" w:eastAsia="en-GB"/>
               </w:rPr>
             </w:pPr>
-            <w:proofErr w:type="spellStart"/>
             <w:r>
               <w:rPr>
                 <w:rFonts w:eastAsia="Times New Roman" w:cs="Times New Roman"/>
@@ -18639,7 +16348,6 @@
               </w:rPr>
               <w:t>spoIIIAA</w:t>
             </w:r>
-            <w:proofErr w:type="spellEnd"/>
           </w:p>
         </w:tc>
         <w:tc>
@@ -18709,7 +16417,6 @@
                 <w:lang w:val="en-GB" w:eastAsia="en-GB"/>
               </w:rPr>
             </w:pPr>
-            <w:proofErr w:type="spellStart"/>
             <w:r>
               <w:rPr>
                 <w:rFonts w:eastAsia="Times New Roman" w:cs="Times New Roman"/>
@@ -18720,20 +16427,7 @@
                 <w:szCs w:val="20"/>
                 <w:lang w:val="en-GB" w:eastAsia="en-GB"/>
               </w:rPr>
-              <w:t>Clostridioides</w:t>
-            </w:r>
-            <w:proofErr w:type="spellEnd"/>
-            <w:r>
-              <w:rPr>
-                <w:rFonts w:eastAsia="Times New Roman" w:cs="Times New Roman"/>
-                <w:i/>
-                <w:iCs/>
-                <w:color w:val="000000"/>
-                <w:sz w:val="20"/>
-                <w:szCs w:val="20"/>
-                <w:lang w:val="en-GB" w:eastAsia="en-GB"/>
-              </w:rPr>
-              <w:t xml:space="preserve"> difficile</w:t>
+              <w:t>Clostridioides difficile</w:t>
             </w:r>
             <w:r>
               <w:rPr>
@@ -18772,7 +16466,6 @@
                 <w:lang w:val="en-GB" w:eastAsia="en-GB"/>
               </w:rPr>
             </w:pPr>
-            <w:proofErr w:type="spellStart"/>
             <w:r>
               <w:rPr>
                 <w:rFonts w:eastAsia="Times New Roman" w:cs="Times New Roman"/>
@@ -18783,7 +16476,6 @@
               </w:rPr>
               <w:t>CD630_RS06650</w:t>
             </w:r>
-            <w:proofErr w:type="spellEnd"/>
           </w:p>
         </w:tc>
         <w:tc>
@@ -18811,7 +16503,6 @@
                 <w:lang w:val="en-GB" w:eastAsia="en-GB"/>
               </w:rPr>
             </w:pPr>
-            <w:proofErr w:type="spellStart"/>
             <w:r>
               <w:rPr>
                 <w:rFonts w:eastAsia="Times New Roman" w:cs="Times New Roman"/>
@@ -18822,7 +16513,6 @@
               </w:rPr>
               <w:t>spoIIIAB</w:t>
             </w:r>
-            <w:proofErr w:type="spellEnd"/>
           </w:p>
         </w:tc>
         <w:tc>
@@ -18892,7 +16582,6 @@
                 <w:lang w:val="en-GB" w:eastAsia="en-GB"/>
               </w:rPr>
             </w:pPr>
-            <w:proofErr w:type="spellStart"/>
             <w:r>
               <w:rPr>
                 <w:rFonts w:eastAsia="Times New Roman" w:cs="Times New Roman"/>
@@ -18903,20 +16592,7 @@
                 <w:szCs w:val="20"/>
                 <w:lang w:val="en-GB" w:eastAsia="en-GB"/>
               </w:rPr>
-              <w:t>Clostridioides</w:t>
-            </w:r>
-            <w:proofErr w:type="spellEnd"/>
-            <w:r>
-              <w:rPr>
-                <w:rFonts w:eastAsia="Times New Roman" w:cs="Times New Roman"/>
-                <w:i/>
-                <w:iCs/>
-                <w:color w:val="000000"/>
-                <w:sz w:val="20"/>
-                <w:szCs w:val="20"/>
-                <w:lang w:val="en-GB" w:eastAsia="en-GB"/>
-              </w:rPr>
-              <w:t xml:space="preserve"> difficile</w:t>
+              <w:t>Clostridioides difficile</w:t>
             </w:r>
             <w:r>
               <w:rPr>
@@ -18955,7 +16631,6 @@
                 <w:lang w:val="en-GB" w:eastAsia="en-GB"/>
               </w:rPr>
             </w:pPr>
-            <w:proofErr w:type="spellStart"/>
             <w:r>
               <w:rPr>
                 <w:rFonts w:eastAsia="Times New Roman" w:cs="Times New Roman"/>
@@ -18966,7 +16641,6 @@
               </w:rPr>
               <w:t>CD630_RS06655</w:t>
             </w:r>
-            <w:proofErr w:type="spellEnd"/>
           </w:p>
         </w:tc>
         <w:tc>
@@ -18994,7 +16668,6 @@
                 <w:lang w:val="en-GB" w:eastAsia="en-GB"/>
               </w:rPr>
             </w:pPr>
-            <w:proofErr w:type="spellStart"/>
             <w:r>
               <w:rPr>
                 <w:rFonts w:eastAsia="Times New Roman" w:cs="Times New Roman"/>
@@ -19005,7 +16678,6 @@
               </w:rPr>
               <w:t>spoIIIAC</w:t>
             </w:r>
-            <w:proofErr w:type="spellEnd"/>
           </w:p>
         </w:tc>
         <w:tc>
@@ -19075,7 +16747,6 @@
                 <w:lang w:val="en-GB" w:eastAsia="en-GB"/>
               </w:rPr>
             </w:pPr>
-            <w:proofErr w:type="spellStart"/>
             <w:r>
               <w:rPr>
                 <w:rFonts w:eastAsia="Times New Roman" w:cs="Times New Roman"/>
@@ -19086,20 +16757,7 @@
                 <w:szCs w:val="20"/>
                 <w:lang w:val="en-GB" w:eastAsia="en-GB"/>
               </w:rPr>
-              <w:t>Clostridioides</w:t>
-            </w:r>
-            <w:proofErr w:type="spellEnd"/>
-            <w:r>
-              <w:rPr>
-                <w:rFonts w:eastAsia="Times New Roman" w:cs="Times New Roman"/>
-                <w:i/>
-                <w:iCs/>
-                <w:color w:val="000000"/>
-                <w:sz w:val="20"/>
-                <w:szCs w:val="20"/>
-                <w:lang w:val="en-GB" w:eastAsia="en-GB"/>
-              </w:rPr>
-              <w:t xml:space="preserve"> difficile</w:t>
+              <w:t>Clostridioides difficile</w:t>
             </w:r>
             <w:r>
               <w:rPr>
@@ -19138,7 +16796,6 @@
                 <w:lang w:val="en-GB" w:eastAsia="en-GB"/>
               </w:rPr>
             </w:pPr>
-            <w:proofErr w:type="spellStart"/>
             <w:r>
               <w:rPr>
                 <w:rFonts w:eastAsia="Times New Roman" w:cs="Times New Roman"/>
@@ -19149,7 +16806,6 @@
               </w:rPr>
               <w:t>CD630_RS06660</w:t>
             </w:r>
-            <w:proofErr w:type="spellEnd"/>
           </w:p>
         </w:tc>
         <w:tc>
@@ -19177,7 +16833,6 @@
                 <w:lang w:val="en-GB" w:eastAsia="en-GB"/>
               </w:rPr>
             </w:pPr>
-            <w:proofErr w:type="spellStart"/>
             <w:r>
               <w:rPr>
                 <w:rFonts w:eastAsia="Times New Roman" w:cs="Times New Roman"/>
@@ -19188,7 +16843,6 @@
               </w:rPr>
               <w:t>spoIIIAD</w:t>
             </w:r>
-            <w:proofErr w:type="spellEnd"/>
           </w:p>
         </w:tc>
         <w:tc>
@@ -19258,7 +16912,6 @@
                 <w:lang w:val="en-GB" w:eastAsia="en-GB"/>
               </w:rPr>
             </w:pPr>
-            <w:proofErr w:type="spellStart"/>
             <w:r>
               <w:rPr>
                 <w:rFonts w:eastAsia="Times New Roman" w:cs="Times New Roman"/>
@@ -19269,20 +16922,7 @@
                 <w:szCs w:val="20"/>
                 <w:lang w:val="en-GB" w:eastAsia="en-GB"/>
               </w:rPr>
-              <w:t>Clostridioides</w:t>
-            </w:r>
-            <w:proofErr w:type="spellEnd"/>
-            <w:r>
-              <w:rPr>
-                <w:rFonts w:eastAsia="Times New Roman" w:cs="Times New Roman"/>
-                <w:i/>
-                <w:iCs/>
-                <w:color w:val="000000"/>
-                <w:sz w:val="20"/>
-                <w:szCs w:val="20"/>
-                <w:lang w:val="en-GB" w:eastAsia="en-GB"/>
-              </w:rPr>
-              <w:t xml:space="preserve"> difficile</w:t>
+              <w:t>Clostridioides difficile</w:t>
             </w:r>
             <w:r>
               <w:rPr>
@@ -19321,7 +16961,6 @@
                 <w:lang w:val="en-GB" w:eastAsia="en-GB"/>
               </w:rPr>
             </w:pPr>
-            <w:proofErr w:type="spellStart"/>
             <w:r>
               <w:rPr>
                 <w:rFonts w:eastAsia="Times New Roman" w:cs="Times New Roman"/>
@@ -19332,7 +16971,6 @@
               </w:rPr>
               <w:t>CD630_RS06665</w:t>
             </w:r>
-            <w:proofErr w:type="spellEnd"/>
           </w:p>
         </w:tc>
         <w:tc>
@@ -19360,7 +16998,6 @@
                 <w:lang w:val="en-GB" w:eastAsia="en-GB"/>
               </w:rPr>
             </w:pPr>
-            <w:proofErr w:type="spellStart"/>
             <w:r>
               <w:rPr>
                 <w:rFonts w:eastAsia="Times New Roman" w:cs="Times New Roman"/>
@@ -19371,7 +17008,6 @@
               </w:rPr>
               <w:t>spoIIIAE</w:t>
             </w:r>
-            <w:proofErr w:type="spellEnd"/>
           </w:p>
         </w:tc>
         <w:tc>
@@ -19441,7 +17077,6 @@
                 <w:lang w:val="en-GB" w:eastAsia="en-GB"/>
               </w:rPr>
             </w:pPr>
-            <w:proofErr w:type="spellStart"/>
             <w:r>
               <w:rPr>
                 <w:rFonts w:eastAsia="Times New Roman" w:cs="Times New Roman"/>
@@ -19452,20 +17087,7 @@
                 <w:szCs w:val="20"/>
                 <w:lang w:val="en-GB" w:eastAsia="en-GB"/>
               </w:rPr>
-              <w:t>Clostridioides</w:t>
-            </w:r>
-            <w:proofErr w:type="spellEnd"/>
-            <w:r>
-              <w:rPr>
-                <w:rFonts w:eastAsia="Times New Roman" w:cs="Times New Roman"/>
-                <w:i/>
-                <w:iCs/>
-                <w:color w:val="000000"/>
-                <w:sz w:val="20"/>
-                <w:szCs w:val="20"/>
-                <w:lang w:val="en-GB" w:eastAsia="en-GB"/>
-              </w:rPr>
-              <w:t xml:space="preserve"> difficile</w:t>
+              <w:t>Clostridioides difficile</w:t>
             </w:r>
             <w:r>
               <w:rPr>
@@ -19504,7 +17126,6 @@
                 <w:lang w:val="en-GB" w:eastAsia="en-GB"/>
               </w:rPr>
             </w:pPr>
-            <w:proofErr w:type="spellStart"/>
             <w:r>
               <w:rPr>
                 <w:rFonts w:eastAsia="Times New Roman" w:cs="Times New Roman"/>
@@ -19515,7 +17136,6 @@
               </w:rPr>
               <w:t>CD630_RS12285</w:t>
             </w:r>
-            <w:proofErr w:type="spellEnd"/>
           </w:p>
         </w:tc>
         <w:tc>
@@ -19543,7 +17163,6 @@
                 <w:lang w:val="en-GB" w:eastAsia="en-GB"/>
               </w:rPr>
             </w:pPr>
-            <w:proofErr w:type="spellStart"/>
             <w:r>
               <w:rPr>
                 <w:rFonts w:eastAsia="Times New Roman" w:cs="Times New Roman"/>
@@ -19554,7 +17173,6 @@
               </w:rPr>
               <w:t>ytvl</w:t>
             </w:r>
-            <w:proofErr w:type="spellEnd"/>
           </w:p>
         </w:tc>
         <w:tc>
@@ -19624,7 +17242,6 @@
                 <w:lang w:val="en-GB" w:eastAsia="en-GB"/>
               </w:rPr>
             </w:pPr>
-            <w:proofErr w:type="spellStart"/>
             <w:r>
               <w:rPr>
                 <w:rFonts w:eastAsia="Times New Roman" w:cs="Times New Roman"/>
@@ -19635,20 +17252,7 @@
                 <w:szCs w:val="20"/>
                 <w:lang w:val="en-GB" w:eastAsia="en-GB"/>
               </w:rPr>
-              <w:t>Clostridioides</w:t>
-            </w:r>
-            <w:proofErr w:type="spellEnd"/>
-            <w:r>
-              <w:rPr>
-                <w:rFonts w:eastAsia="Times New Roman" w:cs="Times New Roman"/>
-                <w:i/>
-                <w:iCs/>
-                <w:color w:val="000000"/>
-                <w:sz w:val="20"/>
-                <w:szCs w:val="20"/>
-                <w:lang w:val="en-GB" w:eastAsia="en-GB"/>
-              </w:rPr>
-              <w:t xml:space="preserve"> difficile</w:t>
+              <w:t>Clostridioides difficile</w:t>
             </w:r>
             <w:r>
               <w:rPr>
@@ -19687,7 +17291,6 @@
                 <w:lang w:val="en-GB" w:eastAsia="en-GB"/>
               </w:rPr>
             </w:pPr>
-            <w:proofErr w:type="spellStart"/>
             <w:r>
               <w:rPr>
                 <w:rFonts w:eastAsia="Times New Roman" w:cs="Times New Roman"/>
@@ -19698,7 +17301,6 @@
               </w:rPr>
               <w:t>CD630_RS09210</w:t>
             </w:r>
-            <w:proofErr w:type="spellEnd"/>
           </w:p>
         </w:tc>
         <w:tc>
@@ -19726,7 +17328,6 @@
                 <w:lang w:val="en-GB" w:eastAsia="en-GB"/>
               </w:rPr>
             </w:pPr>
-            <w:proofErr w:type="spellStart"/>
             <w:r>
               <w:rPr>
                 <w:rFonts w:eastAsia="Times New Roman" w:cs="Times New Roman"/>
@@ -19737,7 +17338,6 @@
               </w:rPr>
               <w:t>trxB</w:t>
             </w:r>
-            <w:proofErr w:type="spellEnd"/>
           </w:p>
         </w:tc>
         <w:tc>
@@ -19807,7 +17407,6 @@
                 <w:lang w:val="en-GB" w:eastAsia="en-GB"/>
               </w:rPr>
             </w:pPr>
-            <w:proofErr w:type="spellStart"/>
             <w:r>
               <w:rPr>
                 <w:rFonts w:eastAsia="Times New Roman" w:cs="Times New Roman"/>
@@ -19818,20 +17417,7 @@
                 <w:szCs w:val="20"/>
                 <w:lang w:val="en-GB" w:eastAsia="en-GB"/>
               </w:rPr>
-              <w:t>Clostridioides</w:t>
-            </w:r>
-            <w:proofErr w:type="spellEnd"/>
-            <w:r>
-              <w:rPr>
-                <w:rFonts w:eastAsia="Times New Roman" w:cs="Times New Roman"/>
-                <w:i/>
-                <w:iCs/>
-                <w:color w:val="000000"/>
-                <w:sz w:val="20"/>
-                <w:szCs w:val="20"/>
-                <w:lang w:val="en-GB" w:eastAsia="en-GB"/>
-              </w:rPr>
-              <w:t xml:space="preserve"> difficile</w:t>
+              <w:t>Clostridioides difficile</w:t>
             </w:r>
             <w:r>
               <w:rPr>
@@ -19870,7 +17456,6 @@
                 <w:lang w:val="en-GB" w:eastAsia="en-GB"/>
               </w:rPr>
             </w:pPr>
-            <w:proofErr w:type="spellStart"/>
             <w:r>
               <w:rPr>
                 <w:rFonts w:eastAsia="Times New Roman" w:cs="Times New Roman"/>
@@ -19881,7 +17466,6 @@
               </w:rPr>
               <w:t>CD630_RS13270</w:t>
             </w:r>
-            <w:proofErr w:type="spellEnd"/>
           </w:p>
         </w:tc>
         <w:tc>
@@ -19909,7 +17493,6 @@
                 <w:lang w:val="en-GB" w:eastAsia="en-GB"/>
               </w:rPr>
             </w:pPr>
-            <w:proofErr w:type="spellStart"/>
             <w:r>
               <w:rPr>
                 <w:rFonts w:eastAsia="Times New Roman" w:cs="Times New Roman"/>
@@ -19920,7 +17503,6 @@
               </w:rPr>
               <w:t>spoIIP</w:t>
             </w:r>
-            <w:proofErr w:type="spellEnd"/>
           </w:p>
         </w:tc>
         <w:tc>
@@ -19990,7 +17572,6 @@
                 <w:lang w:val="en-GB" w:eastAsia="en-GB"/>
               </w:rPr>
             </w:pPr>
-            <w:proofErr w:type="spellStart"/>
             <w:r>
               <w:rPr>
                 <w:rFonts w:eastAsia="Times New Roman" w:cs="Times New Roman"/>
@@ -20001,20 +17582,7 @@
                 <w:szCs w:val="20"/>
                 <w:lang w:val="en-GB" w:eastAsia="en-GB"/>
               </w:rPr>
-              <w:t>Clostridioides</w:t>
-            </w:r>
-            <w:proofErr w:type="spellEnd"/>
-            <w:r>
-              <w:rPr>
-                <w:rFonts w:eastAsia="Times New Roman" w:cs="Times New Roman"/>
-                <w:i/>
-                <w:iCs/>
-                <w:color w:val="000000"/>
-                <w:sz w:val="20"/>
-                <w:szCs w:val="20"/>
-                <w:lang w:val="en-GB" w:eastAsia="en-GB"/>
-              </w:rPr>
-              <w:t xml:space="preserve"> difficile</w:t>
+              <w:t>Clostridioides difficile</w:t>
             </w:r>
             <w:r>
               <w:rPr>
@@ -20053,7 +17621,6 @@
                 <w:lang w:val="en-GB" w:eastAsia="en-GB"/>
               </w:rPr>
             </w:pPr>
-            <w:proofErr w:type="spellStart"/>
             <w:r>
               <w:rPr>
                 <w:rFonts w:eastAsia="Times New Roman" w:cs="Times New Roman"/>
@@ -20064,7 +17631,6 @@
               </w:rPr>
               <w:t>CD630_RS13275</w:t>
             </w:r>
-            <w:proofErr w:type="spellEnd"/>
           </w:p>
         </w:tc>
         <w:tc>
@@ -20092,7 +17658,6 @@
                 <w:lang w:val="en-GB" w:eastAsia="en-GB"/>
               </w:rPr>
             </w:pPr>
-            <w:proofErr w:type="spellStart"/>
             <w:r>
               <w:rPr>
                 <w:rFonts w:eastAsia="Times New Roman" w:cs="Times New Roman"/>
@@ -20103,7 +17668,6 @@
               </w:rPr>
               <w:t>gpr</w:t>
             </w:r>
-            <w:proofErr w:type="spellEnd"/>
           </w:p>
         </w:tc>
         <w:tc>
@@ -20173,7 +17737,6 @@
                 <w:lang w:val="en-GB" w:eastAsia="en-GB"/>
               </w:rPr>
             </w:pPr>
-            <w:proofErr w:type="spellStart"/>
             <w:r>
               <w:rPr>
                 <w:rFonts w:eastAsia="Times New Roman" w:cs="Times New Roman"/>
@@ -20184,20 +17747,7 @@
                 <w:szCs w:val="20"/>
                 <w:lang w:val="en-GB" w:eastAsia="en-GB"/>
               </w:rPr>
-              <w:t>Clostridioides</w:t>
-            </w:r>
-            <w:proofErr w:type="spellEnd"/>
-            <w:r>
-              <w:rPr>
-                <w:rFonts w:eastAsia="Times New Roman" w:cs="Times New Roman"/>
-                <w:i/>
-                <w:iCs/>
-                <w:color w:val="000000"/>
-                <w:sz w:val="20"/>
-                <w:szCs w:val="20"/>
-                <w:lang w:val="en-GB" w:eastAsia="en-GB"/>
-              </w:rPr>
-              <w:t xml:space="preserve"> difficile</w:t>
+              <w:t>Clostridioides difficile</w:t>
             </w:r>
             <w:r>
               <w:rPr>
@@ -20236,7 +17786,6 @@
                 <w:lang w:val="en-GB" w:eastAsia="en-GB"/>
               </w:rPr>
             </w:pPr>
-            <w:proofErr w:type="spellStart"/>
             <w:r>
               <w:rPr>
                 <w:rFonts w:eastAsia="Times New Roman" w:cs="Times New Roman"/>
@@ -20247,7 +17796,6 @@
               </w:rPr>
               <w:t>CD630_RS00385</w:t>
             </w:r>
-            <w:proofErr w:type="spellEnd"/>
           </w:p>
         </w:tc>
         <w:tc>
@@ -20275,7 +17823,6 @@
                 <w:lang w:val="en-GB" w:eastAsia="en-GB"/>
               </w:rPr>
             </w:pPr>
-            <w:proofErr w:type="spellStart"/>
             <w:r>
               <w:rPr>
                 <w:rFonts w:eastAsia="Times New Roman" w:cs="Times New Roman"/>
@@ -20286,7 +17833,6 @@
               </w:rPr>
               <w:t>CD630_RS00385</w:t>
             </w:r>
-            <w:proofErr w:type="spellEnd"/>
           </w:p>
         </w:tc>
         <w:tc>
@@ -20356,7 +17902,6 @@
                 <w:lang w:val="en-GB" w:eastAsia="en-GB"/>
               </w:rPr>
             </w:pPr>
-            <w:proofErr w:type="spellStart"/>
             <w:r>
               <w:rPr>
                 <w:rFonts w:eastAsia="Times New Roman" w:cs="Times New Roman"/>
@@ -20367,20 +17912,7 @@
                 <w:szCs w:val="20"/>
                 <w:lang w:val="en-GB" w:eastAsia="en-GB"/>
               </w:rPr>
-              <w:t>Clostridioides</w:t>
-            </w:r>
-            <w:proofErr w:type="spellEnd"/>
-            <w:r>
-              <w:rPr>
-                <w:rFonts w:eastAsia="Times New Roman" w:cs="Times New Roman"/>
-                <w:i/>
-                <w:iCs/>
-                <w:color w:val="000000"/>
-                <w:sz w:val="20"/>
-                <w:szCs w:val="20"/>
-                <w:lang w:val="en-GB" w:eastAsia="en-GB"/>
-              </w:rPr>
-              <w:t xml:space="preserve"> difficile</w:t>
+              <w:t>Clostridioides difficile</w:t>
             </w:r>
             <w:r>
               <w:rPr>
@@ -20419,7 +17951,6 @@
                 <w:lang w:val="en-GB" w:eastAsia="en-GB"/>
               </w:rPr>
             </w:pPr>
-            <w:proofErr w:type="spellStart"/>
             <w:r>
               <w:rPr>
                 <w:rFonts w:eastAsia="Times New Roman" w:cs="Times New Roman"/>
@@ -20430,7 +17961,6 @@
               </w:rPr>
               <w:t>CD630_RS16605</w:t>
             </w:r>
-            <w:proofErr w:type="spellEnd"/>
           </w:p>
         </w:tc>
         <w:tc>
@@ -20458,7 +17988,6 @@
                 <w:lang w:val="en-GB" w:eastAsia="en-GB"/>
               </w:rPr>
             </w:pPr>
-            <w:proofErr w:type="spellStart"/>
             <w:r>
               <w:rPr>
                 <w:rFonts w:eastAsia="Times New Roman" w:cs="Times New Roman"/>
@@ -20469,7 +17998,6 @@
               </w:rPr>
               <w:t>abrB</w:t>
             </w:r>
-            <w:proofErr w:type="spellEnd"/>
           </w:p>
         </w:tc>
         <w:tc>
@@ -20539,7 +18067,6 @@
                 <w:lang w:val="en-GB" w:eastAsia="en-GB"/>
               </w:rPr>
             </w:pPr>
-            <w:proofErr w:type="spellStart"/>
             <w:r>
               <w:rPr>
                 <w:rFonts w:eastAsia="Times New Roman" w:cs="Times New Roman"/>
@@ -20550,20 +18077,7 @@
                 <w:szCs w:val="20"/>
                 <w:lang w:val="en-GB" w:eastAsia="en-GB"/>
               </w:rPr>
-              <w:t>Clostridioides</w:t>
-            </w:r>
-            <w:proofErr w:type="spellEnd"/>
-            <w:r>
-              <w:rPr>
-                <w:rFonts w:eastAsia="Times New Roman" w:cs="Times New Roman"/>
-                <w:i/>
-                <w:iCs/>
-                <w:color w:val="000000"/>
-                <w:sz w:val="20"/>
-                <w:szCs w:val="20"/>
-                <w:lang w:val="en-GB" w:eastAsia="en-GB"/>
-              </w:rPr>
-              <w:t xml:space="preserve"> difficile</w:t>
+              <w:t>Clostridioides difficile</w:t>
             </w:r>
             <w:r>
               <w:rPr>
@@ -20602,7 +18116,6 @@
                 <w:lang w:val="en-GB" w:eastAsia="en-GB"/>
               </w:rPr>
             </w:pPr>
-            <w:proofErr w:type="spellStart"/>
             <w:r>
               <w:rPr>
                 <w:rFonts w:eastAsia="Times New Roman" w:cs="Times New Roman"/>
@@ -20613,7 +18126,6 @@
               </w:rPr>
               <w:t>CD630_RS13415</w:t>
             </w:r>
-            <w:proofErr w:type="spellEnd"/>
           </w:p>
         </w:tc>
         <w:tc>
@@ -20641,7 +18153,6 @@
                 <w:lang w:val="en-GB" w:eastAsia="en-GB"/>
               </w:rPr>
             </w:pPr>
-            <w:proofErr w:type="spellStart"/>
             <w:r>
               <w:rPr>
                 <w:rFonts w:eastAsia="Times New Roman" w:cs="Times New Roman"/>
@@ -20652,7 +18163,6 @@
               </w:rPr>
               <w:t>CD630_RS13415</w:t>
             </w:r>
-            <w:proofErr w:type="spellEnd"/>
           </w:p>
         </w:tc>
         <w:tc>
@@ -20722,7 +18232,6 @@
                 <w:lang w:val="en-GB" w:eastAsia="en-GB"/>
               </w:rPr>
             </w:pPr>
-            <w:proofErr w:type="spellStart"/>
             <w:r>
               <w:rPr>
                 <w:rFonts w:eastAsia="Times New Roman" w:cs="Times New Roman"/>
@@ -20733,20 +18242,7 @@
                 <w:szCs w:val="20"/>
                 <w:lang w:val="en-GB" w:eastAsia="en-GB"/>
               </w:rPr>
-              <w:t>Clostridioides</w:t>
-            </w:r>
-            <w:proofErr w:type="spellEnd"/>
-            <w:r>
-              <w:rPr>
-                <w:rFonts w:eastAsia="Times New Roman" w:cs="Times New Roman"/>
-                <w:i/>
-                <w:iCs/>
-                <w:color w:val="000000"/>
-                <w:sz w:val="20"/>
-                <w:szCs w:val="20"/>
-                <w:lang w:val="en-GB" w:eastAsia="en-GB"/>
-              </w:rPr>
-              <w:t xml:space="preserve"> difficile</w:t>
+              <w:t>Clostridioides difficile</w:t>
             </w:r>
             <w:r>
               <w:rPr>
@@ -20785,7 +18281,6 @@
                 <w:lang w:val="en-GB" w:eastAsia="en-GB"/>
               </w:rPr>
             </w:pPr>
-            <w:proofErr w:type="spellStart"/>
             <w:r>
               <w:rPr>
                 <w:rFonts w:eastAsia="Times New Roman" w:cs="Times New Roman"/>
@@ -20796,7 +18291,6 @@
               </w:rPr>
               <w:t>CD630_RS00540</w:t>
             </w:r>
-            <w:proofErr w:type="spellEnd"/>
           </w:p>
         </w:tc>
         <w:tc>
@@ -20824,7 +18318,6 @@
                 <w:lang w:val="en-GB" w:eastAsia="en-GB"/>
               </w:rPr>
             </w:pPr>
-            <w:proofErr w:type="spellStart"/>
             <w:r>
               <w:rPr>
                 <w:rFonts w:eastAsia="Times New Roman" w:cs="Times New Roman"/>
@@ -20835,7 +18328,6 @@
               </w:rPr>
               <w:t>rlmB</w:t>
             </w:r>
-            <w:proofErr w:type="spellEnd"/>
           </w:p>
         </w:tc>
         <w:tc>
@@ -20905,7 +18397,6 @@
                 <w:lang w:val="en-GB" w:eastAsia="en-GB"/>
               </w:rPr>
             </w:pPr>
-            <w:proofErr w:type="spellStart"/>
             <w:r>
               <w:rPr>
                 <w:rFonts w:eastAsia="Times New Roman" w:cs="Times New Roman"/>
@@ -20916,20 +18407,7 @@
                 <w:szCs w:val="20"/>
                 <w:lang w:val="en-GB" w:eastAsia="en-GB"/>
               </w:rPr>
-              <w:t>Clostridioides</w:t>
-            </w:r>
-            <w:proofErr w:type="spellEnd"/>
-            <w:r>
-              <w:rPr>
-                <w:rFonts w:eastAsia="Times New Roman" w:cs="Times New Roman"/>
-                <w:i/>
-                <w:iCs/>
-                <w:color w:val="000000"/>
-                <w:sz w:val="20"/>
-                <w:szCs w:val="20"/>
-                <w:lang w:val="en-GB" w:eastAsia="en-GB"/>
-              </w:rPr>
-              <w:t xml:space="preserve"> difficile</w:t>
+              <w:t>Clostridioides difficile</w:t>
             </w:r>
             <w:r>
               <w:rPr>
@@ -20968,7 +18446,6 @@
                 <w:lang w:val="en-GB" w:eastAsia="en-GB"/>
               </w:rPr>
             </w:pPr>
-            <w:proofErr w:type="spellStart"/>
             <w:r>
               <w:rPr>
                 <w:rFonts w:eastAsia="Times New Roman" w:cs="Times New Roman"/>
@@ -20979,7 +18456,6 @@
               </w:rPr>
               <w:t>CD630_RS00550</w:t>
             </w:r>
-            <w:proofErr w:type="spellEnd"/>
           </w:p>
         </w:tc>
         <w:tc>
@@ -21007,7 +18483,6 @@
                 <w:lang w:val="en-GB" w:eastAsia="en-GB"/>
               </w:rPr>
             </w:pPr>
-            <w:proofErr w:type="spellStart"/>
             <w:r>
               <w:rPr>
                 <w:rFonts w:eastAsia="Times New Roman" w:cs="Times New Roman"/>
@@ -21018,7 +18493,6 @@
               </w:rPr>
               <w:t>sigH</w:t>
             </w:r>
-            <w:proofErr w:type="spellEnd"/>
           </w:p>
         </w:tc>
         <w:tc>
@@ -21137,7 +18611,6 @@
                 <w:lang w:val="en-GB" w:eastAsia="en-GB"/>
               </w:rPr>
             </w:pPr>
-            <w:proofErr w:type="spellStart"/>
             <w:r>
               <w:rPr>
                 <w:rFonts w:eastAsia="Times New Roman" w:cs="Times New Roman"/>
@@ -21148,7 +18621,6 @@
               </w:rPr>
               <w:t>CSBG_02367</w:t>
             </w:r>
-            <w:proofErr w:type="spellEnd"/>
           </w:p>
         </w:tc>
         <w:tc>
@@ -21176,7 +18648,6 @@
                 <w:lang w:val="en-GB" w:eastAsia="en-GB"/>
               </w:rPr>
             </w:pPr>
-            <w:proofErr w:type="spellStart"/>
             <w:r>
               <w:rPr>
                 <w:rFonts w:eastAsia="Times New Roman" w:cs="Times New Roman"/>
@@ -21187,7 +18658,6 @@
               </w:rPr>
               <w:t>CSBG_02367</w:t>
             </w:r>
-            <w:proofErr w:type="spellEnd"/>
           </w:p>
         </w:tc>
         <w:tc>
@@ -21257,7 +18727,6 @@
                 <w:lang w:val="en-GB" w:eastAsia="en-GB"/>
               </w:rPr>
             </w:pPr>
-            <w:proofErr w:type="spellStart"/>
             <w:r>
               <w:rPr>
                 <w:rFonts w:eastAsia="Times New Roman" w:cs="Times New Roman"/>
@@ -21268,20 +18737,7 @@
                 <w:szCs w:val="20"/>
                 <w:lang w:val="en-GB" w:eastAsia="en-GB"/>
               </w:rPr>
-              <w:t>Clostridioides</w:t>
-            </w:r>
-            <w:proofErr w:type="spellEnd"/>
-            <w:r>
-              <w:rPr>
-                <w:rFonts w:eastAsia="Times New Roman" w:cs="Times New Roman"/>
-                <w:i/>
-                <w:iCs/>
-                <w:color w:val="000000"/>
-                <w:sz w:val="20"/>
-                <w:szCs w:val="20"/>
-                <w:lang w:val="en-GB" w:eastAsia="en-GB"/>
-              </w:rPr>
-              <w:t xml:space="preserve"> difficile</w:t>
+              <w:t>Clostridioides difficile</w:t>
             </w:r>
             <w:r>
               <w:rPr>
@@ -21320,7 +18776,6 @@
                 <w:lang w:val="en-GB" w:eastAsia="en-GB"/>
               </w:rPr>
             </w:pPr>
-            <w:proofErr w:type="spellStart"/>
             <w:r>
               <w:rPr>
                 <w:rFonts w:eastAsia="Times New Roman" w:cs="Times New Roman"/>
@@ -21331,7 +18786,6 @@
               </w:rPr>
               <w:t>CD630_12300</w:t>
             </w:r>
-            <w:proofErr w:type="spellEnd"/>
           </w:p>
         </w:tc>
         <w:tc>
@@ -21359,7 +18813,6 @@
                 <w:lang w:val="en-GB" w:eastAsia="en-GB"/>
               </w:rPr>
             </w:pPr>
-            <w:proofErr w:type="spellStart"/>
             <w:r>
               <w:rPr>
                 <w:rFonts w:eastAsia="Times New Roman" w:cs="Times New Roman"/>
@@ -21370,7 +18823,6 @@
               </w:rPr>
               <w:t>sigK</w:t>
             </w:r>
-            <w:proofErr w:type="spellEnd"/>
           </w:p>
         </w:tc>
         <w:tc>
@@ -21440,7 +18892,6 @@
                 <w:lang w:val="en-GB" w:eastAsia="en-GB"/>
               </w:rPr>
             </w:pPr>
-            <w:proofErr w:type="spellStart"/>
             <w:r>
               <w:rPr>
                 <w:rFonts w:eastAsia="Times New Roman" w:cs="Times New Roman"/>
@@ -21451,20 +18902,7 @@
                 <w:szCs w:val="20"/>
                 <w:lang w:val="en-GB" w:eastAsia="en-GB"/>
               </w:rPr>
-              <w:t>Clostridioides</w:t>
-            </w:r>
-            <w:proofErr w:type="spellEnd"/>
-            <w:r>
-              <w:rPr>
-                <w:rFonts w:eastAsia="Times New Roman" w:cs="Times New Roman"/>
-                <w:i/>
-                <w:iCs/>
-                <w:color w:val="000000"/>
-                <w:sz w:val="20"/>
-                <w:szCs w:val="20"/>
-                <w:lang w:val="en-GB" w:eastAsia="en-GB"/>
-              </w:rPr>
-              <w:t xml:space="preserve"> difficile</w:t>
+              <w:t>Clostridioides difficile</w:t>
             </w:r>
             <w:r>
               <w:rPr>
@@ -21503,7 +18941,6 @@
                 <w:lang w:val="en-GB" w:eastAsia="en-GB"/>
               </w:rPr>
             </w:pPr>
-            <w:proofErr w:type="spellStart"/>
             <w:r>
               <w:rPr>
                 <w:rFonts w:eastAsia="Times New Roman" w:cs="Times New Roman"/>
@@ -21514,7 +18951,6 @@
               </w:rPr>
               <w:t>CD630_RS05845</w:t>
             </w:r>
-            <w:proofErr w:type="spellEnd"/>
           </w:p>
         </w:tc>
         <w:tc>
@@ -21542,7 +18978,6 @@
                 <w:lang w:val="en-GB" w:eastAsia="en-GB"/>
               </w:rPr>
             </w:pPr>
-            <w:proofErr w:type="spellStart"/>
             <w:r>
               <w:rPr>
                 <w:rFonts w:eastAsia="Times New Roman" w:cs="Times New Roman"/>
@@ -21553,7 +18988,6 @@
               </w:rPr>
               <w:t>ytvl</w:t>
             </w:r>
-            <w:proofErr w:type="spellEnd"/>
           </w:p>
         </w:tc>
         <w:tc>
@@ -21623,7 +19057,6 @@
                 <w:lang w:val="en-GB" w:eastAsia="en-GB"/>
               </w:rPr>
             </w:pPr>
-            <w:proofErr w:type="spellStart"/>
             <w:r>
               <w:rPr>
                 <w:rFonts w:eastAsia="Times New Roman" w:cs="Times New Roman"/>
@@ -21634,20 +19067,7 @@
                 <w:szCs w:val="20"/>
                 <w:lang w:val="en-GB" w:eastAsia="en-GB"/>
               </w:rPr>
-              <w:t>Clostridioides</w:t>
-            </w:r>
-            <w:proofErr w:type="spellEnd"/>
-            <w:r>
-              <w:rPr>
-                <w:rFonts w:eastAsia="Times New Roman" w:cs="Times New Roman"/>
-                <w:i/>
-                <w:iCs/>
-                <w:color w:val="000000"/>
-                <w:sz w:val="20"/>
-                <w:szCs w:val="20"/>
-                <w:lang w:val="en-GB" w:eastAsia="en-GB"/>
-              </w:rPr>
-              <w:t xml:space="preserve"> difficile</w:t>
+              <w:t>Clostridioides difficile</w:t>
             </w:r>
             <w:r>
               <w:rPr>
@@ -21686,7 +19106,6 @@
                 <w:lang w:val="en-GB" w:eastAsia="en-GB"/>
               </w:rPr>
             </w:pPr>
-            <w:proofErr w:type="spellStart"/>
             <w:r>
               <w:rPr>
                 <w:rFonts w:eastAsia="Times New Roman" w:cs="Times New Roman"/>
@@ -21697,7 +19116,6 @@
               </w:rPr>
               <w:t>CD630_RS11055</w:t>
             </w:r>
-            <w:proofErr w:type="spellEnd"/>
           </w:p>
         </w:tc>
         <w:tc>
@@ -21725,7 +19143,6 @@
                 <w:lang w:val="en-GB" w:eastAsia="en-GB"/>
               </w:rPr>
             </w:pPr>
-            <w:proofErr w:type="spellStart"/>
             <w:r>
               <w:rPr>
                 <w:rFonts w:eastAsia="Times New Roman" w:cs="Times New Roman"/>
@@ -21736,7 +19153,6 @@
               </w:rPr>
               <w:t>Ytvl</w:t>
             </w:r>
-            <w:proofErr w:type="spellEnd"/>
           </w:p>
         </w:tc>
         <w:tc>
@@ -21828,63 +19244,7 @@
         <w:rPr>
           <w:lang w:val="en-GB"/>
         </w:rPr>
-        <w:t xml:space="preserve"> MALDI-</w:t>
-      </w:r>
-      <w:proofErr w:type="spellStart"/>
-      <w:r>
-        <w:rPr>
-          <w:lang w:val="en-GB"/>
-        </w:rPr>
-        <w:t>TOF</w:t>
-      </w:r>
-      <w:proofErr w:type="spellEnd"/>
-      <w:r>
-        <w:rPr>
-          <w:lang w:val="en-GB"/>
-        </w:rPr>
-        <w:t xml:space="preserve"> results for all isolates from samples </w:t>
-      </w:r>
-      <w:proofErr w:type="spellStart"/>
-      <w:r>
-        <w:rPr>
-          <w:lang w:val="en-GB"/>
-        </w:rPr>
-        <w:t>H005</w:t>
-      </w:r>
-      <w:proofErr w:type="spellEnd"/>
-      <w:r>
-        <w:rPr>
-          <w:lang w:val="en-GB"/>
-        </w:rPr>
-        <w:t xml:space="preserve">, </w:t>
-      </w:r>
-      <w:proofErr w:type="spellStart"/>
-      <w:r>
-        <w:rPr>
-          <w:lang w:val="en-GB"/>
-        </w:rPr>
-        <w:t>H007</w:t>
-      </w:r>
-      <w:proofErr w:type="spellEnd"/>
-      <w:r>
-        <w:rPr>
-          <w:lang w:val="en-GB"/>
-        </w:rPr>
-        <w:t xml:space="preserve"> and </w:t>
-      </w:r>
-      <w:proofErr w:type="spellStart"/>
-      <w:r>
-        <w:rPr>
-          <w:lang w:val="en-GB"/>
-        </w:rPr>
-        <w:t>H009</w:t>
-      </w:r>
-      <w:proofErr w:type="spellEnd"/>
-      <w:r>
-        <w:rPr>
-          <w:lang w:val="en-GB"/>
-        </w:rPr>
-        <w:t xml:space="preserve">. The smaller number of isolates that were sequenced was due to second re-streaking not being as successful. </w:t>
+        <w:t xml:space="preserve"> MALDI-TOF results for all isolates from samples H005, H007 and H009. The smaller number of isolates that were sequenced was due to second re-streaking not being as successful. </w:t>
       </w:r>
     </w:p>
     <w:tbl>
@@ -22010,7 +19370,6 @@
                 <w:lang w:val="en-GB" w:eastAsia="sl-SI"/>
               </w:rPr>
             </w:pPr>
-            <w:proofErr w:type="spellStart"/>
             <w:r>
               <w:rPr>
                 <w:rFonts w:eastAsia="Times New Roman" w:cs="Times New Roman"/>
@@ -22021,7 +19380,6 @@
               </w:rPr>
               <w:t>H005</w:t>
             </w:r>
-            <w:proofErr w:type="spellEnd"/>
           </w:p>
         </w:tc>
         <w:tc>
@@ -22050,7 +19408,6 @@
                 <w:lang w:val="en-GB" w:eastAsia="sl-SI"/>
               </w:rPr>
             </w:pPr>
-            <w:proofErr w:type="spellStart"/>
             <w:r>
               <w:rPr>
                 <w:rFonts w:eastAsia="Times New Roman" w:cs="Times New Roman"/>
@@ -22061,7 +19418,6 @@
               </w:rPr>
               <w:t>H007</w:t>
             </w:r>
-            <w:proofErr w:type="spellEnd"/>
           </w:p>
         </w:tc>
         <w:tc>
@@ -22090,7 +19446,6 @@
                 <w:lang w:val="en-GB" w:eastAsia="sl-SI"/>
               </w:rPr>
             </w:pPr>
-            <w:proofErr w:type="spellStart"/>
             <w:r>
               <w:rPr>
                 <w:rFonts w:eastAsia="Times New Roman" w:cs="Times New Roman"/>
@@ -22099,18 +19454,7 @@
                 <w:color w:val="000000"/>
                 <w:lang w:val="en-GB" w:eastAsia="sl-SI"/>
               </w:rPr>
-              <w:t>H009</w:t>
-            </w:r>
-            <w:proofErr w:type="spellEnd"/>
-            <w:r>
-              <w:rPr>
-                <w:rFonts w:eastAsia="Times New Roman" w:cs="Times New Roman"/>
-                <w:b/>
-                <w:bCs/>
-                <w:color w:val="000000"/>
-                <w:lang w:val="en-GB" w:eastAsia="sl-SI"/>
-              </w:rPr>
-              <w:t xml:space="preserve"> </w:t>
+              <w:t xml:space="preserve">H009 </w:t>
             </w:r>
           </w:p>
         </w:tc>
@@ -22153,20 +19497,8 @@
                 <w:color w:val="000000"/>
                 <w:lang w:val="en-GB" w:eastAsia="sl-SI"/>
               </w:rPr>
-              <w:t xml:space="preserve">Clostridium </w:t>
-            </w:r>
-            <w:proofErr w:type="spellStart"/>
-            <w:r>
-              <w:rPr>
-                <w:rFonts w:eastAsia="Times New Roman" w:cs="Times New Roman"/>
-                <w:i/>
-                <w:iCs/>
-                <w:color w:val="000000"/>
-                <w:lang w:val="en-GB" w:eastAsia="sl-SI"/>
-              </w:rPr>
-              <w:t>paraputrificum</w:t>
-            </w:r>
-            <w:proofErr w:type="spellEnd"/>
+              <w:t>Clostridium paraputrificum</w:t>
+            </w:r>
           </w:p>
         </w:tc>
         <w:tc>
@@ -22336,7 +19668,6 @@
                 <w:lang w:val="en-GB" w:eastAsia="sl-SI"/>
               </w:rPr>
             </w:pPr>
-            <w:proofErr w:type="spellStart"/>
             <w:r>
               <w:rPr>
                 <w:rFonts w:eastAsia="Times New Roman" w:cs="Times New Roman"/>
@@ -22345,31 +19676,8 @@
                 <w:color w:val="000000"/>
                 <w:lang w:val="en-GB" w:eastAsia="sl-SI"/>
               </w:rPr>
-              <w:t>Intestinibacter</w:t>
-            </w:r>
-            <w:proofErr w:type="spellEnd"/>
-            <w:r>
-              <w:rPr>
-                <w:rFonts w:eastAsia="Times New Roman" w:cs="Times New Roman"/>
-                <w:i/>
-                <w:iCs/>
-                <w:color w:val="000000"/>
-                <w:lang w:val="en-GB" w:eastAsia="sl-SI"/>
-              </w:rPr>
-              <w:t xml:space="preserve"> </w:t>
-            </w:r>
-            <w:proofErr w:type="spellStart"/>
-            <w:r>
-              <w:rPr>
-                <w:rFonts w:eastAsia="Times New Roman" w:cs="Times New Roman"/>
-                <w:i/>
-                <w:iCs/>
-                <w:color w:val="000000"/>
-                <w:lang w:val="en-GB" w:eastAsia="sl-SI"/>
-              </w:rPr>
-              <w:t>bartletti</w:t>
-            </w:r>
-            <w:proofErr w:type="spellEnd"/>
+              <w:t>Intestinibacter bartletti</w:t>
+            </w:r>
           </w:p>
         </w:tc>
         <w:tc>
@@ -22722,6 +20030,7 @@
                 <w:color w:val="000000"/>
                 <w:lang w:val="en-GB" w:eastAsia="sl-SI"/>
               </w:rPr>
+              <w:lastRenderedPageBreak/>
               <w:t>No organism identification possible</w:t>
             </w:r>
           </w:p>
@@ -22897,7 +20206,6 @@
                 <w:color w:val="000000"/>
                 <w:lang w:val="en-GB" w:eastAsia="sl-SI"/>
               </w:rPr>
-              <w:lastRenderedPageBreak/>
               <w:t>No growth after picking</w:t>
             </w:r>
           </w:p>
@@ -23088,7 +20396,7 @@
                     </pic:cNvPicPr>
                   </pic:nvPicPr>
                   <pic:blipFill>
-                    <a:blip r:embed="rId7">
+                    <a:blip r:embed="rId8">
                       <a:extLst>
                         <a:ext uri="{28A0092B-C50C-407E-A947-70E740481C1C}">
                           <a14:useLocalDpi xmlns:a14="http://schemas.microsoft.com/office/drawing/2010/main" val="0"/>
@@ -23174,7 +20482,7 @@
                     </pic:cNvPicPr>
                   </pic:nvPicPr>
                   <pic:blipFill>
-                    <a:blip r:embed="rId8" cstate="print">
+                    <a:blip r:embed="rId9" cstate="print">
                       <a:extLst>
                         <a:ext uri="{28A0092B-C50C-407E-A947-70E740481C1C}">
                           <a14:useLocalDpi xmlns:a14="http://schemas.microsoft.com/office/drawing/2010/main" val="0"/>
@@ -23242,39 +20550,7 @@
           <w:sz w:val="22"/>
           <w:lang w:val="en-GB"/>
         </w:rPr>
-        <w:t xml:space="preserve"> and OTUs from other phyla. Bray-</w:t>
-      </w:r>
-      <w:proofErr w:type="gramStart"/>
-      <w:r>
-        <w:rPr>
-          <w:sz w:val="22"/>
-          <w:lang w:val="en-GB"/>
-        </w:rPr>
-        <w:t>Curtis</w:t>
-      </w:r>
-      <w:proofErr w:type="gramEnd"/>
-      <w:r>
-        <w:rPr>
-          <w:sz w:val="22"/>
-          <w:lang w:val="en-GB"/>
-        </w:rPr>
-        <w:t xml:space="preserve"> dissimilarity was derived from randomly subsampled communities (n = 24, iterations = 999), with the median distance used for visualization and statistical comparisons. Distributions were compared using the Wilcoxon rank-sum test. B) Community variability as measured by Bray-</w:t>
-      </w:r>
-      <w:proofErr w:type="gramStart"/>
-      <w:r>
-        <w:rPr>
-          <w:sz w:val="22"/>
-          <w:lang w:val="en-GB"/>
-        </w:rPr>
-        <w:t>Curtis</w:t>
-      </w:r>
-      <w:proofErr w:type="gramEnd"/>
-      <w:r>
-        <w:rPr>
-          <w:sz w:val="22"/>
-          <w:lang w:val="en-GB"/>
-        </w:rPr>
-        <w:t xml:space="preserve"> dissimilarity plotted against the number of days between sampling time points. Data are presented separately for phylum </w:t>
+        <w:t xml:space="preserve"> and OTUs from other phyla. Bray-Curtis dissimilarity was derived from randomly subsampled communities (n = 24, iterations = 999), with the median distance used for visualization and statistical comparisons. Distributions were compared using the Wilcoxon rank-sum test. B) Community variability as measured by Bray-Curtis dissimilarity plotted against the number of days between sampling time points. Data are presented separately for phylum </w:t>
       </w:r>
       <w:r>
         <w:rPr>
@@ -23318,21 +20594,7 @@
         <w:rPr>
           <w:lang w:val="en-GB"/>
         </w:rPr>
-        <w:t xml:space="preserve">Wilcox rank sum test between all fractions </w:t>
-      </w:r>
-      <w:proofErr w:type="gramStart"/>
-      <w:r>
-        <w:rPr>
-          <w:lang w:val="en-GB"/>
-        </w:rPr>
-        <w:t>inter</w:t>
-      </w:r>
-      <w:proofErr w:type="gramEnd"/>
-      <w:r>
-        <w:rPr>
-          <w:lang w:val="en-GB"/>
-        </w:rPr>
-        <w:t xml:space="preserve"> and intra individuals. </w:t>
+        <w:t xml:space="preserve">Wilcox rank sum test between all fractions inter and intra individuals. </w:t>
       </w:r>
     </w:p>
     <w:tbl>
@@ -23736,25 +20998,14 @@
                 <w:lang w:val="en-GB" w:eastAsia="sl-SI"/>
               </w:rPr>
             </w:pPr>
-            <w:proofErr w:type="spellStart"/>
-            <w:r>
-              <w:rPr>
-                <w:rFonts w:eastAsia="Times New Roman" w:cs="Times New Roman"/>
-                <w:sz w:val="20"/>
-                <w:szCs w:val="20"/>
-                <w:lang w:val="en-GB" w:eastAsia="sl-SI"/>
-              </w:rPr>
-              <w:t>7.7e</w:t>
-            </w:r>
-            <w:proofErr w:type="spellEnd"/>
-            <w:r>
-              <w:rPr>
-                <w:rFonts w:eastAsia="Times New Roman" w:cs="Times New Roman"/>
-                <w:sz w:val="20"/>
-                <w:szCs w:val="20"/>
-                <w:lang w:val="en-GB" w:eastAsia="sl-SI"/>
-              </w:rPr>
-              <w:t>-195</w:t>
+            <w:r>
+              <w:rPr>
+                <w:rFonts w:eastAsia="Times New Roman" w:cs="Times New Roman"/>
+                <w:sz w:val="20"/>
+                <w:szCs w:val="20"/>
+                <w:lang w:val="en-GB" w:eastAsia="sl-SI"/>
+              </w:rPr>
+              <w:t>7.7e-195</w:t>
             </w:r>
           </w:p>
         </w:tc>
@@ -23873,25 +21124,14 @@
                 <w:lang w:val="en-GB" w:eastAsia="sl-SI"/>
               </w:rPr>
             </w:pPr>
-            <w:proofErr w:type="spellStart"/>
-            <w:r>
-              <w:rPr>
-                <w:rFonts w:eastAsia="Times New Roman" w:cs="Times New Roman"/>
-                <w:sz w:val="20"/>
-                <w:szCs w:val="20"/>
-                <w:lang w:val="en-GB" w:eastAsia="sl-SI"/>
-              </w:rPr>
-              <w:t>2e</w:t>
-            </w:r>
-            <w:proofErr w:type="spellEnd"/>
-            <w:r>
-              <w:rPr>
-                <w:rFonts w:eastAsia="Times New Roman" w:cs="Times New Roman"/>
-                <w:sz w:val="20"/>
-                <w:szCs w:val="20"/>
-                <w:lang w:val="en-GB" w:eastAsia="sl-SI"/>
-              </w:rPr>
-              <w:t>-19</w:t>
+            <w:r>
+              <w:rPr>
+                <w:rFonts w:eastAsia="Times New Roman" w:cs="Times New Roman"/>
+                <w:sz w:val="20"/>
+                <w:szCs w:val="20"/>
+                <w:lang w:val="en-GB" w:eastAsia="sl-SI"/>
+              </w:rPr>
+              <w:t>2e-19</w:t>
             </w:r>
           </w:p>
         </w:tc>
@@ -24010,25 +21250,14 @@
                 <w:lang w:val="en-GB" w:eastAsia="sl-SI"/>
               </w:rPr>
             </w:pPr>
-            <w:proofErr w:type="spellStart"/>
-            <w:r>
-              <w:rPr>
-                <w:rFonts w:eastAsia="Times New Roman" w:cs="Times New Roman"/>
-                <w:sz w:val="20"/>
-                <w:szCs w:val="20"/>
-                <w:lang w:val="en-GB" w:eastAsia="sl-SI"/>
-              </w:rPr>
-              <w:t>1e</w:t>
-            </w:r>
-            <w:proofErr w:type="spellEnd"/>
-            <w:r>
-              <w:rPr>
-                <w:rFonts w:eastAsia="Times New Roman" w:cs="Times New Roman"/>
-                <w:sz w:val="20"/>
-                <w:szCs w:val="20"/>
-                <w:lang w:val="en-GB" w:eastAsia="sl-SI"/>
-              </w:rPr>
-              <w:t>-65</w:t>
+            <w:r>
+              <w:rPr>
+                <w:rFonts w:eastAsia="Times New Roman" w:cs="Times New Roman"/>
+                <w:sz w:val="20"/>
+                <w:szCs w:val="20"/>
+                <w:lang w:val="en-GB" w:eastAsia="sl-SI"/>
+              </w:rPr>
+              <w:t>1e-65</w:t>
             </w:r>
           </w:p>
         </w:tc>
@@ -24147,25 +21376,14 @@
                 <w:lang w:val="en-GB" w:eastAsia="sl-SI"/>
               </w:rPr>
             </w:pPr>
-            <w:proofErr w:type="spellStart"/>
-            <w:r>
-              <w:rPr>
-                <w:rFonts w:eastAsia="Times New Roman" w:cs="Times New Roman"/>
-                <w:sz w:val="20"/>
-                <w:szCs w:val="20"/>
-                <w:lang w:val="en-GB" w:eastAsia="sl-SI"/>
-              </w:rPr>
-              <w:t>2.2e</w:t>
-            </w:r>
-            <w:proofErr w:type="spellEnd"/>
-            <w:r>
-              <w:rPr>
-                <w:rFonts w:eastAsia="Times New Roman" w:cs="Times New Roman"/>
-                <w:sz w:val="20"/>
-                <w:szCs w:val="20"/>
-                <w:lang w:val="en-GB" w:eastAsia="sl-SI"/>
-              </w:rPr>
-              <w:t>-10</w:t>
+            <w:r>
+              <w:rPr>
+                <w:rFonts w:eastAsia="Times New Roman" w:cs="Times New Roman"/>
+                <w:sz w:val="20"/>
+                <w:szCs w:val="20"/>
+                <w:lang w:val="en-GB" w:eastAsia="sl-SI"/>
+              </w:rPr>
+              <w:t>2.2e-10</w:t>
             </w:r>
           </w:p>
         </w:tc>
@@ -24252,25 +21470,14 @@
                 <w:lang w:val="en-GB" w:eastAsia="sl-SI"/>
               </w:rPr>
             </w:pPr>
-            <w:proofErr w:type="spellStart"/>
-            <w:r>
-              <w:rPr>
-                <w:rFonts w:eastAsia="Times New Roman" w:cs="Times New Roman"/>
-                <w:sz w:val="20"/>
-                <w:szCs w:val="20"/>
-                <w:lang w:val="en-GB" w:eastAsia="sl-SI"/>
-              </w:rPr>
-              <w:t>1e</w:t>
-            </w:r>
-            <w:proofErr w:type="spellEnd"/>
-            <w:r>
-              <w:rPr>
-                <w:rFonts w:eastAsia="Times New Roman" w:cs="Times New Roman"/>
-                <w:sz w:val="20"/>
-                <w:szCs w:val="20"/>
-                <w:lang w:val="en-GB" w:eastAsia="sl-SI"/>
-              </w:rPr>
-              <w:t>-20</w:t>
+            <w:r>
+              <w:rPr>
+                <w:rFonts w:eastAsia="Times New Roman" w:cs="Times New Roman"/>
+                <w:sz w:val="20"/>
+                <w:szCs w:val="20"/>
+                <w:lang w:val="en-GB" w:eastAsia="sl-SI"/>
+              </w:rPr>
+              <w:t>1e-20</w:t>
             </w:r>
           </w:p>
         </w:tc>
@@ -24295,25 +21502,14 @@
                 <w:lang w:val="en-GB" w:eastAsia="sl-SI"/>
               </w:rPr>
             </w:pPr>
-            <w:proofErr w:type="spellStart"/>
-            <w:r>
-              <w:rPr>
-                <w:rFonts w:eastAsia="Times New Roman" w:cs="Times New Roman"/>
-                <w:sz w:val="20"/>
-                <w:szCs w:val="20"/>
-                <w:lang w:val="en-GB" w:eastAsia="sl-SI"/>
-              </w:rPr>
-              <w:t>1e</w:t>
-            </w:r>
-            <w:proofErr w:type="spellEnd"/>
-            <w:r>
-              <w:rPr>
-                <w:rFonts w:eastAsia="Times New Roman" w:cs="Times New Roman"/>
-                <w:sz w:val="20"/>
-                <w:szCs w:val="20"/>
-                <w:lang w:val="en-GB" w:eastAsia="sl-SI"/>
-              </w:rPr>
-              <w:t>-60</w:t>
+            <w:r>
+              <w:rPr>
+                <w:rFonts w:eastAsia="Times New Roman" w:cs="Times New Roman"/>
+                <w:sz w:val="20"/>
+                <w:szCs w:val="20"/>
+                <w:lang w:val="en-GB" w:eastAsia="sl-SI"/>
+              </w:rPr>
+              <w:t>1e-60</w:t>
             </w:r>
           </w:p>
         </w:tc>
@@ -24432,25 +21628,14 @@
                 <w:lang w:val="en-GB" w:eastAsia="sl-SI"/>
               </w:rPr>
             </w:pPr>
-            <w:proofErr w:type="spellStart"/>
-            <w:r>
-              <w:rPr>
-                <w:rFonts w:eastAsia="Times New Roman" w:cs="Times New Roman"/>
-                <w:sz w:val="20"/>
-                <w:szCs w:val="20"/>
-                <w:lang w:val="en-GB" w:eastAsia="sl-SI"/>
-              </w:rPr>
-              <w:t>4e</w:t>
-            </w:r>
-            <w:proofErr w:type="spellEnd"/>
-            <w:r>
-              <w:rPr>
-                <w:rFonts w:eastAsia="Times New Roman" w:cs="Times New Roman"/>
-                <w:sz w:val="20"/>
-                <w:szCs w:val="20"/>
-                <w:lang w:val="en-GB" w:eastAsia="sl-SI"/>
-              </w:rPr>
-              <w:t>-31</w:t>
+            <w:r>
+              <w:rPr>
+                <w:rFonts w:eastAsia="Times New Roman" w:cs="Times New Roman"/>
+                <w:sz w:val="20"/>
+                <w:szCs w:val="20"/>
+                <w:lang w:val="en-GB" w:eastAsia="sl-SI"/>
+              </w:rPr>
+              <w:t>4e-31</w:t>
             </w:r>
           </w:p>
         </w:tc>
@@ -24578,25 +21763,14 @@
                 <w:lang w:val="en-GB" w:eastAsia="sl-SI"/>
               </w:rPr>
             </w:pPr>
-            <w:proofErr w:type="spellStart"/>
-            <w:r>
-              <w:rPr>
-                <w:rFonts w:eastAsia="Times New Roman" w:cs="Times New Roman"/>
-                <w:sz w:val="20"/>
-                <w:szCs w:val="20"/>
-                <w:lang w:val="en-GB" w:eastAsia="sl-SI"/>
-              </w:rPr>
-              <w:t>2e</w:t>
-            </w:r>
-            <w:proofErr w:type="spellEnd"/>
-            <w:r>
-              <w:rPr>
-                <w:rFonts w:eastAsia="Times New Roman" w:cs="Times New Roman"/>
-                <w:sz w:val="20"/>
-                <w:szCs w:val="20"/>
-                <w:lang w:val="en-GB" w:eastAsia="sl-SI"/>
-              </w:rPr>
-              <w:t>-197</w:t>
+            <w:r>
+              <w:rPr>
+                <w:rFonts w:eastAsia="Times New Roman" w:cs="Times New Roman"/>
+                <w:sz w:val="20"/>
+                <w:szCs w:val="20"/>
+                <w:lang w:val="en-GB" w:eastAsia="sl-SI"/>
+              </w:rPr>
+              <w:t>2e-197</w:t>
             </w:r>
           </w:p>
         </w:tc>
@@ -24715,25 +21889,14 @@
                 <w:lang w:val="en-GB" w:eastAsia="sl-SI"/>
               </w:rPr>
             </w:pPr>
-            <w:proofErr w:type="spellStart"/>
-            <w:r>
-              <w:rPr>
-                <w:rFonts w:eastAsia="Times New Roman" w:cs="Times New Roman"/>
-                <w:sz w:val="20"/>
-                <w:szCs w:val="20"/>
-                <w:lang w:val="en-GB" w:eastAsia="sl-SI"/>
-              </w:rPr>
-              <w:t>1e</w:t>
-            </w:r>
-            <w:proofErr w:type="spellEnd"/>
-            <w:r>
-              <w:rPr>
-                <w:rFonts w:eastAsia="Times New Roman" w:cs="Times New Roman"/>
-                <w:sz w:val="20"/>
-                <w:szCs w:val="20"/>
-                <w:lang w:val="en-GB" w:eastAsia="sl-SI"/>
-              </w:rPr>
-              <w:t>-23</w:t>
+            <w:r>
+              <w:rPr>
+                <w:rFonts w:eastAsia="Times New Roman" w:cs="Times New Roman"/>
+                <w:sz w:val="20"/>
+                <w:szCs w:val="20"/>
+                <w:lang w:val="en-GB" w:eastAsia="sl-SI"/>
+              </w:rPr>
+              <w:t>1e-23</w:t>
             </w:r>
           </w:p>
         </w:tc>
@@ -24852,25 +22015,14 @@
                 <w:lang w:val="en-GB" w:eastAsia="sl-SI"/>
               </w:rPr>
             </w:pPr>
-            <w:proofErr w:type="spellStart"/>
-            <w:r>
-              <w:rPr>
-                <w:rFonts w:eastAsia="Times New Roman" w:cs="Times New Roman"/>
-                <w:sz w:val="20"/>
-                <w:szCs w:val="20"/>
-                <w:lang w:val="en-GB" w:eastAsia="sl-SI"/>
-              </w:rPr>
-              <w:t>3e</w:t>
-            </w:r>
-            <w:proofErr w:type="spellEnd"/>
-            <w:r>
-              <w:rPr>
-                <w:rFonts w:eastAsia="Times New Roman" w:cs="Times New Roman"/>
-                <w:sz w:val="20"/>
-                <w:szCs w:val="20"/>
-                <w:lang w:val="en-GB" w:eastAsia="sl-SI"/>
-              </w:rPr>
-              <w:t>-61</w:t>
+            <w:r>
+              <w:rPr>
+                <w:rFonts w:eastAsia="Times New Roman" w:cs="Times New Roman"/>
+                <w:sz w:val="20"/>
+                <w:szCs w:val="20"/>
+                <w:lang w:val="en-GB" w:eastAsia="sl-SI"/>
+              </w:rPr>
+              <w:t>3e-61</w:t>
             </w:r>
           </w:p>
         </w:tc>
@@ -24989,25 +22141,14 @@
                 <w:lang w:val="en-GB" w:eastAsia="sl-SI"/>
               </w:rPr>
             </w:pPr>
-            <w:proofErr w:type="spellStart"/>
-            <w:r>
-              <w:rPr>
-                <w:rFonts w:eastAsia="Times New Roman" w:cs="Times New Roman"/>
-                <w:sz w:val="20"/>
-                <w:szCs w:val="20"/>
-                <w:lang w:val="en-GB" w:eastAsia="sl-SI"/>
-              </w:rPr>
-              <w:t>1e</w:t>
-            </w:r>
-            <w:proofErr w:type="spellEnd"/>
-            <w:r>
-              <w:rPr>
-                <w:rFonts w:eastAsia="Times New Roman" w:cs="Times New Roman"/>
-                <w:sz w:val="20"/>
-                <w:szCs w:val="20"/>
-                <w:lang w:val="en-GB" w:eastAsia="sl-SI"/>
-              </w:rPr>
-              <w:t>-6</w:t>
+            <w:r>
+              <w:rPr>
+                <w:rFonts w:eastAsia="Times New Roman" w:cs="Times New Roman"/>
+                <w:sz w:val="20"/>
+                <w:szCs w:val="20"/>
+                <w:lang w:val="en-GB" w:eastAsia="sl-SI"/>
+              </w:rPr>
+              <w:t>1e-6</w:t>
             </w:r>
           </w:p>
         </w:tc>
@@ -25126,25 +22267,14 @@
                 <w:lang w:val="en-GB" w:eastAsia="sl-SI"/>
               </w:rPr>
             </w:pPr>
-            <w:proofErr w:type="spellStart"/>
-            <w:r>
-              <w:rPr>
-                <w:rFonts w:eastAsia="Times New Roman" w:cs="Times New Roman"/>
-                <w:sz w:val="20"/>
-                <w:szCs w:val="20"/>
-                <w:lang w:val="en-GB" w:eastAsia="sl-SI"/>
-              </w:rPr>
-              <w:t>1e</w:t>
-            </w:r>
-            <w:proofErr w:type="spellEnd"/>
-            <w:r>
-              <w:rPr>
-                <w:rFonts w:eastAsia="Times New Roman" w:cs="Times New Roman"/>
-                <w:sz w:val="20"/>
-                <w:szCs w:val="20"/>
-                <w:lang w:val="en-GB" w:eastAsia="sl-SI"/>
-              </w:rPr>
-              <w:t>-56</w:t>
+            <w:r>
+              <w:rPr>
+                <w:rFonts w:eastAsia="Times New Roman" w:cs="Times New Roman"/>
+                <w:sz w:val="20"/>
+                <w:szCs w:val="20"/>
+                <w:lang w:val="en-GB" w:eastAsia="sl-SI"/>
+              </w:rPr>
+              <w:t>1e-56</w:t>
             </w:r>
           </w:p>
         </w:tc>
@@ -25263,25 +22393,14 @@
                 <w:lang w:val="en-GB" w:eastAsia="sl-SI"/>
               </w:rPr>
             </w:pPr>
-            <w:proofErr w:type="spellStart"/>
-            <w:r>
-              <w:rPr>
-                <w:rFonts w:eastAsia="Times New Roman" w:cs="Times New Roman"/>
-                <w:sz w:val="20"/>
-                <w:szCs w:val="20"/>
-                <w:lang w:val="en-GB" w:eastAsia="sl-SI"/>
-              </w:rPr>
-              <w:t>5e</w:t>
-            </w:r>
-            <w:proofErr w:type="spellEnd"/>
-            <w:r>
-              <w:rPr>
-                <w:rFonts w:eastAsia="Times New Roman" w:cs="Times New Roman"/>
-                <w:sz w:val="20"/>
-                <w:szCs w:val="20"/>
-                <w:lang w:val="en-GB" w:eastAsia="sl-SI"/>
-              </w:rPr>
-              <w:t>-38</w:t>
+            <w:r>
+              <w:rPr>
+                <w:rFonts w:eastAsia="Times New Roman" w:cs="Times New Roman"/>
+                <w:sz w:val="20"/>
+                <w:szCs w:val="20"/>
+                <w:lang w:val="en-GB" w:eastAsia="sl-SI"/>
+              </w:rPr>
+              <w:t>5e-38</w:t>
             </w:r>
           </w:p>
         </w:tc>
@@ -26647,23 +23766,7 @@
           <w:rFonts w:cs="Times New Roman"/>
           <w:lang w:val="en-GB"/>
         </w:rPr>
-        <w:t>(</w:t>
-      </w:r>
-      <w:proofErr w:type="spellStart"/>
-      <w:r>
-        <w:rPr>
-          <w:rFonts w:cs="Times New Roman"/>
-          <w:lang w:val="en-GB"/>
-        </w:rPr>
-        <w:t>Koransky</w:t>
-      </w:r>
-      <w:proofErr w:type="spellEnd"/>
-      <w:r>
-        <w:rPr>
-          <w:rFonts w:cs="Times New Roman"/>
-          <w:lang w:val="en-GB"/>
-        </w:rPr>
-        <w:t xml:space="preserve"> et al., 1978)</w:t>
+        <w:t>(Koransky et al., 1978)</w:t>
       </w:r>
       <w:r>
         <w:rPr>
@@ -26677,23 +23780,7 @@
           <w:rFonts w:cs="Times New Roman"/>
           <w:lang w:val="en-GB"/>
         </w:rPr>
-        <w:t xml:space="preserve">. To obtain a normalized amount of each OTU in a sample, we measured the absolute amount of the </w:t>
-      </w:r>
-      <w:proofErr w:type="spellStart"/>
-      <w:r>
-        <w:rPr>
-          <w:rFonts w:cs="Times New Roman"/>
-          <w:lang w:val="en-GB"/>
-        </w:rPr>
-        <w:t>16S</w:t>
-      </w:r>
-      <w:proofErr w:type="spellEnd"/>
-      <w:r>
-        <w:rPr>
-          <w:rFonts w:cs="Times New Roman"/>
-          <w:lang w:val="en-GB"/>
-        </w:rPr>
-        <w:t xml:space="preserve"> rRNA gene in each sample by performing digital droplet PCR with the same primers that were used for amplification of fragments later sequenced. Comparison of the relative abundance in the bulk microbiota sample and ethanol resistant sample of ethanol resistant OTUs revealed that these two quantities are, despite different isolation protocols positively correlated in ethanol resistant OTUs (Supplement Figure 3). The same holds true for normalized abundances (Supplement Figure 4). We could thus compare the proportion of active cells that are also creating endospores. The ratio gives us the information on the sporulation frequency of each OTU determined as endospore forming. </w:t>
+        <w:t xml:space="preserve">. To obtain a normalized amount of each OTU in a sample, we measured the absolute amount of the 16S rRNA gene in each sample by performing digital droplet PCR with the same primers that were used for amplification of fragments later sequenced. Comparison of the relative abundance in the bulk microbiota sample and ethanol resistant sample of ethanol resistant OTUs revealed that these two quantities are, despite different isolation protocols positively correlated in ethanol resistant OTUs (Supplement Figure 3). The same holds true for normalized abundances (Supplement Figure 4). We could thus compare the proportion of active cells that are also creating endospores. The ratio gives us the information on the sporulation frequency of each OTU determined as endospore forming. </w:t>
       </w:r>
     </w:p>
     <w:p>
@@ -26725,7 +23812,7 @@
                     </pic:cNvPicPr>
                   </pic:nvPicPr>
                   <pic:blipFill>
-                    <a:blip r:embed="rId9" cstate="print">
+                    <a:blip r:embed="rId10" cstate="print">
                       <a:extLst>
                         <a:ext uri="{28A0092B-C50C-407E-A947-70E740481C1C}">
                           <a14:useLocalDpi xmlns:a14="http://schemas.microsoft.com/office/drawing/2010/main" val="0"/>
@@ -26807,7 +23894,7 @@
                     </pic:cNvPicPr>
                   </pic:nvPicPr>
                   <pic:blipFill>
-                    <a:blip r:embed="rId10" cstate="print">
+                    <a:blip r:embed="rId11" cstate="print">
                       <a:extLst>
                         <a:ext uri="{28A0092B-C50C-407E-A947-70E740481C1C}">
                           <a14:useLocalDpi xmlns:a14="http://schemas.microsoft.com/office/drawing/2010/main" val="0"/>
@@ -26889,7 +23976,7 @@
                     </pic:cNvPicPr>
                   </pic:nvPicPr>
                   <pic:blipFill>
-                    <a:blip r:embed="rId11" cstate="print">
+                    <a:blip r:embed="rId12" cstate="print">
                       <a:extLst>
                         <a:ext uri="{28A0092B-C50C-407E-A947-70E740481C1C}">
                           <a14:useLocalDpi xmlns:a14="http://schemas.microsoft.com/office/drawing/2010/main" val="0"/>
@@ -26981,7 +24068,7 @@
                     </pic:cNvPicPr>
                   </pic:nvPicPr>
                   <pic:blipFill>
-                    <a:blip r:embed="rId12" cstate="print">
+                    <a:blip r:embed="rId13" cstate="print">
                       <a:extLst>
                         <a:ext uri="{28A0092B-C50C-407E-A947-70E740481C1C}">
                           <a14:useLocalDpi xmlns:a14="http://schemas.microsoft.com/office/drawing/2010/main" val="0"/>
@@ -27035,84 +24122,6 @@
           <w:lang w:val="en-GB"/>
         </w:rPr>
       </w:pPr>
-      <w:r>
-        <w:rPr>
-          <w:bCs/>
-          <w:noProof/>
-          <w:lang w:val="en-GB"/>
-        </w:rPr>
-        <w:drawing>
-          <wp:inline distT="0" distB="0" distL="0" distR="0" wp14:anchorId="661BD1DD" wp14:editId="569B24B8">
-            <wp:extent cx="5943600" cy="4533900"/>
-            <wp:effectExtent l="0" t="0" r="0" b="0"/>
-            <wp:docPr id="558851428" name="Picture 1"/>
-            <wp:cNvGraphicFramePr>
-              <a:graphicFrameLocks xmlns:a="http://schemas.openxmlformats.org/drawingml/2006/main" noChangeAspect="1"/>
-            </wp:cNvGraphicFramePr>
-            <a:graphic xmlns:a="http://schemas.openxmlformats.org/drawingml/2006/main">
-              <a:graphicData uri="http://schemas.openxmlformats.org/drawingml/2006/picture">
-                <pic:pic xmlns:pic="http://schemas.openxmlformats.org/drawingml/2006/picture">
-                  <pic:nvPicPr>
-                    <pic:cNvPr id="0" name="Picture 1"/>
-                    <pic:cNvPicPr>
-                      <a:picLocks noChangeAspect="1" noChangeArrowheads="1"/>
-                    </pic:cNvPicPr>
-                  </pic:nvPicPr>
-                  <pic:blipFill>
-                    <a:blip r:embed="rId13" cstate="print">
-                      <a:extLst>
-                        <a:ext uri="{28A0092B-C50C-407E-A947-70E740481C1C}">
-                          <a14:useLocalDpi xmlns:a14="http://schemas.microsoft.com/office/drawing/2010/main" val="0"/>
-                        </a:ext>
-                      </a:extLst>
-                    </a:blip>
-                    <a:srcRect/>
-                    <a:stretch>
-                      <a:fillRect/>
-                    </a:stretch>
-                  </pic:blipFill>
-                  <pic:spPr bwMode="auto">
-                    <a:xfrm>
-                      <a:off x="0" y="0"/>
-                      <a:ext cx="5943600" cy="4533900"/>
-                    </a:xfrm>
-                    <a:prstGeom prst="rect">
-                      <a:avLst/>
-                    </a:prstGeom>
-                    <a:noFill/>
-                    <a:ln>
-                      <a:noFill/>
-                    </a:ln>
-                  </pic:spPr>
-                </pic:pic>
-              </a:graphicData>
-            </a:graphic>
-          </wp:inline>
-        </w:drawing>
-      </w:r>
-    </w:p>
-    <w:p>
-      <w:pPr>
-        <w:rPr>
-          <w:bCs/>
-          <w:lang w:val="en-GB"/>
-        </w:rPr>
-      </w:pPr>
-      <w:r>
-        <w:rPr>
-          <w:bCs/>
-          <w:lang w:val="en-GB"/>
-        </w:rPr>
-        <w:t>Supplement Figure 7. Beta diversity based on viruses</w:t>
-      </w:r>
-    </w:p>
-    <w:p>
-      <w:pPr>
-        <w:rPr>
-          <w:bCs/>
-          <w:lang w:val="en-GB"/>
-        </w:rPr>
-      </w:pPr>
       <w:commentRangeStart w:id="6"/>
     </w:p>
     <w:p>
@@ -27129,7 +24138,6 @@
           <w:szCs w:val="24"/>
           <w:lang w:val="en-GB"/>
         </w:rPr>
-        <w:lastRenderedPageBreak/>
         <w:drawing>
           <wp:inline distT="0" distB="0" distL="0" distR="0" wp14:anchorId="62C2F112" wp14:editId="26B8E673">
             <wp:extent cx="6036035" cy="3105150"/>
@@ -27194,8 +24202,9 @@
           <w:szCs w:val="24"/>
           <w:lang w:val="en-GB"/>
         </w:rPr>
+        <w:lastRenderedPageBreak/>
         <w:drawing>
-          <wp:inline distT="0" distB="0" distL="0" distR="0" wp14:anchorId="45CFD9F1" wp14:editId="3392A70B">
+          <wp:inline distT="0" distB="0" distL="0" distR="0" wp14:anchorId="45CFD9F1" wp14:editId="11E6D334">
             <wp:extent cx="5297505" cy="3038475"/>
             <wp:effectExtent l="0" t="0" r="0" b="0"/>
             <wp:docPr id="974433413" name="Picture 22"/>
@@ -27304,7 +24313,6 @@
           <w:noProof/>
           <w:lang w:val="en-GB"/>
         </w:rPr>
-        <w:lastRenderedPageBreak/>
         <w:drawing>
           <wp:inline distT="0" distB="0" distL="0" distR="0" wp14:anchorId="46698701" wp14:editId="084188CF">
             <wp:extent cx="3601722" cy="2786332"/>
@@ -27367,23 +24375,7 @@
           <w:bCs/>
           <w:lang w:val="en-GB"/>
         </w:rPr>
-        <w:t xml:space="preserve">Supplement Figure 7. Abundance of </w:t>
-      </w:r>
-      <w:proofErr w:type="spellStart"/>
-      <w:r>
-        <w:rPr>
-          <w:bCs/>
-          <w:lang w:val="en-GB"/>
-        </w:rPr>
-        <w:t>CTX-M1</w:t>
-      </w:r>
-      <w:proofErr w:type="spellEnd"/>
-      <w:r>
-        <w:rPr>
-          <w:bCs/>
-          <w:lang w:val="en-GB"/>
-        </w:rPr>
-        <w:t xml:space="preserve"> through time for individual I. </w:t>
+        <w:t xml:space="preserve">Supplement Figure 7. Abundance of CTX-M1 through time for individual I. </w:t>
       </w:r>
     </w:p>
     <w:p>
@@ -27637,43 +24629,19 @@
         </w:rPr>
         <w:t xml:space="preserve">Efficiency of DNA isolation from </w:t>
       </w:r>
-      <w:proofErr w:type="spellStart"/>
       <w:r>
         <w:rPr>
           <w:i/>
           <w:iCs/>
           <w:lang w:val="en-GB"/>
         </w:rPr>
-        <w:t>Clostridioides</w:t>
-      </w:r>
-      <w:proofErr w:type="spellEnd"/>
-      <w:r>
-        <w:rPr>
-          <w:i/>
-          <w:iCs/>
-          <w:lang w:val="en-GB"/>
-        </w:rPr>
-        <w:t xml:space="preserve"> difficile </w:t>
+        <w:t xml:space="preserve">Clostridioides difficile </w:t>
       </w:r>
       <w:r>
         <w:rPr>
           <w:lang w:val="en-GB"/>
         </w:rPr>
-        <w:t xml:space="preserve">spores using the </w:t>
-      </w:r>
-      <w:proofErr w:type="spellStart"/>
-      <w:r>
-        <w:rPr>
-          <w:lang w:val="en-GB"/>
-        </w:rPr>
-        <w:t>PowerFecal</w:t>
-      </w:r>
-      <w:proofErr w:type="spellEnd"/>
-      <w:r>
-        <w:rPr>
-          <w:lang w:val="en-GB"/>
-        </w:rPr>
-        <w:t xml:space="preserve"> protocol</w:t>
+        <w:t>spores using the PowerFecal protocol</w:t>
       </w:r>
       <w:bookmarkEnd w:id="7"/>
       <w:bookmarkEnd w:id="8"/>
@@ -27687,7 +24655,6 @@
           <w:lang w:val="en-GB"/>
         </w:rPr>
       </w:pPr>
-      <w:proofErr w:type="spellStart"/>
       <w:r>
         <w:rPr>
           <w:rFonts w:cs="Times New Roman"/>
@@ -27696,9 +24663,73 @@
           <w:szCs w:val="24"/>
           <w:lang w:val="en-GB"/>
         </w:rPr>
-        <w:t>Clostridioides</w:t>
+        <w:t>Clostridioides difficile</w:t>
       </w:r>
-      <w:proofErr w:type="spellEnd"/>
+      <w:r>
+        <w:rPr>
+          <w:rFonts w:cs="Times New Roman"/>
+          <w:szCs w:val="24"/>
+          <w:lang w:val="en-GB"/>
+        </w:rPr>
+        <w:t xml:space="preserve"> (strain VPI10463) was cultured from spore stock solution and plated confluently on three Columbia agar plates with 5% added horse blood (COH) plates (Biomérieux, France). After five days of anaerobic incubation at 37 °C, spores and cells were harvested and washed five times with ice-cold </w:t>
+      </w:r>
+      <w:r>
+        <w:rPr>
+          <w:rFonts w:cs="Times New Roman"/>
+          <w:szCs w:val="24"/>
+          <w:lang w:val="en-GB"/>
+        </w:rPr>
+        <w:lastRenderedPageBreak/>
+        <w:t>nuclease-free water. Washed spores were treated with EMA (2.5 ng/µl), sample was incubated for 5 minutes in the dark, followed by 10-minute exposure to 8000-lumen light with ice cooling. A fresh stool sample was homogenized and aliquoted (~100 mg) into PowerFecal bead-beating tubes. DNA was isolated from stool samples and from stool samples spiked with spores at various dilutions (non-diluted, 10-1, 10-3, and 10-4), in triplicates with PowerFecal Kit (Qiagen, Germany). The same spore dilutions were also plated on COH agar to determine CFU count.</w:t>
+      </w:r>
+    </w:p>
+    <w:p>
+      <w:pPr>
+        <w:rPr>
+          <w:rFonts w:cs="Times New Roman"/>
+          <w:szCs w:val="24"/>
+          <w:lang w:val="en-GB"/>
+        </w:rPr>
+      </w:pPr>
+    </w:p>
+    <w:p>
+      <w:pPr>
+        <w:pStyle w:val="Heading4"/>
+        <w:rPr>
+          <w:lang w:val="en-GB"/>
+        </w:rPr>
+      </w:pPr>
+      <w:bookmarkStart w:id="10" w:name="_Toc213054522"/>
+      <w:r>
+        <w:rPr>
+          <w:lang w:val="en-GB"/>
+        </w:rPr>
+        <w:t>2.4.4.1 Droplet digital PCR for absolute quantification of Clostridioides difficile</w:t>
+      </w:r>
+      <w:bookmarkEnd w:id="10"/>
+      <w:r>
+        <w:rPr>
+          <w:lang w:val="en-GB"/>
+        </w:rPr>
+        <w:t xml:space="preserve">  </w:t>
+      </w:r>
+    </w:p>
+    <w:p>
+      <w:pPr>
+        <w:rPr>
+          <w:rFonts w:cs="Times New Roman"/>
+          <w:szCs w:val="24"/>
+          <w:lang w:val="en-GB"/>
+        </w:rPr>
+      </w:pPr>
+      <w:r>
+        <w:rPr>
+          <w:rFonts w:cs="Times New Roman"/>
+          <w:szCs w:val="24"/>
+          <w:lang w:val="en-GB"/>
+        </w:rPr>
+        <w:t xml:space="preserve">Droplet digital PCR (ddPCR) was performed using EvaGreen QX200 technology (Bio-Rad, USA) for the quantification of </w:t>
+      </w:r>
       <w:r>
         <w:rPr>
           <w:rFonts w:cs="Times New Roman"/>
@@ -27707,7 +24738,7 @@
           <w:szCs w:val="24"/>
           <w:lang w:val="en-GB"/>
         </w:rPr>
-        <w:t xml:space="preserve"> difficile</w:t>
+        <w:t>C. difficile</w:t>
       </w:r>
       <w:r>
         <w:rPr>
@@ -27715,204 +24746,7 @@
           <w:szCs w:val="24"/>
           <w:lang w:val="en-GB"/>
         </w:rPr>
-        <w:t xml:space="preserve"> (strain </w:t>
-      </w:r>
-      <w:proofErr w:type="spellStart"/>
-      <w:r>
-        <w:rPr>
-          <w:rFonts w:cs="Times New Roman"/>
-          <w:szCs w:val="24"/>
-          <w:lang w:val="en-GB"/>
-        </w:rPr>
-        <w:t>VPI10463</w:t>
-      </w:r>
-      <w:proofErr w:type="spellEnd"/>
-      <w:r>
-        <w:rPr>
-          <w:rFonts w:cs="Times New Roman"/>
-          <w:szCs w:val="24"/>
-          <w:lang w:val="en-GB"/>
-        </w:rPr>
-        <w:t>) was cultured from spore stock solution and plated confluently on three Columbia agar plates with 5% added horse blood (COH) plates (</w:t>
-      </w:r>
-      <w:proofErr w:type="spellStart"/>
-      <w:r>
-        <w:rPr>
-          <w:rFonts w:cs="Times New Roman"/>
-          <w:szCs w:val="24"/>
-          <w:lang w:val="en-GB"/>
-        </w:rPr>
-        <w:t>Biomérieux</w:t>
-      </w:r>
-      <w:proofErr w:type="spellEnd"/>
-      <w:r>
-        <w:rPr>
-          <w:rFonts w:cs="Times New Roman"/>
-          <w:szCs w:val="24"/>
-          <w:lang w:val="en-GB"/>
-        </w:rPr>
-        <w:t xml:space="preserve">, France). After five days of anaerobic incubation at 37 °C, spores and cells were harvested and washed five times with ice-cold </w:t>
-      </w:r>
-      <w:r>
-        <w:rPr>
-          <w:rFonts w:cs="Times New Roman"/>
-          <w:szCs w:val="24"/>
-          <w:lang w:val="en-GB"/>
-        </w:rPr>
-        <w:lastRenderedPageBreak/>
-        <w:t xml:space="preserve">nuclease-free water. Washed spores were treated with EMA (2.5 ng/µl), sample was incubated for 5 minutes in the dark, followed by 10-minute exposure to 8000-lumen light with ice cooling. A fresh stool sample was homogenized and aliquoted (~100 mg) into </w:t>
-      </w:r>
-      <w:proofErr w:type="spellStart"/>
-      <w:r>
-        <w:rPr>
-          <w:rFonts w:cs="Times New Roman"/>
-          <w:szCs w:val="24"/>
-          <w:lang w:val="en-GB"/>
-        </w:rPr>
-        <w:t>PowerFecal</w:t>
-      </w:r>
-      <w:proofErr w:type="spellEnd"/>
-      <w:r>
-        <w:rPr>
-          <w:rFonts w:cs="Times New Roman"/>
-          <w:szCs w:val="24"/>
-          <w:lang w:val="en-GB"/>
-        </w:rPr>
-        <w:t xml:space="preserve"> bead-beating tubes. DNA was isolated from stool samples and from stool samples spiked with spores at various dilutions (non-diluted, 10-1, 10-3, and 10-4), in triplicates with </w:t>
-      </w:r>
-      <w:proofErr w:type="spellStart"/>
-      <w:r>
-        <w:rPr>
-          <w:rFonts w:cs="Times New Roman"/>
-          <w:szCs w:val="24"/>
-          <w:lang w:val="en-GB"/>
-        </w:rPr>
-        <w:t>PowerFecal</w:t>
-      </w:r>
-      <w:proofErr w:type="spellEnd"/>
-      <w:r>
-        <w:rPr>
-          <w:rFonts w:cs="Times New Roman"/>
-          <w:szCs w:val="24"/>
-          <w:lang w:val="en-GB"/>
-        </w:rPr>
-        <w:t xml:space="preserve"> Kit (Qiagen, Germany). The same spore dilutions were also plated on COH agar to determine CFU count.</w:t>
-      </w:r>
-    </w:p>
-    <w:p>
-      <w:pPr>
-        <w:rPr>
-          <w:rFonts w:cs="Times New Roman"/>
-          <w:szCs w:val="24"/>
-          <w:lang w:val="en-GB"/>
-        </w:rPr>
-      </w:pPr>
-    </w:p>
-    <w:p>
-      <w:pPr>
-        <w:pStyle w:val="Heading4"/>
-        <w:rPr>
-          <w:lang w:val="en-GB"/>
-        </w:rPr>
-      </w:pPr>
-      <w:bookmarkStart w:id="10" w:name="_Toc213054522"/>
-      <w:r>
-        <w:rPr>
-          <w:lang w:val="en-GB"/>
-        </w:rPr>
-        <w:t xml:space="preserve">2.4.4.1 Droplet digital PCR for absolute quantification of </w:t>
-      </w:r>
-      <w:proofErr w:type="spellStart"/>
-      <w:r>
-        <w:rPr>
-          <w:lang w:val="en-GB"/>
-        </w:rPr>
-        <w:t>Clostridioides</w:t>
-      </w:r>
-      <w:proofErr w:type="spellEnd"/>
-      <w:r>
-        <w:rPr>
-          <w:lang w:val="en-GB"/>
-        </w:rPr>
-        <w:t xml:space="preserve"> difficile</w:t>
-      </w:r>
-      <w:bookmarkEnd w:id="10"/>
-      <w:r>
-        <w:rPr>
-          <w:lang w:val="en-GB"/>
-        </w:rPr>
-        <w:t xml:space="preserve">  </w:t>
-      </w:r>
-    </w:p>
-    <w:p>
-      <w:pPr>
-        <w:rPr>
-          <w:rFonts w:cs="Times New Roman"/>
-          <w:szCs w:val="24"/>
-          <w:lang w:val="en-GB"/>
-        </w:rPr>
-      </w:pPr>
-      <w:r>
-        <w:rPr>
-          <w:rFonts w:cs="Times New Roman"/>
-          <w:szCs w:val="24"/>
-          <w:lang w:val="en-GB"/>
-        </w:rPr>
-        <w:t>Droplet digital PCR (</w:t>
-      </w:r>
-      <w:proofErr w:type="spellStart"/>
-      <w:r>
-        <w:rPr>
-          <w:rFonts w:cs="Times New Roman"/>
-          <w:szCs w:val="24"/>
-          <w:lang w:val="en-GB"/>
-        </w:rPr>
-        <w:t>ddPCR</w:t>
-      </w:r>
-      <w:proofErr w:type="spellEnd"/>
-      <w:r>
-        <w:rPr>
-          <w:rFonts w:cs="Times New Roman"/>
-          <w:szCs w:val="24"/>
-          <w:lang w:val="en-GB"/>
-        </w:rPr>
-        <w:t xml:space="preserve">) was performed using </w:t>
-      </w:r>
-      <w:proofErr w:type="spellStart"/>
-      <w:r>
-        <w:rPr>
-          <w:rFonts w:cs="Times New Roman"/>
-          <w:szCs w:val="24"/>
-          <w:lang w:val="en-GB"/>
-        </w:rPr>
-        <w:t>EvaGreen</w:t>
-      </w:r>
-      <w:proofErr w:type="spellEnd"/>
-      <w:r>
-        <w:rPr>
-          <w:rFonts w:cs="Times New Roman"/>
-          <w:szCs w:val="24"/>
-          <w:lang w:val="en-GB"/>
-        </w:rPr>
-        <w:t xml:space="preserve"> </w:t>
-      </w:r>
-      <w:proofErr w:type="spellStart"/>
-      <w:r>
-        <w:rPr>
-          <w:rFonts w:cs="Times New Roman"/>
-          <w:szCs w:val="24"/>
-          <w:lang w:val="en-GB"/>
-        </w:rPr>
-        <w:t>QX200</w:t>
-      </w:r>
-      <w:proofErr w:type="spellEnd"/>
-      <w:r>
-        <w:rPr>
-          <w:rFonts w:cs="Times New Roman"/>
-          <w:szCs w:val="24"/>
-          <w:lang w:val="en-GB"/>
-        </w:rPr>
-        <w:t xml:space="preserve"> technology (Bio-Rad, USA) for the quantification of </w:t>
+        <w:t xml:space="preserve">, using </w:t>
       </w:r>
       <w:r>
         <w:rPr>
@@ -27930,7 +24764,53 @@
           <w:szCs w:val="24"/>
           <w:lang w:val="en-GB"/>
         </w:rPr>
-        <w:t xml:space="preserve">, using </w:t>
+        <w:t xml:space="preserve">-specific primers targeting the 16S rRNA gene F(5’ CCATCCTGTACTGGCTCACCT-3’) and R(5’- TTGAGCGATTTACTTCGGTAAAGA-3’ </w:t>
+      </w:r>
+      <w:r>
+        <w:rPr>
+          <w:rFonts w:cs="Times New Roman"/>
+          <w:szCs w:val="24"/>
+          <w:lang w:val="en-GB"/>
+        </w:rPr>
+        <w:fldChar w:fldCharType="begin"/>
+      </w:r>
+      <w:r>
+        <w:rPr>
+          <w:rFonts w:cs="Times New Roman"/>
+          <w:szCs w:val="24"/>
+          <w:lang w:val="en-GB"/>
+        </w:rPr>
+        <w:instrText xml:space="preserve"> ADDIN ZOTERO_ITEM CSL_CITATION {"citationID":"jb0ZWizu","properties":{"formattedCitation":"(Rinttil\\uc0\\u228{} et al., 2004)","plainCitation":"(Rinttilä et al., 2004)","noteIndex":0},"citationItems":[{"id":2965,"uris":["http://zotero.org/users/8873894/items/7VN53SEW"],"itemData":{"id":2965,"type":"article-journal","abstract":"Aims: The microbiota of the human intestinal tract constitutes a complex ecosystem. We report the design and optimization of an extensive set of 16S rDNA-targeted species- and group-specific primers for more accurate quantification of bacteria from faecal samples with real-time PCR. Methods and Results: A linear range of quantification between 0·1–10 pg and 10 ng of specific target genome was obtained, which corresponds to detection of ca 30–4500 to 1·9 × 106–6·0 × 106 target bacterial genomes. Functionality of the assays was confirmed by quantification of target bacterial DNA from faecal DNA preparations of healthy volunteers and irritable bowel syndrome (IBS) patients. Additionally, spiking of faecal preparations with Helicobacter pylori, Clostridium difficile or Campylobacter jejuni was used to confirm the accurate and sensitive quantification. Conclusions: Real-time PCR is a very sensitive and precise technique for an extensive quantitative evaluation of gut microbiota and is feasible for detection of human pathogens from faecal samples. Significance and Impact of the Study: To design and optimize an extensive set of real-time PCR assays targeting a large group of predominant and pathogenic GI microbial species for further use in updating the current knowledge of the putative role of gut microbiota in health and disease.","container-title":"Journal of Applied Microbiology","DOI":"10.1111/j.1365-2672.2004.02409.x","ISSN":"1365-2672","issue":"6","language":"en","note":"_eprint: https://onlinelibrary.wiley.com/doi/pdf/10.1111/j.1365-2672.2004.02409.x","page":"1166-1177","source":"Wiley Online Library","title":"Development of an extensive set of 16S rDNA-targeted primers for quantification of pathogenic and indigenous bacteria in faecal samples by real-time PCR","volume":"97","author":[{"family":"Rinttilä","given":"T."},{"family":"Kassinen","given":"A."},{"family":"Malinen","given":"E."},{"family":"Krogius","given":"L."},{"family":"Palva","given":"A."}],"issued":{"date-parts":[["2004"]]}}}],"schema":"https://github.com/citation-style-language/schema/raw/master/csl-citation.json"} </w:instrText>
+      </w:r>
+      <w:r>
+        <w:rPr>
+          <w:rFonts w:cs="Times New Roman"/>
+          <w:szCs w:val="24"/>
+          <w:lang w:val="en-GB"/>
+        </w:rPr>
+        <w:fldChar w:fldCharType="separate"/>
+      </w:r>
+      <w:r>
+        <w:rPr>
+          <w:rFonts w:cs="Times New Roman"/>
+        </w:rPr>
+        <w:t>(Rinttilä et al., 2004)</w:t>
+      </w:r>
+      <w:r>
+        <w:rPr>
+          <w:rFonts w:cs="Times New Roman"/>
+          <w:szCs w:val="24"/>
+          <w:lang w:val="en-GB"/>
+        </w:rPr>
+        <w:fldChar w:fldCharType="end"/>
+      </w:r>
+      <w:r>
+        <w:rPr>
+          <w:rFonts w:cs="Times New Roman"/>
+          <w:szCs w:val="24"/>
+          <w:lang w:val="en-GB"/>
+        </w:rPr>
+        <w:t xml:space="preserve">. The reaction volume was 25 µl, consisting of 2.5 µl of diluted DNA, 12.5 µl of 2x EvaGreen Supermix, 0.5 µl of each 10 µM primer, and 9 µl of nuclease-free water. Droplets were generated using the QX200 Droplet Generator, following the manufacturer’s instructions. The thermal cycling conditions for </w:t>
       </w:r>
       <w:r>
         <w:rPr>
@@ -27948,229 +24828,7 @@
           <w:szCs w:val="24"/>
           <w:lang w:val="en-GB"/>
         </w:rPr>
-        <w:t xml:space="preserve">-specific primers targeting the </w:t>
-      </w:r>
-      <w:proofErr w:type="spellStart"/>
-      <w:r>
-        <w:rPr>
-          <w:rFonts w:cs="Times New Roman"/>
-          <w:szCs w:val="24"/>
-          <w:lang w:val="en-GB"/>
-        </w:rPr>
-        <w:t>16S</w:t>
-      </w:r>
-      <w:proofErr w:type="spellEnd"/>
-      <w:r>
-        <w:rPr>
-          <w:rFonts w:cs="Times New Roman"/>
-          <w:szCs w:val="24"/>
-          <w:lang w:val="en-GB"/>
-        </w:rPr>
-        <w:t xml:space="preserve"> rRNA gene F(5’ </w:t>
-      </w:r>
-      <w:proofErr w:type="spellStart"/>
-      <w:r>
-        <w:rPr>
-          <w:rFonts w:cs="Times New Roman"/>
-          <w:szCs w:val="24"/>
-          <w:lang w:val="en-GB"/>
-        </w:rPr>
-        <w:t>CCATCCTGTACTGGCTCACCT</w:t>
-      </w:r>
-      <w:proofErr w:type="spellEnd"/>
-      <w:r>
-        <w:rPr>
-          <w:rFonts w:cs="Times New Roman"/>
-          <w:szCs w:val="24"/>
-          <w:lang w:val="en-GB"/>
-        </w:rPr>
-        <w:t xml:space="preserve">-3’) and R(5’- </w:t>
-      </w:r>
-      <w:proofErr w:type="spellStart"/>
-      <w:r>
-        <w:rPr>
-          <w:rFonts w:cs="Times New Roman"/>
-          <w:szCs w:val="24"/>
-          <w:lang w:val="en-GB"/>
-        </w:rPr>
-        <w:t>TTGAGCGATTTACTTCGGTAAAGA</w:t>
-      </w:r>
-      <w:proofErr w:type="spellEnd"/>
-      <w:r>
-        <w:rPr>
-          <w:rFonts w:cs="Times New Roman"/>
-          <w:szCs w:val="24"/>
-          <w:lang w:val="en-GB"/>
-        </w:rPr>
-        <w:t xml:space="preserve">-3’ </w:t>
-      </w:r>
-      <w:r>
-        <w:rPr>
-          <w:rFonts w:cs="Times New Roman"/>
-          <w:szCs w:val="24"/>
-          <w:lang w:val="en-GB"/>
-        </w:rPr>
-        <w:fldChar w:fldCharType="begin"/>
-      </w:r>
-      <w:r>
-        <w:rPr>
-          <w:rFonts w:cs="Times New Roman"/>
-          <w:szCs w:val="24"/>
-          <w:lang w:val="en-GB"/>
-        </w:rPr>
-        <w:instrText xml:space="preserve"> ADDIN ZOTERO_ITEM CSL_CITATION {"citationID":"jb0ZWizu","properties":{"formattedCitation":"(Rinttil\\uc0\\u228{} et al., 2004)","plainCitation":"(Rinttilä et al., 2004)","noteIndex":0},"citationItems":[{"id":2965,"uris":["http://zotero.org/users/8873894/items/7VN53SEW"],"itemData":{"id":2965,"type":"article-journal","abstract":"Aims: The microbiota of the human intestinal tract constitutes a complex ecosystem. We report the design and optimization of an extensive set of 16S rDNA-targeted species- and group-specific primers for more accurate quantification of bacteria from faecal samples with real-time PCR. Methods and Results: A linear range of quantification between 0·1–10 pg and 10 ng of specific target genome was obtained, which corresponds to detection of ca 30–4500 to 1·9 × 106–6·0 × 106 target bacterial genomes. Functionality of the assays was confirmed by quantification of target bacterial DNA from faecal DNA preparations of healthy volunteers and irritable bowel syndrome (IBS) patients. Additionally, spiking of faecal preparations with Helicobacter pylori, Clostridium difficile or Campylobacter jejuni was used to confirm the accurate and sensitive quantification. Conclusions: Real-time PCR is a very sensitive and precise technique for an extensive quantitative evaluation of gut microbiota and is feasible for detection of human pathogens from faecal samples. Significance and Impact of the Study: To design and optimize an extensive set of real-time PCR assays targeting a large group of predominant and pathogenic GI microbial species for further use in updating the current knowledge of the putative role of gut microbiota in health and disease.","container-title":"Journal of Applied Microbiology","DOI":"10.1111/j.1365-2672.2004.02409.x","ISSN":"1365-2672","issue":"6","language":"en","note":"_eprint: https://onlinelibrary.wiley.com/doi/pdf/10.1111/j.1365-2672.2004.02409.x","page":"1166-1177","source":"Wiley Online Library","title":"Development of an extensive set of 16S rDNA-targeted primers for quantification of pathogenic and indigenous bacteria in faecal samples by real-time PCR","volume":"97","author":[{"family":"Rinttilä","given":"T."},{"family":"Kassinen","given":"A."},{"family":"Malinen","given":"E."},{"family":"Krogius","given":"L."},{"family":"Palva","given":"A."}],"issued":{"date-parts":[["2004"]]}}}],"schema":"https://github.com/citation-style-language/schema/raw/master/csl-citation.json"} </w:instrText>
-      </w:r>
-      <w:r>
-        <w:rPr>
-          <w:rFonts w:cs="Times New Roman"/>
-          <w:szCs w:val="24"/>
-          <w:lang w:val="en-GB"/>
-        </w:rPr>
-        <w:fldChar w:fldCharType="separate"/>
-      </w:r>
-      <w:r>
-        <w:rPr>
-          <w:rFonts w:cs="Times New Roman"/>
-        </w:rPr>
-        <w:t>(</w:t>
-      </w:r>
-      <w:proofErr w:type="spellStart"/>
-      <w:r>
-        <w:rPr>
-          <w:rFonts w:cs="Times New Roman"/>
-        </w:rPr>
-        <w:t>Rinttilä</w:t>
-      </w:r>
-      <w:proofErr w:type="spellEnd"/>
-      <w:r>
-        <w:rPr>
-          <w:rFonts w:cs="Times New Roman"/>
-        </w:rPr>
-        <w:t xml:space="preserve"> et al., 2004)</w:t>
-      </w:r>
-      <w:r>
-        <w:rPr>
-          <w:rFonts w:cs="Times New Roman"/>
-          <w:szCs w:val="24"/>
-          <w:lang w:val="en-GB"/>
-        </w:rPr>
-        <w:fldChar w:fldCharType="end"/>
-      </w:r>
-      <w:r>
-        <w:rPr>
-          <w:rFonts w:cs="Times New Roman"/>
-          <w:szCs w:val="24"/>
-          <w:lang w:val="en-GB"/>
-        </w:rPr>
-        <w:t xml:space="preserve">. The reaction volume was 25 µl, consisting of 2.5 µl of diluted DNA, 12.5 µl of </w:t>
-      </w:r>
-      <w:proofErr w:type="spellStart"/>
-      <w:r>
-        <w:rPr>
-          <w:rFonts w:cs="Times New Roman"/>
-          <w:szCs w:val="24"/>
-          <w:lang w:val="en-GB"/>
-        </w:rPr>
-        <w:t>2x</w:t>
-      </w:r>
-      <w:proofErr w:type="spellEnd"/>
-      <w:r>
-        <w:rPr>
-          <w:rFonts w:cs="Times New Roman"/>
-          <w:szCs w:val="24"/>
-          <w:lang w:val="en-GB"/>
-        </w:rPr>
-        <w:t xml:space="preserve"> </w:t>
-      </w:r>
-      <w:proofErr w:type="spellStart"/>
-      <w:r>
-        <w:rPr>
-          <w:rFonts w:cs="Times New Roman"/>
-          <w:szCs w:val="24"/>
-          <w:lang w:val="en-GB"/>
-        </w:rPr>
-        <w:t>EvaGreen</w:t>
-      </w:r>
-      <w:proofErr w:type="spellEnd"/>
-      <w:r>
-        <w:rPr>
-          <w:rFonts w:cs="Times New Roman"/>
-          <w:szCs w:val="24"/>
-          <w:lang w:val="en-GB"/>
-        </w:rPr>
-        <w:t xml:space="preserve"> </w:t>
-      </w:r>
-      <w:proofErr w:type="spellStart"/>
-      <w:r>
-        <w:rPr>
-          <w:rFonts w:cs="Times New Roman"/>
-          <w:szCs w:val="24"/>
-          <w:lang w:val="en-GB"/>
-        </w:rPr>
-        <w:t>Supermix</w:t>
-      </w:r>
-      <w:proofErr w:type="spellEnd"/>
-      <w:r>
-        <w:rPr>
-          <w:rFonts w:cs="Times New Roman"/>
-          <w:szCs w:val="24"/>
-          <w:lang w:val="en-GB"/>
-        </w:rPr>
-        <w:t xml:space="preserve">, 0.5 µl of each 10 µM primer, and 9 µl of nuclease-free water. Droplets were generated using the </w:t>
-      </w:r>
-      <w:proofErr w:type="spellStart"/>
-      <w:r>
-        <w:rPr>
-          <w:rFonts w:cs="Times New Roman"/>
-          <w:szCs w:val="24"/>
-          <w:lang w:val="en-GB"/>
-        </w:rPr>
-        <w:t>QX200</w:t>
-      </w:r>
-      <w:proofErr w:type="spellEnd"/>
-      <w:r>
-        <w:rPr>
-          <w:rFonts w:cs="Times New Roman"/>
-          <w:szCs w:val="24"/>
-          <w:lang w:val="en-GB"/>
-        </w:rPr>
-        <w:t xml:space="preserve"> Droplet Generator, following the manufacturer’s instructions. The thermal cycling conditions for </w:t>
-      </w:r>
-      <w:r>
-        <w:rPr>
-          <w:rFonts w:cs="Times New Roman"/>
-          <w:i/>
-          <w:iCs/>
-          <w:szCs w:val="24"/>
-          <w:lang w:val="en-GB"/>
-        </w:rPr>
-        <w:t>C. difficile</w:t>
-      </w:r>
-      <w:r>
-        <w:rPr>
-          <w:rFonts w:cs="Times New Roman"/>
-          <w:szCs w:val="24"/>
-          <w:lang w:val="en-GB"/>
-        </w:rPr>
-        <w:t xml:space="preserve"> </w:t>
-      </w:r>
-      <w:proofErr w:type="spellStart"/>
-      <w:r>
-        <w:rPr>
-          <w:rFonts w:cs="Times New Roman"/>
-          <w:szCs w:val="24"/>
-          <w:lang w:val="en-GB"/>
-        </w:rPr>
-        <w:t>16S</w:t>
-      </w:r>
-      <w:proofErr w:type="spellEnd"/>
-      <w:r>
-        <w:rPr>
-          <w:rFonts w:cs="Times New Roman"/>
-          <w:szCs w:val="24"/>
-          <w:lang w:val="en-GB"/>
-        </w:rPr>
-        <w:t xml:space="preserve"> rRNA were enzyme activation at 95 °C for 5 minutes, followed by 40 cycles of denaturation at 95 °C for 30 seconds, annealing and elongation at 60 °C for 60 seconds, and signal stabilization at 4 °C for 5 minutes and 90 °C for 5 min. </w:t>
+        <w:t xml:space="preserve"> 16S rRNA were enzyme activation at 95 °C for 5 minutes, followed by 40 cycles of denaturation at 95 °C for 30 seconds, annealing and elongation at 60 °C for 60 seconds, and signal stabilization at 4 °C for 5 minutes and 90 °C for 5 min. </w:t>
       </w:r>
     </w:p>
     <w:p>
@@ -28187,43 +24845,7 @@
           <w:szCs w:val="24"/>
           <w:lang w:val="en-GB"/>
         </w:rPr>
-        <w:t xml:space="preserve">Absolute quantification was performed using </w:t>
-      </w:r>
-      <w:proofErr w:type="spellStart"/>
-      <w:r>
-        <w:rPr>
-          <w:rFonts w:cs="Times New Roman"/>
-          <w:szCs w:val="24"/>
-          <w:lang w:val="en-GB"/>
-        </w:rPr>
-        <w:t>QuantaSoft</w:t>
-      </w:r>
-      <w:proofErr w:type="spellEnd"/>
-      <w:r>
-        <w:rPr>
-          <w:rFonts w:cs="Times New Roman"/>
-          <w:szCs w:val="24"/>
-          <w:lang w:val="en-GB"/>
-        </w:rPr>
-        <w:t xml:space="preserve"> software </w:t>
-      </w:r>
-      <w:proofErr w:type="spellStart"/>
-      <w:r>
-        <w:rPr>
-          <w:rFonts w:cs="Times New Roman"/>
-          <w:szCs w:val="24"/>
-          <w:lang w:val="en-GB"/>
-        </w:rPr>
-        <w:t>v7.4.1</w:t>
-      </w:r>
-      <w:proofErr w:type="spellEnd"/>
-      <w:r>
-        <w:rPr>
-          <w:rFonts w:cs="Times New Roman"/>
-          <w:szCs w:val="24"/>
-          <w:lang w:val="en-GB"/>
-        </w:rPr>
-        <w:t xml:space="preserve">, with a minimum threshold of 10,000 droplets per sample. We calculated the copy number of target amplicon in each sample with Equation 1. </w:t>
+        <w:t xml:space="preserve">Absolute quantification was performed using QuantaSoft software v7.4.1, with a minimum threshold of 10,000 droplets per sample. We calculated the copy number of target amplicon in each sample with Equation 1. </w:t>
       </w:r>
     </w:p>
     <w:p>
@@ -28577,25 +25199,7 @@
           <w:szCs w:val="24"/>
           <w:lang w:val="en-GB"/>
         </w:rPr>
-        <w:t xml:space="preserve"> </w:t>
-      </w:r>
-      <w:proofErr w:type="spellStart"/>
-      <w:r>
-        <w:rPr>
-          <w:rFonts w:cs="Times New Roman"/>
-          <w:szCs w:val="24"/>
-          <w:lang w:val="en-GB"/>
-        </w:rPr>
-        <w:t>16S</w:t>
-      </w:r>
-      <w:proofErr w:type="spellEnd"/>
-      <w:r>
-        <w:rPr>
-          <w:rFonts w:cs="Times New Roman"/>
-          <w:szCs w:val="24"/>
-          <w:lang w:val="en-GB"/>
-        </w:rPr>
-        <w:t xml:space="preserve"> rRNA gene in the sample. </w:t>
+        <w:t xml:space="preserve"> 16S rRNA gene in the sample. </w:t>
       </w:r>
     </w:p>
     <w:p>
@@ -28613,43 +25217,19 @@
         </w:rPr>
         <w:t xml:space="preserve">3.1.3 Isolation efficiency of </w:t>
       </w:r>
-      <w:proofErr w:type="spellStart"/>
       <w:r>
         <w:rPr>
           <w:i/>
           <w:iCs/>
           <w:lang w:val="en-GB"/>
         </w:rPr>
-        <w:t>Clostridioides</w:t>
-      </w:r>
-      <w:proofErr w:type="spellEnd"/>
-      <w:r>
-        <w:rPr>
-          <w:i/>
-          <w:iCs/>
-          <w:lang w:val="en-GB"/>
-        </w:rPr>
-        <w:t xml:space="preserve"> difficile</w:t>
+        <w:t>Clostridioides difficile</w:t>
       </w:r>
       <w:r>
         <w:rPr>
           <w:lang w:val="en-GB"/>
         </w:rPr>
-        <w:t xml:space="preserve"> spores using the </w:t>
-      </w:r>
-      <w:proofErr w:type="spellStart"/>
-      <w:r>
-        <w:rPr>
-          <w:lang w:val="en-GB"/>
-        </w:rPr>
-        <w:t>PowerFecal</w:t>
-      </w:r>
-      <w:proofErr w:type="spellEnd"/>
-      <w:r>
-        <w:rPr>
-          <w:lang w:val="en-GB"/>
-        </w:rPr>
-        <w:t xml:space="preserve"> protocol</w:t>
+        <w:t xml:space="preserve"> spores using the PowerFecal protocol</w:t>
       </w:r>
       <w:bookmarkEnd w:id="11"/>
       <w:bookmarkEnd w:id="12"/>
@@ -28674,25 +25254,7 @@
           <w:szCs w:val="24"/>
           <w:lang w:val="en-GB"/>
         </w:rPr>
-        <w:t xml:space="preserve">We used two different isolation protocols for isolation of DNA from bulk microbiota and ethanol treated samples. This decision was based on the fact </w:t>
-      </w:r>
-      <w:proofErr w:type="spellStart"/>
-      <w:r>
-        <w:rPr>
-          <w:rFonts w:cs="Times New Roman"/>
-          <w:szCs w:val="24"/>
-          <w:lang w:val="en-GB"/>
-        </w:rPr>
-        <w:t>PowerFecal</w:t>
-      </w:r>
-      <w:proofErr w:type="spellEnd"/>
-      <w:r>
-        <w:rPr>
-          <w:rFonts w:cs="Times New Roman"/>
-          <w:szCs w:val="24"/>
-          <w:lang w:val="en-GB"/>
-        </w:rPr>
-        <w:t xml:space="preserve"> has a spin-column to which to much DNA binds and we got insufficient DNA concentrations after ethanol shock and EMA treatment. To confirm that we isolated both vegetative cells and spores with bulk microbiota protocol, we added </w:t>
+        <w:t xml:space="preserve">We used two different isolation protocols for isolation of DNA from bulk microbiota and ethanol treated samples. This decision was based on the fact PowerFecal has a spin-column to which to much DNA binds and we got insufficient DNA concentrations after ethanol shock and EMA treatment. To confirm that we isolated both vegetative cells and spores with bulk microbiota protocol, we added </w:t>
       </w:r>
       <w:r>
         <w:rPr>
@@ -28730,8 +25292,6 @@
         </w:rPr>
         <w:t xml:space="preserve"> negative stool sample and measured the absolute amount of the </w:t>
       </w:r>
-      <w:proofErr w:type="spellStart"/>
-      <w:proofErr w:type="gramStart"/>
       <w:r>
         <w:rPr>
           <w:rFonts w:cs="Times New Roman"/>
@@ -28742,51 +25302,13 @@
         </w:rPr>
         <w:t>C.difficile</w:t>
       </w:r>
-      <w:proofErr w:type="spellEnd"/>
-      <w:proofErr w:type="gramEnd"/>
       <w:r>
         <w:rPr>
           <w:rFonts w:cs="Times New Roman"/>
           <w:szCs w:val="24"/>
           <w:lang w:val="en-GB"/>
         </w:rPr>
-        <w:t xml:space="preserve">-specific </w:t>
-      </w:r>
-      <w:proofErr w:type="spellStart"/>
-      <w:r>
-        <w:rPr>
-          <w:rFonts w:cs="Times New Roman"/>
-          <w:szCs w:val="24"/>
-          <w:lang w:val="en-GB"/>
-        </w:rPr>
-        <w:t>16S</w:t>
-      </w:r>
-      <w:proofErr w:type="spellEnd"/>
-      <w:r>
-        <w:rPr>
-          <w:rFonts w:cs="Times New Roman"/>
-          <w:szCs w:val="24"/>
-          <w:lang w:val="en-GB"/>
-        </w:rPr>
-        <w:t xml:space="preserve"> rRNA amplicon with </w:t>
-      </w:r>
-      <w:proofErr w:type="spellStart"/>
-      <w:r>
-        <w:rPr>
-          <w:rFonts w:cs="Times New Roman"/>
-          <w:szCs w:val="24"/>
-          <w:lang w:val="en-GB"/>
-        </w:rPr>
-        <w:t>ddPCR</w:t>
-      </w:r>
-      <w:proofErr w:type="spellEnd"/>
-      <w:r>
-        <w:rPr>
-          <w:rFonts w:cs="Times New Roman"/>
-          <w:szCs w:val="24"/>
-          <w:lang w:val="en-GB"/>
-        </w:rPr>
-        <w:t xml:space="preserve"> after isolation of DNA. The copy number of </w:t>
+        <w:t xml:space="preserve">-specific 16S rRNA amplicon with ddPCR after isolation of DNA. The copy number of </w:t>
       </w:r>
       <w:r>
         <w:rPr>
@@ -28928,23 +25450,7 @@
           <w:b/>
           <w:bCs/>
         </w:rPr>
-        <w:t xml:space="preserve">spore isolation with </w:t>
-      </w:r>
-      <w:proofErr w:type="spellStart"/>
-      <w:r>
-        <w:rPr>
-          <w:b/>
-          <w:bCs/>
-        </w:rPr>
-        <w:t>PowerFecal</w:t>
-      </w:r>
-      <w:proofErr w:type="spellEnd"/>
-      <w:r>
-        <w:rPr>
-          <w:b/>
-          <w:bCs/>
-        </w:rPr>
-        <w:t xml:space="preserve"> protocol compared to </w:t>
+        <w:t xml:space="preserve">spore isolation with PowerFecal protocol compared to </w:t>
       </w:r>
       <w:r>
         <w:rPr>
@@ -29023,33 +25529,11 @@
         </w:rPr>
         <w:fldChar w:fldCharType="separate"/>
       </w:r>
-      <w:proofErr w:type="spellStart"/>
       <w:r>
         <w:rPr>
           <w:rFonts w:cs="Times New Roman"/>
         </w:rPr>
-        <w:t>Koransky</w:t>
-      </w:r>
-      <w:proofErr w:type="spellEnd"/>
-      <w:r>
-        <w:rPr>
-          <w:rFonts w:cs="Times New Roman"/>
-        </w:rPr>
-        <w:t xml:space="preserve">, J. R., Allen, S. D., &amp; Dowell, V. R. (1978). Use of ethanol for selective isolation of </w:t>
-      </w:r>
-      <w:proofErr w:type="spellStart"/>
-      <w:r>
-        <w:rPr>
-          <w:rFonts w:cs="Times New Roman"/>
-        </w:rPr>
-        <w:t>sporeforming</w:t>
-      </w:r>
-      <w:proofErr w:type="spellEnd"/>
-      <w:r>
-        <w:rPr>
-          <w:rFonts w:cs="Times New Roman"/>
-        </w:rPr>
-        <w:t xml:space="preserve"> microorganisms. </w:t>
+        <w:t xml:space="preserve">Koransky, J. R., Allen, S. D., &amp; Dowell, V. R. (1978). Use of ethanol for selective isolation of sporeforming microorganisms. </w:t>
       </w:r>
       <w:r>
         <w:rPr>
@@ -29077,35 +25561,7 @@
         <w:rPr>
           <w:rFonts w:cs="Times New Roman"/>
         </w:rPr>
-        <w:t>(4), 762–765. https://</w:t>
-      </w:r>
-      <w:proofErr w:type="spellStart"/>
-      <w:r>
-        <w:rPr>
-          <w:rFonts w:cs="Times New Roman"/>
-        </w:rPr>
-        <w:t>doi.org</w:t>
-      </w:r>
-      <w:proofErr w:type="spellEnd"/>
-      <w:r>
-        <w:rPr>
-          <w:rFonts w:cs="Times New Roman"/>
-        </w:rPr>
-        <w:t>/10.1128/</w:t>
-      </w:r>
-      <w:proofErr w:type="spellStart"/>
-      <w:r>
-        <w:rPr>
-          <w:rFonts w:cs="Times New Roman"/>
-        </w:rPr>
-        <w:t>aem.35.4.762</w:t>
-      </w:r>
-      <w:proofErr w:type="spellEnd"/>
-      <w:r>
-        <w:rPr>
-          <w:rFonts w:cs="Times New Roman"/>
-        </w:rPr>
-        <w:t>-765.1978</w:t>
+        <w:t>(4), 762–765. https://doi.org/10.1128/aem.35.4.762-765.1978</w:t>
       </w:r>
     </w:p>
     <w:p>
@@ -29116,89 +25572,11 @@
           <w:rFonts w:cs="Times New Roman"/>
         </w:rPr>
       </w:pPr>
-      <w:proofErr w:type="spellStart"/>
       <w:r>
         <w:rPr>
           <w:rFonts w:cs="Times New Roman"/>
         </w:rPr>
-        <w:t>Rinttilä</w:t>
-      </w:r>
-      <w:proofErr w:type="spellEnd"/>
-      <w:r>
-        <w:rPr>
-          <w:rFonts w:cs="Times New Roman"/>
-        </w:rPr>
-        <w:t xml:space="preserve">, T., </w:t>
-      </w:r>
-      <w:proofErr w:type="spellStart"/>
-      <w:r>
-        <w:rPr>
-          <w:rFonts w:cs="Times New Roman"/>
-        </w:rPr>
-        <w:t>Kassinen</w:t>
-      </w:r>
-      <w:proofErr w:type="spellEnd"/>
-      <w:r>
-        <w:rPr>
-          <w:rFonts w:cs="Times New Roman"/>
-        </w:rPr>
-        <w:t xml:space="preserve">, A., Malinen, E., </w:t>
-      </w:r>
-      <w:proofErr w:type="spellStart"/>
-      <w:r>
-        <w:rPr>
-          <w:rFonts w:cs="Times New Roman"/>
-        </w:rPr>
-        <w:t>Krogius</w:t>
-      </w:r>
-      <w:proofErr w:type="spellEnd"/>
-      <w:r>
-        <w:rPr>
-          <w:rFonts w:cs="Times New Roman"/>
-        </w:rPr>
-        <w:t xml:space="preserve">, L., &amp; </w:t>
-      </w:r>
-      <w:proofErr w:type="spellStart"/>
-      <w:r>
-        <w:rPr>
-          <w:rFonts w:cs="Times New Roman"/>
-        </w:rPr>
-        <w:t>Palva</w:t>
-      </w:r>
-      <w:proofErr w:type="spellEnd"/>
-      <w:r>
-        <w:rPr>
-          <w:rFonts w:cs="Times New Roman"/>
-        </w:rPr>
-        <w:t xml:space="preserve">, A. (2004). Development of an extensive set of </w:t>
-      </w:r>
-      <w:proofErr w:type="spellStart"/>
-      <w:r>
-        <w:rPr>
-          <w:rFonts w:cs="Times New Roman"/>
-        </w:rPr>
-        <w:t>16S</w:t>
-      </w:r>
-      <w:proofErr w:type="spellEnd"/>
-      <w:r>
-        <w:rPr>
-          <w:rFonts w:cs="Times New Roman"/>
-        </w:rPr>
-        <w:t xml:space="preserve"> rDNA-targeted primers for quantification of pathogenic and indigenous bacteria in </w:t>
-      </w:r>
-      <w:proofErr w:type="spellStart"/>
-      <w:r>
-        <w:rPr>
-          <w:rFonts w:cs="Times New Roman"/>
-        </w:rPr>
-        <w:t>faecal</w:t>
-      </w:r>
-      <w:proofErr w:type="spellEnd"/>
-      <w:r>
-        <w:rPr>
-          <w:rFonts w:cs="Times New Roman"/>
-        </w:rPr>
-        <w:t xml:space="preserve"> samples by real-time PCR. </w:t>
+        <w:t xml:space="preserve">Rinttilä, T., Kassinen, A., Malinen, E., Krogius, L., &amp; Palva, A. (2004). Development of an extensive set of 16S rDNA-targeted primers for quantification of pathogenic and indigenous bacteria in faecal samples by real-time PCR. </w:t>
       </w:r>
       <w:r>
         <w:rPr>
@@ -29226,30 +25604,8 @@
         <w:rPr>
           <w:rFonts w:cs="Times New Roman"/>
         </w:rPr>
-        <w:t>(6), 1166–1177. https://</w:t>
+        <w:t>(6), 1166–1177. https://doi.org/10.1111/j.1365-2672.2004.02409.x</w:t>
       </w:r>
-      <w:proofErr w:type="spellStart"/>
-      <w:r>
-        <w:rPr>
-          <w:rFonts w:cs="Times New Roman"/>
-        </w:rPr>
-        <w:t>doi.org</w:t>
-      </w:r>
-      <w:proofErr w:type="spellEnd"/>
-      <w:r>
-        <w:rPr>
-          <w:rFonts w:cs="Times New Roman"/>
-        </w:rPr>
-        <w:t>/10.1111/</w:t>
-      </w:r>
-      <w:proofErr w:type="spellStart"/>
-      <w:r>
-        <w:rPr>
-          <w:rFonts w:cs="Times New Roman"/>
-        </w:rPr>
-        <w:t>j.1365-2672.2004.02409.x</w:t>
-      </w:r>
-      <w:proofErr w:type="spellEnd"/>
     </w:p>
     <w:p>
       <w:pPr>
@@ -29259,19 +25615,11 @@
           <w:rFonts w:cs="Times New Roman"/>
         </w:rPr>
       </w:pPr>
-      <w:proofErr w:type="spellStart"/>
       <w:r>
         <w:rPr>
           <w:rFonts w:cs="Times New Roman"/>
         </w:rPr>
-        <w:t>Setlow</w:t>
-      </w:r>
-      <w:proofErr w:type="spellEnd"/>
-      <w:r>
-        <w:rPr>
-          <w:rFonts w:cs="Times New Roman"/>
-        </w:rPr>
-        <w:t xml:space="preserve">, P. (2014). Spore Resistance Properties. </w:t>
+        <w:t xml:space="preserve">Setlow, P. (2014). Spore Resistance Properties. </w:t>
       </w:r>
       <w:r>
         <w:rPr>
@@ -29299,49 +25647,7 @@
         <w:rPr>
           <w:rFonts w:cs="Times New Roman"/>
         </w:rPr>
-        <w:t>(5), 10.1128/</w:t>
-      </w:r>
-      <w:proofErr w:type="spellStart"/>
-      <w:r>
-        <w:rPr>
-          <w:rFonts w:cs="Times New Roman"/>
-        </w:rPr>
-        <w:t>microbiolspec.tbs</w:t>
-      </w:r>
-      <w:proofErr w:type="spellEnd"/>
-      <w:r>
-        <w:rPr>
-          <w:rFonts w:cs="Times New Roman"/>
-        </w:rPr>
-        <w:t>-0003–2012. https://</w:t>
-      </w:r>
-      <w:proofErr w:type="spellStart"/>
-      <w:r>
-        <w:rPr>
-          <w:rFonts w:cs="Times New Roman"/>
-        </w:rPr>
-        <w:t>doi.org</w:t>
-      </w:r>
-      <w:proofErr w:type="spellEnd"/>
-      <w:r>
-        <w:rPr>
-          <w:rFonts w:cs="Times New Roman"/>
-        </w:rPr>
-        <w:t>/10.1128/</w:t>
-      </w:r>
-      <w:proofErr w:type="spellStart"/>
-      <w:r>
-        <w:rPr>
-          <w:rFonts w:cs="Times New Roman"/>
-        </w:rPr>
-        <w:t>microbiolspec.tbs</w:t>
-      </w:r>
-      <w:proofErr w:type="spellEnd"/>
-      <w:r>
-        <w:rPr>
-          <w:rFonts w:cs="Times New Roman"/>
-        </w:rPr>
-        <w:t>-0003-2012</w:t>
+        <w:t>(5), 10.1128/microbiolspec.tbs-0003–2012. https://doi.org/10.1128/microbiolspec.tbs-0003-2012</w:t>
       </w:r>
     </w:p>
     <w:p>
@@ -30192,6 +26498,7 @@
   <w:style w:type="character" w:default="1" w:styleId="DefaultParagraphFont">
     <w:name w:val="Default Paragraph Font"/>
     <w:uiPriority w:val="1"/>
+    <w:semiHidden/>
     <w:unhideWhenUsed/>
   </w:style>
   <w:style w:type="table" w:default="1" w:styleId="TableNormal">

--- a/thesis/v1_supplement.docx
+++ b/thesis/v1_supplement.docx
@@ -662,6 +662,7 @@
                 <w:lang w:val="en-GB" w:eastAsia="sl-SI"/>
               </w:rPr>
             </w:pPr>
+            <w:proofErr w:type="spellStart"/>
             <w:r>
               <w:rPr>
                 <w:rFonts w:eastAsia="Times New Roman" w:cs="Times New Roman"/>
@@ -670,7 +671,18 @@
                 <w:szCs w:val="18"/>
                 <w:lang w:val="en-GB" w:eastAsia="sl-SI"/>
               </w:rPr>
-              <w:t xml:space="preserve">omega3 </w:t>
+              <w:t>omega3</w:t>
+            </w:r>
+            <w:proofErr w:type="spellEnd"/>
+            <w:r>
+              <w:rPr>
+                <w:rFonts w:eastAsia="Times New Roman" w:cs="Times New Roman"/>
+                <w:color w:val="000000"/>
+                <w:sz w:val="18"/>
+                <w:szCs w:val="18"/>
+                <w:lang w:val="en-GB" w:eastAsia="sl-SI"/>
+              </w:rPr>
+              <w:t xml:space="preserve"> </w:t>
             </w:r>
           </w:p>
         </w:tc>
@@ -1540,6 +1552,7 @@
                 <w:lang w:val="en-GB" w:eastAsia="sl-SI"/>
               </w:rPr>
             </w:pPr>
+            <w:proofErr w:type="spellStart"/>
             <w:r>
               <w:rPr>
                 <w:rFonts w:eastAsia="Times New Roman" w:cs="Times New Roman"/>
@@ -1548,7 +1561,18 @@
                 <w:szCs w:val="18"/>
                 <w:lang w:val="en-GB" w:eastAsia="sl-SI"/>
               </w:rPr>
-              <w:t xml:space="preserve">Migrenes between days 70 to 84. </w:t>
+              <w:t>Migrenes</w:t>
+            </w:r>
+            <w:proofErr w:type="spellEnd"/>
+            <w:r>
+              <w:rPr>
+                <w:rFonts w:eastAsia="Times New Roman" w:cs="Times New Roman"/>
+                <w:color w:val="000000"/>
+                <w:sz w:val="18"/>
+                <w:szCs w:val="18"/>
+                <w:lang w:val="en-GB" w:eastAsia="sl-SI"/>
+              </w:rPr>
+              <w:t xml:space="preserve"> between days 70 to 84. </w:t>
             </w:r>
           </w:p>
         </w:tc>
@@ -1827,8 +1851,20 @@
                 <w:szCs w:val="18"/>
                 <w:lang w:val="en-GB" w:eastAsia="sl-SI"/>
               </w:rPr>
-              <w:t>Day 23: Switzerland, Austria; Day 76: Natherlands</w:t>
-            </w:r>
+              <w:t xml:space="preserve">Day 23: Switzerland, Austria; Day 76: </w:t>
+            </w:r>
+            <w:proofErr w:type="spellStart"/>
+            <w:r>
+              <w:rPr>
+                <w:rFonts w:eastAsia="Times New Roman" w:cs="Times New Roman"/>
+                <w:color w:val="000000"/>
+                <w:sz w:val="18"/>
+                <w:szCs w:val="18"/>
+                <w:lang w:val="en-GB" w:eastAsia="sl-SI"/>
+              </w:rPr>
+              <w:t>Natherlands</w:t>
+            </w:r>
+            <w:proofErr w:type="spellEnd"/>
           </w:p>
         </w:tc>
         <w:tc>
@@ -2153,7 +2189,51 @@
                 <w:szCs w:val="18"/>
                 <w:lang w:val="en-GB" w:eastAsia="sl-SI"/>
               </w:rPr>
-              <w:t>Day 6 to 14, 72: linexForte, Omnibiotic Stress Repair, kefir</w:t>
+              <w:t xml:space="preserve">Day 6 to 14, 72: </w:t>
+            </w:r>
+            <w:proofErr w:type="spellStart"/>
+            <w:r>
+              <w:rPr>
+                <w:rFonts w:eastAsia="Times New Roman" w:cs="Times New Roman"/>
+                <w:color w:val="000000"/>
+                <w:sz w:val="18"/>
+                <w:szCs w:val="18"/>
+                <w:lang w:val="en-GB" w:eastAsia="sl-SI"/>
+              </w:rPr>
+              <w:t>linexForte</w:t>
+            </w:r>
+            <w:proofErr w:type="spellEnd"/>
+            <w:r>
+              <w:rPr>
+                <w:rFonts w:eastAsia="Times New Roman" w:cs="Times New Roman"/>
+                <w:color w:val="000000"/>
+                <w:sz w:val="18"/>
+                <w:szCs w:val="18"/>
+                <w:lang w:val="en-GB" w:eastAsia="sl-SI"/>
+              </w:rPr>
+              <w:t xml:space="preserve">, </w:t>
+            </w:r>
+            <w:proofErr w:type="spellStart"/>
+            <w:r>
+              <w:rPr>
+                <w:rFonts w:eastAsia="Times New Roman" w:cs="Times New Roman"/>
+                <w:color w:val="000000"/>
+                <w:sz w:val="18"/>
+                <w:szCs w:val="18"/>
+                <w:lang w:val="en-GB" w:eastAsia="sl-SI"/>
+              </w:rPr>
+              <w:t>Omnibiotic</w:t>
+            </w:r>
+            <w:proofErr w:type="spellEnd"/>
+            <w:r>
+              <w:rPr>
+                <w:rFonts w:eastAsia="Times New Roman" w:cs="Times New Roman"/>
+                <w:color w:val="000000"/>
+                <w:sz w:val="18"/>
+                <w:szCs w:val="18"/>
+                <w:lang w:val="en-GB" w:eastAsia="sl-SI"/>
+              </w:rPr>
+              <w:t xml:space="preserve"> Stress Repair, kefir</w:t>
             </w:r>
           </w:p>
         </w:tc>
@@ -2824,7 +2904,29 @@
                 <w:szCs w:val="18"/>
                 <w:lang w:val="en-GB" w:eastAsia="sl-SI"/>
               </w:rPr>
-              <w:t xml:space="preserve">Day 155: linexForte </w:t>
+              <w:t xml:space="preserve">Day 155: </w:t>
+            </w:r>
+            <w:proofErr w:type="spellStart"/>
+            <w:r>
+              <w:rPr>
+                <w:rFonts w:eastAsia="Times New Roman" w:cs="Times New Roman"/>
+                <w:color w:val="000000"/>
+                <w:sz w:val="18"/>
+                <w:szCs w:val="18"/>
+                <w:lang w:val="en-GB" w:eastAsia="sl-SI"/>
+              </w:rPr>
+              <w:t>linexForte</w:t>
+            </w:r>
+            <w:proofErr w:type="spellEnd"/>
+            <w:r>
+              <w:rPr>
+                <w:rFonts w:eastAsia="Times New Roman" w:cs="Times New Roman"/>
+                <w:color w:val="000000"/>
+                <w:sz w:val="18"/>
+                <w:szCs w:val="18"/>
+                <w:lang w:val="en-GB" w:eastAsia="sl-SI"/>
+              </w:rPr>
+              <w:t xml:space="preserve"> </w:t>
             </w:r>
           </w:p>
         </w:tc>
@@ -3198,7 +3300,29 @@
                 <w:szCs w:val="18"/>
                 <w:lang w:val="en-GB" w:eastAsia="sl-SI"/>
               </w:rPr>
-              <w:t xml:space="preserve">Day 70 to 84: linexForte </w:t>
+              <w:t xml:space="preserve">Day 70 to 84: </w:t>
+            </w:r>
+            <w:proofErr w:type="spellStart"/>
+            <w:r>
+              <w:rPr>
+                <w:rFonts w:eastAsia="Times New Roman" w:cs="Times New Roman"/>
+                <w:color w:val="000000"/>
+                <w:sz w:val="18"/>
+                <w:szCs w:val="18"/>
+                <w:lang w:val="en-GB" w:eastAsia="sl-SI"/>
+              </w:rPr>
+              <w:t>linexForte</w:t>
+            </w:r>
+            <w:proofErr w:type="spellEnd"/>
+            <w:r>
+              <w:rPr>
+                <w:rFonts w:eastAsia="Times New Roman" w:cs="Times New Roman"/>
+                <w:color w:val="000000"/>
+                <w:sz w:val="18"/>
+                <w:szCs w:val="18"/>
+                <w:lang w:val="en-GB" w:eastAsia="sl-SI"/>
+              </w:rPr>
+              <w:t xml:space="preserve"> </w:t>
             </w:r>
           </w:p>
         </w:tc>
@@ -3469,6 +3593,7 @@
                 <w:lang w:val="en-GB" w:eastAsia="sl-SI"/>
               </w:rPr>
             </w:pPr>
+            <w:proofErr w:type="spellStart"/>
             <w:r>
               <w:rPr>
                 <w:rFonts w:eastAsia="Times New Roman" w:cs="Times New Roman"/>
@@ -3477,7 +3602,128 @@
                 <w:szCs w:val="18"/>
                 <w:lang w:val="en-GB" w:eastAsia="sl-SI"/>
               </w:rPr>
-              <w:t>omega3, vitaminD, complex B.Q10, probiotics: Vivomox, EkoŠrknicl Unibiotic Strong</w:t>
+              <w:t>omega3</w:t>
+            </w:r>
+            <w:proofErr w:type="spellEnd"/>
+            <w:r>
+              <w:rPr>
+                <w:rFonts w:eastAsia="Times New Roman" w:cs="Times New Roman"/>
+                <w:color w:val="000000"/>
+                <w:sz w:val="18"/>
+                <w:szCs w:val="18"/>
+                <w:lang w:val="en-GB" w:eastAsia="sl-SI"/>
+              </w:rPr>
+              <w:t xml:space="preserve">, </w:t>
+            </w:r>
+            <w:proofErr w:type="spellStart"/>
+            <w:r>
+              <w:rPr>
+                <w:rFonts w:eastAsia="Times New Roman" w:cs="Times New Roman"/>
+                <w:color w:val="000000"/>
+                <w:sz w:val="18"/>
+                <w:szCs w:val="18"/>
+                <w:lang w:val="en-GB" w:eastAsia="sl-SI"/>
+              </w:rPr>
+              <w:t>vitaminD</w:t>
+            </w:r>
+            <w:proofErr w:type="spellEnd"/>
+            <w:r>
+              <w:rPr>
+                <w:rFonts w:eastAsia="Times New Roman" w:cs="Times New Roman"/>
+                <w:color w:val="000000"/>
+                <w:sz w:val="18"/>
+                <w:szCs w:val="18"/>
+                <w:lang w:val="en-GB" w:eastAsia="sl-SI"/>
+              </w:rPr>
+              <w:t xml:space="preserve">, complex </w:t>
+            </w:r>
+            <w:proofErr w:type="spellStart"/>
+            <w:r>
+              <w:rPr>
+                <w:rFonts w:eastAsia="Times New Roman" w:cs="Times New Roman"/>
+                <w:color w:val="000000"/>
+                <w:sz w:val="18"/>
+                <w:szCs w:val="18"/>
+                <w:lang w:val="en-GB" w:eastAsia="sl-SI"/>
+              </w:rPr>
+              <w:t>B.Q10</w:t>
+            </w:r>
+            <w:proofErr w:type="spellEnd"/>
+            <w:r>
+              <w:rPr>
+                <w:rFonts w:eastAsia="Times New Roman" w:cs="Times New Roman"/>
+                <w:color w:val="000000"/>
+                <w:sz w:val="18"/>
+                <w:szCs w:val="18"/>
+                <w:lang w:val="en-GB" w:eastAsia="sl-SI"/>
+              </w:rPr>
+              <w:t xml:space="preserve">, probiotics: </w:t>
+            </w:r>
+            <w:proofErr w:type="spellStart"/>
+            <w:r>
+              <w:rPr>
+                <w:rFonts w:eastAsia="Times New Roman" w:cs="Times New Roman"/>
+                <w:color w:val="000000"/>
+                <w:sz w:val="18"/>
+                <w:szCs w:val="18"/>
+                <w:lang w:val="en-GB" w:eastAsia="sl-SI"/>
+              </w:rPr>
+              <w:t>Vivomox</w:t>
+            </w:r>
+            <w:proofErr w:type="spellEnd"/>
+            <w:r>
+              <w:rPr>
+                <w:rFonts w:eastAsia="Times New Roman" w:cs="Times New Roman"/>
+                <w:color w:val="000000"/>
+                <w:sz w:val="18"/>
+                <w:szCs w:val="18"/>
+                <w:lang w:val="en-GB" w:eastAsia="sl-SI"/>
+              </w:rPr>
+              <w:t xml:space="preserve">, </w:t>
+            </w:r>
+            <w:proofErr w:type="spellStart"/>
+            <w:r>
+              <w:rPr>
+                <w:rFonts w:eastAsia="Times New Roman" w:cs="Times New Roman"/>
+                <w:color w:val="000000"/>
+                <w:sz w:val="18"/>
+                <w:szCs w:val="18"/>
+                <w:lang w:val="en-GB" w:eastAsia="sl-SI"/>
+              </w:rPr>
+              <w:t>EkoŠrknicl</w:t>
+            </w:r>
+            <w:proofErr w:type="spellEnd"/>
+            <w:r>
+              <w:rPr>
+                <w:rFonts w:eastAsia="Times New Roman" w:cs="Times New Roman"/>
+                <w:color w:val="000000"/>
+                <w:sz w:val="18"/>
+                <w:szCs w:val="18"/>
+                <w:lang w:val="en-GB" w:eastAsia="sl-SI"/>
+              </w:rPr>
+              <w:t xml:space="preserve"> </w:t>
+            </w:r>
+            <w:proofErr w:type="spellStart"/>
+            <w:r>
+              <w:rPr>
+                <w:rFonts w:eastAsia="Times New Roman" w:cs="Times New Roman"/>
+                <w:color w:val="000000"/>
+                <w:sz w:val="18"/>
+                <w:szCs w:val="18"/>
+                <w:lang w:val="en-GB" w:eastAsia="sl-SI"/>
+              </w:rPr>
+              <w:t>Unibiotic</w:t>
+            </w:r>
+            <w:proofErr w:type="spellEnd"/>
+            <w:r>
+              <w:rPr>
+                <w:rFonts w:eastAsia="Times New Roman" w:cs="Times New Roman"/>
+                <w:color w:val="000000"/>
+                <w:sz w:val="18"/>
+                <w:szCs w:val="18"/>
+                <w:lang w:val="en-GB" w:eastAsia="sl-SI"/>
+              </w:rPr>
+              <w:t xml:space="preserve"> Strong</w:t>
             </w:r>
           </w:p>
         </w:tc>
@@ -3840,7 +4086,27 @@
                 <w:szCs w:val="20"/>
                 <w:lang w:val="en-GB" w:eastAsia="sl-SI"/>
               </w:rPr>
-              <w:t>Biotics Strong (FutuNatura, EU)</w:t>
+              <w:t>Biotics Strong (</w:t>
+            </w:r>
+            <w:proofErr w:type="spellStart"/>
+            <w:r>
+              <w:rPr>
+                <w:rFonts w:eastAsia="Times New Roman" w:cs="Times New Roman"/>
+                <w:sz w:val="20"/>
+                <w:szCs w:val="20"/>
+                <w:lang w:val="en-GB" w:eastAsia="sl-SI"/>
+              </w:rPr>
+              <w:t>FutuNatura</w:t>
+            </w:r>
+            <w:proofErr w:type="spellEnd"/>
+            <w:r>
+              <w:rPr>
+                <w:rFonts w:eastAsia="Times New Roman" w:cs="Times New Roman"/>
+                <w:sz w:val="20"/>
+                <w:szCs w:val="20"/>
+                <w:lang w:val="en-GB" w:eastAsia="sl-SI"/>
+              </w:rPr>
+              <w:t>, EU)</w:t>
             </w:r>
           </w:p>
         </w:tc>
@@ -3878,8 +4144,9 @@
                 <w:szCs w:val="20"/>
                 <w:lang w:val="en-GB" w:eastAsia="sl-SI"/>
               </w:rPr>
-              <w:t xml:space="preserve">Bifidobacterium longum, Lactobacillus plantarum, Lactobacillus reuteri, Lactobacillus acidophilus, Bifidobacterium lactis, Lactobacillus rhamnosus, Lactobacillus crispatus, Bifidobacterium bifidum, Lactobacillus casei, Lactobacillus paracasei, Bifidobacterium breve, Lactobacillus sporogenes, Lactobacillus gasseri, Lactobacillus lactis, Lactobacillus brevis, Lactobacillus </w:t>
-            </w:r>
+              <w:t xml:space="preserve">Bifidobacterium longum, Lactobacillus plantarum, Lactobacillus </w:t>
+            </w:r>
+            <w:proofErr w:type="spellStart"/>
             <w:r>
               <w:rPr>
                 <w:rFonts w:eastAsia="Times New Roman" w:cs="Times New Roman"/>
@@ -3889,8 +4156,175 @@
                 <w:szCs w:val="20"/>
                 <w:lang w:val="en-GB" w:eastAsia="sl-SI"/>
               </w:rPr>
+              <w:t>reuteri</w:t>
+            </w:r>
+            <w:proofErr w:type="spellEnd"/>
+            <w:r>
+              <w:rPr>
+                <w:rFonts w:eastAsia="Times New Roman" w:cs="Times New Roman"/>
+                <w:i/>
+                <w:iCs/>
+                <w:sz w:val="20"/>
+                <w:szCs w:val="20"/>
+                <w:lang w:val="en-GB" w:eastAsia="sl-SI"/>
+              </w:rPr>
+              <w:t xml:space="preserve">, Lactobacillus acidophilus, Bifidobacterium lactis, Lactobacillus </w:t>
+            </w:r>
+            <w:proofErr w:type="spellStart"/>
+            <w:r>
+              <w:rPr>
+                <w:rFonts w:eastAsia="Times New Roman" w:cs="Times New Roman"/>
+                <w:i/>
+                <w:iCs/>
+                <w:sz w:val="20"/>
+                <w:szCs w:val="20"/>
+                <w:lang w:val="en-GB" w:eastAsia="sl-SI"/>
+              </w:rPr>
+              <w:t>rhamnosus</w:t>
+            </w:r>
+            <w:proofErr w:type="spellEnd"/>
+            <w:r>
+              <w:rPr>
+                <w:rFonts w:eastAsia="Times New Roman" w:cs="Times New Roman"/>
+                <w:i/>
+                <w:iCs/>
+                <w:sz w:val="20"/>
+                <w:szCs w:val="20"/>
+                <w:lang w:val="en-GB" w:eastAsia="sl-SI"/>
+              </w:rPr>
+              <w:t xml:space="preserve">, Lactobacillus </w:t>
+            </w:r>
+            <w:proofErr w:type="spellStart"/>
+            <w:r>
+              <w:rPr>
+                <w:rFonts w:eastAsia="Times New Roman" w:cs="Times New Roman"/>
+                <w:i/>
+                <w:iCs/>
+                <w:sz w:val="20"/>
+                <w:szCs w:val="20"/>
+                <w:lang w:val="en-GB" w:eastAsia="sl-SI"/>
+              </w:rPr>
+              <w:t>crispatus</w:t>
+            </w:r>
+            <w:proofErr w:type="spellEnd"/>
+            <w:r>
+              <w:rPr>
+                <w:rFonts w:eastAsia="Times New Roman" w:cs="Times New Roman"/>
+                <w:i/>
+                <w:iCs/>
+                <w:sz w:val="20"/>
+                <w:szCs w:val="20"/>
+                <w:lang w:val="en-GB" w:eastAsia="sl-SI"/>
+              </w:rPr>
+              <w:t xml:space="preserve">, Bifidobacterium bifidum, Lactobacillus casei, Lactobacillus </w:t>
+            </w:r>
+            <w:proofErr w:type="spellStart"/>
+            <w:r>
+              <w:rPr>
+                <w:rFonts w:eastAsia="Times New Roman" w:cs="Times New Roman"/>
+                <w:i/>
+                <w:iCs/>
+                <w:sz w:val="20"/>
+                <w:szCs w:val="20"/>
+                <w:lang w:val="en-GB" w:eastAsia="sl-SI"/>
+              </w:rPr>
+              <w:t>paracasei</w:t>
+            </w:r>
+            <w:proofErr w:type="spellEnd"/>
+            <w:r>
+              <w:rPr>
+                <w:rFonts w:eastAsia="Times New Roman" w:cs="Times New Roman"/>
+                <w:i/>
+                <w:iCs/>
+                <w:sz w:val="20"/>
+                <w:szCs w:val="20"/>
+                <w:lang w:val="en-GB" w:eastAsia="sl-SI"/>
+              </w:rPr>
+              <w:t xml:space="preserve">, Bifidobacterium breve, Lactobacillus </w:t>
+            </w:r>
+            <w:proofErr w:type="spellStart"/>
+            <w:r>
+              <w:rPr>
+                <w:rFonts w:eastAsia="Times New Roman" w:cs="Times New Roman"/>
+                <w:i/>
+                <w:iCs/>
+                <w:sz w:val="20"/>
+                <w:szCs w:val="20"/>
+                <w:lang w:val="en-GB" w:eastAsia="sl-SI"/>
+              </w:rPr>
+              <w:t>sporogenes</w:t>
+            </w:r>
+            <w:proofErr w:type="spellEnd"/>
+            <w:r>
+              <w:rPr>
+                <w:rFonts w:eastAsia="Times New Roman" w:cs="Times New Roman"/>
+                <w:i/>
+                <w:iCs/>
+                <w:sz w:val="20"/>
+                <w:szCs w:val="20"/>
+                <w:lang w:val="en-GB" w:eastAsia="sl-SI"/>
+              </w:rPr>
+              <w:t xml:space="preserve">, Lactobacillus </w:t>
+            </w:r>
+            <w:proofErr w:type="spellStart"/>
+            <w:r>
+              <w:rPr>
+                <w:rFonts w:eastAsia="Times New Roman" w:cs="Times New Roman"/>
+                <w:i/>
+                <w:iCs/>
+                <w:sz w:val="20"/>
+                <w:szCs w:val="20"/>
+                <w:lang w:val="en-GB" w:eastAsia="sl-SI"/>
+              </w:rPr>
+              <w:t>gasseri</w:t>
+            </w:r>
+            <w:proofErr w:type="spellEnd"/>
+            <w:r>
+              <w:rPr>
+                <w:rFonts w:eastAsia="Times New Roman" w:cs="Times New Roman"/>
+                <w:i/>
+                <w:iCs/>
+                <w:sz w:val="20"/>
+                <w:szCs w:val="20"/>
+                <w:lang w:val="en-GB" w:eastAsia="sl-SI"/>
+              </w:rPr>
+              <w:t xml:space="preserve">, Lactobacillus lactis, Lactobacillus brevis, Lactobacillus </w:t>
+            </w:r>
+            <w:r>
+              <w:rPr>
+                <w:rFonts w:eastAsia="Times New Roman" w:cs="Times New Roman"/>
+                <w:i/>
+                <w:iCs/>
+                <w:sz w:val="20"/>
+                <w:szCs w:val="20"/>
+                <w:lang w:val="en-GB" w:eastAsia="sl-SI"/>
+              </w:rPr>
               <w:lastRenderedPageBreak/>
-              <w:t>salivarius, Lactobacillus bulgaricus, Bifidobacterium adolescentis, Streptococcus thermophilus</w:t>
+              <w:t xml:space="preserve">salivarius, Lactobacillus bulgaricus, Bifidobacterium </w:t>
+            </w:r>
+            <w:proofErr w:type="spellStart"/>
+            <w:r>
+              <w:rPr>
+                <w:rFonts w:eastAsia="Times New Roman" w:cs="Times New Roman"/>
+                <w:i/>
+                <w:iCs/>
+                <w:sz w:val="20"/>
+                <w:szCs w:val="20"/>
+                <w:lang w:val="en-GB" w:eastAsia="sl-SI"/>
+              </w:rPr>
+              <w:t>adolescentis</w:t>
+            </w:r>
+            <w:proofErr w:type="spellEnd"/>
+            <w:r>
+              <w:rPr>
+                <w:rFonts w:eastAsia="Times New Roman" w:cs="Times New Roman"/>
+                <w:i/>
+                <w:iCs/>
+                <w:sz w:val="20"/>
+                <w:szCs w:val="20"/>
+                <w:lang w:val="en-GB" w:eastAsia="sl-SI"/>
+              </w:rPr>
+              <w:t>, Streptococcus thermophilus</w:t>
             </w:r>
           </w:p>
         </w:tc>
@@ -3989,7 +4423,31 @@
                 <w:szCs w:val="20"/>
                 <w:lang w:val="en-GB" w:eastAsia="sl-SI"/>
               </w:rPr>
-              <w:t xml:space="preserve">, in Bifidobacterium animalis </w:t>
+              <w:t xml:space="preserve">, in Bifidobacterium </w:t>
+            </w:r>
+            <w:proofErr w:type="spellStart"/>
+            <w:r>
+              <w:rPr>
+                <w:rFonts w:eastAsia="Times New Roman" w:cs="Times New Roman"/>
+                <w:i/>
+                <w:iCs/>
+                <w:sz w:val="20"/>
+                <w:szCs w:val="20"/>
+                <w:lang w:val="en-GB" w:eastAsia="sl-SI"/>
+              </w:rPr>
+              <w:t>animalis</w:t>
+            </w:r>
+            <w:proofErr w:type="spellEnd"/>
+            <w:r>
+              <w:rPr>
+                <w:rFonts w:eastAsia="Times New Roman" w:cs="Times New Roman"/>
+                <w:i/>
+                <w:iCs/>
+                <w:sz w:val="20"/>
+                <w:szCs w:val="20"/>
+                <w:lang w:val="en-GB" w:eastAsia="sl-SI"/>
+              </w:rPr>
+              <w:t xml:space="preserve"> </w:t>
             </w:r>
             <w:r>
               <w:rPr>
@@ -4051,6 +4509,7 @@
                 <w:lang w:val="en-GB" w:eastAsia="sl-SI"/>
               </w:rPr>
             </w:pPr>
+            <w:proofErr w:type="spellStart"/>
             <w:r>
               <w:rPr>
                 <w:rFonts w:eastAsia="Times New Roman" w:cs="Times New Roman"/>
@@ -4060,14 +4519,35 @@
               </w:rPr>
               <w:t>OMNi-BiOTiC</w:t>
             </w:r>
-            <w:r>
-              <w:rPr>
-                <w:rFonts w:eastAsia="Times New Roman" w:cs="Times New Roman"/>
-                <w:sz w:val="20"/>
-                <w:szCs w:val="20"/>
-                <w:lang w:val="en-GB" w:eastAsia="sl-SI"/>
-              </w:rPr>
-              <w:t xml:space="preserve"> Stress Repair (OMNi-BiOTiC, Austria)</w:t>
+            <w:proofErr w:type="spellEnd"/>
+            <w:r>
+              <w:rPr>
+                <w:rFonts w:eastAsia="Times New Roman" w:cs="Times New Roman"/>
+                <w:sz w:val="20"/>
+                <w:szCs w:val="20"/>
+                <w:lang w:val="en-GB" w:eastAsia="sl-SI"/>
+              </w:rPr>
+              <w:t xml:space="preserve"> Stress Repair (</w:t>
+            </w:r>
+            <w:proofErr w:type="spellStart"/>
+            <w:r>
+              <w:rPr>
+                <w:rFonts w:eastAsia="Times New Roman" w:cs="Times New Roman"/>
+                <w:sz w:val="20"/>
+                <w:szCs w:val="20"/>
+                <w:lang w:val="en-GB" w:eastAsia="sl-SI"/>
+              </w:rPr>
+              <w:t>OMNi-BiOTiC</w:t>
+            </w:r>
+            <w:proofErr w:type="spellEnd"/>
+            <w:r>
+              <w:rPr>
+                <w:rFonts w:eastAsia="Times New Roman" w:cs="Times New Roman"/>
+                <w:sz w:val="20"/>
+                <w:szCs w:val="20"/>
+                <w:lang w:val="en-GB" w:eastAsia="sl-SI"/>
+              </w:rPr>
+              <w:t>, Austria)</w:t>
             </w:r>
           </w:p>
         </w:tc>
@@ -4127,6 +4607,7 @@
               </w:rPr>
               <w:t xml:space="preserve">, Lactococcus lactis </w:t>
             </w:r>
+            <w:proofErr w:type="spellStart"/>
             <w:r>
               <w:rPr>
                 <w:rFonts w:eastAsia="Times New Roman" w:cs="Times New Roman"/>
@@ -4136,6 +4617,7 @@
               </w:rPr>
               <w:t>W19</w:t>
             </w:r>
+            <w:proofErr w:type="spellEnd"/>
             <w:r>
               <w:rPr>
                 <w:rFonts w:eastAsia="Times New Roman" w:cs="Times New Roman"/>
@@ -4147,6 +4629,7 @@
               </w:rPr>
               <w:t xml:space="preserve">, Lactobacillus acidophilus </w:t>
             </w:r>
+            <w:proofErr w:type="spellStart"/>
             <w:r>
               <w:rPr>
                 <w:rFonts w:eastAsia="Times New Roman" w:cs="Times New Roman"/>
@@ -4156,6 +4639,7 @@
               </w:rPr>
               <w:t>W22</w:t>
             </w:r>
+            <w:proofErr w:type="spellEnd"/>
             <w:r>
               <w:rPr>
                 <w:rFonts w:eastAsia="Times New Roman" w:cs="Times New Roman"/>
@@ -4167,6 +4651,7 @@
               </w:rPr>
               <w:t xml:space="preserve"> , Bifidobacterium lactis </w:t>
             </w:r>
+            <w:proofErr w:type="spellStart"/>
             <w:r>
               <w:rPr>
                 <w:rFonts w:eastAsia="Times New Roman" w:cs="Times New Roman"/>
@@ -4176,6 +4661,7 @@
               </w:rPr>
               <w:t>W52</w:t>
             </w:r>
+            <w:proofErr w:type="spellEnd"/>
             <w:r>
               <w:rPr>
                 <w:rFonts w:eastAsia="Times New Roman" w:cs="Times New Roman"/>
@@ -4185,17 +4671,9 @@
                 <w:szCs w:val="24"/>
                 <w:lang w:val="en-GB" w:eastAsia="sl-SI"/>
               </w:rPr>
-              <w:t xml:space="preserve">, Lactobacillus paracasei </w:t>
-            </w:r>
-            <w:r>
-              <w:rPr>
-                <w:rFonts w:eastAsia="Times New Roman" w:cs="Times New Roman"/>
-                <w:sz w:val="20"/>
-                <w:szCs w:val="24"/>
-                <w:lang w:val="en-GB" w:eastAsia="sl-SI"/>
-              </w:rPr>
-              <w:t>W20</w:t>
-            </w:r>
+              <w:t xml:space="preserve">, Lactobacillus </w:t>
+            </w:r>
+            <w:proofErr w:type="spellStart"/>
             <w:r>
               <w:rPr>
                 <w:rFonts w:eastAsia="Times New Roman" w:cs="Times New Roman"/>
@@ -4205,17 +4683,9 @@
                 <w:szCs w:val="24"/>
                 <w:lang w:val="en-GB" w:eastAsia="sl-SI"/>
               </w:rPr>
-              <w:t xml:space="preserve">, Lactobacillus plantarum </w:t>
-            </w:r>
-            <w:r>
-              <w:rPr>
-                <w:rFonts w:eastAsia="Times New Roman" w:cs="Times New Roman"/>
-                <w:sz w:val="20"/>
-                <w:szCs w:val="24"/>
-                <w:lang w:val="en-GB" w:eastAsia="sl-SI"/>
-              </w:rPr>
-              <w:t>W62</w:t>
-            </w:r>
+              <w:t>paracasei</w:t>
+            </w:r>
+            <w:proofErr w:type="spellEnd"/>
             <w:r>
               <w:rPr>
                 <w:rFonts w:eastAsia="Times New Roman" w:cs="Times New Roman"/>
@@ -4225,8 +4695,9 @@
                 <w:szCs w:val="24"/>
                 <w:lang w:val="en-GB" w:eastAsia="sl-SI"/>
               </w:rPr>
-              <w:t xml:space="preserve">, Bifidobacterium lactis </w:t>
-            </w:r>
+              <w:t xml:space="preserve"> </w:t>
+            </w:r>
+            <w:proofErr w:type="spellStart"/>
             <w:r>
               <w:rPr>
                 <w:rFonts w:eastAsia="Times New Roman" w:cs="Times New Roman"/>
@@ -4234,8 +4705,9 @@
                 <w:szCs w:val="24"/>
                 <w:lang w:val="en-GB" w:eastAsia="sl-SI"/>
               </w:rPr>
-              <w:t>W51</w:t>
-            </w:r>
+              <w:t>W20</w:t>
+            </w:r>
+            <w:proofErr w:type="spellEnd"/>
             <w:r>
               <w:rPr>
                 <w:rFonts w:eastAsia="Times New Roman" w:cs="Times New Roman"/>
@@ -4245,8 +4717,9 @@
                 <w:szCs w:val="24"/>
                 <w:lang w:val="en-GB" w:eastAsia="sl-SI"/>
               </w:rPr>
-              <w:t xml:space="preserve">, Bifidobacterium bifidum </w:t>
-            </w:r>
+              <w:t xml:space="preserve">, Lactobacillus plantarum </w:t>
+            </w:r>
+            <w:proofErr w:type="spellStart"/>
             <w:r>
               <w:rPr>
                 <w:rFonts w:eastAsia="Times New Roman" w:cs="Times New Roman"/>
@@ -4254,8 +4727,9 @@
                 <w:szCs w:val="24"/>
                 <w:lang w:val="en-GB" w:eastAsia="sl-SI"/>
               </w:rPr>
-              <w:t>W23</w:t>
-            </w:r>
+              <w:t>W62</w:t>
+            </w:r>
+            <w:proofErr w:type="spellEnd"/>
             <w:r>
               <w:rPr>
                 <w:rFonts w:eastAsia="Times New Roman" w:cs="Times New Roman"/>
@@ -4265,8 +4739,53 @@
                 <w:szCs w:val="24"/>
                 <w:lang w:val="en-GB" w:eastAsia="sl-SI"/>
               </w:rPr>
+              <w:t xml:space="preserve">, Bifidobacterium lactis </w:t>
+            </w:r>
+            <w:proofErr w:type="spellStart"/>
+            <w:r>
+              <w:rPr>
+                <w:rFonts w:eastAsia="Times New Roman" w:cs="Times New Roman"/>
+                <w:sz w:val="20"/>
+                <w:szCs w:val="24"/>
+                <w:lang w:val="en-GB" w:eastAsia="sl-SI"/>
+              </w:rPr>
+              <w:t>W51</w:t>
+            </w:r>
+            <w:proofErr w:type="spellEnd"/>
+            <w:r>
+              <w:rPr>
+                <w:rFonts w:eastAsia="Times New Roman" w:cs="Times New Roman"/>
+                <w:i/>
+                <w:iCs/>
+                <w:sz w:val="20"/>
+                <w:szCs w:val="24"/>
+                <w:lang w:val="en-GB" w:eastAsia="sl-SI"/>
+              </w:rPr>
+              <w:t xml:space="preserve">, Bifidobacterium bifidum </w:t>
+            </w:r>
+            <w:proofErr w:type="spellStart"/>
+            <w:r>
+              <w:rPr>
+                <w:rFonts w:eastAsia="Times New Roman" w:cs="Times New Roman"/>
+                <w:sz w:val="20"/>
+                <w:szCs w:val="24"/>
+                <w:lang w:val="en-GB" w:eastAsia="sl-SI"/>
+              </w:rPr>
+              <w:t>W23</w:t>
+            </w:r>
+            <w:proofErr w:type="spellEnd"/>
+            <w:r>
+              <w:rPr>
+                <w:rFonts w:eastAsia="Times New Roman" w:cs="Times New Roman"/>
+                <w:i/>
+                <w:iCs/>
+                <w:sz w:val="20"/>
+                <w:szCs w:val="24"/>
+                <w:lang w:val="en-GB" w:eastAsia="sl-SI"/>
+              </w:rPr>
               <w:t xml:space="preserve">, Lactobacillus salivarius </w:t>
             </w:r>
+            <w:proofErr w:type="spellStart"/>
             <w:r>
               <w:rPr>
                 <w:rFonts w:eastAsia="Times New Roman" w:cs="Times New Roman"/>
@@ -4276,6 +4795,7 @@
               </w:rPr>
               <w:t>W24</w:t>
             </w:r>
+            <w:proofErr w:type="spellEnd"/>
             <w:r>
               <w:rPr>
                 <w:rFonts w:eastAsia="Times New Roman" w:cs="Times New Roman"/>
@@ -4318,14 +4838,25 @@
                 <w:lang w:val="en-GB" w:eastAsia="sl-SI"/>
               </w:rPr>
             </w:pPr>
-            <w:r>
-              <w:rPr>
-                <w:rFonts w:eastAsia="Times New Roman" w:cs="Times New Roman"/>
-                <w:sz w:val="20"/>
-                <w:szCs w:val="20"/>
-                <w:lang w:val="en-GB" w:eastAsia="sl-SI"/>
-              </w:rPr>
-              <w:t>Vivomixx (US)</w:t>
+            <w:proofErr w:type="spellStart"/>
+            <w:r>
+              <w:rPr>
+                <w:rFonts w:eastAsia="Times New Roman" w:cs="Times New Roman"/>
+                <w:sz w:val="20"/>
+                <w:szCs w:val="20"/>
+                <w:lang w:val="en-GB" w:eastAsia="sl-SI"/>
+              </w:rPr>
+              <w:t>Vivomixx</w:t>
+            </w:r>
+            <w:proofErr w:type="spellEnd"/>
+            <w:r>
+              <w:rPr>
+                <w:rFonts w:eastAsia="Times New Roman" w:cs="Times New Roman"/>
+                <w:sz w:val="20"/>
+                <w:szCs w:val="20"/>
+                <w:lang w:val="en-GB" w:eastAsia="sl-SI"/>
+              </w:rPr>
+              <w:t xml:space="preserve"> (US)</w:t>
             </w:r>
           </w:p>
         </w:tc>
@@ -4363,7 +4894,79 @@
                 <w:szCs w:val="20"/>
                 <w:lang w:val="en-GB" w:eastAsia="sl-SI"/>
               </w:rPr>
-              <w:t>Streptococcus thermophilus, Bifidobacterium breve, Bifidobacterium longum, Bifidobacterium infantis, Lactobacillus plantarum, Lactobacillus acidophilus, Lactobacillus paracasei, Lactobacillus dilbeckii subsp. Bulgaricus</w:t>
+              <w:t xml:space="preserve">Streptococcus thermophilus, Bifidobacterium breve, Bifidobacterium longum, Bifidobacterium </w:t>
+            </w:r>
+            <w:proofErr w:type="spellStart"/>
+            <w:r>
+              <w:rPr>
+                <w:rFonts w:eastAsia="Times New Roman" w:cs="Times New Roman"/>
+                <w:i/>
+                <w:iCs/>
+                <w:sz w:val="20"/>
+                <w:szCs w:val="20"/>
+                <w:lang w:val="en-GB" w:eastAsia="sl-SI"/>
+              </w:rPr>
+              <w:t>infantis</w:t>
+            </w:r>
+            <w:proofErr w:type="spellEnd"/>
+            <w:r>
+              <w:rPr>
+                <w:rFonts w:eastAsia="Times New Roman" w:cs="Times New Roman"/>
+                <w:i/>
+                <w:iCs/>
+                <w:sz w:val="20"/>
+                <w:szCs w:val="20"/>
+                <w:lang w:val="en-GB" w:eastAsia="sl-SI"/>
+              </w:rPr>
+              <w:t xml:space="preserve">, Lactobacillus plantarum, Lactobacillus acidophilus, Lactobacillus </w:t>
+            </w:r>
+            <w:proofErr w:type="spellStart"/>
+            <w:r>
+              <w:rPr>
+                <w:rFonts w:eastAsia="Times New Roman" w:cs="Times New Roman"/>
+                <w:i/>
+                <w:iCs/>
+                <w:sz w:val="20"/>
+                <w:szCs w:val="20"/>
+                <w:lang w:val="en-GB" w:eastAsia="sl-SI"/>
+              </w:rPr>
+              <w:t>paracasei</w:t>
+            </w:r>
+            <w:proofErr w:type="spellEnd"/>
+            <w:r>
+              <w:rPr>
+                <w:rFonts w:eastAsia="Times New Roman" w:cs="Times New Roman"/>
+                <w:i/>
+                <w:iCs/>
+                <w:sz w:val="20"/>
+                <w:szCs w:val="20"/>
+                <w:lang w:val="en-GB" w:eastAsia="sl-SI"/>
+              </w:rPr>
+              <w:t xml:space="preserve">, Lactobacillus </w:t>
+            </w:r>
+            <w:proofErr w:type="spellStart"/>
+            <w:r>
+              <w:rPr>
+                <w:rFonts w:eastAsia="Times New Roman" w:cs="Times New Roman"/>
+                <w:i/>
+                <w:iCs/>
+                <w:sz w:val="20"/>
+                <w:szCs w:val="20"/>
+                <w:lang w:val="en-GB" w:eastAsia="sl-SI"/>
+              </w:rPr>
+              <w:t>dilbeckii</w:t>
+            </w:r>
+            <w:proofErr w:type="spellEnd"/>
+            <w:r>
+              <w:rPr>
+                <w:rFonts w:eastAsia="Times New Roman" w:cs="Times New Roman"/>
+                <w:i/>
+                <w:iCs/>
+                <w:sz w:val="20"/>
+                <w:szCs w:val="20"/>
+                <w:lang w:val="en-GB" w:eastAsia="sl-SI"/>
+              </w:rPr>
+              <w:t xml:space="preserve"> subsp. Bulgaricus</w:t>
             </w:r>
           </w:p>
         </w:tc>
@@ -4396,14 +4999,65 @@
                 <w:lang w:val="en-GB" w:eastAsia="sl-SI"/>
               </w:rPr>
             </w:pPr>
-            <w:r>
-              <w:rPr>
-                <w:rFonts w:eastAsia="Times New Roman" w:cs="Times New Roman"/>
-                <w:sz w:val="20"/>
-                <w:szCs w:val="20"/>
-                <w:lang w:val="en-GB" w:eastAsia="sl-SI"/>
-              </w:rPr>
-              <w:t>EkoŠkrnicl Unibiotic Strong (BIO PAK Nutracevtika, Slovenia)</w:t>
+            <w:proofErr w:type="spellStart"/>
+            <w:r>
+              <w:rPr>
+                <w:rFonts w:eastAsia="Times New Roman" w:cs="Times New Roman"/>
+                <w:sz w:val="20"/>
+                <w:szCs w:val="20"/>
+                <w:lang w:val="en-GB" w:eastAsia="sl-SI"/>
+              </w:rPr>
+              <w:t>EkoŠkrnicl</w:t>
+            </w:r>
+            <w:proofErr w:type="spellEnd"/>
+            <w:r>
+              <w:rPr>
+                <w:rFonts w:eastAsia="Times New Roman" w:cs="Times New Roman"/>
+                <w:sz w:val="20"/>
+                <w:szCs w:val="20"/>
+                <w:lang w:val="en-GB" w:eastAsia="sl-SI"/>
+              </w:rPr>
+              <w:t xml:space="preserve"> </w:t>
+            </w:r>
+            <w:proofErr w:type="spellStart"/>
+            <w:r>
+              <w:rPr>
+                <w:rFonts w:eastAsia="Times New Roman" w:cs="Times New Roman"/>
+                <w:sz w:val="20"/>
+                <w:szCs w:val="20"/>
+                <w:lang w:val="en-GB" w:eastAsia="sl-SI"/>
+              </w:rPr>
+              <w:t>Unibiotic</w:t>
+            </w:r>
+            <w:proofErr w:type="spellEnd"/>
+            <w:r>
+              <w:rPr>
+                <w:rFonts w:eastAsia="Times New Roman" w:cs="Times New Roman"/>
+                <w:sz w:val="20"/>
+                <w:szCs w:val="20"/>
+                <w:lang w:val="en-GB" w:eastAsia="sl-SI"/>
+              </w:rPr>
+              <w:t xml:space="preserve"> Strong (BIO PAK </w:t>
+            </w:r>
+            <w:proofErr w:type="spellStart"/>
+            <w:r>
+              <w:rPr>
+                <w:rFonts w:eastAsia="Times New Roman" w:cs="Times New Roman"/>
+                <w:sz w:val="20"/>
+                <w:szCs w:val="20"/>
+                <w:lang w:val="en-GB" w:eastAsia="sl-SI"/>
+              </w:rPr>
+              <w:t>Nutracevtika</w:t>
+            </w:r>
+            <w:proofErr w:type="spellEnd"/>
+            <w:r>
+              <w:rPr>
+                <w:rFonts w:eastAsia="Times New Roman" w:cs="Times New Roman"/>
+                <w:sz w:val="20"/>
+                <w:szCs w:val="20"/>
+                <w:lang w:val="en-GB" w:eastAsia="sl-SI"/>
+              </w:rPr>
+              <w:t>, Slovenia)</w:t>
             </w:r>
           </w:p>
         </w:tc>
@@ -4441,8 +5095,117 @@
                 <w:szCs w:val="24"/>
                 <w:lang w:val="en-GB" w:eastAsia="sl-SI"/>
               </w:rPr>
-              <w:t>Lactobacillus acidophilus, Lactobacillus bulgaricus, Lactobacillus casei, Bificobacterium breve, Lactobacillus plantarum, Lactobacillus brevis, Lactobacillus paracasei, Lactobacillus rhamnosus, Bifidobacterium breve, Bifidobacterium lactis, Bifidobacterium longum, Lactococcus lactis, Streptococcus thermophilus, Lactobacillus reuteri, Lactobacillus salivarius, Lactobacillus helveticus</w:t>
-            </w:r>
+              <w:t xml:space="preserve">Lactobacillus acidophilus, Lactobacillus bulgaricus, Lactobacillus casei, </w:t>
+            </w:r>
+            <w:proofErr w:type="spellStart"/>
+            <w:r>
+              <w:rPr>
+                <w:rFonts w:eastAsia="Times New Roman" w:cs="Times New Roman"/>
+                <w:i/>
+                <w:iCs/>
+                <w:sz w:val="20"/>
+                <w:szCs w:val="24"/>
+                <w:lang w:val="en-GB" w:eastAsia="sl-SI"/>
+              </w:rPr>
+              <w:t>Bificobacterium</w:t>
+            </w:r>
+            <w:proofErr w:type="spellEnd"/>
+            <w:r>
+              <w:rPr>
+                <w:rFonts w:eastAsia="Times New Roman" w:cs="Times New Roman"/>
+                <w:i/>
+                <w:iCs/>
+                <w:sz w:val="20"/>
+                <w:szCs w:val="24"/>
+                <w:lang w:val="en-GB" w:eastAsia="sl-SI"/>
+              </w:rPr>
+              <w:t xml:space="preserve"> breve, Lactobacillus plantarum, Lactobacillus brevis, Lactobacillus </w:t>
+            </w:r>
+            <w:proofErr w:type="spellStart"/>
+            <w:r>
+              <w:rPr>
+                <w:rFonts w:eastAsia="Times New Roman" w:cs="Times New Roman"/>
+                <w:i/>
+                <w:iCs/>
+                <w:sz w:val="20"/>
+                <w:szCs w:val="24"/>
+                <w:lang w:val="en-GB" w:eastAsia="sl-SI"/>
+              </w:rPr>
+              <w:t>paracasei</w:t>
+            </w:r>
+            <w:proofErr w:type="spellEnd"/>
+            <w:r>
+              <w:rPr>
+                <w:rFonts w:eastAsia="Times New Roman" w:cs="Times New Roman"/>
+                <w:i/>
+                <w:iCs/>
+                <w:sz w:val="20"/>
+                <w:szCs w:val="24"/>
+                <w:lang w:val="en-GB" w:eastAsia="sl-SI"/>
+              </w:rPr>
+              <w:t xml:space="preserve">, Lactobacillus </w:t>
+            </w:r>
+            <w:proofErr w:type="spellStart"/>
+            <w:r>
+              <w:rPr>
+                <w:rFonts w:eastAsia="Times New Roman" w:cs="Times New Roman"/>
+                <w:i/>
+                <w:iCs/>
+                <w:sz w:val="20"/>
+                <w:szCs w:val="24"/>
+                <w:lang w:val="en-GB" w:eastAsia="sl-SI"/>
+              </w:rPr>
+              <w:t>rhamnosus</w:t>
+            </w:r>
+            <w:proofErr w:type="spellEnd"/>
+            <w:r>
+              <w:rPr>
+                <w:rFonts w:eastAsia="Times New Roman" w:cs="Times New Roman"/>
+                <w:i/>
+                <w:iCs/>
+                <w:sz w:val="20"/>
+                <w:szCs w:val="24"/>
+                <w:lang w:val="en-GB" w:eastAsia="sl-SI"/>
+              </w:rPr>
+              <w:t xml:space="preserve">, Bifidobacterium breve, Bifidobacterium lactis, Bifidobacterium longum, Lactococcus lactis, Streptococcus thermophilus, Lactobacillus </w:t>
+            </w:r>
+            <w:proofErr w:type="spellStart"/>
+            <w:r>
+              <w:rPr>
+                <w:rFonts w:eastAsia="Times New Roman" w:cs="Times New Roman"/>
+                <w:i/>
+                <w:iCs/>
+                <w:sz w:val="20"/>
+                <w:szCs w:val="24"/>
+                <w:lang w:val="en-GB" w:eastAsia="sl-SI"/>
+              </w:rPr>
+              <w:t>reuteri</w:t>
+            </w:r>
+            <w:proofErr w:type="spellEnd"/>
+            <w:r>
+              <w:rPr>
+                <w:rFonts w:eastAsia="Times New Roman" w:cs="Times New Roman"/>
+                <w:i/>
+                <w:iCs/>
+                <w:sz w:val="20"/>
+                <w:szCs w:val="24"/>
+                <w:lang w:val="en-GB" w:eastAsia="sl-SI"/>
+              </w:rPr>
+              <w:t xml:space="preserve">, Lactobacillus salivarius, Lactobacillus </w:t>
+            </w:r>
+            <w:proofErr w:type="spellStart"/>
+            <w:r>
+              <w:rPr>
+                <w:rFonts w:eastAsia="Times New Roman" w:cs="Times New Roman"/>
+                <w:i/>
+                <w:iCs/>
+                <w:sz w:val="20"/>
+                <w:szCs w:val="24"/>
+                <w:lang w:val="en-GB" w:eastAsia="sl-SI"/>
+              </w:rPr>
+              <w:t>helveticus</w:t>
+            </w:r>
+            <w:proofErr w:type="spellEnd"/>
           </w:p>
         </w:tc>
       </w:tr>
@@ -4617,6 +5380,7 @@
                 <w:lang w:val="sl-SI" w:eastAsia="sl-SI"/>
               </w:rPr>
             </w:pPr>
+            <w:proofErr w:type="spellStart"/>
             <w:r>
               <w:rPr>
                 <w:rFonts w:eastAsia="Times New Roman" w:cs="Times New Roman"/>
@@ -4627,26 +5391,10 @@
                 <w:szCs w:val="20"/>
                 <w:lang w:val="en-GB" w:eastAsia="sl-SI"/>
               </w:rPr>
-              <w:t xml:space="preserve">QIAamp Fast DNA Stool Mini Kit </w:t>
-            </w:r>
-          </w:p>
-        </w:tc>
-        <w:tc>
-          <w:tcPr>
-            <w:tcW w:w="2260" w:type="dxa"/>
-            <w:tcBorders>
-              <w:top w:val="single" w:sz="4" w:space="0" w:color="auto"/>
-              <w:left w:val="nil"/>
-              <w:bottom w:val="single" w:sz="4" w:space="0" w:color="auto"/>
-              <w:right w:val="nil"/>
-            </w:tcBorders>
-            <w:shd w:val="clear" w:color="auto" w:fill="auto"/>
-            <w:hideMark/>
-          </w:tcPr>
-          <w:p>
-            <w:pPr>
-              <w:spacing w:after="0" w:line="240" w:lineRule="auto"/>
-              <w:jc w:val="left"/>
+              <w:t>QIAamp</w:t>
+            </w:r>
+            <w:proofErr w:type="spellEnd"/>
+            <w:r>
               <w:rPr>
                 <w:rFonts w:eastAsia="Times New Roman" w:cs="Times New Roman"/>
                 <w:b/>
@@ -4654,10 +5402,28 @@
                 <w:color w:val="000000"/>
                 <w:sz w:val="20"/>
                 <w:szCs w:val="20"/>
-                <w:lang w:val="sl-SI" w:eastAsia="sl-SI"/>
-              </w:rPr>
-            </w:pPr>
-            <w:r>
+                <w:lang w:val="en-GB" w:eastAsia="sl-SI"/>
+              </w:rPr>
+              <w:t xml:space="preserve"> Fast DNA Stool Mini Kit </w:t>
+            </w:r>
+          </w:p>
+        </w:tc>
+        <w:tc>
+          <w:tcPr>
+            <w:tcW w:w="2260" w:type="dxa"/>
+            <w:tcBorders>
+              <w:top w:val="single" w:sz="4" w:space="0" w:color="auto"/>
+              <w:left w:val="nil"/>
+              <w:bottom w:val="single" w:sz="4" w:space="0" w:color="auto"/>
+              <w:right w:val="nil"/>
+            </w:tcBorders>
+            <w:shd w:val="clear" w:color="auto" w:fill="auto"/>
+            <w:hideMark/>
+          </w:tcPr>
+          <w:p>
+            <w:pPr>
+              <w:spacing w:after="0" w:line="240" w:lineRule="auto"/>
+              <w:jc w:val="left"/>
               <w:rPr>
                 <w:rFonts w:eastAsia="Times New Roman" w:cs="Times New Roman"/>
                 <w:b/>
@@ -4665,28 +5431,10 @@
                 <w:color w:val="000000"/>
                 <w:sz w:val="20"/>
                 <w:szCs w:val="20"/>
-                <w:lang w:val="en-GB" w:eastAsia="sl-SI"/>
-              </w:rPr>
-              <w:t xml:space="preserve"> NucleoSpin Soil Mini Kit</w:t>
-            </w:r>
-          </w:p>
-        </w:tc>
-        <w:tc>
-          <w:tcPr>
-            <w:tcW w:w="2900" w:type="dxa"/>
-            <w:tcBorders>
-              <w:top w:val="single" w:sz="4" w:space="0" w:color="auto"/>
-              <w:left w:val="nil"/>
-              <w:bottom w:val="single" w:sz="4" w:space="0" w:color="auto"/>
-              <w:right w:val="nil"/>
-            </w:tcBorders>
-            <w:shd w:val="clear" w:color="auto" w:fill="auto"/>
-            <w:hideMark/>
-          </w:tcPr>
-          <w:p>
-            <w:pPr>
-              <w:spacing w:after="0" w:line="240" w:lineRule="auto"/>
-              <w:jc w:val="left"/>
+                <w:lang w:val="sl-SI" w:eastAsia="sl-SI"/>
+              </w:rPr>
+            </w:pPr>
+            <w:r>
               <w:rPr>
                 <w:rFonts w:eastAsia="Times New Roman" w:cs="Times New Roman"/>
                 <w:b/>
@@ -4694,9 +5442,11 @@
                 <w:color w:val="000000"/>
                 <w:sz w:val="20"/>
                 <w:szCs w:val="20"/>
-                <w:lang w:val="sl-SI" w:eastAsia="sl-SI"/>
-              </w:rPr>
-            </w:pPr>
+                <w:lang w:val="en-GB" w:eastAsia="sl-SI"/>
+              </w:rPr>
+              <w:t xml:space="preserve"> </w:t>
+            </w:r>
+            <w:proofErr w:type="spellStart"/>
             <w:r>
               <w:rPr>
                 <w:rFonts w:eastAsia="Times New Roman" w:cs="Times New Roman"/>
@@ -4707,7 +5457,100 @@
                 <w:szCs w:val="20"/>
                 <w:lang w:val="en-GB" w:eastAsia="sl-SI"/>
               </w:rPr>
-              <w:t xml:space="preserve">QIAamp PowerFecal Pro DNA Kit </w:t>
+              <w:t>NucleoSpin</w:t>
+            </w:r>
+            <w:proofErr w:type="spellEnd"/>
+            <w:r>
+              <w:rPr>
+                <w:rFonts w:eastAsia="Times New Roman" w:cs="Times New Roman"/>
+                <w:b/>
+                <w:bCs/>
+                <w:color w:val="000000"/>
+                <w:sz w:val="20"/>
+                <w:szCs w:val="20"/>
+                <w:lang w:val="en-GB" w:eastAsia="sl-SI"/>
+              </w:rPr>
+              <w:t xml:space="preserve"> Soil Mini Kit</w:t>
+            </w:r>
+          </w:p>
+        </w:tc>
+        <w:tc>
+          <w:tcPr>
+            <w:tcW w:w="2900" w:type="dxa"/>
+            <w:tcBorders>
+              <w:top w:val="single" w:sz="4" w:space="0" w:color="auto"/>
+              <w:left w:val="nil"/>
+              <w:bottom w:val="single" w:sz="4" w:space="0" w:color="auto"/>
+              <w:right w:val="nil"/>
+            </w:tcBorders>
+            <w:shd w:val="clear" w:color="auto" w:fill="auto"/>
+            <w:hideMark/>
+          </w:tcPr>
+          <w:p>
+            <w:pPr>
+              <w:spacing w:after="0" w:line="240" w:lineRule="auto"/>
+              <w:jc w:val="left"/>
+              <w:rPr>
+                <w:rFonts w:eastAsia="Times New Roman" w:cs="Times New Roman"/>
+                <w:b/>
+                <w:bCs/>
+                <w:color w:val="000000"/>
+                <w:sz w:val="20"/>
+                <w:szCs w:val="20"/>
+                <w:lang w:val="sl-SI" w:eastAsia="sl-SI"/>
+              </w:rPr>
+            </w:pPr>
+            <w:proofErr w:type="spellStart"/>
+            <w:r>
+              <w:rPr>
+                <w:rFonts w:eastAsia="Times New Roman" w:cs="Times New Roman"/>
+                <w:b/>
+                <w:bCs/>
+                <w:color w:val="000000"/>
+                <w:sz w:val="20"/>
+                <w:szCs w:val="20"/>
+                <w:lang w:val="en-GB" w:eastAsia="sl-SI"/>
+              </w:rPr>
+              <w:t>QIAamp</w:t>
+            </w:r>
+            <w:proofErr w:type="spellEnd"/>
+            <w:r>
+              <w:rPr>
+                <w:rFonts w:eastAsia="Times New Roman" w:cs="Times New Roman"/>
+                <w:b/>
+                <w:bCs/>
+                <w:color w:val="000000"/>
+                <w:sz w:val="20"/>
+                <w:szCs w:val="20"/>
+                <w:lang w:val="en-GB" w:eastAsia="sl-SI"/>
+              </w:rPr>
+              <w:t xml:space="preserve"> </w:t>
+            </w:r>
+            <w:proofErr w:type="spellStart"/>
+            <w:r>
+              <w:rPr>
+                <w:rFonts w:eastAsia="Times New Roman" w:cs="Times New Roman"/>
+                <w:b/>
+                <w:bCs/>
+                <w:color w:val="000000"/>
+                <w:sz w:val="20"/>
+                <w:szCs w:val="20"/>
+                <w:lang w:val="en-GB" w:eastAsia="sl-SI"/>
+              </w:rPr>
+              <w:t>PowerFecal</w:t>
+            </w:r>
+            <w:proofErr w:type="spellEnd"/>
+            <w:r>
+              <w:rPr>
+                <w:rFonts w:eastAsia="Times New Roman" w:cs="Times New Roman"/>
+                <w:b/>
+                <w:bCs/>
+                <w:color w:val="000000"/>
+                <w:sz w:val="20"/>
+                <w:szCs w:val="20"/>
+                <w:lang w:val="en-GB" w:eastAsia="sl-SI"/>
+              </w:rPr>
+              <w:t xml:space="preserve"> Pro DNA Kit </w:t>
             </w:r>
           </w:p>
         </w:tc>
@@ -4763,7 +5606,33 @@
                 <w:szCs w:val="20"/>
                 <w:lang w:val="en-GB" w:eastAsia="sl-SI"/>
               </w:rPr>
-              <w:t xml:space="preserve"> protocol based on DNeasy Blood and Tissue Kit </w:t>
+              <w:t xml:space="preserve"> protocol based on </w:t>
+            </w:r>
+            <w:proofErr w:type="spellStart"/>
+            <w:r>
+              <w:rPr>
+                <w:rFonts w:eastAsia="Times New Roman" w:cs="Times New Roman"/>
+                <w:b/>
+                <w:bCs/>
+                <w:color w:val="000000"/>
+                <w:sz w:val="20"/>
+                <w:szCs w:val="20"/>
+                <w:lang w:val="en-GB" w:eastAsia="sl-SI"/>
+              </w:rPr>
+              <w:t>DNeasy</w:t>
+            </w:r>
+            <w:proofErr w:type="spellEnd"/>
+            <w:r>
+              <w:rPr>
+                <w:rFonts w:eastAsia="Times New Roman" w:cs="Times New Roman"/>
+                <w:b/>
+                <w:bCs/>
+                <w:color w:val="000000"/>
+                <w:sz w:val="20"/>
+                <w:szCs w:val="20"/>
+                <w:lang w:val="en-GB" w:eastAsia="sl-SI"/>
+              </w:rPr>
+              <w:t xml:space="preserve"> Blood and Tissue Kit </w:t>
             </w:r>
           </w:p>
         </w:tc>
@@ -4872,15 +5741,27 @@
                 <w:lang w:val="sl-SI" w:eastAsia="sl-SI"/>
               </w:rPr>
             </w:pPr>
-            <w:r>
-              <w:rPr>
-                <w:rFonts w:eastAsia="Times New Roman" w:cs="Times New Roman"/>
-                <w:color w:val="000000"/>
-                <w:sz w:val="20"/>
-                <w:szCs w:val="20"/>
-                <w:lang w:val="en-GB" w:eastAsia="sl-SI"/>
-              </w:rPr>
-              <w:t>Macherey-Nagel</w:t>
+            <w:proofErr w:type="spellStart"/>
+            <w:r>
+              <w:rPr>
+                <w:rFonts w:eastAsia="Times New Roman" w:cs="Times New Roman"/>
+                <w:color w:val="000000"/>
+                <w:sz w:val="20"/>
+                <w:szCs w:val="20"/>
+                <w:lang w:val="en-GB" w:eastAsia="sl-SI"/>
+              </w:rPr>
+              <w:t>Macherey</w:t>
+            </w:r>
+            <w:proofErr w:type="spellEnd"/>
+            <w:r>
+              <w:rPr>
+                <w:rFonts w:eastAsia="Times New Roman" w:cs="Times New Roman"/>
+                <w:color w:val="000000"/>
+                <w:sz w:val="20"/>
+                <w:szCs w:val="20"/>
+                <w:lang w:val="en-GB" w:eastAsia="sl-SI"/>
+              </w:rPr>
+              <w:t>-Nagel</w:t>
             </w:r>
           </w:p>
         </w:tc>
@@ -5033,8 +5914,108 @@
                 <w:szCs w:val="20"/>
                 <w:lang w:val="en-GB" w:eastAsia="sl-SI"/>
               </w:rPr>
-              <w:t>Mechanical (bead-beating using MagnaLyser; 7000rpm, 70s) &amp; heating the lysate at 95°C for 5min</w:t>
-            </w:r>
+              <w:t xml:space="preserve">Mechanical (bead-beating using </w:t>
+            </w:r>
+            <w:proofErr w:type="spellStart"/>
+            <w:r>
+              <w:rPr>
+                <w:rFonts w:eastAsia="Times New Roman" w:cs="Times New Roman"/>
+                <w:color w:val="000000"/>
+                <w:sz w:val="20"/>
+                <w:szCs w:val="20"/>
+                <w:lang w:val="en-GB" w:eastAsia="sl-SI"/>
+              </w:rPr>
+              <w:t>MagnaLyser</w:t>
+            </w:r>
+            <w:proofErr w:type="spellEnd"/>
+            <w:r>
+              <w:rPr>
+                <w:rFonts w:eastAsia="Times New Roman" w:cs="Times New Roman"/>
+                <w:color w:val="000000"/>
+                <w:sz w:val="20"/>
+                <w:szCs w:val="20"/>
+                <w:lang w:val="en-GB" w:eastAsia="sl-SI"/>
+              </w:rPr>
+              <w:t xml:space="preserve">; </w:t>
+            </w:r>
+            <w:proofErr w:type="spellStart"/>
+            <w:r>
+              <w:rPr>
+                <w:rFonts w:eastAsia="Times New Roman" w:cs="Times New Roman"/>
+                <w:color w:val="000000"/>
+                <w:sz w:val="20"/>
+                <w:szCs w:val="20"/>
+                <w:lang w:val="en-GB" w:eastAsia="sl-SI"/>
+              </w:rPr>
+              <w:t>7000rpm</w:t>
+            </w:r>
+            <w:proofErr w:type="spellEnd"/>
+            <w:r>
+              <w:rPr>
+                <w:rFonts w:eastAsia="Times New Roman" w:cs="Times New Roman"/>
+                <w:color w:val="000000"/>
+                <w:sz w:val="20"/>
+                <w:szCs w:val="20"/>
+                <w:lang w:val="en-GB" w:eastAsia="sl-SI"/>
+              </w:rPr>
+              <w:t xml:space="preserve">, </w:t>
+            </w:r>
+            <w:proofErr w:type="spellStart"/>
+            <w:r>
+              <w:rPr>
+                <w:rFonts w:eastAsia="Times New Roman" w:cs="Times New Roman"/>
+                <w:color w:val="000000"/>
+                <w:sz w:val="20"/>
+                <w:szCs w:val="20"/>
+                <w:lang w:val="en-GB" w:eastAsia="sl-SI"/>
+              </w:rPr>
+              <w:t>70s</w:t>
+            </w:r>
+            <w:proofErr w:type="spellEnd"/>
+            <w:r>
+              <w:rPr>
+                <w:rFonts w:eastAsia="Times New Roman" w:cs="Times New Roman"/>
+                <w:color w:val="000000"/>
+                <w:sz w:val="20"/>
+                <w:szCs w:val="20"/>
+                <w:lang w:val="en-GB" w:eastAsia="sl-SI"/>
+              </w:rPr>
+              <w:t xml:space="preserve">) &amp; heating the lysate at </w:t>
+            </w:r>
+            <w:proofErr w:type="spellStart"/>
+            <w:r>
+              <w:rPr>
+                <w:rFonts w:eastAsia="Times New Roman" w:cs="Times New Roman"/>
+                <w:color w:val="000000"/>
+                <w:sz w:val="20"/>
+                <w:szCs w:val="20"/>
+                <w:lang w:val="en-GB" w:eastAsia="sl-SI"/>
+              </w:rPr>
+              <w:t>95°C</w:t>
+            </w:r>
+            <w:proofErr w:type="spellEnd"/>
+            <w:r>
+              <w:rPr>
+                <w:rFonts w:eastAsia="Times New Roman" w:cs="Times New Roman"/>
+                <w:color w:val="000000"/>
+                <w:sz w:val="20"/>
+                <w:szCs w:val="20"/>
+                <w:lang w:val="en-GB" w:eastAsia="sl-SI"/>
+              </w:rPr>
+              <w:t xml:space="preserve"> for </w:t>
+            </w:r>
+            <w:proofErr w:type="spellStart"/>
+            <w:r>
+              <w:rPr>
+                <w:rFonts w:eastAsia="Times New Roman" w:cs="Times New Roman"/>
+                <w:color w:val="000000"/>
+                <w:sz w:val="20"/>
+                <w:szCs w:val="20"/>
+                <w:lang w:val="en-GB" w:eastAsia="sl-SI"/>
+              </w:rPr>
+              <w:t>5min</w:t>
+            </w:r>
+            <w:proofErr w:type="spellEnd"/>
           </w:p>
         </w:tc>
         <w:tc>
@@ -5069,7 +6050,51 @@
                 <w:szCs w:val="20"/>
                 <w:lang w:val="en-GB" w:eastAsia="sl-SI"/>
               </w:rPr>
-              <w:t>Mechanical (bead-beating by vortexing; max speed, 5min)</w:t>
+              <w:t xml:space="preserve">Mechanical (bead-beating by </w:t>
+            </w:r>
+            <w:proofErr w:type="spellStart"/>
+            <w:r>
+              <w:rPr>
+                <w:rFonts w:eastAsia="Times New Roman" w:cs="Times New Roman"/>
+                <w:color w:val="000000"/>
+                <w:sz w:val="20"/>
+                <w:szCs w:val="20"/>
+                <w:lang w:val="en-GB" w:eastAsia="sl-SI"/>
+              </w:rPr>
+              <w:t>vortexing</w:t>
+            </w:r>
+            <w:proofErr w:type="spellEnd"/>
+            <w:r>
+              <w:rPr>
+                <w:rFonts w:eastAsia="Times New Roman" w:cs="Times New Roman"/>
+                <w:color w:val="000000"/>
+                <w:sz w:val="20"/>
+                <w:szCs w:val="20"/>
+                <w:lang w:val="en-GB" w:eastAsia="sl-SI"/>
+              </w:rPr>
+              <w:t xml:space="preserve">; max speed, </w:t>
+            </w:r>
+            <w:proofErr w:type="spellStart"/>
+            <w:r>
+              <w:rPr>
+                <w:rFonts w:eastAsia="Times New Roman" w:cs="Times New Roman"/>
+                <w:color w:val="000000"/>
+                <w:sz w:val="20"/>
+                <w:szCs w:val="20"/>
+                <w:lang w:val="en-GB" w:eastAsia="sl-SI"/>
+              </w:rPr>
+              <w:t>5min</w:t>
+            </w:r>
+            <w:proofErr w:type="spellEnd"/>
+            <w:r>
+              <w:rPr>
+                <w:rFonts w:eastAsia="Times New Roman" w:cs="Times New Roman"/>
+                <w:color w:val="000000"/>
+                <w:sz w:val="20"/>
+                <w:szCs w:val="20"/>
+                <w:lang w:val="en-GB" w:eastAsia="sl-SI"/>
+              </w:rPr>
+              <w:t>)</w:t>
             </w:r>
           </w:p>
         </w:tc>
@@ -5105,7 +6130,73 @@
                 <w:szCs w:val="20"/>
                 <w:lang w:val="en-GB" w:eastAsia="sl-SI"/>
               </w:rPr>
-              <w:t>Chemical (CD1 solution) &amp; Mechanical (bead-beating by vortexing; max speed, 10min)</w:t>
+              <w:t>Chemical (</w:t>
+            </w:r>
+            <w:proofErr w:type="spellStart"/>
+            <w:r>
+              <w:rPr>
+                <w:rFonts w:eastAsia="Times New Roman" w:cs="Times New Roman"/>
+                <w:color w:val="000000"/>
+                <w:sz w:val="20"/>
+                <w:szCs w:val="20"/>
+                <w:lang w:val="en-GB" w:eastAsia="sl-SI"/>
+              </w:rPr>
+              <w:t>CD1</w:t>
+            </w:r>
+            <w:proofErr w:type="spellEnd"/>
+            <w:r>
+              <w:rPr>
+                <w:rFonts w:eastAsia="Times New Roman" w:cs="Times New Roman"/>
+                <w:color w:val="000000"/>
+                <w:sz w:val="20"/>
+                <w:szCs w:val="20"/>
+                <w:lang w:val="en-GB" w:eastAsia="sl-SI"/>
+              </w:rPr>
+              <w:t xml:space="preserve"> solution) &amp; Mechanical (bead-beating by </w:t>
+            </w:r>
+            <w:proofErr w:type="spellStart"/>
+            <w:r>
+              <w:rPr>
+                <w:rFonts w:eastAsia="Times New Roman" w:cs="Times New Roman"/>
+                <w:color w:val="000000"/>
+                <w:sz w:val="20"/>
+                <w:szCs w:val="20"/>
+                <w:lang w:val="en-GB" w:eastAsia="sl-SI"/>
+              </w:rPr>
+              <w:t>vortexing</w:t>
+            </w:r>
+            <w:proofErr w:type="spellEnd"/>
+            <w:r>
+              <w:rPr>
+                <w:rFonts w:eastAsia="Times New Roman" w:cs="Times New Roman"/>
+                <w:color w:val="000000"/>
+                <w:sz w:val="20"/>
+                <w:szCs w:val="20"/>
+                <w:lang w:val="en-GB" w:eastAsia="sl-SI"/>
+              </w:rPr>
+              <w:t xml:space="preserve">; max speed, </w:t>
+            </w:r>
+            <w:proofErr w:type="spellStart"/>
+            <w:r>
+              <w:rPr>
+                <w:rFonts w:eastAsia="Times New Roman" w:cs="Times New Roman"/>
+                <w:color w:val="000000"/>
+                <w:sz w:val="20"/>
+                <w:szCs w:val="20"/>
+                <w:lang w:val="en-GB" w:eastAsia="sl-SI"/>
+              </w:rPr>
+              <w:t>10min</w:t>
+            </w:r>
+            <w:proofErr w:type="spellEnd"/>
+            <w:r>
+              <w:rPr>
+                <w:rFonts w:eastAsia="Times New Roman" w:cs="Times New Roman"/>
+                <w:color w:val="000000"/>
+                <w:sz w:val="20"/>
+                <w:szCs w:val="20"/>
+                <w:lang w:val="en-GB" w:eastAsia="sl-SI"/>
+              </w:rPr>
+              <w:t>)</w:t>
             </w:r>
           </w:p>
         </w:tc>
@@ -5141,7 +6232,73 @@
                 <w:szCs w:val="20"/>
                 <w:lang w:val="en-GB" w:eastAsia="sl-SI"/>
               </w:rPr>
-              <w:t>Chemical (ATL buffer) &amp; Mechanical (bead-beating by MagnaLyser; 7000 rpm 70s)</w:t>
+              <w:t>Chemical (</w:t>
+            </w:r>
+            <w:proofErr w:type="spellStart"/>
+            <w:r>
+              <w:rPr>
+                <w:rFonts w:eastAsia="Times New Roman" w:cs="Times New Roman"/>
+                <w:color w:val="000000"/>
+                <w:sz w:val="20"/>
+                <w:szCs w:val="20"/>
+                <w:lang w:val="en-GB" w:eastAsia="sl-SI"/>
+              </w:rPr>
+              <w:t>ATL</w:t>
+            </w:r>
+            <w:proofErr w:type="spellEnd"/>
+            <w:r>
+              <w:rPr>
+                <w:rFonts w:eastAsia="Times New Roman" w:cs="Times New Roman"/>
+                <w:color w:val="000000"/>
+                <w:sz w:val="20"/>
+                <w:szCs w:val="20"/>
+                <w:lang w:val="en-GB" w:eastAsia="sl-SI"/>
+              </w:rPr>
+              <w:t xml:space="preserve"> buffer) &amp; Mechanical (bead-beating by </w:t>
+            </w:r>
+            <w:proofErr w:type="spellStart"/>
+            <w:r>
+              <w:rPr>
+                <w:rFonts w:eastAsia="Times New Roman" w:cs="Times New Roman"/>
+                <w:color w:val="000000"/>
+                <w:sz w:val="20"/>
+                <w:szCs w:val="20"/>
+                <w:lang w:val="en-GB" w:eastAsia="sl-SI"/>
+              </w:rPr>
+              <w:t>MagnaLyser</w:t>
+            </w:r>
+            <w:proofErr w:type="spellEnd"/>
+            <w:r>
+              <w:rPr>
+                <w:rFonts w:eastAsia="Times New Roman" w:cs="Times New Roman"/>
+                <w:color w:val="000000"/>
+                <w:sz w:val="20"/>
+                <w:szCs w:val="20"/>
+                <w:lang w:val="en-GB" w:eastAsia="sl-SI"/>
+              </w:rPr>
+              <w:t xml:space="preserve">; 7000 rpm </w:t>
+            </w:r>
+            <w:proofErr w:type="spellStart"/>
+            <w:r>
+              <w:rPr>
+                <w:rFonts w:eastAsia="Times New Roman" w:cs="Times New Roman"/>
+                <w:color w:val="000000"/>
+                <w:sz w:val="20"/>
+                <w:szCs w:val="20"/>
+                <w:lang w:val="en-GB" w:eastAsia="sl-SI"/>
+              </w:rPr>
+              <w:t>70s</w:t>
+            </w:r>
+            <w:proofErr w:type="spellEnd"/>
+            <w:r>
+              <w:rPr>
+                <w:rFonts w:eastAsia="Times New Roman" w:cs="Times New Roman"/>
+                <w:color w:val="000000"/>
+                <w:sz w:val="20"/>
+                <w:szCs w:val="20"/>
+                <w:lang w:val="en-GB" w:eastAsia="sl-SI"/>
+              </w:rPr>
+              <w:t>)</w:t>
             </w:r>
           </w:p>
         </w:tc>
@@ -5222,7 +6379,73 @@
                 <w:szCs w:val="20"/>
                 <w:lang w:val="en-GB" w:eastAsia="sl-SI"/>
               </w:rPr>
-              <w:t xml:space="preserve">2,0 ml nuclease-free tubes (Starstedt, DE) with 0.1 mm (0.25g) and 0.5 mm (0.25g) silica </w:t>
+              <w:t>2,0 ml nuclease-free tubes (</w:t>
+            </w:r>
+            <w:proofErr w:type="spellStart"/>
+            <w:r>
+              <w:rPr>
+                <w:rFonts w:eastAsia="Times New Roman" w:cs="Times New Roman"/>
+                <w:color w:val="000000"/>
+                <w:sz w:val="20"/>
+                <w:szCs w:val="20"/>
+                <w:lang w:val="en-GB" w:eastAsia="sl-SI"/>
+              </w:rPr>
+              <w:t>Starstedt</w:t>
+            </w:r>
+            <w:proofErr w:type="spellEnd"/>
+            <w:r>
+              <w:rPr>
+                <w:rFonts w:eastAsia="Times New Roman" w:cs="Times New Roman"/>
+                <w:color w:val="000000"/>
+                <w:sz w:val="20"/>
+                <w:szCs w:val="20"/>
+                <w:lang w:val="en-GB" w:eastAsia="sl-SI"/>
+              </w:rPr>
+              <w:t>, DE) with 0.1 mm (</w:t>
+            </w:r>
+            <w:proofErr w:type="spellStart"/>
+            <w:r>
+              <w:rPr>
+                <w:rFonts w:eastAsia="Times New Roman" w:cs="Times New Roman"/>
+                <w:color w:val="000000"/>
+                <w:sz w:val="20"/>
+                <w:szCs w:val="20"/>
+                <w:lang w:val="en-GB" w:eastAsia="sl-SI"/>
+              </w:rPr>
+              <w:t>0.25g</w:t>
+            </w:r>
+            <w:proofErr w:type="spellEnd"/>
+            <w:r>
+              <w:rPr>
+                <w:rFonts w:eastAsia="Times New Roman" w:cs="Times New Roman"/>
+                <w:color w:val="000000"/>
+                <w:sz w:val="20"/>
+                <w:szCs w:val="20"/>
+                <w:lang w:val="en-GB" w:eastAsia="sl-SI"/>
+              </w:rPr>
+              <w:t>) and 0.5 mm (</w:t>
+            </w:r>
+            <w:proofErr w:type="spellStart"/>
+            <w:r>
+              <w:rPr>
+                <w:rFonts w:eastAsia="Times New Roman" w:cs="Times New Roman"/>
+                <w:color w:val="000000"/>
+                <w:sz w:val="20"/>
+                <w:szCs w:val="20"/>
+                <w:lang w:val="en-GB" w:eastAsia="sl-SI"/>
+              </w:rPr>
+              <w:t>0.25g</w:t>
+            </w:r>
+            <w:proofErr w:type="spellEnd"/>
+            <w:r>
+              <w:rPr>
+                <w:rFonts w:eastAsia="Times New Roman" w:cs="Times New Roman"/>
+                <w:color w:val="000000"/>
+                <w:sz w:val="20"/>
+                <w:szCs w:val="20"/>
+                <w:lang w:val="en-GB" w:eastAsia="sl-SI"/>
+              </w:rPr>
+              <w:t xml:space="preserve">) silica </w:t>
             </w:r>
             <w:r>
               <w:rPr>
@@ -5233,7 +6456,51 @@
                 <w:lang w:val="en-GB" w:eastAsia="sl-SI"/>
               </w:rPr>
               <w:lastRenderedPageBreak/>
-              <w:t>beads (Biospec Products, US) containing Inhibitex buffer</w:t>
+              <w:t>beads (</w:t>
+            </w:r>
+            <w:proofErr w:type="spellStart"/>
+            <w:r>
+              <w:rPr>
+                <w:rFonts w:eastAsia="Times New Roman" w:cs="Times New Roman"/>
+                <w:color w:val="000000"/>
+                <w:sz w:val="20"/>
+                <w:szCs w:val="20"/>
+                <w:lang w:val="en-GB" w:eastAsia="sl-SI"/>
+              </w:rPr>
+              <w:t>Biospec</w:t>
+            </w:r>
+            <w:proofErr w:type="spellEnd"/>
+            <w:r>
+              <w:rPr>
+                <w:rFonts w:eastAsia="Times New Roman" w:cs="Times New Roman"/>
+                <w:color w:val="000000"/>
+                <w:sz w:val="20"/>
+                <w:szCs w:val="20"/>
+                <w:lang w:val="en-GB" w:eastAsia="sl-SI"/>
+              </w:rPr>
+              <w:t xml:space="preserve"> Products, US) containing </w:t>
+            </w:r>
+            <w:proofErr w:type="spellStart"/>
+            <w:r>
+              <w:rPr>
+                <w:rFonts w:eastAsia="Times New Roman" w:cs="Times New Roman"/>
+                <w:color w:val="000000"/>
+                <w:sz w:val="20"/>
+                <w:szCs w:val="20"/>
+                <w:lang w:val="en-GB" w:eastAsia="sl-SI"/>
+              </w:rPr>
+              <w:t>Inhibitex</w:t>
+            </w:r>
+            <w:proofErr w:type="spellEnd"/>
+            <w:r>
+              <w:rPr>
+                <w:rFonts w:eastAsia="Times New Roman" w:cs="Times New Roman"/>
+                <w:color w:val="000000"/>
+                <w:sz w:val="20"/>
+                <w:szCs w:val="20"/>
+                <w:lang w:val="en-GB" w:eastAsia="sl-SI"/>
+              </w:rPr>
+              <w:t xml:space="preserve"> buffer</w:t>
             </w:r>
           </w:p>
         </w:tc>
@@ -5261,6 +6528,7 @@
                 <w:lang w:val="sl-SI" w:eastAsia="sl-SI"/>
               </w:rPr>
             </w:pPr>
+            <w:proofErr w:type="spellStart"/>
             <w:r>
               <w:rPr>
                 <w:rFonts w:eastAsia="Times New Roman" w:cs="Times New Roman"/>
@@ -5270,7 +6538,40 @@
                 <w:lang w:val="en-GB" w:eastAsia="sl-SI"/>
               </w:rPr>
               <w:lastRenderedPageBreak/>
-              <w:t xml:space="preserve">NucleoSpin Bead Tube Type A containing SL2 lysis buffer </w:t>
+              <w:t>NucleoSpin</w:t>
+            </w:r>
+            <w:proofErr w:type="spellEnd"/>
+            <w:r>
+              <w:rPr>
+                <w:rFonts w:eastAsia="Times New Roman" w:cs="Times New Roman"/>
+                <w:color w:val="000000"/>
+                <w:sz w:val="20"/>
+                <w:szCs w:val="20"/>
+                <w:lang w:val="en-GB" w:eastAsia="sl-SI"/>
+              </w:rPr>
+              <w:t xml:space="preserve"> Bead Tube Type A containing </w:t>
+            </w:r>
+            <w:proofErr w:type="spellStart"/>
+            <w:r>
+              <w:rPr>
+                <w:rFonts w:eastAsia="Times New Roman" w:cs="Times New Roman"/>
+                <w:color w:val="000000"/>
+                <w:sz w:val="20"/>
+                <w:szCs w:val="20"/>
+                <w:lang w:val="en-GB" w:eastAsia="sl-SI"/>
+              </w:rPr>
+              <w:t>SL2</w:t>
+            </w:r>
+            <w:proofErr w:type="spellEnd"/>
+            <w:r>
+              <w:rPr>
+                <w:rFonts w:eastAsia="Times New Roman" w:cs="Times New Roman"/>
+                <w:color w:val="000000"/>
+                <w:sz w:val="20"/>
+                <w:szCs w:val="20"/>
+                <w:lang w:val="en-GB" w:eastAsia="sl-SI"/>
+              </w:rPr>
+              <w:t xml:space="preserve"> lysis buffer </w:t>
             </w:r>
           </w:p>
         </w:tc>
@@ -5298,15 +6599,93 @@
                 <w:lang w:val="sl-SI" w:eastAsia="sl-SI"/>
               </w:rPr>
             </w:pPr>
-            <w:r>
-              <w:rPr>
-                <w:rFonts w:eastAsia="Times New Roman" w:cs="Times New Roman"/>
-                <w:color w:val="000000"/>
-                <w:sz w:val="20"/>
-                <w:szCs w:val="20"/>
-                <w:lang w:val="en-GB" w:eastAsia="sl-SI"/>
-              </w:rPr>
-              <w:t xml:space="preserve">PowerBead Pro Tubes (2ml) containing PowerBead and C1 solution </w:t>
+            <w:proofErr w:type="spellStart"/>
+            <w:r>
+              <w:rPr>
+                <w:rFonts w:eastAsia="Times New Roman" w:cs="Times New Roman"/>
+                <w:color w:val="000000"/>
+                <w:sz w:val="20"/>
+                <w:szCs w:val="20"/>
+                <w:lang w:val="en-GB" w:eastAsia="sl-SI"/>
+              </w:rPr>
+              <w:t>PowerBead</w:t>
+            </w:r>
+            <w:proofErr w:type="spellEnd"/>
+            <w:r>
+              <w:rPr>
+                <w:rFonts w:eastAsia="Times New Roman" w:cs="Times New Roman"/>
+                <w:color w:val="000000"/>
+                <w:sz w:val="20"/>
+                <w:szCs w:val="20"/>
+                <w:lang w:val="en-GB" w:eastAsia="sl-SI"/>
+              </w:rPr>
+              <w:t xml:space="preserve"> Pro Tubes (</w:t>
+            </w:r>
+            <w:proofErr w:type="spellStart"/>
+            <w:r>
+              <w:rPr>
+                <w:rFonts w:eastAsia="Times New Roman" w:cs="Times New Roman"/>
+                <w:color w:val="000000"/>
+                <w:sz w:val="20"/>
+                <w:szCs w:val="20"/>
+                <w:lang w:val="en-GB" w:eastAsia="sl-SI"/>
+              </w:rPr>
+              <w:t>2ml</w:t>
+            </w:r>
+            <w:proofErr w:type="spellEnd"/>
+            <w:r>
+              <w:rPr>
+                <w:rFonts w:eastAsia="Times New Roman" w:cs="Times New Roman"/>
+                <w:color w:val="000000"/>
+                <w:sz w:val="20"/>
+                <w:szCs w:val="20"/>
+                <w:lang w:val="en-GB" w:eastAsia="sl-SI"/>
+              </w:rPr>
+              <w:t xml:space="preserve">) containing </w:t>
+            </w:r>
+            <w:proofErr w:type="spellStart"/>
+            <w:r>
+              <w:rPr>
+                <w:rFonts w:eastAsia="Times New Roman" w:cs="Times New Roman"/>
+                <w:color w:val="000000"/>
+                <w:sz w:val="20"/>
+                <w:szCs w:val="20"/>
+                <w:lang w:val="en-GB" w:eastAsia="sl-SI"/>
+              </w:rPr>
+              <w:t>PowerBead</w:t>
+            </w:r>
+            <w:proofErr w:type="spellEnd"/>
+            <w:r>
+              <w:rPr>
+                <w:rFonts w:eastAsia="Times New Roman" w:cs="Times New Roman"/>
+                <w:color w:val="000000"/>
+                <w:sz w:val="20"/>
+                <w:szCs w:val="20"/>
+                <w:lang w:val="en-GB" w:eastAsia="sl-SI"/>
+              </w:rPr>
+              <w:t xml:space="preserve"> and </w:t>
+            </w:r>
+            <w:proofErr w:type="spellStart"/>
+            <w:r>
+              <w:rPr>
+                <w:rFonts w:eastAsia="Times New Roman" w:cs="Times New Roman"/>
+                <w:color w:val="000000"/>
+                <w:sz w:val="20"/>
+                <w:szCs w:val="20"/>
+                <w:lang w:val="en-GB" w:eastAsia="sl-SI"/>
+              </w:rPr>
+              <w:t>C1</w:t>
+            </w:r>
+            <w:proofErr w:type="spellEnd"/>
+            <w:r>
+              <w:rPr>
+                <w:rFonts w:eastAsia="Times New Roman" w:cs="Times New Roman"/>
+                <w:color w:val="000000"/>
+                <w:sz w:val="20"/>
+                <w:szCs w:val="20"/>
+                <w:lang w:val="en-GB" w:eastAsia="sl-SI"/>
+              </w:rPr>
+              <w:t xml:space="preserve"> solution </w:t>
             </w:r>
           </w:p>
         </w:tc>
@@ -5342,7 +6721,73 @@
                 <w:szCs w:val="20"/>
                 <w:lang w:val="en-GB" w:eastAsia="sl-SI"/>
               </w:rPr>
-              <w:t xml:space="preserve">2,0 ml nuclease-free tubes (Starstedt, DE) with 0.1 mm (0.25g) and 0.5 mm (0.25g) silica beads </w:t>
+              <w:t>2,0 ml nuclease-free tubes (</w:t>
+            </w:r>
+            <w:proofErr w:type="spellStart"/>
+            <w:r>
+              <w:rPr>
+                <w:rFonts w:eastAsia="Times New Roman" w:cs="Times New Roman"/>
+                <w:color w:val="000000"/>
+                <w:sz w:val="20"/>
+                <w:szCs w:val="20"/>
+                <w:lang w:val="en-GB" w:eastAsia="sl-SI"/>
+              </w:rPr>
+              <w:t>Starstedt</w:t>
+            </w:r>
+            <w:proofErr w:type="spellEnd"/>
+            <w:r>
+              <w:rPr>
+                <w:rFonts w:eastAsia="Times New Roman" w:cs="Times New Roman"/>
+                <w:color w:val="000000"/>
+                <w:sz w:val="20"/>
+                <w:szCs w:val="20"/>
+                <w:lang w:val="en-GB" w:eastAsia="sl-SI"/>
+              </w:rPr>
+              <w:t>, DE) with 0.1 mm (</w:t>
+            </w:r>
+            <w:proofErr w:type="spellStart"/>
+            <w:r>
+              <w:rPr>
+                <w:rFonts w:eastAsia="Times New Roman" w:cs="Times New Roman"/>
+                <w:color w:val="000000"/>
+                <w:sz w:val="20"/>
+                <w:szCs w:val="20"/>
+                <w:lang w:val="en-GB" w:eastAsia="sl-SI"/>
+              </w:rPr>
+              <w:t>0.25g</w:t>
+            </w:r>
+            <w:proofErr w:type="spellEnd"/>
+            <w:r>
+              <w:rPr>
+                <w:rFonts w:eastAsia="Times New Roman" w:cs="Times New Roman"/>
+                <w:color w:val="000000"/>
+                <w:sz w:val="20"/>
+                <w:szCs w:val="20"/>
+                <w:lang w:val="en-GB" w:eastAsia="sl-SI"/>
+              </w:rPr>
+              <w:t>) and 0.5 mm (</w:t>
+            </w:r>
+            <w:proofErr w:type="spellStart"/>
+            <w:r>
+              <w:rPr>
+                <w:rFonts w:eastAsia="Times New Roman" w:cs="Times New Roman"/>
+                <w:color w:val="000000"/>
+                <w:sz w:val="20"/>
+                <w:szCs w:val="20"/>
+                <w:lang w:val="en-GB" w:eastAsia="sl-SI"/>
+              </w:rPr>
+              <w:t>0.25g</w:t>
+            </w:r>
+            <w:proofErr w:type="spellEnd"/>
+            <w:r>
+              <w:rPr>
+                <w:rFonts w:eastAsia="Times New Roman" w:cs="Times New Roman"/>
+                <w:color w:val="000000"/>
+                <w:sz w:val="20"/>
+                <w:szCs w:val="20"/>
+                <w:lang w:val="en-GB" w:eastAsia="sl-SI"/>
+              </w:rPr>
+              <w:t xml:space="preserve">) silica beads </w:t>
             </w:r>
             <w:r>
               <w:rPr>
@@ -5353,7 +6798,51 @@
                 <w:lang w:val="en-GB" w:eastAsia="sl-SI"/>
               </w:rPr>
               <w:lastRenderedPageBreak/>
-              <w:t>(Biospec Products, US) and ATL buffer</w:t>
+              <w:t>(</w:t>
+            </w:r>
+            <w:proofErr w:type="spellStart"/>
+            <w:r>
+              <w:rPr>
+                <w:rFonts w:eastAsia="Times New Roman" w:cs="Times New Roman"/>
+                <w:color w:val="000000"/>
+                <w:sz w:val="20"/>
+                <w:szCs w:val="20"/>
+                <w:lang w:val="en-GB" w:eastAsia="sl-SI"/>
+              </w:rPr>
+              <w:t>Biospec</w:t>
+            </w:r>
+            <w:proofErr w:type="spellEnd"/>
+            <w:r>
+              <w:rPr>
+                <w:rFonts w:eastAsia="Times New Roman" w:cs="Times New Roman"/>
+                <w:color w:val="000000"/>
+                <w:sz w:val="20"/>
+                <w:szCs w:val="20"/>
+                <w:lang w:val="en-GB" w:eastAsia="sl-SI"/>
+              </w:rPr>
+              <w:t xml:space="preserve"> Products, US) and </w:t>
+            </w:r>
+            <w:proofErr w:type="spellStart"/>
+            <w:r>
+              <w:rPr>
+                <w:rFonts w:eastAsia="Times New Roman" w:cs="Times New Roman"/>
+                <w:color w:val="000000"/>
+                <w:sz w:val="20"/>
+                <w:szCs w:val="20"/>
+                <w:lang w:val="en-GB" w:eastAsia="sl-SI"/>
+              </w:rPr>
+              <w:t>ATL</w:t>
+            </w:r>
+            <w:proofErr w:type="spellEnd"/>
+            <w:r>
+              <w:rPr>
+                <w:rFonts w:eastAsia="Times New Roman" w:cs="Times New Roman"/>
+                <w:color w:val="000000"/>
+                <w:sz w:val="20"/>
+                <w:szCs w:val="20"/>
+                <w:lang w:val="en-GB" w:eastAsia="sl-SI"/>
+              </w:rPr>
+              <w:t xml:space="preserve"> buffer</w:t>
             </w:r>
           </w:p>
         </w:tc>
@@ -5435,6 +6924,13 @@
           <w:lang w:val="en-GB"/>
         </w:rPr>
       </w:pPr>
+      <w:r>
+        <w:rPr>
+          <w:rFonts w:cs="Times New Roman"/>
+          <w:szCs w:val="24"/>
+        </w:rPr>
+        <w:t>Out of 234 samples (117 of bulk microbiota and 117 of ethanol treated) we successfully sequenced 230 of them (Supplement Table 2). Negative control samples for both bulk microbiota and ethanol treated sample contained less than 1800 reads distributed into a 586 and 671 OTUs, respectively (average number of reads per OTU = 3). After quality filtering and rarefaction to 150 000 reads (Supplement Figure 1)</w:t>
+      </w:r>
     </w:p>
     <w:bookmarkEnd w:id="0"/>
     <w:p>
@@ -5504,7 +7000,25 @@
           <w:szCs w:val="24"/>
           <w:lang w:val="en-GB"/>
         </w:rPr>
-        <w:t>We compared different variations of ethanol and heat shock on stool samples to determine, which treatment is more effective for elimination of vegetative cells and later isolation of spore-forming bacteria from stool samples in culture (Supplement žnj) and for DNA isolation from spores only.</w:t>
+        <w:t xml:space="preserve">We compared different variations of ethanol and heat shock on stool samples to determine, which treatment is more effective for elimination of vegetative cells and later isolation of spore-forming bacteria from stool samples in culture (Supplement </w:t>
+      </w:r>
+      <w:proofErr w:type="spellStart"/>
+      <w:r>
+        <w:rPr>
+          <w:rFonts w:cs="Times New Roman"/>
+          <w:szCs w:val="24"/>
+          <w:lang w:val="en-GB"/>
+        </w:rPr>
+        <w:t>žnj</w:t>
+      </w:r>
+      <w:proofErr w:type="spellEnd"/>
+      <w:r>
+        <w:rPr>
+          <w:rFonts w:cs="Times New Roman"/>
+          <w:szCs w:val="24"/>
+          <w:lang w:val="en-GB"/>
+        </w:rPr>
+        <w:t>) and for DNA isolation from spores only.</w:t>
       </w:r>
       <w:bookmarkStart w:id="1" w:name="_Toc184220083"/>
       <w:bookmarkStart w:id="2" w:name="_Hlk184283269"/>
@@ -5579,7 +7093,49 @@
         <w:rPr>
           <w:lang w:val="en-GB"/>
         </w:rPr>
-        <w:t>. We choose to test ethanol shock using 100% and 70% ethanol and heat shock performed at 80 °C for 30 or 60 min. Two stool samples were aliquoted and subjected to shock treatment. For ethanol shock, aliquots were resuspended in 1,5 ml of 70% or 100% ethanol and incubated for 24 h with vigorous shaking (1500 rpm) on thermomixer (Eppendorf, Germany) at room temperature (23 °C). For heat shock, stool aliquots were resuspended in 1,5 ml of 0.9% NaCl solution and heated for 30 or 60 min at 80 °C with vigorous shaking (1500 rpm) on thermomixer (Eppendorf, Germany). After the shock treatment samples were washed 3 times with distilled water. At the last washing step, each sample was separated in half. One half of the pellet was resuspended in 500 µl distilled water and second was resuspended in 500 µl 5% bile acids solution (Sigma-Aldrich, USA). The resuspended pellets were plated in whole on BHIS agar medium (1,5% agar) or added to liquid BHIS media. BHIS is composed of brain-heart infusion (BHI, Biolife, Italy) with 0.1% L-cysteine (Merck, USA) and 0.5% yeast extract (Biolife, Italy). Incubation took place in the anaerobic workstation (Whitley A35, Don Whitley Scientific, UK) at 37 °C for 14 days. On the 1</w:t>
+        <w:t xml:space="preserve">. We choose to test ethanol shock using 100% and 70% ethanol and heat shock performed at 80 °C for 30 or 60 min. Two stool samples were aliquoted and subjected to shock treatment. For ethanol shock, aliquots were resuspended in 1,5 ml of 70% or 100% ethanol and incubated for 24 h with vigorous shaking (1500 rpm) on thermomixer (Eppendorf, Germany) at room temperature (23 °C). For heat shock, stool aliquots were resuspended in 1,5 ml of 0.9% NaCl solution and heated for 30 or 60 min at 80 °C with vigorous shaking (1500 rpm) on thermomixer (Eppendorf, Germany). After the shock treatment samples were washed 3 times with distilled water. At the last washing step, each sample was separated in half. One half of the pellet was resuspended in 500 µl distilled water and second was resuspended in 500 µl 5% bile acids solution (Sigma-Aldrich, USA). The resuspended pellets were plated in whole on BHIS agar medium (1,5% agar) or added to liquid BHIS media. BHIS is composed of brain-heart infusion (BHI, </w:t>
+      </w:r>
+      <w:proofErr w:type="spellStart"/>
+      <w:r>
+        <w:rPr>
+          <w:lang w:val="en-GB"/>
+        </w:rPr>
+        <w:t>Biolife</w:t>
+      </w:r>
+      <w:proofErr w:type="spellEnd"/>
+      <w:r>
+        <w:rPr>
+          <w:lang w:val="en-GB"/>
+        </w:rPr>
+        <w:t>, Italy) with 0.1% L-cysteine (Merck, USA) and 0.5% yeast extract (</w:t>
+      </w:r>
+      <w:proofErr w:type="spellStart"/>
+      <w:r>
+        <w:rPr>
+          <w:lang w:val="en-GB"/>
+        </w:rPr>
+        <w:t>Biolife</w:t>
+      </w:r>
+      <w:proofErr w:type="spellEnd"/>
+      <w:r>
+        <w:rPr>
+          <w:lang w:val="en-GB"/>
+        </w:rPr>
+        <w:t xml:space="preserve">, Italy). Incubation took place in the anaerobic workstation (Whitley </w:t>
+      </w:r>
+      <w:proofErr w:type="spellStart"/>
+      <w:r>
+        <w:rPr>
+          <w:lang w:val="en-GB"/>
+        </w:rPr>
+        <w:t>A35</w:t>
+      </w:r>
+      <w:proofErr w:type="spellEnd"/>
+      <w:r>
+        <w:rPr>
+          <w:lang w:val="en-GB"/>
+        </w:rPr>
+        <w:t>, Don Whitley Scientific, UK) at 37 °C for 14 days. On the 1</w:t>
       </w:r>
       <w:r>
         <w:rPr>
@@ -5696,7 +7252,63 @@
         <w:rPr>
           <w:lang w:val="en-GB"/>
         </w:rPr>
-        <w:t xml:space="preserve"> day two plates were swabbed in whole or 0,5 ml of liquid culture was used for DNA isolation. DNA was isolated using MasterPure™ Complete DNA and RNA Purification Kit (Lucigen, US) with a pre-step of bead-beating the sample in Cell Lysis Solution with 0,5 g of 0,5 mm silica beads. Bead-beating was performed on MagNA Lyser (Roche Diagnostics, Germany) for 70 s at 7000 rpm.</w:t>
+        <w:t xml:space="preserve"> day two plates were swabbed in whole or 0,5 ml of liquid culture was used for DNA isolation. DNA was isolated using </w:t>
+      </w:r>
+      <w:proofErr w:type="spellStart"/>
+      <w:r>
+        <w:rPr>
+          <w:lang w:val="en-GB"/>
+        </w:rPr>
+        <w:t>MasterPure</w:t>
+      </w:r>
+      <w:proofErr w:type="spellEnd"/>
+      <w:r>
+        <w:rPr>
+          <w:lang w:val="en-GB"/>
+        </w:rPr>
+        <w:t>™ Complete DNA and RNA Purification Kit (</w:t>
+      </w:r>
+      <w:proofErr w:type="spellStart"/>
+      <w:r>
+        <w:rPr>
+          <w:lang w:val="en-GB"/>
+        </w:rPr>
+        <w:t>Lucigen</w:t>
+      </w:r>
+      <w:proofErr w:type="spellEnd"/>
+      <w:r>
+        <w:rPr>
+          <w:lang w:val="en-GB"/>
+        </w:rPr>
+        <w:t xml:space="preserve">, US) with a pre-step of bead-beating the sample in Cell Lysis Solution with 0,5 g of 0,5 mm silica beads. Bead-beating was performed on </w:t>
+      </w:r>
+      <w:proofErr w:type="spellStart"/>
+      <w:r>
+        <w:rPr>
+          <w:lang w:val="en-GB"/>
+        </w:rPr>
+        <w:t>MagNA</w:t>
+      </w:r>
+      <w:proofErr w:type="spellEnd"/>
+      <w:r>
+        <w:rPr>
+          <w:lang w:val="en-GB"/>
+        </w:rPr>
+        <w:t xml:space="preserve"> </w:t>
+      </w:r>
+      <w:proofErr w:type="spellStart"/>
+      <w:r>
+        <w:rPr>
+          <w:lang w:val="en-GB"/>
+        </w:rPr>
+        <w:t>Lyser</w:t>
+      </w:r>
+      <w:proofErr w:type="spellEnd"/>
+      <w:r>
+        <w:rPr>
+          <w:lang w:val="en-GB"/>
+        </w:rPr>
+        <w:t xml:space="preserve"> (Roche Diagnostics, Germany) for 70 s at 7000 rpm.</w:t>
       </w:r>
     </w:p>
     <w:p>
@@ -5710,7 +7322,23 @@
           <w:rFonts w:cs="Times New Roman"/>
           <w:szCs w:val="24"/>
         </w:rPr>
-        <w:t xml:space="preserve">The goal was to evaluate the efficacy of ethanol or heat shocks in eliminating vegetative cells from stool samples to improve cultivation of spore-forming bacteria. Additionally, we tested the impact of adding bile acids and/or enrichment in liquid culture to enhance germination of spores. Over a 14-day anaerobic cultivation, we monitored colony-forming unit (CFU) and community structure based on 16S rRNA. </w:t>
+        <w:t xml:space="preserve">The goal was to evaluate the efficacy of ethanol or heat shocks in eliminating vegetative cells from stool samples to improve cultivation of spore-forming bacteria. Additionally, we tested the impact of adding bile acids and/or enrichment in liquid culture to enhance germination of spores. Over a 14-day anaerobic cultivation, we monitored colony-forming unit (CFU) and community structure based on </w:t>
+      </w:r>
+      <w:proofErr w:type="spellStart"/>
+      <w:r>
+        <w:rPr>
+          <w:rFonts w:cs="Times New Roman"/>
+          <w:szCs w:val="24"/>
+        </w:rPr>
+        <w:t>16S</w:t>
+      </w:r>
+      <w:proofErr w:type="spellEnd"/>
+      <w:r>
+        <w:rPr>
+          <w:rFonts w:cs="Times New Roman"/>
+          <w:szCs w:val="24"/>
+        </w:rPr>
+        <w:t xml:space="preserve"> rRNA. </w:t>
       </w:r>
     </w:p>
     <w:p>
@@ -5873,6 +7501,7 @@
         </w:rPr>
         <w:t xml:space="preserve">, 34.1% </w:t>
       </w:r>
+      <w:proofErr w:type="spellStart"/>
       <w:r>
         <w:rPr>
           <w:rFonts w:cs="Times New Roman"/>
@@ -5882,6 +7511,7 @@
         </w:rPr>
         <w:t>Bacteriodota</w:t>
       </w:r>
+      <w:proofErr w:type="spellEnd"/>
       <w:r>
         <w:rPr>
           <w:rFonts w:cs="Times New Roman"/>
@@ -5889,6 +7519,7 @@
         </w:rPr>
         <w:t xml:space="preserve">, 3.6% </w:t>
       </w:r>
+      <w:proofErr w:type="spellStart"/>
       <w:r>
         <w:rPr>
           <w:rFonts w:cs="Times New Roman"/>
@@ -5898,6 +7529,7 @@
         </w:rPr>
         <w:t>Actinomycetota</w:t>
       </w:r>
+      <w:proofErr w:type="spellEnd"/>
       <w:r>
         <w:rPr>
           <w:rFonts w:cs="Times New Roman"/>
@@ -5921,6 +7553,7 @@
         </w:rPr>
         <w:t xml:space="preserve">, 4% </w:t>
       </w:r>
+      <w:proofErr w:type="spellStart"/>
       <w:r>
         <w:rPr>
           <w:rFonts w:cs="Times New Roman"/>
@@ -5930,6 +7563,7 @@
         </w:rPr>
         <w:t>Verrucomicrobiota</w:t>
       </w:r>
+      <w:proofErr w:type="spellEnd"/>
       <w:r>
         <w:rPr>
           <w:rFonts w:cs="Times New Roman"/>
@@ -5953,6 +7587,7 @@
         </w:rPr>
         <w:t xml:space="preserve"> and 1.4% other phyla). All treatments were able to some degree eliminate the non-spore-forming bacteria, but ethanol shock using 70% ethanol eliminated the greatest number of known non-sporeformers in the phyla </w:t>
       </w:r>
+      <w:proofErr w:type="spellStart"/>
       <w:r>
         <w:rPr>
           <w:rFonts w:cs="Times New Roman"/>
@@ -5962,6 +7597,7 @@
         </w:rPr>
         <w:t>Bacteriodota</w:t>
       </w:r>
+      <w:proofErr w:type="spellEnd"/>
       <w:r>
         <w:rPr>
           <w:rFonts w:cs="Times New Roman"/>
@@ -5969,6 +7605,7 @@
         </w:rPr>
         <w:t xml:space="preserve"> and </w:t>
       </w:r>
+      <w:proofErr w:type="spellStart"/>
       <w:r>
         <w:rPr>
           <w:rFonts w:cs="Times New Roman"/>
@@ -5978,6 +7615,7 @@
         </w:rPr>
         <w:t>Verrucomicrobiota</w:t>
       </w:r>
+      <w:proofErr w:type="spellEnd"/>
       <w:r>
         <w:rPr>
           <w:rFonts w:cs="Times New Roman"/>
@@ -6001,6 +7639,7 @@
         </w:rPr>
         <w:t xml:space="preserve"> and </w:t>
       </w:r>
+      <w:proofErr w:type="spellStart"/>
       <w:r>
         <w:rPr>
           <w:rFonts w:cs="Times New Roman"/>
@@ -6010,6 +7649,7 @@
         </w:rPr>
         <w:t>Actinomycetota</w:t>
       </w:r>
+      <w:proofErr w:type="spellEnd"/>
       <w:r>
         <w:rPr>
           <w:rFonts w:cs="Times New Roman"/>
@@ -6718,6 +8358,7 @@
                 <w:lang w:val="en-GB" w:eastAsia="sl-SI"/>
               </w:rPr>
             </w:pPr>
+            <w:proofErr w:type="spellStart"/>
             <w:r>
               <w:rPr>
                 <w:rFonts w:eastAsia="Times New Roman" w:cs="Times New Roman"/>
@@ -6726,6 +8367,7 @@
               </w:rPr>
               <w:t>Bacteroidota</w:t>
             </w:r>
+            <w:proofErr w:type="spellEnd"/>
           </w:p>
         </w:tc>
         <w:tc>
@@ -6918,6 +8560,7 @@
                 <w:lang w:val="en-GB" w:eastAsia="sl-SI"/>
               </w:rPr>
             </w:pPr>
+            <w:proofErr w:type="spellStart"/>
             <w:r>
               <w:rPr>
                 <w:rFonts w:eastAsia="Times New Roman" w:cs="Times New Roman"/>
@@ -6927,6 +8570,7 @@
               </w:rPr>
               <w:t>Actinomycetota</w:t>
             </w:r>
+            <w:proofErr w:type="spellEnd"/>
           </w:p>
         </w:tc>
         <w:tc>
@@ -7320,6 +8964,7 @@
                 <w:lang w:val="en-GB" w:eastAsia="sl-SI"/>
               </w:rPr>
             </w:pPr>
+            <w:proofErr w:type="spellStart"/>
             <w:r>
               <w:rPr>
                 <w:rFonts w:eastAsia="Times New Roman" w:cs="Times New Roman"/>
@@ -7329,6 +8974,7 @@
               </w:rPr>
               <w:t>Verrucomicrobiota</w:t>
             </w:r>
+            <w:proofErr w:type="spellEnd"/>
           </w:p>
         </w:tc>
         <w:tc>
@@ -8380,6 +10026,7 @@
                 <w:lang w:val="en-GB" w:eastAsia="en-GB"/>
               </w:rPr>
             </w:pPr>
+            <w:proofErr w:type="spellStart"/>
             <w:r>
               <w:rPr>
                 <w:rFonts w:eastAsia="Times New Roman" w:cs="Times New Roman"/>
@@ -8390,6 +10037,7 @@
               </w:rPr>
               <w:t>BSU_15030</w:t>
             </w:r>
+            <w:proofErr w:type="spellEnd"/>
           </w:p>
         </w:tc>
         <w:tc>
@@ -8417,6 +10065,7 @@
                 <w:lang w:val="en-GB" w:eastAsia="en-GB"/>
               </w:rPr>
             </w:pPr>
+            <w:proofErr w:type="spellStart"/>
             <w:r>
               <w:rPr>
                 <w:rFonts w:eastAsia="Times New Roman" w:cs="Times New Roman"/>
@@ -8427,6 +10076,7 @@
               </w:rPr>
               <w:t>spoVV</w:t>
             </w:r>
+            <w:proofErr w:type="spellEnd"/>
           </w:p>
         </w:tc>
         <w:tc>
@@ -8545,6 +10195,7 @@
                 <w:lang w:val="en-GB" w:eastAsia="en-GB"/>
               </w:rPr>
             </w:pPr>
+            <w:proofErr w:type="spellStart"/>
             <w:r>
               <w:rPr>
                 <w:rFonts w:eastAsia="Times New Roman" w:cs="Times New Roman"/>
@@ -8555,6 +10206,7 @@
               </w:rPr>
               <w:t>BSU_27970</w:t>
             </w:r>
+            <w:proofErr w:type="spellEnd"/>
           </w:p>
         </w:tc>
         <w:tc>
@@ -8582,6 +10234,7 @@
                 <w:lang w:val="en-GB" w:eastAsia="en-GB"/>
               </w:rPr>
             </w:pPr>
+            <w:proofErr w:type="spellStart"/>
             <w:r>
               <w:rPr>
                 <w:rFonts w:eastAsia="Times New Roman" w:cs="Times New Roman"/>
@@ -8592,6 +10245,7 @@
               </w:rPr>
               <w:t>spoIVFB</w:t>
             </w:r>
+            <w:proofErr w:type="spellEnd"/>
           </w:p>
         </w:tc>
         <w:tc>
@@ -8710,6 +10364,7 @@
                 <w:lang w:val="en-GB" w:eastAsia="en-GB"/>
               </w:rPr>
             </w:pPr>
+            <w:proofErr w:type="spellStart"/>
             <w:r>
               <w:rPr>
                 <w:rFonts w:eastAsia="Times New Roman" w:cs="Times New Roman"/>
@@ -8720,6 +10375,7 @@
               </w:rPr>
               <w:t>BSU_40410</w:t>
             </w:r>
+            <w:proofErr w:type="spellEnd"/>
           </w:p>
         </w:tc>
         <w:tc>
@@ -8747,6 +10403,7 @@
                 <w:lang w:val="en-GB" w:eastAsia="en-GB"/>
               </w:rPr>
             </w:pPr>
+            <w:proofErr w:type="spellStart"/>
             <w:r>
               <w:rPr>
                 <w:rFonts w:eastAsia="Times New Roman" w:cs="Times New Roman"/>
@@ -8757,6 +10414,7 @@
               </w:rPr>
               <w:t>walR</w:t>
             </w:r>
+            <w:proofErr w:type="spellEnd"/>
           </w:p>
         </w:tc>
         <w:tc>
@@ -8875,6 +10533,7 @@
                 <w:lang w:val="en-GB" w:eastAsia="en-GB"/>
               </w:rPr>
             </w:pPr>
+            <w:proofErr w:type="spellStart"/>
             <w:r>
               <w:rPr>
                 <w:rFonts w:eastAsia="Times New Roman" w:cs="Times New Roman"/>
@@ -8885,6 +10544,7 @@
               </w:rPr>
               <w:t>BSU_01690</w:t>
             </w:r>
+            <w:proofErr w:type="spellEnd"/>
           </w:p>
         </w:tc>
         <w:tc>
@@ -8912,6 +10572,7 @@
                 <w:lang w:val="en-GB" w:eastAsia="en-GB"/>
               </w:rPr>
             </w:pPr>
+            <w:proofErr w:type="spellStart"/>
             <w:r>
               <w:rPr>
                 <w:rFonts w:eastAsia="Times New Roman" w:cs="Times New Roman"/>
@@ -8922,6 +10583,7 @@
               </w:rPr>
               <w:t>murR</w:t>
             </w:r>
+            <w:proofErr w:type="spellEnd"/>
           </w:p>
         </w:tc>
         <w:tc>
@@ -9040,6 +10702,7 @@
                 <w:lang w:val="en-GB" w:eastAsia="en-GB"/>
               </w:rPr>
             </w:pPr>
+            <w:proofErr w:type="spellStart"/>
             <w:r>
               <w:rPr>
                 <w:rFonts w:eastAsia="Times New Roman" w:cs="Times New Roman"/>
@@ -9050,6 +10713,7 @@
               </w:rPr>
               <w:t>BSU_13710</w:t>
             </w:r>
+            <w:proofErr w:type="spellEnd"/>
           </w:p>
         </w:tc>
         <w:tc>
@@ -9077,6 +10741,7 @@
                 <w:lang w:val="en-GB" w:eastAsia="en-GB"/>
               </w:rPr>
             </w:pPr>
+            <w:proofErr w:type="spellStart"/>
             <w:r>
               <w:rPr>
                 <w:rFonts w:eastAsia="Times New Roman" w:cs="Times New Roman"/>
@@ -9087,6 +10752,7 @@
               </w:rPr>
               <w:t>ykvI</w:t>
             </w:r>
+            <w:proofErr w:type="spellEnd"/>
           </w:p>
         </w:tc>
         <w:tc>
@@ -9205,6 +10871,7 @@
                 <w:lang w:val="en-GB" w:eastAsia="en-GB"/>
               </w:rPr>
             </w:pPr>
+            <w:proofErr w:type="spellStart"/>
             <w:r>
               <w:rPr>
                 <w:rFonts w:eastAsia="Times New Roman" w:cs="Times New Roman"/>
@@ -9215,6 +10882,7 @@
               </w:rPr>
               <w:t>BSU_16700</w:t>
             </w:r>
+            <w:proofErr w:type="spellEnd"/>
           </w:p>
         </w:tc>
         <w:tc>
@@ -9242,6 +10910,7 @@
                 <w:lang w:val="en-GB" w:eastAsia="en-GB"/>
               </w:rPr>
             </w:pPr>
+            <w:proofErr w:type="spellStart"/>
             <w:r>
               <w:rPr>
                 <w:rFonts w:eastAsia="Times New Roman" w:cs="Times New Roman"/>
@@ -9252,6 +10921,7 @@
               </w:rPr>
               <w:t>ylxY</w:t>
             </w:r>
+            <w:proofErr w:type="spellEnd"/>
           </w:p>
         </w:tc>
         <w:tc>
@@ -9321,6 +10991,7 @@
                 <w:lang w:val="en-GB" w:eastAsia="en-GB"/>
               </w:rPr>
             </w:pPr>
+            <w:proofErr w:type="spellStart"/>
             <w:r>
               <w:rPr>
                 <w:rFonts w:eastAsia="Times New Roman" w:cs="Times New Roman"/>
@@ -9331,7 +11002,20 @@
                 <w:szCs w:val="20"/>
                 <w:lang w:val="en-GB" w:eastAsia="en-GB"/>
               </w:rPr>
-              <w:t>Clostridioides difficile</w:t>
+              <w:t>Clostridioides</w:t>
+            </w:r>
+            <w:proofErr w:type="spellEnd"/>
+            <w:r>
+              <w:rPr>
+                <w:rFonts w:eastAsia="Times New Roman" w:cs="Times New Roman"/>
+                <w:i/>
+                <w:iCs/>
+                <w:color w:val="000000"/>
+                <w:sz w:val="20"/>
+                <w:szCs w:val="20"/>
+                <w:lang w:val="en-GB" w:eastAsia="en-GB"/>
+              </w:rPr>
+              <w:t xml:space="preserve"> difficile</w:t>
             </w:r>
             <w:r>
               <w:rPr>
@@ -9370,6 +11054,7 @@
                 <w:lang w:val="en-GB" w:eastAsia="en-GB"/>
               </w:rPr>
             </w:pPr>
+            <w:proofErr w:type="spellStart"/>
             <w:r>
               <w:rPr>
                 <w:rFonts w:eastAsia="Times New Roman" w:cs="Times New Roman"/>
@@ -9380,6 +11065,7 @@
               </w:rPr>
               <w:t>CD630_RS18820</w:t>
             </w:r>
+            <w:proofErr w:type="spellEnd"/>
           </w:p>
         </w:tc>
         <w:tc>
@@ -9407,6 +11093,7 @@
                 <w:lang w:val="en-GB" w:eastAsia="en-GB"/>
               </w:rPr>
             </w:pPr>
+            <w:proofErr w:type="spellStart"/>
             <w:r>
               <w:rPr>
                 <w:rFonts w:eastAsia="Times New Roman" w:cs="Times New Roman"/>
@@ -9417,6 +11104,7 @@
               </w:rPr>
               <w:t>spmB</w:t>
             </w:r>
+            <w:proofErr w:type="spellEnd"/>
           </w:p>
         </w:tc>
         <w:tc>
@@ -9486,6 +11174,7 @@
                 <w:lang w:val="en-GB" w:eastAsia="en-GB"/>
               </w:rPr>
             </w:pPr>
+            <w:proofErr w:type="spellStart"/>
             <w:r>
               <w:rPr>
                 <w:rFonts w:eastAsia="Times New Roman" w:cs="Times New Roman"/>
@@ -9496,7 +11185,20 @@
                 <w:szCs w:val="20"/>
                 <w:lang w:val="en-GB" w:eastAsia="en-GB"/>
               </w:rPr>
-              <w:t>Clostridioides difficile</w:t>
+              <w:t>Clostridioides</w:t>
+            </w:r>
+            <w:proofErr w:type="spellEnd"/>
+            <w:r>
+              <w:rPr>
+                <w:rFonts w:eastAsia="Times New Roman" w:cs="Times New Roman"/>
+                <w:i/>
+                <w:iCs/>
+                <w:color w:val="000000"/>
+                <w:sz w:val="20"/>
+                <w:szCs w:val="20"/>
+                <w:lang w:val="en-GB" w:eastAsia="en-GB"/>
+              </w:rPr>
+              <w:t xml:space="preserve"> difficile</w:t>
             </w:r>
             <w:r>
               <w:rPr>
@@ -9535,6 +11237,7 @@
                 <w:lang w:val="en-GB" w:eastAsia="en-GB"/>
               </w:rPr>
             </w:pPr>
+            <w:proofErr w:type="spellStart"/>
             <w:r>
               <w:rPr>
                 <w:rFonts w:eastAsia="Times New Roman" w:cs="Times New Roman"/>
@@ -9545,6 +11248,7 @@
               </w:rPr>
               <w:t>CD630_RS18825</w:t>
             </w:r>
+            <w:proofErr w:type="spellEnd"/>
           </w:p>
         </w:tc>
         <w:tc>
@@ -9572,6 +11276,7 @@
                 <w:lang w:val="en-GB" w:eastAsia="en-GB"/>
               </w:rPr>
             </w:pPr>
+            <w:proofErr w:type="spellStart"/>
             <w:r>
               <w:rPr>
                 <w:rFonts w:eastAsia="Times New Roman" w:cs="Times New Roman"/>
@@ -9582,6 +11287,7 @@
               </w:rPr>
               <w:t>spmA</w:t>
             </w:r>
+            <w:proofErr w:type="spellEnd"/>
           </w:p>
         </w:tc>
         <w:tc>
@@ -9651,6 +11357,7 @@
                 <w:lang w:val="en-GB" w:eastAsia="en-GB"/>
               </w:rPr>
             </w:pPr>
+            <w:proofErr w:type="spellStart"/>
             <w:r>
               <w:rPr>
                 <w:rFonts w:eastAsia="Times New Roman" w:cs="Times New Roman"/>
@@ -9661,7 +11368,20 @@
                 <w:szCs w:val="20"/>
                 <w:lang w:val="en-GB" w:eastAsia="en-GB"/>
               </w:rPr>
-              <w:t>Clostridioides difficile</w:t>
+              <w:t>Clostridioides</w:t>
+            </w:r>
+            <w:proofErr w:type="spellEnd"/>
+            <w:r>
+              <w:rPr>
+                <w:rFonts w:eastAsia="Times New Roman" w:cs="Times New Roman"/>
+                <w:i/>
+                <w:iCs/>
+                <w:color w:val="000000"/>
+                <w:sz w:val="20"/>
+                <w:szCs w:val="20"/>
+                <w:lang w:val="en-GB" w:eastAsia="en-GB"/>
+              </w:rPr>
+              <w:t xml:space="preserve"> difficile</w:t>
             </w:r>
             <w:r>
               <w:rPr>
@@ -9700,6 +11420,7 @@
                 <w:lang w:val="en-GB" w:eastAsia="en-GB"/>
               </w:rPr>
             </w:pPr>
+            <w:proofErr w:type="spellStart"/>
             <w:r>
               <w:rPr>
                 <w:rFonts w:eastAsia="Times New Roman" w:cs="Times New Roman"/>
@@ -9710,6 +11431,7 @@
               </w:rPr>
               <w:t>CD630_RS19535</w:t>
             </w:r>
+            <w:proofErr w:type="spellEnd"/>
           </w:p>
         </w:tc>
         <w:tc>
@@ -9737,6 +11459,7 @@
                 <w:lang w:val="en-GB" w:eastAsia="en-GB"/>
               </w:rPr>
             </w:pPr>
+            <w:proofErr w:type="spellStart"/>
             <w:r>
               <w:rPr>
                 <w:rFonts w:eastAsia="Times New Roman" w:cs="Times New Roman"/>
@@ -9747,6 +11470,7 @@
               </w:rPr>
               <w:t>noc</w:t>
             </w:r>
+            <w:proofErr w:type="spellEnd"/>
           </w:p>
         </w:tc>
         <w:tc>
@@ -9816,6 +11540,7 @@
                 <w:lang w:val="en-GB" w:eastAsia="en-GB"/>
               </w:rPr>
             </w:pPr>
+            <w:proofErr w:type="spellStart"/>
             <w:r>
               <w:rPr>
                 <w:rFonts w:eastAsia="Times New Roman" w:cs="Times New Roman"/>
@@ -9826,7 +11551,20 @@
                 <w:szCs w:val="20"/>
                 <w:lang w:val="en-GB" w:eastAsia="en-GB"/>
               </w:rPr>
-              <w:t>Clostridioides difficile</w:t>
+              <w:t>Clostridioides</w:t>
+            </w:r>
+            <w:proofErr w:type="spellEnd"/>
+            <w:r>
+              <w:rPr>
+                <w:rFonts w:eastAsia="Times New Roman" w:cs="Times New Roman"/>
+                <w:i/>
+                <w:iCs/>
+                <w:color w:val="000000"/>
+                <w:sz w:val="20"/>
+                <w:szCs w:val="20"/>
+                <w:lang w:val="en-GB" w:eastAsia="en-GB"/>
+              </w:rPr>
+              <w:t xml:space="preserve"> difficile</w:t>
             </w:r>
             <w:r>
               <w:rPr>
@@ -9865,6 +11603,7 @@
                 <w:lang w:val="en-GB" w:eastAsia="en-GB"/>
               </w:rPr>
             </w:pPr>
+            <w:proofErr w:type="spellStart"/>
             <w:r>
               <w:rPr>
                 <w:rFonts w:eastAsia="Times New Roman" w:cs="Times New Roman"/>
@@ -9875,6 +11614,7 @@
               </w:rPr>
               <w:t>CD630_RS08555</w:t>
             </w:r>
+            <w:proofErr w:type="spellEnd"/>
           </w:p>
         </w:tc>
         <w:tc>
@@ -9902,6 +11642,7 @@
                 <w:lang w:val="en-GB" w:eastAsia="en-GB"/>
               </w:rPr>
             </w:pPr>
+            <w:proofErr w:type="spellStart"/>
             <w:r>
               <w:rPr>
                 <w:rFonts w:eastAsia="Times New Roman" w:cs="Times New Roman"/>
@@ -9912,6 +11653,7 @@
               </w:rPr>
               <w:t>CD630_RS08555</w:t>
             </w:r>
+            <w:proofErr w:type="spellEnd"/>
           </w:p>
         </w:tc>
         <w:tc>
@@ -9981,6 +11723,7 @@
                 <w:lang w:val="en-GB" w:eastAsia="en-GB"/>
               </w:rPr>
             </w:pPr>
+            <w:proofErr w:type="spellStart"/>
             <w:r>
               <w:rPr>
                 <w:rFonts w:eastAsia="Times New Roman" w:cs="Times New Roman"/>
@@ -9991,7 +11734,20 @@
                 <w:szCs w:val="20"/>
                 <w:lang w:val="en-GB" w:eastAsia="en-GB"/>
               </w:rPr>
-              <w:t>Clostridioides difficile</w:t>
+              <w:t>Clostridioides</w:t>
+            </w:r>
+            <w:proofErr w:type="spellEnd"/>
+            <w:r>
+              <w:rPr>
+                <w:rFonts w:eastAsia="Times New Roman" w:cs="Times New Roman"/>
+                <w:i/>
+                <w:iCs/>
+                <w:color w:val="000000"/>
+                <w:sz w:val="20"/>
+                <w:szCs w:val="20"/>
+                <w:lang w:val="en-GB" w:eastAsia="en-GB"/>
+              </w:rPr>
+              <w:t xml:space="preserve"> difficile</w:t>
             </w:r>
             <w:r>
               <w:rPr>
@@ -10030,6 +11786,7 @@
                 <w:lang w:val="en-GB" w:eastAsia="en-GB"/>
               </w:rPr>
             </w:pPr>
+            <w:proofErr w:type="spellStart"/>
             <w:r>
               <w:rPr>
                 <w:rFonts w:eastAsia="Times New Roman" w:cs="Times New Roman"/>
@@ -10040,6 +11797,7 @@
               </w:rPr>
               <w:t>CD630_RS18610</w:t>
             </w:r>
+            <w:proofErr w:type="spellEnd"/>
           </w:p>
         </w:tc>
         <w:tc>
@@ -10067,6 +11825,7 @@
                 <w:lang w:val="en-GB" w:eastAsia="en-GB"/>
               </w:rPr>
             </w:pPr>
+            <w:proofErr w:type="spellStart"/>
             <w:r>
               <w:rPr>
                 <w:rFonts w:eastAsia="Times New Roman" w:cs="Times New Roman"/>
@@ -10077,6 +11836,7 @@
               </w:rPr>
               <w:t>spoVT</w:t>
             </w:r>
+            <w:proofErr w:type="spellEnd"/>
           </w:p>
         </w:tc>
         <w:tc>
@@ -10146,6 +11906,7 @@
                 <w:lang w:val="en-GB" w:eastAsia="en-GB"/>
               </w:rPr>
             </w:pPr>
+            <w:proofErr w:type="spellStart"/>
             <w:r>
               <w:rPr>
                 <w:rFonts w:eastAsia="Times New Roman" w:cs="Times New Roman"/>
@@ -10156,7 +11917,20 @@
                 <w:szCs w:val="20"/>
                 <w:lang w:val="en-GB" w:eastAsia="en-GB"/>
               </w:rPr>
-              <w:t>Clostridioides difficile</w:t>
+              <w:t>Clostridioides</w:t>
+            </w:r>
+            <w:proofErr w:type="spellEnd"/>
+            <w:r>
+              <w:rPr>
+                <w:rFonts w:eastAsia="Times New Roman" w:cs="Times New Roman"/>
+                <w:i/>
+                <w:iCs/>
+                <w:color w:val="000000"/>
+                <w:sz w:val="20"/>
+                <w:szCs w:val="20"/>
+                <w:lang w:val="en-GB" w:eastAsia="en-GB"/>
+              </w:rPr>
+              <w:t xml:space="preserve"> difficile</w:t>
             </w:r>
             <w:r>
               <w:rPr>
@@ -10195,6 +11969,7 @@
                 <w:lang w:val="en-GB" w:eastAsia="en-GB"/>
               </w:rPr>
             </w:pPr>
+            <w:proofErr w:type="spellStart"/>
             <w:r>
               <w:rPr>
                 <w:rFonts w:eastAsia="Times New Roman" w:cs="Times New Roman"/>
@@ -10205,6 +11980,7 @@
               </w:rPr>
               <w:t>CD630_RS14080</w:t>
             </w:r>
+            <w:proofErr w:type="spellEnd"/>
           </w:p>
         </w:tc>
         <w:tc>
@@ -10232,6 +12008,7 @@
                 <w:lang w:val="en-GB" w:eastAsia="en-GB"/>
               </w:rPr>
             </w:pPr>
+            <w:proofErr w:type="spellStart"/>
             <w:r>
               <w:rPr>
                 <w:rFonts w:eastAsia="Times New Roman" w:cs="Times New Roman"/>
@@ -10242,6 +12019,7 @@
               </w:rPr>
               <w:t>spoIVA</w:t>
             </w:r>
+            <w:proofErr w:type="spellEnd"/>
           </w:p>
         </w:tc>
         <w:tc>
@@ -10311,6 +12089,7 @@
                 <w:lang w:val="en-GB" w:eastAsia="en-GB"/>
               </w:rPr>
             </w:pPr>
+            <w:proofErr w:type="spellStart"/>
             <w:r>
               <w:rPr>
                 <w:rFonts w:eastAsia="Times New Roman" w:cs="Times New Roman"/>
@@ -10321,7 +12100,20 @@
                 <w:szCs w:val="20"/>
                 <w:lang w:val="en-GB" w:eastAsia="en-GB"/>
               </w:rPr>
-              <w:t>Clostridioides difficile</w:t>
+              <w:t>Clostridioides</w:t>
+            </w:r>
+            <w:proofErr w:type="spellEnd"/>
+            <w:r>
+              <w:rPr>
+                <w:rFonts w:eastAsia="Times New Roman" w:cs="Times New Roman"/>
+                <w:i/>
+                <w:iCs/>
+                <w:color w:val="000000"/>
+                <w:sz w:val="20"/>
+                <w:szCs w:val="20"/>
+                <w:lang w:val="en-GB" w:eastAsia="en-GB"/>
+              </w:rPr>
+              <w:t xml:space="preserve"> difficile</w:t>
             </w:r>
             <w:r>
               <w:rPr>
@@ -10360,6 +12152,7 @@
                 <w:lang w:val="en-GB" w:eastAsia="en-GB"/>
               </w:rPr>
             </w:pPr>
+            <w:proofErr w:type="spellStart"/>
             <w:r>
               <w:rPr>
                 <w:rFonts w:eastAsia="Times New Roman" w:cs="Times New Roman"/>
@@ -10370,6 +12163,7 @@
               </w:rPr>
               <w:t>CD630_RS15860</w:t>
             </w:r>
+            <w:proofErr w:type="spellEnd"/>
           </w:p>
         </w:tc>
         <w:tc>
@@ -10397,6 +12191,7 @@
                 <w:lang w:val="en-GB" w:eastAsia="en-GB"/>
               </w:rPr>
             </w:pPr>
+            <w:proofErr w:type="spellStart"/>
             <w:r>
               <w:rPr>
                 <w:rFonts w:eastAsia="Times New Roman" w:cs="Times New Roman"/>
@@ -10407,6 +12202,7 @@
               </w:rPr>
               <w:t>dpsA</w:t>
             </w:r>
+            <w:proofErr w:type="spellEnd"/>
           </w:p>
         </w:tc>
         <w:tc>
@@ -10476,6 +12272,7 @@
                 <w:lang w:val="en-GB" w:eastAsia="en-GB"/>
               </w:rPr>
             </w:pPr>
+            <w:proofErr w:type="spellStart"/>
             <w:r>
               <w:rPr>
                 <w:rFonts w:eastAsia="Times New Roman" w:cs="Times New Roman"/>
@@ -10486,7 +12283,20 @@
                 <w:szCs w:val="20"/>
                 <w:lang w:val="en-GB" w:eastAsia="en-GB"/>
               </w:rPr>
-              <w:t>Clostridioides difficile</w:t>
+              <w:t>Clostridioides</w:t>
+            </w:r>
+            <w:proofErr w:type="spellEnd"/>
+            <w:r>
+              <w:rPr>
+                <w:rFonts w:eastAsia="Times New Roman" w:cs="Times New Roman"/>
+                <w:i/>
+                <w:iCs/>
+                <w:color w:val="000000"/>
+                <w:sz w:val="20"/>
+                <w:szCs w:val="20"/>
+                <w:lang w:val="en-GB" w:eastAsia="en-GB"/>
+              </w:rPr>
+              <w:t xml:space="preserve"> difficile</w:t>
             </w:r>
             <w:r>
               <w:rPr>
@@ -10525,6 +12335,7 @@
                 <w:lang w:val="en-GB" w:eastAsia="en-GB"/>
               </w:rPr>
             </w:pPr>
+            <w:proofErr w:type="spellStart"/>
             <w:r>
               <w:rPr>
                 <w:rFonts w:eastAsia="Times New Roman" w:cs="Times New Roman"/>
@@ -10535,6 +12346,7 @@
               </w:rPr>
               <w:t>CD630_RS03565</w:t>
             </w:r>
+            <w:proofErr w:type="spellEnd"/>
           </w:p>
         </w:tc>
         <w:tc>
@@ -10562,6 +12374,7 @@
                 <w:lang w:val="en-GB" w:eastAsia="en-GB"/>
               </w:rPr>
             </w:pPr>
+            <w:proofErr w:type="spellStart"/>
             <w:r>
               <w:rPr>
                 <w:rFonts w:eastAsia="Times New Roman" w:cs="Times New Roman"/>
@@ -10572,6 +12385,7 @@
               </w:rPr>
               <w:t>cotCB</w:t>
             </w:r>
+            <w:proofErr w:type="spellEnd"/>
           </w:p>
         </w:tc>
         <w:tc>
@@ -10641,6 +12455,7 @@
                 <w:lang w:val="en-GB" w:eastAsia="en-GB"/>
               </w:rPr>
             </w:pPr>
+            <w:proofErr w:type="spellStart"/>
             <w:r>
               <w:rPr>
                 <w:rFonts w:eastAsia="Times New Roman" w:cs="Times New Roman"/>
@@ -10651,7 +12466,20 @@
                 <w:szCs w:val="20"/>
                 <w:lang w:val="en-GB" w:eastAsia="en-GB"/>
               </w:rPr>
-              <w:t>Clostridioides difficile</w:t>
+              <w:t>Clostridioides</w:t>
+            </w:r>
+            <w:proofErr w:type="spellEnd"/>
+            <w:r>
+              <w:rPr>
+                <w:rFonts w:eastAsia="Times New Roman" w:cs="Times New Roman"/>
+                <w:i/>
+                <w:iCs/>
+                <w:color w:val="000000"/>
+                <w:sz w:val="20"/>
+                <w:szCs w:val="20"/>
+                <w:lang w:val="en-GB" w:eastAsia="en-GB"/>
+              </w:rPr>
+              <w:t xml:space="preserve"> difficile</w:t>
             </w:r>
             <w:r>
               <w:rPr>
@@ -10690,6 +12518,7 @@
                 <w:lang w:val="en-GB" w:eastAsia="en-GB"/>
               </w:rPr>
             </w:pPr>
+            <w:proofErr w:type="spellStart"/>
             <w:r>
               <w:rPr>
                 <w:rFonts w:eastAsia="Times New Roman" w:cs="Times New Roman"/>
@@ -10700,6 +12529,7 @@
               </w:rPr>
               <w:t>CD630_RS06675</w:t>
             </w:r>
+            <w:proofErr w:type="spellEnd"/>
           </w:p>
         </w:tc>
         <w:tc>
@@ -10727,6 +12557,7 @@
                 <w:lang w:val="en-GB" w:eastAsia="en-GB"/>
               </w:rPr>
             </w:pPr>
+            <w:proofErr w:type="spellStart"/>
             <w:r>
               <w:rPr>
                 <w:rFonts w:eastAsia="Times New Roman" w:cs="Times New Roman"/>
@@ -10737,6 +12568,7 @@
               </w:rPr>
               <w:t>spoIIIAG</w:t>
             </w:r>
+            <w:proofErr w:type="spellEnd"/>
           </w:p>
         </w:tc>
         <w:tc>
@@ -10806,6 +12638,7 @@
                 <w:lang w:val="en-GB" w:eastAsia="en-GB"/>
               </w:rPr>
             </w:pPr>
+            <w:proofErr w:type="spellStart"/>
             <w:r>
               <w:rPr>
                 <w:rFonts w:eastAsia="Times New Roman" w:cs="Times New Roman"/>
@@ -10816,7 +12649,20 @@
                 <w:szCs w:val="20"/>
                 <w:lang w:val="en-GB" w:eastAsia="en-GB"/>
               </w:rPr>
-              <w:t>Clostridioides difficile</w:t>
+              <w:t>Clostridioides</w:t>
+            </w:r>
+            <w:proofErr w:type="spellEnd"/>
+            <w:r>
+              <w:rPr>
+                <w:rFonts w:eastAsia="Times New Roman" w:cs="Times New Roman"/>
+                <w:i/>
+                <w:iCs/>
+                <w:color w:val="000000"/>
+                <w:sz w:val="20"/>
+                <w:szCs w:val="20"/>
+                <w:lang w:val="en-GB" w:eastAsia="en-GB"/>
+              </w:rPr>
+              <w:t xml:space="preserve"> difficile</w:t>
             </w:r>
             <w:r>
               <w:rPr>
@@ -10855,6 +12701,7 @@
                 <w:lang w:val="en-GB" w:eastAsia="en-GB"/>
               </w:rPr>
             </w:pPr>
+            <w:proofErr w:type="spellStart"/>
             <w:r>
               <w:rPr>
                 <w:rFonts w:eastAsia="Times New Roman" w:cs="Times New Roman"/>
@@ -10865,6 +12712,7 @@
               </w:rPr>
               <w:t>CD630_RS06680</w:t>
             </w:r>
+            <w:proofErr w:type="spellEnd"/>
           </w:p>
         </w:tc>
         <w:tc>
@@ -10892,6 +12740,7 @@
                 <w:lang w:val="en-GB" w:eastAsia="en-GB"/>
               </w:rPr>
             </w:pPr>
+            <w:proofErr w:type="spellStart"/>
             <w:r>
               <w:rPr>
                 <w:rFonts w:eastAsia="Times New Roman" w:cs="Times New Roman"/>
@@ -10902,6 +12751,7 @@
               </w:rPr>
               <w:t>spoIIIAH</w:t>
             </w:r>
+            <w:proofErr w:type="spellEnd"/>
           </w:p>
         </w:tc>
         <w:tc>
@@ -10971,6 +12821,7 @@
                 <w:lang w:val="en-GB" w:eastAsia="en-GB"/>
               </w:rPr>
             </w:pPr>
+            <w:proofErr w:type="spellStart"/>
             <w:r>
               <w:rPr>
                 <w:rFonts w:eastAsia="Times New Roman" w:cs="Times New Roman"/>
@@ -10981,7 +12832,20 @@
                 <w:szCs w:val="20"/>
                 <w:lang w:val="en-GB" w:eastAsia="en-GB"/>
               </w:rPr>
-              <w:t>Clostridioides difficile</w:t>
+              <w:t>Clostridioides</w:t>
+            </w:r>
+            <w:proofErr w:type="spellEnd"/>
+            <w:r>
+              <w:rPr>
+                <w:rFonts w:eastAsia="Times New Roman" w:cs="Times New Roman"/>
+                <w:i/>
+                <w:iCs/>
+                <w:color w:val="000000"/>
+                <w:sz w:val="20"/>
+                <w:szCs w:val="20"/>
+                <w:lang w:val="en-GB" w:eastAsia="en-GB"/>
+              </w:rPr>
+              <w:t xml:space="preserve"> difficile</w:t>
             </w:r>
             <w:r>
               <w:rPr>
@@ -11020,6 +12884,7 @@
                 <w:lang w:val="en-GB" w:eastAsia="en-GB"/>
               </w:rPr>
             </w:pPr>
+            <w:proofErr w:type="spellStart"/>
             <w:r>
               <w:rPr>
                 <w:rFonts w:eastAsia="Times New Roman" w:cs="Times New Roman"/>
@@ -11030,6 +12895,7 @@
               </w:rPr>
               <w:t>CD630_RS06745</w:t>
             </w:r>
+            <w:proofErr w:type="spellEnd"/>
           </w:p>
         </w:tc>
         <w:tc>
@@ -11057,6 +12923,7 @@
                 <w:lang w:val="en-GB" w:eastAsia="en-GB"/>
               </w:rPr>
             </w:pPr>
+            <w:proofErr w:type="spellStart"/>
             <w:r>
               <w:rPr>
                 <w:rFonts w:eastAsia="Times New Roman" w:cs="Times New Roman"/>
@@ -11067,6 +12934,7 @@
               </w:rPr>
               <w:t>bltD</w:t>
             </w:r>
+            <w:proofErr w:type="spellEnd"/>
           </w:p>
         </w:tc>
         <w:tc>
@@ -11136,6 +13004,7 @@
                 <w:lang w:val="en-GB" w:eastAsia="en-GB"/>
               </w:rPr>
             </w:pPr>
+            <w:proofErr w:type="spellStart"/>
             <w:r>
               <w:rPr>
                 <w:rFonts w:eastAsia="Times New Roman" w:cs="Times New Roman"/>
@@ -11146,7 +13015,20 @@
                 <w:szCs w:val="20"/>
                 <w:lang w:val="en-GB" w:eastAsia="en-GB"/>
               </w:rPr>
-              <w:t>Clostridioides difficile</w:t>
+              <w:t>Clostridioides</w:t>
+            </w:r>
+            <w:proofErr w:type="spellEnd"/>
+            <w:r>
+              <w:rPr>
+                <w:rFonts w:eastAsia="Times New Roman" w:cs="Times New Roman"/>
+                <w:i/>
+                <w:iCs/>
+                <w:color w:val="000000"/>
+                <w:sz w:val="20"/>
+                <w:szCs w:val="20"/>
+                <w:lang w:val="en-GB" w:eastAsia="en-GB"/>
+              </w:rPr>
+              <w:t xml:space="preserve"> difficile</w:t>
             </w:r>
             <w:r>
               <w:rPr>
@@ -11185,6 +13067,7 @@
                 <w:lang w:val="en-GB" w:eastAsia="en-GB"/>
               </w:rPr>
             </w:pPr>
+            <w:proofErr w:type="spellStart"/>
             <w:r>
               <w:rPr>
                 <w:rFonts w:eastAsia="Times New Roman" w:cs="Times New Roman"/>
@@ -11195,6 +13078,7 @@
               </w:rPr>
               <w:t>CD630_RS00005</w:t>
             </w:r>
+            <w:proofErr w:type="spellEnd"/>
           </w:p>
         </w:tc>
         <w:tc>
@@ -11222,6 +13106,7 @@
                 <w:lang w:val="en-GB" w:eastAsia="en-GB"/>
               </w:rPr>
             </w:pPr>
+            <w:proofErr w:type="spellStart"/>
             <w:r>
               <w:rPr>
                 <w:rFonts w:eastAsia="Times New Roman" w:cs="Times New Roman"/>
@@ -11232,6 +13117,7 @@
               </w:rPr>
               <w:t>dnaA</w:t>
             </w:r>
+            <w:proofErr w:type="spellEnd"/>
           </w:p>
         </w:tc>
         <w:tc>
@@ -11301,6 +13187,7 @@
                 <w:lang w:val="en-GB" w:eastAsia="en-GB"/>
               </w:rPr>
             </w:pPr>
+            <w:proofErr w:type="spellStart"/>
             <w:r>
               <w:rPr>
                 <w:rFonts w:eastAsia="Times New Roman" w:cs="Times New Roman"/>
@@ -11311,7 +13198,20 @@
                 <w:szCs w:val="20"/>
                 <w:lang w:val="en-GB" w:eastAsia="en-GB"/>
               </w:rPr>
-              <w:t>Clostridioides difficile</w:t>
+              <w:t>Clostridioides</w:t>
+            </w:r>
+            <w:proofErr w:type="spellEnd"/>
+            <w:r>
+              <w:rPr>
+                <w:rFonts w:eastAsia="Times New Roman" w:cs="Times New Roman"/>
+                <w:i/>
+                <w:iCs/>
+                <w:color w:val="000000"/>
+                <w:sz w:val="20"/>
+                <w:szCs w:val="20"/>
+                <w:lang w:val="en-GB" w:eastAsia="en-GB"/>
+              </w:rPr>
+              <w:t xml:space="preserve"> difficile</w:t>
             </w:r>
             <w:r>
               <w:rPr>
@@ -11350,6 +13250,7 @@
                 <w:lang w:val="en-GB" w:eastAsia="en-GB"/>
               </w:rPr>
             </w:pPr>
+            <w:proofErr w:type="spellStart"/>
             <w:r>
               <w:rPr>
                 <w:rFonts w:eastAsia="Times New Roman" w:cs="Times New Roman"/>
@@ -11360,6 +13261,7 @@
               </w:rPr>
               <w:t>CD630_RS14145</w:t>
             </w:r>
+            <w:proofErr w:type="spellEnd"/>
           </w:p>
         </w:tc>
         <w:tc>
@@ -11387,6 +13289,7 @@
                 <w:lang w:val="en-GB" w:eastAsia="en-GB"/>
               </w:rPr>
             </w:pPr>
+            <w:proofErr w:type="spellStart"/>
             <w:r>
               <w:rPr>
                 <w:rFonts w:eastAsia="Times New Roman" w:cs="Times New Roman"/>
@@ -11397,6 +13300,7 @@
               </w:rPr>
               <w:t>sigG</w:t>
             </w:r>
+            <w:proofErr w:type="spellEnd"/>
           </w:p>
         </w:tc>
         <w:tc>
@@ -11466,6 +13370,7 @@
                 <w:lang w:val="en-GB" w:eastAsia="en-GB"/>
               </w:rPr>
             </w:pPr>
+            <w:proofErr w:type="spellStart"/>
             <w:r>
               <w:rPr>
                 <w:rFonts w:eastAsia="Times New Roman" w:cs="Times New Roman"/>
@@ -11476,7 +13381,20 @@
                 <w:szCs w:val="20"/>
                 <w:lang w:val="en-GB" w:eastAsia="en-GB"/>
               </w:rPr>
-              <w:t>Clostridioides difficile</w:t>
+              <w:t>Clostridioides</w:t>
+            </w:r>
+            <w:proofErr w:type="spellEnd"/>
+            <w:r>
+              <w:rPr>
+                <w:rFonts w:eastAsia="Times New Roman" w:cs="Times New Roman"/>
+                <w:i/>
+                <w:iCs/>
+                <w:color w:val="000000"/>
+                <w:sz w:val="20"/>
+                <w:szCs w:val="20"/>
+                <w:lang w:val="en-GB" w:eastAsia="en-GB"/>
+              </w:rPr>
+              <w:t xml:space="preserve"> difficile</w:t>
             </w:r>
             <w:r>
               <w:rPr>
@@ -11515,6 +13433,7 @@
                 <w:lang w:val="en-GB" w:eastAsia="en-GB"/>
               </w:rPr>
             </w:pPr>
+            <w:proofErr w:type="spellStart"/>
             <w:r>
               <w:rPr>
                 <w:rFonts w:eastAsia="Times New Roman" w:cs="Times New Roman"/>
@@ -11525,6 +13444,7 @@
               </w:rPr>
               <w:t>CD630_RS14150</w:t>
             </w:r>
+            <w:proofErr w:type="spellEnd"/>
           </w:p>
         </w:tc>
         <w:tc>
@@ -11552,6 +13472,7 @@
                 <w:lang w:val="en-GB" w:eastAsia="en-GB"/>
               </w:rPr>
             </w:pPr>
+            <w:proofErr w:type="spellStart"/>
             <w:r>
               <w:rPr>
                 <w:rFonts w:eastAsia="Times New Roman" w:cs="Times New Roman"/>
@@ -11562,6 +13483,7 @@
               </w:rPr>
               <w:t>sigE</w:t>
             </w:r>
+            <w:proofErr w:type="spellEnd"/>
           </w:p>
         </w:tc>
         <w:tc>
@@ -11631,6 +13553,7 @@
                 <w:lang w:val="en-GB" w:eastAsia="en-GB"/>
               </w:rPr>
             </w:pPr>
+            <w:proofErr w:type="spellStart"/>
             <w:r>
               <w:rPr>
                 <w:rFonts w:eastAsia="Times New Roman" w:cs="Times New Roman"/>
@@ -11641,7 +13564,20 @@
                 <w:szCs w:val="20"/>
                 <w:lang w:val="en-GB" w:eastAsia="en-GB"/>
               </w:rPr>
-              <w:t>Clostridioides difficile</w:t>
+              <w:t>Clostridioides</w:t>
+            </w:r>
+            <w:proofErr w:type="spellEnd"/>
+            <w:r>
+              <w:rPr>
+                <w:rFonts w:eastAsia="Times New Roman" w:cs="Times New Roman"/>
+                <w:i/>
+                <w:iCs/>
+                <w:color w:val="000000"/>
+                <w:sz w:val="20"/>
+                <w:szCs w:val="20"/>
+                <w:lang w:val="en-GB" w:eastAsia="en-GB"/>
+              </w:rPr>
+              <w:t xml:space="preserve"> difficile</w:t>
             </w:r>
             <w:r>
               <w:rPr>
@@ -11680,6 +13616,7 @@
                 <w:lang w:val="en-GB" w:eastAsia="en-GB"/>
               </w:rPr>
             </w:pPr>
+            <w:proofErr w:type="spellStart"/>
             <w:r>
               <w:rPr>
                 <w:rFonts w:eastAsia="Times New Roman" w:cs="Times New Roman"/>
@@ -11690,6 +13627,7 @@
               </w:rPr>
               <w:t>CD630_RS14155</w:t>
             </w:r>
+            <w:proofErr w:type="spellEnd"/>
           </w:p>
         </w:tc>
         <w:tc>
@@ -11717,6 +13655,7 @@
                 <w:lang w:val="en-GB" w:eastAsia="en-GB"/>
               </w:rPr>
             </w:pPr>
+            <w:proofErr w:type="spellStart"/>
             <w:r>
               <w:rPr>
                 <w:rFonts w:eastAsia="Times New Roman" w:cs="Times New Roman"/>
@@ -11727,6 +13666,7 @@
               </w:rPr>
               <w:t>spoIIGA</w:t>
             </w:r>
+            <w:proofErr w:type="spellEnd"/>
           </w:p>
         </w:tc>
         <w:tc>
@@ -11796,6 +13736,7 @@
                 <w:lang w:val="en-GB" w:eastAsia="en-GB"/>
               </w:rPr>
             </w:pPr>
+            <w:proofErr w:type="spellStart"/>
             <w:r>
               <w:rPr>
                 <w:rFonts w:eastAsia="Times New Roman" w:cs="Times New Roman"/>
@@ -11806,7 +13747,20 @@
                 <w:szCs w:val="20"/>
                 <w:lang w:val="en-GB" w:eastAsia="en-GB"/>
               </w:rPr>
-              <w:t>Clostridioides difficile</w:t>
+              <w:t>Clostridioides</w:t>
+            </w:r>
+            <w:proofErr w:type="spellEnd"/>
+            <w:r>
+              <w:rPr>
+                <w:rFonts w:eastAsia="Times New Roman" w:cs="Times New Roman"/>
+                <w:i/>
+                <w:iCs/>
+                <w:color w:val="000000"/>
+                <w:sz w:val="20"/>
+                <w:szCs w:val="20"/>
+                <w:lang w:val="en-GB" w:eastAsia="en-GB"/>
+              </w:rPr>
+              <w:t xml:space="preserve"> difficile</w:t>
             </w:r>
             <w:r>
               <w:rPr>
@@ -11845,6 +13799,7 @@
                 <w:lang w:val="en-GB" w:eastAsia="en-GB"/>
               </w:rPr>
             </w:pPr>
+            <w:proofErr w:type="spellStart"/>
             <w:r>
               <w:rPr>
                 <w:rFonts w:eastAsia="Times New Roman" w:cs="Times New Roman"/>
@@ -11855,6 +13810,7 @@
               </w:rPr>
               <w:t>CD630_RS14185</w:t>
             </w:r>
+            <w:proofErr w:type="spellEnd"/>
           </w:p>
         </w:tc>
         <w:tc>
@@ -11882,6 +13838,7 @@
                 <w:lang w:val="en-GB" w:eastAsia="en-GB"/>
               </w:rPr>
             </w:pPr>
+            <w:proofErr w:type="spellStart"/>
             <w:r>
               <w:rPr>
                 <w:rFonts w:eastAsia="Times New Roman" w:cs="Times New Roman"/>
@@ -11892,6 +13849,7 @@
               </w:rPr>
               <w:t>ftsQ</w:t>
             </w:r>
+            <w:proofErr w:type="spellEnd"/>
           </w:p>
         </w:tc>
         <w:tc>
@@ -11961,6 +13919,7 @@
                 <w:lang w:val="en-GB" w:eastAsia="en-GB"/>
               </w:rPr>
             </w:pPr>
+            <w:proofErr w:type="spellStart"/>
             <w:r>
               <w:rPr>
                 <w:rFonts w:eastAsia="Times New Roman" w:cs="Times New Roman"/>
@@ -11971,7 +13930,20 @@
                 <w:szCs w:val="20"/>
                 <w:lang w:val="en-GB" w:eastAsia="en-GB"/>
               </w:rPr>
-              <w:t>Clostridioides difficile</w:t>
+              <w:t>Clostridioides</w:t>
+            </w:r>
+            <w:proofErr w:type="spellEnd"/>
+            <w:r>
+              <w:rPr>
+                <w:rFonts w:eastAsia="Times New Roman" w:cs="Times New Roman"/>
+                <w:i/>
+                <w:iCs/>
+                <w:color w:val="000000"/>
+                <w:sz w:val="20"/>
+                <w:szCs w:val="20"/>
+                <w:lang w:val="en-GB" w:eastAsia="en-GB"/>
+              </w:rPr>
+              <w:t xml:space="preserve"> difficile</w:t>
             </w:r>
             <w:r>
               <w:rPr>
@@ -12010,6 +13982,7 @@
                 <w:lang w:val="en-GB" w:eastAsia="en-GB"/>
               </w:rPr>
             </w:pPr>
+            <w:proofErr w:type="spellStart"/>
             <w:r>
               <w:rPr>
                 <w:rFonts w:eastAsia="Times New Roman" w:cs="Times New Roman"/>
@@ -12020,6 +13993,7 @@
               </w:rPr>
               <w:t>CD630_RS14195</w:t>
             </w:r>
+            <w:proofErr w:type="spellEnd"/>
           </w:p>
         </w:tc>
         <w:tc>
@@ -12047,6 +14021,7 @@
                 <w:lang w:val="en-GB" w:eastAsia="en-GB"/>
               </w:rPr>
             </w:pPr>
+            <w:proofErr w:type="spellStart"/>
             <w:r>
               <w:rPr>
                 <w:rFonts w:eastAsia="Times New Roman" w:cs="Times New Roman"/>
@@ -12057,6 +14032,7 @@
               </w:rPr>
               <w:t>spoVE</w:t>
             </w:r>
+            <w:proofErr w:type="spellEnd"/>
           </w:p>
         </w:tc>
         <w:tc>
@@ -12126,6 +14102,7 @@
                 <w:lang w:val="en-GB" w:eastAsia="en-GB"/>
               </w:rPr>
             </w:pPr>
+            <w:proofErr w:type="spellStart"/>
             <w:r>
               <w:rPr>
                 <w:rFonts w:eastAsia="Times New Roman" w:cs="Times New Roman"/>
@@ -12136,7 +14113,20 @@
                 <w:szCs w:val="20"/>
                 <w:lang w:val="en-GB" w:eastAsia="en-GB"/>
               </w:rPr>
-              <w:t>Clostridioides difficile</w:t>
+              <w:t>Clostridioides</w:t>
+            </w:r>
+            <w:proofErr w:type="spellEnd"/>
+            <w:r>
+              <w:rPr>
+                <w:rFonts w:eastAsia="Times New Roman" w:cs="Times New Roman"/>
+                <w:i/>
+                <w:iCs/>
+                <w:color w:val="000000"/>
+                <w:sz w:val="20"/>
+                <w:szCs w:val="20"/>
+                <w:lang w:val="en-GB" w:eastAsia="en-GB"/>
+              </w:rPr>
+              <w:t xml:space="preserve"> difficile</w:t>
             </w:r>
             <w:r>
               <w:rPr>
@@ -12175,6 +14165,7 @@
                 <w:lang w:val="en-GB" w:eastAsia="en-GB"/>
               </w:rPr>
             </w:pPr>
+            <w:proofErr w:type="spellStart"/>
             <w:r>
               <w:rPr>
                 <w:rFonts w:eastAsia="Times New Roman" w:cs="Times New Roman"/>
@@ -12185,6 +14176,7 @@
               </w:rPr>
               <w:t>CD630_RS03425</w:t>
             </w:r>
+            <w:proofErr w:type="spellEnd"/>
           </w:p>
         </w:tc>
         <w:tc>
@@ -12212,6 +14204,7 @@
                 <w:lang w:val="en-GB" w:eastAsia="en-GB"/>
               </w:rPr>
             </w:pPr>
+            <w:proofErr w:type="spellStart"/>
             <w:r>
               <w:rPr>
                 <w:rFonts w:eastAsia="Times New Roman" w:cs="Times New Roman"/>
@@ -12222,6 +14215,7 @@
               </w:rPr>
               <w:t>ytxC</w:t>
             </w:r>
+            <w:proofErr w:type="spellEnd"/>
           </w:p>
         </w:tc>
         <w:tc>
@@ -12291,6 +14285,7 @@
                 <w:lang w:val="en-GB" w:eastAsia="en-GB"/>
               </w:rPr>
             </w:pPr>
+            <w:proofErr w:type="spellStart"/>
             <w:r>
               <w:rPr>
                 <w:rFonts w:eastAsia="Times New Roman" w:cs="Times New Roman"/>
@@ -12301,7 +14296,20 @@
                 <w:szCs w:val="20"/>
                 <w:lang w:val="en-GB" w:eastAsia="en-GB"/>
               </w:rPr>
-              <w:t>Clostridioides difficile</w:t>
+              <w:t>Clostridioides</w:t>
+            </w:r>
+            <w:proofErr w:type="spellEnd"/>
+            <w:r>
+              <w:rPr>
+                <w:rFonts w:eastAsia="Times New Roman" w:cs="Times New Roman"/>
+                <w:i/>
+                <w:iCs/>
+                <w:color w:val="000000"/>
+                <w:sz w:val="20"/>
+                <w:szCs w:val="20"/>
+                <w:lang w:val="en-GB" w:eastAsia="en-GB"/>
+              </w:rPr>
+              <w:t xml:space="preserve"> difficile</w:t>
             </w:r>
             <w:r>
               <w:rPr>
@@ -12340,6 +14348,7 @@
                 <w:lang w:val="en-GB" w:eastAsia="en-GB"/>
               </w:rPr>
             </w:pPr>
+            <w:proofErr w:type="spellStart"/>
             <w:r>
               <w:rPr>
                 <w:rFonts w:eastAsia="Times New Roman" w:cs="Times New Roman"/>
@@ -12350,6 +14359,7 @@
               </w:rPr>
               <w:t>CD630_RS04990</w:t>
             </w:r>
+            <w:proofErr w:type="spellEnd"/>
           </w:p>
         </w:tc>
         <w:tc>
@@ -12377,6 +14387,7 @@
                 <w:lang w:val="en-GB" w:eastAsia="en-GB"/>
               </w:rPr>
             </w:pPr>
+            <w:proofErr w:type="spellStart"/>
             <w:r>
               <w:rPr>
                 <w:rFonts w:eastAsia="Times New Roman" w:cs="Times New Roman"/>
@@ -12387,6 +14398,7 @@
               </w:rPr>
               <w:t>CD630_RS04990</w:t>
             </w:r>
+            <w:proofErr w:type="spellEnd"/>
           </w:p>
         </w:tc>
         <w:tc>
@@ -12456,6 +14468,7 @@
                 <w:lang w:val="en-GB" w:eastAsia="en-GB"/>
               </w:rPr>
             </w:pPr>
+            <w:proofErr w:type="spellStart"/>
             <w:r>
               <w:rPr>
                 <w:rFonts w:eastAsia="Times New Roman" w:cs="Times New Roman"/>
@@ -12466,7 +14479,20 @@
                 <w:szCs w:val="20"/>
                 <w:lang w:val="en-GB" w:eastAsia="en-GB"/>
               </w:rPr>
-              <w:t>Clostridioides difficile</w:t>
+              <w:t>Clostridioides</w:t>
+            </w:r>
+            <w:proofErr w:type="spellEnd"/>
+            <w:r>
+              <w:rPr>
+                <w:rFonts w:eastAsia="Times New Roman" w:cs="Times New Roman"/>
+                <w:i/>
+                <w:iCs/>
+                <w:color w:val="000000"/>
+                <w:sz w:val="20"/>
+                <w:szCs w:val="20"/>
+                <w:lang w:val="en-GB" w:eastAsia="en-GB"/>
+              </w:rPr>
+              <w:t xml:space="preserve"> difficile</w:t>
             </w:r>
             <w:r>
               <w:rPr>
@@ -12505,6 +14531,7 @@
                 <w:lang w:val="en-GB" w:eastAsia="en-GB"/>
               </w:rPr>
             </w:pPr>
+            <w:proofErr w:type="spellStart"/>
             <w:r>
               <w:rPr>
                 <w:rFonts w:eastAsia="Times New Roman" w:cs="Times New Roman"/>
@@ -12515,6 +14542,7 @@
               </w:rPr>
               <w:t>CD630_RS11435</w:t>
             </w:r>
+            <w:proofErr w:type="spellEnd"/>
           </w:p>
         </w:tc>
         <w:tc>
@@ -12542,6 +14570,7 @@
                 <w:lang w:val="en-GB" w:eastAsia="en-GB"/>
               </w:rPr>
             </w:pPr>
+            <w:proofErr w:type="spellStart"/>
             <w:r>
               <w:rPr>
                 <w:rFonts w:eastAsia="Times New Roman" w:cs="Times New Roman"/>
@@ -12552,6 +14581,7 @@
               </w:rPr>
               <w:t>CD630_RS11435</w:t>
             </w:r>
+            <w:proofErr w:type="spellEnd"/>
           </w:p>
         </w:tc>
         <w:tc>
@@ -12621,6 +14651,7 @@
                 <w:lang w:val="en-GB" w:eastAsia="en-GB"/>
               </w:rPr>
             </w:pPr>
+            <w:proofErr w:type="spellStart"/>
             <w:r>
               <w:rPr>
                 <w:rFonts w:eastAsia="Times New Roman" w:cs="Times New Roman"/>
@@ -12631,7 +14662,20 @@
                 <w:szCs w:val="20"/>
                 <w:lang w:val="en-GB" w:eastAsia="en-GB"/>
               </w:rPr>
-              <w:t>Clostridioides difficile</w:t>
+              <w:t>Clostridioides</w:t>
+            </w:r>
+            <w:proofErr w:type="spellEnd"/>
+            <w:r>
+              <w:rPr>
+                <w:rFonts w:eastAsia="Times New Roman" w:cs="Times New Roman"/>
+                <w:i/>
+                <w:iCs/>
+                <w:color w:val="000000"/>
+                <w:sz w:val="20"/>
+                <w:szCs w:val="20"/>
+                <w:lang w:val="en-GB" w:eastAsia="en-GB"/>
+              </w:rPr>
+              <w:t xml:space="preserve"> difficile</w:t>
             </w:r>
             <w:r>
               <w:rPr>
@@ -12670,6 +14714,7 @@
                 <w:lang w:val="en-GB" w:eastAsia="en-GB"/>
               </w:rPr>
             </w:pPr>
+            <w:proofErr w:type="spellStart"/>
             <w:r>
               <w:rPr>
                 <w:rFonts w:eastAsia="Times New Roman" w:cs="Times New Roman"/>
@@ -12680,6 +14725,7 @@
               </w:rPr>
               <w:t>CD630_RS07160</w:t>
             </w:r>
+            <w:proofErr w:type="spellEnd"/>
           </w:p>
         </w:tc>
         <w:tc>
@@ -12707,6 +14753,7 @@
                 <w:lang w:val="en-GB" w:eastAsia="en-GB"/>
               </w:rPr>
             </w:pPr>
+            <w:proofErr w:type="spellStart"/>
             <w:r>
               <w:rPr>
                 <w:rFonts w:eastAsia="Times New Roman" w:cs="Times New Roman"/>
@@ -12717,6 +14764,7 @@
               </w:rPr>
               <w:t>dacF</w:t>
             </w:r>
+            <w:proofErr w:type="spellEnd"/>
           </w:p>
         </w:tc>
         <w:tc>
@@ -12786,6 +14834,7 @@
                 <w:lang w:val="en-GB" w:eastAsia="en-GB"/>
               </w:rPr>
             </w:pPr>
+            <w:proofErr w:type="spellStart"/>
             <w:r>
               <w:rPr>
                 <w:rFonts w:eastAsia="Times New Roman" w:cs="Times New Roman"/>
@@ -12796,7 +14845,20 @@
                 <w:szCs w:val="20"/>
                 <w:lang w:val="en-GB" w:eastAsia="en-GB"/>
               </w:rPr>
-              <w:t>Clostridioides difficile</w:t>
+              <w:t>Clostridioides</w:t>
+            </w:r>
+            <w:proofErr w:type="spellEnd"/>
+            <w:r>
+              <w:rPr>
+                <w:rFonts w:eastAsia="Times New Roman" w:cs="Times New Roman"/>
+                <w:i/>
+                <w:iCs/>
+                <w:color w:val="000000"/>
+                <w:sz w:val="20"/>
+                <w:szCs w:val="20"/>
+                <w:lang w:val="en-GB" w:eastAsia="en-GB"/>
+              </w:rPr>
+              <w:t xml:space="preserve"> difficile</w:t>
             </w:r>
             <w:r>
               <w:rPr>
@@ -12835,6 +14897,7 @@
                 <w:lang w:val="en-GB" w:eastAsia="en-GB"/>
               </w:rPr>
             </w:pPr>
+            <w:proofErr w:type="spellStart"/>
             <w:r>
               <w:rPr>
                 <w:rFonts w:eastAsia="Times New Roman" w:cs="Times New Roman"/>
@@ -12845,6 +14908,7 @@
               </w:rPr>
               <w:t>CD630_RS01160</w:t>
             </w:r>
+            <w:proofErr w:type="spellEnd"/>
           </w:p>
         </w:tc>
         <w:tc>
@@ -12872,6 +14936,7 @@
                 <w:lang w:val="en-GB" w:eastAsia="en-GB"/>
               </w:rPr>
             </w:pPr>
+            <w:proofErr w:type="spellStart"/>
             <w:r>
               <w:rPr>
                 <w:rFonts w:eastAsia="Times New Roman" w:cs="Times New Roman"/>
@@ -12882,6 +14947,7 @@
               </w:rPr>
               <w:t>yyaC</w:t>
             </w:r>
+            <w:proofErr w:type="spellEnd"/>
           </w:p>
         </w:tc>
         <w:tc>
@@ -12951,6 +15017,7 @@
                 <w:lang w:val="en-GB" w:eastAsia="en-GB"/>
               </w:rPr>
             </w:pPr>
+            <w:proofErr w:type="spellStart"/>
             <w:r>
               <w:rPr>
                 <w:rFonts w:eastAsia="Times New Roman" w:cs="Times New Roman"/>
@@ -12961,7 +15028,20 @@
                 <w:szCs w:val="20"/>
                 <w:lang w:val="en-GB" w:eastAsia="en-GB"/>
               </w:rPr>
-              <w:t>Clostridioides difficile</w:t>
+              <w:t>Clostridioides</w:t>
+            </w:r>
+            <w:proofErr w:type="spellEnd"/>
+            <w:r>
+              <w:rPr>
+                <w:rFonts w:eastAsia="Times New Roman" w:cs="Times New Roman"/>
+                <w:i/>
+                <w:iCs/>
+                <w:color w:val="000000"/>
+                <w:sz w:val="20"/>
+                <w:szCs w:val="20"/>
+                <w:lang w:val="en-GB" w:eastAsia="en-GB"/>
+              </w:rPr>
+              <w:t xml:space="preserve"> difficile</w:t>
             </w:r>
             <w:r>
               <w:rPr>
@@ -13000,6 +15080,7 @@
                 <w:lang w:val="en-GB" w:eastAsia="en-GB"/>
               </w:rPr>
             </w:pPr>
+            <w:proofErr w:type="spellStart"/>
             <w:r>
               <w:rPr>
                 <w:rFonts w:eastAsia="Times New Roman" w:cs="Times New Roman"/>
@@ -13010,6 +15091,7 @@
               </w:rPr>
               <w:t>CD630_RS18960</w:t>
             </w:r>
+            <w:proofErr w:type="spellEnd"/>
           </w:p>
         </w:tc>
         <w:tc>
@@ -13037,6 +15119,7 @@
                 <w:lang w:val="en-GB" w:eastAsia="en-GB"/>
               </w:rPr>
             </w:pPr>
+            <w:proofErr w:type="spellStart"/>
             <w:r>
               <w:rPr>
                 <w:rFonts w:eastAsia="Times New Roman" w:cs="Times New Roman"/>
@@ -13047,6 +15130,7 @@
               </w:rPr>
               <w:t>spoIIR</w:t>
             </w:r>
+            <w:proofErr w:type="spellEnd"/>
           </w:p>
         </w:tc>
         <w:tc>
@@ -13116,6 +15200,7 @@
                 <w:lang w:val="en-GB" w:eastAsia="en-GB"/>
               </w:rPr>
             </w:pPr>
+            <w:proofErr w:type="spellStart"/>
             <w:r>
               <w:rPr>
                 <w:rFonts w:eastAsia="Times New Roman" w:cs="Times New Roman"/>
@@ -13126,7 +15211,20 @@
                 <w:szCs w:val="20"/>
                 <w:lang w:val="en-GB" w:eastAsia="en-GB"/>
               </w:rPr>
-              <w:t>Clostridioides difficile</w:t>
+              <w:t>Clostridioides</w:t>
+            </w:r>
+            <w:proofErr w:type="spellEnd"/>
+            <w:r>
+              <w:rPr>
+                <w:rFonts w:eastAsia="Times New Roman" w:cs="Times New Roman"/>
+                <w:i/>
+                <w:iCs/>
+                <w:color w:val="000000"/>
+                <w:sz w:val="20"/>
+                <w:szCs w:val="20"/>
+                <w:lang w:val="en-GB" w:eastAsia="en-GB"/>
+              </w:rPr>
+              <w:t xml:space="preserve"> difficile</w:t>
             </w:r>
             <w:r>
               <w:rPr>
@@ -13165,6 +15263,7 @@
                 <w:lang w:val="en-GB" w:eastAsia="en-GB"/>
               </w:rPr>
             </w:pPr>
+            <w:proofErr w:type="spellStart"/>
             <w:r>
               <w:rPr>
                 <w:rFonts w:eastAsia="Times New Roman" w:cs="Times New Roman"/>
@@ -13175,6 +15274,7 @@
               </w:rPr>
               <w:t>CD630_RS18975</w:t>
             </w:r>
+            <w:proofErr w:type="spellEnd"/>
           </w:p>
         </w:tc>
         <w:tc>
@@ -13202,6 +15302,7 @@
                 <w:lang w:val="en-GB" w:eastAsia="en-GB"/>
               </w:rPr>
             </w:pPr>
+            <w:proofErr w:type="spellStart"/>
             <w:r>
               <w:rPr>
                 <w:rFonts w:eastAsia="Times New Roman" w:cs="Times New Roman"/>
@@ -13212,6 +15313,7 @@
               </w:rPr>
               <w:t>CD630_RS18975</w:t>
             </w:r>
+            <w:proofErr w:type="spellEnd"/>
           </w:p>
         </w:tc>
         <w:tc>
@@ -13281,6 +15383,7 @@
                 <w:lang w:val="en-GB" w:eastAsia="en-GB"/>
               </w:rPr>
             </w:pPr>
+            <w:proofErr w:type="spellStart"/>
             <w:r>
               <w:rPr>
                 <w:rFonts w:eastAsia="Times New Roman" w:cs="Times New Roman"/>
@@ -13291,7 +15394,20 @@
                 <w:szCs w:val="20"/>
                 <w:lang w:val="en-GB" w:eastAsia="en-GB"/>
               </w:rPr>
-              <w:t>Clostridioides difficile</w:t>
+              <w:t>Clostridioides</w:t>
+            </w:r>
+            <w:proofErr w:type="spellEnd"/>
+            <w:r>
+              <w:rPr>
+                <w:rFonts w:eastAsia="Times New Roman" w:cs="Times New Roman"/>
+                <w:i/>
+                <w:iCs/>
+                <w:color w:val="000000"/>
+                <w:sz w:val="20"/>
+                <w:szCs w:val="20"/>
+                <w:lang w:val="en-GB" w:eastAsia="en-GB"/>
+              </w:rPr>
+              <w:t xml:space="preserve"> difficile</w:t>
             </w:r>
             <w:r>
               <w:rPr>
@@ -13330,6 +15446,7 @@
                 <w:lang w:val="en-GB" w:eastAsia="en-GB"/>
               </w:rPr>
             </w:pPr>
+            <w:proofErr w:type="spellStart"/>
             <w:r>
               <w:rPr>
                 <w:rFonts w:eastAsia="Times New Roman" w:cs="Times New Roman"/>
@@ -13340,6 +15457,7 @@
               </w:rPr>
               <w:t>CD630_RS18985</w:t>
             </w:r>
+            <w:proofErr w:type="spellEnd"/>
           </w:p>
         </w:tc>
         <w:tc>
@@ -13367,6 +15485,7 @@
                 <w:lang w:val="en-GB" w:eastAsia="en-GB"/>
               </w:rPr>
             </w:pPr>
+            <w:proofErr w:type="spellStart"/>
             <w:r>
               <w:rPr>
                 <w:rFonts w:eastAsia="Times New Roman" w:cs="Times New Roman"/>
@@ -13377,6 +15496,7 @@
               </w:rPr>
               <w:t>yabG</w:t>
             </w:r>
+            <w:proofErr w:type="spellEnd"/>
           </w:p>
         </w:tc>
         <w:tc>
@@ -13446,6 +15566,7 @@
                 <w:lang w:val="en-GB" w:eastAsia="en-GB"/>
               </w:rPr>
             </w:pPr>
+            <w:proofErr w:type="spellStart"/>
             <w:r>
               <w:rPr>
                 <w:rFonts w:eastAsia="Times New Roman" w:cs="Times New Roman"/>
@@ -13456,7 +15577,20 @@
                 <w:szCs w:val="20"/>
                 <w:lang w:val="en-GB" w:eastAsia="en-GB"/>
               </w:rPr>
-              <w:t>Clostridioides difficile</w:t>
+              <w:t>Clostridioides</w:t>
+            </w:r>
+            <w:proofErr w:type="spellEnd"/>
+            <w:r>
+              <w:rPr>
+                <w:rFonts w:eastAsia="Times New Roman" w:cs="Times New Roman"/>
+                <w:i/>
+                <w:iCs/>
+                <w:color w:val="000000"/>
+                <w:sz w:val="20"/>
+                <w:szCs w:val="20"/>
+                <w:lang w:val="en-GB" w:eastAsia="en-GB"/>
+              </w:rPr>
+              <w:t xml:space="preserve"> difficile</w:t>
             </w:r>
             <w:r>
               <w:rPr>
@@ -13495,6 +15629,7 @@
                 <w:lang w:val="en-GB" w:eastAsia="en-GB"/>
               </w:rPr>
             </w:pPr>
+            <w:proofErr w:type="spellStart"/>
             <w:r>
               <w:rPr>
                 <w:rFonts w:eastAsia="Times New Roman" w:cs="Times New Roman"/>
@@ -13505,6 +15640,7 @@
               </w:rPr>
               <w:t>CD630_RS00585</w:t>
             </w:r>
+            <w:proofErr w:type="spellEnd"/>
           </w:p>
         </w:tc>
         <w:tc>
@@ -13532,6 +15668,7 @@
                 <w:lang w:val="en-GB" w:eastAsia="en-GB"/>
               </w:rPr>
             </w:pPr>
+            <w:proofErr w:type="spellStart"/>
             <w:r>
               <w:rPr>
                 <w:rFonts w:eastAsia="Times New Roman" w:cs="Times New Roman"/>
@@ -13542,6 +15679,7 @@
               </w:rPr>
               <w:t>CD630_RS00585</w:t>
             </w:r>
+            <w:proofErr w:type="spellEnd"/>
           </w:p>
         </w:tc>
         <w:tc>
@@ -13611,6 +15749,7 @@
                 <w:lang w:val="en-GB" w:eastAsia="en-GB"/>
               </w:rPr>
             </w:pPr>
+            <w:proofErr w:type="spellStart"/>
             <w:r>
               <w:rPr>
                 <w:rFonts w:eastAsia="Times New Roman" w:cs="Times New Roman"/>
@@ -13622,7 +15761,20 @@
                 <w:lang w:val="en-GB" w:eastAsia="en-GB"/>
               </w:rPr>
               <w:lastRenderedPageBreak/>
-              <w:t>Clostridioides difficile</w:t>
+              <w:t>Clostridioides</w:t>
+            </w:r>
+            <w:proofErr w:type="spellEnd"/>
+            <w:r>
+              <w:rPr>
+                <w:rFonts w:eastAsia="Times New Roman" w:cs="Times New Roman"/>
+                <w:i/>
+                <w:iCs/>
+                <w:color w:val="000000"/>
+                <w:sz w:val="20"/>
+                <w:szCs w:val="20"/>
+                <w:lang w:val="en-GB" w:eastAsia="en-GB"/>
+              </w:rPr>
+              <w:t xml:space="preserve"> difficile</w:t>
             </w:r>
             <w:r>
               <w:rPr>
@@ -13661,6 +15813,7 @@
                 <w:lang w:val="en-GB" w:eastAsia="en-GB"/>
               </w:rPr>
             </w:pPr>
+            <w:proofErr w:type="spellStart"/>
             <w:r>
               <w:rPr>
                 <w:rFonts w:eastAsia="Times New Roman" w:cs="Times New Roman"/>
@@ -13671,6 +15824,7 @@
               </w:rPr>
               <w:t>CD630_RS07380</w:t>
             </w:r>
+            <w:proofErr w:type="spellEnd"/>
           </w:p>
         </w:tc>
         <w:tc>
@@ -13698,6 +15852,7 @@
                 <w:lang w:val="en-GB" w:eastAsia="en-GB"/>
               </w:rPr>
             </w:pPr>
+            <w:proofErr w:type="spellStart"/>
             <w:r>
               <w:rPr>
                 <w:rFonts w:eastAsia="Times New Roman" w:cs="Times New Roman"/>
@@ -13708,6 +15863,7 @@
               </w:rPr>
               <w:t>CD630_RS07380</w:t>
             </w:r>
+            <w:proofErr w:type="spellEnd"/>
           </w:p>
         </w:tc>
         <w:tc>
@@ -13777,6 +15933,7 @@
                 <w:lang w:val="en-GB" w:eastAsia="en-GB"/>
               </w:rPr>
             </w:pPr>
+            <w:proofErr w:type="spellStart"/>
             <w:r>
               <w:rPr>
                 <w:rFonts w:eastAsia="Times New Roman" w:cs="Times New Roman"/>
@@ -13787,7 +15944,20 @@
                 <w:szCs w:val="20"/>
                 <w:lang w:val="en-GB" w:eastAsia="en-GB"/>
               </w:rPr>
-              <w:t>Clostridioides difficile</w:t>
+              <w:t>Clostridioides</w:t>
+            </w:r>
+            <w:proofErr w:type="spellEnd"/>
+            <w:r>
+              <w:rPr>
+                <w:rFonts w:eastAsia="Times New Roman" w:cs="Times New Roman"/>
+                <w:i/>
+                <w:iCs/>
+                <w:color w:val="000000"/>
+                <w:sz w:val="20"/>
+                <w:szCs w:val="20"/>
+                <w:lang w:val="en-GB" w:eastAsia="en-GB"/>
+              </w:rPr>
+              <w:t xml:space="preserve"> difficile</w:t>
             </w:r>
             <w:r>
               <w:rPr>
@@ -13826,6 +15996,7 @@
                 <w:lang w:val="en-GB" w:eastAsia="en-GB"/>
               </w:rPr>
             </w:pPr>
+            <w:proofErr w:type="spellStart"/>
             <w:r>
               <w:rPr>
                 <w:rFonts w:eastAsia="Times New Roman" w:cs="Times New Roman"/>
@@ -13836,6 +16007,7 @@
               </w:rPr>
               <w:t>CD630_RS11130</w:t>
             </w:r>
+            <w:proofErr w:type="spellEnd"/>
           </w:p>
         </w:tc>
         <w:tc>
@@ -13863,6 +16035,7 @@
                 <w:lang w:val="en-GB" w:eastAsia="en-GB"/>
               </w:rPr>
             </w:pPr>
+            <w:proofErr w:type="spellStart"/>
             <w:r>
               <w:rPr>
                 <w:rFonts w:eastAsia="Times New Roman" w:cs="Times New Roman"/>
@@ -13873,6 +16046,7 @@
               </w:rPr>
               <w:t>CD630_RS11130</w:t>
             </w:r>
+            <w:proofErr w:type="spellEnd"/>
           </w:p>
         </w:tc>
         <w:tc>
@@ -13942,6 +16116,7 @@
                 <w:lang w:val="en-GB" w:eastAsia="en-GB"/>
               </w:rPr>
             </w:pPr>
+            <w:proofErr w:type="spellStart"/>
             <w:r>
               <w:rPr>
                 <w:rFonts w:eastAsia="Times New Roman" w:cs="Times New Roman"/>
@@ -13952,7 +16127,20 @@
                 <w:szCs w:val="20"/>
                 <w:lang w:val="en-GB" w:eastAsia="en-GB"/>
               </w:rPr>
-              <w:t>Clostridioides difficile</w:t>
+              <w:t>Clostridioides</w:t>
+            </w:r>
+            <w:proofErr w:type="spellEnd"/>
+            <w:r>
+              <w:rPr>
+                <w:rFonts w:eastAsia="Times New Roman" w:cs="Times New Roman"/>
+                <w:i/>
+                <w:iCs/>
+                <w:color w:val="000000"/>
+                <w:sz w:val="20"/>
+                <w:szCs w:val="20"/>
+                <w:lang w:val="en-GB" w:eastAsia="en-GB"/>
+              </w:rPr>
+              <w:t xml:space="preserve"> difficile</w:t>
             </w:r>
             <w:r>
               <w:rPr>
@@ -13991,6 +16179,7 @@
                 <w:lang w:val="en-GB" w:eastAsia="en-GB"/>
               </w:rPr>
             </w:pPr>
+            <w:proofErr w:type="spellStart"/>
             <w:r>
               <w:rPr>
                 <w:rFonts w:eastAsia="Times New Roman" w:cs="Times New Roman"/>
@@ -14001,6 +16190,7 @@
               </w:rPr>
               <w:t>CD630_RS07320</w:t>
             </w:r>
+            <w:proofErr w:type="spellEnd"/>
           </w:p>
         </w:tc>
         <w:tc>
@@ -14028,6 +16218,7 @@
                 <w:lang w:val="en-GB" w:eastAsia="en-GB"/>
               </w:rPr>
             </w:pPr>
+            <w:proofErr w:type="spellStart"/>
             <w:r>
               <w:rPr>
                 <w:rFonts w:eastAsia="Times New Roman" w:cs="Times New Roman"/>
@@ -14038,6 +16229,7 @@
               </w:rPr>
               <w:t>dapG</w:t>
             </w:r>
+            <w:proofErr w:type="spellEnd"/>
           </w:p>
         </w:tc>
         <w:tc>
@@ -14107,6 +16299,7 @@
                 <w:lang w:val="en-GB" w:eastAsia="en-GB"/>
               </w:rPr>
             </w:pPr>
+            <w:proofErr w:type="spellStart"/>
             <w:r>
               <w:rPr>
                 <w:rFonts w:eastAsia="Times New Roman" w:cs="Times New Roman"/>
@@ -14117,7 +16310,20 @@
                 <w:szCs w:val="20"/>
                 <w:lang w:val="en-GB" w:eastAsia="en-GB"/>
               </w:rPr>
-              <w:t>Clostridioides difficile</w:t>
+              <w:t>Clostridioides</w:t>
+            </w:r>
+            <w:proofErr w:type="spellEnd"/>
+            <w:r>
+              <w:rPr>
+                <w:rFonts w:eastAsia="Times New Roman" w:cs="Times New Roman"/>
+                <w:i/>
+                <w:iCs/>
+                <w:color w:val="000000"/>
+                <w:sz w:val="20"/>
+                <w:szCs w:val="20"/>
+                <w:lang w:val="en-GB" w:eastAsia="en-GB"/>
+              </w:rPr>
+              <w:t xml:space="preserve"> difficile</w:t>
             </w:r>
             <w:r>
               <w:rPr>
@@ -14156,6 +16362,7 @@
                 <w:lang w:val="en-GB" w:eastAsia="en-GB"/>
               </w:rPr>
             </w:pPr>
+            <w:proofErr w:type="spellStart"/>
             <w:r>
               <w:rPr>
                 <w:rFonts w:eastAsia="Times New Roman" w:cs="Times New Roman"/>
@@ -14166,6 +16373,7 @@
               </w:rPr>
               <w:t>CD630_RS07325</w:t>
             </w:r>
+            <w:proofErr w:type="spellEnd"/>
           </w:p>
         </w:tc>
         <w:tc>
@@ -14193,6 +16401,7 @@
                 <w:lang w:val="en-GB" w:eastAsia="en-GB"/>
               </w:rPr>
             </w:pPr>
+            <w:proofErr w:type="spellStart"/>
             <w:r>
               <w:rPr>
                 <w:rFonts w:eastAsia="Times New Roman" w:cs="Times New Roman"/>
@@ -14203,6 +16412,7 @@
               </w:rPr>
               <w:t>clp</w:t>
             </w:r>
+            <w:proofErr w:type="spellEnd"/>
           </w:p>
         </w:tc>
         <w:tc>
@@ -14272,6 +16482,7 @@
                 <w:lang w:val="en-GB" w:eastAsia="en-GB"/>
               </w:rPr>
             </w:pPr>
+            <w:proofErr w:type="spellStart"/>
             <w:r>
               <w:rPr>
                 <w:rFonts w:eastAsia="Times New Roman" w:cs="Times New Roman"/>
@@ -14282,7 +16493,20 @@
                 <w:szCs w:val="20"/>
                 <w:lang w:val="en-GB" w:eastAsia="en-GB"/>
               </w:rPr>
-              <w:t>Clostridioides difficile</w:t>
+              <w:t>Clostridioides</w:t>
+            </w:r>
+            <w:proofErr w:type="spellEnd"/>
+            <w:r>
+              <w:rPr>
+                <w:rFonts w:eastAsia="Times New Roman" w:cs="Times New Roman"/>
+                <w:i/>
+                <w:iCs/>
+                <w:color w:val="000000"/>
+                <w:sz w:val="20"/>
+                <w:szCs w:val="20"/>
+                <w:lang w:val="en-GB" w:eastAsia="en-GB"/>
+              </w:rPr>
+              <w:t xml:space="preserve"> difficile</w:t>
             </w:r>
             <w:r>
               <w:rPr>
@@ -14321,6 +16545,7 @@
                 <w:lang w:val="en-GB" w:eastAsia="en-GB"/>
               </w:rPr>
             </w:pPr>
+            <w:proofErr w:type="spellStart"/>
             <w:r>
               <w:rPr>
                 <w:rFonts w:eastAsia="Times New Roman" w:cs="Times New Roman"/>
@@ -14331,6 +16556,7 @@
               </w:rPr>
               <w:t>CD630_RS13885</w:t>
             </w:r>
+            <w:proofErr w:type="spellEnd"/>
           </w:p>
         </w:tc>
         <w:tc>
@@ -14358,6 +16584,7 @@
                 <w:lang w:val="en-GB" w:eastAsia="en-GB"/>
               </w:rPr>
             </w:pPr>
+            <w:proofErr w:type="spellStart"/>
             <w:r>
               <w:rPr>
                 <w:rFonts w:eastAsia="Times New Roman" w:cs="Times New Roman"/>
@@ -14368,6 +16595,7 @@
               </w:rPr>
               <w:t>CD630_RS13885</w:t>
             </w:r>
+            <w:proofErr w:type="spellEnd"/>
           </w:p>
         </w:tc>
         <w:tc>
@@ -14437,6 +16665,7 @@
                 <w:lang w:val="en-GB" w:eastAsia="en-GB"/>
               </w:rPr>
             </w:pPr>
+            <w:proofErr w:type="spellStart"/>
             <w:r>
               <w:rPr>
                 <w:rFonts w:eastAsia="Times New Roman" w:cs="Times New Roman"/>
@@ -14447,7 +16676,20 @@
                 <w:szCs w:val="20"/>
                 <w:lang w:val="en-GB" w:eastAsia="en-GB"/>
               </w:rPr>
-              <w:t>Clostridioides difficile</w:t>
+              <w:t>Clostridioides</w:t>
+            </w:r>
+            <w:proofErr w:type="spellEnd"/>
+            <w:r>
+              <w:rPr>
+                <w:rFonts w:eastAsia="Times New Roman" w:cs="Times New Roman"/>
+                <w:i/>
+                <w:iCs/>
+                <w:color w:val="000000"/>
+                <w:sz w:val="20"/>
+                <w:szCs w:val="20"/>
+                <w:lang w:val="en-GB" w:eastAsia="en-GB"/>
+              </w:rPr>
+              <w:t xml:space="preserve"> difficile</w:t>
             </w:r>
             <w:r>
               <w:rPr>
@@ -14486,6 +16728,7 @@
                 <w:lang w:val="en-GB" w:eastAsia="en-GB"/>
               </w:rPr>
             </w:pPr>
+            <w:proofErr w:type="spellStart"/>
             <w:r>
               <w:rPr>
                 <w:rFonts w:eastAsia="Times New Roman" w:cs="Times New Roman"/>
@@ -14496,6 +16739,7 @@
               </w:rPr>
               <w:t>CD630_RS06750</w:t>
             </w:r>
+            <w:proofErr w:type="spellEnd"/>
           </w:p>
         </w:tc>
         <w:tc>
@@ -14523,6 +16767,7 @@
                 <w:lang w:val="en-GB" w:eastAsia="en-GB"/>
               </w:rPr>
             </w:pPr>
+            <w:proofErr w:type="spellStart"/>
             <w:r>
               <w:rPr>
                 <w:rFonts w:eastAsia="Times New Roman" w:cs="Times New Roman"/>
@@ -14533,6 +16778,7 @@
               </w:rPr>
               <w:t>spoIVB</w:t>
             </w:r>
+            <w:proofErr w:type="spellEnd"/>
           </w:p>
         </w:tc>
         <w:tc>
@@ -14602,6 +16848,7 @@
                 <w:lang w:val="en-GB" w:eastAsia="en-GB"/>
               </w:rPr>
             </w:pPr>
+            <w:proofErr w:type="spellStart"/>
             <w:r>
               <w:rPr>
                 <w:rFonts w:eastAsia="Times New Roman" w:cs="Times New Roman"/>
@@ -14612,7 +16859,20 @@
                 <w:szCs w:val="20"/>
                 <w:lang w:val="en-GB" w:eastAsia="en-GB"/>
               </w:rPr>
-              <w:t>Clostridioides difficile</w:t>
+              <w:t>Clostridioides</w:t>
+            </w:r>
+            <w:proofErr w:type="spellEnd"/>
+            <w:r>
+              <w:rPr>
+                <w:rFonts w:eastAsia="Times New Roman" w:cs="Times New Roman"/>
+                <w:i/>
+                <w:iCs/>
+                <w:color w:val="000000"/>
+                <w:sz w:val="20"/>
+                <w:szCs w:val="20"/>
+                <w:lang w:val="en-GB" w:eastAsia="en-GB"/>
+              </w:rPr>
+              <w:t xml:space="preserve"> difficile</w:t>
             </w:r>
             <w:r>
               <w:rPr>
@@ -14651,6 +16911,7 @@
                 <w:lang w:val="en-GB" w:eastAsia="en-GB"/>
               </w:rPr>
             </w:pPr>
+            <w:proofErr w:type="spellStart"/>
             <w:r>
               <w:rPr>
                 <w:rFonts w:eastAsia="Times New Roman" w:cs="Times New Roman"/>
@@ -14661,6 +16922,7 @@
               </w:rPr>
               <w:t>CD630_RS06755</w:t>
             </w:r>
+            <w:proofErr w:type="spellEnd"/>
           </w:p>
         </w:tc>
         <w:tc>
@@ -14688,6 +16950,7 @@
                 <w:lang w:val="en-GB" w:eastAsia="en-GB"/>
               </w:rPr>
             </w:pPr>
+            <w:proofErr w:type="spellStart"/>
             <w:r>
               <w:rPr>
                 <w:rFonts w:eastAsia="Times New Roman" w:cs="Times New Roman"/>
@@ -14698,6 +16961,7 @@
               </w:rPr>
               <w:t>spo0A</w:t>
             </w:r>
+            <w:proofErr w:type="spellEnd"/>
           </w:p>
         </w:tc>
         <w:tc>
@@ -14767,6 +17031,7 @@
                 <w:lang w:val="en-GB" w:eastAsia="en-GB"/>
               </w:rPr>
             </w:pPr>
+            <w:proofErr w:type="spellStart"/>
             <w:r>
               <w:rPr>
                 <w:rFonts w:eastAsia="Times New Roman" w:cs="Times New Roman"/>
@@ -14777,7 +17042,20 @@
                 <w:szCs w:val="20"/>
                 <w:lang w:val="en-GB" w:eastAsia="en-GB"/>
               </w:rPr>
-              <w:t>Clostridioides difficile</w:t>
+              <w:t>Clostridioides</w:t>
+            </w:r>
+            <w:proofErr w:type="spellEnd"/>
+            <w:r>
+              <w:rPr>
+                <w:rFonts w:eastAsia="Times New Roman" w:cs="Times New Roman"/>
+                <w:i/>
+                <w:iCs/>
+                <w:color w:val="000000"/>
+                <w:sz w:val="20"/>
+                <w:szCs w:val="20"/>
+                <w:lang w:val="en-GB" w:eastAsia="en-GB"/>
+              </w:rPr>
+              <w:t xml:space="preserve"> difficile</w:t>
             </w:r>
             <w:r>
               <w:rPr>
@@ -14816,6 +17094,7 @@
                 <w:lang w:val="en-GB" w:eastAsia="en-GB"/>
               </w:rPr>
             </w:pPr>
+            <w:proofErr w:type="spellStart"/>
             <w:r>
               <w:rPr>
                 <w:rFonts w:eastAsia="Times New Roman" w:cs="Times New Roman"/>
@@ -14826,6 +17105,7 @@
               </w:rPr>
               <w:t>CD630_RS06810</w:t>
             </w:r>
+            <w:proofErr w:type="spellEnd"/>
           </w:p>
         </w:tc>
         <w:tc>
@@ -14853,6 +17133,7 @@
                 <w:lang w:val="en-GB" w:eastAsia="en-GB"/>
               </w:rPr>
             </w:pPr>
+            <w:proofErr w:type="spellStart"/>
             <w:r>
               <w:rPr>
                 <w:rFonts w:eastAsia="Times New Roman" w:cs="Times New Roman"/>
@@ -14863,6 +17144,7 @@
               </w:rPr>
               <w:t>pdp</w:t>
             </w:r>
+            <w:proofErr w:type="spellEnd"/>
           </w:p>
         </w:tc>
         <w:tc>
@@ -14932,6 +17214,7 @@
                 <w:lang w:val="en-GB" w:eastAsia="en-GB"/>
               </w:rPr>
             </w:pPr>
+            <w:proofErr w:type="spellStart"/>
             <w:r>
               <w:rPr>
                 <w:rFonts w:eastAsia="Times New Roman" w:cs="Times New Roman"/>
@@ -14942,7 +17225,20 @@
                 <w:szCs w:val="20"/>
                 <w:lang w:val="en-GB" w:eastAsia="en-GB"/>
               </w:rPr>
-              <w:t>Clostridioides difficile</w:t>
+              <w:t>Clostridioides</w:t>
+            </w:r>
+            <w:proofErr w:type="spellEnd"/>
+            <w:r>
+              <w:rPr>
+                <w:rFonts w:eastAsia="Times New Roman" w:cs="Times New Roman"/>
+                <w:i/>
+                <w:iCs/>
+                <w:color w:val="000000"/>
+                <w:sz w:val="20"/>
+                <w:szCs w:val="20"/>
+                <w:lang w:val="en-GB" w:eastAsia="en-GB"/>
+              </w:rPr>
+              <w:t xml:space="preserve"> difficile</w:t>
             </w:r>
             <w:r>
               <w:rPr>
@@ -14981,6 +17277,7 @@
                 <w:lang w:val="en-GB" w:eastAsia="en-GB"/>
               </w:rPr>
             </w:pPr>
+            <w:proofErr w:type="spellStart"/>
             <w:r>
               <w:rPr>
                 <w:rFonts w:eastAsia="Times New Roman" w:cs="Times New Roman"/>
@@ -14991,6 +17288,7 @@
               </w:rPr>
               <w:t>CD630_RS14045</w:t>
             </w:r>
+            <w:proofErr w:type="spellEnd"/>
           </w:p>
         </w:tc>
         <w:tc>
@@ -15018,6 +17316,7 @@
                 <w:lang w:val="en-GB" w:eastAsia="en-GB"/>
               </w:rPr>
             </w:pPr>
+            <w:proofErr w:type="spellStart"/>
             <w:r>
               <w:rPr>
                 <w:rFonts w:eastAsia="Times New Roman" w:cs="Times New Roman"/>
@@ -15028,6 +17327,7 @@
               </w:rPr>
               <w:t>sepF</w:t>
             </w:r>
+            <w:proofErr w:type="spellEnd"/>
           </w:p>
         </w:tc>
         <w:tc>
@@ -15097,6 +17397,7 @@
                 <w:lang w:val="en-GB" w:eastAsia="en-GB"/>
               </w:rPr>
             </w:pPr>
+            <w:proofErr w:type="spellStart"/>
             <w:r>
               <w:rPr>
                 <w:rFonts w:eastAsia="Times New Roman" w:cs="Times New Roman"/>
@@ -15107,7 +17408,20 @@
                 <w:szCs w:val="20"/>
                 <w:lang w:val="en-GB" w:eastAsia="en-GB"/>
               </w:rPr>
-              <w:t>Clostridioides difficile</w:t>
+              <w:t>Clostridioides</w:t>
+            </w:r>
+            <w:proofErr w:type="spellEnd"/>
+            <w:r>
+              <w:rPr>
+                <w:rFonts w:eastAsia="Times New Roman" w:cs="Times New Roman"/>
+                <w:i/>
+                <w:iCs/>
+                <w:color w:val="000000"/>
+                <w:sz w:val="20"/>
+                <w:szCs w:val="20"/>
+                <w:lang w:val="en-GB" w:eastAsia="en-GB"/>
+              </w:rPr>
+              <w:t xml:space="preserve"> difficile</w:t>
             </w:r>
             <w:r>
               <w:rPr>
@@ -15146,6 +17460,7 @@
                 <w:lang w:val="en-GB" w:eastAsia="en-GB"/>
               </w:rPr>
             </w:pPr>
+            <w:proofErr w:type="spellStart"/>
             <w:r>
               <w:rPr>
                 <w:rFonts w:eastAsia="Times New Roman" w:cs="Times New Roman"/>
@@ -15156,6 +17471,7 @@
               </w:rPr>
               <w:t>CD630_RS12080</w:t>
             </w:r>
+            <w:proofErr w:type="spellEnd"/>
           </w:p>
         </w:tc>
         <w:tc>
@@ -15183,6 +17499,7 @@
                 <w:lang w:val="en-GB" w:eastAsia="en-GB"/>
               </w:rPr>
             </w:pPr>
+            <w:proofErr w:type="spellStart"/>
             <w:r>
               <w:rPr>
                 <w:rFonts w:eastAsia="Times New Roman" w:cs="Times New Roman"/>
@@ -15193,6 +17510,7 @@
               </w:rPr>
               <w:t>asrC</w:t>
             </w:r>
+            <w:proofErr w:type="spellEnd"/>
           </w:p>
         </w:tc>
         <w:tc>
@@ -15262,6 +17580,7 @@
                 <w:lang w:val="en-GB" w:eastAsia="en-GB"/>
               </w:rPr>
             </w:pPr>
+            <w:proofErr w:type="spellStart"/>
             <w:r>
               <w:rPr>
                 <w:rFonts w:eastAsia="Times New Roman" w:cs="Times New Roman"/>
@@ -15272,7 +17591,20 @@
                 <w:szCs w:val="20"/>
                 <w:lang w:val="en-GB" w:eastAsia="en-GB"/>
               </w:rPr>
-              <w:t>Clostridioides difficile</w:t>
+              <w:t>Clostridioides</w:t>
+            </w:r>
+            <w:proofErr w:type="spellEnd"/>
+            <w:r>
+              <w:rPr>
+                <w:rFonts w:eastAsia="Times New Roman" w:cs="Times New Roman"/>
+                <w:i/>
+                <w:iCs/>
+                <w:color w:val="000000"/>
+                <w:sz w:val="20"/>
+                <w:szCs w:val="20"/>
+                <w:lang w:val="en-GB" w:eastAsia="en-GB"/>
+              </w:rPr>
+              <w:t xml:space="preserve"> difficile</w:t>
             </w:r>
             <w:r>
               <w:rPr>
@@ -15311,6 +17643,7 @@
                 <w:lang w:val="en-GB" w:eastAsia="en-GB"/>
               </w:rPr>
             </w:pPr>
+            <w:proofErr w:type="spellStart"/>
             <w:r>
               <w:rPr>
                 <w:rFonts w:eastAsia="Times New Roman" w:cs="Times New Roman"/>
@@ -15321,6 +17654,7 @@
               </w:rPr>
               <w:t>CD630_RS04450</w:t>
             </w:r>
+            <w:proofErr w:type="spellEnd"/>
           </w:p>
         </w:tc>
         <w:tc>
@@ -15348,6 +17682,7 @@
                 <w:lang w:val="en-GB" w:eastAsia="en-GB"/>
               </w:rPr>
             </w:pPr>
+            <w:proofErr w:type="spellStart"/>
             <w:r>
               <w:rPr>
                 <w:rFonts w:eastAsia="Times New Roman" w:cs="Times New Roman"/>
@@ -15358,6 +17693,7 @@
               </w:rPr>
               <w:t>sigF</w:t>
             </w:r>
+            <w:proofErr w:type="spellEnd"/>
           </w:p>
         </w:tc>
         <w:tc>
@@ -15427,6 +17763,7 @@
                 <w:lang w:val="en-GB" w:eastAsia="en-GB"/>
               </w:rPr>
             </w:pPr>
+            <w:proofErr w:type="spellStart"/>
             <w:r>
               <w:rPr>
                 <w:rFonts w:eastAsia="Times New Roman" w:cs="Times New Roman"/>
@@ -15437,7 +17774,20 @@
                 <w:szCs w:val="20"/>
                 <w:lang w:val="en-GB" w:eastAsia="en-GB"/>
               </w:rPr>
-              <w:t>Clostridioides difficile</w:t>
+              <w:t>Clostridioides</w:t>
+            </w:r>
+            <w:proofErr w:type="spellEnd"/>
+            <w:r>
+              <w:rPr>
+                <w:rFonts w:eastAsia="Times New Roman" w:cs="Times New Roman"/>
+                <w:i/>
+                <w:iCs/>
+                <w:color w:val="000000"/>
+                <w:sz w:val="20"/>
+                <w:szCs w:val="20"/>
+                <w:lang w:val="en-GB" w:eastAsia="en-GB"/>
+              </w:rPr>
+              <w:t xml:space="preserve"> difficile</w:t>
             </w:r>
             <w:r>
               <w:rPr>
@@ -15476,6 +17826,7 @@
                 <w:lang w:val="en-GB" w:eastAsia="en-GB"/>
               </w:rPr>
             </w:pPr>
+            <w:proofErr w:type="spellStart"/>
             <w:r>
               <w:rPr>
                 <w:rFonts w:eastAsia="Times New Roman" w:cs="Times New Roman"/>
@@ -15486,6 +17837,7 @@
               </w:rPr>
               <w:t>CD630_RS04460</w:t>
             </w:r>
+            <w:proofErr w:type="spellEnd"/>
           </w:p>
         </w:tc>
         <w:tc>
@@ -15513,6 +17865,7 @@
                 <w:lang w:val="en-GB" w:eastAsia="en-GB"/>
               </w:rPr>
             </w:pPr>
+            <w:proofErr w:type="spellStart"/>
             <w:r>
               <w:rPr>
                 <w:rFonts w:eastAsia="Times New Roman" w:cs="Times New Roman"/>
@@ -15523,6 +17876,7 @@
               </w:rPr>
               <w:t>spoVAD</w:t>
             </w:r>
+            <w:proofErr w:type="spellEnd"/>
           </w:p>
         </w:tc>
         <w:tc>
@@ -15592,6 +17946,7 @@
                 <w:lang w:val="en-GB" w:eastAsia="en-GB"/>
               </w:rPr>
             </w:pPr>
+            <w:proofErr w:type="spellStart"/>
             <w:r>
               <w:rPr>
                 <w:rFonts w:eastAsia="Times New Roman" w:cs="Times New Roman"/>
@@ -15602,7 +17957,20 @@
                 <w:szCs w:val="20"/>
                 <w:lang w:val="en-GB" w:eastAsia="en-GB"/>
               </w:rPr>
-              <w:t>Clostridioides difficile</w:t>
+              <w:t>Clostridioides</w:t>
+            </w:r>
+            <w:proofErr w:type="spellEnd"/>
+            <w:r>
+              <w:rPr>
+                <w:rFonts w:eastAsia="Times New Roman" w:cs="Times New Roman"/>
+                <w:i/>
+                <w:iCs/>
+                <w:color w:val="000000"/>
+                <w:sz w:val="20"/>
+                <w:szCs w:val="20"/>
+                <w:lang w:val="en-GB" w:eastAsia="en-GB"/>
+              </w:rPr>
+              <w:t xml:space="preserve"> difficile</w:t>
             </w:r>
             <w:r>
               <w:rPr>
@@ -15641,6 +18009,7 @@
                 <w:lang w:val="en-GB" w:eastAsia="en-GB"/>
               </w:rPr>
             </w:pPr>
+            <w:proofErr w:type="spellStart"/>
             <w:r>
               <w:rPr>
                 <w:rFonts w:eastAsia="Times New Roman" w:cs="Times New Roman"/>
@@ -15651,6 +18020,7 @@
               </w:rPr>
               <w:t>CD630_RS08895</w:t>
             </w:r>
+            <w:proofErr w:type="spellEnd"/>
           </w:p>
         </w:tc>
         <w:tc>
@@ -15678,6 +18048,7 @@
                 <w:lang w:val="en-GB" w:eastAsia="en-GB"/>
               </w:rPr>
             </w:pPr>
+            <w:proofErr w:type="spellStart"/>
             <w:r>
               <w:rPr>
                 <w:rFonts w:eastAsia="Times New Roman" w:cs="Times New Roman"/>
@@ -15688,6 +18059,7 @@
               </w:rPr>
               <w:t>CD630_RS08895</w:t>
             </w:r>
+            <w:proofErr w:type="spellEnd"/>
           </w:p>
         </w:tc>
         <w:tc>
@@ -15757,6 +18129,7 @@
                 <w:lang w:val="en-GB" w:eastAsia="en-GB"/>
               </w:rPr>
             </w:pPr>
+            <w:proofErr w:type="spellStart"/>
             <w:r>
               <w:rPr>
                 <w:rFonts w:eastAsia="Times New Roman" w:cs="Times New Roman"/>
@@ -15767,7 +18140,20 @@
                 <w:szCs w:val="20"/>
                 <w:lang w:val="en-GB" w:eastAsia="en-GB"/>
               </w:rPr>
-              <w:t>Clostridioides difficile</w:t>
+              <w:t>Clostridioides</w:t>
+            </w:r>
+            <w:proofErr w:type="spellEnd"/>
+            <w:r>
+              <w:rPr>
+                <w:rFonts w:eastAsia="Times New Roman" w:cs="Times New Roman"/>
+                <w:i/>
+                <w:iCs/>
+                <w:color w:val="000000"/>
+                <w:sz w:val="20"/>
+                <w:szCs w:val="20"/>
+                <w:lang w:val="en-GB" w:eastAsia="en-GB"/>
+              </w:rPr>
+              <w:t xml:space="preserve"> difficile</w:t>
             </w:r>
             <w:r>
               <w:rPr>
@@ -15806,6 +18192,7 @@
                 <w:lang w:val="en-GB" w:eastAsia="en-GB"/>
               </w:rPr>
             </w:pPr>
+            <w:proofErr w:type="spellStart"/>
             <w:r>
               <w:rPr>
                 <w:rFonts w:eastAsia="Times New Roman" w:cs="Times New Roman"/>
@@ -15816,6 +18203,7 @@
               </w:rPr>
               <w:t>CD630_RS18585</w:t>
             </w:r>
+            <w:proofErr w:type="spellEnd"/>
           </w:p>
         </w:tc>
         <w:tc>
@@ -15843,6 +18231,7 @@
                 <w:lang w:val="en-GB" w:eastAsia="en-GB"/>
               </w:rPr>
             </w:pPr>
+            <w:proofErr w:type="spellStart"/>
             <w:r>
               <w:rPr>
                 <w:rFonts w:eastAsia="Times New Roman" w:cs="Times New Roman"/>
@@ -15853,6 +18242,7 @@
               </w:rPr>
               <w:t>CD630_RS18585</w:t>
             </w:r>
+            <w:proofErr w:type="spellEnd"/>
           </w:p>
         </w:tc>
         <w:tc>
@@ -15922,6 +18312,7 @@
                 <w:lang w:val="en-GB" w:eastAsia="en-GB"/>
               </w:rPr>
             </w:pPr>
+            <w:proofErr w:type="spellStart"/>
             <w:r>
               <w:rPr>
                 <w:rFonts w:eastAsia="Times New Roman" w:cs="Times New Roman"/>
@@ -15932,7 +18323,20 @@
                 <w:szCs w:val="20"/>
                 <w:lang w:val="en-GB" w:eastAsia="en-GB"/>
               </w:rPr>
-              <w:t>Clostridioides difficile</w:t>
+              <w:t>Clostridioides</w:t>
+            </w:r>
+            <w:proofErr w:type="spellEnd"/>
+            <w:r>
+              <w:rPr>
+                <w:rFonts w:eastAsia="Times New Roman" w:cs="Times New Roman"/>
+                <w:i/>
+                <w:iCs/>
+                <w:color w:val="000000"/>
+                <w:sz w:val="20"/>
+                <w:szCs w:val="20"/>
+                <w:lang w:val="en-GB" w:eastAsia="en-GB"/>
+              </w:rPr>
+              <w:t xml:space="preserve"> difficile</w:t>
             </w:r>
             <w:r>
               <w:rPr>
@@ -15971,6 +18375,7 @@
                 <w:lang w:val="en-GB" w:eastAsia="en-GB"/>
               </w:rPr>
             </w:pPr>
+            <w:proofErr w:type="spellStart"/>
             <w:r>
               <w:rPr>
                 <w:rFonts w:eastAsia="Times New Roman" w:cs="Times New Roman"/>
@@ -15981,6 +18386,7 @@
               </w:rPr>
               <w:t>CD630_RS06075</w:t>
             </w:r>
+            <w:proofErr w:type="spellEnd"/>
           </w:p>
         </w:tc>
         <w:tc>
@@ -16008,6 +18414,7 @@
                 <w:lang w:val="en-GB" w:eastAsia="en-GB"/>
               </w:rPr>
             </w:pPr>
+            <w:proofErr w:type="spellStart"/>
             <w:r>
               <w:rPr>
                 <w:rFonts w:eastAsia="Times New Roman" w:cs="Times New Roman"/>
@@ -16018,6 +18425,7 @@
               </w:rPr>
               <w:t>zupT</w:t>
             </w:r>
+            <w:proofErr w:type="spellEnd"/>
           </w:p>
         </w:tc>
         <w:tc>
@@ -16087,6 +18495,7 @@
                 <w:lang w:val="en-GB" w:eastAsia="en-GB"/>
               </w:rPr>
             </w:pPr>
+            <w:proofErr w:type="spellStart"/>
             <w:r>
               <w:rPr>
                 <w:rFonts w:eastAsia="Times New Roman" w:cs="Times New Roman"/>
@@ -16097,7 +18506,20 @@
                 <w:szCs w:val="20"/>
                 <w:lang w:val="en-GB" w:eastAsia="en-GB"/>
               </w:rPr>
-              <w:t>Clostridioides difficile</w:t>
+              <w:t>Clostridioides</w:t>
+            </w:r>
+            <w:proofErr w:type="spellEnd"/>
+            <w:r>
+              <w:rPr>
+                <w:rFonts w:eastAsia="Times New Roman" w:cs="Times New Roman"/>
+                <w:i/>
+                <w:iCs/>
+                <w:color w:val="000000"/>
+                <w:sz w:val="20"/>
+                <w:szCs w:val="20"/>
+                <w:lang w:val="en-GB" w:eastAsia="en-GB"/>
+              </w:rPr>
+              <w:t xml:space="preserve"> difficile</w:t>
             </w:r>
             <w:r>
               <w:rPr>
@@ -16136,6 +18558,7 @@
                 <w:lang w:val="en-GB" w:eastAsia="en-GB"/>
               </w:rPr>
             </w:pPr>
+            <w:proofErr w:type="spellStart"/>
             <w:r>
               <w:rPr>
                 <w:rFonts w:eastAsia="Times New Roman" w:cs="Times New Roman"/>
@@ -16146,6 +18569,7 @@
               </w:rPr>
               <w:t>CD630_RS13130</w:t>
             </w:r>
+            <w:proofErr w:type="spellEnd"/>
           </w:p>
         </w:tc>
         <w:tc>
@@ -16173,6 +18597,7 @@
                 <w:lang w:val="en-GB" w:eastAsia="en-GB"/>
               </w:rPr>
             </w:pPr>
+            <w:proofErr w:type="spellStart"/>
             <w:r>
               <w:rPr>
                 <w:rFonts w:eastAsia="Times New Roman" w:cs="Times New Roman"/>
@@ -16183,6 +18608,7 @@
               </w:rPr>
               <w:t>CD630_RS13130</w:t>
             </w:r>
+            <w:proofErr w:type="spellEnd"/>
           </w:p>
         </w:tc>
         <w:tc>
@@ -16252,6 +18678,7 @@
                 <w:lang w:val="en-GB" w:eastAsia="en-GB"/>
               </w:rPr>
             </w:pPr>
+            <w:proofErr w:type="spellStart"/>
             <w:r>
               <w:rPr>
                 <w:rFonts w:eastAsia="Times New Roman" w:cs="Times New Roman"/>
@@ -16262,7 +18689,20 @@
                 <w:szCs w:val="20"/>
                 <w:lang w:val="en-GB" w:eastAsia="en-GB"/>
               </w:rPr>
-              <w:t>Clostridioides difficile</w:t>
+              <w:t>Clostridioides</w:t>
+            </w:r>
+            <w:proofErr w:type="spellEnd"/>
+            <w:r>
+              <w:rPr>
+                <w:rFonts w:eastAsia="Times New Roman" w:cs="Times New Roman"/>
+                <w:i/>
+                <w:iCs/>
+                <w:color w:val="000000"/>
+                <w:sz w:val="20"/>
+                <w:szCs w:val="20"/>
+                <w:lang w:val="en-GB" w:eastAsia="en-GB"/>
+              </w:rPr>
+              <w:t xml:space="preserve"> difficile</w:t>
             </w:r>
             <w:r>
               <w:rPr>
@@ -16301,6 +18741,7 @@
                 <w:lang w:val="en-GB" w:eastAsia="en-GB"/>
               </w:rPr>
             </w:pPr>
+            <w:proofErr w:type="spellStart"/>
             <w:r>
               <w:rPr>
                 <w:rFonts w:eastAsia="Times New Roman" w:cs="Times New Roman"/>
@@ -16311,6 +18752,7 @@
               </w:rPr>
               <w:t>CD630_RS06645</w:t>
             </w:r>
+            <w:proofErr w:type="spellEnd"/>
           </w:p>
         </w:tc>
         <w:tc>
@@ -16338,6 +18780,7 @@
                 <w:lang w:val="en-GB" w:eastAsia="en-GB"/>
               </w:rPr>
             </w:pPr>
+            <w:proofErr w:type="spellStart"/>
             <w:r>
               <w:rPr>
                 <w:rFonts w:eastAsia="Times New Roman" w:cs="Times New Roman"/>
@@ -16348,6 +18791,7 @@
               </w:rPr>
               <w:t>spoIIIAA</w:t>
             </w:r>
+            <w:proofErr w:type="spellEnd"/>
           </w:p>
         </w:tc>
         <w:tc>
@@ -16417,6 +18861,7 @@
                 <w:lang w:val="en-GB" w:eastAsia="en-GB"/>
               </w:rPr>
             </w:pPr>
+            <w:proofErr w:type="spellStart"/>
             <w:r>
               <w:rPr>
                 <w:rFonts w:eastAsia="Times New Roman" w:cs="Times New Roman"/>
@@ -16427,7 +18872,20 @@
                 <w:szCs w:val="20"/>
                 <w:lang w:val="en-GB" w:eastAsia="en-GB"/>
               </w:rPr>
-              <w:t>Clostridioides difficile</w:t>
+              <w:t>Clostridioides</w:t>
+            </w:r>
+            <w:proofErr w:type="spellEnd"/>
+            <w:r>
+              <w:rPr>
+                <w:rFonts w:eastAsia="Times New Roman" w:cs="Times New Roman"/>
+                <w:i/>
+                <w:iCs/>
+                <w:color w:val="000000"/>
+                <w:sz w:val="20"/>
+                <w:szCs w:val="20"/>
+                <w:lang w:val="en-GB" w:eastAsia="en-GB"/>
+              </w:rPr>
+              <w:t xml:space="preserve"> difficile</w:t>
             </w:r>
             <w:r>
               <w:rPr>
@@ -16466,6 +18924,7 @@
                 <w:lang w:val="en-GB" w:eastAsia="en-GB"/>
               </w:rPr>
             </w:pPr>
+            <w:proofErr w:type="spellStart"/>
             <w:r>
               <w:rPr>
                 <w:rFonts w:eastAsia="Times New Roman" w:cs="Times New Roman"/>
@@ -16476,6 +18935,7 @@
               </w:rPr>
               <w:t>CD630_RS06650</w:t>
             </w:r>
+            <w:proofErr w:type="spellEnd"/>
           </w:p>
         </w:tc>
         <w:tc>
@@ -16503,6 +18963,7 @@
                 <w:lang w:val="en-GB" w:eastAsia="en-GB"/>
               </w:rPr>
             </w:pPr>
+            <w:proofErr w:type="spellStart"/>
             <w:r>
               <w:rPr>
                 <w:rFonts w:eastAsia="Times New Roman" w:cs="Times New Roman"/>
@@ -16513,6 +18974,7 @@
               </w:rPr>
               <w:t>spoIIIAB</w:t>
             </w:r>
+            <w:proofErr w:type="spellEnd"/>
           </w:p>
         </w:tc>
         <w:tc>
@@ -16582,6 +19044,7 @@
                 <w:lang w:val="en-GB" w:eastAsia="en-GB"/>
               </w:rPr>
             </w:pPr>
+            <w:proofErr w:type="spellStart"/>
             <w:r>
               <w:rPr>
                 <w:rFonts w:eastAsia="Times New Roman" w:cs="Times New Roman"/>
@@ -16592,7 +19055,20 @@
                 <w:szCs w:val="20"/>
                 <w:lang w:val="en-GB" w:eastAsia="en-GB"/>
               </w:rPr>
-              <w:t>Clostridioides difficile</w:t>
+              <w:t>Clostridioides</w:t>
+            </w:r>
+            <w:proofErr w:type="spellEnd"/>
+            <w:r>
+              <w:rPr>
+                <w:rFonts w:eastAsia="Times New Roman" w:cs="Times New Roman"/>
+                <w:i/>
+                <w:iCs/>
+                <w:color w:val="000000"/>
+                <w:sz w:val="20"/>
+                <w:szCs w:val="20"/>
+                <w:lang w:val="en-GB" w:eastAsia="en-GB"/>
+              </w:rPr>
+              <w:t xml:space="preserve"> difficile</w:t>
             </w:r>
             <w:r>
               <w:rPr>
@@ -16631,6 +19107,7 @@
                 <w:lang w:val="en-GB" w:eastAsia="en-GB"/>
               </w:rPr>
             </w:pPr>
+            <w:proofErr w:type="spellStart"/>
             <w:r>
               <w:rPr>
                 <w:rFonts w:eastAsia="Times New Roman" w:cs="Times New Roman"/>
@@ -16641,6 +19118,7 @@
               </w:rPr>
               <w:t>CD630_RS06655</w:t>
             </w:r>
+            <w:proofErr w:type="spellEnd"/>
           </w:p>
         </w:tc>
         <w:tc>
@@ -16668,6 +19146,7 @@
                 <w:lang w:val="en-GB" w:eastAsia="en-GB"/>
               </w:rPr>
             </w:pPr>
+            <w:proofErr w:type="spellStart"/>
             <w:r>
               <w:rPr>
                 <w:rFonts w:eastAsia="Times New Roman" w:cs="Times New Roman"/>
@@ -16678,6 +19157,7 @@
               </w:rPr>
               <w:t>spoIIIAC</w:t>
             </w:r>
+            <w:proofErr w:type="spellEnd"/>
           </w:p>
         </w:tc>
         <w:tc>
@@ -16747,6 +19227,7 @@
                 <w:lang w:val="en-GB" w:eastAsia="en-GB"/>
               </w:rPr>
             </w:pPr>
+            <w:proofErr w:type="spellStart"/>
             <w:r>
               <w:rPr>
                 <w:rFonts w:eastAsia="Times New Roman" w:cs="Times New Roman"/>
@@ -16757,7 +19238,20 @@
                 <w:szCs w:val="20"/>
                 <w:lang w:val="en-GB" w:eastAsia="en-GB"/>
               </w:rPr>
-              <w:t>Clostridioides difficile</w:t>
+              <w:t>Clostridioides</w:t>
+            </w:r>
+            <w:proofErr w:type="spellEnd"/>
+            <w:r>
+              <w:rPr>
+                <w:rFonts w:eastAsia="Times New Roman" w:cs="Times New Roman"/>
+                <w:i/>
+                <w:iCs/>
+                <w:color w:val="000000"/>
+                <w:sz w:val="20"/>
+                <w:szCs w:val="20"/>
+                <w:lang w:val="en-GB" w:eastAsia="en-GB"/>
+              </w:rPr>
+              <w:t xml:space="preserve"> difficile</w:t>
             </w:r>
             <w:r>
               <w:rPr>
@@ -16796,6 +19290,7 @@
                 <w:lang w:val="en-GB" w:eastAsia="en-GB"/>
               </w:rPr>
             </w:pPr>
+            <w:proofErr w:type="spellStart"/>
             <w:r>
               <w:rPr>
                 <w:rFonts w:eastAsia="Times New Roman" w:cs="Times New Roman"/>
@@ -16806,6 +19301,7 @@
               </w:rPr>
               <w:t>CD630_RS06660</w:t>
             </w:r>
+            <w:proofErr w:type="spellEnd"/>
           </w:p>
         </w:tc>
         <w:tc>
@@ -16833,6 +19329,7 @@
                 <w:lang w:val="en-GB" w:eastAsia="en-GB"/>
               </w:rPr>
             </w:pPr>
+            <w:proofErr w:type="spellStart"/>
             <w:r>
               <w:rPr>
                 <w:rFonts w:eastAsia="Times New Roman" w:cs="Times New Roman"/>
@@ -16843,6 +19340,7 @@
               </w:rPr>
               <w:t>spoIIIAD</w:t>
             </w:r>
+            <w:proofErr w:type="spellEnd"/>
           </w:p>
         </w:tc>
         <w:tc>
@@ -16912,6 +19410,7 @@
                 <w:lang w:val="en-GB" w:eastAsia="en-GB"/>
               </w:rPr>
             </w:pPr>
+            <w:proofErr w:type="spellStart"/>
             <w:r>
               <w:rPr>
                 <w:rFonts w:eastAsia="Times New Roman" w:cs="Times New Roman"/>
@@ -16922,7 +19421,20 @@
                 <w:szCs w:val="20"/>
                 <w:lang w:val="en-GB" w:eastAsia="en-GB"/>
               </w:rPr>
-              <w:t>Clostridioides difficile</w:t>
+              <w:t>Clostridioides</w:t>
+            </w:r>
+            <w:proofErr w:type="spellEnd"/>
+            <w:r>
+              <w:rPr>
+                <w:rFonts w:eastAsia="Times New Roman" w:cs="Times New Roman"/>
+                <w:i/>
+                <w:iCs/>
+                <w:color w:val="000000"/>
+                <w:sz w:val="20"/>
+                <w:szCs w:val="20"/>
+                <w:lang w:val="en-GB" w:eastAsia="en-GB"/>
+              </w:rPr>
+              <w:t xml:space="preserve"> difficile</w:t>
             </w:r>
             <w:r>
               <w:rPr>
@@ -16961,6 +19473,7 @@
                 <w:lang w:val="en-GB" w:eastAsia="en-GB"/>
               </w:rPr>
             </w:pPr>
+            <w:proofErr w:type="spellStart"/>
             <w:r>
               <w:rPr>
                 <w:rFonts w:eastAsia="Times New Roman" w:cs="Times New Roman"/>
@@ -16971,6 +19484,7 @@
               </w:rPr>
               <w:t>CD630_RS06665</w:t>
             </w:r>
+            <w:proofErr w:type="spellEnd"/>
           </w:p>
         </w:tc>
         <w:tc>
@@ -16998,6 +19512,7 @@
                 <w:lang w:val="en-GB" w:eastAsia="en-GB"/>
               </w:rPr>
             </w:pPr>
+            <w:proofErr w:type="spellStart"/>
             <w:r>
               <w:rPr>
                 <w:rFonts w:eastAsia="Times New Roman" w:cs="Times New Roman"/>
@@ -17008,6 +19523,7 @@
               </w:rPr>
               <w:t>spoIIIAE</w:t>
             </w:r>
+            <w:proofErr w:type="spellEnd"/>
           </w:p>
         </w:tc>
         <w:tc>
@@ -17077,6 +19593,7 @@
                 <w:lang w:val="en-GB" w:eastAsia="en-GB"/>
               </w:rPr>
             </w:pPr>
+            <w:proofErr w:type="spellStart"/>
             <w:r>
               <w:rPr>
                 <w:rFonts w:eastAsia="Times New Roman" w:cs="Times New Roman"/>
@@ -17087,7 +19604,20 @@
                 <w:szCs w:val="20"/>
                 <w:lang w:val="en-GB" w:eastAsia="en-GB"/>
               </w:rPr>
-              <w:t>Clostridioides difficile</w:t>
+              <w:t>Clostridioides</w:t>
+            </w:r>
+            <w:proofErr w:type="spellEnd"/>
+            <w:r>
+              <w:rPr>
+                <w:rFonts w:eastAsia="Times New Roman" w:cs="Times New Roman"/>
+                <w:i/>
+                <w:iCs/>
+                <w:color w:val="000000"/>
+                <w:sz w:val="20"/>
+                <w:szCs w:val="20"/>
+                <w:lang w:val="en-GB" w:eastAsia="en-GB"/>
+              </w:rPr>
+              <w:t xml:space="preserve"> difficile</w:t>
             </w:r>
             <w:r>
               <w:rPr>
@@ -17126,6 +19656,7 @@
                 <w:lang w:val="en-GB" w:eastAsia="en-GB"/>
               </w:rPr>
             </w:pPr>
+            <w:proofErr w:type="spellStart"/>
             <w:r>
               <w:rPr>
                 <w:rFonts w:eastAsia="Times New Roman" w:cs="Times New Roman"/>
@@ -17136,6 +19667,7 @@
               </w:rPr>
               <w:t>CD630_RS12285</w:t>
             </w:r>
+            <w:proofErr w:type="spellEnd"/>
           </w:p>
         </w:tc>
         <w:tc>
@@ -17163,6 +19695,7 @@
                 <w:lang w:val="en-GB" w:eastAsia="en-GB"/>
               </w:rPr>
             </w:pPr>
+            <w:proofErr w:type="spellStart"/>
             <w:r>
               <w:rPr>
                 <w:rFonts w:eastAsia="Times New Roman" w:cs="Times New Roman"/>
@@ -17173,6 +19706,7 @@
               </w:rPr>
               <w:t>ytvl</w:t>
             </w:r>
+            <w:proofErr w:type="spellEnd"/>
           </w:p>
         </w:tc>
         <w:tc>
@@ -17242,6 +19776,7 @@
                 <w:lang w:val="en-GB" w:eastAsia="en-GB"/>
               </w:rPr>
             </w:pPr>
+            <w:proofErr w:type="spellStart"/>
             <w:r>
               <w:rPr>
                 <w:rFonts w:eastAsia="Times New Roman" w:cs="Times New Roman"/>
@@ -17252,7 +19787,20 @@
                 <w:szCs w:val="20"/>
                 <w:lang w:val="en-GB" w:eastAsia="en-GB"/>
               </w:rPr>
-              <w:t>Clostridioides difficile</w:t>
+              <w:t>Clostridioides</w:t>
+            </w:r>
+            <w:proofErr w:type="spellEnd"/>
+            <w:r>
+              <w:rPr>
+                <w:rFonts w:eastAsia="Times New Roman" w:cs="Times New Roman"/>
+                <w:i/>
+                <w:iCs/>
+                <w:color w:val="000000"/>
+                <w:sz w:val="20"/>
+                <w:szCs w:val="20"/>
+                <w:lang w:val="en-GB" w:eastAsia="en-GB"/>
+              </w:rPr>
+              <w:t xml:space="preserve"> difficile</w:t>
             </w:r>
             <w:r>
               <w:rPr>
@@ -17291,6 +19839,7 @@
                 <w:lang w:val="en-GB" w:eastAsia="en-GB"/>
               </w:rPr>
             </w:pPr>
+            <w:proofErr w:type="spellStart"/>
             <w:r>
               <w:rPr>
                 <w:rFonts w:eastAsia="Times New Roman" w:cs="Times New Roman"/>
@@ -17301,6 +19850,7 @@
               </w:rPr>
               <w:t>CD630_RS09210</w:t>
             </w:r>
+            <w:proofErr w:type="spellEnd"/>
           </w:p>
         </w:tc>
         <w:tc>
@@ -17328,6 +19878,7 @@
                 <w:lang w:val="en-GB" w:eastAsia="en-GB"/>
               </w:rPr>
             </w:pPr>
+            <w:proofErr w:type="spellStart"/>
             <w:r>
               <w:rPr>
                 <w:rFonts w:eastAsia="Times New Roman" w:cs="Times New Roman"/>
@@ -17338,6 +19889,7 @@
               </w:rPr>
               <w:t>trxB</w:t>
             </w:r>
+            <w:proofErr w:type="spellEnd"/>
           </w:p>
         </w:tc>
         <w:tc>
@@ -17407,6 +19959,7 @@
                 <w:lang w:val="en-GB" w:eastAsia="en-GB"/>
               </w:rPr>
             </w:pPr>
+            <w:proofErr w:type="spellStart"/>
             <w:r>
               <w:rPr>
                 <w:rFonts w:eastAsia="Times New Roman" w:cs="Times New Roman"/>
@@ -17417,7 +19970,20 @@
                 <w:szCs w:val="20"/>
                 <w:lang w:val="en-GB" w:eastAsia="en-GB"/>
               </w:rPr>
-              <w:t>Clostridioides difficile</w:t>
+              <w:t>Clostridioides</w:t>
+            </w:r>
+            <w:proofErr w:type="spellEnd"/>
+            <w:r>
+              <w:rPr>
+                <w:rFonts w:eastAsia="Times New Roman" w:cs="Times New Roman"/>
+                <w:i/>
+                <w:iCs/>
+                <w:color w:val="000000"/>
+                <w:sz w:val="20"/>
+                <w:szCs w:val="20"/>
+                <w:lang w:val="en-GB" w:eastAsia="en-GB"/>
+              </w:rPr>
+              <w:t xml:space="preserve"> difficile</w:t>
             </w:r>
             <w:r>
               <w:rPr>
@@ -17456,6 +20022,7 @@
                 <w:lang w:val="en-GB" w:eastAsia="en-GB"/>
               </w:rPr>
             </w:pPr>
+            <w:proofErr w:type="spellStart"/>
             <w:r>
               <w:rPr>
                 <w:rFonts w:eastAsia="Times New Roman" w:cs="Times New Roman"/>
@@ -17466,6 +20033,7 @@
               </w:rPr>
               <w:t>CD630_RS13270</w:t>
             </w:r>
+            <w:proofErr w:type="spellEnd"/>
           </w:p>
         </w:tc>
         <w:tc>
@@ -17493,6 +20061,7 @@
                 <w:lang w:val="en-GB" w:eastAsia="en-GB"/>
               </w:rPr>
             </w:pPr>
+            <w:proofErr w:type="spellStart"/>
             <w:r>
               <w:rPr>
                 <w:rFonts w:eastAsia="Times New Roman" w:cs="Times New Roman"/>
@@ -17503,6 +20072,7 @@
               </w:rPr>
               <w:t>spoIIP</w:t>
             </w:r>
+            <w:proofErr w:type="spellEnd"/>
           </w:p>
         </w:tc>
         <w:tc>
@@ -17572,6 +20142,7 @@
                 <w:lang w:val="en-GB" w:eastAsia="en-GB"/>
               </w:rPr>
             </w:pPr>
+            <w:proofErr w:type="spellStart"/>
             <w:r>
               <w:rPr>
                 <w:rFonts w:eastAsia="Times New Roman" w:cs="Times New Roman"/>
@@ -17582,7 +20153,20 @@
                 <w:szCs w:val="20"/>
                 <w:lang w:val="en-GB" w:eastAsia="en-GB"/>
               </w:rPr>
-              <w:t>Clostridioides difficile</w:t>
+              <w:t>Clostridioides</w:t>
+            </w:r>
+            <w:proofErr w:type="spellEnd"/>
+            <w:r>
+              <w:rPr>
+                <w:rFonts w:eastAsia="Times New Roman" w:cs="Times New Roman"/>
+                <w:i/>
+                <w:iCs/>
+                <w:color w:val="000000"/>
+                <w:sz w:val="20"/>
+                <w:szCs w:val="20"/>
+                <w:lang w:val="en-GB" w:eastAsia="en-GB"/>
+              </w:rPr>
+              <w:t xml:space="preserve"> difficile</w:t>
             </w:r>
             <w:r>
               <w:rPr>
@@ -17621,6 +20205,7 @@
                 <w:lang w:val="en-GB" w:eastAsia="en-GB"/>
               </w:rPr>
             </w:pPr>
+            <w:proofErr w:type="spellStart"/>
             <w:r>
               <w:rPr>
                 <w:rFonts w:eastAsia="Times New Roman" w:cs="Times New Roman"/>
@@ -17631,6 +20216,7 @@
               </w:rPr>
               <w:t>CD630_RS13275</w:t>
             </w:r>
+            <w:proofErr w:type="spellEnd"/>
           </w:p>
         </w:tc>
         <w:tc>
@@ -17658,6 +20244,7 @@
                 <w:lang w:val="en-GB" w:eastAsia="en-GB"/>
               </w:rPr>
             </w:pPr>
+            <w:proofErr w:type="spellStart"/>
             <w:r>
               <w:rPr>
                 <w:rFonts w:eastAsia="Times New Roman" w:cs="Times New Roman"/>
@@ -17668,6 +20255,7 @@
               </w:rPr>
               <w:t>gpr</w:t>
             </w:r>
+            <w:proofErr w:type="spellEnd"/>
           </w:p>
         </w:tc>
         <w:tc>
@@ -17737,6 +20325,7 @@
                 <w:lang w:val="en-GB" w:eastAsia="en-GB"/>
               </w:rPr>
             </w:pPr>
+            <w:proofErr w:type="spellStart"/>
             <w:r>
               <w:rPr>
                 <w:rFonts w:eastAsia="Times New Roman" w:cs="Times New Roman"/>
@@ -17747,7 +20336,20 @@
                 <w:szCs w:val="20"/>
                 <w:lang w:val="en-GB" w:eastAsia="en-GB"/>
               </w:rPr>
-              <w:t>Clostridioides difficile</w:t>
+              <w:t>Clostridioides</w:t>
+            </w:r>
+            <w:proofErr w:type="spellEnd"/>
+            <w:r>
+              <w:rPr>
+                <w:rFonts w:eastAsia="Times New Roman" w:cs="Times New Roman"/>
+                <w:i/>
+                <w:iCs/>
+                <w:color w:val="000000"/>
+                <w:sz w:val="20"/>
+                <w:szCs w:val="20"/>
+                <w:lang w:val="en-GB" w:eastAsia="en-GB"/>
+              </w:rPr>
+              <w:t xml:space="preserve"> difficile</w:t>
             </w:r>
             <w:r>
               <w:rPr>
@@ -17786,6 +20388,7 @@
                 <w:lang w:val="en-GB" w:eastAsia="en-GB"/>
               </w:rPr>
             </w:pPr>
+            <w:proofErr w:type="spellStart"/>
             <w:r>
               <w:rPr>
                 <w:rFonts w:eastAsia="Times New Roman" w:cs="Times New Roman"/>
@@ -17796,6 +20399,7 @@
               </w:rPr>
               <w:t>CD630_RS00385</w:t>
             </w:r>
+            <w:proofErr w:type="spellEnd"/>
           </w:p>
         </w:tc>
         <w:tc>
@@ -17823,6 +20427,7 @@
                 <w:lang w:val="en-GB" w:eastAsia="en-GB"/>
               </w:rPr>
             </w:pPr>
+            <w:proofErr w:type="spellStart"/>
             <w:r>
               <w:rPr>
                 <w:rFonts w:eastAsia="Times New Roman" w:cs="Times New Roman"/>
@@ -17833,6 +20438,7 @@
               </w:rPr>
               <w:t>CD630_RS00385</w:t>
             </w:r>
+            <w:proofErr w:type="spellEnd"/>
           </w:p>
         </w:tc>
         <w:tc>
@@ -17902,6 +20508,7 @@
                 <w:lang w:val="en-GB" w:eastAsia="en-GB"/>
               </w:rPr>
             </w:pPr>
+            <w:proofErr w:type="spellStart"/>
             <w:r>
               <w:rPr>
                 <w:rFonts w:eastAsia="Times New Roman" w:cs="Times New Roman"/>
@@ -17912,7 +20519,20 @@
                 <w:szCs w:val="20"/>
                 <w:lang w:val="en-GB" w:eastAsia="en-GB"/>
               </w:rPr>
-              <w:t>Clostridioides difficile</w:t>
+              <w:t>Clostridioides</w:t>
+            </w:r>
+            <w:proofErr w:type="spellEnd"/>
+            <w:r>
+              <w:rPr>
+                <w:rFonts w:eastAsia="Times New Roman" w:cs="Times New Roman"/>
+                <w:i/>
+                <w:iCs/>
+                <w:color w:val="000000"/>
+                <w:sz w:val="20"/>
+                <w:szCs w:val="20"/>
+                <w:lang w:val="en-GB" w:eastAsia="en-GB"/>
+              </w:rPr>
+              <w:t xml:space="preserve"> difficile</w:t>
             </w:r>
             <w:r>
               <w:rPr>
@@ -17951,6 +20571,7 @@
                 <w:lang w:val="en-GB" w:eastAsia="en-GB"/>
               </w:rPr>
             </w:pPr>
+            <w:proofErr w:type="spellStart"/>
             <w:r>
               <w:rPr>
                 <w:rFonts w:eastAsia="Times New Roman" w:cs="Times New Roman"/>
@@ -17961,6 +20582,7 @@
               </w:rPr>
               <w:t>CD630_RS16605</w:t>
             </w:r>
+            <w:proofErr w:type="spellEnd"/>
           </w:p>
         </w:tc>
         <w:tc>
@@ -17988,6 +20610,7 @@
                 <w:lang w:val="en-GB" w:eastAsia="en-GB"/>
               </w:rPr>
             </w:pPr>
+            <w:proofErr w:type="spellStart"/>
             <w:r>
               <w:rPr>
                 <w:rFonts w:eastAsia="Times New Roman" w:cs="Times New Roman"/>
@@ -17998,6 +20621,7 @@
               </w:rPr>
               <w:t>abrB</w:t>
             </w:r>
+            <w:proofErr w:type="spellEnd"/>
           </w:p>
         </w:tc>
         <w:tc>
@@ -18067,6 +20691,7 @@
                 <w:lang w:val="en-GB" w:eastAsia="en-GB"/>
               </w:rPr>
             </w:pPr>
+            <w:proofErr w:type="spellStart"/>
             <w:r>
               <w:rPr>
                 <w:rFonts w:eastAsia="Times New Roman" w:cs="Times New Roman"/>
@@ -18077,7 +20702,20 @@
                 <w:szCs w:val="20"/>
                 <w:lang w:val="en-GB" w:eastAsia="en-GB"/>
               </w:rPr>
-              <w:t>Clostridioides difficile</w:t>
+              <w:t>Clostridioides</w:t>
+            </w:r>
+            <w:proofErr w:type="spellEnd"/>
+            <w:r>
+              <w:rPr>
+                <w:rFonts w:eastAsia="Times New Roman" w:cs="Times New Roman"/>
+                <w:i/>
+                <w:iCs/>
+                <w:color w:val="000000"/>
+                <w:sz w:val="20"/>
+                <w:szCs w:val="20"/>
+                <w:lang w:val="en-GB" w:eastAsia="en-GB"/>
+              </w:rPr>
+              <w:t xml:space="preserve"> difficile</w:t>
             </w:r>
             <w:r>
               <w:rPr>
@@ -18116,6 +20754,7 @@
                 <w:lang w:val="en-GB" w:eastAsia="en-GB"/>
               </w:rPr>
             </w:pPr>
+            <w:proofErr w:type="spellStart"/>
             <w:r>
               <w:rPr>
                 <w:rFonts w:eastAsia="Times New Roman" w:cs="Times New Roman"/>
@@ -18126,6 +20765,7 @@
               </w:rPr>
               <w:t>CD630_RS13415</w:t>
             </w:r>
+            <w:proofErr w:type="spellEnd"/>
           </w:p>
         </w:tc>
         <w:tc>
@@ -18153,6 +20793,7 @@
                 <w:lang w:val="en-GB" w:eastAsia="en-GB"/>
               </w:rPr>
             </w:pPr>
+            <w:proofErr w:type="spellStart"/>
             <w:r>
               <w:rPr>
                 <w:rFonts w:eastAsia="Times New Roman" w:cs="Times New Roman"/>
@@ -18163,6 +20804,7 @@
               </w:rPr>
               <w:t>CD630_RS13415</w:t>
             </w:r>
+            <w:proofErr w:type="spellEnd"/>
           </w:p>
         </w:tc>
         <w:tc>
@@ -18232,6 +20874,7 @@
                 <w:lang w:val="en-GB" w:eastAsia="en-GB"/>
               </w:rPr>
             </w:pPr>
+            <w:proofErr w:type="spellStart"/>
             <w:r>
               <w:rPr>
                 <w:rFonts w:eastAsia="Times New Roman" w:cs="Times New Roman"/>
@@ -18242,7 +20885,20 @@
                 <w:szCs w:val="20"/>
                 <w:lang w:val="en-GB" w:eastAsia="en-GB"/>
               </w:rPr>
-              <w:t>Clostridioides difficile</w:t>
+              <w:t>Clostridioides</w:t>
+            </w:r>
+            <w:proofErr w:type="spellEnd"/>
+            <w:r>
+              <w:rPr>
+                <w:rFonts w:eastAsia="Times New Roman" w:cs="Times New Roman"/>
+                <w:i/>
+                <w:iCs/>
+                <w:color w:val="000000"/>
+                <w:sz w:val="20"/>
+                <w:szCs w:val="20"/>
+                <w:lang w:val="en-GB" w:eastAsia="en-GB"/>
+              </w:rPr>
+              <w:t xml:space="preserve"> difficile</w:t>
             </w:r>
             <w:r>
               <w:rPr>
@@ -18281,6 +20937,7 @@
                 <w:lang w:val="en-GB" w:eastAsia="en-GB"/>
               </w:rPr>
             </w:pPr>
+            <w:proofErr w:type="spellStart"/>
             <w:r>
               <w:rPr>
                 <w:rFonts w:eastAsia="Times New Roman" w:cs="Times New Roman"/>
@@ -18291,6 +20948,7 @@
               </w:rPr>
               <w:t>CD630_RS00540</w:t>
             </w:r>
+            <w:proofErr w:type="spellEnd"/>
           </w:p>
         </w:tc>
         <w:tc>
@@ -18318,6 +20976,7 @@
                 <w:lang w:val="en-GB" w:eastAsia="en-GB"/>
               </w:rPr>
             </w:pPr>
+            <w:proofErr w:type="spellStart"/>
             <w:r>
               <w:rPr>
                 <w:rFonts w:eastAsia="Times New Roman" w:cs="Times New Roman"/>
@@ -18328,6 +20987,7 @@
               </w:rPr>
               <w:t>rlmB</w:t>
             </w:r>
+            <w:proofErr w:type="spellEnd"/>
           </w:p>
         </w:tc>
         <w:tc>
@@ -18397,6 +21057,7 @@
                 <w:lang w:val="en-GB" w:eastAsia="en-GB"/>
               </w:rPr>
             </w:pPr>
+            <w:proofErr w:type="spellStart"/>
             <w:r>
               <w:rPr>
                 <w:rFonts w:eastAsia="Times New Roman" w:cs="Times New Roman"/>
@@ -18407,7 +21068,20 @@
                 <w:szCs w:val="20"/>
                 <w:lang w:val="en-GB" w:eastAsia="en-GB"/>
               </w:rPr>
-              <w:t>Clostridioides difficile</w:t>
+              <w:t>Clostridioides</w:t>
+            </w:r>
+            <w:proofErr w:type="spellEnd"/>
+            <w:r>
+              <w:rPr>
+                <w:rFonts w:eastAsia="Times New Roman" w:cs="Times New Roman"/>
+                <w:i/>
+                <w:iCs/>
+                <w:color w:val="000000"/>
+                <w:sz w:val="20"/>
+                <w:szCs w:val="20"/>
+                <w:lang w:val="en-GB" w:eastAsia="en-GB"/>
+              </w:rPr>
+              <w:t xml:space="preserve"> difficile</w:t>
             </w:r>
             <w:r>
               <w:rPr>
@@ -18446,6 +21120,7 @@
                 <w:lang w:val="en-GB" w:eastAsia="en-GB"/>
               </w:rPr>
             </w:pPr>
+            <w:proofErr w:type="spellStart"/>
             <w:r>
               <w:rPr>
                 <w:rFonts w:eastAsia="Times New Roman" w:cs="Times New Roman"/>
@@ -18456,6 +21131,7 @@
               </w:rPr>
               <w:t>CD630_RS00550</w:t>
             </w:r>
+            <w:proofErr w:type="spellEnd"/>
           </w:p>
         </w:tc>
         <w:tc>
@@ -18483,6 +21159,7 @@
                 <w:lang w:val="en-GB" w:eastAsia="en-GB"/>
               </w:rPr>
             </w:pPr>
+            <w:proofErr w:type="spellStart"/>
             <w:r>
               <w:rPr>
                 <w:rFonts w:eastAsia="Times New Roman" w:cs="Times New Roman"/>
@@ -18493,6 +21170,7 @@
               </w:rPr>
               <w:t>sigH</w:t>
             </w:r>
+            <w:proofErr w:type="spellEnd"/>
           </w:p>
         </w:tc>
         <w:tc>
@@ -18611,6 +21289,7 @@
                 <w:lang w:val="en-GB" w:eastAsia="en-GB"/>
               </w:rPr>
             </w:pPr>
+            <w:proofErr w:type="spellStart"/>
             <w:r>
               <w:rPr>
                 <w:rFonts w:eastAsia="Times New Roman" w:cs="Times New Roman"/>
@@ -18621,6 +21300,7 @@
               </w:rPr>
               <w:t>CSBG_02367</w:t>
             </w:r>
+            <w:proofErr w:type="spellEnd"/>
           </w:p>
         </w:tc>
         <w:tc>
@@ -18648,6 +21328,7 @@
                 <w:lang w:val="en-GB" w:eastAsia="en-GB"/>
               </w:rPr>
             </w:pPr>
+            <w:proofErr w:type="spellStart"/>
             <w:r>
               <w:rPr>
                 <w:rFonts w:eastAsia="Times New Roman" w:cs="Times New Roman"/>
@@ -18658,6 +21339,7 @@
               </w:rPr>
               <w:t>CSBG_02367</w:t>
             </w:r>
+            <w:proofErr w:type="spellEnd"/>
           </w:p>
         </w:tc>
         <w:tc>
@@ -18727,6 +21409,7 @@
                 <w:lang w:val="en-GB" w:eastAsia="en-GB"/>
               </w:rPr>
             </w:pPr>
+            <w:proofErr w:type="spellStart"/>
             <w:r>
               <w:rPr>
                 <w:rFonts w:eastAsia="Times New Roman" w:cs="Times New Roman"/>
@@ -18737,7 +21420,20 @@
                 <w:szCs w:val="20"/>
                 <w:lang w:val="en-GB" w:eastAsia="en-GB"/>
               </w:rPr>
-              <w:t>Clostridioides difficile</w:t>
+              <w:t>Clostridioides</w:t>
+            </w:r>
+            <w:proofErr w:type="spellEnd"/>
+            <w:r>
+              <w:rPr>
+                <w:rFonts w:eastAsia="Times New Roman" w:cs="Times New Roman"/>
+                <w:i/>
+                <w:iCs/>
+                <w:color w:val="000000"/>
+                <w:sz w:val="20"/>
+                <w:szCs w:val="20"/>
+                <w:lang w:val="en-GB" w:eastAsia="en-GB"/>
+              </w:rPr>
+              <w:t xml:space="preserve"> difficile</w:t>
             </w:r>
             <w:r>
               <w:rPr>
@@ -18776,6 +21472,7 @@
                 <w:lang w:val="en-GB" w:eastAsia="en-GB"/>
               </w:rPr>
             </w:pPr>
+            <w:proofErr w:type="spellStart"/>
             <w:r>
               <w:rPr>
                 <w:rFonts w:eastAsia="Times New Roman" w:cs="Times New Roman"/>
@@ -18786,6 +21483,7 @@
               </w:rPr>
               <w:t>CD630_12300</w:t>
             </w:r>
+            <w:proofErr w:type="spellEnd"/>
           </w:p>
         </w:tc>
         <w:tc>
@@ -18813,6 +21511,7 @@
                 <w:lang w:val="en-GB" w:eastAsia="en-GB"/>
               </w:rPr>
             </w:pPr>
+            <w:proofErr w:type="spellStart"/>
             <w:r>
               <w:rPr>
                 <w:rFonts w:eastAsia="Times New Roman" w:cs="Times New Roman"/>
@@ -18823,6 +21522,7 @@
               </w:rPr>
               <w:t>sigK</w:t>
             </w:r>
+            <w:proofErr w:type="spellEnd"/>
           </w:p>
         </w:tc>
         <w:tc>
@@ -18892,6 +21592,7 @@
                 <w:lang w:val="en-GB" w:eastAsia="en-GB"/>
               </w:rPr>
             </w:pPr>
+            <w:proofErr w:type="spellStart"/>
             <w:r>
               <w:rPr>
                 <w:rFonts w:eastAsia="Times New Roman" w:cs="Times New Roman"/>
@@ -18902,7 +21603,20 @@
                 <w:szCs w:val="20"/>
                 <w:lang w:val="en-GB" w:eastAsia="en-GB"/>
               </w:rPr>
-              <w:t>Clostridioides difficile</w:t>
+              <w:t>Clostridioides</w:t>
+            </w:r>
+            <w:proofErr w:type="spellEnd"/>
+            <w:r>
+              <w:rPr>
+                <w:rFonts w:eastAsia="Times New Roman" w:cs="Times New Roman"/>
+                <w:i/>
+                <w:iCs/>
+                <w:color w:val="000000"/>
+                <w:sz w:val="20"/>
+                <w:szCs w:val="20"/>
+                <w:lang w:val="en-GB" w:eastAsia="en-GB"/>
+              </w:rPr>
+              <w:t xml:space="preserve"> difficile</w:t>
             </w:r>
             <w:r>
               <w:rPr>
@@ -18941,6 +21655,7 @@
                 <w:lang w:val="en-GB" w:eastAsia="en-GB"/>
               </w:rPr>
             </w:pPr>
+            <w:proofErr w:type="spellStart"/>
             <w:r>
               <w:rPr>
                 <w:rFonts w:eastAsia="Times New Roman" w:cs="Times New Roman"/>
@@ -18951,6 +21666,7 @@
               </w:rPr>
               <w:t>CD630_RS05845</w:t>
             </w:r>
+            <w:proofErr w:type="spellEnd"/>
           </w:p>
         </w:tc>
         <w:tc>
@@ -18978,6 +21694,7 @@
                 <w:lang w:val="en-GB" w:eastAsia="en-GB"/>
               </w:rPr>
             </w:pPr>
+            <w:proofErr w:type="spellStart"/>
             <w:r>
               <w:rPr>
                 <w:rFonts w:eastAsia="Times New Roman" w:cs="Times New Roman"/>
@@ -18988,6 +21705,7 @@
               </w:rPr>
               <w:t>ytvl</w:t>
             </w:r>
+            <w:proofErr w:type="spellEnd"/>
           </w:p>
         </w:tc>
         <w:tc>
@@ -19057,6 +21775,7 @@
                 <w:lang w:val="en-GB" w:eastAsia="en-GB"/>
               </w:rPr>
             </w:pPr>
+            <w:proofErr w:type="spellStart"/>
             <w:r>
               <w:rPr>
                 <w:rFonts w:eastAsia="Times New Roman" w:cs="Times New Roman"/>
@@ -19067,7 +21786,20 @@
                 <w:szCs w:val="20"/>
                 <w:lang w:val="en-GB" w:eastAsia="en-GB"/>
               </w:rPr>
-              <w:t>Clostridioides difficile</w:t>
+              <w:t>Clostridioides</w:t>
+            </w:r>
+            <w:proofErr w:type="spellEnd"/>
+            <w:r>
+              <w:rPr>
+                <w:rFonts w:eastAsia="Times New Roman" w:cs="Times New Roman"/>
+                <w:i/>
+                <w:iCs/>
+                <w:color w:val="000000"/>
+                <w:sz w:val="20"/>
+                <w:szCs w:val="20"/>
+                <w:lang w:val="en-GB" w:eastAsia="en-GB"/>
+              </w:rPr>
+              <w:t xml:space="preserve"> difficile</w:t>
             </w:r>
             <w:r>
               <w:rPr>
@@ -19106,6 +21838,7 @@
                 <w:lang w:val="en-GB" w:eastAsia="en-GB"/>
               </w:rPr>
             </w:pPr>
+            <w:proofErr w:type="spellStart"/>
             <w:r>
               <w:rPr>
                 <w:rFonts w:eastAsia="Times New Roman" w:cs="Times New Roman"/>
@@ -19116,6 +21849,7 @@
               </w:rPr>
               <w:t>CD630_RS11055</w:t>
             </w:r>
+            <w:proofErr w:type="spellEnd"/>
           </w:p>
         </w:tc>
         <w:tc>
@@ -19143,6 +21877,7 @@
                 <w:lang w:val="en-GB" w:eastAsia="en-GB"/>
               </w:rPr>
             </w:pPr>
+            <w:proofErr w:type="spellStart"/>
             <w:r>
               <w:rPr>
                 <w:rFonts w:eastAsia="Times New Roman" w:cs="Times New Roman"/>
@@ -19153,6 +21888,7 @@
               </w:rPr>
               <w:t>Ytvl</w:t>
             </w:r>
+            <w:proofErr w:type="spellEnd"/>
           </w:p>
         </w:tc>
         <w:tc>
@@ -19211,1143 +21947,35 @@
     </w:p>
     <w:p>
       <w:pPr>
-        <w:spacing w:line="276" w:lineRule="auto"/>
-        <w:rPr>
+        <w:rPr>
+          <w:rFonts w:cs="Times New Roman"/>
           <w:lang w:val="en-GB"/>
         </w:rPr>
       </w:pPr>
       <w:r>
         <w:rPr>
-          <w:b/>
-          <w:bCs/>
-          <w:lang w:val="en-GB"/>
-        </w:rPr>
-        <w:t xml:space="preserve">Supplement Table </w:t>
-      </w:r>
-      <w:r>
-        <w:rPr>
-          <w:b/>
-          <w:bCs/>
-          <w:lang w:val="en-GB"/>
-        </w:rPr>
-        <w:t>7</w:t>
-      </w:r>
-      <w:r>
-        <w:rPr>
-          <w:b/>
-          <w:bCs/>
-          <w:lang w:val="en-GB"/>
-        </w:rPr>
-        <w:t>.</w:t>
-      </w:r>
-      <w:r>
-        <w:rPr>
-          <w:lang w:val="en-GB"/>
-        </w:rPr>
-        <w:t xml:space="preserve"> MALDI-TOF results for all isolates from samples H005, H007 and H009. The smaller number of isolates that were sequenced was due to second re-streaking not being as successful. </w:t>
+          <w:rFonts w:cs="Times New Roman"/>
+          <w:lang w:val="en-GB"/>
+        </w:rPr>
+        <w:t>Supplement Figure b. Species x number of genes present (</w:t>
+      </w:r>
+      <w:proofErr w:type="spellStart"/>
+      <w:r>
+        <w:rPr>
+          <w:rFonts w:cs="Times New Roman"/>
+          <w:lang w:val="en-GB"/>
+        </w:rPr>
+        <w:t>colored</w:t>
+      </w:r>
+      <w:proofErr w:type="spellEnd"/>
+      <w:r>
+        <w:rPr>
+          <w:rFonts w:cs="Times New Roman"/>
+          <w:lang w:val="en-GB"/>
+        </w:rPr>
+        <w:t xml:space="preserve"> by Phylum). </w:t>
       </w:r>
     </w:p>
-    <w:tbl>
-      <w:tblPr>
-        <w:tblW w:w="8060" w:type="dxa"/>
-        <w:tblCellMar>
-          <w:left w:w="70" w:type="dxa"/>
-          <w:right w:w="70" w:type="dxa"/>
-        </w:tblCellMar>
-        <w:tblLook w:val="04A0" w:firstRow="1" w:lastRow="0" w:firstColumn="1" w:lastColumn="0" w:noHBand="0" w:noVBand="1"/>
-      </w:tblPr>
-      <w:tblGrid>
-        <w:gridCol w:w="3940"/>
-        <w:gridCol w:w="1240"/>
-        <w:gridCol w:w="960"/>
-        <w:gridCol w:w="960"/>
-        <w:gridCol w:w="960"/>
-      </w:tblGrid>
-      <w:tr>
-        <w:trPr>
-          <w:trHeight w:val="300"/>
-          <w:tblHeader/>
-        </w:trPr>
-        <w:tc>
-          <w:tcPr>
-            <w:tcW w:w="3940" w:type="dxa"/>
-            <w:tcBorders>
-              <w:top w:val="single" w:sz="4" w:space="0" w:color="auto"/>
-              <w:left w:val="nil"/>
-              <w:bottom w:val="single" w:sz="4" w:space="0" w:color="auto"/>
-              <w:right w:val="nil"/>
-            </w:tcBorders>
-            <w:shd w:val="clear" w:color="auto" w:fill="auto"/>
-            <w:noWrap/>
-            <w:vAlign w:val="bottom"/>
-            <w:hideMark/>
-          </w:tcPr>
-          <w:p>
-            <w:pPr>
-              <w:spacing w:after="0" w:line="240" w:lineRule="auto"/>
-              <w:jc w:val="left"/>
-              <w:rPr>
-                <w:rFonts w:eastAsia="Times New Roman" w:cs="Times New Roman"/>
-                <w:b/>
-                <w:bCs/>
-                <w:color w:val="000000"/>
-                <w:lang w:val="en-GB" w:eastAsia="sl-SI"/>
-              </w:rPr>
-            </w:pPr>
-            <w:r>
-              <w:rPr>
-                <w:rFonts w:eastAsia="Times New Roman" w:cs="Times New Roman"/>
-                <w:b/>
-                <w:bCs/>
-                <w:color w:val="000000"/>
-                <w:lang w:val="en-GB" w:eastAsia="sl-SI"/>
-              </w:rPr>
-              <w:t xml:space="preserve">Detected species </w:t>
-            </w:r>
-          </w:p>
-        </w:tc>
-        <w:tc>
-          <w:tcPr>
-            <w:tcW w:w="1240" w:type="dxa"/>
-            <w:tcBorders>
-              <w:top w:val="single" w:sz="4" w:space="0" w:color="auto"/>
-              <w:left w:val="nil"/>
-              <w:bottom w:val="single" w:sz="4" w:space="0" w:color="auto"/>
-              <w:right w:val="nil"/>
-            </w:tcBorders>
-            <w:shd w:val="clear" w:color="auto" w:fill="auto"/>
-            <w:noWrap/>
-            <w:vAlign w:val="bottom"/>
-            <w:hideMark/>
-          </w:tcPr>
-          <w:p>
-            <w:pPr>
-              <w:spacing w:after="0" w:line="240" w:lineRule="auto"/>
-              <w:jc w:val="left"/>
-              <w:rPr>
-                <w:rFonts w:eastAsia="Times New Roman" w:cs="Times New Roman"/>
-                <w:b/>
-                <w:bCs/>
-                <w:color w:val="000000"/>
-                <w:lang w:val="en-GB" w:eastAsia="sl-SI"/>
-              </w:rPr>
-            </w:pPr>
-            <w:r>
-              <w:rPr>
-                <w:rFonts w:eastAsia="Times New Roman" w:cs="Times New Roman"/>
-                <w:b/>
-                <w:bCs/>
-                <w:color w:val="000000"/>
-                <w:lang w:val="en-GB" w:eastAsia="sl-SI"/>
-              </w:rPr>
-              <w:t xml:space="preserve">All samples </w:t>
-            </w:r>
-          </w:p>
-        </w:tc>
-        <w:tc>
-          <w:tcPr>
-            <w:tcW w:w="960" w:type="dxa"/>
-            <w:tcBorders>
-              <w:top w:val="single" w:sz="4" w:space="0" w:color="auto"/>
-              <w:left w:val="nil"/>
-              <w:bottom w:val="single" w:sz="4" w:space="0" w:color="auto"/>
-              <w:right w:val="nil"/>
-            </w:tcBorders>
-            <w:shd w:val="clear" w:color="auto" w:fill="auto"/>
-            <w:noWrap/>
-            <w:vAlign w:val="bottom"/>
-            <w:hideMark/>
-          </w:tcPr>
-          <w:p>
-            <w:pPr>
-              <w:spacing w:after="0" w:line="240" w:lineRule="auto"/>
-              <w:jc w:val="left"/>
-              <w:rPr>
-                <w:rFonts w:eastAsia="Times New Roman" w:cs="Times New Roman"/>
-                <w:b/>
-                <w:bCs/>
-                <w:color w:val="000000"/>
-                <w:lang w:val="en-GB" w:eastAsia="sl-SI"/>
-              </w:rPr>
-            </w:pPr>
-            <w:r>
-              <w:rPr>
-                <w:rFonts w:eastAsia="Times New Roman" w:cs="Times New Roman"/>
-                <w:b/>
-                <w:bCs/>
-                <w:color w:val="000000"/>
-                <w:lang w:val="en-GB" w:eastAsia="sl-SI"/>
-              </w:rPr>
-              <w:t>H005</w:t>
-            </w:r>
-          </w:p>
-        </w:tc>
-        <w:tc>
-          <w:tcPr>
-            <w:tcW w:w="960" w:type="dxa"/>
-            <w:tcBorders>
-              <w:top w:val="single" w:sz="4" w:space="0" w:color="auto"/>
-              <w:left w:val="nil"/>
-              <w:bottom w:val="single" w:sz="4" w:space="0" w:color="auto"/>
-              <w:right w:val="nil"/>
-            </w:tcBorders>
-            <w:shd w:val="clear" w:color="auto" w:fill="auto"/>
-            <w:noWrap/>
-            <w:vAlign w:val="bottom"/>
-            <w:hideMark/>
-          </w:tcPr>
-          <w:p>
-            <w:pPr>
-              <w:spacing w:after="0" w:line="240" w:lineRule="auto"/>
-              <w:jc w:val="left"/>
-              <w:rPr>
-                <w:rFonts w:eastAsia="Times New Roman" w:cs="Times New Roman"/>
-                <w:b/>
-                <w:bCs/>
-                <w:color w:val="000000"/>
-                <w:lang w:val="en-GB" w:eastAsia="sl-SI"/>
-              </w:rPr>
-            </w:pPr>
-            <w:r>
-              <w:rPr>
-                <w:rFonts w:eastAsia="Times New Roman" w:cs="Times New Roman"/>
-                <w:b/>
-                <w:bCs/>
-                <w:color w:val="000000"/>
-                <w:lang w:val="en-GB" w:eastAsia="sl-SI"/>
-              </w:rPr>
-              <w:t>H007</w:t>
-            </w:r>
-          </w:p>
-        </w:tc>
-        <w:tc>
-          <w:tcPr>
-            <w:tcW w:w="960" w:type="dxa"/>
-            <w:tcBorders>
-              <w:top w:val="single" w:sz="4" w:space="0" w:color="auto"/>
-              <w:left w:val="nil"/>
-              <w:bottom w:val="single" w:sz="4" w:space="0" w:color="auto"/>
-              <w:right w:val="nil"/>
-            </w:tcBorders>
-            <w:shd w:val="clear" w:color="auto" w:fill="auto"/>
-            <w:noWrap/>
-            <w:vAlign w:val="bottom"/>
-            <w:hideMark/>
-          </w:tcPr>
-          <w:p>
-            <w:pPr>
-              <w:spacing w:after="0" w:line="240" w:lineRule="auto"/>
-              <w:jc w:val="left"/>
-              <w:rPr>
-                <w:rFonts w:eastAsia="Times New Roman" w:cs="Times New Roman"/>
-                <w:b/>
-                <w:bCs/>
-                <w:color w:val="000000"/>
-                <w:lang w:val="en-GB" w:eastAsia="sl-SI"/>
-              </w:rPr>
-            </w:pPr>
-            <w:r>
-              <w:rPr>
-                <w:rFonts w:eastAsia="Times New Roman" w:cs="Times New Roman"/>
-                <w:b/>
-                <w:bCs/>
-                <w:color w:val="000000"/>
-                <w:lang w:val="en-GB" w:eastAsia="sl-SI"/>
-              </w:rPr>
-              <w:t xml:space="preserve">H009 </w:t>
-            </w:r>
-          </w:p>
-        </w:tc>
-      </w:tr>
-      <w:tr>
-        <w:trPr>
-          <w:trHeight w:val="300"/>
-        </w:trPr>
-        <w:tc>
-          <w:tcPr>
-            <w:tcW w:w="3940" w:type="dxa"/>
-            <w:tcBorders>
-              <w:top w:val="nil"/>
-              <w:left w:val="nil"/>
-              <w:bottom w:val="nil"/>
-              <w:right w:val="nil"/>
-            </w:tcBorders>
-            <w:shd w:val="clear" w:color="auto" w:fill="auto"/>
-            <w:noWrap/>
-            <w:vAlign w:val="bottom"/>
-            <w:hideMark/>
-          </w:tcPr>
-          <w:p>
-            <w:pPr>
-              <w:spacing w:after="0" w:line="240" w:lineRule="auto"/>
-              <w:jc w:val="left"/>
-              <w:rPr>
-                <w:rFonts w:eastAsia="Times New Roman" w:cs="Times New Roman"/>
-                <w:i/>
-                <w:iCs/>
-                <w:color w:val="000000"/>
-                <w:lang w:val="en-GB" w:eastAsia="sl-SI"/>
-              </w:rPr>
-            </w:pPr>
-            <w:r>
-              <w:rPr>
-                <w:rFonts w:eastAsia="Times New Roman" w:cs="Times New Roman"/>
-                <w:i/>
-                <w:iCs/>
-                <w:color w:val="000000"/>
-                <w:lang w:val="en-GB" w:eastAsia="sl-SI"/>
-              </w:rPr>
-              <w:t>Clostridium paraputrificum</w:t>
-            </w:r>
-          </w:p>
-        </w:tc>
-        <w:tc>
-          <w:tcPr>
-            <w:tcW w:w="1240" w:type="dxa"/>
-            <w:tcBorders>
-              <w:top w:val="nil"/>
-              <w:left w:val="nil"/>
-              <w:bottom w:val="nil"/>
-              <w:right w:val="nil"/>
-            </w:tcBorders>
-            <w:shd w:val="clear" w:color="auto" w:fill="auto"/>
-            <w:noWrap/>
-            <w:vAlign w:val="bottom"/>
-            <w:hideMark/>
-          </w:tcPr>
-          <w:p>
-            <w:pPr>
-              <w:spacing w:after="0" w:line="240" w:lineRule="auto"/>
-              <w:jc w:val="left"/>
-              <w:rPr>
-                <w:rFonts w:eastAsia="Times New Roman" w:cs="Times New Roman"/>
-                <w:color w:val="000000"/>
-                <w:lang w:val="en-GB" w:eastAsia="sl-SI"/>
-              </w:rPr>
-            </w:pPr>
-            <w:r>
-              <w:rPr>
-                <w:rFonts w:eastAsia="Times New Roman" w:cs="Times New Roman"/>
-                <w:color w:val="000000"/>
-                <w:lang w:val="en-GB" w:eastAsia="sl-SI"/>
-              </w:rPr>
-              <w:t>24</w:t>
-            </w:r>
-          </w:p>
-        </w:tc>
-        <w:tc>
-          <w:tcPr>
-            <w:tcW w:w="960" w:type="dxa"/>
-            <w:tcBorders>
-              <w:top w:val="nil"/>
-              <w:left w:val="nil"/>
-              <w:bottom w:val="nil"/>
-              <w:right w:val="nil"/>
-            </w:tcBorders>
-            <w:shd w:val="clear" w:color="auto" w:fill="auto"/>
-            <w:noWrap/>
-            <w:vAlign w:val="bottom"/>
-            <w:hideMark/>
-          </w:tcPr>
-          <w:p>
-            <w:pPr>
-              <w:spacing w:after="0" w:line="240" w:lineRule="auto"/>
-              <w:jc w:val="left"/>
-              <w:rPr>
-                <w:rFonts w:eastAsia="Times New Roman" w:cs="Times New Roman"/>
-                <w:color w:val="000000"/>
-                <w:lang w:val="en-GB" w:eastAsia="sl-SI"/>
-              </w:rPr>
-            </w:pPr>
-            <w:r>
-              <w:rPr>
-                <w:rFonts w:eastAsia="Times New Roman" w:cs="Times New Roman"/>
-                <w:color w:val="000000"/>
-                <w:lang w:val="en-GB" w:eastAsia="sl-SI"/>
-              </w:rPr>
-              <w:t>23</w:t>
-            </w:r>
-          </w:p>
-        </w:tc>
-        <w:tc>
-          <w:tcPr>
-            <w:tcW w:w="960" w:type="dxa"/>
-            <w:tcBorders>
-              <w:top w:val="nil"/>
-              <w:left w:val="nil"/>
-              <w:bottom w:val="nil"/>
-              <w:right w:val="nil"/>
-            </w:tcBorders>
-            <w:shd w:val="clear" w:color="auto" w:fill="auto"/>
-            <w:noWrap/>
-            <w:vAlign w:val="bottom"/>
-            <w:hideMark/>
-          </w:tcPr>
-          <w:p>
-            <w:pPr>
-              <w:spacing w:after="0" w:line="240" w:lineRule="auto"/>
-              <w:jc w:val="left"/>
-              <w:rPr>
-                <w:rFonts w:eastAsia="Times New Roman" w:cs="Times New Roman"/>
-                <w:color w:val="000000"/>
-                <w:lang w:val="en-GB" w:eastAsia="sl-SI"/>
-              </w:rPr>
-            </w:pPr>
-            <w:r>
-              <w:rPr>
-                <w:rFonts w:eastAsia="Times New Roman" w:cs="Times New Roman"/>
-                <w:color w:val="000000"/>
-                <w:lang w:val="en-GB" w:eastAsia="sl-SI"/>
-              </w:rPr>
-              <w:t>0</w:t>
-            </w:r>
-          </w:p>
-        </w:tc>
-        <w:tc>
-          <w:tcPr>
-            <w:tcW w:w="960" w:type="dxa"/>
-            <w:tcBorders>
-              <w:top w:val="nil"/>
-              <w:left w:val="nil"/>
-              <w:bottom w:val="nil"/>
-              <w:right w:val="nil"/>
-            </w:tcBorders>
-            <w:shd w:val="clear" w:color="auto" w:fill="auto"/>
-            <w:noWrap/>
-            <w:vAlign w:val="bottom"/>
-            <w:hideMark/>
-          </w:tcPr>
-          <w:p>
-            <w:pPr>
-              <w:spacing w:after="0" w:line="240" w:lineRule="auto"/>
-              <w:jc w:val="left"/>
-              <w:rPr>
-                <w:rFonts w:eastAsia="Times New Roman" w:cs="Times New Roman"/>
-                <w:color w:val="000000"/>
-                <w:lang w:val="en-GB" w:eastAsia="sl-SI"/>
-              </w:rPr>
-            </w:pPr>
-            <w:r>
-              <w:rPr>
-                <w:rFonts w:eastAsia="Times New Roman" w:cs="Times New Roman"/>
-                <w:color w:val="000000"/>
-                <w:lang w:val="en-GB" w:eastAsia="sl-SI"/>
-              </w:rPr>
-              <w:t>1</w:t>
-            </w:r>
-          </w:p>
-        </w:tc>
-      </w:tr>
-      <w:tr>
-        <w:trPr>
-          <w:trHeight w:val="300"/>
-        </w:trPr>
-        <w:tc>
-          <w:tcPr>
-            <w:tcW w:w="3940" w:type="dxa"/>
-            <w:tcBorders>
-              <w:top w:val="nil"/>
-              <w:left w:val="nil"/>
-              <w:bottom w:val="nil"/>
-              <w:right w:val="nil"/>
-            </w:tcBorders>
-            <w:shd w:val="clear" w:color="auto" w:fill="auto"/>
-            <w:noWrap/>
-            <w:vAlign w:val="bottom"/>
-            <w:hideMark/>
-          </w:tcPr>
-          <w:p>
-            <w:pPr>
-              <w:spacing w:after="0" w:line="240" w:lineRule="auto"/>
-              <w:jc w:val="left"/>
-              <w:rPr>
-                <w:rFonts w:eastAsia="Times New Roman" w:cs="Times New Roman"/>
-                <w:i/>
-                <w:iCs/>
-                <w:color w:val="000000"/>
-                <w:lang w:val="en-GB" w:eastAsia="sl-SI"/>
-              </w:rPr>
-            </w:pPr>
-            <w:r>
-              <w:rPr>
-                <w:rFonts w:eastAsia="Times New Roman" w:cs="Times New Roman"/>
-                <w:i/>
-                <w:iCs/>
-                <w:color w:val="000000"/>
-                <w:lang w:val="en-GB" w:eastAsia="sl-SI"/>
-              </w:rPr>
-              <w:t>Intestinibacter bartletti</w:t>
-            </w:r>
-          </w:p>
-        </w:tc>
-        <w:tc>
-          <w:tcPr>
-            <w:tcW w:w="1240" w:type="dxa"/>
-            <w:tcBorders>
-              <w:top w:val="nil"/>
-              <w:left w:val="nil"/>
-              <w:bottom w:val="nil"/>
-              <w:right w:val="nil"/>
-            </w:tcBorders>
-            <w:shd w:val="clear" w:color="auto" w:fill="auto"/>
-            <w:noWrap/>
-            <w:vAlign w:val="bottom"/>
-            <w:hideMark/>
-          </w:tcPr>
-          <w:p>
-            <w:pPr>
-              <w:spacing w:after="0" w:line="240" w:lineRule="auto"/>
-              <w:jc w:val="left"/>
-              <w:rPr>
-                <w:rFonts w:eastAsia="Times New Roman" w:cs="Times New Roman"/>
-                <w:color w:val="000000"/>
-                <w:lang w:val="en-GB" w:eastAsia="sl-SI"/>
-              </w:rPr>
-            </w:pPr>
-            <w:r>
-              <w:rPr>
-                <w:rFonts w:eastAsia="Times New Roman" w:cs="Times New Roman"/>
-                <w:color w:val="000000"/>
-                <w:lang w:val="en-GB" w:eastAsia="sl-SI"/>
-              </w:rPr>
-              <w:t>11</w:t>
-            </w:r>
-          </w:p>
-        </w:tc>
-        <w:tc>
-          <w:tcPr>
-            <w:tcW w:w="960" w:type="dxa"/>
-            <w:tcBorders>
-              <w:top w:val="nil"/>
-              <w:left w:val="nil"/>
-              <w:bottom w:val="nil"/>
-              <w:right w:val="nil"/>
-            </w:tcBorders>
-            <w:shd w:val="clear" w:color="auto" w:fill="auto"/>
-            <w:noWrap/>
-            <w:vAlign w:val="bottom"/>
-            <w:hideMark/>
-          </w:tcPr>
-          <w:p>
-            <w:pPr>
-              <w:spacing w:after="0" w:line="240" w:lineRule="auto"/>
-              <w:jc w:val="left"/>
-              <w:rPr>
-                <w:rFonts w:eastAsia="Times New Roman" w:cs="Times New Roman"/>
-                <w:color w:val="000000"/>
-                <w:lang w:val="en-GB" w:eastAsia="sl-SI"/>
-              </w:rPr>
-            </w:pPr>
-            <w:r>
-              <w:rPr>
-                <w:rFonts w:eastAsia="Times New Roman" w:cs="Times New Roman"/>
-                <w:color w:val="000000"/>
-                <w:lang w:val="en-GB" w:eastAsia="sl-SI"/>
-              </w:rPr>
-              <w:t>4</w:t>
-            </w:r>
-          </w:p>
-        </w:tc>
-        <w:tc>
-          <w:tcPr>
-            <w:tcW w:w="960" w:type="dxa"/>
-            <w:tcBorders>
-              <w:top w:val="nil"/>
-              <w:left w:val="nil"/>
-              <w:bottom w:val="nil"/>
-              <w:right w:val="nil"/>
-            </w:tcBorders>
-            <w:shd w:val="clear" w:color="auto" w:fill="auto"/>
-            <w:noWrap/>
-            <w:vAlign w:val="bottom"/>
-            <w:hideMark/>
-          </w:tcPr>
-          <w:p>
-            <w:pPr>
-              <w:spacing w:after="0" w:line="240" w:lineRule="auto"/>
-              <w:jc w:val="left"/>
-              <w:rPr>
-                <w:rFonts w:eastAsia="Times New Roman" w:cs="Times New Roman"/>
-                <w:color w:val="000000"/>
-                <w:lang w:val="en-GB" w:eastAsia="sl-SI"/>
-              </w:rPr>
-            </w:pPr>
-            <w:r>
-              <w:rPr>
-                <w:rFonts w:eastAsia="Times New Roman" w:cs="Times New Roman"/>
-                <w:color w:val="000000"/>
-                <w:lang w:val="en-GB" w:eastAsia="sl-SI"/>
-              </w:rPr>
-              <w:t>2</w:t>
-            </w:r>
-          </w:p>
-        </w:tc>
-        <w:tc>
-          <w:tcPr>
-            <w:tcW w:w="960" w:type="dxa"/>
-            <w:tcBorders>
-              <w:top w:val="nil"/>
-              <w:left w:val="nil"/>
-              <w:bottom w:val="nil"/>
-              <w:right w:val="nil"/>
-            </w:tcBorders>
-            <w:shd w:val="clear" w:color="auto" w:fill="auto"/>
-            <w:noWrap/>
-            <w:vAlign w:val="bottom"/>
-            <w:hideMark/>
-          </w:tcPr>
-          <w:p>
-            <w:pPr>
-              <w:spacing w:after="0" w:line="240" w:lineRule="auto"/>
-              <w:jc w:val="left"/>
-              <w:rPr>
-                <w:rFonts w:eastAsia="Times New Roman" w:cs="Times New Roman"/>
-                <w:color w:val="000000"/>
-                <w:lang w:val="en-GB" w:eastAsia="sl-SI"/>
-              </w:rPr>
-            </w:pPr>
-            <w:r>
-              <w:rPr>
-                <w:rFonts w:eastAsia="Times New Roman" w:cs="Times New Roman"/>
-                <w:color w:val="000000"/>
-                <w:lang w:val="en-GB" w:eastAsia="sl-SI"/>
-              </w:rPr>
-              <w:t>5</w:t>
-            </w:r>
-          </w:p>
-        </w:tc>
-      </w:tr>
-      <w:tr>
-        <w:trPr>
-          <w:trHeight w:val="300"/>
-        </w:trPr>
-        <w:tc>
-          <w:tcPr>
-            <w:tcW w:w="3940" w:type="dxa"/>
-            <w:tcBorders>
-              <w:top w:val="nil"/>
-              <w:left w:val="nil"/>
-              <w:bottom w:val="nil"/>
-              <w:right w:val="nil"/>
-            </w:tcBorders>
-            <w:shd w:val="clear" w:color="auto" w:fill="auto"/>
-            <w:noWrap/>
-            <w:vAlign w:val="bottom"/>
-            <w:hideMark/>
-          </w:tcPr>
-          <w:p>
-            <w:pPr>
-              <w:spacing w:after="0" w:line="240" w:lineRule="auto"/>
-              <w:jc w:val="left"/>
-              <w:rPr>
-                <w:rFonts w:eastAsia="Times New Roman" w:cs="Times New Roman"/>
-                <w:i/>
-                <w:iCs/>
-                <w:color w:val="000000"/>
-                <w:lang w:val="en-GB" w:eastAsia="sl-SI"/>
-              </w:rPr>
-            </w:pPr>
-            <w:r>
-              <w:rPr>
-                <w:rFonts w:eastAsia="Times New Roman" w:cs="Times New Roman"/>
-                <w:i/>
-                <w:iCs/>
-                <w:color w:val="000000"/>
-                <w:lang w:val="en-GB" w:eastAsia="sl-SI"/>
-              </w:rPr>
-              <w:t>Clostridium saudiense</w:t>
-            </w:r>
-          </w:p>
-        </w:tc>
-        <w:tc>
-          <w:tcPr>
-            <w:tcW w:w="1240" w:type="dxa"/>
-            <w:tcBorders>
-              <w:top w:val="nil"/>
-              <w:left w:val="nil"/>
-              <w:bottom w:val="nil"/>
-              <w:right w:val="nil"/>
-            </w:tcBorders>
-            <w:shd w:val="clear" w:color="auto" w:fill="auto"/>
-            <w:noWrap/>
-            <w:vAlign w:val="bottom"/>
-            <w:hideMark/>
-          </w:tcPr>
-          <w:p>
-            <w:pPr>
-              <w:spacing w:after="0" w:line="240" w:lineRule="auto"/>
-              <w:jc w:val="left"/>
-              <w:rPr>
-                <w:rFonts w:eastAsia="Times New Roman" w:cs="Times New Roman"/>
-                <w:color w:val="000000"/>
-                <w:lang w:val="en-GB" w:eastAsia="sl-SI"/>
-              </w:rPr>
-            </w:pPr>
-            <w:r>
-              <w:rPr>
-                <w:rFonts w:eastAsia="Times New Roman" w:cs="Times New Roman"/>
-                <w:color w:val="000000"/>
-                <w:lang w:val="en-GB" w:eastAsia="sl-SI"/>
-              </w:rPr>
-              <w:t>87</w:t>
-            </w:r>
-          </w:p>
-        </w:tc>
-        <w:tc>
-          <w:tcPr>
-            <w:tcW w:w="960" w:type="dxa"/>
-            <w:tcBorders>
-              <w:top w:val="nil"/>
-              <w:left w:val="nil"/>
-              <w:bottom w:val="nil"/>
-              <w:right w:val="nil"/>
-            </w:tcBorders>
-            <w:shd w:val="clear" w:color="auto" w:fill="auto"/>
-            <w:noWrap/>
-            <w:vAlign w:val="bottom"/>
-            <w:hideMark/>
-          </w:tcPr>
-          <w:p>
-            <w:pPr>
-              <w:spacing w:after="0" w:line="240" w:lineRule="auto"/>
-              <w:jc w:val="left"/>
-              <w:rPr>
-                <w:rFonts w:eastAsia="Times New Roman" w:cs="Times New Roman"/>
-                <w:color w:val="000000"/>
-                <w:lang w:val="en-GB" w:eastAsia="sl-SI"/>
-              </w:rPr>
-            </w:pPr>
-            <w:r>
-              <w:rPr>
-                <w:rFonts w:eastAsia="Times New Roman" w:cs="Times New Roman"/>
-                <w:color w:val="000000"/>
-                <w:lang w:val="en-GB" w:eastAsia="sl-SI"/>
-              </w:rPr>
-              <w:t>19</w:t>
-            </w:r>
-          </w:p>
-        </w:tc>
-        <w:tc>
-          <w:tcPr>
-            <w:tcW w:w="960" w:type="dxa"/>
-            <w:tcBorders>
-              <w:top w:val="nil"/>
-              <w:left w:val="nil"/>
-              <w:bottom w:val="nil"/>
-              <w:right w:val="nil"/>
-            </w:tcBorders>
-            <w:shd w:val="clear" w:color="auto" w:fill="auto"/>
-            <w:noWrap/>
-            <w:vAlign w:val="bottom"/>
-            <w:hideMark/>
-          </w:tcPr>
-          <w:p>
-            <w:pPr>
-              <w:spacing w:after="0" w:line="240" w:lineRule="auto"/>
-              <w:jc w:val="left"/>
-              <w:rPr>
-                <w:rFonts w:eastAsia="Times New Roman" w:cs="Times New Roman"/>
-                <w:color w:val="000000"/>
-                <w:lang w:val="en-GB" w:eastAsia="sl-SI"/>
-              </w:rPr>
-            </w:pPr>
-            <w:r>
-              <w:rPr>
-                <w:rFonts w:eastAsia="Times New Roman" w:cs="Times New Roman"/>
-                <w:color w:val="000000"/>
-                <w:lang w:val="en-GB" w:eastAsia="sl-SI"/>
-              </w:rPr>
-              <w:t>42</w:t>
-            </w:r>
-          </w:p>
-        </w:tc>
-        <w:tc>
-          <w:tcPr>
-            <w:tcW w:w="960" w:type="dxa"/>
-            <w:tcBorders>
-              <w:top w:val="nil"/>
-              <w:left w:val="nil"/>
-              <w:bottom w:val="nil"/>
-              <w:right w:val="nil"/>
-            </w:tcBorders>
-            <w:shd w:val="clear" w:color="auto" w:fill="auto"/>
-            <w:noWrap/>
-            <w:vAlign w:val="bottom"/>
-            <w:hideMark/>
-          </w:tcPr>
-          <w:p>
-            <w:pPr>
-              <w:spacing w:after="0" w:line="240" w:lineRule="auto"/>
-              <w:jc w:val="left"/>
-              <w:rPr>
-                <w:rFonts w:eastAsia="Times New Roman" w:cs="Times New Roman"/>
-                <w:color w:val="000000"/>
-                <w:lang w:val="en-GB" w:eastAsia="sl-SI"/>
-              </w:rPr>
-            </w:pPr>
-            <w:r>
-              <w:rPr>
-                <w:rFonts w:eastAsia="Times New Roman" w:cs="Times New Roman"/>
-                <w:color w:val="000000"/>
-                <w:lang w:val="en-GB" w:eastAsia="sl-SI"/>
-              </w:rPr>
-              <w:t>26</w:t>
-            </w:r>
-          </w:p>
-        </w:tc>
-      </w:tr>
-      <w:tr>
-        <w:trPr>
-          <w:trHeight w:val="300"/>
-        </w:trPr>
-        <w:tc>
-          <w:tcPr>
-            <w:tcW w:w="3940" w:type="dxa"/>
-            <w:tcBorders>
-              <w:top w:val="nil"/>
-              <w:left w:val="nil"/>
-              <w:bottom w:val="nil"/>
-              <w:right w:val="nil"/>
-            </w:tcBorders>
-            <w:shd w:val="clear" w:color="auto" w:fill="auto"/>
-            <w:noWrap/>
-            <w:vAlign w:val="bottom"/>
-            <w:hideMark/>
-          </w:tcPr>
-          <w:p>
-            <w:pPr>
-              <w:spacing w:after="0" w:line="240" w:lineRule="auto"/>
-              <w:jc w:val="left"/>
-              <w:rPr>
-                <w:rFonts w:eastAsia="Times New Roman" w:cs="Times New Roman"/>
-                <w:color w:val="000000"/>
-                <w:lang w:val="en-GB" w:eastAsia="sl-SI"/>
-              </w:rPr>
-            </w:pPr>
-            <w:r>
-              <w:rPr>
-                <w:rFonts w:eastAsia="Times New Roman" w:cs="Times New Roman"/>
-                <w:color w:val="000000"/>
-                <w:lang w:val="en-GB" w:eastAsia="sl-SI"/>
-              </w:rPr>
-              <w:lastRenderedPageBreak/>
-              <w:t>No organism identification possible</w:t>
-            </w:r>
-          </w:p>
-        </w:tc>
-        <w:tc>
-          <w:tcPr>
-            <w:tcW w:w="1240" w:type="dxa"/>
-            <w:tcBorders>
-              <w:top w:val="nil"/>
-              <w:left w:val="nil"/>
-              <w:bottom w:val="nil"/>
-              <w:right w:val="nil"/>
-            </w:tcBorders>
-            <w:shd w:val="clear" w:color="auto" w:fill="auto"/>
-            <w:noWrap/>
-            <w:vAlign w:val="bottom"/>
-            <w:hideMark/>
-          </w:tcPr>
-          <w:p>
-            <w:pPr>
-              <w:spacing w:after="0" w:line="240" w:lineRule="auto"/>
-              <w:jc w:val="left"/>
-              <w:rPr>
-                <w:rFonts w:eastAsia="Times New Roman" w:cs="Times New Roman"/>
-                <w:color w:val="000000"/>
-                <w:lang w:val="en-GB" w:eastAsia="sl-SI"/>
-              </w:rPr>
-            </w:pPr>
-            <w:r>
-              <w:rPr>
-                <w:rFonts w:eastAsia="Times New Roman" w:cs="Times New Roman"/>
-                <w:color w:val="000000"/>
-                <w:lang w:val="en-GB" w:eastAsia="sl-SI"/>
-              </w:rPr>
-              <w:t>20</w:t>
-            </w:r>
-          </w:p>
-        </w:tc>
-        <w:tc>
-          <w:tcPr>
-            <w:tcW w:w="960" w:type="dxa"/>
-            <w:tcBorders>
-              <w:top w:val="nil"/>
-              <w:left w:val="nil"/>
-              <w:bottom w:val="nil"/>
-              <w:right w:val="nil"/>
-            </w:tcBorders>
-            <w:shd w:val="clear" w:color="auto" w:fill="auto"/>
-            <w:noWrap/>
-            <w:vAlign w:val="bottom"/>
-            <w:hideMark/>
-          </w:tcPr>
-          <w:p>
-            <w:pPr>
-              <w:spacing w:after="0" w:line="240" w:lineRule="auto"/>
-              <w:jc w:val="left"/>
-              <w:rPr>
-                <w:rFonts w:eastAsia="Times New Roman" w:cs="Times New Roman"/>
-                <w:color w:val="000000"/>
-                <w:lang w:val="en-GB" w:eastAsia="sl-SI"/>
-              </w:rPr>
-            </w:pPr>
-            <w:r>
-              <w:rPr>
-                <w:rFonts w:eastAsia="Times New Roman" w:cs="Times New Roman"/>
-                <w:color w:val="000000"/>
-                <w:lang w:val="en-GB" w:eastAsia="sl-SI"/>
-              </w:rPr>
-              <w:t>7</w:t>
-            </w:r>
-          </w:p>
-        </w:tc>
-        <w:tc>
-          <w:tcPr>
-            <w:tcW w:w="960" w:type="dxa"/>
-            <w:tcBorders>
-              <w:top w:val="nil"/>
-              <w:left w:val="nil"/>
-              <w:bottom w:val="nil"/>
-              <w:right w:val="nil"/>
-            </w:tcBorders>
-            <w:shd w:val="clear" w:color="auto" w:fill="auto"/>
-            <w:noWrap/>
-            <w:vAlign w:val="bottom"/>
-            <w:hideMark/>
-          </w:tcPr>
-          <w:p>
-            <w:pPr>
-              <w:spacing w:after="0" w:line="240" w:lineRule="auto"/>
-              <w:jc w:val="left"/>
-              <w:rPr>
-                <w:rFonts w:eastAsia="Times New Roman" w:cs="Times New Roman"/>
-                <w:color w:val="000000"/>
-                <w:lang w:val="en-GB" w:eastAsia="sl-SI"/>
-              </w:rPr>
-            </w:pPr>
-            <w:r>
-              <w:rPr>
-                <w:rFonts w:eastAsia="Times New Roman" w:cs="Times New Roman"/>
-                <w:color w:val="000000"/>
-                <w:lang w:val="en-GB" w:eastAsia="sl-SI"/>
-              </w:rPr>
-              <w:t>7</w:t>
-            </w:r>
-          </w:p>
-        </w:tc>
-        <w:tc>
-          <w:tcPr>
-            <w:tcW w:w="960" w:type="dxa"/>
-            <w:tcBorders>
-              <w:top w:val="nil"/>
-              <w:left w:val="nil"/>
-              <w:bottom w:val="nil"/>
-              <w:right w:val="nil"/>
-            </w:tcBorders>
-            <w:shd w:val="clear" w:color="auto" w:fill="auto"/>
-            <w:noWrap/>
-            <w:vAlign w:val="bottom"/>
-            <w:hideMark/>
-          </w:tcPr>
-          <w:p>
-            <w:pPr>
-              <w:spacing w:after="0" w:line="240" w:lineRule="auto"/>
-              <w:jc w:val="left"/>
-              <w:rPr>
-                <w:rFonts w:eastAsia="Times New Roman" w:cs="Times New Roman"/>
-                <w:color w:val="000000"/>
-                <w:lang w:val="en-GB" w:eastAsia="sl-SI"/>
-              </w:rPr>
-            </w:pPr>
-            <w:r>
-              <w:rPr>
-                <w:rFonts w:eastAsia="Times New Roman" w:cs="Times New Roman"/>
-                <w:color w:val="000000"/>
-                <w:lang w:val="en-GB" w:eastAsia="sl-SI"/>
-              </w:rPr>
-              <w:t>6</w:t>
-            </w:r>
-          </w:p>
-        </w:tc>
-      </w:tr>
-      <w:tr>
-        <w:trPr>
-          <w:trHeight w:val="300"/>
-        </w:trPr>
-        <w:tc>
-          <w:tcPr>
-            <w:tcW w:w="3940" w:type="dxa"/>
-            <w:tcBorders>
-              <w:top w:val="nil"/>
-              <w:left w:val="nil"/>
-              <w:bottom w:val="single" w:sz="4" w:space="0" w:color="auto"/>
-              <w:right w:val="nil"/>
-            </w:tcBorders>
-            <w:shd w:val="clear" w:color="auto" w:fill="auto"/>
-            <w:noWrap/>
-            <w:vAlign w:val="bottom"/>
-            <w:hideMark/>
-          </w:tcPr>
-          <w:p>
-            <w:pPr>
-              <w:spacing w:after="0" w:line="240" w:lineRule="auto"/>
-              <w:jc w:val="left"/>
-              <w:rPr>
-                <w:rFonts w:eastAsia="Times New Roman" w:cs="Times New Roman"/>
-                <w:color w:val="000000"/>
-                <w:lang w:val="en-GB" w:eastAsia="sl-SI"/>
-              </w:rPr>
-            </w:pPr>
-            <w:r>
-              <w:rPr>
-                <w:rFonts w:eastAsia="Times New Roman" w:cs="Times New Roman"/>
-                <w:color w:val="000000"/>
-                <w:lang w:val="en-GB" w:eastAsia="sl-SI"/>
-              </w:rPr>
-              <w:t>No growth after picking</w:t>
-            </w:r>
-          </w:p>
-        </w:tc>
-        <w:tc>
-          <w:tcPr>
-            <w:tcW w:w="1240" w:type="dxa"/>
-            <w:tcBorders>
-              <w:top w:val="nil"/>
-              <w:left w:val="nil"/>
-              <w:bottom w:val="single" w:sz="4" w:space="0" w:color="auto"/>
-              <w:right w:val="nil"/>
-            </w:tcBorders>
-            <w:shd w:val="clear" w:color="auto" w:fill="auto"/>
-            <w:noWrap/>
-            <w:vAlign w:val="bottom"/>
-            <w:hideMark/>
-          </w:tcPr>
-          <w:p>
-            <w:pPr>
-              <w:spacing w:after="0" w:line="240" w:lineRule="auto"/>
-              <w:jc w:val="left"/>
-              <w:rPr>
-                <w:rFonts w:eastAsia="Times New Roman" w:cs="Times New Roman"/>
-                <w:color w:val="000000"/>
-                <w:lang w:val="en-GB" w:eastAsia="sl-SI"/>
-              </w:rPr>
-            </w:pPr>
-            <w:r>
-              <w:rPr>
-                <w:rFonts w:eastAsia="Times New Roman" w:cs="Times New Roman"/>
-                <w:color w:val="000000"/>
-                <w:lang w:val="en-GB" w:eastAsia="sl-SI"/>
-              </w:rPr>
-              <w:t>0</w:t>
-            </w:r>
-          </w:p>
-        </w:tc>
-        <w:tc>
-          <w:tcPr>
-            <w:tcW w:w="960" w:type="dxa"/>
-            <w:tcBorders>
-              <w:top w:val="nil"/>
-              <w:left w:val="nil"/>
-              <w:bottom w:val="single" w:sz="4" w:space="0" w:color="auto"/>
-              <w:right w:val="nil"/>
-            </w:tcBorders>
-            <w:shd w:val="clear" w:color="auto" w:fill="auto"/>
-            <w:noWrap/>
-            <w:vAlign w:val="bottom"/>
-            <w:hideMark/>
-          </w:tcPr>
-          <w:p>
-            <w:pPr>
-              <w:spacing w:after="0" w:line="240" w:lineRule="auto"/>
-              <w:jc w:val="left"/>
-              <w:rPr>
-                <w:rFonts w:eastAsia="Times New Roman" w:cs="Times New Roman"/>
-                <w:color w:val="000000"/>
-                <w:lang w:val="en-GB" w:eastAsia="sl-SI"/>
-              </w:rPr>
-            </w:pPr>
-            <w:r>
-              <w:rPr>
-                <w:rFonts w:eastAsia="Times New Roman" w:cs="Times New Roman"/>
-                <w:color w:val="000000"/>
-                <w:lang w:val="en-GB" w:eastAsia="sl-SI"/>
-              </w:rPr>
-              <w:t>4</w:t>
-            </w:r>
-          </w:p>
-        </w:tc>
-        <w:tc>
-          <w:tcPr>
-            <w:tcW w:w="960" w:type="dxa"/>
-            <w:tcBorders>
-              <w:top w:val="nil"/>
-              <w:left w:val="nil"/>
-              <w:bottom w:val="single" w:sz="4" w:space="0" w:color="auto"/>
-              <w:right w:val="nil"/>
-            </w:tcBorders>
-            <w:shd w:val="clear" w:color="auto" w:fill="auto"/>
-            <w:noWrap/>
-            <w:vAlign w:val="bottom"/>
-            <w:hideMark/>
-          </w:tcPr>
-          <w:p>
-            <w:pPr>
-              <w:spacing w:after="0" w:line="240" w:lineRule="auto"/>
-              <w:jc w:val="left"/>
-              <w:rPr>
-                <w:rFonts w:eastAsia="Times New Roman" w:cs="Times New Roman"/>
-                <w:color w:val="000000"/>
-                <w:lang w:val="en-GB" w:eastAsia="sl-SI"/>
-              </w:rPr>
-            </w:pPr>
-            <w:r>
-              <w:rPr>
-                <w:rFonts w:eastAsia="Times New Roman" w:cs="Times New Roman"/>
-                <w:color w:val="000000"/>
-                <w:lang w:val="en-GB" w:eastAsia="sl-SI"/>
-              </w:rPr>
-              <w:t>19</w:t>
-            </w:r>
-          </w:p>
-        </w:tc>
-        <w:tc>
-          <w:tcPr>
-            <w:tcW w:w="960" w:type="dxa"/>
-            <w:tcBorders>
-              <w:top w:val="nil"/>
-              <w:left w:val="nil"/>
-              <w:bottom w:val="single" w:sz="4" w:space="0" w:color="auto"/>
-              <w:right w:val="nil"/>
-            </w:tcBorders>
-            <w:shd w:val="clear" w:color="auto" w:fill="auto"/>
-            <w:noWrap/>
-            <w:vAlign w:val="bottom"/>
-            <w:hideMark/>
-          </w:tcPr>
-          <w:p>
-            <w:pPr>
-              <w:spacing w:after="0" w:line="240" w:lineRule="auto"/>
-              <w:jc w:val="left"/>
-              <w:rPr>
-                <w:rFonts w:eastAsia="Times New Roman" w:cs="Times New Roman"/>
-                <w:color w:val="000000"/>
-                <w:lang w:val="en-GB" w:eastAsia="sl-SI"/>
-              </w:rPr>
-            </w:pPr>
-            <w:r>
-              <w:rPr>
-                <w:rFonts w:eastAsia="Times New Roman" w:cs="Times New Roman"/>
-                <w:color w:val="000000"/>
-                <w:lang w:val="en-GB" w:eastAsia="sl-SI"/>
-              </w:rPr>
-              <w:t>25</w:t>
-            </w:r>
-          </w:p>
-        </w:tc>
-      </w:tr>
-    </w:tbl>
     <w:p>
       <w:pPr>
         <w:rPr>
@@ -20360,24 +21988,17 @@
       <w:pPr>
         <w:rPr>
           <w:rFonts w:cs="Times New Roman"/>
+          <w:noProof/>
           <w:lang w:val="en-GB"/>
         </w:rPr>
       </w:pPr>
-    </w:p>
-    <w:p>
-      <w:pPr>
+      <w:r>
         <w:rPr>
           <w:rFonts w:cs="Times New Roman"/>
           <w:noProof/>
           <w:lang w:val="en-GB"/>
         </w:rPr>
-      </w:pPr>
-      <w:r>
-        <w:rPr>
-          <w:rFonts w:cs="Times New Roman"/>
-          <w:noProof/>
-          <w:lang w:val="en-GB"/>
-        </w:rPr>
+        <w:lastRenderedPageBreak/>
         <w:drawing>
           <wp:inline distT="0" distB="0" distL="0" distR="0" wp14:anchorId="4FC975CE" wp14:editId="7EB93CF8">
             <wp:extent cx="5753735" cy="4330700"/>
@@ -20463,7 +22084,6 @@
           <w:noProof/>
           <w:lang w:val="en-GB"/>
         </w:rPr>
-        <w:lastRenderedPageBreak/>
         <w:drawing>
           <wp:inline distT="0" distB="0" distL="0" distR="0" wp14:anchorId="2364EDD5" wp14:editId="6F7DE97F">
             <wp:extent cx="5943600" cy="2657475"/>
@@ -20527,7 +22147,20 @@
         <w:rPr>
           <w:lang w:val="en-GB"/>
         </w:rPr>
-        <w:t xml:space="preserve">Supplement Figure 2: </w:t>
+        <w:lastRenderedPageBreak/>
+        <w:t xml:space="preserve">Supplement Figure </w:t>
+      </w:r>
+      <w:r>
+        <w:rPr>
+          <w:lang w:val="en-GB"/>
+        </w:rPr>
+        <w:t>7</w:t>
+      </w:r>
+      <w:r>
+        <w:rPr>
+          <w:lang w:val="en-GB"/>
+        </w:rPr>
+        <w:t xml:space="preserve">: </w:t>
       </w:r>
       <w:r>
         <w:rPr>
@@ -20998,14 +22631,25 @@
                 <w:lang w:val="en-GB" w:eastAsia="sl-SI"/>
               </w:rPr>
             </w:pPr>
-            <w:r>
-              <w:rPr>
-                <w:rFonts w:eastAsia="Times New Roman" w:cs="Times New Roman"/>
-                <w:sz w:val="20"/>
-                <w:szCs w:val="20"/>
-                <w:lang w:val="en-GB" w:eastAsia="sl-SI"/>
-              </w:rPr>
-              <w:t>7.7e-195</w:t>
+            <w:proofErr w:type="spellStart"/>
+            <w:r>
+              <w:rPr>
+                <w:rFonts w:eastAsia="Times New Roman" w:cs="Times New Roman"/>
+                <w:sz w:val="20"/>
+                <w:szCs w:val="20"/>
+                <w:lang w:val="en-GB" w:eastAsia="sl-SI"/>
+              </w:rPr>
+              <w:t>7.7e</w:t>
+            </w:r>
+            <w:proofErr w:type="spellEnd"/>
+            <w:r>
+              <w:rPr>
+                <w:rFonts w:eastAsia="Times New Roman" w:cs="Times New Roman"/>
+                <w:sz w:val="20"/>
+                <w:szCs w:val="20"/>
+                <w:lang w:val="en-GB" w:eastAsia="sl-SI"/>
+              </w:rPr>
+              <w:t>-195</w:t>
             </w:r>
           </w:p>
         </w:tc>
@@ -21124,14 +22768,25 @@
                 <w:lang w:val="en-GB" w:eastAsia="sl-SI"/>
               </w:rPr>
             </w:pPr>
-            <w:r>
-              <w:rPr>
-                <w:rFonts w:eastAsia="Times New Roman" w:cs="Times New Roman"/>
-                <w:sz w:val="20"/>
-                <w:szCs w:val="20"/>
-                <w:lang w:val="en-GB" w:eastAsia="sl-SI"/>
-              </w:rPr>
-              <w:t>2e-19</w:t>
+            <w:proofErr w:type="spellStart"/>
+            <w:r>
+              <w:rPr>
+                <w:rFonts w:eastAsia="Times New Roman" w:cs="Times New Roman"/>
+                <w:sz w:val="20"/>
+                <w:szCs w:val="20"/>
+                <w:lang w:val="en-GB" w:eastAsia="sl-SI"/>
+              </w:rPr>
+              <w:t>2e</w:t>
+            </w:r>
+            <w:proofErr w:type="spellEnd"/>
+            <w:r>
+              <w:rPr>
+                <w:rFonts w:eastAsia="Times New Roman" w:cs="Times New Roman"/>
+                <w:sz w:val="20"/>
+                <w:szCs w:val="20"/>
+                <w:lang w:val="en-GB" w:eastAsia="sl-SI"/>
+              </w:rPr>
+              <w:t>-19</w:t>
             </w:r>
           </w:p>
         </w:tc>
@@ -21250,14 +22905,25 @@
                 <w:lang w:val="en-GB" w:eastAsia="sl-SI"/>
               </w:rPr>
             </w:pPr>
-            <w:r>
-              <w:rPr>
-                <w:rFonts w:eastAsia="Times New Roman" w:cs="Times New Roman"/>
-                <w:sz w:val="20"/>
-                <w:szCs w:val="20"/>
-                <w:lang w:val="en-GB" w:eastAsia="sl-SI"/>
-              </w:rPr>
-              <w:t>1e-65</w:t>
+            <w:proofErr w:type="spellStart"/>
+            <w:r>
+              <w:rPr>
+                <w:rFonts w:eastAsia="Times New Roman" w:cs="Times New Roman"/>
+                <w:sz w:val="20"/>
+                <w:szCs w:val="20"/>
+                <w:lang w:val="en-GB" w:eastAsia="sl-SI"/>
+              </w:rPr>
+              <w:t>1e</w:t>
+            </w:r>
+            <w:proofErr w:type="spellEnd"/>
+            <w:r>
+              <w:rPr>
+                <w:rFonts w:eastAsia="Times New Roman" w:cs="Times New Roman"/>
+                <w:sz w:val="20"/>
+                <w:szCs w:val="20"/>
+                <w:lang w:val="en-GB" w:eastAsia="sl-SI"/>
+              </w:rPr>
+              <w:t>-65</w:t>
             </w:r>
           </w:p>
         </w:tc>
@@ -21376,14 +23042,25 @@
                 <w:lang w:val="en-GB" w:eastAsia="sl-SI"/>
               </w:rPr>
             </w:pPr>
-            <w:r>
-              <w:rPr>
-                <w:rFonts w:eastAsia="Times New Roman" w:cs="Times New Roman"/>
-                <w:sz w:val="20"/>
-                <w:szCs w:val="20"/>
-                <w:lang w:val="en-GB" w:eastAsia="sl-SI"/>
-              </w:rPr>
-              <w:t>2.2e-10</w:t>
+            <w:proofErr w:type="spellStart"/>
+            <w:r>
+              <w:rPr>
+                <w:rFonts w:eastAsia="Times New Roman" w:cs="Times New Roman"/>
+                <w:sz w:val="20"/>
+                <w:szCs w:val="20"/>
+                <w:lang w:val="en-GB" w:eastAsia="sl-SI"/>
+              </w:rPr>
+              <w:t>2.2e</w:t>
+            </w:r>
+            <w:proofErr w:type="spellEnd"/>
+            <w:r>
+              <w:rPr>
+                <w:rFonts w:eastAsia="Times New Roman" w:cs="Times New Roman"/>
+                <w:sz w:val="20"/>
+                <w:szCs w:val="20"/>
+                <w:lang w:val="en-GB" w:eastAsia="sl-SI"/>
+              </w:rPr>
+              <w:t>-10</w:t>
             </w:r>
           </w:p>
         </w:tc>
@@ -21470,14 +23147,25 @@
                 <w:lang w:val="en-GB" w:eastAsia="sl-SI"/>
               </w:rPr>
             </w:pPr>
-            <w:r>
-              <w:rPr>
-                <w:rFonts w:eastAsia="Times New Roman" w:cs="Times New Roman"/>
-                <w:sz w:val="20"/>
-                <w:szCs w:val="20"/>
-                <w:lang w:val="en-GB" w:eastAsia="sl-SI"/>
-              </w:rPr>
-              <w:t>1e-20</w:t>
+            <w:proofErr w:type="spellStart"/>
+            <w:r>
+              <w:rPr>
+                <w:rFonts w:eastAsia="Times New Roman" w:cs="Times New Roman"/>
+                <w:sz w:val="20"/>
+                <w:szCs w:val="20"/>
+                <w:lang w:val="en-GB" w:eastAsia="sl-SI"/>
+              </w:rPr>
+              <w:t>1e</w:t>
+            </w:r>
+            <w:proofErr w:type="spellEnd"/>
+            <w:r>
+              <w:rPr>
+                <w:rFonts w:eastAsia="Times New Roman" w:cs="Times New Roman"/>
+                <w:sz w:val="20"/>
+                <w:szCs w:val="20"/>
+                <w:lang w:val="en-GB" w:eastAsia="sl-SI"/>
+              </w:rPr>
+              <w:t>-20</w:t>
             </w:r>
           </w:p>
         </w:tc>
@@ -21502,14 +23190,25 @@
                 <w:lang w:val="en-GB" w:eastAsia="sl-SI"/>
               </w:rPr>
             </w:pPr>
-            <w:r>
-              <w:rPr>
-                <w:rFonts w:eastAsia="Times New Roman" w:cs="Times New Roman"/>
-                <w:sz w:val="20"/>
-                <w:szCs w:val="20"/>
-                <w:lang w:val="en-GB" w:eastAsia="sl-SI"/>
-              </w:rPr>
-              <w:t>1e-60</w:t>
+            <w:proofErr w:type="spellStart"/>
+            <w:r>
+              <w:rPr>
+                <w:rFonts w:eastAsia="Times New Roman" w:cs="Times New Roman"/>
+                <w:sz w:val="20"/>
+                <w:szCs w:val="20"/>
+                <w:lang w:val="en-GB" w:eastAsia="sl-SI"/>
+              </w:rPr>
+              <w:t>1e</w:t>
+            </w:r>
+            <w:proofErr w:type="spellEnd"/>
+            <w:r>
+              <w:rPr>
+                <w:rFonts w:eastAsia="Times New Roman" w:cs="Times New Roman"/>
+                <w:sz w:val="20"/>
+                <w:szCs w:val="20"/>
+                <w:lang w:val="en-GB" w:eastAsia="sl-SI"/>
+              </w:rPr>
+              <w:t>-60</w:t>
             </w:r>
           </w:p>
         </w:tc>
@@ -21628,14 +23327,25 @@
                 <w:lang w:val="en-GB" w:eastAsia="sl-SI"/>
               </w:rPr>
             </w:pPr>
-            <w:r>
-              <w:rPr>
-                <w:rFonts w:eastAsia="Times New Roman" w:cs="Times New Roman"/>
-                <w:sz w:val="20"/>
-                <w:szCs w:val="20"/>
-                <w:lang w:val="en-GB" w:eastAsia="sl-SI"/>
-              </w:rPr>
-              <w:t>4e-31</w:t>
+            <w:proofErr w:type="spellStart"/>
+            <w:r>
+              <w:rPr>
+                <w:rFonts w:eastAsia="Times New Roman" w:cs="Times New Roman"/>
+                <w:sz w:val="20"/>
+                <w:szCs w:val="20"/>
+                <w:lang w:val="en-GB" w:eastAsia="sl-SI"/>
+              </w:rPr>
+              <w:t>4e</w:t>
+            </w:r>
+            <w:proofErr w:type="spellEnd"/>
+            <w:r>
+              <w:rPr>
+                <w:rFonts w:eastAsia="Times New Roman" w:cs="Times New Roman"/>
+                <w:sz w:val="20"/>
+                <w:szCs w:val="20"/>
+                <w:lang w:val="en-GB" w:eastAsia="sl-SI"/>
+              </w:rPr>
+              <w:t>-31</w:t>
             </w:r>
           </w:p>
         </w:tc>
@@ -21763,14 +23473,25 @@
                 <w:lang w:val="en-GB" w:eastAsia="sl-SI"/>
               </w:rPr>
             </w:pPr>
-            <w:r>
-              <w:rPr>
-                <w:rFonts w:eastAsia="Times New Roman" w:cs="Times New Roman"/>
-                <w:sz w:val="20"/>
-                <w:szCs w:val="20"/>
-                <w:lang w:val="en-GB" w:eastAsia="sl-SI"/>
-              </w:rPr>
-              <w:t>2e-197</w:t>
+            <w:proofErr w:type="spellStart"/>
+            <w:r>
+              <w:rPr>
+                <w:rFonts w:eastAsia="Times New Roman" w:cs="Times New Roman"/>
+                <w:sz w:val="20"/>
+                <w:szCs w:val="20"/>
+                <w:lang w:val="en-GB" w:eastAsia="sl-SI"/>
+              </w:rPr>
+              <w:t>2e</w:t>
+            </w:r>
+            <w:proofErr w:type="spellEnd"/>
+            <w:r>
+              <w:rPr>
+                <w:rFonts w:eastAsia="Times New Roman" w:cs="Times New Roman"/>
+                <w:sz w:val="20"/>
+                <w:szCs w:val="20"/>
+                <w:lang w:val="en-GB" w:eastAsia="sl-SI"/>
+              </w:rPr>
+              <w:t>-197</w:t>
             </w:r>
           </w:p>
         </w:tc>
@@ -21889,14 +23610,25 @@
                 <w:lang w:val="en-GB" w:eastAsia="sl-SI"/>
               </w:rPr>
             </w:pPr>
-            <w:r>
-              <w:rPr>
-                <w:rFonts w:eastAsia="Times New Roman" w:cs="Times New Roman"/>
-                <w:sz w:val="20"/>
-                <w:szCs w:val="20"/>
-                <w:lang w:val="en-GB" w:eastAsia="sl-SI"/>
-              </w:rPr>
-              <w:t>1e-23</w:t>
+            <w:proofErr w:type="spellStart"/>
+            <w:r>
+              <w:rPr>
+                <w:rFonts w:eastAsia="Times New Roman" w:cs="Times New Roman"/>
+                <w:sz w:val="20"/>
+                <w:szCs w:val="20"/>
+                <w:lang w:val="en-GB" w:eastAsia="sl-SI"/>
+              </w:rPr>
+              <w:t>1e</w:t>
+            </w:r>
+            <w:proofErr w:type="spellEnd"/>
+            <w:r>
+              <w:rPr>
+                <w:rFonts w:eastAsia="Times New Roman" w:cs="Times New Roman"/>
+                <w:sz w:val="20"/>
+                <w:szCs w:val="20"/>
+                <w:lang w:val="en-GB" w:eastAsia="sl-SI"/>
+              </w:rPr>
+              <w:t>-23</w:t>
             </w:r>
           </w:p>
         </w:tc>
@@ -22015,14 +23747,25 @@
                 <w:lang w:val="en-GB" w:eastAsia="sl-SI"/>
               </w:rPr>
             </w:pPr>
-            <w:r>
-              <w:rPr>
-                <w:rFonts w:eastAsia="Times New Roman" w:cs="Times New Roman"/>
-                <w:sz w:val="20"/>
-                <w:szCs w:val="20"/>
-                <w:lang w:val="en-GB" w:eastAsia="sl-SI"/>
-              </w:rPr>
-              <w:t>3e-61</w:t>
+            <w:proofErr w:type="spellStart"/>
+            <w:r>
+              <w:rPr>
+                <w:rFonts w:eastAsia="Times New Roman" w:cs="Times New Roman"/>
+                <w:sz w:val="20"/>
+                <w:szCs w:val="20"/>
+                <w:lang w:val="en-GB" w:eastAsia="sl-SI"/>
+              </w:rPr>
+              <w:t>3e</w:t>
+            </w:r>
+            <w:proofErr w:type="spellEnd"/>
+            <w:r>
+              <w:rPr>
+                <w:rFonts w:eastAsia="Times New Roman" w:cs="Times New Roman"/>
+                <w:sz w:val="20"/>
+                <w:szCs w:val="20"/>
+                <w:lang w:val="en-GB" w:eastAsia="sl-SI"/>
+              </w:rPr>
+              <w:t>-61</w:t>
             </w:r>
           </w:p>
         </w:tc>
@@ -22141,14 +23884,25 @@
                 <w:lang w:val="en-GB" w:eastAsia="sl-SI"/>
               </w:rPr>
             </w:pPr>
-            <w:r>
-              <w:rPr>
-                <w:rFonts w:eastAsia="Times New Roman" w:cs="Times New Roman"/>
-                <w:sz w:val="20"/>
-                <w:szCs w:val="20"/>
-                <w:lang w:val="en-GB" w:eastAsia="sl-SI"/>
-              </w:rPr>
-              <w:t>1e-6</w:t>
+            <w:proofErr w:type="spellStart"/>
+            <w:r>
+              <w:rPr>
+                <w:rFonts w:eastAsia="Times New Roman" w:cs="Times New Roman"/>
+                <w:sz w:val="20"/>
+                <w:szCs w:val="20"/>
+                <w:lang w:val="en-GB" w:eastAsia="sl-SI"/>
+              </w:rPr>
+              <w:t>1e</w:t>
+            </w:r>
+            <w:proofErr w:type="spellEnd"/>
+            <w:r>
+              <w:rPr>
+                <w:rFonts w:eastAsia="Times New Roman" w:cs="Times New Roman"/>
+                <w:sz w:val="20"/>
+                <w:szCs w:val="20"/>
+                <w:lang w:val="en-GB" w:eastAsia="sl-SI"/>
+              </w:rPr>
+              <w:t>-6</w:t>
             </w:r>
           </w:p>
         </w:tc>
@@ -22267,14 +24021,25 @@
                 <w:lang w:val="en-GB" w:eastAsia="sl-SI"/>
               </w:rPr>
             </w:pPr>
-            <w:r>
-              <w:rPr>
-                <w:rFonts w:eastAsia="Times New Roman" w:cs="Times New Roman"/>
-                <w:sz w:val="20"/>
-                <w:szCs w:val="20"/>
-                <w:lang w:val="en-GB" w:eastAsia="sl-SI"/>
-              </w:rPr>
-              <w:t>1e-56</w:t>
+            <w:proofErr w:type="spellStart"/>
+            <w:r>
+              <w:rPr>
+                <w:rFonts w:eastAsia="Times New Roman" w:cs="Times New Roman"/>
+                <w:sz w:val="20"/>
+                <w:szCs w:val="20"/>
+                <w:lang w:val="en-GB" w:eastAsia="sl-SI"/>
+              </w:rPr>
+              <w:t>1e</w:t>
+            </w:r>
+            <w:proofErr w:type="spellEnd"/>
+            <w:r>
+              <w:rPr>
+                <w:rFonts w:eastAsia="Times New Roman" w:cs="Times New Roman"/>
+                <w:sz w:val="20"/>
+                <w:szCs w:val="20"/>
+                <w:lang w:val="en-GB" w:eastAsia="sl-SI"/>
+              </w:rPr>
+              <w:t>-56</w:t>
             </w:r>
           </w:p>
         </w:tc>
@@ -22393,14 +24158,25 @@
                 <w:lang w:val="en-GB" w:eastAsia="sl-SI"/>
               </w:rPr>
             </w:pPr>
-            <w:r>
-              <w:rPr>
-                <w:rFonts w:eastAsia="Times New Roman" w:cs="Times New Roman"/>
-                <w:sz w:val="20"/>
-                <w:szCs w:val="20"/>
-                <w:lang w:val="en-GB" w:eastAsia="sl-SI"/>
-              </w:rPr>
-              <w:t>5e-38</w:t>
+            <w:proofErr w:type="spellStart"/>
+            <w:r>
+              <w:rPr>
+                <w:rFonts w:eastAsia="Times New Roman" w:cs="Times New Roman"/>
+                <w:sz w:val="20"/>
+                <w:szCs w:val="20"/>
+                <w:lang w:val="en-GB" w:eastAsia="sl-SI"/>
+              </w:rPr>
+              <w:t>5e</w:t>
+            </w:r>
+            <w:proofErr w:type="spellEnd"/>
+            <w:r>
+              <w:rPr>
+                <w:rFonts w:eastAsia="Times New Roman" w:cs="Times New Roman"/>
+                <w:sz w:val="20"/>
+                <w:szCs w:val="20"/>
+                <w:lang w:val="en-GB" w:eastAsia="sl-SI"/>
+              </w:rPr>
+              <w:t>-38</w:t>
             </w:r>
           </w:p>
         </w:tc>
@@ -23598,7 +25374,6 @@
                 <w:szCs w:val="20"/>
                 <w:lang w:val="en-GB" w:eastAsia="sl-SI"/>
               </w:rPr>
-              <w:lastRenderedPageBreak/>
               <w:t> </w:t>
             </w:r>
           </w:p>
@@ -23738,6 +25513,45 @@
           <w:rFonts w:cs="Times New Roman"/>
           <w:lang w:val="en-GB"/>
         </w:rPr>
+        <w:t xml:space="preserve">Supplement Figure: </w:t>
+      </w:r>
+      <w:proofErr w:type="spellStart"/>
+      <w:r>
+        <w:rPr>
+          <w:rFonts w:cs="Times New Roman"/>
+          <w:lang w:val="en-GB"/>
+        </w:rPr>
+        <w:t>bc</w:t>
+      </w:r>
+      <w:proofErr w:type="spellEnd"/>
+      <w:r>
+        <w:rPr>
+          <w:rFonts w:cs="Times New Roman"/>
+          <w:lang w:val="en-GB"/>
+        </w:rPr>
+        <w:t xml:space="preserve"> within and between and time with shotgun metagenomic data. </w:t>
+      </w:r>
+    </w:p>
+    <w:p>
+      <w:pPr>
+        <w:rPr>
+          <w:rFonts w:cs="Times New Roman"/>
+          <w:lang w:val="en-GB"/>
+        </w:rPr>
+      </w:pPr>
+    </w:p>
+    <w:p>
+      <w:pPr>
+        <w:rPr>
+          <w:rFonts w:cs="Times New Roman"/>
+          <w:lang w:val="en-GB"/>
+        </w:rPr>
+      </w:pPr>
+      <w:r>
+        <w:rPr>
+          <w:rFonts w:cs="Times New Roman"/>
+          <w:lang w:val="en-GB"/>
+        </w:rPr>
         <w:t xml:space="preserve">Ethanol shock is a known protocol for removal of vegetative cells as 70% ethanol damages the cell wall of all known bacteria in the human gut but does not damage spores and other ethanol resistant cell forms </w:t>
       </w:r>
       <w:r>
@@ -23780,7 +25594,31 @@
           <w:rFonts w:cs="Times New Roman"/>
           <w:lang w:val="en-GB"/>
         </w:rPr>
-        <w:t xml:space="preserve">. To obtain a normalized amount of each OTU in a sample, we measured the absolute amount of the 16S rRNA gene in each sample by performing digital droplet PCR with the same primers that were used for amplification of fragments later sequenced. Comparison of the relative abundance in the bulk microbiota sample and ethanol resistant sample of ethanol resistant OTUs revealed that these two quantities are, despite different isolation protocols positively correlated in ethanol resistant OTUs (Supplement Figure 3). The same holds true for normalized abundances (Supplement Figure 4). We could thus compare the proportion of active cells that are also creating endospores. The ratio gives us the information on the sporulation frequency of each OTU determined as endospore forming. </w:t>
+        <w:t xml:space="preserve">. To obtain a normalized amount of each OTU in a sample, we measured the absolute amount of the </w:t>
+      </w:r>
+      <w:proofErr w:type="spellStart"/>
+      <w:r>
+        <w:rPr>
+          <w:rFonts w:cs="Times New Roman"/>
+          <w:lang w:val="en-GB"/>
+        </w:rPr>
+        <w:t>16S</w:t>
+      </w:r>
+      <w:proofErr w:type="spellEnd"/>
+      <w:r>
+        <w:rPr>
+          <w:rFonts w:cs="Times New Roman"/>
+          <w:lang w:val="en-GB"/>
+        </w:rPr>
+        <w:t xml:space="preserve"> rRNA gene in each sample by performing digital droplet PCR with the same primers that were used for amplification of fragments later sequenced. Comparison of the relative abundance in the bulk microbiota sample and ethanol resistant sample of ethanol resistant OTUs revealed that these two </w:t>
+      </w:r>
+      <w:r>
+        <w:rPr>
+          <w:rFonts w:cs="Times New Roman"/>
+          <w:lang w:val="en-GB"/>
+        </w:rPr>
+        <w:lastRenderedPageBreak/>
+        <w:t xml:space="preserve">quantities are, despite different isolation protocols positively correlated in ethanol resistant OTUs (Supplement Figure 3). The same holds true for normalized abundances (Supplement Figure 4). We could thus compare the proportion of active cells that are also creating endospores. The ratio gives us the information on the sporulation frequency of each OTU determined as endospore forming. </w:t>
       </w:r>
     </w:p>
     <w:p>
@@ -24039,6 +25877,301 @@
     <w:p>
       <w:pPr>
         <w:rPr>
+          <w:lang w:val="en-GB"/>
+        </w:rPr>
+      </w:pPr>
+    </w:p>
+    <w:p>
+      <w:pPr>
+        <w:rPr>
+          <w:lang w:val="en-GB"/>
+        </w:rPr>
+      </w:pPr>
+      <w:r>
+        <w:rPr>
+          <w:noProof/>
+          <w:lang w:val="en-GB"/>
+          <w14:ligatures w14:val="standardContextual"/>
+        </w:rPr>
+        <w:lastRenderedPageBreak/>
+        <w:drawing>
+          <wp:inline distT="0" distB="0" distL="0" distR="0" wp14:anchorId="7F449CF5" wp14:editId="600C896E">
+            <wp:extent cx="5943600" cy="3564890"/>
+            <wp:effectExtent l="0" t="0" r="0" b="0"/>
+            <wp:docPr id="1568545341" name="Picture 1" descr="A graph of a graph&#10;&#10;AI-generated content may be incorrect."/>
+            <wp:cNvGraphicFramePr>
+              <a:graphicFrameLocks xmlns:a="http://schemas.openxmlformats.org/drawingml/2006/main" noChangeAspect="1"/>
+            </wp:cNvGraphicFramePr>
+            <a:graphic xmlns:a="http://schemas.openxmlformats.org/drawingml/2006/main">
+              <a:graphicData uri="http://schemas.openxmlformats.org/drawingml/2006/picture">
+                <pic:pic xmlns:pic="http://schemas.openxmlformats.org/drawingml/2006/picture">
+                  <pic:nvPicPr>
+                    <pic:cNvPr id="1568545341" name="Picture 1" descr="A graph of a graph&#10;&#10;AI-generated content may be incorrect."/>
+                    <pic:cNvPicPr/>
+                  </pic:nvPicPr>
+                  <pic:blipFill>
+                    <a:blip r:embed="rId13" cstate="print">
+                      <a:extLst>
+                        <a:ext uri="{28A0092B-C50C-407E-A947-70E740481C1C}">
+                          <a14:useLocalDpi xmlns:a14="http://schemas.microsoft.com/office/drawing/2010/main" val="0"/>
+                        </a:ext>
+                      </a:extLst>
+                    </a:blip>
+                    <a:stretch>
+                      <a:fillRect/>
+                    </a:stretch>
+                  </pic:blipFill>
+                  <pic:spPr>
+                    <a:xfrm>
+                      <a:off x="0" y="0"/>
+                      <a:ext cx="5943600" cy="3564890"/>
+                    </a:xfrm>
+                    <a:prstGeom prst="rect">
+                      <a:avLst/>
+                    </a:prstGeom>
+                  </pic:spPr>
+                </pic:pic>
+              </a:graphicData>
+            </a:graphic>
+          </wp:inline>
+        </w:drawing>
+      </w:r>
+    </w:p>
+    <w:p>
+      <w:pPr>
+        <w:rPr>
+          <w:lang w:val="en-GB"/>
+        </w:rPr>
+      </w:pPr>
+      <w:r>
+        <w:rPr>
+          <w:lang w:val="en-GB"/>
+        </w:rPr>
+        <w:t xml:space="preserve">Supplement Figure  x. </w:t>
+      </w:r>
+      <w:proofErr w:type="spellStart"/>
+      <w:r>
+        <w:rPr>
+          <w:lang w:val="en-GB"/>
+        </w:rPr>
+        <w:t>ANIm</w:t>
+      </w:r>
+      <w:proofErr w:type="spellEnd"/>
+      <w:r>
+        <w:rPr>
+          <w:lang w:val="en-GB"/>
+        </w:rPr>
+        <w:t xml:space="preserve"> </w:t>
+      </w:r>
+    </w:p>
+    <w:p>
+      <w:pPr>
+        <w:rPr>
+          <w:lang w:val="en-GB"/>
+        </w:rPr>
+      </w:pPr>
+      <w:r>
+        <w:rPr>
+          <w:noProof/>
+          <w:lang w:val="en-GB"/>
+          <w14:ligatures w14:val="standardContextual"/>
+        </w:rPr>
+        <w:drawing>
+          <wp:inline distT="0" distB="0" distL="0" distR="0" wp14:anchorId="346E5AD7" wp14:editId="62F4AFE3">
+            <wp:extent cx="5943600" cy="3564890"/>
+            <wp:effectExtent l="0" t="0" r="0" b="0"/>
+            <wp:docPr id="915654284" name="Picture 2" descr="A graph of a number of objects&#10;&#10;AI-generated content may be incorrect."/>
+            <wp:cNvGraphicFramePr>
+              <a:graphicFrameLocks xmlns:a="http://schemas.openxmlformats.org/drawingml/2006/main" noChangeAspect="1"/>
+            </wp:cNvGraphicFramePr>
+            <a:graphic xmlns:a="http://schemas.openxmlformats.org/drawingml/2006/main">
+              <a:graphicData uri="http://schemas.openxmlformats.org/drawingml/2006/picture">
+                <pic:pic xmlns:pic="http://schemas.openxmlformats.org/drawingml/2006/picture">
+                  <pic:nvPicPr>
+                    <pic:cNvPr id="915654284" name="Picture 2" descr="A graph of a number of objects&#10;&#10;AI-generated content may be incorrect."/>
+                    <pic:cNvPicPr/>
+                  </pic:nvPicPr>
+                  <pic:blipFill>
+                    <a:blip r:embed="rId14" cstate="print">
+                      <a:extLst>
+                        <a:ext uri="{28A0092B-C50C-407E-A947-70E740481C1C}">
+                          <a14:useLocalDpi xmlns:a14="http://schemas.microsoft.com/office/drawing/2010/main" val="0"/>
+                        </a:ext>
+                      </a:extLst>
+                    </a:blip>
+                    <a:stretch>
+                      <a:fillRect/>
+                    </a:stretch>
+                  </pic:blipFill>
+                  <pic:spPr>
+                    <a:xfrm>
+                      <a:off x="0" y="0"/>
+                      <a:ext cx="5943600" cy="3564890"/>
+                    </a:xfrm>
+                    <a:prstGeom prst="rect">
+                      <a:avLst/>
+                    </a:prstGeom>
+                  </pic:spPr>
+                </pic:pic>
+              </a:graphicData>
+            </a:graphic>
+          </wp:inline>
+        </w:drawing>
+      </w:r>
+    </w:p>
+    <w:p>
+      <w:pPr>
+        <w:rPr>
+          <w:lang w:val="en-GB"/>
+        </w:rPr>
+        <w:sectPr>
+          <w:pgSz w:w="12240" w:h="15840"/>
+          <w:pgMar w:top="1440" w:right="1440" w:bottom="1440" w:left="1440" w:header="720" w:footer="720" w:gutter="0"/>
+          <w:lnNumType w:countBy="1" w:restart="continuous"/>
+          <w:cols w:space="720"/>
+          <w:docGrid w:linePitch="360"/>
+        </w:sectPr>
+      </w:pPr>
+      <w:r>
+        <w:rPr>
+          <w:lang w:val="en-GB"/>
+        </w:rPr>
+        <w:t xml:space="preserve">Supplement Figure y. </w:t>
+      </w:r>
+      <w:proofErr w:type="spellStart"/>
+      <w:r>
+        <w:rPr>
+          <w:lang w:val="en-GB"/>
+        </w:rPr>
+        <w:t>sourmash</w:t>
+      </w:r>
+      <w:proofErr w:type="spellEnd"/>
+      <w:r>
+        <w:rPr>
+          <w:lang w:val="en-GB"/>
+        </w:rPr>
+        <w:t xml:space="preserve"> </w:t>
+      </w:r>
+    </w:p>
+    <w:p>
+      <w:pPr>
+        <w:rPr>
+          <w:lang w:val="en-GB"/>
+        </w:rPr>
+      </w:pPr>
+      <w:r>
+        <w:rPr>
+          <w:noProof/>
+          <w:lang w:val="en-GB"/>
+        </w:rPr>
+        <w:lastRenderedPageBreak/>
+        <w:drawing>
+          <wp:inline distT="0" distB="0" distL="0" distR="0" wp14:anchorId="7BD8F6D4" wp14:editId="5C22468B">
+            <wp:extent cx="8446168" cy="4114800"/>
+            <wp:effectExtent l="0" t="0" r="0" b="0"/>
+            <wp:docPr id="194061692" name="Picture 1"/>
+            <wp:cNvGraphicFramePr>
+              <a:graphicFrameLocks xmlns:a="http://schemas.openxmlformats.org/drawingml/2006/main" noChangeAspect="1"/>
+            </wp:cNvGraphicFramePr>
+            <a:graphic xmlns:a="http://schemas.openxmlformats.org/drawingml/2006/main">
+              <a:graphicData uri="http://schemas.openxmlformats.org/drawingml/2006/picture">
+                <pic:pic xmlns:pic="http://schemas.openxmlformats.org/drawingml/2006/picture">
+                  <pic:nvPicPr>
+                    <pic:cNvPr id="0" name="Picture 1"/>
+                    <pic:cNvPicPr>
+                      <a:picLocks noChangeAspect="1" noChangeArrowheads="1"/>
+                    </pic:cNvPicPr>
+                  </pic:nvPicPr>
+                  <pic:blipFill>
+                    <a:blip r:embed="rId15" cstate="print">
+                      <a:extLst>
+                        <a:ext uri="{28A0092B-C50C-407E-A947-70E740481C1C}">
+                          <a14:useLocalDpi xmlns:a14="http://schemas.microsoft.com/office/drawing/2010/main" val="0"/>
+                        </a:ext>
+                      </a:extLst>
+                    </a:blip>
+                    <a:srcRect/>
+                    <a:stretch>
+                      <a:fillRect/>
+                    </a:stretch>
+                  </pic:blipFill>
+                  <pic:spPr bwMode="auto">
+                    <a:xfrm>
+                      <a:off x="0" y="0"/>
+                      <a:ext cx="8457214" cy="4120181"/>
+                    </a:xfrm>
+                    <a:prstGeom prst="rect">
+                      <a:avLst/>
+                    </a:prstGeom>
+                    <a:noFill/>
+                    <a:ln>
+                      <a:noFill/>
+                    </a:ln>
+                  </pic:spPr>
+                </pic:pic>
+              </a:graphicData>
+            </a:graphic>
+          </wp:inline>
+        </w:drawing>
+      </w:r>
+    </w:p>
+    <w:p>
+      <w:pPr>
+        <w:rPr>
+          <w:lang w:val="en-GB"/>
+        </w:rPr>
+      </w:pPr>
+      <w:r>
+        <w:rPr>
+          <w:lang w:val="en-GB"/>
+        </w:rPr>
+        <w:t xml:space="preserve">Supplement Figure. </w:t>
+      </w:r>
+    </w:p>
+    <w:p>
+      <w:pPr>
+        <w:rPr>
+          <w:lang w:val="en-GB"/>
+        </w:rPr>
+      </w:pPr>
+      <w:r>
+        <w:rPr>
+          <w:lang w:val="en-GB"/>
+        </w:rPr>
+        <w:t xml:space="preserve">Pangenome </w:t>
+      </w:r>
+    </w:p>
+    <w:p>
+      <w:pPr>
+        <w:rPr>
+          <w:lang w:val="en-GB"/>
+        </w:rPr>
+      </w:pPr>
+    </w:p>
+    <w:p>
+      <w:pPr>
+        <w:rPr>
+          <w:lang w:val="en-GB"/>
+        </w:rPr>
+        <w:sectPr>
+          <w:pgSz w:w="15840" w:h="12240" w:orient="landscape"/>
+          <w:pgMar w:top="1440" w:right="1440" w:bottom="1440" w:left="1440" w:header="720" w:footer="720" w:gutter="0"/>
+          <w:lnNumType w:countBy="1" w:restart="continuous"/>
+          <w:cols w:space="720"/>
+          <w:docGrid w:linePitch="360"/>
+        </w:sectPr>
+      </w:pPr>
+    </w:p>
+    <w:p>
+      <w:pPr>
+        <w:rPr>
+          <w:lang w:val="en-GB"/>
+        </w:rPr>
+      </w:pPr>
+    </w:p>
+    <w:p>
+      <w:pPr>
+        <w:rPr>
           <w:bCs/>
           <w:lang w:val="en-GB"/>
         </w:rPr>
@@ -24049,7 +26182,6 @@
           <w:noProof/>
           <w:lang w:val="en-GB"/>
         </w:rPr>
-        <w:lastRenderedPageBreak/>
         <w:drawing>
           <wp:inline distT="0" distB="0" distL="0" distR="0" wp14:anchorId="1AB03ACE" wp14:editId="4C738EFE">
             <wp:extent cx="5934710" cy="2398395"/>
@@ -24068,7 +26200,7 @@
                     </pic:cNvPicPr>
                   </pic:nvPicPr>
                   <pic:blipFill>
-                    <a:blip r:embed="rId13" cstate="print">
+                    <a:blip r:embed="rId16" cstate="print">
                       <a:extLst>
                         <a:ext uri="{28A0092B-C50C-407E-A947-70E740481C1C}">
                           <a14:useLocalDpi xmlns:a14="http://schemas.microsoft.com/office/drawing/2010/main" val="0"/>
@@ -24156,7 +26288,7 @@
                     </pic:cNvPicPr>
                   </pic:nvPicPr>
                   <pic:blipFill>
-                    <a:blip r:embed="rId14" cstate="print">
+                    <a:blip r:embed="rId17" cstate="print">
                       <a:extLst>
                         <a:ext uri="{28A0092B-C50C-407E-A947-70E740481C1C}">
                           <a14:useLocalDpi xmlns:a14="http://schemas.microsoft.com/office/drawing/2010/main" val="0"/>
@@ -24204,7 +26336,7 @@
         </w:rPr>
         <w:lastRenderedPageBreak/>
         <w:drawing>
-          <wp:inline distT="0" distB="0" distL="0" distR="0" wp14:anchorId="45CFD9F1" wp14:editId="11E6D334">
+          <wp:inline distT="0" distB="0" distL="0" distR="0" wp14:anchorId="45CFD9F1" wp14:editId="7482E1ED">
             <wp:extent cx="5297505" cy="3038475"/>
             <wp:effectExtent l="0" t="0" r="0" b="0"/>
             <wp:docPr id="974433413" name="Picture 22"/>
@@ -24221,7 +26353,7 @@
                     </pic:cNvPicPr>
                   </pic:nvPicPr>
                   <pic:blipFill>
-                    <a:blip r:embed="rId15" cstate="print">
+                    <a:blip r:embed="rId18" cstate="print">
                       <a:extLst>
                         <a:ext uri="{28A0092B-C50C-407E-A947-70E740481C1C}">
                           <a14:useLocalDpi xmlns:a14="http://schemas.microsoft.com/office/drawing/2010/main" val="0"/>
@@ -24331,7 +26463,7 @@
                     </pic:cNvPicPr>
                   </pic:nvPicPr>
                   <pic:blipFill>
-                    <a:blip r:embed="rId20" cstate="print">
+                    <a:blip r:embed="rId23" cstate="print">
                       <a:extLst>
                         <a:ext uri="{28A0092B-C50C-407E-A947-70E740481C1C}">
                           <a14:useLocalDpi xmlns:a14="http://schemas.microsoft.com/office/drawing/2010/main" val="0"/>
@@ -24375,7 +26507,23 @@
           <w:bCs/>
           <w:lang w:val="en-GB"/>
         </w:rPr>
-        <w:t xml:space="preserve">Supplement Figure 7. Abundance of CTX-M1 through time for individual I. </w:t>
+        <w:t xml:space="preserve">Supplement Figure 7. Abundance of </w:t>
+      </w:r>
+      <w:proofErr w:type="spellStart"/>
+      <w:r>
+        <w:rPr>
+          <w:bCs/>
+          <w:lang w:val="en-GB"/>
+        </w:rPr>
+        <w:t>CTX-M1</w:t>
+      </w:r>
+      <w:proofErr w:type="spellEnd"/>
+      <w:r>
+        <w:rPr>
+          <w:bCs/>
+          <w:lang w:val="en-GB"/>
+        </w:rPr>
+        <w:t xml:space="preserve"> through time for individual I. </w:t>
       </w:r>
     </w:p>
     <w:p>
@@ -24418,7 +26566,7 @@
                     </pic:cNvPicPr>
                   </pic:nvPicPr>
                   <pic:blipFill>
-                    <a:blip r:embed="rId21" cstate="print">
+                    <a:blip r:embed="rId24" cstate="print">
                       <a:extLst>
                         <a:ext uri="{28A0092B-C50C-407E-A947-70E740481C1C}">
                           <a14:useLocalDpi xmlns:a14="http://schemas.microsoft.com/office/drawing/2010/main" val="0"/>
@@ -24513,7 +26661,7 @@
                     </pic:cNvPicPr>
                   </pic:nvPicPr>
                   <pic:blipFill>
-                    <a:blip r:embed="rId22" cstate="print">
+                    <a:blip r:embed="rId25" cstate="print">
                       <a:extLst>
                         <a:ext uri="{28A0092B-C50C-407E-A947-70E740481C1C}">
                           <a14:useLocalDpi xmlns:a14="http://schemas.microsoft.com/office/drawing/2010/main" val="0"/>
@@ -24629,19 +26777,43 @@
         </w:rPr>
         <w:t xml:space="preserve">Efficiency of DNA isolation from </w:t>
       </w:r>
+      <w:proofErr w:type="spellStart"/>
       <w:r>
         <w:rPr>
           <w:i/>
           <w:iCs/>
           <w:lang w:val="en-GB"/>
         </w:rPr>
-        <w:t xml:space="preserve">Clostridioides difficile </w:t>
-      </w:r>
-      <w:r>
-        <w:rPr>
-          <w:lang w:val="en-GB"/>
-        </w:rPr>
-        <w:t>spores using the PowerFecal protocol</w:t>
+        <w:t>Clostridioides</w:t>
+      </w:r>
+      <w:proofErr w:type="spellEnd"/>
+      <w:r>
+        <w:rPr>
+          <w:i/>
+          <w:iCs/>
+          <w:lang w:val="en-GB"/>
+        </w:rPr>
+        <w:t xml:space="preserve"> difficile </w:t>
+      </w:r>
+      <w:r>
+        <w:rPr>
+          <w:lang w:val="en-GB"/>
+        </w:rPr>
+        <w:t xml:space="preserve">spores using the </w:t>
+      </w:r>
+      <w:proofErr w:type="spellStart"/>
+      <w:r>
+        <w:rPr>
+          <w:lang w:val="en-GB"/>
+        </w:rPr>
+        <w:t>PowerFecal</w:t>
+      </w:r>
+      <w:proofErr w:type="spellEnd"/>
+      <w:r>
+        <w:rPr>
+          <w:lang w:val="en-GB"/>
+        </w:rPr>
+        <w:t xml:space="preserve"> protocol</w:t>
       </w:r>
       <w:bookmarkEnd w:id="7"/>
       <w:bookmarkEnd w:id="8"/>
@@ -24655,6 +26827,7 @@
           <w:lang w:val="en-GB"/>
         </w:rPr>
       </w:pPr>
+      <w:proofErr w:type="spellStart"/>
       <w:r>
         <w:rPr>
           <w:rFonts w:cs="Times New Roman"/>
@@ -24663,7 +26836,18 @@
           <w:szCs w:val="24"/>
           <w:lang w:val="en-GB"/>
         </w:rPr>
-        <w:t>Clostridioides difficile</w:t>
+        <w:t>Clostridioides</w:t>
+      </w:r>
+      <w:proofErr w:type="spellEnd"/>
+      <w:r>
+        <w:rPr>
+          <w:rFonts w:cs="Times New Roman"/>
+          <w:i/>
+          <w:iCs/>
+          <w:szCs w:val="24"/>
+          <w:lang w:val="en-GB"/>
+        </w:rPr>
+        <w:t xml:space="preserve"> difficile</w:t>
       </w:r>
       <w:r>
         <w:rPr>
@@ -24671,16 +26855,88 @@
           <w:szCs w:val="24"/>
           <w:lang w:val="en-GB"/>
         </w:rPr>
-        <w:t xml:space="preserve"> (strain VPI10463) was cultured from spore stock solution and plated confluently on three Columbia agar plates with 5% added horse blood (COH) plates (Biomérieux, France). After five days of anaerobic incubation at 37 °C, spores and cells were harvested and washed five times with ice-cold </w:t>
-      </w:r>
+        <w:t xml:space="preserve"> (strain </w:t>
+      </w:r>
+      <w:proofErr w:type="spellStart"/>
       <w:r>
         <w:rPr>
           <w:rFonts w:cs="Times New Roman"/>
           <w:szCs w:val="24"/>
           <w:lang w:val="en-GB"/>
         </w:rPr>
+        <w:t>VPI10463</w:t>
+      </w:r>
+      <w:proofErr w:type="spellEnd"/>
+      <w:r>
+        <w:rPr>
+          <w:rFonts w:cs="Times New Roman"/>
+          <w:szCs w:val="24"/>
+          <w:lang w:val="en-GB"/>
+        </w:rPr>
+        <w:t>) was cultured from spore stock solution and plated confluently on three Columbia agar plates with 5% added horse blood (COH) plates (</w:t>
+      </w:r>
+      <w:proofErr w:type="spellStart"/>
+      <w:r>
+        <w:rPr>
+          <w:rFonts w:cs="Times New Roman"/>
+          <w:szCs w:val="24"/>
+          <w:lang w:val="en-GB"/>
+        </w:rPr>
+        <w:t>Biomérieux</w:t>
+      </w:r>
+      <w:proofErr w:type="spellEnd"/>
+      <w:r>
+        <w:rPr>
+          <w:rFonts w:cs="Times New Roman"/>
+          <w:szCs w:val="24"/>
+          <w:lang w:val="en-GB"/>
+        </w:rPr>
+        <w:t xml:space="preserve">, France). After five days of anaerobic incubation at 37 °C, spores and cells were harvested and washed five times with ice-cold </w:t>
+      </w:r>
+      <w:r>
+        <w:rPr>
+          <w:rFonts w:cs="Times New Roman"/>
+          <w:szCs w:val="24"/>
+          <w:lang w:val="en-GB"/>
+        </w:rPr>
         <w:lastRenderedPageBreak/>
-        <w:t>nuclease-free water. Washed spores were treated with EMA (2.5 ng/µl), sample was incubated for 5 minutes in the dark, followed by 10-minute exposure to 8000-lumen light with ice cooling. A fresh stool sample was homogenized and aliquoted (~100 mg) into PowerFecal bead-beating tubes. DNA was isolated from stool samples and from stool samples spiked with spores at various dilutions (non-diluted, 10-1, 10-3, and 10-4), in triplicates with PowerFecal Kit (Qiagen, Germany). The same spore dilutions were also plated on COH agar to determine CFU count.</w:t>
+        <w:t xml:space="preserve">nuclease-free water. Washed spores were treated with EMA (2.5 ng/µl), sample was incubated for 5 minutes in the dark, followed by 10-minute exposure to 8000-lumen light with ice cooling. A fresh stool sample was homogenized and aliquoted (~100 mg) into </w:t>
+      </w:r>
+      <w:proofErr w:type="spellStart"/>
+      <w:r>
+        <w:rPr>
+          <w:rFonts w:cs="Times New Roman"/>
+          <w:szCs w:val="24"/>
+          <w:lang w:val="en-GB"/>
+        </w:rPr>
+        <w:t>PowerFecal</w:t>
+      </w:r>
+      <w:proofErr w:type="spellEnd"/>
+      <w:r>
+        <w:rPr>
+          <w:rFonts w:cs="Times New Roman"/>
+          <w:szCs w:val="24"/>
+          <w:lang w:val="en-GB"/>
+        </w:rPr>
+        <w:t xml:space="preserve"> bead-beating tubes. DNA was isolated from stool samples and from stool samples spiked with spores at various dilutions (non-diluted, 10-1, 10-3, and 10-4), in triplicates with </w:t>
+      </w:r>
+      <w:proofErr w:type="spellStart"/>
+      <w:r>
+        <w:rPr>
+          <w:rFonts w:cs="Times New Roman"/>
+          <w:szCs w:val="24"/>
+          <w:lang w:val="en-GB"/>
+        </w:rPr>
+        <w:t>PowerFecal</w:t>
+      </w:r>
+      <w:proofErr w:type="spellEnd"/>
+      <w:r>
+        <w:rPr>
+          <w:rFonts w:cs="Times New Roman"/>
+          <w:szCs w:val="24"/>
+          <w:lang w:val="en-GB"/>
+        </w:rPr>
+        <w:t xml:space="preserve"> Kit (Qiagen, Germany). The same spore dilutions were also plated on COH agar to determine CFU count.</w:t>
       </w:r>
     </w:p>
     <w:p>
@@ -24704,7 +26960,21 @@
         <w:rPr>
           <w:lang w:val="en-GB"/>
         </w:rPr>
-        <w:t>2.4.4.1 Droplet digital PCR for absolute quantification of Clostridioides difficile</w:t>
+        <w:t xml:space="preserve">2.4.4.1 Droplet digital PCR for absolute quantification of </w:t>
+      </w:r>
+      <w:proofErr w:type="spellStart"/>
+      <w:r>
+        <w:rPr>
+          <w:lang w:val="en-GB"/>
+        </w:rPr>
+        <w:t>Clostridioides</w:t>
+      </w:r>
+      <w:proofErr w:type="spellEnd"/>
+      <w:r>
+        <w:rPr>
+          <w:lang w:val="en-GB"/>
+        </w:rPr>
+        <w:t xml:space="preserve"> difficile</w:t>
       </w:r>
       <w:bookmarkEnd w:id="10"/>
       <w:r>
@@ -24728,7 +26998,61 @@
           <w:szCs w:val="24"/>
           <w:lang w:val="en-GB"/>
         </w:rPr>
-        <w:t xml:space="preserve">Droplet digital PCR (ddPCR) was performed using EvaGreen QX200 technology (Bio-Rad, USA) for the quantification of </w:t>
+        <w:t>Droplet digital PCR (</w:t>
+      </w:r>
+      <w:proofErr w:type="spellStart"/>
+      <w:r>
+        <w:rPr>
+          <w:rFonts w:cs="Times New Roman"/>
+          <w:szCs w:val="24"/>
+          <w:lang w:val="en-GB"/>
+        </w:rPr>
+        <w:t>ddPCR</w:t>
+      </w:r>
+      <w:proofErr w:type="spellEnd"/>
+      <w:r>
+        <w:rPr>
+          <w:rFonts w:cs="Times New Roman"/>
+          <w:szCs w:val="24"/>
+          <w:lang w:val="en-GB"/>
+        </w:rPr>
+        <w:t xml:space="preserve">) was performed using </w:t>
+      </w:r>
+      <w:proofErr w:type="spellStart"/>
+      <w:r>
+        <w:rPr>
+          <w:rFonts w:cs="Times New Roman"/>
+          <w:szCs w:val="24"/>
+          <w:lang w:val="en-GB"/>
+        </w:rPr>
+        <w:t>EvaGreen</w:t>
+      </w:r>
+      <w:proofErr w:type="spellEnd"/>
+      <w:r>
+        <w:rPr>
+          <w:rFonts w:cs="Times New Roman"/>
+          <w:szCs w:val="24"/>
+          <w:lang w:val="en-GB"/>
+        </w:rPr>
+        <w:t xml:space="preserve"> </w:t>
+      </w:r>
+      <w:proofErr w:type="spellStart"/>
+      <w:r>
+        <w:rPr>
+          <w:rFonts w:cs="Times New Roman"/>
+          <w:szCs w:val="24"/>
+          <w:lang w:val="en-GB"/>
+        </w:rPr>
+        <w:t>QX200</w:t>
+      </w:r>
+      <w:proofErr w:type="spellEnd"/>
+      <w:r>
+        <w:rPr>
+          <w:rFonts w:cs="Times New Roman"/>
+          <w:szCs w:val="24"/>
+          <w:lang w:val="en-GB"/>
+        </w:rPr>
+        <w:t xml:space="preserve"> technology (Bio-Rad, USA) for the quantification of </w:t>
       </w:r>
       <w:r>
         <w:rPr>
@@ -24764,53 +27088,179 @@
           <w:szCs w:val="24"/>
           <w:lang w:val="en-GB"/>
         </w:rPr>
-        <w:t xml:space="preserve">-specific primers targeting the 16S rRNA gene F(5’ CCATCCTGTACTGGCTCACCT-3’) and R(5’- TTGAGCGATTTACTTCGGTAAAGA-3’ </w:t>
-      </w:r>
+        <w:t xml:space="preserve">-specific primers targeting the </w:t>
+      </w:r>
+      <w:proofErr w:type="spellStart"/>
       <w:r>
         <w:rPr>
           <w:rFonts w:cs="Times New Roman"/>
           <w:szCs w:val="24"/>
           <w:lang w:val="en-GB"/>
         </w:rPr>
-        <w:fldChar w:fldCharType="begin"/>
-      </w:r>
+        <w:t>16S</w:t>
+      </w:r>
+      <w:proofErr w:type="spellEnd"/>
       <w:r>
         <w:rPr>
           <w:rFonts w:cs="Times New Roman"/>
           <w:szCs w:val="24"/>
           <w:lang w:val="en-GB"/>
         </w:rPr>
-        <w:instrText xml:space="preserve"> ADDIN ZOTERO_ITEM CSL_CITATION {"citationID":"jb0ZWizu","properties":{"formattedCitation":"(Rinttil\\uc0\\u228{} et al., 2004)","plainCitation":"(Rinttilä et al., 2004)","noteIndex":0},"citationItems":[{"id":2965,"uris":["http://zotero.org/users/8873894/items/7VN53SEW"],"itemData":{"id":2965,"type":"article-journal","abstract":"Aims: The microbiota of the human intestinal tract constitutes a complex ecosystem. We report the design and optimization of an extensive set of 16S rDNA-targeted species- and group-specific primers for more accurate quantification of bacteria from faecal samples with real-time PCR. Methods and Results: A linear range of quantification between 0·1–10 pg and 10 ng of specific target genome was obtained, which corresponds to detection of ca 30–4500 to 1·9 × 106–6·0 × 106 target bacterial genomes. Functionality of the assays was confirmed by quantification of target bacterial DNA from faecal DNA preparations of healthy volunteers and irritable bowel syndrome (IBS) patients. Additionally, spiking of faecal preparations with Helicobacter pylori, Clostridium difficile or Campylobacter jejuni was used to confirm the accurate and sensitive quantification. Conclusions: Real-time PCR is a very sensitive and precise technique for an extensive quantitative evaluation of gut microbiota and is feasible for detection of human pathogens from faecal samples. Significance and Impact of the Study: To design and optimize an extensive set of real-time PCR assays targeting a large group of predominant and pathogenic GI microbial species for further use in updating the current knowledge of the putative role of gut microbiota in health and disease.","container-title":"Journal of Applied Microbiology","DOI":"10.1111/j.1365-2672.2004.02409.x","ISSN":"1365-2672","issue":"6","language":"en","note":"_eprint: https://onlinelibrary.wiley.com/doi/pdf/10.1111/j.1365-2672.2004.02409.x","page":"1166-1177","source":"Wiley Online Library","title":"Development of an extensive set of 16S rDNA-targeted primers for quantification of pathogenic and indigenous bacteria in faecal samples by real-time PCR","volume":"97","author":[{"family":"Rinttilä","given":"T."},{"family":"Kassinen","given":"A."},{"family":"Malinen","given":"E."},{"family":"Krogius","given":"L."},{"family":"Palva","given":"A."}],"issued":{"date-parts":[["2004"]]}}}],"schema":"https://github.com/citation-style-language/schema/raw/master/csl-citation.json"} </w:instrText>
-      </w:r>
+        <w:t xml:space="preserve"> rRNA gene F(5’ </w:t>
+      </w:r>
+      <w:proofErr w:type="spellStart"/>
       <w:r>
         <w:rPr>
           <w:rFonts w:cs="Times New Roman"/>
           <w:szCs w:val="24"/>
           <w:lang w:val="en-GB"/>
         </w:rPr>
-        <w:fldChar w:fldCharType="separate"/>
-      </w:r>
-      <w:r>
-        <w:rPr>
-          <w:rFonts w:cs="Times New Roman"/>
-        </w:rPr>
-        <w:t>(Rinttilä et al., 2004)</w:t>
-      </w:r>
+        <w:t>CCATCCTGTACTGGCTCACCT</w:t>
+      </w:r>
+      <w:proofErr w:type="spellEnd"/>
       <w:r>
         <w:rPr>
           <w:rFonts w:cs="Times New Roman"/>
           <w:szCs w:val="24"/>
           <w:lang w:val="en-GB"/>
         </w:rPr>
-        <w:fldChar w:fldCharType="end"/>
-      </w:r>
+        <w:t xml:space="preserve">-3’) and R(5’- </w:t>
+      </w:r>
+      <w:proofErr w:type="spellStart"/>
       <w:r>
         <w:rPr>
           <w:rFonts w:cs="Times New Roman"/>
           <w:szCs w:val="24"/>
           <w:lang w:val="en-GB"/>
         </w:rPr>
-        <w:t xml:space="preserve">. The reaction volume was 25 µl, consisting of 2.5 µl of diluted DNA, 12.5 µl of 2x EvaGreen Supermix, 0.5 µl of each 10 µM primer, and 9 µl of nuclease-free water. Droplets were generated using the QX200 Droplet Generator, following the manufacturer’s instructions. The thermal cycling conditions for </w:t>
+        <w:t>TTGAGCGATTTACTTCGGTAAAGA</w:t>
+      </w:r>
+      <w:proofErr w:type="spellEnd"/>
+      <w:r>
+        <w:rPr>
+          <w:rFonts w:cs="Times New Roman"/>
+          <w:szCs w:val="24"/>
+          <w:lang w:val="en-GB"/>
+        </w:rPr>
+        <w:t xml:space="preserve">-3’ </w:t>
+      </w:r>
+      <w:r>
+        <w:rPr>
+          <w:rFonts w:cs="Times New Roman"/>
+          <w:szCs w:val="24"/>
+          <w:lang w:val="en-GB"/>
+        </w:rPr>
+        <w:fldChar w:fldCharType="begin"/>
+      </w:r>
+      <w:r>
+        <w:rPr>
+          <w:rFonts w:cs="Times New Roman"/>
+          <w:szCs w:val="24"/>
+          <w:lang w:val="en-GB"/>
+        </w:rPr>
+        <w:instrText xml:space="preserve"> ADDIN ZOTERO_ITEM CSL_CITATION {"citationID":"jb0ZWizu","properties":{"formattedCitation":"(Rinttil\\uc0\\u228{} et al., 2004)","plainCitation":"(Rinttilä et al., 2004)","noteIndex":0},"citationItems":[{"id":2965,"uris":["http://zotero.org/users/8873894/items/7VN53SEW"],"itemData":{"id":2965,"type":"article-journal","abstract":"Aims: The microbiota of the human intestinal tract constitutes a complex ecosystem. We report the design and optimization of an extensive set of 16S rDNA-targeted species- and group-specific primers for more accurate quantification of bacteria from faecal samples with real-time PCR. Methods and Results: A linear range of quantification between 0·1–10 pg and 10 ng of specific target genome was obtained, which corresponds to detection of ca 30–4500 to 1·9 × 106–6·0 × 106 target bacterial genomes. Functionality of the assays was confirmed by quantification of target bacterial DNA from faecal DNA preparations of healthy volunteers and irritable bowel syndrome (IBS) patients. Additionally, spiking of faecal preparations with Helicobacter pylori, Clostridium difficile or Campylobacter jejuni was used to confirm the accurate and sensitive quantification. Conclusions: Real-time PCR is a very sensitive and precise technique for an extensive quantitative evaluation of gut microbiota and is feasible for detection of human pathogens from faecal samples. Significance and Impact of the Study: To design and optimize an extensive set of real-time PCR assays targeting a large group of predominant and pathogenic GI microbial species for further use in updating the current knowledge of the putative role of gut microbiota in health and disease.","container-title":"Journal of Applied Microbiology","DOI":"10.1111/j.1365-2672.2004.02409.x","ISSN":"1365-2672","issue":"6","language":"en","note":"_eprint: https://onlinelibrary.wiley.com/doi/pdf/10.1111/j.1365-2672.2004.02409.x","page":"1166-1177","source":"Wiley Online Library","title":"Development of an extensive set of 16S rDNA-targeted primers for quantification of pathogenic and indigenous bacteria in faecal samples by real-time PCR","volume":"97","author":[{"family":"Rinttilä","given":"T."},{"family":"Kassinen","given":"A."},{"family":"Malinen","given":"E."},{"family":"Krogius","given":"L."},{"family":"Palva","given":"A."}],"issued":{"date-parts":[["2004"]]}}}],"schema":"https://github.com/citation-style-language/schema/raw/master/csl-citation.json"} </w:instrText>
+      </w:r>
+      <w:r>
+        <w:rPr>
+          <w:rFonts w:cs="Times New Roman"/>
+          <w:szCs w:val="24"/>
+          <w:lang w:val="en-GB"/>
+        </w:rPr>
+        <w:fldChar w:fldCharType="separate"/>
+      </w:r>
+      <w:r>
+        <w:rPr>
+          <w:rFonts w:cs="Times New Roman"/>
+        </w:rPr>
+        <w:t>(Rinttilä et al., 2004)</w:t>
+      </w:r>
+      <w:r>
+        <w:rPr>
+          <w:rFonts w:cs="Times New Roman"/>
+          <w:szCs w:val="24"/>
+          <w:lang w:val="en-GB"/>
+        </w:rPr>
+        <w:fldChar w:fldCharType="end"/>
+      </w:r>
+      <w:r>
+        <w:rPr>
+          <w:rFonts w:cs="Times New Roman"/>
+          <w:szCs w:val="24"/>
+          <w:lang w:val="en-GB"/>
+        </w:rPr>
+        <w:t xml:space="preserve">. The reaction volume was 25 µl, consisting of 2.5 µl of diluted DNA, 12.5 µl of </w:t>
+      </w:r>
+      <w:proofErr w:type="spellStart"/>
+      <w:r>
+        <w:rPr>
+          <w:rFonts w:cs="Times New Roman"/>
+          <w:szCs w:val="24"/>
+          <w:lang w:val="en-GB"/>
+        </w:rPr>
+        <w:t>2x</w:t>
+      </w:r>
+      <w:proofErr w:type="spellEnd"/>
+      <w:r>
+        <w:rPr>
+          <w:rFonts w:cs="Times New Roman"/>
+          <w:szCs w:val="24"/>
+          <w:lang w:val="en-GB"/>
+        </w:rPr>
+        <w:t xml:space="preserve"> </w:t>
+      </w:r>
+      <w:proofErr w:type="spellStart"/>
+      <w:r>
+        <w:rPr>
+          <w:rFonts w:cs="Times New Roman"/>
+          <w:szCs w:val="24"/>
+          <w:lang w:val="en-GB"/>
+        </w:rPr>
+        <w:t>EvaGreen</w:t>
+      </w:r>
+      <w:proofErr w:type="spellEnd"/>
+      <w:r>
+        <w:rPr>
+          <w:rFonts w:cs="Times New Roman"/>
+          <w:szCs w:val="24"/>
+          <w:lang w:val="en-GB"/>
+        </w:rPr>
+        <w:t xml:space="preserve"> </w:t>
+      </w:r>
+      <w:proofErr w:type="spellStart"/>
+      <w:r>
+        <w:rPr>
+          <w:rFonts w:cs="Times New Roman"/>
+          <w:szCs w:val="24"/>
+          <w:lang w:val="en-GB"/>
+        </w:rPr>
+        <w:t>Supermix</w:t>
+      </w:r>
+      <w:proofErr w:type="spellEnd"/>
+      <w:r>
+        <w:rPr>
+          <w:rFonts w:cs="Times New Roman"/>
+          <w:szCs w:val="24"/>
+          <w:lang w:val="en-GB"/>
+        </w:rPr>
+        <w:t xml:space="preserve">, 0.5 µl of each 10 µM primer, and 9 µl of nuclease-free water. Droplets were generated using the </w:t>
+      </w:r>
+      <w:proofErr w:type="spellStart"/>
+      <w:r>
+        <w:rPr>
+          <w:rFonts w:cs="Times New Roman"/>
+          <w:szCs w:val="24"/>
+          <w:lang w:val="en-GB"/>
+        </w:rPr>
+        <w:t>QX200</w:t>
+      </w:r>
+      <w:proofErr w:type="spellEnd"/>
+      <w:r>
+        <w:rPr>
+          <w:rFonts w:cs="Times New Roman"/>
+          <w:szCs w:val="24"/>
+          <w:lang w:val="en-GB"/>
+        </w:rPr>
+        <w:t xml:space="preserve"> Droplet Generator, following the manufacturer’s instructions. The thermal cycling conditions for </w:t>
       </w:r>
       <w:r>
         <w:rPr>
@@ -24828,7 +27278,25 @@
           <w:szCs w:val="24"/>
           <w:lang w:val="en-GB"/>
         </w:rPr>
-        <w:t xml:space="preserve"> 16S rRNA were enzyme activation at 95 °C for 5 minutes, followed by 40 cycles of denaturation at 95 °C for 30 seconds, annealing and elongation at 60 °C for 60 seconds, and signal stabilization at 4 °C for 5 minutes and 90 °C for 5 min. </w:t>
+        <w:t xml:space="preserve"> </w:t>
+      </w:r>
+      <w:proofErr w:type="spellStart"/>
+      <w:r>
+        <w:rPr>
+          <w:rFonts w:cs="Times New Roman"/>
+          <w:szCs w:val="24"/>
+          <w:lang w:val="en-GB"/>
+        </w:rPr>
+        <w:t>16S</w:t>
+      </w:r>
+      <w:proofErr w:type="spellEnd"/>
+      <w:r>
+        <w:rPr>
+          <w:rFonts w:cs="Times New Roman"/>
+          <w:szCs w:val="24"/>
+          <w:lang w:val="en-GB"/>
+        </w:rPr>
+        <w:t xml:space="preserve"> rRNA were enzyme activation at 95 °C for 5 minutes, followed by 40 cycles of denaturation at 95 °C for 30 seconds, annealing and elongation at 60 °C for 60 seconds, and signal stabilization at 4 °C for 5 minutes and 90 °C for 5 min. </w:t>
       </w:r>
     </w:p>
     <w:p>
@@ -24845,7 +27313,43 @@
           <w:szCs w:val="24"/>
           <w:lang w:val="en-GB"/>
         </w:rPr>
-        <w:t xml:space="preserve">Absolute quantification was performed using QuantaSoft software v7.4.1, with a minimum threshold of 10,000 droplets per sample. We calculated the copy number of target amplicon in each sample with Equation 1. </w:t>
+        <w:t xml:space="preserve">Absolute quantification was performed using </w:t>
+      </w:r>
+      <w:proofErr w:type="spellStart"/>
+      <w:r>
+        <w:rPr>
+          <w:rFonts w:cs="Times New Roman"/>
+          <w:szCs w:val="24"/>
+          <w:lang w:val="en-GB"/>
+        </w:rPr>
+        <w:t>QuantaSoft</w:t>
+      </w:r>
+      <w:proofErr w:type="spellEnd"/>
+      <w:r>
+        <w:rPr>
+          <w:rFonts w:cs="Times New Roman"/>
+          <w:szCs w:val="24"/>
+          <w:lang w:val="en-GB"/>
+        </w:rPr>
+        <w:t xml:space="preserve"> software </w:t>
+      </w:r>
+      <w:proofErr w:type="spellStart"/>
+      <w:r>
+        <w:rPr>
+          <w:rFonts w:cs="Times New Roman"/>
+          <w:szCs w:val="24"/>
+          <w:lang w:val="en-GB"/>
+        </w:rPr>
+        <w:t>v7.4.1</w:t>
+      </w:r>
+      <w:proofErr w:type="spellEnd"/>
+      <w:r>
+        <w:rPr>
+          <w:rFonts w:cs="Times New Roman"/>
+          <w:szCs w:val="24"/>
+          <w:lang w:val="en-GB"/>
+        </w:rPr>
+        <w:t xml:space="preserve">, with a minimum threshold of 10,000 droplets per sample. We calculated the copy number of target amplicon in each sample with Equation 1. </w:t>
       </w:r>
     </w:p>
     <w:p>
@@ -25199,7 +27703,25 @@
           <w:szCs w:val="24"/>
           <w:lang w:val="en-GB"/>
         </w:rPr>
-        <w:t xml:space="preserve"> 16S rRNA gene in the sample. </w:t>
+        <w:t xml:space="preserve"> </w:t>
+      </w:r>
+      <w:proofErr w:type="spellStart"/>
+      <w:r>
+        <w:rPr>
+          <w:rFonts w:cs="Times New Roman"/>
+          <w:szCs w:val="24"/>
+          <w:lang w:val="en-GB"/>
+        </w:rPr>
+        <w:t>16S</w:t>
+      </w:r>
+      <w:proofErr w:type="spellEnd"/>
+      <w:r>
+        <w:rPr>
+          <w:rFonts w:cs="Times New Roman"/>
+          <w:szCs w:val="24"/>
+          <w:lang w:val="en-GB"/>
+        </w:rPr>
+        <w:t xml:space="preserve"> rRNA gene in the sample. </w:t>
       </w:r>
     </w:p>
     <w:p>
@@ -25217,19 +27739,43 @@
         </w:rPr>
         <w:t xml:space="preserve">3.1.3 Isolation efficiency of </w:t>
       </w:r>
+      <w:proofErr w:type="spellStart"/>
       <w:r>
         <w:rPr>
           <w:i/>
           <w:iCs/>
           <w:lang w:val="en-GB"/>
         </w:rPr>
-        <w:t>Clostridioides difficile</w:t>
-      </w:r>
-      <w:r>
-        <w:rPr>
-          <w:lang w:val="en-GB"/>
-        </w:rPr>
-        <w:t xml:space="preserve"> spores using the PowerFecal protocol</w:t>
+        <w:t>Clostridioides</w:t>
+      </w:r>
+      <w:proofErr w:type="spellEnd"/>
+      <w:r>
+        <w:rPr>
+          <w:i/>
+          <w:iCs/>
+          <w:lang w:val="en-GB"/>
+        </w:rPr>
+        <w:t xml:space="preserve"> difficile</w:t>
+      </w:r>
+      <w:r>
+        <w:rPr>
+          <w:lang w:val="en-GB"/>
+        </w:rPr>
+        <w:t xml:space="preserve"> spores using the </w:t>
+      </w:r>
+      <w:proofErr w:type="spellStart"/>
+      <w:r>
+        <w:rPr>
+          <w:lang w:val="en-GB"/>
+        </w:rPr>
+        <w:t>PowerFecal</w:t>
+      </w:r>
+      <w:proofErr w:type="spellEnd"/>
+      <w:r>
+        <w:rPr>
+          <w:lang w:val="en-GB"/>
+        </w:rPr>
+        <w:t xml:space="preserve"> protocol</w:t>
       </w:r>
       <w:bookmarkEnd w:id="11"/>
       <w:bookmarkEnd w:id="12"/>
@@ -25254,7 +27800,25 @@
           <w:szCs w:val="24"/>
           <w:lang w:val="en-GB"/>
         </w:rPr>
-        <w:t xml:space="preserve">We used two different isolation protocols for isolation of DNA from bulk microbiota and ethanol treated samples. This decision was based on the fact PowerFecal has a spin-column to which to much DNA binds and we got insufficient DNA concentrations after ethanol shock and EMA treatment. To confirm that we isolated both vegetative cells and spores with bulk microbiota protocol, we added </w:t>
+        <w:t xml:space="preserve">We used two different isolation protocols for isolation of DNA from bulk microbiota and ethanol treated samples. This decision was based on the fact </w:t>
+      </w:r>
+      <w:proofErr w:type="spellStart"/>
+      <w:r>
+        <w:rPr>
+          <w:rFonts w:cs="Times New Roman"/>
+          <w:szCs w:val="24"/>
+          <w:lang w:val="en-GB"/>
+        </w:rPr>
+        <w:t>PowerFecal</w:t>
+      </w:r>
+      <w:proofErr w:type="spellEnd"/>
+      <w:r>
+        <w:rPr>
+          <w:rFonts w:cs="Times New Roman"/>
+          <w:szCs w:val="24"/>
+          <w:lang w:val="en-GB"/>
+        </w:rPr>
+        <w:t xml:space="preserve"> has a spin-column to which to much DNA binds and we got insufficient DNA concentrations after ethanol shock and EMA treatment. To confirm that we isolated both vegetative cells and spores with bulk microbiota protocol, we added </w:t>
       </w:r>
       <w:r>
         <w:rPr>
@@ -25292,6 +27856,7 @@
         </w:rPr>
         <w:t xml:space="preserve"> negative stool sample and measured the absolute amount of the </w:t>
       </w:r>
+      <w:proofErr w:type="spellStart"/>
       <w:r>
         <w:rPr>
           <w:rFonts w:cs="Times New Roman"/>
@@ -25302,13 +27867,50 @@
         </w:rPr>
         <w:t>C.difficile</w:t>
       </w:r>
+      <w:proofErr w:type="spellEnd"/>
       <w:r>
         <w:rPr>
           <w:rFonts w:cs="Times New Roman"/>
           <w:szCs w:val="24"/>
           <w:lang w:val="en-GB"/>
         </w:rPr>
-        <w:t xml:space="preserve">-specific 16S rRNA amplicon with ddPCR after isolation of DNA. The copy number of </w:t>
+        <w:t xml:space="preserve">-specific </w:t>
+      </w:r>
+      <w:proofErr w:type="spellStart"/>
+      <w:r>
+        <w:rPr>
+          <w:rFonts w:cs="Times New Roman"/>
+          <w:szCs w:val="24"/>
+          <w:lang w:val="en-GB"/>
+        </w:rPr>
+        <w:t>16S</w:t>
+      </w:r>
+      <w:proofErr w:type="spellEnd"/>
+      <w:r>
+        <w:rPr>
+          <w:rFonts w:cs="Times New Roman"/>
+          <w:szCs w:val="24"/>
+          <w:lang w:val="en-GB"/>
+        </w:rPr>
+        <w:t xml:space="preserve"> rRNA amplicon with </w:t>
+      </w:r>
+      <w:proofErr w:type="spellStart"/>
+      <w:r>
+        <w:rPr>
+          <w:rFonts w:cs="Times New Roman"/>
+          <w:szCs w:val="24"/>
+          <w:lang w:val="en-GB"/>
+        </w:rPr>
+        <w:t>ddPCR</w:t>
+      </w:r>
+      <w:proofErr w:type="spellEnd"/>
+      <w:r>
+        <w:rPr>
+          <w:rFonts w:cs="Times New Roman"/>
+          <w:szCs w:val="24"/>
+          <w:lang w:val="en-GB"/>
+        </w:rPr>
+        <w:t xml:space="preserve"> after isolation of DNA. The copy number of </w:t>
       </w:r>
       <w:r>
         <w:rPr>
@@ -25389,7 +27991,7 @@
                     </pic:cNvPicPr>
                   </pic:nvPicPr>
                   <pic:blipFill>
-                    <a:blip r:embed="rId23" cstate="print">
+                    <a:blip r:embed="rId26" cstate="print">
                       <a:extLst>
                         <a:ext uri="{28A0092B-C50C-407E-A947-70E740481C1C}">
                           <a14:useLocalDpi xmlns:a14="http://schemas.microsoft.com/office/drawing/2010/main" val="0"/>
@@ -25450,7 +28052,23 @@
           <w:b/>
           <w:bCs/>
         </w:rPr>
-        <w:t xml:space="preserve">spore isolation with PowerFecal protocol compared to </w:t>
+        <w:t xml:space="preserve">spore isolation with </w:t>
+      </w:r>
+      <w:proofErr w:type="spellStart"/>
+      <w:r>
+        <w:rPr>
+          <w:b/>
+          <w:bCs/>
+        </w:rPr>
+        <w:t>PowerFecal</w:t>
+      </w:r>
+      <w:proofErr w:type="spellEnd"/>
+      <w:r>
+        <w:rPr>
+          <w:b/>
+          <w:bCs/>
+        </w:rPr>
+        <w:t xml:space="preserve"> protocol compared to </w:t>
       </w:r>
       <w:r>
         <w:rPr>
